--- a/hashjoin-cpu/docs/COURSE_REPORT.docx
+++ b/hashjoin-cpu/docs/COURSE_REPORT.docx
@@ -25,7 +25,7 @@
         <w:pStyle w:val="FirstParagraph"/>
       </w:pPr>
       <w:r>
-        <w:t xml:space="preserve">本课程项目以 ETH Zurich VLDB 2013 main-memory hash join 开源代码为基础，将本学期练习、期中报告和期末报告统一整合到同一个 hashjoin 框架中。CPU 端实验通过命令行开关选择不同算法；GPU 端实验可作为独立扩展项目提交。</w:t>
+        <w:t xml:space="preserve">本课程项目以 ETH Zurich VLDB 2013 main-memory hash join 开源代码为基础，将本学期练习、期中报告和期末报告统一整合到同一个 hashjoin 框架中。CPU 端实验通过命令行开关选择不同算法；GPU 端 TPC-H Q5 实验作为同一课程仓库中的独立扩展项目提交。</w:t>
       </w:r>
     </w:p>
     <w:p>
@@ -33,7 +33,7 @@
         <w:pStyle w:val="BodyText"/>
       </w:pPr>
       <w:r>
-        <w:t xml:space="preserve">开源项目链接建议使用个人 fork：</w:t>
+        <w:t xml:space="preserve">开源项目链接：</w:t>
       </w:r>
     </w:p>
     <w:p>
@@ -44,7 +44,7 @@
         <w:rPr>
           <w:rStyle w:val="VerbatimChar"/>
         </w:rPr>
-        <w:t xml:space="preserve">https://github.com/zihuanxu/vldb13-eth-hashjoin</w:t>
+        <w:t xml:space="preserve">https://github.com/zihuanxu/db-tpch-q5</w:t>
       </w:r>
     </w:p>
     <w:p>
@@ -52,26 +52,37 @@
         <w:pStyle w:val="FirstParagraph"/>
       </w:pPr>
       <w:r>
-        <w:t xml:space="preserve">当前本地远端仍是原始上游：</w:t>
-      </w:r>
-    </w:p>
-    <w:p>
-      <w:pPr>
-        <w:pStyle w:val="SourceCode"/>
-      </w:pPr>
+        <w:t xml:space="preserve">其中 CPU hashjoin 代码、实验脚本和报告位于</w:t>
+      </w:r>
+      <w:r>
+        <w:t xml:space="preserve"> </w:t>
+      </w:r>
       <w:r>
         <w:rPr>
           <w:rStyle w:val="VerbatimChar"/>
         </w:rPr>
-        <w:t xml:space="preserve">https://github.com/mars-research/vldb13-eth-hashjoin.git</w:t>
-      </w:r>
-    </w:p>
-    <w:p>
-      <w:pPr>
-        <w:pStyle w:val="FirstParagraph"/>
-      </w:pPr>
-      <w:r>
-        <w:t xml:space="preserve">提交前需要把远端改为个人仓库或 fork，并推送本项目分支。</w:t>
+        <w:t xml:space="preserve">hashjoin-cpu/</w:t>
+      </w:r>
+      <w:r>
+        <w:t xml:space="preserve"> </w:t>
+      </w:r>
+      <w:r>
+        <w:t xml:space="preserve">子目录；TPC-H Q5/GPU 代码、实验脚本和报告位于仓库根目录及</w:t>
+      </w:r>
+      <w:r>
+        <w:t xml:space="preserve"> </w:t>
+      </w:r>
+      <w:r>
+        <w:rPr>
+          <w:rStyle w:val="VerbatimChar"/>
+        </w:rPr>
+        <w:t xml:space="preserve">docs/</w:t>
+      </w:r>
+      <w:r>
+        <w:t xml:space="preserve"> </w:t>
+      </w:r>
+      <w:r>
+        <w:t xml:space="preserve">目录。</w:t>
       </w:r>
     </w:p>
     <w:bookmarkEnd w:id="20"/>
@@ -6004,7 +6015,19 @@
         <w:pStyle w:val="Compact"/>
       </w:pPr>
       <w:r>
-        <w:t xml:space="preserve">GPU 端实验不在本仓库内，若课程最终要求一起提交，应作为单独 GPU 项目链接或附件补充。</w:t>
+        <w:t xml:space="preserve">GPU 端实验位于同一整合仓库根目录，最终报告为</w:t>
+      </w:r>
+      <w:r>
+        <w:t xml:space="preserve"> </w:t>
+      </w:r>
+      <w:r>
+        <w:rPr>
+          <w:rStyle w:val="VerbatimChar"/>
+        </w:rPr>
+        <w:t xml:space="preserve">docs/FINAL_REPORT.md/.docx</w:t>
+      </w:r>
+      <w:r>
+        <w:t xml:space="preserve">。</w:t>
       </w:r>
     </w:p>
     <w:bookmarkEnd w:id="38"/>

--- a/hashjoin-cpu/docs/COURSE_REPORT.docx
+++ b/hashjoin-cpu/docs/COURSE_REPORT.docx
@@ -2,22 +2,22 @@
 <file path=word/document.xml><?xml version="1.0" encoding="utf-8"?>
 <w:document xmlns:w="http://schemas.openxmlformats.org/wordprocessingml/2006/main" xmlns:m="http://schemas.openxmlformats.org/officeDocument/2006/math" xmlns:r="http://schemas.openxmlformats.org/officeDocument/2006/relationships" xmlns:o="urn:schemas-microsoft-com:office:office" xmlns:v="urn:schemas-microsoft-com:vml" xmlns:w10="urn:schemas-microsoft-com:office:word" xmlns:a="http://schemas.openxmlformats.org/drawingml/2006/main" xmlns:pic="http://schemas.openxmlformats.org/drawingml/2006/picture" xmlns:wp="http://schemas.openxmlformats.org/drawingml/2006/wordprocessingDrawing">
   <w:body>
-    <w:bookmarkStart w:id="40" w:name="内存连接算法课程统一报告"/>
+    <w:bookmarkStart w:id="45" w:name="内存连接算法课程完整报告"/>
     <w:p>
       <w:pPr>
         <w:pStyle w:val="Heading1"/>
       </w:pPr>
       <w:r>
-        <w:t xml:space="preserve">内存连接算法课程统一报告</w:t>
-      </w:r>
-    </w:p>
-    <w:bookmarkStart w:id="20" w:name="项目信息"/>
+        <w:t xml:space="preserve">内存连接算法课程完整报告</w:t>
+      </w:r>
+    </w:p>
+    <w:bookmarkStart w:id="20" w:name="摘要"/>
     <w:p>
       <w:pPr>
         <w:pStyle w:val="Heading2"/>
       </w:pPr>
       <w:r>
-        <w:t xml:space="preserve">1. 项目信息</w:t>
+        <w:t xml:space="preserve">摘要</w:t>
       </w:r>
     </w:p>
     <w:p>
@@ -25,7 +25,7 @@
         <w:pStyle w:val="FirstParagraph"/>
       </w:pPr>
       <w:r>
-        <w:t xml:space="preserve">本课程项目以 ETH Zurich VLDB 2013 main-memory hash join 开源代码为基础，将本学期练习、期中报告和期末报告统一整合到同一个 hashjoin 框架中。CPU 端实验通过命令行开关选择不同算法；GPU 端 TPC-H Q5 实验作为同一课程仓库中的独立扩展项目提交。</w:t>
+        <w:t xml:space="preserve">本报告按照课程推进顺序整理本学期工作：先通过平常实验观察硬件内存层次和 NUMA 对连接算法的影响，再在期中阶段把二表连接扩展到三表 star join，最后在期末阶段系统比较 NPO、PRO、sort-merge、VJ 和 PRVJ 等连接算法在不同数据规模下的吞吐、空间开销和 cache/TLB 行为。</w:t>
       </w:r>
     </w:p>
     <w:p>
@@ -33,6 +33,41 @@
         <w:pStyle w:val="BodyText"/>
       </w:pPr>
       <w:r>
+        <w:t xml:space="preserve">工程实现基于 ETH Zurich VLDB 2013 main-memory hash join 开源代码框架扩展。所有 CPU 端算法统一保留在</w:t>
+      </w:r>
+      <w:r>
+        <w:t xml:space="preserve"> </w:t>
+      </w:r>
+      <w:r>
+        <w:rPr>
+          <w:rStyle w:val="VerbatimChar"/>
+        </w:rPr>
+        <w:t xml:space="preserve">hashjoin-cpu/</w:t>
+      </w:r>
+      <w:r>
+        <w:t xml:space="preserve"> </w:t>
+      </w:r>
+      <w:r>
+        <w:t xml:space="preserve">目录下，通过命令行参数选择算法和实验配置。GPU 端 TPC-H Q5 实验作为同一 GitHub 仓库中的独立扩展项目提交，最终报告位于仓库根目录</w:t>
+      </w:r>
+      <w:r>
+        <w:t xml:space="preserve"> </w:t>
+      </w:r>
+      <w:r>
+        <w:rPr>
+          <w:rStyle w:val="VerbatimChar"/>
+        </w:rPr>
+        <w:t xml:space="preserve">docs/</w:t>
+      </w:r>
+      <w:r>
+        <w:t xml:space="preserve">。</w:t>
+      </w:r>
+    </w:p>
+    <w:p>
+      <w:pPr>
+        <w:pStyle w:val="BodyText"/>
+      </w:pPr>
+      <w:r>
         <w:t xml:space="preserve">开源项目链接：</w:t>
       </w:r>
     </w:p>
@@ -52,47 +87,7 @@
         <w:pStyle w:val="FirstParagraph"/>
       </w:pPr>
       <w:r>
-        <w:t xml:space="preserve">其中 CPU hashjoin 代码、实验脚本和报告位于</w:t>
-      </w:r>
-      <w:r>
-        <w:t xml:space="preserve"> </w:t>
-      </w:r>
-      <w:r>
-        <w:rPr>
-          <w:rStyle w:val="VerbatimChar"/>
-        </w:rPr>
-        <w:t xml:space="preserve">hashjoin-cpu/</w:t>
-      </w:r>
-      <w:r>
-        <w:t xml:space="preserve"> </w:t>
-      </w:r>
-      <w:r>
-        <w:t xml:space="preserve">子目录；TPC-H Q5/GPU 代码、实验脚本和报告位于仓库根目录及</w:t>
-      </w:r>
-      <w:r>
-        <w:t xml:space="preserve"> </w:t>
-      </w:r>
-      <w:r>
-        <w:rPr>
-          <w:rStyle w:val="VerbatimChar"/>
-        </w:rPr>
-        <w:t xml:space="preserve">docs/</w:t>
-      </w:r>
-      <w:r>
-        <w:t xml:space="preserve"> </w:t>
-      </w:r>
-      <w:r>
-        <w:t xml:space="preserve">目录。</w:t>
-      </w:r>
-    </w:p>
-    <w:bookmarkEnd w:id="20"/>
-    <w:bookmarkStart w:id="21" w:name="作业要求对照"/>
-    <w:p>
-      <w:pPr>
-        <w:pStyle w:val="Heading2"/>
-      </w:pPr>
-      <w:r>
-        <w:t xml:space="preserve">2. 作业要求对照</w:t>
+        <w:t xml:space="preserve">本报告的定位是统一课程报告；单独的期中和期末详细报告作为附件保留：</w:t>
       </w:r>
     </w:p>
     <w:tbl>
@@ -110,18 +105,7 @@
               <w:jc w:val="left"/>
             </w:pPr>
             <w:r>
-              <w:t xml:space="preserve">要求</w:t>
-            </w:r>
-          </w:p>
-        </w:tc>
-        <w:tc>
-          <w:p>
-            <w:pPr>
-              <w:pStyle w:val="Compact"/>
-              <w:jc w:val="left"/>
-            </w:pPr>
-            <w:r>
-              <w:t xml:space="preserve">完成情况</w:t>
+              <w:t xml:space="preserve">文档</w:t>
             </w:r>
           </w:p>
         </w:tc>
@@ -145,18 +129,7 @@
               <w:jc w:val="left"/>
             </w:pPr>
             <w:r>
-              <w:t xml:space="preserve">扩展 hashjoin 开源框架</w:t>
-            </w:r>
-          </w:p>
-        </w:tc>
-        <w:tc>
-          <w:p>
-            <w:pPr>
-              <w:pStyle w:val="Compact"/>
-              <w:jc w:val="left"/>
-            </w:pPr>
-            <w:r>
-              <w:t xml:space="preserve">已完成</w:t>
+              <w:t xml:space="preserve">统一课程报告</w:t>
             </w:r>
           </w:p>
         </w:tc>
@@ -170,16 +143,34 @@
               <w:rPr>
                 <w:rStyle w:val="VerbatimChar"/>
               </w:rPr>
-              <w:t xml:space="preserve">src/</w:t>
-            </w:r>
-            <w:r>
-              <w:t xml:space="preserve">、</w:t>
-            </w:r>
+              <w:t xml:space="preserve">hashjoin-cpu/docs/COURSE_REPORT.md/.docx</w:t>
+            </w:r>
+          </w:p>
+        </w:tc>
+      </w:tr>
+      <w:tr>
+        <w:tc>
+          <w:p>
+            <w:pPr>
+              <w:pStyle w:val="Compact"/>
+              <w:jc w:val="left"/>
+            </w:pPr>
+            <w:r>
+              <w:t xml:space="preserve">期中 Star Join 报告</w:t>
+            </w:r>
+          </w:p>
+        </w:tc>
+        <w:tc>
+          <w:p>
+            <w:pPr>
+              <w:pStyle w:val="Compact"/>
+              <w:jc w:val="left"/>
+            </w:pPr>
             <w:r>
               <w:rPr>
                 <w:rStyle w:val="VerbatimChar"/>
               </w:rPr>
-              <w:t xml:space="preserve">scripts/</w:t>
+              <w:t xml:space="preserve">hashjoin-cpu/docs/MIDTERM_REPORT.md/.docx</w:t>
             </w:r>
           </w:p>
         </w:tc>
@@ -192,18 +183,7 @@
               <w:jc w:val="left"/>
             </w:pPr>
             <w:r>
-              <w:t xml:space="preserve">通过算法开关执行测试</w:t>
-            </w:r>
-          </w:p>
-        </w:tc>
-        <w:tc>
-          <w:p>
-            <w:pPr>
-              <w:pStyle w:val="Compact"/>
-              <w:jc w:val="left"/>
-            </w:pPr>
-            <w:r>
-              <w:t xml:space="preserve">已完成</w:t>
+              <w:t xml:space="preserve">期末 CPU hashjoin 报告</w:t>
             </w:r>
           </w:p>
         </w:tc>
@@ -217,284 +197,113 @@
               <w:rPr>
                 <w:rStyle w:val="VerbatimChar"/>
               </w:rPr>
-              <w:t xml:space="preserve">-a VJ/PRVJ/sort-merge</w:t>
-            </w:r>
-            <w:r>
-              <w:t xml:space="preserve">、</w:t>
-            </w:r>
+              <w:t xml:space="preserve">hashjoin-cpu/docs/EXPERIMENT_REPORT.md/.docx</w:t>
+            </w:r>
+          </w:p>
+        </w:tc>
+      </w:tr>
+      <w:tr>
+        <w:tc>
+          <w:p>
+            <w:pPr>
+              <w:pStyle w:val="Compact"/>
+              <w:jc w:val="left"/>
+            </w:pPr>
+            <w:r>
+              <w:t xml:space="preserve">TPC-H Q5/GPU 扩展报告</w:t>
+            </w:r>
+          </w:p>
+        </w:tc>
+        <w:tc>
+          <w:p>
+            <w:pPr>
+              <w:pStyle w:val="Compact"/>
+              <w:jc w:val="left"/>
+            </w:pPr>
             <w:r>
               <w:rPr>
                 <w:rStyle w:val="VerbatimChar"/>
               </w:rPr>
-              <w:t xml:space="preserve">--starjoin=...</w:t>
-            </w:r>
-          </w:p>
-        </w:tc>
-      </w:tr>
-      <w:tr>
-        <w:tc>
-          <w:p>
-            <w:pPr>
-              <w:pStyle w:val="Compact"/>
-              <w:jc w:val="left"/>
-            </w:pPr>
-            <w:r>
-              <w:t xml:space="preserve">前期硬件实验</w:t>
-            </w:r>
-          </w:p>
-        </w:tc>
-        <w:tc>
-          <w:p>
-            <w:pPr>
-              <w:pStyle w:val="Compact"/>
-              <w:jc w:val="left"/>
-            </w:pPr>
-            <w:r>
-              <w:t xml:space="preserve">已完成</w:t>
-            </w:r>
-          </w:p>
-        </w:tc>
-        <w:tc>
-          <w:p>
-            <w:pPr>
-              <w:pStyle w:val="Compact"/>
-              <w:jc w:val="left"/>
-            </w:pPr>
-            <w:r>
-              <w:rPr>
-                <w:rStyle w:val="VerbatimChar"/>
-              </w:rPr>
-              <w:t xml:space="preserve">docs/data/mlc_*.txt</w:t>
-            </w:r>
-            <w:r>
-              <w:t xml:space="preserve">、</w:t>
-            </w:r>
-            <w:r>
-              <w:rPr>
-                <w:rStyle w:val="VerbatimChar"/>
-              </w:rPr>
-              <w:t xml:space="preserve">docs/data/numa_comparison.csv</w:t>
-            </w:r>
-          </w:p>
-        </w:tc>
-      </w:tr>
-      <w:tr>
-        <w:tc>
-          <w:p>
-            <w:pPr>
-              <w:pStyle w:val="Compact"/>
-              <w:jc w:val="left"/>
-            </w:pPr>
-            <w:r>
-              <w:t xml:space="preserve">期中 starjoin 报告</w:t>
-            </w:r>
-          </w:p>
-        </w:tc>
-        <w:tc>
-          <w:p>
-            <w:pPr>
-              <w:pStyle w:val="Compact"/>
-              <w:jc w:val="left"/>
-            </w:pPr>
-            <w:r>
-              <w:t xml:space="preserve">已完成</w:t>
-            </w:r>
-          </w:p>
-        </w:tc>
-        <w:tc>
-          <w:p>
-            <w:pPr>
-              <w:pStyle w:val="Compact"/>
-              <w:jc w:val="left"/>
-            </w:pPr>
-            <w:r>
-              <w:rPr>
-                <w:rStyle w:val="VerbatimChar"/>
-              </w:rPr>
-              <w:t xml:space="preserve">docs/MIDTERM_REPORT.md/.docx</w:t>
-            </w:r>
-          </w:p>
-        </w:tc>
-      </w:tr>
-      <w:tr>
-        <w:tc>
-          <w:p>
-            <w:pPr>
-              <w:pStyle w:val="Compact"/>
-              <w:jc w:val="left"/>
-            </w:pPr>
-            <w:r>
-              <w:t xml:space="preserve">期末 full sweep 报告</w:t>
-            </w:r>
-          </w:p>
-        </w:tc>
-        <w:tc>
-          <w:p>
-            <w:pPr>
-              <w:pStyle w:val="Compact"/>
-              <w:jc w:val="left"/>
-            </w:pPr>
-            <w:r>
-              <w:t xml:space="preserve">已完成</w:t>
-            </w:r>
-          </w:p>
-        </w:tc>
-        <w:tc>
-          <w:p>
-            <w:pPr>
-              <w:pStyle w:val="Compact"/>
-              <w:jc w:val="left"/>
-            </w:pPr>
-            <w:r>
-              <w:rPr>
-                <w:rStyle w:val="VerbatimChar"/>
-              </w:rPr>
-              <w:t xml:space="preserve">docs/EXPERIMENT_REPORT.md/.docx</w:t>
-            </w:r>
-          </w:p>
-        </w:tc>
-      </w:tr>
-      <w:tr>
-        <w:tc>
-          <w:p>
-            <w:pPr>
-              <w:pStyle w:val="Compact"/>
-              <w:jc w:val="left"/>
-            </w:pPr>
-            <w:r>
-              <w:t xml:space="preserve">统一课程报告</w:t>
-            </w:r>
-          </w:p>
-        </w:tc>
-        <w:tc>
-          <w:p>
-            <w:pPr>
-              <w:pStyle w:val="Compact"/>
-              <w:jc w:val="left"/>
-            </w:pPr>
-            <w:r>
-              <w:t xml:space="preserve">已完成</w:t>
-            </w:r>
-          </w:p>
-        </w:tc>
-        <w:tc>
-          <w:p>
-            <w:pPr>
-              <w:pStyle w:val="Compact"/>
-              <w:jc w:val="left"/>
-            </w:pPr>
-            <w:r>
-              <w:rPr>
-                <w:rStyle w:val="VerbatimChar"/>
-              </w:rPr>
-              <w:t xml:space="preserve">docs/COURSE_REPORT.md/.docx</w:t>
-            </w:r>
-          </w:p>
-        </w:tc>
-      </w:tr>
-      <w:tr>
-        <w:tc>
-          <w:p>
-            <w:pPr>
-              <w:pStyle w:val="Compact"/>
-              <w:jc w:val="left"/>
-            </w:pPr>
-            <w:r>
-              <w:t xml:space="preserve">原始数据和图</w:t>
-            </w:r>
-          </w:p>
-        </w:tc>
-        <w:tc>
-          <w:p>
-            <w:pPr>
-              <w:pStyle w:val="Compact"/>
-              <w:jc w:val="left"/>
-            </w:pPr>
-            <w:r>
-              <w:t xml:space="preserve">已完成</w:t>
-            </w:r>
-          </w:p>
-        </w:tc>
-        <w:tc>
-          <w:p>
-            <w:pPr>
-              <w:pStyle w:val="Compact"/>
-              <w:jc w:val="left"/>
-            </w:pPr>
-            <w:r>
-              <w:rPr>
-                <w:rStyle w:val="VerbatimChar"/>
-              </w:rPr>
-              <w:t xml:space="preserve">docs/data/</w:t>
-            </w:r>
-            <w:r>
-              <w:t xml:space="preserve">、</w:t>
-            </w:r>
-            <w:r>
-              <w:rPr>
-                <w:rStyle w:val="VerbatimChar"/>
-              </w:rPr>
-              <w:t xml:space="preserve">docs/assets/</w:t>
-            </w:r>
-          </w:p>
-        </w:tc>
-      </w:tr>
-      <w:tr>
-        <w:tc>
-          <w:p>
-            <w:pPr>
-              <w:pStyle w:val="Compact"/>
-              <w:jc w:val="left"/>
-            </w:pPr>
-            <w:r>
-              <w:t xml:space="preserve">代码打包</w:t>
-            </w:r>
-          </w:p>
-        </w:tc>
-        <w:tc>
-          <w:p>
-            <w:pPr>
-              <w:pStyle w:val="Compact"/>
-              <w:jc w:val="left"/>
-            </w:pPr>
-            <w:r>
-              <w:t xml:space="preserve">已准备</w:t>
-            </w:r>
-          </w:p>
-        </w:tc>
-        <w:tc>
-          <w:p>
-            <w:pPr>
-              <w:pStyle w:val="Compact"/>
-              <w:jc w:val="left"/>
-            </w:pPr>
-            <w:r>
-              <w:rPr>
-                <w:rStyle w:val="VerbatimChar"/>
-              </w:rPr>
-              <w:t xml:space="preserve">deliverables/hashjoin-course-deliverable.tar.gz</w:t>
+              <w:t xml:space="preserve">docs/FINAL_REPORT.md/.docx</w:t>
             </w:r>
           </w:p>
         </w:tc>
       </w:tr>
     </w:tbl>
+    <w:bookmarkEnd w:id="20"/>
+    <w:bookmarkStart w:id="21" w:name="研究主线"/>
+    <w:p>
+      <w:pPr>
+        <w:pStyle w:val="Heading2"/>
+      </w:pPr>
+      <w:r>
+        <w:t xml:space="preserve">1. 研究主线</w:t>
+      </w:r>
+    </w:p>
+    <w:p>
+      <w:pPr>
+        <w:pStyle w:val="FirstParagraph"/>
+      </w:pPr>
+      <w:r>
+        <w:t xml:space="preserve">本学期实验围绕一个核心问题展开：内存数据库连接算法的性能瓶颈究竟来自哪里，算法设计应该如何适配现代多核 NUMA 机器的内存层次。</w:t>
+      </w:r>
+    </w:p>
+    <w:p>
+      <w:pPr>
+        <w:pStyle w:val="BodyText"/>
+      </w:pPr>
+      <w:r>
+        <w:t xml:space="preserve">平常实验先从硬件出发。MLC 和 NUMA 对比表明，本地内存与远端内存的访问代价差异很大；同一个连接算法在不同内存放置策略下会有明显性能变化。这一阶段的结论是：连接算法不能只比较计算复杂度，还必须分析内存访问模式、数据放置和 cache locality。</w:t>
+      </w:r>
+    </w:p>
+    <w:p>
+      <w:pPr>
+        <w:pStyle w:val="BodyText"/>
+      </w:pPr>
+      <w:r>
+        <w:t xml:space="preserve">期中实验在这个基础上进一步扩展问题规模。二表连接只暴露一次 build/probe，而 star join 需要同时访问事实表和多个维表。该实验用于观察 pipeline hash join、partitioned/materialized join 和 vector index join 在多表连接中的差异。结果显示，当维表主键连续且范围可控时，VJ 能把 hash probe 变成数组访问，在性能和空间上都明显优于 NPO 和 PRO。</w:t>
+      </w:r>
+    </w:p>
+    <w:p>
+      <w:pPr>
+        <w:pStyle w:val="BodyText"/>
+      </w:pPr>
+      <w:r>
+        <w:t xml:space="preserve">期末实验继续追问 VJ 的边界。VJ 在小 key range 下很快，但它的 vector index 工作集会随</w:t>
+      </w:r>
+      <w:r>
+        <w:t xml:space="preserve"> </w:t>
+      </w:r>
+      <w:r>
+        <w:rPr>
+          <w:rStyle w:val="VerbatimChar"/>
+        </w:rPr>
+        <w:t xml:space="preserve">max_key</w:t>
+      </w:r>
+      <w:r>
+        <w:t xml:space="preserve"> </w:t>
+      </w:r>
+      <w:r>
+        <w:t xml:space="preserve">增大。当工作集超过 L3 cache 和 TLB 覆盖能力后，随机数组访问会退化，VJ 性能快速下降。因此期末阶段加入 full sweep、VJ cache-size sweep、perf 计数和 PRVJ 分区实验，最终形成结论：VJ 适合小范围连续 key；大范围场景下，PRVJ 通过 radix partition 缩小局部工作集，能恢复一部分局部性。</w:t>
+      </w:r>
+    </w:p>
     <w:bookmarkEnd w:id="21"/>
-    <w:bookmarkStart w:id="24" w:name="工程扩展"/>
+    <w:bookmarkStart w:id="25" w:name="工程整合"/>
     <w:p>
       <w:pPr>
         <w:pStyle w:val="Heading2"/>
       </w:pPr>
       <w:r>
-        <w:t xml:space="preserve">3. 工程扩展</w:t>
-      </w:r>
-    </w:p>
-    <w:bookmarkStart w:id="22" w:name="算法入口"/>
+        <w:t xml:space="preserve">2. 工程整合</w:t>
+      </w:r>
+    </w:p>
+    <w:bookmarkStart w:id="22" w:name="代码框架"/>
     <w:p>
       <w:pPr>
         <w:pStyle w:val="Heading3"/>
       </w:pPr>
       <w:r>
-        <w:t xml:space="preserve">3.1 算法入口</w:t>
+        <w:t xml:space="preserve">2.1 代码框架</w:t>
       </w:r>
     </w:p>
     <w:p>
@@ -502,536 +311,7 @@
         <w:pStyle w:val="FirstParagraph"/>
       </w:pPr>
       <w:r>
-        <w:t xml:space="preserve">新增或扩展的主要命令行入口如下：</w:t>
-      </w:r>
-    </w:p>
-    <w:p>
-      <w:pPr>
-        <w:pStyle w:val="SourceCode"/>
-      </w:pPr>
-      <w:r>
-        <w:rPr>
-          <w:rStyle w:val="ExtensionTok"/>
-        </w:rPr>
-        <w:t xml:space="preserve">./src/mchashjoins</w:t>
-      </w:r>
-      <w:r>
-        <w:rPr>
-          <w:rStyle w:val="NormalTok"/>
-        </w:rPr>
-        <w:t xml:space="preserve"> </w:t>
-      </w:r>
-      <w:r>
-        <w:rPr>
-          <w:rStyle w:val="AttributeTok"/>
-        </w:rPr>
-        <w:t xml:space="preserve">-a</w:t>
-      </w:r>
-      <w:r>
-        <w:rPr>
-          <w:rStyle w:val="NormalTok"/>
-        </w:rPr>
-        <w:t xml:space="preserve"> NPO</w:t>
-      </w:r>
-      <w:r>
-        <w:br/>
-      </w:r>
-      <w:r>
-        <w:rPr>
-          <w:rStyle w:val="ExtensionTok"/>
-        </w:rPr>
-        <w:t xml:space="preserve">./src/mchashjoins</w:t>
-      </w:r>
-      <w:r>
-        <w:rPr>
-          <w:rStyle w:val="NormalTok"/>
-        </w:rPr>
-        <w:t xml:space="preserve"> </w:t>
-      </w:r>
-      <w:r>
-        <w:rPr>
-          <w:rStyle w:val="AttributeTok"/>
-        </w:rPr>
-        <w:t xml:space="preserve">-a</w:t>
-      </w:r>
-      <w:r>
-        <w:rPr>
-          <w:rStyle w:val="NormalTok"/>
-        </w:rPr>
-        <w:t xml:space="preserve"> PRO</w:t>
-      </w:r>
-      <w:r>
-        <w:br/>
-      </w:r>
-      <w:r>
-        <w:rPr>
-          <w:rStyle w:val="ExtensionTok"/>
-        </w:rPr>
-        <w:t xml:space="preserve">./src/mchashjoins</w:t>
-      </w:r>
-      <w:r>
-        <w:rPr>
-          <w:rStyle w:val="NormalTok"/>
-        </w:rPr>
-        <w:t xml:space="preserve"> </w:t>
-      </w:r>
-      <w:r>
-        <w:rPr>
-          <w:rStyle w:val="AttributeTok"/>
-        </w:rPr>
-        <w:t xml:space="preserve">-a</w:t>
-      </w:r>
-      <w:r>
-        <w:rPr>
-          <w:rStyle w:val="NormalTok"/>
-        </w:rPr>
-        <w:t xml:space="preserve"> sort-merge</w:t>
-      </w:r>
-      <w:r>
-        <w:br/>
-      </w:r>
-      <w:r>
-        <w:rPr>
-          <w:rStyle w:val="ExtensionTok"/>
-        </w:rPr>
-        <w:t xml:space="preserve">./src/mchashjoins</w:t>
-      </w:r>
-      <w:r>
-        <w:rPr>
-          <w:rStyle w:val="NormalTok"/>
-        </w:rPr>
-        <w:t xml:space="preserve"> </w:t>
-      </w:r>
-      <w:r>
-        <w:rPr>
-          <w:rStyle w:val="AttributeTok"/>
-        </w:rPr>
-        <w:t xml:space="preserve">-a</w:t>
-      </w:r>
-      <w:r>
-        <w:rPr>
-          <w:rStyle w:val="NormalTok"/>
-        </w:rPr>
-        <w:t xml:space="preserve"> VJ </w:t>
-      </w:r>
-      <w:r>
-        <w:rPr>
-          <w:rStyle w:val="AttributeTok"/>
-        </w:rPr>
-        <w:t xml:space="preserve">--payload-width</w:t>
-      </w:r>
-      <w:r>
-        <w:rPr>
-          <w:rStyle w:val="OperatorTok"/>
-        </w:rPr>
-        <w:t xml:space="preserve">=</w:t>
-      </w:r>
-      <w:r>
-        <w:rPr>
-          <w:rStyle w:val="NormalTok"/>
-        </w:rPr>
-        <w:t xml:space="preserve">1</w:t>
-      </w:r>
-      <w:r>
-        <w:br/>
-      </w:r>
-      <w:r>
-        <w:rPr>
-          <w:rStyle w:val="ExtensionTok"/>
-        </w:rPr>
-        <w:t xml:space="preserve">./src/mchashjoins</w:t>
-      </w:r>
-      <w:r>
-        <w:rPr>
-          <w:rStyle w:val="NormalTok"/>
-        </w:rPr>
-        <w:t xml:space="preserve"> </w:t>
-      </w:r>
-      <w:r>
-        <w:rPr>
-          <w:rStyle w:val="AttributeTok"/>
-        </w:rPr>
-        <w:t xml:space="preserve">-a</w:t>
-      </w:r>
-      <w:r>
-        <w:rPr>
-          <w:rStyle w:val="NormalTok"/>
-        </w:rPr>
-        <w:t xml:space="preserve"> VJ </w:t>
-      </w:r>
-      <w:r>
-        <w:rPr>
-          <w:rStyle w:val="AttributeTok"/>
-        </w:rPr>
-        <w:t xml:space="preserve">--payload-width</w:t>
-      </w:r>
-      <w:r>
-        <w:rPr>
-          <w:rStyle w:val="OperatorTok"/>
-        </w:rPr>
-        <w:t xml:space="preserve">=</w:t>
-      </w:r>
-      <w:r>
-        <w:rPr>
-          <w:rStyle w:val="NormalTok"/>
-        </w:rPr>
-        <w:t xml:space="preserve">2</w:t>
-      </w:r>
-      <w:r>
-        <w:br/>
-      </w:r>
-      <w:r>
-        <w:rPr>
-          <w:rStyle w:val="ExtensionTok"/>
-        </w:rPr>
-        <w:t xml:space="preserve">./src/mchashjoins</w:t>
-      </w:r>
-      <w:r>
-        <w:rPr>
-          <w:rStyle w:val="NormalTok"/>
-        </w:rPr>
-        <w:t xml:space="preserve"> </w:t>
-      </w:r>
-      <w:r>
-        <w:rPr>
-          <w:rStyle w:val="AttributeTok"/>
-        </w:rPr>
-        <w:t xml:space="preserve">-a</w:t>
-      </w:r>
-      <w:r>
-        <w:rPr>
-          <w:rStyle w:val="NormalTok"/>
-        </w:rPr>
-        <w:t xml:space="preserve"> VJ </w:t>
-      </w:r>
-      <w:r>
-        <w:rPr>
-          <w:rStyle w:val="AttributeTok"/>
-        </w:rPr>
-        <w:t xml:space="preserve">--payload-width</w:t>
-      </w:r>
-      <w:r>
-        <w:rPr>
-          <w:rStyle w:val="OperatorTok"/>
-        </w:rPr>
-        <w:t xml:space="preserve">=</w:t>
-      </w:r>
-      <w:r>
-        <w:rPr>
-          <w:rStyle w:val="NormalTok"/>
-        </w:rPr>
-        <w:t xml:space="preserve">4</w:t>
-      </w:r>
-      <w:r>
-        <w:br/>
-      </w:r>
-      <w:r>
-        <w:rPr>
-          <w:rStyle w:val="ExtensionTok"/>
-        </w:rPr>
-        <w:t xml:space="preserve">./src/mchashjoins</w:t>
-      </w:r>
-      <w:r>
-        <w:rPr>
-          <w:rStyle w:val="NormalTok"/>
-        </w:rPr>
-        <w:t xml:space="preserve"> </w:t>
-      </w:r>
-      <w:r>
-        <w:rPr>
-          <w:rStyle w:val="AttributeTok"/>
-        </w:rPr>
-        <w:t xml:space="preserve">-a</w:t>
-      </w:r>
-      <w:r>
-        <w:rPr>
-          <w:rStyle w:val="NormalTok"/>
-        </w:rPr>
-        <w:t xml:space="preserve"> VJ </w:t>
-      </w:r>
-      <w:r>
-        <w:rPr>
-          <w:rStyle w:val="AttributeTok"/>
-        </w:rPr>
-        <w:t xml:space="preserve">--payload-width</w:t>
-      </w:r>
-      <w:r>
-        <w:rPr>
-          <w:rStyle w:val="OperatorTok"/>
-        </w:rPr>
-        <w:t xml:space="preserve">=</w:t>
-      </w:r>
-      <w:r>
-        <w:rPr>
-          <w:rStyle w:val="NormalTok"/>
-        </w:rPr>
-        <w:t xml:space="preserve">1 </w:t>
-      </w:r>
-      <w:r>
-        <w:rPr>
-          <w:rStyle w:val="AttributeTok"/>
-        </w:rPr>
-        <w:t xml:space="preserve">--vj-hugepage</w:t>
-      </w:r>
-      <w:r>
-        <w:br/>
-      </w:r>
-      <w:r>
-        <w:rPr>
-          <w:rStyle w:val="ExtensionTok"/>
-        </w:rPr>
-        <w:t xml:space="preserve">./src/mchashjoins</w:t>
-      </w:r>
-      <w:r>
-        <w:rPr>
-          <w:rStyle w:val="NormalTok"/>
-        </w:rPr>
-        <w:t xml:space="preserve"> </w:t>
-      </w:r>
-      <w:r>
-        <w:rPr>
-          <w:rStyle w:val="AttributeTok"/>
-        </w:rPr>
-        <w:t xml:space="preserve">-a</w:t>
-      </w:r>
-      <w:r>
-        <w:rPr>
-          <w:rStyle w:val="NormalTok"/>
-        </w:rPr>
-        <w:t xml:space="preserve"> PRVJ </w:t>
-      </w:r>
-      <w:r>
-        <w:rPr>
-          <w:rStyle w:val="AttributeTok"/>
-        </w:rPr>
-        <w:t xml:space="preserve">--payload-width</w:t>
-      </w:r>
-      <w:r>
-        <w:rPr>
-          <w:rStyle w:val="OperatorTok"/>
-        </w:rPr>
-        <w:t xml:space="preserve">=</w:t>
-      </w:r>
-      <w:r>
-        <w:rPr>
-          <w:rStyle w:val="NormalTok"/>
-        </w:rPr>
-        <w:t xml:space="preserve">4</w:t>
-      </w:r>
-      <w:r>
-        <w:br/>
-      </w:r>
-      <w:r>
-        <w:rPr>
-          <w:rStyle w:val="ExtensionTok"/>
-        </w:rPr>
-        <w:t xml:space="preserve">./src/mchashjoins</w:t>
-      </w:r>
-      <w:r>
-        <w:rPr>
-          <w:rStyle w:val="NormalTok"/>
-        </w:rPr>
-        <w:t xml:space="preserve"> </w:t>
-      </w:r>
-      <w:r>
-        <w:rPr>
-          <w:rStyle w:val="AttributeTok"/>
-        </w:rPr>
-        <w:t xml:space="preserve">--starjoin</w:t>
-      </w:r>
-      <w:r>
-        <w:rPr>
-          <w:rStyle w:val="OperatorTok"/>
-        </w:rPr>
-        <w:t xml:space="preserve">=</w:t>
-      </w:r>
-      <w:r>
-        <w:rPr>
-          <w:rStyle w:val="NormalTok"/>
-        </w:rPr>
-        <w:t xml:space="preserve">npo </w:t>
-      </w:r>
-      <w:r>
-        <w:rPr>
-          <w:rStyle w:val="AttributeTok"/>
-        </w:rPr>
-        <w:t xml:space="preserve">--sf</w:t>
-      </w:r>
-      <w:r>
-        <w:rPr>
-          <w:rStyle w:val="OperatorTok"/>
-        </w:rPr>
-        <w:t xml:space="preserve">=</w:t>
-      </w:r>
-      <w:r>
-        <w:rPr>
-          <w:rStyle w:val="NormalTok"/>
-        </w:rPr>
-        <w:t xml:space="preserve">100 </w:t>
-      </w:r>
-      <w:r>
-        <w:rPr>
-          <w:rStyle w:val="AttributeTok"/>
-        </w:rPr>
-        <w:t xml:space="preserve">-n</w:t>
-      </w:r>
-      <w:r>
-        <w:rPr>
-          <w:rStyle w:val="NormalTok"/>
-        </w:rPr>
-        <w:t xml:space="preserve"> 64</w:t>
-      </w:r>
-      <w:r>
-        <w:br/>
-      </w:r>
-      <w:r>
-        <w:rPr>
-          <w:rStyle w:val="ExtensionTok"/>
-        </w:rPr>
-        <w:t xml:space="preserve">./src/mchashjoins</w:t>
-      </w:r>
-      <w:r>
-        <w:rPr>
-          <w:rStyle w:val="NormalTok"/>
-        </w:rPr>
-        <w:t xml:space="preserve"> </w:t>
-      </w:r>
-      <w:r>
-        <w:rPr>
-          <w:rStyle w:val="AttributeTok"/>
-        </w:rPr>
-        <w:t xml:space="preserve">--starjoin</w:t>
-      </w:r>
-      <w:r>
-        <w:rPr>
-          <w:rStyle w:val="OperatorTok"/>
-        </w:rPr>
-        <w:t xml:space="preserve">=</w:t>
-      </w:r>
-      <w:r>
-        <w:rPr>
-          <w:rStyle w:val="NormalTok"/>
-        </w:rPr>
-        <w:t xml:space="preserve">pro </w:t>
-      </w:r>
-      <w:r>
-        <w:rPr>
-          <w:rStyle w:val="AttributeTok"/>
-        </w:rPr>
-        <w:t xml:space="preserve">--sf</w:t>
-      </w:r>
-      <w:r>
-        <w:rPr>
-          <w:rStyle w:val="OperatorTok"/>
-        </w:rPr>
-        <w:t xml:space="preserve">=</w:t>
-      </w:r>
-      <w:r>
-        <w:rPr>
-          <w:rStyle w:val="NormalTok"/>
-        </w:rPr>
-        <w:t xml:space="preserve">100 </w:t>
-      </w:r>
-      <w:r>
-        <w:rPr>
-          <w:rStyle w:val="AttributeTok"/>
-        </w:rPr>
-        <w:t xml:space="preserve">-n</w:t>
-      </w:r>
-      <w:r>
-        <w:rPr>
-          <w:rStyle w:val="NormalTok"/>
-        </w:rPr>
-        <w:t xml:space="preserve"> 64</w:t>
-      </w:r>
-      <w:r>
-        <w:br/>
-      </w:r>
-      <w:r>
-        <w:rPr>
-          <w:rStyle w:val="ExtensionTok"/>
-        </w:rPr>
-        <w:t xml:space="preserve">./src/mchashjoins</w:t>
-      </w:r>
-      <w:r>
-        <w:rPr>
-          <w:rStyle w:val="NormalTok"/>
-        </w:rPr>
-        <w:t xml:space="preserve"> </w:t>
-      </w:r>
-      <w:r>
-        <w:rPr>
-          <w:rStyle w:val="AttributeTok"/>
-        </w:rPr>
-        <w:t xml:space="preserve">--starjoin</w:t>
-      </w:r>
-      <w:r>
-        <w:rPr>
-          <w:rStyle w:val="OperatorTok"/>
-        </w:rPr>
-        <w:t xml:space="preserve">=</w:t>
-      </w:r>
-      <w:r>
-        <w:rPr>
-          <w:rStyle w:val="NormalTok"/>
-        </w:rPr>
-        <w:t xml:space="preserve">vj  </w:t>
-      </w:r>
-      <w:r>
-        <w:rPr>
-          <w:rStyle w:val="AttributeTok"/>
-        </w:rPr>
-        <w:t xml:space="preserve">--sf</w:t>
-      </w:r>
-      <w:r>
-        <w:rPr>
-          <w:rStyle w:val="OperatorTok"/>
-        </w:rPr>
-        <w:t xml:space="preserve">=</w:t>
-      </w:r>
-      <w:r>
-        <w:rPr>
-          <w:rStyle w:val="NormalTok"/>
-        </w:rPr>
-        <w:t xml:space="preserve">100 </w:t>
-      </w:r>
-      <w:r>
-        <w:rPr>
-          <w:rStyle w:val="AttributeTok"/>
-        </w:rPr>
-        <w:t xml:space="preserve">-n</w:t>
-      </w:r>
-      <w:r>
-        <w:rPr>
-          <w:rStyle w:val="NormalTok"/>
-        </w:rPr>
-        <w:t xml:space="preserve"> 64 </w:t>
-      </w:r>
-      <w:r>
-        <w:rPr>
-          <w:rStyle w:val="AttributeTok"/>
-        </w:rPr>
-        <w:t xml:space="preserve">--payload-width</w:t>
-      </w:r>
-      <w:r>
-        <w:rPr>
-          <w:rStyle w:val="OperatorTok"/>
-        </w:rPr>
-        <w:t xml:space="preserve">=</w:t>
-      </w:r>
-      <w:r>
-        <w:rPr>
-          <w:rStyle w:val="NormalTok"/>
-        </w:rPr>
-        <w:t xml:space="preserve">1</w:t>
-      </w:r>
-    </w:p>
-    <w:p>
-      <w:pPr>
-        <w:pStyle w:val="FirstParagraph"/>
-      </w:pPr>
-      <w:r>
-        <w:t xml:space="preserve">关键实现文件：</w:t>
+        <w:t xml:space="preserve">CPU 端代码保留在原 hashjoin 框架中，并新增或扩展以下文件：</w:t>
       </w:r>
     </w:p>
     <w:p>
@@ -1154,14 +434,543 @@
         <w:t xml:space="preserve">src/starjoin.h</w:t>
       </w:r>
     </w:p>
+    <w:p>
+      <w:pPr>
+        <w:pStyle w:val="FirstParagraph"/>
+      </w:pPr>
+      <w:r>
+        <w:t xml:space="preserve">算法通过统一命令行入口运行：</w:t>
+      </w:r>
+    </w:p>
+    <w:p>
+      <w:pPr>
+        <w:pStyle w:val="SourceCode"/>
+      </w:pPr>
+      <w:r>
+        <w:rPr>
+          <w:rStyle w:val="ExtensionTok"/>
+        </w:rPr>
+        <w:t xml:space="preserve">./src/mchashjoins</w:t>
+      </w:r>
+      <w:r>
+        <w:rPr>
+          <w:rStyle w:val="NormalTok"/>
+        </w:rPr>
+        <w:t xml:space="preserve"> </w:t>
+      </w:r>
+      <w:r>
+        <w:rPr>
+          <w:rStyle w:val="AttributeTok"/>
+        </w:rPr>
+        <w:t xml:space="preserve">-a</w:t>
+      </w:r>
+      <w:r>
+        <w:rPr>
+          <w:rStyle w:val="NormalTok"/>
+        </w:rPr>
+        <w:t xml:space="preserve"> NPO</w:t>
+      </w:r>
+      <w:r>
+        <w:br/>
+      </w:r>
+      <w:r>
+        <w:rPr>
+          <w:rStyle w:val="ExtensionTok"/>
+        </w:rPr>
+        <w:t xml:space="preserve">./src/mchashjoins</w:t>
+      </w:r>
+      <w:r>
+        <w:rPr>
+          <w:rStyle w:val="NormalTok"/>
+        </w:rPr>
+        <w:t xml:space="preserve"> </w:t>
+      </w:r>
+      <w:r>
+        <w:rPr>
+          <w:rStyle w:val="AttributeTok"/>
+        </w:rPr>
+        <w:t xml:space="preserve">-a</w:t>
+      </w:r>
+      <w:r>
+        <w:rPr>
+          <w:rStyle w:val="NormalTok"/>
+        </w:rPr>
+        <w:t xml:space="preserve"> PRO</w:t>
+      </w:r>
+      <w:r>
+        <w:br/>
+      </w:r>
+      <w:r>
+        <w:rPr>
+          <w:rStyle w:val="ExtensionTok"/>
+        </w:rPr>
+        <w:t xml:space="preserve">./src/mchashjoins</w:t>
+      </w:r>
+      <w:r>
+        <w:rPr>
+          <w:rStyle w:val="NormalTok"/>
+        </w:rPr>
+        <w:t xml:space="preserve"> </w:t>
+      </w:r>
+      <w:r>
+        <w:rPr>
+          <w:rStyle w:val="AttributeTok"/>
+        </w:rPr>
+        <w:t xml:space="preserve">-a</w:t>
+      </w:r>
+      <w:r>
+        <w:rPr>
+          <w:rStyle w:val="NormalTok"/>
+        </w:rPr>
+        <w:t xml:space="preserve"> sort-merge</w:t>
+      </w:r>
+      <w:r>
+        <w:br/>
+      </w:r>
+      <w:r>
+        <w:rPr>
+          <w:rStyle w:val="ExtensionTok"/>
+        </w:rPr>
+        <w:t xml:space="preserve">./src/mchashjoins</w:t>
+      </w:r>
+      <w:r>
+        <w:rPr>
+          <w:rStyle w:val="NormalTok"/>
+        </w:rPr>
+        <w:t xml:space="preserve"> </w:t>
+      </w:r>
+      <w:r>
+        <w:rPr>
+          <w:rStyle w:val="AttributeTok"/>
+        </w:rPr>
+        <w:t xml:space="preserve">-a</w:t>
+      </w:r>
+      <w:r>
+        <w:rPr>
+          <w:rStyle w:val="NormalTok"/>
+        </w:rPr>
+        <w:t xml:space="preserve"> VJ </w:t>
+      </w:r>
+      <w:r>
+        <w:rPr>
+          <w:rStyle w:val="AttributeTok"/>
+        </w:rPr>
+        <w:t xml:space="preserve">--payload-width</w:t>
+      </w:r>
+      <w:r>
+        <w:rPr>
+          <w:rStyle w:val="OperatorTok"/>
+        </w:rPr>
+        <w:t xml:space="preserve">=</w:t>
+      </w:r>
+      <w:r>
+        <w:rPr>
+          <w:rStyle w:val="NormalTok"/>
+        </w:rPr>
+        <w:t xml:space="preserve">1</w:t>
+      </w:r>
+      <w:r>
+        <w:br/>
+      </w:r>
+      <w:r>
+        <w:rPr>
+          <w:rStyle w:val="ExtensionTok"/>
+        </w:rPr>
+        <w:t xml:space="preserve">./src/mchashjoins</w:t>
+      </w:r>
+      <w:r>
+        <w:rPr>
+          <w:rStyle w:val="NormalTok"/>
+        </w:rPr>
+        <w:t xml:space="preserve"> </w:t>
+      </w:r>
+      <w:r>
+        <w:rPr>
+          <w:rStyle w:val="AttributeTok"/>
+        </w:rPr>
+        <w:t xml:space="preserve">-a</w:t>
+      </w:r>
+      <w:r>
+        <w:rPr>
+          <w:rStyle w:val="NormalTok"/>
+        </w:rPr>
+        <w:t xml:space="preserve"> VJ </w:t>
+      </w:r>
+      <w:r>
+        <w:rPr>
+          <w:rStyle w:val="AttributeTok"/>
+        </w:rPr>
+        <w:t xml:space="preserve">--payload-width</w:t>
+      </w:r>
+      <w:r>
+        <w:rPr>
+          <w:rStyle w:val="OperatorTok"/>
+        </w:rPr>
+        <w:t xml:space="preserve">=</w:t>
+      </w:r>
+      <w:r>
+        <w:rPr>
+          <w:rStyle w:val="NormalTok"/>
+        </w:rPr>
+        <w:t xml:space="preserve">2</w:t>
+      </w:r>
+      <w:r>
+        <w:br/>
+      </w:r>
+      <w:r>
+        <w:rPr>
+          <w:rStyle w:val="ExtensionTok"/>
+        </w:rPr>
+        <w:t xml:space="preserve">./src/mchashjoins</w:t>
+      </w:r>
+      <w:r>
+        <w:rPr>
+          <w:rStyle w:val="NormalTok"/>
+        </w:rPr>
+        <w:t xml:space="preserve"> </w:t>
+      </w:r>
+      <w:r>
+        <w:rPr>
+          <w:rStyle w:val="AttributeTok"/>
+        </w:rPr>
+        <w:t xml:space="preserve">-a</w:t>
+      </w:r>
+      <w:r>
+        <w:rPr>
+          <w:rStyle w:val="NormalTok"/>
+        </w:rPr>
+        <w:t xml:space="preserve"> VJ </w:t>
+      </w:r>
+      <w:r>
+        <w:rPr>
+          <w:rStyle w:val="AttributeTok"/>
+        </w:rPr>
+        <w:t xml:space="preserve">--payload-width</w:t>
+      </w:r>
+      <w:r>
+        <w:rPr>
+          <w:rStyle w:val="OperatorTok"/>
+        </w:rPr>
+        <w:t xml:space="preserve">=</w:t>
+      </w:r>
+      <w:r>
+        <w:rPr>
+          <w:rStyle w:val="NormalTok"/>
+        </w:rPr>
+        <w:t xml:space="preserve">4</w:t>
+      </w:r>
+      <w:r>
+        <w:br/>
+      </w:r>
+      <w:r>
+        <w:rPr>
+          <w:rStyle w:val="ExtensionTok"/>
+        </w:rPr>
+        <w:t xml:space="preserve">./src/mchashjoins</w:t>
+      </w:r>
+      <w:r>
+        <w:rPr>
+          <w:rStyle w:val="NormalTok"/>
+        </w:rPr>
+        <w:t xml:space="preserve"> </w:t>
+      </w:r>
+      <w:r>
+        <w:rPr>
+          <w:rStyle w:val="AttributeTok"/>
+        </w:rPr>
+        <w:t xml:space="preserve">-a</w:t>
+      </w:r>
+      <w:r>
+        <w:rPr>
+          <w:rStyle w:val="NormalTok"/>
+        </w:rPr>
+        <w:t xml:space="preserve"> VJ </w:t>
+      </w:r>
+      <w:r>
+        <w:rPr>
+          <w:rStyle w:val="AttributeTok"/>
+        </w:rPr>
+        <w:t xml:space="preserve">--payload-width</w:t>
+      </w:r>
+      <w:r>
+        <w:rPr>
+          <w:rStyle w:val="OperatorTok"/>
+        </w:rPr>
+        <w:t xml:space="preserve">=</w:t>
+      </w:r>
+      <w:r>
+        <w:rPr>
+          <w:rStyle w:val="NormalTok"/>
+        </w:rPr>
+        <w:t xml:space="preserve">1 </w:t>
+      </w:r>
+      <w:r>
+        <w:rPr>
+          <w:rStyle w:val="AttributeTok"/>
+        </w:rPr>
+        <w:t xml:space="preserve">--vj-hugepage</w:t>
+      </w:r>
+      <w:r>
+        <w:br/>
+      </w:r>
+      <w:r>
+        <w:rPr>
+          <w:rStyle w:val="ExtensionTok"/>
+        </w:rPr>
+        <w:t xml:space="preserve">./src/mchashjoins</w:t>
+      </w:r>
+      <w:r>
+        <w:rPr>
+          <w:rStyle w:val="NormalTok"/>
+        </w:rPr>
+        <w:t xml:space="preserve"> </w:t>
+      </w:r>
+      <w:r>
+        <w:rPr>
+          <w:rStyle w:val="AttributeTok"/>
+        </w:rPr>
+        <w:t xml:space="preserve">-a</w:t>
+      </w:r>
+      <w:r>
+        <w:rPr>
+          <w:rStyle w:val="NormalTok"/>
+        </w:rPr>
+        <w:t xml:space="preserve"> PRVJ </w:t>
+      </w:r>
+      <w:r>
+        <w:rPr>
+          <w:rStyle w:val="AttributeTok"/>
+        </w:rPr>
+        <w:t xml:space="preserve">--payload-width</w:t>
+      </w:r>
+      <w:r>
+        <w:rPr>
+          <w:rStyle w:val="OperatorTok"/>
+        </w:rPr>
+        <w:t xml:space="preserve">=</w:t>
+      </w:r>
+      <w:r>
+        <w:rPr>
+          <w:rStyle w:val="NormalTok"/>
+        </w:rPr>
+        <w:t xml:space="preserve">4</w:t>
+      </w:r>
+      <w:r>
+        <w:br/>
+      </w:r>
+      <w:r>
+        <w:rPr>
+          <w:rStyle w:val="ExtensionTok"/>
+        </w:rPr>
+        <w:t xml:space="preserve">./src/mchashjoins</w:t>
+      </w:r>
+      <w:r>
+        <w:rPr>
+          <w:rStyle w:val="NormalTok"/>
+        </w:rPr>
+        <w:t xml:space="preserve"> </w:t>
+      </w:r>
+      <w:r>
+        <w:rPr>
+          <w:rStyle w:val="AttributeTok"/>
+        </w:rPr>
+        <w:t xml:space="preserve">--starjoin</w:t>
+      </w:r>
+      <w:r>
+        <w:rPr>
+          <w:rStyle w:val="OperatorTok"/>
+        </w:rPr>
+        <w:t xml:space="preserve">=</w:t>
+      </w:r>
+      <w:r>
+        <w:rPr>
+          <w:rStyle w:val="NormalTok"/>
+        </w:rPr>
+        <w:t xml:space="preserve">npo </w:t>
+      </w:r>
+      <w:r>
+        <w:rPr>
+          <w:rStyle w:val="AttributeTok"/>
+        </w:rPr>
+        <w:t xml:space="preserve">--sf</w:t>
+      </w:r>
+      <w:r>
+        <w:rPr>
+          <w:rStyle w:val="OperatorTok"/>
+        </w:rPr>
+        <w:t xml:space="preserve">=</w:t>
+      </w:r>
+      <w:r>
+        <w:rPr>
+          <w:rStyle w:val="NormalTok"/>
+        </w:rPr>
+        <w:t xml:space="preserve">100 </w:t>
+      </w:r>
+      <w:r>
+        <w:rPr>
+          <w:rStyle w:val="AttributeTok"/>
+        </w:rPr>
+        <w:t xml:space="preserve">-n</w:t>
+      </w:r>
+      <w:r>
+        <w:rPr>
+          <w:rStyle w:val="NormalTok"/>
+        </w:rPr>
+        <w:t xml:space="preserve"> 64</w:t>
+      </w:r>
+      <w:r>
+        <w:br/>
+      </w:r>
+      <w:r>
+        <w:rPr>
+          <w:rStyle w:val="ExtensionTok"/>
+        </w:rPr>
+        <w:t xml:space="preserve">./src/mchashjoins</w:t>
+      </w:r>
+      <w:r>
+        <w:rPr>
+          <w:rStyle w:val="NormalTok"/>
+        </w:rPr>
+        <w:t xml:space="preserve"> </w:t>
+      </w:r>
+      <w:r>
+        <w:rPr>
+          <w:rStyle w:val="AttributeTok"/>
+        </w:rPr>
+        <w:t xml:space="preserve">--starjoin</w:t>
+      </w:r>
+      <w:r>
+        <w:rPr>
+          <w:rStyle w:val="OperatorTok"/>
+        </w:rPr>
+        <w:t xml:space="preserve">=</w:t>
+      </w:r>
+      <w:r>
+        <w:rPr>
+          <w:rStyle w:val="NormalTok"/>
+        </w:rPr>
+        <w:t xml:space="preserve">pro </w:t>
+      </w:r>
+      <w:r>
+        <w:rPr>
+          <w:rStyle w:val="AttributeTok"/>
+        </w:rPr>
+        <w:t xml:space="preserve">--sf</w:t>
+      </w:r>
+      <w:r>
+        <w:rPr>
+          <w:rStyle w:val="OperatorTok"/>
+        </w:rPr>
+        <w:t xml:space="preserve">=</w:t>
+      </w:r>
+      <w:r>
+        <w:rPr>
+          <w:rStyle w:val="NormalTok"/>
+        </w:rPr>
+        <w:t xml:space="preserve">100 </w:t>
+      </w:r>
+      <w:r>
+        <w:rPr>
+          <w:rStyle w:val="AttributeTok"/>
+        </w:rPr>
+        <w:t xml:space="preserve">-n</w:t>
+      </w:r>
+      <w:r>
+        <w:rPr>
+          <w:rStyle w:val="NormalTok"/>
+        </w:rPr>
+        <w:t xml:space="preserve"> 64</w:t>
+      </w:r>
+      <w:r>
+        <w:br/>
+      </w:r>
+      <w:r>
+        <w:rPr>
+          <w:rStyle w:val="ExtensionTok"/>
+        </w:rPr>
+        <w:t xml:space="preserve">./src/mchashjoins</w:t>
+      </w:r>
+      <w:r>
+        <w:rPr>
+          <w:rStyle w:val="NormalTok"/>
+        </w:rPr>
+        <w:t xml:space="preserve"> </w:t>
+      </w:r>
+      <w:r>
+        <w:rPr>
+          <w:rStyle w:val="AttributeTok"/>
+        </w:rPr>
+        <w:t xml:space="preserve">--starjoin</w:t>
+      </w:r>
+      <w:r>
+        <w:rPr>
+          <w:rStyle w:val="OperatorTok"/>
+        </w:rPr>
+        <w:t xml:space="preserve">=</w:t>
+      </w:r>
+      <w:r>
+        <w:rPr>
+          <w:rStyle w:val="NormalTok"/>
+        </w:rPr>
+        <w:t xml:space="preserve">vj  </w:t>
+      </w:r>
+      <w:r>
+        <w:rPr>
+          <w:rStyle w:val="AttributeTok"/>
+        </w:rPr>
+        <w:t xml:space="preserve">--sf</w:t>
+      </w:r>
+      <w:r>
+        <w:rPr>
+          <w:rStyle w:val="OperatorTok"/>
+        </w:rPr>
+        <w:t xml:space="preserve">=</w:t>
+      </w:r>
+      <w:r>
+        <w:rPr>
+          <w:rStyle w:val="NormalTok"/>
+        </w:rPr>
+        <w:t xml:space="preserve">100 </w:t>
+      </w:r>
+      <w:r>
+        <w:rPr>
+          <w:rStyle w:val="AttributeTok"/>
+        </w:rPr>
+        <w:t xml:space="preserve">-n</w:t>
+      </w:r>
+      <w:r>
+        <w:rPr>
+          <w:rStyle w:val="NormalTok"/>
+        </w:rPr>
+        <w:t xml:space="preserve"> 64 </w:t>
+      </w:r>
+      <w:r>
+        <w:rPr>
+          <w:rStyle w:val="AttributeTok"/>
+        </w:rPr>
+        <w:t xml:space="preserve">--payload-width</w:t>
+      </w:r>
+      <w:r>
+        <w:rPr>
+          <w:rStyle w:val="OperatorTok"/>
+        </w:rPr>
+        <w:t xml:space="preserve">=</w:t>
+      </w:r>
+      <w:r>
+        <w:rPr>
+          <w:rStyle w:val="NormalTok"/>
+        </w:rPr>
+        <w:t xml:space="preserve">1</w:t>
+      </w:r>
+    </w:p>
     <w:bookmarkEnd w:id="22"/>
-    <w:bookmarkStart w:id="23" w:name="空间统计"/>
+    <w:bookmarkStart w:id="23" w:name="统计输出"/>
     <w:p>
       <w:pPr>
         <w:pStyle w:val="Heading3"/>
       </w:pPr>
       <w:r>
-        <w:t xml:space="preserve">3.2 空间统计</w:t>
+        <w:t xml:space="preserve">2.2 统计输出</w:t>
       </w:r>
     </w:p>
     <w:p>
@@ -1169,7 +978,15 @@
         <w:pStyle w:val="FirstParagraph"/>
       </w:pPr>
       <w:r>
-        <w:t xml:space="preserve">NPO 增加 hash table 空间统计：</w:t>
+        <w:t xml:space="preserve">为了让不同算法可以统一汇总，实验中增加了吞吐和空间统计。</w:t>
+      </w:r>
+    </w:p>
+    <w:p>
+      <w:pPr>
+        <w:pStyle w:val="BodyText"/>
+      </w:pPr>
+      <w:r>
+        <w:t xml:space="preserve">NPO 输出 hash table 空间统计：</w:t>
       </w:r>
     </w:p>
     <w:p>
@@ -1188,7 +1005,7 @@
         <w:pStyle w:val="FirstParagraph"/>
       </w:pPr>
       <w:r>
-        <w:t xml:space="preserve">VJ 增加 vector index 空间统计：</w:t>
+        <w:t xml:space="preserve">VJ 输出 vector index 空间统计：</w:t>
       </w:r>
     </w:p>
     <w:p>
@@ -1207,56 +1024,17 @@
         <w:pStyle w:val="FirstParagraph"/>
       </w:pPr>
       <w:r>
-        <w:t xml:space="preserve">PRVJ 和 sort-merge 也接入统一统计输出，方便脚本汇总吞吐和空间开销曲线。</w:t>
+        <w:t xml:space="preserve">PRVJ 和 sort-merge 也接入统一统计脚本，用于生成最终报告中的吞吐曲线和空间开销曲线。</w:t>
       </w:r>
     </w:p>
     <w:bookmarkEnd w:id="23"/>
-    <w:bookmarkEnd w:id="24"/>
-    <w:bookmarkStart w:id="25" w:name="实验环境"/>
-    <w:p>
-      <w:pPr>
-        <w:pStyle w:val="Heading2"/>
-      </w:pPr>
-      <w:r>
-        <w:t xml:space="preserve">4. 实验环境</w:t>
-      </w:r>
-    </w:p>
-    <w:p>
-      <w:pPr>
-        <w:pStyle w:val="FirstParagraph"/>
-      </w:pPr>
-      <w:r>
-        <w:t xml:space="preserve">硬件信息由</w:t>
-      </w:r>
-      <w:r>
-        <w:t xml:space="preserve"> </w:t>
-      </w:r>
-      <w:r>
-        <w:rPr>
-          <w:rStyle w:val="VerbatimChar"/>
-        </w:rPr>
-        <w:t xml:space="preserve">lscpu</w:t>
-      </w:r>
-      <w:r>
-        <w:t xml:space="preserve"> </w:t>
-      </w:r>
-      <w:r>
-        <w:t xml:space="preserve">和</w:t>
-      </w:r>
-      <w:r>
-        <w:t xml:space="preserve"> </w:t>
-      </w:r>
-      <w:r>
-        <w:rPr>
-          <w:rStyle w:val="VerbatimChar"/>
-        </w:rPr>
-        <w:t xml:space="preserve">numactl --hardware</w:t>
-      </w:r>
-      <w:r>
-        <w:t xml:space="preserve"> </w:t>
-      </w:r>
-      <w:r>
-        <w:t xml:space="preserve">获取。</w:t>
+    <w:bookmarkStart w:id="24" w:name="作业要求对照"/>
+    <w:p>
+      <w:pPr>
+        <w:pStyle w:val="Heading3"/>
+      </w:pPr>
+      <w:r>
+        <w:t xml:space="preserve">2.3 作业要求对照</w:t>
       </w:r>
     </w:p>
     <w:tbl>
@@ -1274,18 +1052,29 @@
               <w:jc w:val="left"/>
             </w:pPr>
             <w:r>
-              <w:t xml:space="preserve">项目</w:t>
-            </w:r>
-          </w:p>
-        </w:tc>
-        <w:tc>
-          <w:p>
-            <w:pPr>
-              <w:pStyle w:val="Compact"/>
-              <w:jc w:val="right"/>
-            </w:pPr>
-            <w:r>
-              <w:t xml:space="preserve">配置</w:t>
+              <w:t xml:space="preserve">要求</w:t>
+            </w:r>
+          </w:p>
+        </w:tc>
+        <w:tc>
+          <w:p>
+            <w:pPr>
+              <w:pStyle w:val="Compact"/>
+              <w:jc w:val="left"/>
+            </w:pPr>
+            <w:r>
+              <w:t xml:space="preserve">完成情况</w:t>
+            </w:r>
+          </w:p>
+        </w:tc>
+        <w:tc>
+          <w:p>
+            <w:pPr>
+              <w:pStyle w:val="Compact"/>
+              <w:jc w:val="left"/>
+            </w:pPr>
+            <w:r>
+              <w:t xml:space="preserve">位置</w:t>
             </w:r>
           </w:p>
         </w:tc>
@@ -1298,18 +1087,41 @@
               <w:jc w:val="left"/>
             </w:pPr>
             <w:r>
-              <w:t xml:space="preserve">CPU</w:t>
-            </w:r>
-          </w:p>
-        </w:tc>
-        <w:tc>
-          <w:p>
-            <w:pPr>
-              <w:pStyle w:val="Compact"/>
-              <w:jc w:val="right"/>
-            </w:pPr>
-            <w:r>
-              <w:t xml:space="preserve">Intel Xeon Gold 5220 @ 2.20GHz</w:t>
+              <w:t xml:space="preserve">扩展 hashjoin 开源框架</w:t>
+            </w:r>
+          </w:p>
+        </w:tc>
+        <w:tc>
+          <w:p>
+            <w:pPr>
+              <w:pStyle w:val="Compact"/>
+              <w:jc w:val="left"/>
+            </w:pPr>
+            <w:r>
+              <w:t xml:space="preserve">已完成</w:t>
+            </w:r>
+          </w:p>
+        </w:tc>
+        <w:tc>
+          <w:p>
+            <w:pPr>
+              <w:pStyle w:val="Compact"/>
+              <w:jc w:val="left"/>
+            </w:pPr>
+            <w:r>
+              <w:rPr>
+                <w:rStyle w:val="VerbatimChar"/>
+              </w:rPr>
+              <w:t xml:space="preserve">src/</w:t>
+            </w:r>
+            <w:r>
+              <w:t xml:space="preserve">、</w:t>
+            </w:r>
+            <w:r>
+              <w:rPr>
+                <w:rStyle w:val="VerbatimChar"/>
+              </w:rPr>
+              <w:t xml:space="preserve">scripts/</w:t>
             </w:r>
           </w:p>
         </w:tc>
@@ -1322,18 +1134,41 @@
               <w:jc w:val="left"/>
             </w:pPr>
             <w:r>
-              <w:t xml:space="preserve">Socket</w:t>
-            </w:r>
-          </w:p>
-        </w:tc>
-        <w:tc>
-          <w:p>
-            <w:pPr>
-              <w:pStyle w:val="Compact"/>
-              <w:jc w:val="right"/>
-            </w:pPr>
-            <w:r>
-              <w:t xml:space="preserve">2</w:t>
+              <w:t xml:space="preserve">通过算法开关执行测试</w:t>
+            </w:r>
+          </w:p>
+        </w:tc>
+        <w:tc>
+          <w:p>
+            <w:pPr>
+              <w:pStyle w:val="Compact"/>
+              <w:jc w:val="left"/>
+            </w:pPr>
+            <w:r>
+              <w:t xml:space="preserve">已完成</w:t>
+            </w:r>
+          </w:p>
+        </w:tc>
+        <w:tc>
+          <w:p>
+            <w:pPr>
+              <w:pStyle w:val="Compact"/>
+              <w:jc w:val="left"/>
+            </w:pPr>
+            <w:r>
+              <w:rPr>
+                <w:rStyle w:val="VerbatimChar"/>
+              </w:rPr>
+              <w:t xml:space="preserve">-a VJ/PRVJ/sort-merge</w:t>
+            </w:r>
+            <w:r>
+              <w:t xml:space="preserve">、</w:t>
+            </w:r>
+            <w:r>
+              <w:rPr>
+                <w:rStyle w:val="VerbatimChar"/>
+              </w:rPr>
+              <w:t xml:space="preserve">--starjoin=...</w:t>
             </w:r>
           </w:p>
         </w:tc>
@@ -1346,18 +1181,41 @@
               <w:jc w:val="left"/>
             </w:pPr>
             <w:r>
-              <w:t xml:space="preserve">Core / socket</w:t>
-            </w:r>
-          </w:p>
-        </w:tc>
-        <w:tc>
-          <w:p>
-            <w:pPr>
-              <w:pStyle w:val="Compact"/>
-              <w:jc w:val="right"/>
-            </w:pPr>
-            <w:r>
-              <w:t xml:space="preserve">18</w:t>
+              <w:t xml:space="preserve">平常硬件与 NUMA 实验</w:t>
+            </w:r>
+          </w:p>
+        </w:tc>
+        <w:tc>
+          <w:p>
+            <w:pPr>
+              <w:pStyle w:val="Compact"/>
+              <w:jc w:val="left"/>
+            </w:pPr>
+            <w:r>
+              <w:t xml:space="preserve">已完成</w:t>
+            </w:r>
+          </w:p>
+        </w:tc>
+        <w:tc>
+          <w:p>
+            <w:pPr>
+              <w:pStyle w:val="Compact"/>
+              <w:jc w:val="left"/>
+            </w:pPr>
+            <w:r>
+              <w:rPr>
+                <w:rStyle w:val="VerbatimChar"/>
+              </w:rPr>
+              <w:t xml:space="preserve">docs/data/mlc_*.txt</w:t>
+            </w:r>
+            <w:r>
+              <w:t xml:space="preserve">、</w:t>
+            </w:r>
+            <w:r>
+              <w:rPr>
+                <w:rStyle w:val="VerbatimChar"/>
+              </w:rPr>
+              <w:t xml:space="preserve">docs/data/numa_comparison.csv</w:t>
             </w:r>
           </w:p>
         </w:tc>
@@ -1370,18 +1228,32 @@
               <w:jc w:val="left"/>
             </w:pPr>
             <w:r>
-              <w:t xml:space="preserve">SMT</w:t>
-            </w:r>
-          </w:p>
-        </w:tc>
-        <w:tc>
-          <w:p>
-            <w:pPr>
-              <w:pStyle w:val="Compact"/>
-              <w:jc w:val="right"/>
-            </w:pPr>
-            <w:r>
-              <w:t xml:space="preserve">2</w:t>
+              <w:t xml:space="preserve">期中 star join 实验与报告</w:t>
+            </w:r>
+          </w:p>
+        </w:tc>
+        <w:tc>
+          <w:p>
+            <w:pPr>
+              <w:pStyle w:val="Compact"/>
+              <w:jc w:val="left"/>
+            </w:pPr>
+            <w:r>
+              <w:t xml:space="preserve">已完成</w:t>
+            </w:r>
+          </w:p>
+        </w:tc>
+        <w:tc>
+          <w:p>
+            <w:pPr>
+              <w:pStyle w:val="Compact"/>
+              <w:jc w:val="left"/>
+            </w:pPr>
+            <w:r>
+              <w:rPr>
+                <w:rStyle w:val="VerbatimChar"/>
+              </w:rPr>
+              <w:t xml:space="preserve">docs/MIDTERM_REPORT.md/.docx</w:t>
             </w:r>
           </w:p>
         </w:tc>
@@ -1394,18 +1266,32 @@
               <w:jc w:val="left"/>
             </w:pPr>
             <w:r>
-              <w:t xml:space="preserve">Logical CPUs</w:t>
-            </w:r>
-          </w:p>
-        </w:tc>
-        <w:tc>
-          <w:p>
-            <w:pPr>
-              <w:pStyle w:val="Compact"/>
-              <w:jc w:val="right"/>
-            </w:pPr>
-            <w:r>
-              <w:t xml:space="preserve">72</w:t>
+              <w:t xml:space="preserve">期末 full sweep 实验与报告</w:t>
+            </w:r>
+          </w:p>
+        </w:tc>
+        <w:tc>
+          <w:p>
+            <w:pPr>
+              <w:pStyle w:val="Compact"/>
+              <w:jc w:val="left"/>
+            </w:pPr>
+            <w:r>
+              <w:t xml:space="preserve">已完成</w:t>
+            </w:r>
+          </w:p>
+        </w:tc>
+        <w:tc>
+          <w:p>
+            <w:pPr>
+              <w:pStyle w:val="Compact"/>
+              <w:jc w:val="left"/>
+            </w:pPr>
+            <w:r>
+              <w:rPr>
+                <w:rStyle w:val="VerbatimChar"/>
+              </w:rPr>
+              <w:t xml:space="preserve">docs/EXPERIMENT_REPORT.md/.docx</w:t>
             </w:r>
           </w:p>
         </w:tc>
@@ -1418,18 +1304,32 @@
               <w:jc w:val="left"/>
             </w:pPr>
             <w:r>
-              <w:t xml:space="preserve">L1d cache</w:t>
-            </w:r>
-          </w:p>
-        </w:tc>
-        <w:tc>
-          <w:p>
-            <w:pPr>
-              <w:pStyle w:val="Compact"/>
-              <w:jc w:val="right"/>
-            </w:pPr>
-            <w:r>
-              <w:t xml:space="preserve">1.1 MiB, 36 instances</w:t>
+              <w:t xml:space="preserve">统一课程报告</w:t>
+            </w:r>
+          </w:p>
+        </w:tc>
+        <w:tc>
+          <w:p>
+            <w:pPr>
+              <w:pStyle w:val="Compact"/>
+              <w:jc w:val="left"/>
+            </w:pPr>
+            <w:r>
+              <w:t xml:space="preserve">已完成</w:t>
+            </w:r>
+          </w:p>
+        </w:tc>
+        <w:tc>
+          <w:p>
+            <w:pPr>
+              <w:pStyle w:val="Compact"/>
+              <w:jc w:val="left"/>
+            </w:pPr>
+            <w:r>
+              <w:rPr>
+                <w:rStyle w:val="VerbatimChar"/>
+              </w:rPr>
+              <w:t xml:space="preserve">docs/COURSE_REPORT.md/.docx</w:t>
             </w:r>
           </w:p>
         </w:tc>
@@ -1442,18 +1342,41 @@
               <w:jc w:val="left"/>
             </w:pPr>
             <w:r>
-              <w:t xml:space="preserve">L2 cache</w:t>
-            </w:r>
-          </w:p>
-        </w:tc>
-        <w:tc>
-          <w:p>
-            <w:pPr>
-              <w:pStyle w:val="Compact"/>
-              <w:jc w:val="right"/>
-            </w:pPr>
-            <w:r>
-              <w:t xml:space="preserve">36 MiB, 36 instances</w:t>
+              <w:t xml:space="preserve">原始数据和图表</w:t>
+            </w:r>
+          </w:p>
+        </w:tc>
+        <w:tc>
+          <w:p>
+            <w:pPr>
+              <w:pStyle w:val="Compact"/>
+              <w:jc w:val="left"/>
+            </w:pPr>
+            <w:r>
+              <w:t xml:space="preserve">已完成</w:t>
+            </w:r>
+          </w:p>
+        </w:tc>
+        <w:tc>
+          <w:p>
+            <w:pPr>
+              <w:pStyle w:val="Compact"/>
+              <w:jc w:val="left"/>
+            </w:pPr>
+            <w:r>
+              <w:rPr>
+                <w:rStyle w:val="VerbatimChar"/>
+              </w:rPr>
+              <w:t xml:space="preserve">docs/data/</w:t>
+            </w:r>
+            <w:r>
+              <w:t xml:space="preserve">、</w:t>
+            </w:r>
+            <w:r>
+              <w:rPr>
+                <w:rStyle w:val="VerbatimChar"/>
+              </w:rPr>
+              <w:t xml:space="preserve">docs/assets/</w:t>
             </w:r>
           </w:p>
         </w:tc>
@@ -1466,215 +1389,84 @@
               <w:jc w:val="left"/>
             </w:pPr>
             <w:r>
-              <w:t xml:space="preserve">L3 cache</w:t>
-            </w:r>
-          </w:p>
-        </w:tc>
-        <w:tc>
-          <w:p>
-            <w:pPr>
-              <w:pStyle w:val="Compact"/>
-              <w:jc w:val="right"/>
-            </w:pPr>
-            <w:r>
-              <w:t xml:space="preserve">49.5 MiB, 2 instances</w:t>
-            </w:r>
-          </w:p>
-        </w:tc>
-      </w:tr>
-      <w:tr>
-        <w:tc>
-          <w:p>
-            <w:pPr>
-              <w:pStyle w:val="Compact"/>
-              <w:jc w:val="left"/>
-            </w:pPr>
-            <w:r>
-              <w:t xml:space="preserve">NUMA nodes</w:t>
-            </w:r>
-          </w:p>
-        </w:tc>
-        <w:tc>
-          <w:p>
-            <w:pPr>
-              <w:pStyle w:val="Compact"/>
-              <w:jc w:val="right"/>
-            </w:pPr>
-            <w:r>
-              <w:t xml:space="preserve">2</w:t>
-            </w:r>
-          </w:p>
-        </w:tc>
-      </w:tr>
-      <w:tr>
-        <w:tc>
-          <w:p>
-            <w:pPr>
-              <w:pStyle w:val="Compact"/>
-              <w:jc w:val="left"/>
-            </w:pPr>
-            <w:r>
-              <w:t xml:space="preserve">NUMA distance</w:t>
-            </w:r>
-          </w:p>
-        </w:tc>
-        <w:tc>
-          <w:p>
-            <w:pPr>
-              <w:pStyle w:val="Compact"/>
-              <w:jc w:val="right"/>
-            </w:pPr>
-            <w:r>
-              <w:t xml:space="preserve">local 10, remote 21</w:t>
-            </w:r>
-          </w:p>
-        </w:tc>
-      </w:tr>
-      <w:tr>
-        <w:tc>
-          <w:p>
-            <w:pPr>
-              <w:pStyle w:val="Compact"/>
-              <w:jc w:val="left"/>
-            </w:pPr>
-            <w:r>
-              <w:t xml:space="preserve">Memory</w:t>
-            </w:r>
-          </w:p>
-        </w:tc>
-        <w:tc>
-          <w:p>
-            <w:pPr>
-              <w:pStyle w:val="Compact"/>
-              <w:jc w:val="right"/>
-            </w:pPr>
-            <w:r>
-              <w:t xml:space="preserve">node0 128569 MB, node1 128963 MB</w:t>
+              <w:t xml:space="preserve">代码打包</w:t>
+            </w:r>
+          </w:p>
+        </w:tc>
+        <w:tc>
+          <w:p>
+            <w:pPr>
+              <w:pStyle w:val="Compact"/>
+              <w:jc w:val="left"/>
+            </w:pPr>
+            <w:r>
+              <w:t xml:space="preserve">已完成</w:t>
+            </w:r>
+          </w:p>
+        </w:tc>
+        <w:tc>
+          <w:p>
+            <w:pPr>
+              <w:pStyle w:val="Compact"/>
+              <w:jc w:val="left"/>
+            </w:pPr>
+            <w:r>
+              <w:t xml:space="preserve">仓库根目录</w:t>
+            </w:r>
+            <w:r>
+              <w:t xml:space="preserve"> </w:t>
+            </w:r>
+            <w:r>
+              <w:rPr>
+                <w:rStyle w:val="VerbatimChar"/>
+              </w:rPr>
+              <w:t xml:space="preserve">dist/memory-db-tpch-q5-final.tar.gz</w:t>
             </w:r>
           </w:p>
         </w:tc>
       </w:tr>
     </w:tbl>
-    <w:p>
-      <w:pPr>
-        <w:pStyle w:val="BodyText"/>
-      </w:pPr>
-      <w:r>
-        <w:t xml:space="preserve">Intel MLC v3.12 测得本地 NUMA 延迟约 81 到 83 ns，远端 NUMA 延迟约 141 到 156 ns。MLC read-only bandwidth 显示本地读带宽约 74 GB/s，远端读带宽约 34 GB/s。原始输出保存在：</w:t>
-      </w:r>
-    </w:p>
-    <w:p>
-      <w:pPr>
-        <w:numPr>
-          <w:ilvl w:val="0"/>
-          <w:numId w:val="1002"/>
-        </w:numPr>
-        <w:pStyle w:val="Compact"/>
-      </w:pPr>
+    <w:bookmarkEnd w:id="24"/>
+    <w:bookmarkEnd w:id="25"/>
+    <w:bookmarkStart w:id="26" w:name="实验环境"/>
+    <w:p>
+      <w:pPr>
+        <w:pStyle w:val="Heading2"/>
+      </w:pPr>
+      <w:r>
+        <w:t xml:space="preserve">3. 实验环境</w:t>
+      </w:r>
+    </w:p>
+    <w:p>
+      <w:pPr>
+        <w:pStyle w:val="FirstParagraph"/>
+      </w:pPr>
+      <w:r>
+        <w:t xml:space="preserve">硬件信息由</w:t>
+      </w:r>
+      <w:r>
+        <w:t xml:space="preserve"> </w:t>
+      </w:r>
       <w:r>
         <w:rPr>
           <w:rStyle w:val="VerbatimChar"/>
         </w:rPr>
-        <w:t xml:space="preserve">docs/data/mlc_latency_matrix.txt</w:t>
-      </w:r>
-    </w:p>
-    <w:p>
-      <w:pPr>
-        <w:numPr>
-          <w:ilvl w:val="0"/>
-          <w:numId w:val="1002"/>
-        </w:numPr>
-        <w:pStyle w:val="Compact"/>
-      </w:pPr>
+        <w:t xml:space="preserve">lscpu</w:t>
+      </w:r>
+      <w:r>
+        <w:t xml:space="preserve">、</w:t>
+      </w:r>
       <w:r>
         <w:rPr>
           <w:rStyle w:val="VerbatimChar"/>
         </w:rPr>
-        <w:t xml:space="preserve">docs/data/mlc_bandwidth_matrix.txt</w:t>
-      </w:r>
-    </w:p>
-    <w:p>
-      <w:pPr>
-        <w:numPr>
-          <w:ilvl w:val="0"/>
-          <w:numId w:val="1002"/>
-        </w:numPr>
-        <w:pStyle w:val="Compact"/>
-      </w:pPr>
-      <w:r>
-        <w:rPr>
-          <w:rStyle w:val="VerbatimChar"/>
-        </w:rPr>
-        <w:t xml:space="preserve">docs/data/mlc_idle_latency.txt</w:t>
-      </w:r>
-    </w:p>
-    <w:p>
-      <w:pPr>
-        <w:numPr>
-          <w:ilvl w:val="0"/>
-          <w:numId w:val="1002"/>
-        </w:numPr>
-        <w:pStyle w:val="Compact"/>
-      </w:pPr>
-      <w:r>
-        <w:rPr>
-          <w:rStyle w:val="VerbatimChar"/>
-        </w:rPr>
-        <w:t xml:space="preserve">docs/data/mlc_loaded_latency.txt</w:t>
-      </w:r>
-    </w:p>
-    <w:bookmarkEnd w:id="25"/>
-    <w:bookmarkStart w:id="26" w:name="前期实验numa-与内存层次"/>
-    <w:p>
-      <w:pPr>
-        <w:pStyle w:val="Heading2"/>
-      </w:pPr>
-      <w:r>
-        <w:t xml:space="preserve">5. 前期实验：NUMA 与内存层次</w:t>
-      </w:r>
-    </w:p>
-    <w:p>
-      <w:pPr>
-        <w:pStyle w:val="FirstParagraph"/>
-      </w:pPr>
-      <w:r>
-        <w:t xml:space="preserve">代表性 NUMA 实验使用</w:t>
+        <w:t xml:space="preserve">numactl --hardware</w:t>
       </w:r>
       <w:r>
         <w:t xml:space="preserve"> </w:t>
       </w:r>
       <w:r>
-        <w:rPr>
-          <w:rStyle w:val="VerbatimChar"/>
-        </w:rPr>
-        <w:t xml:space="preserve">R=S=2^24</w:t>
-      </w:r>
-      <w:r>
-        <w:t xml:space="preserve">、16 线程，对 NPO、PRO、VJ 分别测试默认分配、</w:t>
-      </w:r>
-      <w:r>
-        <w:rPr>
-          <w:rStyle w:val="VerbatimChar"/>
-        </w:rPr>
-        <w:t xml:space="preserve">--basic-numa</w:t>
-      </w:r>
-      <w:r>
-        <w:t xml:space="preserve"> </w:t>
-      </w:r>
-      <w:r>
-        <w:t xml:space="preserve">和</w:t>
-      </w:r>
-      <w:r>
-        <w:t xml:space="preserve"> </w:t>
-      </w:r>
-      <w:r>
-        <w:rPr>
-          <w:rStyle w:val="VerbatimChar"/>
-        </w:rPr>
-        <w:t xml:space="preserve">numactl --interleave=all</w:t>
-      </w:r>
-      <w:r>
-        <w:t xml:space="preserve">。</w:t>
+        <w:t xml:space="preserve">和 Intel MLC 获取。</w:t>
       </w:r>
     </w:p>
     <w:tbl>
@@ -1692,40 +1484,18 @@
               <w:jc w:val="left"/>
             </w:pPr>
             <w:r>
-              <w:t xml:space="preserve">算法</w:t>
-            </w:r>
-          </w:p>
-        </w:tc>
-        <w:tc>
-          <w:p>
-            <w:pPr>
-              <w:pStyle w:val="Compact"/>
-              <w:jc w:val="left"/>
-            </w:pPr>
-            <w:r>
-              <w:t xml:space="preserve">内存放置</w:t>
-            </w:r>
-          </w:p>
-        </w:tc>
-        <w:tc>
-          <w:p>
-            <w:pPr>
-              <w:pStyle w:val="Compact"/>
-              <w:jc w:val="right"/>
-            </w:pPr>
-            <w:r>
-              <w:t xml:space="preserve">时间 ms</w:t>
-            </w:r>
-          </w:p>
-        </w:tc>
-        <w:tc>
-          <w:p>
-            <w:pPr>
-              <w:pStyle w:val="Compact"/>
-              <w:jc w:val="right"/>
-            </w:pPr>
-            <w:r>
-              <w:t xml:space="preserve">结果数</w:t>
+              <w:t xml:space="preserve">项目</w:t>
+            </w:r>
+          </w:p>
+        </w:tc>
+        <w:tc>
+          <w:p>
+            <w:pPr>
+              <w:pStyle w:val="Compact"/>
+              <w:jc w:val="right"/>
+            </w:pPr>
+            <w:r>
+              <w:t xml:space="preserve">配置</w:t>
             </w:r>
           </w:p>
         </w:tc>
@@ -1738,40 +1508,18 @@
               <w:jc w:val="left"/>
             </w:pPr>
             <w:r>
-              <w:t xml:space="preserve">NPO</w:t>
-            </w:r>
-          </w:p>
-        </w:tc>
-        <w:tc>
-          <w:p>
-            <w:pPr>
-              <w:pStyle w:val="Compact"/>
-              <w:jc w:val="left"/>
-            </w:pPr>
-            <w:r>
-              <w:t xml:space="preserve">none</w:t>
-            </w:r>
-          </w:p>
-        </w:tc>
-        <w:tc>
-          <w:p>
-            <w:pPr>
-              <w:pStyle w:val="Compact"/>
-              <w:jc w:val="right"/>
-            </w:pPr>
-            <w:r>
-              <w:t xml:space="preserve">478.582</w:t>
-            </w:r>
-          </w:p>
-        </w:tc>
-        <w:tc>
-          <w:p>
-            <w:pPr>
-              <w:pStyle w:val="Compact"/>
-              <w:jc w:val="right"/>
-            </w:pPr>
-            <w:r>
-              <w:t xml:space="preserve">16777216</w:t>
+              <w:t xml:space="preserve">CPU</w:t>
+            </w:r>
+          </w:p>
+        </w:tc>
+        <w:tc>
+          <w:p>
+            <w:pPr>
+              <w:pStyle w:val="Compact"/>
+              <w:jc w:val="right"/>
+            </w:pPr>
+            <w:r>
+              <w:t xml:space="preserve">Intel Xeon Gold 5220 @ 2.20GHz</w:t>
             </w:r>
           </w:p>
         </w:tc>
@@ -1784,43 +1532,18 @@
               <w:jc w:val="left"/>
             </w:pPr>
             <w:r>
-              <w:t xml:space="preserve">NPO</w:t>
-            </w:r>
-          </w:p>
-        </w:tc>
-        <w:tc>
-          <w:p>
-            <w:pPr>
-              <w:pStyle w:val="Compact"/>
-              <w:jc w:val="left"/>
-            </w:pPr>
-            <w:r>
-              <w:rPr>
-                <w:rStyle w:val="VerbatimChar"/>
-              </w:rPr>
-              <w:t xml:space="preserve">--basic-numa</w:t>
-            </w:r>
-          </w:p>
-        </w:tc>
-        <w:tc>
-          <w:p>
-            <w:pPr>
-              <w:pStyle w:val="Compact"/>
-              <w:jc w:val="right"/>
-            </w:pPr>
-            <w:r>
-              <w:t xml:space="preserve">257.520</w:t>
-            </w:r>
-          </w:p>
-        </w:tc>
-        <w:tc>
-          <w:p>
-            <w:pPr>
-              <w:pStyle w:val="Compact"/>
-              <w:jc w:val="right"/>
-            </w:pPr>
-            <w:r>
-              <w:t xml:space="preserve">16777216</w:t>
+              <w:t xml:space="preserve">Socket</w:t>
+            </w:r>
+          </w:p>
+        </w:tc>
+        <w:tc>
+          <w:p>
+            <w:pPr>
+              <w:pStyle w:val="Compact"/>
+              <w:jc w:val="right"/>
+            </w:pPr>
+            <w:r>
+              <w:t xml:space="preserve">2</w:t>
             </w:r>
           </w:p>
         </w:tc>
@@ -1833,40 +1556,18 @@
               <w:jc w:val="left"/>
             </w:pPr>
             <w:r>
-              <w:t xml:space="preserve">NPO</w:t>
-            </w:r>
-          </w:p>
-        </w:tc>
-        <w:tc>
-          <w:p>
-            <w:pPr>
-              <w:pStyle w:val="Compact"/>
-              <w:jc w:val="left"/>
-            </w:pPr>
-            <w:r>
-              <w:t xml:space="preserve">interleave</w:t>
-            </w:r>
-          </w:p>
-        </w:tc>
-        <w:tc>
-          <w:p>
-            <w:pPr>
-              <w:pStyle w:val="Compact"/>
-              <w:jc w:val="right"/>
-            </w:pPr>
-            <w:r>
-              <w:t xml:space="preserve">241.643</w:t>
-            </w:r>
-          </w:p>
-        </w:tc>
-        <w:tc>
-          <w:p>
-            <w:pPr>
-              <w:pStyle w:val="Compact"/>
-              <w:jc w:val="right"/>
-            </w:pPr>
-            <w:r>
-              <w:t xml:space="preserve">16777216</w:t>
+              <w:t xml:space="preserve">Core / socket</w:t>
+            </w:r>
+          </w:p>
+        </w:tc>
+        <w:tc>
+          <w:p>
+            <w:pPr>
+              <w:pStyle w:val="Compact"/>
+              <w:jc w:val="right"/>
+            </w:pPr>
+            <w:r>
+              <w:t xml:space="preserve">18</w:t>
             </w:r>
           </w:p>
         </w:tc>
@@ -1879,40 +1580,18 @@
               <w:jc w:val="left"/>
             </w:pPr>
             <w:r>
-              <w:t xml:space="preserve">PRO</w:t>
-            </w:r>
-          </w:p>
-        </w:tc>
-        <w:tc>
-          <w:p>
-            <w:pPr>
-              <w:pStyle w:val="Compact"/>
-              <w:jc w:val="left"/>
-            </w:pPr>
-            <w:r>
-              <w:t xml:space="preserve">none</w:t>
-            </w:r>
-          </w:p>
-        </w:tc>
-        <w:tc>
-          <w:p>
-            <w:pPr>
-              <w:pStyle w:val="Compact"/>
-              <w:jc w:val="right"/>
-            </w:pPr>
-            <w:r>
-              <w:t xml:space="preserve">202.307</w:t>
-            </w:r>
-          </w:p>
-        </w:tc>
-        <w:tc>
-          <w:p>
-            <w:pPr>
-              <w:pStyle w:val="Compact"/>
-              <w:jc w:val="right"/>
-            </w:pPr>
-            <w:r>
-              <w:t xml:space="preserve">16777216</w:t>
+              <w:t xml:space="preserve">SMT</w:t>
+            </w:r>
+          </w:p>
+        </w:tc>
+        <w:tc>
+          <w:p>
+            <w:pPr>
+              <w:pStyle w:val="Compact"/>
+              <w:jc w:val="right"/>
+            </w:pPr>
+            <w:r>
+              <w:t xml:space="preserve">2</w:t>
             </w:r>
           </w:p>
         </w:tc>
@@ -1925,43 +1604,18 @@
               <w:jc w:val="left"/>
             </w:pPr>
             <w:r>
-              <w:t xml:space="preserve">PRO</w:t>
-            </w:r>
-          </w:p>
-        </w:tc>
-        <w:tc>
-          <w:p>
-            <w:pPr>
-              <w:pStyle w:val="Compact"/>
-              <w:jc w:val="left"/>
-            </w:pPr>
-            <w:r>
-              <w:rPr>
-                <w:rStyle w:val="VerbatimChar"/>
-              </w:rPr>
-              <w:t xml:space="preserve">--basic-numa</w:t>
-            </w:r>
-          </w:p>
-        </w:tc>
-        <w:tc>
-          <w:p>
-            <w:pPr>
-              <w:pStyle w:val="Compact"/>
-              <w:jc w:val="right"/>
-            </w:pPr>
-            <w:r>
-              <w:t xml:space="preserve">120.857</w:t>
-            </w:r>
-          </w:p>
-        </w:tc>
-        <w:tc>
-          <w:p>
-            <w:pPr>
-              <w:pStyle w:val="Compact"/>
-              <w:jc w:val="right"/>
-            </w:pPr>
-            <w:r>
-              <w:t xml:space="preserve">16777216</w:t>
+              <w:t xml:space="preserve">Logical CPUs</w:t>
+            </w:r>
+          </w:p>
+        </w:tc>
+        <w:tc>
+          <w:p>
+            <w:pPr>
+              <w:pStyle w:val="Compact"/>
+              <w:jc w:val="right"/>
+            </w:pPr>
+            <w:r>
+              <w:t xml:space="preserve">72</w:t>
             </w:r>
           </w:p>
         </w:tc>
@@ -1974,40 +1628,18 @@
               <w:jc w:val="left"/>
             </w:pPr>
             <w:r>
-              <w:t xml:space="preserve">PRO</w:t>
-            </w:r>
-          </w:p>
-        </w:tc>
-        <w:tc>
-          <w:p>
-            <w:pPr>
-              <w:pStyle w:val="Compact"/>
-              <w:jc w:val="left"/>
-            </w:pPr>
-            <w:r>
-              <w:t xml:space="preserve">interleave</w:t>
-            </w:r>
-          </w:p>
-        </w:tc>
-        <w:tc>
-          <w:p>
-            <w:pPr>
-              <w:pStyle w:val="Compact"/>
-              <w:jc w:val="right"/>
-            </w:pPr>
-            <w:r>
-              <w:t xml:space="preserve">145.072</w:t>
-            </w:r>
-          </w:p>
-        </w:tc>
-        <w:tc>
-          <w:p>
-            <w:pPr>
-              <w:pStyle w:val="Compact"/>
-              <w:jc w:val="right"/>
-            </w:pPr>
-            <w:r>
-              <w:t xml:space="preserve">16777216</w:t>
+              <w:t xml:space="preserve">L1d cache</w:t>
+            </w:r>
+          </w:p>
+        </w:tc>
+        <w:tc>
+          <w:p>
+            <w:pPr>
+              <w:pStyle w:val="Compact"/>
+              <w:jc w:val="right"/>
+            </w:pPr>
+            <w:r>
+              <w:t xml:space="preserve">1.1 MiB, 36 instances</w:t>
             </w:r>
           </w:p>
         </w:tc>
@@ -2020,40 +1652,18 @@
               <w:jc w:val="left"/>
             </w:pPr>
             <w:r>
-              <w:t xml:space="preserve">VJ-1B</w:t>
-            </w:r>
-          </w:p>
-        </w:tc>
-        <w:tc>
-          <w:p>
-            <w:pPr>
-              <w:pStyle w:val="Compact"/>
-              <w:jc w:val="left"/>
-            </w:pPr>
-            <w:r>
-              <w:t xml:space="preserve">none</w:t>
-            </w:r>
-          </w:p>
-        </w:tc>
-        <w:tc>
-          <w:p>
-            <w:pPr>
-              <w:pStyle w:val="Compact"/>
-              <w:jc w:val="right"/>
-            </w:pPr>
-            <w:r>
-              <w:t xml:space="preserve">430.644</w:t>
-            </w:r>
-          </w:p>
-        </w:tc>
-        <w:tc>
-          <w:p>
-            <w:pPr>
-              <w:pStyle w:val="Compact"/>
-              <w:jc w:val="right"/>
-            </w:pPr>
-            <w:r>
-              <w:t xml:space="preserve">16777216</w:t>
+              <w:t xml:space="preserve">L2 cache</w:t>
+            </w:r>
+          </w:p>
+        </w:tc>
+        <w:tc>
+          <w:p>
+            <w:pPr>
+              <w:pStyle w:val="Compact"/>
+              <w:jc w:val="right"/>
+            </w:pPr>
+            <w:r>
+              <w:t xml:space="preserve">36 MiB, 36 instances</w:t>
             </w:r>
           </w:p>
         </w:tc>
@@ -2066,43 +1676,18 @@
               <w:jc w:val="left"/>
             </w:pPr>
             <w:r>
-              <w:t xml:space="preserve">VJ-1B</w:t>
-            </w:r>
-          </w:p>
-        </w:tc>
-        <w:tc>
-          <w:p>
-            <w:pPr>
-              <w:pStyle w:val="Compact"/>
-              <w:jc w:val="left"/>
-            </w:pPr>
-            <w:r>
-              <w:rPr>
-                <w:rStyle w:val="VerbatimChar"/>
-              </w:rPr>
-              <w:t xml:space="preserve">--basic-numa</w:t>
-            </w:r>
-          </w:p>
-        </w:tc>
-        <w:tc>
-          <w:p>
-            <w:pPr>
-              <w:pStyle w:val="Compact"/>
-              <w:jc w:val="right"/>
-            </w:pPr>
-            <w:r>
-              <w:t xml:space="preserve">458.470</w:t>
-            </w:r>
-          </w:p>
-        </w:tc>
-        <w:tc>
-          <w:p>
-            <w:pPr>
-              <w:pStyle w:val="Compact"/>
-              <w:jc w:val="right"/>
-            </w:pPr>
-            <w:r>
-              <w:t xml:space="preserve">16777216</w:t>
+              <w:t xml:space="preserve">L3 cache</w:t>
+            </w:r>
+          </w:p>
+        </w:tc>
+        <w:tc>
+          <w:p>
+            <w:pPr>
+              <w:pStyle w:val="Compact"/>
+              <w:jc w:val="right"/>
+            </w:pPr>
+            <w:r>
+              <w:t xml:space="preserve">49.5 MiB, 2 instances</w:t>
             </w:r>
           </w:p>
         </w:tc>
@@ -2115,40 +1700,66 @@
               <w:jc w:val="left"/>
             </w:pPr>
             <w:r>
-              <w:t xml:space="preserve">VJ-1B</w:t>
-            </w:r>
-          </w:p>
-        </w:tc>
-        <w:tc>
-          <w:p>
-            <w:pPr>
-              <w:pStyle w:val="Compact"/>
-              <w:jc w:val="left"/>
-            </w:pPr>
-            <w:r>
-              <w:t xml:space="preserve">interleave</w:t>
-            </w:r>
-          </w:p>
-        </w:tc>
-        <w:tc>
-          <w:p>
-            <w:pPr>
-              <w:pStyle w:val="Compact"/>
-              <w:jc w:val="right"/>
-            </w:pPr>
-            <w:r>
-              <w:t xml:space="preserve">458.208</w:t>
-            </w:r>
-          </w:p>
-        </w:tc>
-        <w:tc>
-          <w:p>
-            <w:pPr>
-              <w:pStyle w:val="Compact"/>
-              <w:jc w:val="right"/>
-            </w:pPr>
-            <w:r>
-              <w:t xml:space="preserve">16777216</w:t>
+              <w:t xml:space="preserve">NUMA nodes</w:t>
+            </w:r>
+          </w:p>
+        </w:tc>
+        <w:tc>
+          <w:p>
+            <w:pPr>
+              <w:pStyle w:val="Compact"/>
+              <w:jc w:val="right"/>
+            </w:pPr>
+            <w:r>
+              <w:t xml:space="preserve">2</w:t>
+            </w:r>
+          </w:p>
+        </w:tc>
+      </w:tr>
+      <w:tr>
+        <w:tc>
+          <w:p>
+            <w:pPr>
+              <w:pStyle w:val="Compact"/>
+              <w:jc w:val="left"/>
+            </w:pPr>
+            <w:r>
+              <w:t xml:space="preserve">NUMA distance</w:t>
+            </w:r>
+          </w:p>
+        </w:tc>
+        <w:tc>
+          <w:p>
+            <w:pPr>
+              <w:pStyle w:val="Compact"/>
+              <w:jc w:val="right"/>
+            </w:pPr>
+            <w:r>
+              <w:t xml:space="preserve">local 10, remote 21</w:t>
+            </w:r>
+          </w:p>
+        </w:tc>
+      </w:tr>
+      <w:tr>
+        <w:tc>
+          <w:p>
+            <w:pPr>
+              <w:pStyle w:val="Compact"/>
+              <w:jc w:val="left"/>
+            </w:pPr>
+            <w:r>
+              <w:t xml:space="preserve">Memory</w:t>
+            </w:r>
+          </w:p>
+        </w:tc>
+        <w:tc>
+          <w:p>
+            <w:pPr>
+              <w:pStyle w:val="Compact"/>
+              <w:jc w:val="right"/>
+            </w:pPr>
+            <w:r>
+              <w:t xml:space="preserve">node0 128569 MB, node1 128963 MB</w:t>
             </w:r>
           </w:p>
         </w:tc>
@@ -2159,26 +1770,85 @@
         <w:pStyle w:val="BodyText"/>
       </w:pPr>
       <w:r>
-        <w:t xml:space="preserve">NPO 和 PRO 明显受益于 NUMA 优化；VJ 在该点没有收益，原因是 vector index 较紧凑，内存放置不是主要瓶颈。</w:t>
+        <w:t xml:space="preserve">Intel MLC v3.12 测得本地 NUMA 延迟约 81 到 83 ns，远端 NUMA 延迟约 141 到 156 ns。MLC read-only bandwidth 显示本地读带宽约 74 GB/s，远端读带宽约 34 GB/s。原始输出保存在：</w:t>
+      </w:r>
+    </w:p>
+    <w:p>
+      <w:pPr>
+        <w:numPr>
+          <w:ilvl w:val="0"/>
+          <w:numId w:val="1002"/>
+        </w:numPr>
+        <w:pStyle w:val="Compact"/>
+      </w:pPr>
+      <w:r>
+        <w:rPr>
+          <w:rStyle w:val="VerbatimChar"/>
+        </w:rPr>
+        <w:t xml:space="preserve">docs/data/mlc_latency_matrix.txt</w:t>
+      </w:r>
+    </w:p>
+    <w:p>
+      <w:pPr>
+        <w:numPr>
+          <w:ilvl w:val="0"/>
+          <w:numId w:val="1002"/>
+        </w:numPr>
+        <w:pStyle w:val="Compact"/>
+      </w:pPr>
+      <w:r>
+        <w:rPr>
+          <w:rStyle w:val="VerbatimChar"/>
+        </w:rPr>
+        <w:t xml:space="preserve">docs/data/mlc_bandwidth_matrix.txt</w:t>
+      </w:r>
+    </w:p>
+    <w:p>
+      <w:pPr>
+        <w:numPr>
+          <w:ilvl w:val="0"/>
+          <w:numId w:val="1002"/>
+        </w:numPr>
+        <w:pStyle w:val="Compact"/>
+      </w:pPr>
+      <w:r>
+        <w:rPr>
+          <w:rStyle w:val="VerbatimChar"/>
+        </w:rPr>
+        <w:t xml:space="preserve">docs/data/mlc_idle_latency.txt</w:t>
+      </w:r>
+    </w:p>
+    <w:p>
+      <w:pPr>
+        <w:numPr>
+          <w:ilvl w:val="0"/>
+          <w:numId w:val="1002"/>
+        </w:numPr>
+        <w:pStyle w:val="Compact"/>
+      </w:pPr>
+      <w:r>
+        <w:rPr>
+          <w:rStyle w:val="VerbatimChar"/>
+        </w:rPr>
+        <w:t xml:space="preserve">docs/data/mlc_loaded_latency.txt</w:t>
+      </w:r>
+    </w:p>
+    <w:p>
+      <w:pPr>
+        <w:pStyle w:val="FirstParagraph"/>
+      </w:pPr>
+      <w:r>
+        <w:t xml:space="preserve">这些测量结果解释了后续连接实验中的一个基本现象：当算法访问模式导致大量跨 NUMA 访问或随机内存访问时，即使计算量不大，执行时间也会明显增加。</w:t>
       </w:r>
     </w:p>
     <w:bookmarkEnd w:id="26"/>
-    <w:bookmarkStart w:id="30" w:name="期中实验star-join"/>
+    <w:bookmarkStart w:id="27" w:name="平常实验numa-与内存层次"/>
     <w:p>
       <w:pPr>
         <w:pStyle w:val="Heading2"/>
       </w:pPr>
       <w:r>
-        <w:t xml:space="preserve">6. 期中实验：Star Join</w:t>
-      </w:r>
-    </w:p>
-    <w:bookmarkStart w:id="27" w:name="数据模型"/>
-    <w:p>
-      <w:pPr>
-        <w:pStyle w:val="Heading3"/>
-      </w:pPr>
-      <w:r>
-        <w:t xml:space="preserve">6.1 数据模型</w:t>
+        <w:t xml:space="preserve">4. 平常实验：NUMA 与内存层次</w:t>
       </w:r>
     </w:p>
     <w:p>
@@ -2186,7 +1856,43 @@
         <w:pStyle w:val="FirstParagraph"/>
       </w:pPr>
       <w:r>
-        <w:t xml:space="preserve">期中任务要求实现三表 starjoin：</w:t>
+        <w:t xml:space="preserve">平常实验的目的不是比较所有算法的最终优劣，而是先建立对机器内存层次的认识。实验使用</w:t>
+      </w:r>
+      <w:r>
+        <w:t xml:space="preserve"> </w:t>
+      </w:r>
+      <w:r>
+        <w:rPr>
+          <w:rStyle w:val="VerbatimChar"/>
+        </w:rPr>
+        <w:t xml:space="preserve">R=S=2^24</w:t>
+      </w:r>
+      <w:r>
+        <w:t xml:space="preserve">、16 线程，对 NPO、PRO、VJ 分别测试默认分配、</w:t>
+      </w:r>
+      <w:r>
+        <w:rPr>
+          <w:rStyle w:val="VerbatimChar"/>
+        </w:rPr>
+        <w:t xml:space="preserve">--basic-numa</w:t>
+      </w:r>
+      <w:r>
+        <w:t xml:space="preserve"> </w:t>
+      </w:r>
+      <w:r>
+        <w:t xml:space="preserve">和</w:t>
+      </w:r>
+      <w:r>
+        <w:t xml:space="preserve"> </w:t>
+      </w:r>
+      <w:r>
+        <w:rPr>
+          <w:rStyle w:val="VerbatimChar"/>
+        </w:rPr>
+        <w:t xml:space="preserve">numactl --interleave=all</w:t>
+      </w:r>
+      <w:r>
+        <w:t xml:space="preserve">。</w:t>
       </w:r>
     </w:p>
     <w:tbl>
@@ -2204,29 +1910,40 @@
               <w:jc w:val="left"/>
             </w:pPr>
             <w:r>
-              <w:t xml:space="preserve">表</w:t>
-            </w:r>
-          </w:p>
-        </w:tc>
-        <w:tc>
-          <w:p>
-            <w:pPr>
-              <w:pStyle w:val="Compact"/>
-              <w:jc w:val="left"/>
-            </w:pPr>
-            <w:r>
-              <w:t xml:space="preserve">结构</w:t>
-            </w:r>
-          </w:p>
-        </w:tc>
-        <w:tc>
-          <w:p>
-            <w:pPr>
-              <w:pStyle w:val="Compact"/>
-              <w:jc w:val="right"/>
-            </w:pPr>
-            <w:r>
-              <w:t xml:space="preserve">规模</w:t>
+              <w:t xml:space="preserve">算法</w:t>
+            </w:r>
+          </w:p>
+        </w:tc>
+        <w:tc>
+          <w:p>
+            <w:pPr>
+              <w:pStyle w:val="Compact"/>
+              <w:jc w:val="left"/>
+            </w:pPr>
+            <w:r>
+              <w:t xml:space="preserve">内存放置</w:t>
+            </w:r>
+          </w:p>
+        </w:tc>
+        <w:tc>
+          <w:p>
+            <w:pPr>
+              <w:pStyle w:val="Compact"/>
+              <w:jc w:val="right"/>
+            </w:pPr>
+            <w:r>
+              <w:t xml:space="preserve">时间 ms</w:t>
+            </w:r>
+          </w:p>
+        </w:tc>
+        <w:tc>
+          <w:p>
+            <w:pPr>
+              <w:pStyle w:val="Compact"/>
+              <w:jc w:val="right"/>
+            </w:pPr>
+            <w:r>
+              <w:t xml:space="preserve">结果数</w:t>
             </w:r>
           </w:p>
         </w:tc>
@@ -2239,7 +1956,53 @@
               <w:jc w:val="left"/>
             </w:pPr>
             <w:r>
-              <w:t xml:space="preserve">L</w:t>
+              <w:t xml:space="preserve">NPO</w:t>
+            </w:r>
+          </w:p>
+        </w:tc>
+        <w:tc>
+          <w:p>
+            <w:pPr>
+              <w:pStyle w:val="Compact"/>
+              <w:jc w:val="left"/>
+            </w:pPr>
+            <w:r>
+              <w:t xml:space="preserve">none</w:t>
+            </w:r>
+          </w:p>
+        </w:tc>
+        <w:tc>
+          <w:p>
+            <w:pPr>
+              <w:pStyle w:val="Compact"/>
+              <w:jc w:val="right"/>
+            </w:pPr>
+            <w:r>
+              <w:t xml:space="preserve">478.582</w:t>
+            </w:r>
+          </w:p>
+        </w:tc>
+        <w:tc>
+          <w:p>
+            <w:pPr>
+              <w:pStyle w:val="Compact"/>
+              <w:jc w:val="right"/>
+            </w:pPr>
+            <w:r>
+              <w:t xml:space="preserve">16777216</w:t>
+            </w:r>
+          </w:p>
+        </w:tc>
+      </w:tr>
+      <w:tr>
+        <w:tc>
+          <w:p>
+            <w:pPr>
+              <w:pStyle w:val="Compact"/>
+              <w:jc w:val="left"/>
+            </w:pPr>
+            <w:r>
+              <w:t xml:space="preserve">NPO</w:t>
             </w:r>
           </w:p>
         </w:tc>
@@ -2253,21 +2016,170 @@
               <w:rPr>
                 <w:rStyle w:val="VerbatimChar"/>
               </w:rPr>
-              <w:t xml:space="preserve">&lt;FKO, FKPS, PAYLOAD&gt;</w:t>
-            </w:r>
-          </w:p>
-        </w:tc>
-        <w:tc>
-          <w:p>
-            <w:pPr>
-              <w:pStyle w:val="Compact"/>
-              <w:jc w:val="right"/>
+              <w:t xml:space="preserve">--basic-numa</w:t>
+            </w:r>
+          </w:p>
+        </w:tc>
+        <w:tc>
+          <w:p>
+            <w:pPr>
+              <w:pStyle w:val="Compact"/>
+              <w:jc w:val="right"/>
+            </w:pPr>
+            <w:r>
+              <w:t xml:space="preserve">257.520</w:t>
+            </w:r>
+          </w:p>
+        </w:tc>
+        <w:tc>
+          <w:p>
+            <w:pPr>
+              <w:pStyle w:val="Compact"/>
+              <w:jc w:val="right"/>
+            </w:pPr>
+            <w:r>
+              <w:t xml:space="preserve">16777216</w:t>
+            </w:r>
+          </w:p>
+        </w:tc>
+      </w:tr>
+      <w:tr>
+        <w:tc>
+          <w:p>
+            <w:pPr>
+              <w:pStyle w:val="Compact"/>
+              <w:jc w:val="left"/>
+            </w:pPr>
+            <w:r>
+              <w:t xml:space="preserve">NPO</w:t>
+            </w:r>
+          </w:p>
+        </w:tc>
+        <w:tc>
+          <w:p>
+            <w:pPr>
+              <w:pStyle w:val="Compact"/>
+              <w:jc w:val="left"/>
+            </w:pPr>
+            <w:r>
+              <w:t xml:space="preserve">interleave</w:t>
+            </w:r>
+          </w:p>
+        </w:tc>
+        <w:tc>
+          <w:p>
+            <w:pPr>
+              <w:pStyle w:val="Compact"/>
+              <w:jc w:val="right"/>
+            </w:pPr>
+            <w:r>
+              <w:t xml:space="preserve">241.643</w:t>
+            </w:r>
+          </w:p>
+        </w:tc>
+        <w:tc>
+          <w:p>
+            <w:pPr>
+              <w:pStyle w:val="Compact"/>
+              <w:jc w:val="right"/>
+            </w:pPr>
+            <w:r>
+              <w:t xml:space="preserve">16777216</w:t>
+            </w:r>
+          </w:p>
+        </w:tc>
+      </w:tr>
+      <w:tr>
+        <w:tc>
+          <w:p>
+            <w:pPr>
+              <w:pStyle w:val="Compact"/>
+              <w:jc w:val="left"/>
+            </w:pPr>
+            <w:r>
+              <w:t xml:space="preserve">PRO</w:t>
+            </w:r>
+          </w:p>
+        </w:tc>
+        <w:tc>
+          <w:p>
+            <w:pPr>
+              <w:pStyle w:val="Compact"/>
+              <w:jc w:val="left"/>
+            </w:pPr>
+            <w:r>
+              <w:t xml:space="preserve">none</w:t>
+            </w:r>
+          </w:p>
+        </w:tc>
+        <w:tc>
+          <w:p>
+            <w:pPr>
+              <w:pStyle w:val="Compact"/>
+              <w:jc w:val="right"/>
+            </w:pPr>
+            <w:r>
+              <w:t xml:space="preserve">202.307</w:t>
+            </w:r>
+          </w:p>
+        </w:tc>
+        <w:tc>
+          <w:p>
+            <w:pPr>
+              <w:pStyle w:val="Compact"/>
+              <w:jc w:val="right"/>
+            </w:pPr>
+            <w:r>
+              <w:t xml:space="preserve">16777216</w:t>
+            </w:r>
+          </w:p>
+        </w:tc>
+      </w:tr>
+      <w:tr>
+        <w:tc>
+          <w:p>
+            <w:pPr>
+              <w:pStyle w:val="Compact"/>
+              <w:jc w:val="left"/>
+            </w:pPr>
+            <w:r>
+              <w:t xml:space="preserve">PRO</w:t>
+            </w:r>
+          </w:p>
+        </w:tc>
+        <w:tc>
+          <w:p>
+            <w:pPr>
+              <w:pStyle w:val="Compact"/>
+              <w:jc w:val="left"/>
             </w:pPr>
             <w:r>
               <w:rPr>
                 <w:rStyle w:val="VerbatimChar"/>
               </w:rPr>
-              <w:t xml:space="preserve">sf * 6000000</w:t>
+              <w:t xml:space="preserve">--basic-numa</w:t>
+            </w:r>
+          </w:p>
+        </w:tc>
+        <w:tc>
+          <w:p>
+            <w:pPr>
+              <w:pStyle w:val="Compact"/>
+              <w:jc w:val="right"/>
+            </w:pPr>
+            <w:r>
+              <w:t xml:space="preserve">120.857</w:t>
+            </w:r>
+          </w:p>
+        </w:tc>
+        <w:tc>
+          <w:p>
+            <w:pPr>
+              <w:pStyle w:val="Compact"/>
+              <w:jc w:val="right"/>
+            </w:pPr>
+            <w:r>
+              <w:t xml:space="preserve">16777216</w:t>
             </w:r>
           </w:p>
         </w:tc>
@@ -2280,7 +2192,99 @@
               <w:jc w:val="left"/>
             </w:pPr>
             <w:r>
-              <w:t xml:space="preserve">O</w:t>
+              <w:t xml:space="preserve">PRO</w:t>
+            </w:r>
+          </w:p>
+        </w:tc>
+        <w:tc>
+          <w:p>
+            <w:pPr>
+              <w:pStyle w:val="Compact"/>
+              <w:jc w:val="left"/>
+            </w:pPr>
+            <w:r>
+              <w:t xml:space="preserve">interleave</w:t>
+            </w:r>
+          </w:p>
+        </w:tc>
+        <w:tc>
+          <w:p>
+            <w:pPr>
+              <w:pStyle w:val="Compact"/>
+              <w:jc w:val="right"/>
+            </w:pPr>
+            <w:r>
+              <w:t xml:space="preserve">145.072</w:t>
+            </w:r>
+          </w:p>
+        </w:tc>
+        <w:tc>
+          <w:p>
+            <w:pPr>
+              <w:pStyle w:val="Compact"/>
+              <w:jc w:val="right"/>
+            </w:pPr>
+            <w:r>
+              <w:t xml:space="preserve">16777216</w:t>
+            </w:r>
+          </w:p>
+        </w:tc>
+      </w:tr>
+      <w:tr>
+        <w:tc>
+          <w:p>
+            <w:pPr>
+              <w:pStyle w:val="Compact"/>
+              <w:jc w:val="left"/>
+            </w:pPr>
+            <w:r>
+              <w:t xml:space="preserve">VJ-1B</w:t>
+            </w:r>
+          </w:p>
+        </w:tc>
+        <w:tc>
+          <w:p>
+            <w:pPr>
+              <w:pStyle w:val="Compact"/>
+              <w:jc w:val="left"/>
+            </w:pPr>
+            <w:r>
+              <w:t xml:space="preserve">none</w:t>
+            </w:r>
+          </w:p>
+        </w:tc>
+        <w:tc>
+          <w:p>
+            <w:pPr>
+              <w:pStyle w:val="Compact"/>
+              <w:jc w:val="right"/>
+            </w:pPr>
+            <w:r>
+              <w:t xml:space="preserve">430.644</w:t>
+            </w:r>
+          </w:p>
+        </w:tc>
+        <w:tc>
+          <w:p>
+            <w:pPr>
+              <w:pStyle w:val="Compact"/>
+              <w:jc w:val="right"/>
+            </w:pPr>
+            <w:r>
+              <w:t xml:space="preserve">16777216</w:t>
+            </w:r>
+          </w:p>
+        </w:tc>
+      </w:tr>
+      <w:tr>
+        <w:tc>
+          <w:p>
+            <w:pPr>
+              <w:pStyle w:val="Compact"/>
+              <w:jc w:val="left"/>
+            </w:pPr>
+            <w:r>
+              <w:t xml:space="preserve">VJ-1B</w:t>
             </w:r>
           </w:p>
         </w:tc>
@@ -2294,21 +2298,29 @@
               <w:rPr>
                 <w:rStyle w:val="VerbatimChar"/>
               </w:rPr>
-              <w:t xml:space="preserve">&lt;PK, PAYLOAD&gt;</w:t>
-            </w:r>
-          </w:p>
-        </w:tc>
-        <w:tc>
-          <w:p>
-            <w:pPr>
-              <w:pStyle w:val="Compact"/>
-              <w:jc w:val="right"/>
-            </w:pPr>
-            <w:r>
-              <w:rPr>
-                <w:rStyle w:val="VerbatimChar"/>
-              </w:rPr>
-              <w:t xml:space="preserve">sf * 1500000</w:t>
+              <w:t xml:space="preserve">--basic-numa</w:t>
+            </w:r>
+          </w:p>
+        </w:tc>
+        <w:tc>
+          <w:p>
+            <w:pPr>
+              <w:pStyle w:val="Compact"/>
+              <w:jc w:val="right"/>
+            </w:pPr>
+            <w:r>
+              <w:t xml:space="preserve">458.470</w:t>
+            </w:r>
+          </w:p>
+        </w:tc>
+        <w:tc>
+          <w:p>
+            <w:pPr>
+              <w:pStyle w:val="Compact"/>
+              <w:jc w:val="right"/>
+            </w:pPr>
+            <w:r>
+              <w:t xml:space="preserve">16777216</w:t>
             </w:r>
           </w:p>
         </w:tc>
@@ -2321,35 +2333,40 @@
               <w:jc w:val="left"/>
             </w:pPr>
             <w:r>
-              <w:t xml:space="preserve">PS</w:t>
-            </w:r>
-          </w:p>
-        </w:tc>
-        <w:tc>
-          <w:p>
-            <w:pPr>
-              <w:pStyle w:val="Compact"/>
-              <w:jc w:val="left"/>
-            </w:pPr>
-            <w:r>
-              <w:rPr>
-                <w:rStyle w:val="VerbatimChar"/>
-              </w:rPr>
-              <w:t xml:space="preserve">&lt;PK, PAYLOAD&gt;</w:t>
-            </w:r>
-          </w:p>
-        </w:tc>
-        <w:tc>
-          <w:p>
-            <w:pPr>
-              <w:pStyle w:val="Compact"/>
-              <w:jc w:val="right"/>
-            </w:pPr>
-            <w:r>
-              <w:rPr>
-                <w:rStyle w:val="VerbatimChar"/>
-              </w:rPr>
-              <w:t xml:space="preserve">sf * 800000</w:t>
+              <w:t xml:space="preserve">VJ-1B</w:t>
+            </w:r>
+          </w:p>
+        </w:tc>
+        <w:tc>
+          <w:p>
+            <w:pPr>
+              <w:pStyle w:val="Compact"/>
+              <w:jc w:val="left"/>
+            </w:pPr>
+            <w:r>
+              <w:t xml:space="preserve">interleave</w:t>
+            </w:r>
+          </w:p>
+        </w:tc>
+        <w:tc>
+          <w:p>
+            <w:pPr>
+              <w:pStyle w:val="Compact"/>
+              <w:jc w:val="right"/>
+            </w:pPr>
+            <w:r>
+              <w:t xml:space="preserve">458.208</w:t>
+            </w:r>
+          </w:p>
+        </w:tc>
+        <w:tc>
+          <w:p>
+            <w:pPr>
+              <w:pStyle w:val="Compact"/>
+              <w:jc w:val="right"/>
+            </w:pPr>
+            <w:r>
+              <w:t xml:space="preserve">16777216</w:t>
             </w:r>
           </w:p>
         </w:tc>
@@ -2360,135 +2377,25 @@
         <w:pStyle w:val="BodyText"/>
       </w:pPr>
       <w:r>
-        <w:t xml:space="preserve">查询为：</w:t>
-      </w:r>
-    </w:p>
-    <w:p>
-      <w:pPr>
-        <w:pStyle w:val="SourceCode"/>
-      </w:pPr>
-      <w:r>
-        <w:rPr>
-          <w:rStyle w:val="KeywordTok"/>
-        </w:rPr>
-        <w:t xml:space="preserve">select</w:t>
-      </w:r>
-      <w:r>
-        <w:rPr>
-          <w:rStyle w:val="NormalTok"/>
-        </w:rPr>
-        <w:t xml:space="preserve"> </w:t>
-      </w:r>
-      <w:r>
-        <w:rPr>
-          <w:rStyle w:val="FunctionTok"/>
-        </w:rPr>
-        <w:t xml:space="preserve">sum</w:t>
-      </w:r>
-      <w:r>
-        <w:rPr>
-          <w:rStyle w:val="NormalTok"/>
-        </w:rPr>
-        <w:t xml:space="preserve">(O.PAYLOAD </w:t>
-      </w:r>
-      <w:r>
-        <w:rPr>
-          <w:rStyle w:val="OperatorTok"/>
-        </w:rPr>
-        <w:t xml:space="preserve">-</w:t>
-      </w:r>
-      <w:r>
-        <w:rPr>
-          <w:rStyle w:val="NormalTok"/>
-        </w:rPr>
-        <w:t xml:space="preserve"> (L.PAYLOAD </w:t>
-      </w:r>
-      <w:r>
-        <w:rPr>
-          <w:rStyle w:val="OperatorTok"/>
-        </w:rPr>
-        <w:t xml:space="preserve">-</w:t>
-      </w:r>
-      <w:r>
-        <w:rPr>
-          <w:rStyle w:val="NormalTok"/>
-        </w:rPr>
-        <w:t xml:space="preserve"> PS.PAYLOAD))</w:t>
-      </w:r>
-      <w:r>
-        <w:br/>
-      </w:r>
-      <w:r>
-        <w:rPr>
-          <w:rStyle w:val="KeywordTok"/>
-        </w:rPr>
-        <w:t xml:space="preserve">from</w:t>
-      </w:r>
-      <w:r>
-        <w:rPr>
-          <w:rStyle w:val="NormalTok"/>
-        </w:rPr>
-        <w:t xml:space="preserve"> L, O, PS</w:t>
-      </w:r>
-      <w:r>
-        <w:br/>
-      </w:r>
-      <w:r>
-        <w:rPr>
-          <w:rStyle w:val="KeywordTok"/>
-        </w:rPr>
-        <w:t xml:space="preserve">where</w:t>
-      </w:r>
-      <w:r>
-        <w:rPr>
-          <w:rStyle w:val="NormalTok"/>
-        </w:rPr>
-        <w:t xml:space="preserve"> L.FKO </w:t>
-      </w:r>
-      <w:r>
-        <w:rPr>
-          <w:rStyle w:val="OperatorTok"/>
-        </w:rPr>
-        <w:t xml:space="preserve">=</w:t>
-      </w:r>
-      <w:r>
-        <w:rPr>
-          <w:rStyle w:val="NormalTok"/>
-        </w:rPr>
-        <w:t xml:space="preserve"> O.PK</w:t>
-      </w:r>
-      <w:r>
-        <w:br/>
-      </w:r>
-      <w:r>
-        <w:rPr>
-          <w:rStyle w:val="NormalTok"/>
-        </w:rPr>
-        <w:t xml:space="preserve">  </w:t>
-      </w:r>
-      <w:r>
-        <w:rPr>
-          <w:rStyle w:val="KeywordTok"/>
-        </w:rPr>
-        <w:t xml:space="preserve">and</w:t>
-      </w:r>
-      <w:r>
-        <w:rPr>
-          <w:rStyle w:val="NormalTok"/>
-        </w:rPr>
-        <w:t xml:space="preserve"> L.FKPS </w:t>
-      </w:r>
-      <w:r>
-        <w:rPr>
-          <w:rStyle w:val="OperatorTok"/>
-        </w:rPr>
-        <w:t xml:space="preserve">=</w:t>
-      </w:r>
-      <w:r>
-        <w:rPr>
-          <w:rStyle w:val="NormalTok"/>
-        </w:rPr>
-        <w:t xml:space="preserve"> PS.PK;</w:t>
+        <w:t xml:space="preserve">NPO 和 PRO 明显受益于 NUMA 优化。NPO 的 hash table probe 和 PRO 的分区访问都会受到内存放置影响；改善本地访问比例后，时间明显下降。VJ 在该点没有受益，原因是 vector index 较紧凑，主要瓶颈不在 NUMA 放置，而在后续更大 key range 下的随机数组访问。</w:t>
+      </w:r>
+    </w:p>
+    <w:p>
+      <w:pPr>
+        <w:pStyle w:val="BodyText"/>
+      </w:pPr>
+      <w:r>
+        <w:t xml:space="preserve">这一阶段得到的结论是：连接算法的比较必须同时看时间、空间和访存模式。这个结论直接引出了期中 star join 实验，因为多表连接会放大维表结构访问和中间结果物化的代价。</w:t>
+      </w:r>
+    </w:p>
+    <w:bookmarkEnd w:id="27"/>
+    <w:bookmarkStart w:id="28" w:name="从平常实验到期中实验"/>
+    <w:p>
+      <w:pPr>
+        <w:pStyle w:val="Heading2"/>
+      </w:pPr>
+      <w:r>
+        <w:t xml:space="preserve">5. 从平常实验到期中实验</w:t>
       </w:r>
     </w:p>
     <w:p>
@@ -2496,74 +2403,82 @@
         <w:pStyle w:val="FirstParagraph"/>
       </w:pPr>
       <w:r>
-        <w:t xml:space="preserve">PDF 中表达式结果与</w:t>
-      </w:r>
-      <w:r>
-        <w:t xml:space="preserve">“</w:t>
-      </w:r>
-      <w:r>
-        <w:t xml:space="preserve">结果等于记录数</w:t>
-      </w:r>
-      <w:r>
-        <w:t xml:space="preserve">”</w:t>
-      </w:r>
-      <w:r>
-        <w:t xml:space="preserve">的文字说明存在矛盾。按表达式和常量 O=3、L=1、PS=1，每行贡献为 3。因此报告使用</w:t>
-      </w:r>
-      <w:r>
-        <w:t xml:space="preserve"> </w:t>
-      </w:r>
-      <w:r>
-        <w:rPr>
-          <w:rStyle w:val="VerbatimChar"/>
-        </w:rPr>
-        <w:t xml:space="preserve">matches</w:t>
-      </w:r>
-      <w:r>
-        <w:t xml:space="preserve"> </w:t>
-      </w:r>
-      <w:r>
-        <w:t xml:space="preserve">验证连接基数，用</w:t>
-      </w:r>
-      <w:r>
-        <w:t xml:space="preserve"> </w:t>
-      </w:r>
-      <w:r>
-        <w:rPr>
-          <w:rStyle w:val="VerbatimChar"/>
-        </w:rPr>
-        <w:t xml:space="preserve">aggregate_sum</w:t>
-      </w:r>
-      <w:r>
-        <w:t xml:space="preserve"> </w:t>
-      </w:r>
-      <w:r>
-        <w:t xml:space="preserve">验证表达式计算。</w:t>
-      </w:r>
-    </w:p>
-    <w:bookmarkEnd w:id="27"/>
-    <w:bookmarkStart w:id="28" w:name="sf100-主结果"/>
+        <w:t xml:space="preserve">平常实验关注的是二表连接和硬件局部性，期中实验则把问题推进到多表连接。Star join 是分析型数据库中常见形态：一个大事实表连接多个维表。它比二表 join 更能体现以下问题：</w:t>
+      </w:r>
+    </w:p>
+    <w:p>
+      <w:pPr>
+        <w:numPr>
+          <w:ilvl w:val="0"/>
+          <w:numId w:val="1003"/>
+        </w:numPr>
+        <w:pStyle w:val="Compact"/>
+      </w:pPr>
+      <w:r>
+        <w:t xml:space="preserve">是否需要物化中间结果。</w:t>
+      </w:r>
+    </w:p>
+    <w:p>
+      <w:pPr>
+        <w:numPr>
+          <w:ilvl w:val="0"/>
+          <w:numId w:val="1003"/>
+        </w:numPr>
+        <w:pStyle w:val="Compact"/>
+      </w:pPr>
+      <w:r>
+        <w:t xml:space="preserve">维表结构是否可以常驻 cache。</w:t>
+      </w:r>
+    </w:p>
+    <w:p>
+      <w:pPr>
+        <w:numPr>
+          <w:ilvl w:val="0"/>
+          <w:numId w:val="1003"/>
+        </w:numPr>
+        <w:pStyle w:val="Compact"/>
+      </w:pPr>
+      <w:r>
+        <w:t xml:space="preserve">hash probe 是否可以被更简单的数组下标访问替代。</w:t>
+      </w:r>
+    </w:p>
+    <w:p>
+      <w:pPr>
+        <w:numPr>
+          <w:ilvl w:val="0"/>
+          <w:numId w:val="1003"/>
+        </w:numPr>
+        <w:pStyle w:val="Compact"/>
+      </w:pPr>
+      <w:r>
+        <w:t xml:space="preserve">多表连接中的空间开销是否会随中间表快速放大。</w:t>
+      </w:r>
+    </w:p>
+    <w:p>
+      <w:pPr>
+        <w:pStyle w:val="FirstParagraph"/>
+      </w:pPr>
+      <w:r>
+        <w:t xml:space="preserve">因此，期中阶段实现了三种 star join 模式：NPO pipeline、PRO materialized 和 VJ pipeline。三种模式共享同一数据生成器和结果校验方式，方便比较算法本身差异。</w:t>
+      </w:r>
+    </w:p>
+    <w:bookmarkEnd w:id="28"/>
+    <w:bookmarkStart w:id="33" w:name="期中实验star-join"/>
+    <w:p>
+      <w:pPr>
+        <w:pStyle w:val="Heading2"/>
+      </w:pPr>
+      <w:r>
+        <w:t xml:space="preserve">6. 期中实验：Star Join</w:t>
+      </w:r>
+    </w:p>
+    <w:bookmarkStart w:id="29" w:name="数据模型"/>
     <w:p>
       <w:pPr>
         <w:pStyle w:val="Heading3"/>
       </w:pPr>
       <w:r>
-        <w:t xml:space="preserve">6.2</w:t>
-      </w:r>
-      <w:r>
-        <w:t xml:space="preserve"> </w:t>
-      </w:r>
-      <w:r>
-        <w:rPr>
-          <w:rStyle w:val="VerbatimChar"/>
-        </w:rPr>
-        <w:t xml:space="preserve">sf=100</w:t>
-      </w:r>
-      <w:r>
-        <w:t xml:space="preserve"> </w:t>
-      </w:r>
-      <w:r>
-        <w:t xml:space="preserve">主结果</w:t>
+        <w:t xml:space="preserve">6.1 数据模型</w:t>
       </w:r>
     </w:p>
     <w:p>
@@ -2571,40 +2486,7 @@
         <w:pStyle w:val="FirstParagraph"/>
       </w:pPr>
       <w:r>
-        <w:t xml:space="preserve">64 线程、VJ</w:t>
-      </w:r>
-      <w:r>
-        <w:t xml:space="preserve"> </w:t>
-      </w:r>
-      <w:r>
-        <w:rPr>
-          <w:rStyle w:val="VerbatimChar"/>
-        </w:rPr>
-        <w:t xml:space="preserve">payload_width=1</w:t>
-      </w:r>
-      <w:r>
-        <w:t xml:space="preserve">，三种模式均输出</w:t>
-      </w:r>
-      <w:r>
-        <w:t xml:space="preserve"> </w:t>
-      </w:r>
-      <w:r>
-        <w:rPr>
-          <w:rStyle w:val="VerbatimChar"/>
-        </w:rPr>
-        <w:t xml:space="preserve">matches=600000000</w:t>
-      </w:r>
-      <w:r>
-        <w:t xml:space="preserve">、</w:t>
-      </w:r>
-      <w:r>
-        <w:rPr>
-          <w:rStyle w:val="VerbatimChar"/>
-        </w:rPr>
-        <w:t xml:space="preserve">aggregate_sum=1800000000</w:t>
-      </w:r>
-      <w:r>
-        <w:t xml:space="preserve">。</w:t>
+        <w:t xml:space="preserve">期中任务要求实现三表 star join：</w:t>
       </w:r>
     </w:p>
     <w:tbl>
@@ -2622,40 +2504,29 @@
               <w:jc w:val="left"/>
             </w:pPr>
             <w:r>
-              <w:t xml:space="preserve">mode</w:t>
-            </w:r>
-          </w:p>
-        </w:tc>
-        <w:tc>
-          <w:p>
-            <w:pPr>
-              <w:pStyle w:val="Compact"/>
-              <w:jc w:val="right"/>
-            </w:pPr>
-            <w:r>
-              <w:t xml:space="preserve">threads</w:t>
-            </w:r>
-          </w:p>
-        </w:tc>
-        <w:tc>
-          <w:p>
-            <w:pPr>
-              <w:pStyle w:val="Compact"/>
-              <w:jc w:val="right"/>
-            </w:pPr>
-            <w:r>
-              <w:t xml:space="preserve">time ms</w:t>
-            </w:r>
-          </w:p>
-        </w:tc>
-        <w:tc>
-          <w:p>
-            <w:pPr>
-              <w:pStyle w:val="Compact"/>
-              <w:jc w:val="right"/>
-            </w:pPr>
-            <w:r>
-              <w:t xml:space="preserve">aux/input</w:t>
+              <w:t xml:space="preserve">表</w:t>
+            </w:r>
+          </w:p>
+        </w:tc>
+        <w:tc>
+          <w:p>
+            <w:pPr>
+              <w:pStyle w:val="Compact"/>
+              <w:jc w:val="left"/>
+            </w:pPr>
+            <w:r>
+              <w:t xml:space="preserve">结构</w:t>
+            </w:r>
+          </w:p>
+        </w:tc>
+        <w:tc>
+          <w:p>
+            <w:pPr>
+              <w:pStyle w:val="Compact"/>
+              <w:jc w:val="right"/>
+            </w:pPr>
+            <w:r>
+              <w:t xml:space="preserve">规模</w:t>
             </w:r>
           </w:p>
         </w:tc>
@@ -2668,40 +2539,35 @@
               <w:jc w:val="left"/>
             </w:pPr>
             <w:r>
-              <w:t xml:space="preserve">npo</w:t>
-            </w:r>
-          </w:p>
-        </w:tc>
-        <w:tc>
-          <w:p>
-            <w:pPr>
-              <w:pStyle w:val="Compact"/>
-              <w:jc w:val="right"/>
-            </w:pPr>
-            <w:r>
-              <w:t xml:space="preserve">64</w:t>
-            </w:r>
-          </w:p>
-        </w:tc>
-        <w:tc>
-          <w:p>
-            <w:pPr>
-              <w:pStyle w:val="Compact"/>
-              <w:jc w:val="right"/>
-            </w:pPr>
-            <w:r>
-              <w:t xml:space="preserve">15552.289</w:t>
-            </w:r>
-          </w:p>
-        </w:tc>
-        <w:tc>
-          <w:p>
-            <w:pPr>
-              <w:pStyle w:val="Compact"/>
-              <w:jc w:val="right"/>
-            </w:pPr>
-            <w:r>
-              <w:t xml:space="preserve">1.455</w:t>
+              <w:t xml:space="preserve">L</w:t>
+            </w:r>
+          </w:p>
+        </w:tc>
+        <w:tc>
+          <w:p>
+            <w:pPr>
+              <w:pStyle w:val="Compact"/>
+              <w:jc w:val="left"/>
+            </w:pPr>
+            <w:r>
+              <w:rPr>
+                <w:rStyle w:val="VerbatimChar"/>
+              </w:rPr>
+              <w:t xml:space="preserve">&lt;FKO, FKPS, PAYLOAD&gt;</w:t>
+            </w:r>
+          </w:p>
+        </w:tc>
+        <w:tc>
+          <w:p>
+            <w:pPr>
+              <w:pStyle w:val="Compact"/>
+              <w:jc w:val="right"/>
+            </w:pPr>
+            <w:r>
+              <w:rPr>
+                <w:rStyle w:val="VerbatimChar"/>
+              </w:rPr>
+              <w:t xml:space="preserve">sf * 6000000</w:t>
             </w:r>
           </w:p>
         </w:tc>
@@ -2714,40 +2580,35 @@
               <w:jc w:val="left"/>
             </w:pPr>
             <w:r>
-              <w:t xml:space="preserve">pro</w:t>
-            </w:r>
-          </w:p>
-        </w:tc>
-        <w:tc>
-          <w:p>
-            <w:pPr>
-              <w:pStyle w:val="Compact"/>
-              <w:jc w:val="right"/>
-            </w:pPr>
-            <w:r>
-              <w:t xml:space="preserve">64</w:t>
-            </w:r>
-          </w:p>
-        </w:tc>
-        <w:tc>
-          <w:p>
-            <w:pPr>
-              <w:pStyle w:val="Compact"/>
-              <w:jc w:val="right"/>
-            </w:pPr>
-            <w:r>
-              <w:t xml:space="preserve">17355.132</w:t>
-            </w:r>
-          </w:p>
-        </w:tc>
-        <w:tc>
-          <w:p>
-            <w:pPr>
-              <w:pStyle w:val="Compact"/>
-              <w:jc w:val="right"/>
-            </w:pPr>
-            <w:r>
-              <w:t xml:space="preserve">2.178</w:t>
+              <w:t xml:space="preserve">O</w:t>
+            </w:r>
+          </w:p>
+        </w:tc>
+        <w:tc>
+          <w:p>
+            <w:pPr>
+              <w:pStyle w:val="Compact"/>
+              <w:jc w:val="left"/>
+            </w:pPr>
+            <w:r>
+              <w:rPr>
+                <w:rStyle w:val="VerbatimChar"/>
+              </w:rPr>
+              <w:t xml:space="preserve">&lt;PK, PAYLOAD&gt;</w:t>
+            </w:r>
+          </w:p>
+        </w:tc>
+        <w:tc>
+          <w:p>
+            <w:pPr>
+              <w:pStyle w:val="Compact"/>
+              <w:jc w:val="right"/>
+            </w:pPr>
+            <w:r>
+              <w:rPr>
+                <w:rStyle w:val="VerbatimChar"/>
+              </w:rPr>
+              <w:t xml:space="preserve">sf * 1500000</w:t>
             </w:r>
           </w:p>
         </w:tc>
@@ -2760,40 +2621,35 @@
               <w:jc w:val="left"/>
             </w:pPr>
             <w:r>
-              <w:t xml:space="preserve">vj</w:t>
-            </w:r>
-          </w:p>
-        </w:tc>
-        <w:tc>
-          <w:p>
-            <w:pPr>
-              <w:pStyle w:val="Compact"/>
-              <w:jc w:val="right"/>
-            </w:pPr>
-            <w:r>
-              <w:t xml:space="preserve">64</w:t>
-            </w:r>
-          </w:p>
-        </w:tc>
-        <w:tc>
-          <w:p>
-            <w:pPr>
-              <w:pStyle w:val="Compact"/>
-              <w:jc w:val="right"/>
-            </w:pPr>
-            <w:r>
-              <w:t xml:space="preserve">3645.527</w:t>
-            </w:r>
-          </w:p>
-        </w:tc>
-        <w:tc>
-          <w:p>
-            <w:pPr>
-              <w:pStyle w:val="Compact"/>
-              <w:jc w:val="right"/>
-            </w:pPr>
-            <w:r>
-              <w:t xml:space="preserve">0.069</w:t>
+              <w:t xml:space="preserve">PS</w:t>
+            </w:r>
+          </w:p>
+        </w:tc>
+        <w:tc>
+          <w:p>
+            <w:pPr>
+              <w:pStyle w:val="Compact"/>
+              <w:jc w:val="left"/>
+            </w:pPr>
+            <w:r>
+              <w:rPr>
+                <w:rStyle w:val="VerbatimChar"/>
+              </w:rPr>
+              <w:t xml:space="preserve">&lt;PK, PAYLOAD&gt;</w:t>
+            </w:r>
+          </w:p>
+        </w:tc>
+        <w:tc>
+          <w:p>
+            <w:pPr>
+              <w:pStyle w:val="Compact"/>
+              <w:jc w:val="right"/>
+            </w:pPr>
+            <w:r>
+              <w:rPr>
+                <w:rStyle w:val="VerbatimChar"/>
+              </w:rPr>
+              <w:t xml:space="preserve">sf * 800000</w:t>
             </w:r>
           </w:p>
         </w:tc>
@@ -2804,17 +2660,195 @@
         <w:pStyle w:val="BodyText"/>
       </w:pPr>
       <w:r>
-        <w:t xml:space="preserve">VJ 比 NPO 快约 4.27 倍，比 PRO 快约 4.76 倍。空间上 VJ 辅助空间约为输入的 6.9%，显著低于 NPO 和 PRO。</w:t>
-      </w:r>
-    </w:p>
-    <w:bookmarkEnd w:id="28"/>
-    <w:bookmarkStart w:id="29" w:name="numaprefetch-与-pro-顺序"/>
+        <w:t xml:space="preserve">查询为：</w:t>
+      </w:r>
+    </w:p>
+    <w:p>
+      <w:pPr>
+        <w:pStyle w:val="SourceCode"/>
+      </w:pPr>
+      <w:r>
+        <w:rPr>
+          <w:rStyle w:val="KeywordTok"/>
+        </w:rPr>
+        <w:t xml:space="preserve">select</w:t>
+      </w:r>
+      <w:r>
+        <w:rPr>
+          <w:rStyle w:val="NormalTok"/>
+        </w:rPr>
+        <w:t xml:space="preserve"> </w:t>
+      </w:r>
+      <w:r>
+        <w:rPr>
+          <w:rStyle w:val="FunctionTok"/>
+        </w:rPr>
+        <w:t xml:space="preserve">sum</w:t>
+      </w:r>
+      <w:r>
+        <w:rPr>
+          <w:rStyle w:val="NormalTok"/>
+        </w:rPr>
+        <w:t xml:space="preserve">(O.PAYLOAD </w:t>
+      </w:r>
+      <w:r>
+        <w:rPr>
+          <w:rStyle w:val="OperatorTok"/>
+        </w:rPr>
+        <w:t xml:space="preserve">-</w:t>
+      </w:r>
+      <w:r>
+        <w:rPr>
+          <w:rStyle w:val="NormalTok"/>
+        </w:rPr>
+        <w:t xml:space="preserve"> (L.PAYLOAD </w:t>
+      </w:r>
+      <w:r>
+        <w:rPr>
+          <w:rStyle w:val="OperatorTok"/>
+        </w:rPr>
+        <w:t xml:space="preserve">-</w:t>
+      </w:r>
+      <w:r>
+        <w:rPr>
+          <w:rStyle w:val="NormalTok"/>
+        </w:rPr>
+        <w:t xml:space="preserve"> PS.PAYLOAD))</w:t>
+      </w:r>
+      <w:r>
+        <w:br/>
+      </w:r>
+      <w:r>
+        <w:rPr>
+          <w:rStyle w:val="KeywordTok"/>
+        </w:rPr>
+        <w:t xml:space="preserve">from</w:t>
+      </w:r>
+      <w:r>
+        <w:rPr>
+          <w:rStyle w:val="NormalTok"/>
+        </w:rPr>
+        <w:t xml:space="preserve"> L, O, PS</w:t>
+      </w:r>
+      <w:r>
+        <w:br/>
+      </w:r>
+      <w:r>
+        <w:rPr>
+          <w:rStyle w:val="KeywordTok"/>
+        </w:rPr>
+        <w:t xml:space="preserve">where</w:t>
+      </w:r>
+      <w:r>
+        <w:rPr>
+          <w:rStyle w:val="NormalTok"/>
+        </w:rPr>
+        <w:t xml:space="preserve"> L.FKO </w:t>
+      </w:r>
+      <w:r>
+        <w:rPr>
+          <w:rStyle w:val="OperatorTok"/>
+        </w:rPr>
+        <w:t xml:space="preserve">=</w:t>
+      </w:r>
+      <w:r>
+        <w:rPr>
+          <w:rStyle w:val="NormalTok"/>
+        </w:rPr>
+        <w:t xml:space="preserve"> O.PK</w:t>
+      </w:r>
+      <w:r>
+        <w:br/>
+      </w:r>
+      <w:r>
+        <w:rPr>
+          <w:rStyle w:val="NormalTok"/>
+        </w:rPr>
+        <w:t xml:space="preserve">  </w:t>
+      </w:r>
+      <w:r>
+        <w:rPr>
+          <w:rStyle w:val="KeywordTok"/>
+        </w:rPr>
+        <w:t xml:space="preserve">and</w:t>
+      </w:r>
+      <w:r>
+        <w:rPr>
+          <w:rStyle w:val="NormalTok"/>
+        </w:rPr>
+        <w:t xml:space="preserve"> L.FKPS </w:t>
+      </w:r>
+      <w:r>
+        <w:rPr>
+          <w:rStyle w:val="OperatorTok"/>
+        </w:rPr>
+        <w:t xml:space="preserve">=</w:t>
+      </w:r>
+      <w:r>
+        <w:rPr>
+          <w:rStyle w:val="NormalTok"/>
+        </w:rPr>
+        <w:t xml:space="preserve"> PS.PK;</w:t>
+      </w:r>
+    </w:p>
+    <w:p>
+      <w:pPr>
+        <w:pStyle w:val="FirstParagraph"/>
+      </w:pPr>
+      <w:r>
+        <w:t xml:space="preserve">PDF 中表达式结果与</w:t>
+      </w:r>
+      <w:r>
+        <w:t xml:space="preserve">“</w:t>
+      </w:r>
+      <w:r>
+        <w:t xml:space="preserve">结果等于记录数</w:t>
+      </w:r>
+      <w:r>
+        <w:t xml:space="preserve">”</w:t>
+      </w:r>
+      <w:r>
+        <w:t xml:space="preserve">的文字说明存在矛盾。按表达式和常量 O=3、L=1、PS=1，每行贡献为 3。因此实验使用</w:t>
+      </w:r>
+      <w:r>
+        <w:t xml:space="preserve"> </w:t>
+      </w:r>
+      <w:r>
+        <w:rPr>
+          <w:rStyle w:val="VerbatimChar"/>
+        </w:rPr>
+        <w:t xml:space="preserve">matches</w:t>
+      </w:r>
+      <w:r>
+        <w:t xml:space="preserve"> </w:t>
+      </w:r>
+      <w:r>
+        <w:t xml:space="preserve">验证连接基数，用</w:t>
+      </w:r>
+      <w:r>
+        <w:t xml:space="preserve"> </w:t>
+      </w:r>
+      <w:r>
+        <w:rPr>
+          <w:rStyle w:val="VerbatimChar"/>
+        </w:rPr>
+        <w:t xml:space="preserve">aggregate_sum</w:t>
+      </w:r>
+      <w:r>
+        <w:t xml:space="preserve"> </w:t>
+      </w:r>
+      <w:r>
+        <w:t xml:space="preserve">验证表达式计算。</w:t>
+      </w:r>
+    </w:p>
+    <w:bookmarkEnd w:id="29"/>
+    <w:bookmarkStart w:id="30" w:name="实现方式"/>
     <w:p>
       <w:pPr>
         <w:pStyle w:val="Heading3"/>
       </w:pPr>
       <w:r>
-        <w:t xml:space="preserve">6.3 NUMA、Prefetch 与 PRO 顺序</w:t>
+        <w:t xml:space="preserve">6.2 实现方式</w:t>
       </w:r>
     </w:p>
     <w:p>
@@ -2822,16 +2856,101 @@
         <w:pStyle w:val="FirstParagraph"/>
       </w:pPr>
       <w:r>
+        <w:t xml:space="preserve">NPO star join 先为 O 和 PS 构建 hash table，然后扫描 L 表并依次 probe 两个维表。它不物化中间表，逻辑简单，但每行需要两次 hash probe。</w:t>
+      </w:r>
+    </w:p>
+    <w:p>
+      <w:pPr>
+        <w:pStyle w:val="BodyText"/>
+      </w:pPr>
+      <w:r>
+        <w:t xml:space="preserve">PRO star join 使用分区和物化策略。它可以改善局部性，但 L 与 O/PS 的连接结果规模等于 L 表规模，物化中间结果会显著增加空间开销。</w:t>
+      </w:r>
+    </w:p>
+    <w:p>
+      <w:pPr>
+        <w:pStyle w:val="BodyText"/>
+      </w:pPr>
+      <w:r>
+        <w:t xml:space="preserve">VJ star join 利用 O 和 PS 的连续主键性质，为维表建立 vector index。扫描 L 表时，外键可以直接作为数组下标访问维表 payload，避免 hash 计算、链式访问和冲突处理。</w:t>
+      </w:r>
+    </w:p>
+    <w:bookmarkEnd w:id="30"/>
+    <w:bookmarkStart w:id="31" w:name="sf100-主结果"/>
+    <w:p>
+      <w:pPr>
+        <w:pStyle w:val="Heading3"/>
+      </w:pPr>
+      <w:r>
+        <w:t xml:space="preserve">6.3</w:t>
+      </w:r>
+      <w:r>
+        <w:t xml:space="preserve"> </w:t>
+      </w:r>
+      <w:r>
         <w:rPr>
           <w:rStyle w:val="VerbatimChar"/>
         </w:rPr>
-        <w:t xml:space="preserve">--basic-numa</w:t>
+        <w:t xml:space="preserve">sf=100</w:t>
       </w:r>
       <w:r>
         <w:t xml:space="preserve"> </w:t>
       </w:r>
       <w:r>
-        <w:t xml:space="preserve">在 starjoin 上没有带来收益：</w:t>
+        <w:t xml:space="preserve">主结果</w:t>
+      </w:r>
+    </w:p>
+    <w:p>
+      <w:pPr>
+        <w:pStyle w:val="FirstParagraph"/>
+      </w:pPr>
+      <w:r>
+        <w:t xml:space="preserve">正式实验使用</w:t>
+      </w:r>
+      <w:r>
+        <w:t xml:space="preserve"> </w:t>
+      </w:r>
+      <w:r>
+        <w:rPr>
+          <w:rStyle w:val="VerbatimChar"/>
+        </w:rPr>
+        <w:t xml:space="preserve">sf=100</w:t>
+      </w:r>
+      <w:r>
+        <w:t xml:space="preserve">、64 线程、VJ</w:t>
+      </w:r>
+      <w:r>
+        <w:t xml:space="preserve"> </w:t>
+      </w:r>
+      <w:r>
+        <w:rPr>
+          <w:rStyle w:val="VerbatimChar"/>
+        </w:rPr>
+        <w:t xml:space="preserve">payload_width=1</w:t>
+      </w:r>
+      <w:r>
+        <w:t xml:space="preserve">。三种模式均输出</w:t>
+      </w:r>
+      <w:r>
+        <w:t xml:space="preserve"> </w:t>
+      </w:r>
+      <w:r>
+        <w:rPr>
+          <w:rStyle w:val="VerbatimChar"/>
+        </w:rPr>
+        <w:t xml:space="preserve">matches=600000000</w:t>
+      </w:r>
+      <w:r>
+        <w:t xml:space="preserve">、</w:t>
+      </w:r>
+      <w:r>
+        <w:rPr>
+          <w:rStyle w:val="VerbatimChar"/>
+        </w:rPr>
+        <w:t xml:space="preserve">aggregate_sum=1800000000</w:t>
+      </w:r>
+      <w:r>
+        <w:t xml:space="preserve">。</w:t>
       </w:r>
     </w:p>
     <w:tbl>
@@ -2860,38 +2979,29 @@
               <w:jc w:val="right"/>
             </w:pPr>
             <w:r>
-              <w:t xml:space="preserve">non-NUMA ms</w:t>
-            </w:r>
-          </w:p>
-        </w:tc>
-        <w:tc>
-          <w:p>
-            <w:pPr>
-              <w:pStyle w:val="Compact"/>
-              <w:jc w:val="right"/>
-            </w:pPr>
-            <w:r>
-              <w:rPr>
-                <w:rStyle w:val="VerbatimChar"/>
-              </w:rPr>
-              <w:t xml:space="preserve">--basic-numa</w:t>
-            </w:r>
-            <w:r>
-              <w:t xml:space="preserve"> </w:t>
-            </w:r>
-            <w:r>
-              <w:t xml:space="preserve">ms</w:t>
-            </w:r>
-          </w:p>
-        </w:tc>
-        <w:tc>
-          <w:p>
-            <w:pPr>
-              <w:pStyle w:val="Compact"/>
-              <w:jc w:val="right"/>
-            </w:pPr>
-            <w:r>
-              <w:t xml:space="preserve">变化</w:t>
+              <w:t xml:space="preserve">threads</w:t>
+            </w:r>
+          </w:p>
+        </w:tc>
+        <w:tc>
+          <w:p>
+            <w:pPr>
+              <w:pStyle w:val="Compact"/>
+              <w:jc w:val="right"/>
+            </w:pPr>
+            <w:r>
+              <w:t xml:space="preserve">time ms</w:t>
+            </w:r>
+          </w:p>
+        </w:tc>
+        <w:tc>
+          <w:p>
+            <w:pPr>
+              <w:pStyle w:val="Compact"/>
+              <w:jc w:val="right"/>
+            </w:pPr>
+            <w:r>
+              <w:t xml:space="preserve">aux/input</w:t>
             </w:r>
           </w:p>
         </w:tc>
@@ -2915,6 +3025,17 @@
               <w:jc w:val="right"/>
             </w:pPr>
             <w:r>
+              <w:t xml:space="preserve">64</w:t>
+            </w:r>
+          </w:p>
+        </w:tc>
+        <w:tc>
+          <w:p>
+            <w:pPr>
+              <w:pStyle w:val="Compact"/>
+              <w:jc w:val="right"/>
+            </w:pPr>
+            <w:r>
               <w:t xml:space="preserve">15552.289</w:t>
             </w:r>
           </w:p>
@@ -2926,18 +3047,7 @@
               <w:jc w:val="right"/>
             </w:pPr>
             <w:r>
-              <w:t xml:space="preserve">16666.803</w:t>
-            </w:r>
-          </w:p>
-        </w:tc>
-        <w:tc>
-          <w:p>
-            <w:pPr>
-              <w:pStyle w:val="Compact"/>
-              <w:jc w:val="right"/>
-            </w:pPr>
-            <w:r>
-              <w:t xml:space="preserve">+7.2%</w:t>
+              <w:t xml:space="preserve">1.455</w:t>
             </w:r>
           </w:p>
         </w:tc>
@@ -2961,6 +3071,17 @@
               <w:jc w:val="right"/>
             </w:pPr>
             <w:r>
+              <w:t xml:space="preserve">64</w:t>
+            </w:r>
+          </w:p>
+        </w:tc>
+        <w:tc>
+          <w:p>
+            <w:pPr>
+              <w:pStyle w:val="Compact"/>
+              <w:jc w:val="right"/>
+            </w:pPr>
+            <w:r>
               <w:t xml:space="preserve">17355.132</w:t>
             </w:r>
           </w:p>
@@ -2972,18 +3093,7 @@
               <w:jc w:val="right"/>
             </w:pPr>
             <w:r>
-              <w:t xml:space="preserve">18066.061</w:t>
-            </w:r>
-          </w:p>
-        </w:tc>
-        <w:tc>
-          <w:p>
-            <w:pPr>
-              <w:pStyle w:val="Compact"/>
-              <w:jc w:val="right"/>
-            </w:pPr>
-            <w:r>
-              <w:t xml:space="preserve">+4.1%</w:t>
+              <w:t xml:space="preserve">2.178</w:t>
             </w:r>
           </w:p>
         </w:tc>
@@ -3007,6 +3117,17 @@
               <w:jc w:val="right"/>
             </w:pPr>
             <w:r>
+              <w:t xml:space="preserve">64</w:t>
+            </w:r>
+          </w:p>
+        </w:tc>
+        <w:tc>
+          <w:p>
+            <w:pPr>
+              <w:pStyle w:val="Compact"/>
+              <w:jc w:val="right"/>
+            </w:pPr>
+            <w:r>
               <w:t xml:space="preserve">3645.527</w:t>
             </w:r>
           </w:p>
@@ -3018,18 +3139,7 @@
               <w:jc w:val="right"/>
             </w:pPr>
             <w:r>
-              <w:t xml:space="preserve">4354.036</w:t>
-            </w:r>
-          </w:p>
-        </w:tc>
-        <w:tc>
-          <w:p>
-            <w:pPr>
-              <w:pStyle w:val="Compact"/>
-              <w:jc w:val="right"/>
-            </w:pPr>
-            <w:r>
-              <w:t xml:space="preserve">+19.4%</w:t>
+              <w:t xml:space="preserve">0.069</w:t>
             </w:r>
           </w:p>
         </w:tc>
@@ -3040,7 +3150,34 @@
         <w:pStyle w:val="BodyText"/>
       </w:pPr>
       <w:r>
-        <w:t xml:space="preserve">prefetch distance 对 VJ 有小幅收益：</w:t>
+        <w:t xml:space="preserve">VJ 比 NPO 快约 4.27 倍，比 PRO 快约 4.76 倍。空间上，VJ 辅助空间约为输入的 6.9%，显著低于 NPO 和 PRO。</w:t>
+      </w:r>
+    </w:p>
+    <w:bookmarkEnd w:id="31"/>
+    <w:bookmarkStart w:id="32" w:name="numaprefetch-与-pro-顺序"/>
+    <w:p>
+      <w:pPr>
+        <w:pStyle w:val="Heading3"/>
+      </w:pPr>
+      <w:r>
+        <w:t xml:space="preserve">6.4 NUMA、Prefetch 与 PRO 顺序</w:t>
+      </w:r>
+    </w:p>
+    <w:p>
+      <w:pPr>
+        <w:pStyle w:val="FirstParagraph"/>
+      </w:pPr>
+      <w:r>
+        <w:rPr>
+          <w:rStyle w:val="VerbatimChar"/>
+        </w:rPr>
+        <w:t xml:space="preserve">--basic-numa</w:t>
+      </w:r>
+      <w:r>
+        <w:t xml:space="preserve"> </w:t>
+      </w:r>
+      <w:r>
+        <w:t xml:space="preserve">在 star join 上没有带来收益：</w:t>
       </w:r>
     </w:p>
     <w:tbl>
@@ -3055,32 +3192,52 @@
           <w:p>
             <w:pPr>
               <w:pStyle w:val="Compact"/>
-              <w:jc w:val="right"/>
-            </w:pPr>
-            <w:r>
-              <w:t xml:space="preserve">prefetch distance</w:t>
-            </w:r>
-          </w:p>
-        </w:tc>
-        <w:tc>
-          <w:p>
-            <w:pPr>
-              <w:pStyle w:val="Compact"/>
-              <w:jc w:val="right"/>
-            </w:pPr>
-            <w:r>
-              <w:t xml:space="preserve">npo ms</w:t>
-            </w:r>
-          </w:p>
-        </w:tc>
-        <w:tc>
-          <w:p>
-            <w:pPr>
-              <w:pStyle w:val="Compact"/>
-              <w:jc w:val="right"/>
-            </w:pPr>
-            <w:r>
-              <w:t xml:space="preserve">vj ms</w:t>
+              <w:jc w:val="left"/>
+            </w:pPr>
+            <w:r>
+              <w:t xml:space="preserve">mode</w:t>
+            </w:r>
+          </w:p>
+        </w:tc>
+        <w:tc>
+          <w:p>
+            <w:pPr>
+              <w:pStyle w:val="Compact"/>
+              <w:jc w:val="right"/>
+            </w:pPr>
+            <w:r>
+              <w:t xml:space="preserve">non-NUMA ms</w:t>
+            </w:r>
+          </w:p>
+        </w:tc>
+        <w:tc>
+          <w:p>
+            <w:pPr>
+              <w:pStyle w:val="Compact"/>
+              <w:jc w:val="right"/>
+            </w:pPr>
+            <w:r>
+              <w:rPr>
+                <w:rStyle w:val="VerbatimChar"/>
+              </w:rPr>
+              <w:t xml:space="preserve">--basic-numa</w:t>
+            </w:r>
+            <w:r>
+              <w:t xml:space="preserve"> </w:t>
+            </w:r>
+            <w:r>
+              <w:t xml:space="preserve">ms</w:t>
+            </w:r>
+          </w:p>
+        </w:tc>
+        <w:tc>
+          <w:p>
+            <w:pPr>
+              <w:pStyle w:val="Compact"/>
+              <w:jc w:val="right"/>
+            </w:pPr>
+            <w:r>
+              <w:t xml:space="preserve">变化</w:t>
             </w:r>
           </w:p>
         </w:tc>
@@ -3090,32 +3247,43 @@
           <w:p>
             <w:pPr>
               <w:pStyle w:val="Compact"/>
-              <w:jc w:val="right"/>
-            </w:pPr>
-            <w:r>
-              <w:t xml:space="preserve">0</w:t>
-            </w:r>
-          </w:p>
-        </w:tc>
-        <w:tc>
-          <w:p>
-            <w:pPr>
-              <w:pStyle w:val="Compact"/>
-              <w:jc w:val="right"/>
-            </w:pPr>
-            <w:r>
-              <w:t xml:space="preserve">15623.447</w:t>
-            </w:r>
-          </w:p>
-        </w:tc>
-        <w:tc>
-          <w:p>
-            <w:pPr>
-              <w:pStyle w:val="Compact"/>
-              <w:jc w:val="right"/>
-            </w:pPr>
-            <w:r>
-              <w:t xml:space="preserve">3729.132</w:t>
+              <w:jc w:val="left"/>
+            </w:pPr>
+            <w:r>
+              <w:t xml:space="preserve">npo</w:t>
+            </w:r>
+          </w:p>
+        </w:tc>
+        <w:tc>
+          <w:p>
+            <w:pPr>
+              <w:pStyle w:val="Compact"/>
+              <w:jc w:val="right"/>
+            </w:pPr>
+            <w:r>
+              <w:t xml:space="preserve">15552.289</w:t>
+            </w:r>
+          </w:p>
+        </w:tc>
+        <w:tc>
+          <w:p>
+            <w:pPr>
+              <w:pStyle w:val="Compact"/>
+              <w:jc w:val="right"/>
+            </w:pPr>
+            <w:r>
+              <w:t xml:space="preserve">16666.803</w:t>
+            </w:r>
+          </w:p>
+        </w:tc>
+        <w:tc>
+          <w:p>
+            <w:pPr>
+              <w:pStyle w:val="Compact"/>
+              <w:jc w:val="right"/>
+            </w:pPr>
+            <w:r>
+              <w:t xml:space="preserve">+7.2%</w:t>
             </w:r>
           </w:p>
         </w:tc>
@@ -3125,32 +3293,43 @@
           <w:p>
             <w:pPr>
               <w:pStyle w:val="Compact"/>
-              <w:jc w:val="right"/>
-            </w:pPr>
-            <w:r>
-              <w:t xml:space="preserve">8</w:t>
-            </w:r>
-          </w:p>
-        </w:tc>
-        <w:tc>
-          <w:p>
-            <w:pPr>
-              <w:pStyle w:val="Compact"/>
-              <w:jc w:val="right"/>
-            </w:pPr>
-            <w:r>
-              <w:t xml:space="preserve">15206.068</w:t>
-            </w:r>
-          </w:p>
-        </w:tc>
-        <w:tc>
-          <w:p>
-            <w:pPr>
-              <w:pStyle w:val="Compact"/>
-              <w:jc w:val="right"/>
-            </w:pPr>
-            <w:r>
-              <w:t xml:space="preserve">3602.398</w:t>
+              <w:jc w:val="left"/>
+            </w:pPr>
+            <w:r>
+              <w:t xml:space="preserve">pro</w:t>
+            </w:r>
+          </w:p>
+        </w:tc>
+        <w:tc>
+          <w:p>
+            <w:pPr>
+              <w:pStyle w:val="Compact"/>
+              <w:jc w:val="right"/>
+            </w:pPr>
+            <w:r>
+              <w:t xml:space="preserve">17355.132</w:t>
+            </w:r>
+          </w:p>
+        </w:tc>
+        <w:tc>
+          <w:p>
+            <w:pPr>
+              <w:pStyle w:val="Compact"/>
+              <w:jc w:val="right"/>
+            </w:pPr>
+            <w:r>
+              <w:t xml:space="preserve">18066.061</w:t>
+            </w:r>
+          </w:p>
+        </w:tc>
+        <w:tc>
+          <w:p>
+            <w:pPr>
+              <w:pStyle w:val="Compact"/>
+              <w:jc w:val="right"/>
+            </w:pPr>
+            <w:r>
+              <w:t xml:space="preserve">+4.1%</w:t>
             </w:r>
           </w:p>
         </w:tc>
@@ -3160,32 +3339,43 @@
           <w:p>
             <w:pPr>
               <w:pStyle w:val="Compact"/>
-              <w:jc w:val="right"/>
-            </w:pPr>
-            <w:r>
-              <w:t xml:space="preserve">32</w:t>
-            </w:r>
-          </w:p>
-        </w:tc>
-        <w:tc>
-          <w:p>
-            <w:pPr>
-              <w:pStyle w:val="Compact"/>
-              <w:jc w:val="right"/>
-            </w:pPr>
-            <w:r>
-              <w:t xml:space="preserve">15187.158</w:t>
-            </w:r>
-          </w:p>
-        </w:tc>
-        <w:tc>
-          <w:p>
-            <w:pPr>
-              <w:pStyle w:val="Compact"/>
-              <w:jc w:val="right"/>
-            </w:pPr>
-            <w:r>
-              <w:t xml:space="preserve">3441.220</w:t>
+              <w:jc w:val="left"/>
+            </w:pPr>
+            <w:r>
+              <w:t xml:space="preserve">vj</w:t>
+            </w:r>
+          </w:p>
+        </w:tc>
+        <w:tc>
+          <w:p>
+            <w:pPr>
+              <w:pStyle w:val="Compact"/>
+              <w:jc w:val="right"/>
+            </w:pPr>
+            <w:r>
+              <w:t xml:space="preserve">3645.527</w:t>
+            </w:r>
+          </w:p>
+        </w:tc>
+        <w:tc>
+          <w:p>
+            <w:pPr>
+              <w:pStyle w:val="Compact"/>
+              <w:jc w:val="right"/>
+            </w:pPr>
+            <w:r>
+              <w:t xml:space="preserve">4354.036</w:t>
+            </w:r>
+          </w:p>
+        </w:tc>
+        <w:tc>
+          <w:p>
+            <w:pPr>
+              <w:pStyle w:val="Compact"/>
+              <w:jc w:val="right"/>
+            </w:pPr>
+            <w:r>
+              <w:t xml:space="preserve">+19.4%</w:t>
             </w:r>
           </w:p>
         </w:tc>
@@ -3196,7 +3386,15 @@
         <w:pStyle w:val="BodyText"/>
       </w:pPr>
       <w:r>
-        <w:t xml:space="preserve">PRO 两种物化顺序都正确，order 0 略快：</w:t>
+        <w:t xml:space="preserve">原因是 star join 的维表结构会被所有线程共享访问，简单按线程本地分配并不能保证 probe 阶段都是本地访问，反而可能增加初始化和跨 socket 访问成本。</w:t>
+      </w:r>
+    </w:p>
+    <w:p>
+      <w:pPr>
+        <w:pStyle w:val="BodyText"/>
+      </w:pPr>
+      <w:r>
+        <w:t xml:space="preserve">prefetch distance 对 VJ 有小幅收益：</w:t>
       </w:r>
     </w:p>
     <w:tbl>
@@ -3214,29 +3412,29 @@
               <w:jc w:val="right"/>
             </w:pPr>
             <w:r>
-              <w:t xml:space="preserve">pro order</w:t>
-            </w:r>
-          </w:p>
-        </w:tc>
-        <w:tc>
-          <w:p>
-            <w:pPr>
-              <w:pStyle w:val="Compact"/>
-              <w:jc w:val="right"/>
-            </w:pPr>
-            <w:r>
-              <w:t xml:space="preserve">time ms</w:t>
-            </w:r>
-          </w:p>
-        </w:tc>
-        <w:tc>
-          <w:p>
-            <w:pPr>
-              <w:pStyle w:val="Compact"/>
-              <w:jc w:val="right"/>
-            </w:pPr>
-            <w:r>
-              <w:t xml:space="preserve">matches</w:t>
+              <w:t xml:space="preserve">prefetch distance</w:t>
+            </w:r>
+          </w:p>
+        </w:tc>
+        <w:tc>
+          <w:p>
+            <w:pPr>
+              <w:pStyle w:val="Compact"/>
+              <w:jc w:val="right"/>
+            </w:pPr>
+            <w:r>
+              <w:t xml:space="preserve">npo ms</w:t>
+            </w:r>
+          </w:p>
+        </w:tc>
+        <w:tc>
+          <w:p>
+            <w:pPr>
+              <w:pStyle w:val="Compact"/>
+              <w:jc w:val="right"/>
+            </w:pPr>
+            <w:r>
+              <w:t xml:space="preserve">vj ms</w:t>
             </w:r>
           </w:p>
         </w:tc>
@@ -3260,18 +3458,18 @@
               <w:jc w:val="right"/>
             </w:pPr>
             <w:r>
-              <w:t xml:space="preserve">17205.709</w:t>
-            </w:r>
-          </w:p>
-        </w:tc>
-        <w:tc>
-          <w:p>
-            <w:pPr>
-              <w:pStyle w:val="Compact"/>
-              <w:jc w:val="right"/>
-            </w:pPr>
-            <w:r>
-              <w:t xml:space="preserve">600000000</w:t>
+              <w:t xml:space="preserve">15623.447</w:t>
+            </w:r>
+          </w:p>
+        </w:tc>
+        <w:tc>
+          <w:p>
+            <w:pPr>
+              <w:pStyle w:val="Compact"/>
+              <w:jc w:val="right"/>
+            </w:pPr>
+            <w:r>
+              <w:t xml:space="preserve">3729.132</w:t>
             </w:r>
           </w:p>
         </w:tc>
@@ -3284,43 +3482,207 @@
               <w:jc w:val="right"/>
             </w:pPr>
             <w:r>
-              <w:t xml:space="preserve">1</w:t>
-            </w:r>
-          </w:p>
-        </w:tc>
-        <w:tc>
-          <w:p>
-            <w:pPr>
-              <w:pStyle w:val="Compact"/>
-              <w:jc w:val="right"/>
-            </w:pPr>
-            <w:r>
-              <w:t xml:space="preserve">17613.673</w:t>
-            </w:r>
-          </w:p>
-        </w:tc>
-        <w:tc>
-          <w:p>
-            <w:pPr>
-              <w:pStyle w:val="Compact"/>
-              <w:jc w:val="right"/>
-            </w:pPr>
-            <w:r>
-              <w:t xml:space="preserve">600000000</w:t>
+              <w:t xml:space="preserve">8</w:t>
+            </w:r>
+          </w:p>
+        </w:tc>
+        <w:tc>
+          <w:p>
+            <w:pPr>
+              <w:pStyle w:val="Compact"/>
+              <w:jc w:val="right"/>
+            </w:pPr>
+            <w:r>
+              <w:t xml:space="preserve">15206.068</w:t>
+            </w:r>
+          </w:p>
+        </w:tc>
+        <w:tc>
+          <w:p>
+            <w:pPr>
+              <w:pStyle w:val="Compact"/>
+              <w:jc w:val="right"/>
+            </w:pPr>
+            <w:r>
+              <w:t xml:space="preserve">3602.398</w:t>
+            </w:r>
+          </w:p>
+        </w:tc>
+      </w:tr>
+      <w:tr>
+        <w:tc>
+          <w:p>
+            <w:pPr>
+              <w:pStyle w:val="Compact"/>
+              <w:jc w:val="right"/>
+            </w:pPr>
+            <w:r>
+              <w:t xml:space="preserve">32</w:t>
+            </w:r>
+          </w:p>
+        </w:tc>
+        <w:tc>
+          <w:p>
+            <w:pPr>
+              <w:pStyle w:val="Compact"/>
+              <w:jc w:val="right"/>
+            </w:pPr>
+            <w:r>
+              <w:t xml:space="preserve">15187.158</w:t>
+            </w:r>
+          </w:p>
+        </w:tc>
+        <w:tc>
+          <w:p>
+            <w:pPr>
+              <w:pStyle w:val="Compact"/>
+              <w:jc w:val="right"/>
+            </w:pPr>
+            <w:r>
+              <w:t xml:space="preserve">3441.220</w:t>
             </w:r>
           </w:p>
         </w:tc>
       </w:tr>
     </w:tbl>
-    <w:bookmarkEnd w:id="29"/>
-    <w:bookmarkEnd w:id="30"/>
-    <w:bookmarkStart w:id="33" w:name="期末实验full-sweep"/>
+    <w:p>
+      <w:pPr>
+        <w:pStyle w:val="BodyText"/>
+      </w:pPr>
+      <w:r>
+        <w:t xml:space="preserve">PRO 两种物化顺序都正确，order 0 略快：</w:t>
+      </w:r>
+    </w:p>
+    <w:tbl>
+      <w:tblPr>
+        <w:tblStyle w:val="Table"/>
+        <w:tblW w:type="pct" w:w="0.0"/>
+        <w:tblLook w:firstRow="1" w:lastRow="0" w:firstColumn="0" w:lastColumn="0" w:noHBand="0" w:noVBand="0" w:val="0020"/>
+      </w:tblPr>
+      <w:tblGrid/>
+      <w:tr>
+        <w:tc>
+          <w:p>
+            <w:pPr>
+              <w:pStyle w:val="Compact"/>
+              <w:jc w:val="right"/>
+            </w:pPr>
+            <w:r>
+              <w:t xml:space="preserve">pro order</w:t>
+            </w:r>
+          </w:p>
+        </w:tc>
+        <w:tc>
+          <w:p>
+            <w:pPr>
+              <w:pStyle w:val="Compact"/>
+              <w:jc w:val="right"/>
+            </w:pPr>
+            <w:r>
+              <w:t xml:space="preserve">time ms</w:t>
+            </w:r>
+          </w:p>
+        </w:tc>
+        <w:tc>
+          <w:p>
+            <w:pPr>
+              <w:pStyle w:val="Compact"/>
+              <w:jc w:val="right"/>
+            </w:pPr>
+            <w:r>
+              <w:t xml:space="preserve">matches</w:t>
+            </w:r>
+          </w:p>
+        </w:tc>
+      </w:tr>
+      <w:tr>
+        <w:tc>
+          <w:p>
+            <w:pPr>
+              <w:pStyle w:val="Compact"/>
+              <w:jc w:val="right"/>
+            </w:pPr>
+            <w:r>
+              <w:t xml:space="preserve">0</w:t>
+            </w:r>
+          </w:p>
+        </w:tc>
+        <w:tc>
+          <w:p>
+            <w:pPr>
+              <w:pStyle w:val="Compact"/>
+              <w:jc w:val="right"/>
+            </w:pPr>
+            <w:r>
+              <w:t xml:space="preserve">17205.709</w:t>
+            </w:r>
+          </w:p>
+        </w:tc>
+        <w:tc>
+          <w:p>
+            <w:pPr>
+              <w:pStyle w:val="Compact"/>
+              <w:jc w:val="right"/>
+            </w:pPr>
+            <w:r>
+              <w:t xml:space="preserve">600000000</w:t>
+            </w:r>
+          </w:p>
+        </w:tc>
+      </w:tr>
+      <w:tr>
+        <w:tc>
+          <w:p>
+            <w:pPr>
+              <w:pStyle w:val="Compact"/>
+              <w:jc w:val="right"/>
+            </w:pPr>
+            <w:r>
+              <w:t xml:space="preserve">1</w:t>
+            </w:r>
+          </w:p>
+        </w:tc>
+        <w:tc>
+          <w:p>
+            <w:pPr>
+              <w:pStyle w:val="Compact"/>
+              <w:jc w:val="right"/>
+            </w:pPr>
+            <w:r>
+              <w:t xml:space="preserve">17613.673</w:t>
+            </w:r>
+          </w:p>
+        </w:tc>
+        <w:tc>
+          <w:p>
+            <w:pPr>
+              <w:pStyle w:val="Compact"/>
+              <w:jc w:val="right"/>
+            </w:pPr>
+            <w:r>
+              <w:t xml:space="preserve">600000000</w:t>
+            </w:r>
+          </w:p>
+        </w:tc>
+      </w:tr>
+    </w:tbl>
+    <w:p>
+      <w:pPr>
+        <w:pStyle w:val="BodyText"/>
+      </w:pPr>
+      <w:r>
+        <w:t xml:space="preserve">期中实验的结论是：在维表主键连续、key range 可控的 star join 中，VJ 的数组访问模型明显优于 hash table 和物化分区方案。但这个结论也留下一个问题：如果 key range 继续扩大，vector index 工作集超过 cache/TLB 覆盖能力，VJ 是否还能保持优势。这正是期末实验继续研究的问题。</w:t>
+      </w:r>
+    </w:p>
+    <w:bookmarkEnd w:id="32"/>
+    <w:bookmarkEnd w:id="33"/>
+    <w:bookmarkStart w:id="34" w:name="从期中实验到期末实验"/>
     <w:p>
       <w:pPr>
         <w:pStyle w:val="Heading2"/>
       </w:pPr>
       <w:r>
-        <w:t xml:space="preserve">7. 期末实验：Full Sweep</w:t>
+        <w:t xml:space="preserve">7. 从期中实验到期末实验</w:t>
       </w:r>
     </w:p>
     <w:p>
@@ -3328,7 +3690,7 @@
         <w:pStyle w:val="FirstParagraph"/>
       </w:pPr>
       <w:r>
-        <w:t xml:space="preserve">期末主实验固定</w:t>
+        <w:t xml:space="preserve">期中结果说明 VJ 在 star join 中效果很好，但这个优势依赖一个前提：vector index 的工作集不能太大。平常实验已经说明内存层次会显著影响连接性能，因此期末实验不再只看一个固定规模点，而是固定</w:t>
       </w:r>
       <w:r>
         <w:t xml:space="preserve"> </w:t>
@@ -3337,77 +3699,193 @@
         <w:rPr>
           <w:rStyle w:val="VerbatimChar"/>
         </w:rPr>
-        <w:t xml:space="preserve">|S|=2^30</w:t>
-      </w:r>
-      <w:r>
-        <w:t xml:space="preserve">，扫描</w:t>
+        <w:t xml:space="preserve">S</w:t>
       </w:r>
       <w:r>
         <w:t xml:space="preserve"> </w:t>
       </w:r>
       <w:r>
+        <w:t xml:space="preserve">表为大表，系统扫描</w:t>
+      </w:r>
+      <w:r>
+        <w:t xml:space="preserve"> </w:t>
+      </w:r>
+      <w:r>
         <w:rPr>
           <w:rStyle w:val="VerbatimChar"/>
         </w:rPr>
-        <w:t xml:space="preserve">|R|=2^5..2^30</w:t>
-      </w:r>
-      <w:r>
-        <w:t xml:space="preserve">。最终覆盖 7 个算法变体：</w:t>
+        <w:t xml:space="preserve">R</w:t>
+      </w:r>
+      <w:r>
+        <w:t xml:space="preserve"> </w:t>
+      </w:r>
+      <w:r>
+        <w:t xml:space="preserve">表规模和 key range，观察算法性能随工作集扩大如何变化。</w:t>
+      </w:r>
+    </w:p>
+    <w:p>
+      <w:pPr>
+        <w:pStyle w:val="BodyText"/>
+      </w:pPr>
+      <w:r>
+        <w:t xml:space="preserve">期末阶段的核心问题包括：</w:t>
       </w:r>
     </w:p>
     <w:p>
       <w:pPr>
         <w:numPr>
           <w:ilvl w:val="0"/>
-          <w:numId w:val="1003"/>
+          <w:numId w:val="1004"/>
         </w:numPr>
         <w:pStyle w:val="Compact"/>
       </w:pPr>
       <w:r>
-        <w:t xml:space="preserve">NPO</w:t>
+        <w:t xml:space="preserve">VJ 在小 R 和大 R 下是否都快。</w:t>
       </w:r>
     </w:p>
     <w:p>
       <w:pPr>
         <w:numPr>
           <w:ilvl w:val="0"/>
-          <w:numId w:val="1003"/>
+          <w:numId w:val="1004"/>
         </w:numPr>
         <w:pStyle w:val="Compact"/>
       </w:pPr>
       <w:r>
-        <w:t xml:space="preserve">PRO</w:t>
+        <w:t xml:space="preserve">payload width 增大后，vector index 空间和 cache miss 如何变化。</w:t>
       </w:r>
     </w:p>
     <w:p>
       <w:pPr>
         <w:numPr>
           <w:ilvl w:val="0"/>
-          <w:numId w:val="1003"/>
+          <w:numId w:val="1004"/>
         </w:numPr>
         <w:pStyle w:val="Compact"/>
       </w:pPr>
       <w:r>
-        <w:t xml:space="preserve">sort-merge</w:t>
+        <w:t xml:space="preserve">PRVJ 是否能通过分区缩小局部工作集。</w:t>
       </w:r>
     </w:p>
     <w:p>
       <w:pPr>
         <w:numPr>
           <w:ilvl w:val="0"/>
-          <w:numId w:val="1003"/>
+          <w:numId w:val="1004"/>
         </w:numPr>
         <w:pStyle w:val="Compact"/>
       </w:pPr>
       <w:r>
-        <w:t xml:space="preserve">VJ-1B、VJ-2B、VJ-4B</w:t>
+        <w:t xml:space="preserve">PRO、NPO、sort-merge 在大规模点是否更稳定。</w:t>
       </w:r>
     </w:p>
     <w:p>
       <w:pPr>
         <w:numPr>
           <w:ilvl w:val="0"/>
-          <w:numId w:val="1003"/>
+          <w:numId w:val="1004"/>
+        </w:numPr>
+        <w:pStyle w:val="Compact"/>
+      </w:pPr>
+      <w:r>
+        <w:t xml:space="preserve">空间开销和吞吐之间如何权衡。</w:t>
+      </w:r>
+    </w:p>
+    <w:bookmarkEnd w:id="34"/>
+    <w:bookmarkStart w:id="37" w:name="期末实验full-sweep"/>
+    <w:p>
+      <w:pPr>
+        <w:pStyle w:val="Heading2"/>
+      </w:pPr>
+      <w:r>
+        <w:t xml:space="preserve">8. 期末实验：Full Sweep</w:t>
+      </w:r>
+    </w:p>
+    <w:p>
+      <w:pPr>
+        <w:pStyle w:val="FirstParagraph"/>
+      </w:pPr>
+      <w:r>
+        <w:t xml:space="preserve">期末主实验固定</w:t>
+      </w:r>
+      <w:r>
+        <w:t xml:space="preserve"> </w:t>
+      </w:r>
+      <w:r>
+        <w:rPr>
+          <w:rStyle w:val="VerbatimChar"/>
+        </w:rPr>
+        <w:t xml:space="preserve">|S|=2^30</w:t>
+      </w:r>
+      <w:r>
+        <w:t xml:space="preserve">，扫描</w:t>
+      </w:r>
+      <w:r>
+        <w:t xml:space="preserve"> </w:t>
+      </w:r>
+      <w:r>
+        <w:rPr>
+          <w:rStyle w:val="VerbatimChar"/>
+        </w:rPr>
+        <w:t xml:space="preserve">|R|=2^5..2^30</w:t>
+      </w:r>
+      <w:r>
+        <w:t xml:space="preserve">。最终覆盖 7 个算法变体：</w:t>
+      </w:r>
+    </w:p>
+    <w:p>
+      <w:pPr>
+        <w:numPr>
+          <w:ilvl w:val="0"/>
+          <w:numId w:val="1005"/>
+        </w:numPr>
+        <w:pStyle w:val="Compact"/>
+      </w:pPr>
+      <w:r>
+        <w:t xml:space="preserve">NPO</w:t>
+      </w:r>
+    </w:p>
+    <w:p>
+      <w:pPr>
+        <w:numPr>
+          <w:ilvl w:val="0"/>
+          <w:numId w:val="1005"/>
+        </w:numPr>
+        <w:pStyle w:val="Compact"/>
+      </w:pPr>
+      <w:r>
+        <w:t xml:space="preserve">PRO</w:t>
+      </w:r>
+    </w:p>
+    <w:p>
+      <w:pPr>
+        <w:numPr>
+          <w:ilvl w:val="0"/>
+          <w:numId w:val="1005"/>
+        </w:numPr>
+        <w:pStyle w:val="Compact"/>
+      </w:pPr>
+      <w:r>
+        <w:t xml:space="preserve">sort-merge</w:t>
+      </w:r>
+    </w:p>
+    <w:p>
+      <w:pPr>
+        <w:numPr>
+          <w:ilvl w:val="0"/>
+          <w:numId w:val="1005"/>
+        </w:numPr>
+        <w:pStyle w:val="Compact"/>
+      </w:pPr>
+      <w:r>
+        <w:t xml:space="preserve">VJ-1B、VJ-2B、VJ-4B</w:t>
+      </w:r>
+    </w:p>
+    <w:p>
+      <w:pPr>
+        <w:numPr>
+          <w:ilvl w:val="0"/>
+          <w:numId w:val="1005"/>
         </w:numPr>
         <w:pStyle w:val="Compact"/>
       </w:pPr>
@@ -3475,7 +3953,7 @@
                     </pic:cNvPicPr>
                   </pic:nvPicPr>
                   <pic:blipFill>
-                    <a:blip r:embed="rId31"/>
+                    <a:blip r:embed="rId35"/>
                     <a:stretch>
                       <a:fillRect/>
                     </a:stretch>
@@ -3538,7 +4016,7 @@
                     </pic:cNvPicPr>
                   </pic:nvPicPr>
                   <pic:blipFill>
-                    <a:blip r:embed="rId32"/>
+                    <a:blip r:embed="rId36"/>
                     <a:stretch>
                       <a:fillRect/>
                     </a:stretch>
@@ -4387,17 +4865,17 @@
         <w:pStyle w:val="BodyText"/>
       </w:pPr>
       <w:r>
-        <w:t xml:space="preserve">结论是：小 R 下直接 VJ 最快；当 vector working set 超过 L3 后，VJ 性能快速下降；PRVJ 能在大 R 下通过分区显著恢复性能；PRO 在最大规模点表现最稳定。</w:t>
-      </w:r>
-    </w:p>
-    <w:bookmarkEnd w:id="33"/>
-    <w:bookmarkStart w:id="35" w:name="vj-工作集与-tlb-分析"/>
+        <w:t xml:space="preserve">实验结果表明，小 R 下直接 VJ 很快；当 vector working set 超过 L3 后，VJ 性能快速下降；PRVJ 能在大 R 下通过分区显著恢复性能；PRO 在最大规模点表现稳定。</w:t>
+      </w:r>
+    </w:p>
+    <w:bookmarkEnd w:id="37"/>
+    <w:bookmarkStart w:id="39" w:name="vj-工作集与-tlb-分析"/>
     <w:p>
       <w:pPr>
         <w:pStyle w:val="Heading2"/>
       </w:pPr>
       <w:r>
-        <w:t xml:space="preserve">8. VJ 工作集与 TLB 分析</w:t>
+        <w:t xml:space="preserve">9. VJ 工作集与 TLB 分析</w:t>
       </w:r>
     </w:p>
     <w:p>
@@ -4405,7 +4883,7 @@
         <w:pStyle w:val="FirstParagraph"/>
       </w:pPr>
       <w:r>
-        <w:t xml:space="preserve">VJ cache-size sweep 固定</w:t>
+        <w:t xml:space="preserve">为了验证 VJ 下降是否与工作集大小相关，期末进一步做了 cache-size sweep。实验固定</w:t>
       </w:r>
       <w:r>
         <w:t xml:space="preserve"> </w:t>
@@ -4449,7 +4927,7 @@
                     </pic:cNvPicPr>
                   </pic:nvPicPr>
                   <pic:blipFill>
-                    <a:blip r:embed="rId34"/>
+                    <a:blip r:embed="rId38"/>
                     <a:stretch>
                       <a:fillRect/>
                     </a:stretch>
@@ -5217,14 +5695,14 @@
         <w:t xml:space="preserve">；实测中 dTLB miss rate 未出现稳定改善，因此报告将其作为大页尝试和环境限制记录。</w:t>
       </w:r>
     </w:p>
-    <w:bookmarkEnd w:id="35"/>
-    <w:bookmarkStart w:id="36" w:name="复现方式"/>
+    <w:bookmarkEnd w:id="39"/>
+    <w:bookmarkStart w:id="40" w:name="阶段性结论"/>
     <w:p>
       <w:pPr>
         <w:pStyle w:val="Heading2"/>
       </w:pPr>
       <w:r>
-        <w:t xml:space="preserve">9. 复现方式</w:t>
+        <w:t xml:space="preserve">10. 阶段性结论</w:t>
       </w:r>
     </w:p>
     <w:p>
@@ -5232,820 +5710,7 @@
         <w:pStyle w:val="FirstParagraph"/>
       </w:pPr>
       <w:r>
-        <w:t xml:space="preserve">完整自检：</w:t>
-      </w:r>
-    </w:p>
-    <w:p>
-      <w:pPr>
-        <w:pStyle w:val="SourceCode"/>
-      </w:pPr>
-      <w:r>
-        <w:rPr>
-          <w:rStyle w:val="ExtensionTok"/>
-        </w:rPr>
-        <w:t xml:space="preserve">scripts/self_check_assignment.sh</w:t>
-      </w:r>
-    </w:p>
-    <w:p>
-      <w:pPr>
-        <w:pStyle w:val="FirstParagraph"/>
-      </w:pPr>
-      <w:r>
-        <w:t xml:space="preserve">full sweep：</w:t>
-      </w:r>
-    </w:p>
-    <w:p>
-      <w:pPr>
-        <w:pStyle w:val="SourceCode"/>
-      </w:pPr>
-      <w:r>
-        <w:rPr>
-          <w:rStyle w:val="ExtensionTok"/>
-        </w:rPr>
-        <w:t xml:space="preserve">scripts/run_extended_algo_comparison.sh</w:t>
-      </w:r>
-      <w:r>
-        <w:rPr>
-          <w:rStyle w:val="NormalTok"/>
-        </w:rPr>
-        <w:t xml:space="preserve"> </w:t>
-      </w:r>
-      <w:r>
-        <w:rPr>
-          <w:rStyle w:val="AttributeTok"/>
-        </w:rPr>
-        <w:t xml:space="preserve">--run</w:t>
-      </w:r>
-      <w:r>
-        <w:rPr>
-          <w:rStyle w:val="NormalTok"/>
-        </w:rPr>
-        <w:t xml:space="preserve"> </w:t>
-      </w:r>
-      <w:r>
-        <w:rPr>
-          <w:rStyle w:val="DataTypeTok"/>
-        </w:rPr>
-        <w:t xml:space="preserve">\</w:t>
-      </w:r>
-      <w:r>
-        <w:br/>
-      </w:r>
-      <w:r>
-        <w:rPr>
-          <w:rStyle w:val="NormalTok"/>
-        </w:rPr>
-        <w:t xml:space="preserve">  </w:t>
-      </w:r>
-      <w:r>
-        <w:rPr>
-          <w:rStyle w:val="AttributeTok"/>
-        </w:rPr>
-        <w:t xml:space="preserve">--threads</w:t>
-      </w:r>
-      <w:r>
-        <w:rPr>
-          <w:rStyle w:val="NormalTok"/>
-        </w:rPr>
-        <w:t xml:space="preserve"> 64 </w:t>
-      </w:r>
-      <w:r>
-        <w:rPr>
-          <w:rStyle w:val="DataTypeTok"/>
-        </w:rPr>
-        <w:t xml:space="preserve">\</w:t>
-      </w:r>
-      <w:r>
-        <w:br/>
-      </w:r>
-      <w:r>
-        <w:rPr>
-          <w:rStyle w:val="NormalTok"/>
-        </w:rPr>
-        <w:t xml:space="preserve">  </w:t>
-      </w:r>
-      <w:r>
-        <w:rPr>
-          <w:rStyle w:val="AttributeTok"/>
-        </w:rPr>
-        <w:t xml:space="preserve">--repeats</w:t>
-      </w:r>
-      <w:r>
-        <w:rPr>
-          <w:rStyle w:val="NormalTok"/>
-        </w:rPr>
-        <w:t xml:space="preserve"> 1 </w:t>
-      </w:r>
-      <w:r>
-        <w:rPr>
-          <w:rStyle w:val="DataTypeTok"/>
-        </w:rPr>
-        <w:t xml:space="preserve">\</w:t>
-      </w:r>
-      <w:r>
-        <w:br/>
-      </w:r>
-      <w:r>
-        <w:rPr>
-          <w:rStyle w:val="NormalTok"/>
-        </w:rPr>
-        <w:t xml:space="preserve">  </w:t>
-      </w:r>
-      <w:r>
-        <w:rPr>
-          <w:rStyle w:val="AttributeTok"/>
-        </w:rPr>
-        <w:t xml:space="preserve">--s-size</w:t>
-      </w:r>
-      <w:r>
-        <w:rPr>
-          <w:rStyle w:val="NormalTok"/>
-        </w:rPr>
-        <w:t xml:space="preserve"> 1073741824 </w:t>
-      </w:r>
-      <w:r>
-        <w:rPr>
-          <w:rStyle w:val="DataTypeTok"/>
-        </w:rPr>
-        <w:t xml:space="preserve">\</w:t>
-      </w:r>
-      <w:r>
-        <w:br/>
-      </w:r>
-      <w:r>
-        <w:rPr>
-          <w:rStyle w:val="NormalTok"/>
-        </w:rPr>
-        <w:t xml:space="preserve">  </w:t>
-      </w:r>
-      <w:r>
-        <w:rPr>
-          <w:rStyle w:val="AttributeTok"/>
-        </w:rPr>
-        <w:t xml:space="preserve">--r-exp-min</w:t>
-      </w:r>
-      <w:r>
-        <w:rPr>
-          <w:rStyle w:val="NormalTok"/>
-        </w:rPr>
-        <w:t xml:space="preserve"> 5 </w:t>
-      </w:r>
-      <w:r>
-        <w:rPr>
-          <w:rStyle w:val="DataTypeTok"/>
-        </w:rPr>
-        <w:t xml:space="preserve">\</w:t>
-      </w:r>
-      <w:r>
-        <w:br/>
-      </w:r>
-      <w:r>
-        <w:rPr>
-          <w:rStyle w:val="NormalTok"/>
-        </w:rPr>
-        <w:t xml:space="preserve">  </w:t>
-      </w:r>
-      <w:r>
-        <w:rPr>
-          <w:rStyle w:val="AttributeTok"/>
-        </w:rPr>
-        <w:t xml:space="preserve">--r-exp-max</w:t>
-      </w:r>
-      <w:r>
-        <w:rPr>
-          <w:rStyle w:val="NormalTok"/>
-        </w:rPr>
-        <w:t xml:space="preserve"> 30 </w:t>
-      </w:r>
-      <w:r>
-        <w:rPr>
-          <w:rStyle w:val="DataTypeTok"/>
-        </w:rPr>
-        <w:t xml:space="preserve">\</w:t>
-      </w:r>
-      <w:r>
-        <w:br/>
-      </w:r>
-      <w:r>
-        <w:rPr>
-          <w:rStyle w:val="NormalTok"/>
-        </w:rPr>
-        <w:t xml:space="preserve">  </w:t>
-      </w:r>
-      <w:r>
-        <w:rPr>
-          <w:rStyle w:val="AttributeTok"/>
-        </w:rPr>
-        <w:t xml:space="preserve">--algorithms</w:t>
-      </w:r>
-      <w:r>
-        <w:rPr>
-          <w:rStyle w:val="NormalTok"/>
-        </w:rPr>
-        <w:t xml:space="preserve"> </w:t>
-      </w:r>
-      <w:r>
-        <w:rPr>
-          <w:rStyle w:val="StringTok"/>
-        </w:rPr>
-        <w:t xml:space="preserve">"NPO PRO VJ_pw1 VJ_pw2 VJ_pw4 PRVJ_best"</w:t>
-      </w:r>
-      <w:r>
-        <w:rPr>
-          <w:rStyle w:val="NormalTok"/>
-        </w:rPr>
-        <w:t xml:space="preserve"> </w:t>
-      </w:r>
-      <w:r>
-        <w:rPr>
-          <w:rStyle w:val="DataTypeTok"/>
-        </w:rPr>
-        <w:t xml:space="preserve">\</w:t>
-      </w:r>
-      <w:r>
-        <w:br/>
-      </w:r>
-      <w:r>
-        <w:rPr>
-          <w:rStyle w:val="NormalTok"/>
-        </w:rPr>
-        <w:t xml:space="preserve">  </w:t>
-      </w:r>
-      <w:r>
-        <w:rPr>
-          <w:rStyle w:val="AttributeTok"/>
-        </w:rPr>
-        <w:t xml:space="preserve">--prvj-radix-bits</w:t>
-      </w:r>
-      <w:r>
-        <w:rPr>
-          <w:rStyle w:val="NormalTok"/>
-        </w:rPr>
-        <w:t xml:space="preserve"> 18 </w:t>
-      </w:r>
-      <w:r>
-        <w:rPr>
-          <w:rStyle w:val="DataTypeTok"/>
-        </w:rPr>
-        <w:t xml:space="preserve">\</w:t>
-      </w:r>
-      <w:r>
-        <w:br/>
-      </w:r>
-      <w:r>
-        <w:rPr>
-          <w:rStyle w:val="NormalTok"/>
-        </w:rPr>
-        <w:t xml:space="preserve">  </w:t>
-      </w:r>
-      <w:r>
-        <w:rPr>
-          <w:rStyle w:val="AttributeTok"/>
-        </w:rPr>
-        <w:t xml:space="preserve">--prvj-payload-width</w:t>
-      </w:r>
-      <w:r>
-        <w:rPr>
-          <w:rStyle w:val="NormalTok"/>
-        </w:rPr>
-        <w:t xml:space="preserve"> 4 </w:t>
-      </w:r>
-      <w:r>
-        <w:rPr>
-          <w:rStyle w:val="DataTypeTok"/>
-        </w:rPr>
-        <w:t xml:space="preserve">\</w:t>
-      </w:r>
-      <w:r>
-        <w:br/>
-      </w:r>
-      <w:r>
-        <w:rPr>
-          <w:rStyle w:val="NormalTok"/>
-        </w:rPr>
-        <w:t xml:space="preserve">  </w:t>
-      </w:r>
-      <w:r>
-        <w:rPr>
-          <w:rStyle w:val="AttributeTok"/>
-        </w:rPr>
-        <w:t xml:space="preserve">--timeout-seconds</w:t>
-      </w:r>
-      <w:r>
-        <w:rPr>
-          <w:rStyle w:val="NormalTok"/>
-        </w:rPr>
-        <w:t xml:space="preserve"> 3600 </w:t>
-      </w:r>
-      <w:r>
-        <w:rPr>
-          <w:rStyle w:val="DataTypeTok"/>
-        </w:rPr>
-        <w:t xml:space="preserve">\</w:t>
-      </w:r>
-      <w:r>
-        <w:br/>
-      </w:r>
-      <w:r>
-        <w:rPr>
-          <w:rStyle w:val="NormalTok"/>
-        </w:rPr>
-        <w:t xml:space="preserve">  </w:t>
-      </w:r>
-      <w:r>
-        <w:rPr>
-          <w:rStyle w:val="AttributeTok"/>
-        </w:rPr>
-        <w:t xml:space="preserve">--out-prefix</w:t>
-      </w:r>
-      <w:r>
-        <w:rPr>
-          <w:rStyle w:val="NormalTok"/>
-        </w:rPr>
-        <w:t xml:space="preserve"> final-full-main-s2e30</w:t>
-      </w:r>
-    </w:p>
-    <w:p>
-      <w:pPr>
-        <w:pStyle w:val="FirstParagraph"/>
-      </w:pPr>
-      <w:r>
-        <w:t xml:space="preserve">starjoin：</w:t>
-      </w:r>
-    </w:p>
-    <w:p>
-      <w:pPr>
-        <w:pStyle w:val="SourceCode"/>
-      </w:pPr>
-      <w:r>
-        <w:rPr>
-          <w:rStyle w:val="ExtensionTok"/>
-        </w:rPr>
-        <w:t xml:space="preserve">scripts/run_starjoin_comparison.sh</w:t>
-      </w:r>
-      <w:r>
-        <w:rPr>
-          <w:rStyle w:val="NormalTok"/>
-        </w:rPr>
-        <w:t xml:space="preserve"> </w:t>
-      </w:r>
-      <w:r>
-        <w:rPr>
-          <w:rStyle w:val="AttributeTok"/>
-        </w:rPr>
-        <w:t xml:space="preserve">--run</w:t>
-      </w:r>
-      <w:r>
-        <w:rPr>
-          <w:rStyle w:val="NormalTok"/>
-        </w:rPr>
-        <w:t xml:space="preserve"> </w:t>
-      </w:r>
-      <w:r>
-        <w:rPr>
-          <w:rStyle w:val="DataTypeTok"/>
-        </w:rPr>
-        <w:t xml:space="preserve">\</w:t>
-      </w:r>
-      <w:r>
-        <w:br/>
-      </w:r>
-      <w:r>
-        <w:rPr>
-          <w:rStyle w:val="NormalTok"/>
-        </w:rPr>
-        <w:t xml:space="preserve">  </w:t>
-      </w:r>
-      <w:r>
-        <w:rPr>
-          <w:rStyle w:val="AttributeTok"/>
-        </w:rPr>
-        <w:t xml:space="preserve">--sf</w:t>
-      </w:r>
-      <w:r>
-        <w:rPr>
-          <w:rStyle w:val="NormalTok"/>
-        </w:rPr>
-        <w:t xml:space="preserve"> 100 </w:t>
-      </w:r>
-      <w:r>
-        <w:rPr>
-          <w:rStyle w:val="DataTypeTok"/>
-        </w:rPr>
-        <w:t xml:space="preserve">\</w:t>
-      </w:r>
-      <w:r>
-        <w:br/>
-      </w:r>
-      <w:r>
-        <w:rPr>
-          <w:rStyle w:val="NormalTok"/>
-        </w:rPr>
-        <w:t xml:space="preserve">  </w:t>
-      </w:r>
-      <w:r>
-        <w:rPr>
-          <w:rStyle w:val="AttributeTok"/>
-        </w:rPr>
-        <w:t xml:space="preserve">--threads-list</w:t>
-      </w:r>
-      <w:r>
-        <w:rPr>
-          <w:rStyle w:val="NormalTok"/>
-        </w:rPr>
-        <w:t xml:space="preserve"> </w:t>
-      </w:r>
-      <w:r>
-        <w:rPr>
-          <w:rStyle w:val="StringTok"/>
-        </w:rPr>
-        <w:t xml:space="preserve">"64"</w:t>
-      </w:r>
-      <w:r>
-        <w:rPr>
-          <w:rStyle w:val="NormalTok"/>
-        </w:rPr>
-        <w:t xml:space="preserve"> </w:t>
-      </w:r>
-      <w:r>
-        <w:rPr>
-          <w:rStyle w:val="DataTypeTok"/>
-        </w:rPr>
-        <w:t xml:space="preserve">\</w:t>
-      </w:r>
-      <w:r>
-        <w:br/>
-      </w:r>
-      <w:r>
-        <w:rPr>
-          <w:rStyle w:val="NormalTok"/>
-        </w:rPr>
-        <w:t xml:space="preserve">  </w:t>
-      </w:r>
-      <w:r>
-        <w:rPr>
-          <w:rStyle w:val="AttributeTok"/>
-        </w:rPr>
-        <w:t xml:space="preserve">--modes</w:t>
-      </w:r>
-      <w:r>
-        <w:rPr>
-          <w:rStyle w:val="NormalTok"/>
-        </w:rPr>
-        <w:t xml:space="preserve"> </w:t>
-      </w:r>
-      <w:r>
-        <w:rPr>
-          <w:rStyle w:val="StringTok"/>
-        </w:rPr>
-        <w:t xml:space="preserve">"npo pro vj"</w:t>
-      </w:r>
-      <w:r>
-        <w:rPr>
-          <w:rStyle w:val="NormalTok"/>
-        </w:rPr>
-        <w:t xml:space="preserve"> </w:t>
-      </w:r>
-      <w:r>
-        <w:rPr>
-          <w:rStyle w:val="DataTypeTok"/>
-        </w:rPr>
-        <w:t xml:space="preserve">\</w:t>
-      </w:r>
-      <w:r>
-        <w:br/>
-      </w:r>
-      <w:r>
-        <w:rPr>
-          <w:rStyle w:val="NormalTok"/>
-        </w:rPr>
-        <w:t xml:space="preserve">  </w:t>
-      </w:r>
-      <w:r>
-        <w:rPr>
-          <w:rStyle w:val="AttributeTok"/>
-        </w:rPr>
-        <w:t xml:space="preserve">--prefetch-distances</w:t>
-      </w:r>
-      <w:r>
-        <w:rPr>
-          <w:rStyle w:val="NormalTok"/>
-        </w:rPr>
-        <w:t xml:space="preserve"> </w:t>
-      </w:r>
-      <w:r>
-        <w:rPr>
-          <w:rStyle w:val="StringTok"/>
-        </w:rPr>
-        <w:t xml:space="preserve">"0"</w:t>
-      </w:r>
-      <w:r>
-        <w:rPr>
-          <w:rStyle w:val="NormalTok"/>
-        </w:rPr>
-        <w:t xml:space="preserve"> </w:t>
-      </w:r>
-      <w:r>
-        <w:rPr>
-          <w:rStyle w:val="DataTypeTok"/>
-        </w:rPr>
-        <w:t xml:space="preserve">\</w:t>
-      </w:r>
-      <w:r>
-        <w:br/>
-      </w:r>
-      <w:r>
-        <w:rPr>
-          <w:rStyle w:val="NormalTok"/>
-        </w:rPr>
-        <w:t xml:space="preserve">  </w:t>
-      </w:r>
-      <w:r>
-        <w:rPr>
-          <w:rStyle w:val="AttributeTok"/>
-        </w:rPr>
-        <w:t xml:space="preserve">--payload-width</w:t>
-      </w:r>
-      <w:r>
-        <w:rPr>
-          <w:rStyle w:val="NormalTok"/>
-        </w:rPr>
-        <w:t xml:space="preserve"> 1 </w:t>
-      </w:r>
-      <w:r>
-        <w:rPr>
-          <w:rStyle w:val="DataTypeTok"/>
-        </w:rPr>
-        <w:t xml:space="preserve">\</w:t>
-      </w:r>
-      <w:r>
-        <w:br/>
-      </w:r>
-      <w:r>
-        <w:rPr>
-          <w:rStyle w:val="NormalTok"/>
-        </w:rPr>
-        <w:t xml:space="preserve">  </w:t>
-      </w:r>
-      <w:r>
-        <w:rPr>
-          <w:rStyle w:val="AttributeTok"/>
-        </w:rPr>
-        <w:t xml:space="preserve">--timeout-seconds</w:t>
-      </w:r>
-      <w:r>
-        <w:rPr>
-          <w:rStyle w:val="NormalTok"/>
-        </w:rPr>
-        <w:t xml:space="preserve"> 3600</w:t>
-      </w:r>
-    </w:p>
-    <w:bookmarkEnd w:id="36"/>
-    <w:bookmarkStart w:id="37" w:name="自检结果"/>
-    <w:p>
-      <w:pPr>
-        <w:pStyle w:val="Heading2"/>
-      </w:pPr>
-      <w:r>
-        <w:t xml:space="preserve">10. 自检结果</w:t>
-      </w:r>
-    </w:p>
-    <w:p>
-      <w:pPr>
-        <w:pStyle w:val="FirstParagraph"/>
-      </w:pPr>
-      <w:r>
-        <w:t xml:space="preserve">已运行：</w:t>
-      </w:r>
-    </w:p>
-    <w:p>
-      <w:pPr>
-        <w:pStyle w:val="SourceCode"/>
-      </w:pPr>
-      <w:r>
-        <w:rPr>
-          <w:rStyle w:val="VerbatimChar"/>
-        </w:rPr>
-        <w:t xml:space="preserve">[PASS] assignment self-check passed</w:t>
-      </w:r>
-    </w:p>
-    <w:p>
-      <w:pPr>
-        <w:pStyle w:val="FirstParagraph"/>
-      </w:pPr>
-      <w:r>
-        <w:t xml:space="preserve">补充检查：</w:t>
-      </w:r>
-    </w:p>
-    <w:p>
-      <w:pPr>
-        <w:numPr>
-          <w:ilvl w:val="0"/>
-          <w:numId w:val="1004"/>
-        </w:numPr>
-        <w:pStyle w:val="Compact"/>
-      </w:pPr>
-      <w:r>
-        <w:rPr>
-          <w:rStyle w:val="VerbatimChar"/>
-        </w:rPr>
-        <w:t xml:space="preserve">git diff --check</w:t>
-      </w:r>
-      <w:r>
-        <w:t xml:space="preserve"> </w:t>
-      </w:r>
-      <w:r>
-        <w:t xml:space="preserve">通过。</w:t>
-      </w:r>
-    </w:p>
-    <w:p>
-      <w:pPr>
-        <w:numPr>
-          <w:ilvl w:val="0"/>
-          <w:numId w:val="1004"/>
-        </w:numPr>
-        <w:pStyle w:val="Compact"/>
-      </w:pPr>
-      <w:r>
-        <w:t xml:space="preserve">full sweep summary 中 7 个变体各 26 个点，bad=0。</w:t>
-      </w:r>
-    </w:p>
-    <w:p>
-      <w:pPr>
-        <w:numPr>
-          <w:ilvl w:val="0"/>
-          <w:numId w:val="1004"/>
-        </w:numPr>
-        <w:pStyle w:val="Compact"/>
-      </w:pPr>
-      <w:r>
-        <w:t xml:space="preserve">starjoin</w:t>
-      </w:r>
-      <w:r>
-        <w:t xml:space="preserve"> </w:t>
-      </w:r>
-      <w:r>
-        <w:rPr>
-          <w:rStyle w:val="VerbatimChar"/>
-        </w:rPr>
-        <w:t xml:space="preserve">sf=100</w:t>
-      </w:r>
-      <w:r>
-        <w:t xml:space="preserve"> </w:t>
-      </w:r>
-      <w:r>
-        <w:t xml:space="preserve">CSV 所有点 status=OK。</w:t>
-      </w:r>
-    </w:p>
-    <w:p>
-      <w:pPr>
-        <w:numPr>
-          <w:ilvl w:val="0"/>
-          <w:numId w:val="1004"/>
-        </w:numPr>
-        <w:pStyle w:val="Compact"/>
-      </w:pPr>
-      <w:r>
-        <w:rPr>
-          <w:rStyle w:val="VerbatimChar"/>
-        </w:rPr>
-        <w:t xml:space="preserve">docs/EXPERIMENT_REPORT.docx</w:t>
-      </w:r>
-      <w:r>
-        <w:t xml:space="preserve">、</w:t>
-      </w:r>
-      <w:r>
-        <w:rPr>
-          <w:rStyle w:val="VerbatimChar"/>
-        </w:rPr>
-        <w:t xml:space="preserve">docs/MIDTERM_REPORT.docx</w:t>
-      </w:r>
-      <w:r>
-        <w:t xml:space="preserve">、</w:t>
-      </w:r>
-      <w:r>
-        <w:rPr>
-          <w:rStyle w:val="VerbatimChar"/>
-        </w:rPr>
-        <w:t xml:space="preserve">docs/COURSE_REPORT.docx</w:t>
-      </w:r>
-      <w:r>
-        <w:t xml:space="preserve"> </w:t>
-      </w:r>
-      <w:r>
-        <w:t xml:space="preserve">已生成。</w:t>
-      </w:r>
-    </w:p>
-    <w:bookmarkEnd w:id="37"/>
-    <w:bookmarkStart w:id="38" w:name="局限"/>
-    <w:p>
-      <w:pPr>
-        <w:pStyle w:val="Heading2"/>
-      </w:pPr>
-      <w:r>
-        <w:t xml:space="preserve">11. 局限</w:t>
-      </w:r>
-    </w:p>
-    <w:p>
-      <w:pPr>
-        <w:numPr>
-          <w:ilvl w:val="0"/>
-          <w:numId w:val="1005"/>
-        </w:numPr>
-        <w:pStyle w:val="Compact"/>
-      </w:pPr>
-      <w:r>
-        <w:rPr>
-          <w:rStyle w:val="VerbatimChar"/>
-        </w:rPr>
-        <w:t xml:space="preserve">R=2^5</w:t>
-      </w:r>
-      <w:r>
-        <w:t xml:space="preserve"> </w:t>
-      </w:r>
-      <w:r>
-        <w:t xml:space="preserve">在 64 线程下触发原始生成器的极小 R 边界问题，因此该点用 32 线程补跑。</w:t>
-      </w:r>
-    </w:p>
-    <w:p>
-      <w:pPr>
-        <w:numPr>
-          <w:ilvl w:val="0"/>
-          <w:numId w:val="1005"/>
-        </w:numPr>
-        <w:pStyle w:val="Compact"/>
-      </w:pPr>
-      <w:r>
-        <w:t xml:space="preserve">PRO 当前未输出统一 extra-space 字段，空间表只比较已实现统计的算法。</w:t>
-      </w:r>
-    </w:p>
-    <w:p>
-      <w:pPr>
-        <w:numPr>
-          <w:ilvl w:val="0"/>
-          <w:numId w:val="1005"/>
-        </w:numPr>
-        <w:pStyle w:val="Compact"/>
-      </w:pPr>
-      <w:r>
-        <w:t xml:space="preserve">当前环境没有预留 hugetlb 大页；THP</w:t>
-      </w:r>
-      <w:r>
-        <w:t xml:space="preserve"> </w:t>
-      </w:r>
-      <w:r>
-        <w:rPr>
-          <w:rStyle w:val="VerbatimChar"/>
-        </w:rPr>
-        <w:t xml:space="preserve">madvise</w:t>
-      </w:r>
-      <w:r>
-        <w:t xml:space="preserve"> </w:t>
-      </w:r>
-      <w:r>
-        <w:t xml:space="preserve">路径已实现并测试，但没有稳定收益。</w:t>
-      </w:r>
-    </w:p>
-    <w:p>
-      <w:pPr>
-        <w:numPr>
-          <w:ilvl w:val="0"/>
-          <w:numId w:val="1005"/>
-        </w:numPr>
-        <w:pStyle w:val="Compact"/>
-      </w:pPr>
-      <w:r>
-        <w:t xml:space="preserve">GPU 端实验位于同一整合仓库根目录，最终报告为</w:t>
-      </w:r>
-      <w:r>
-        <w:t xml:space="preserve"> </w:t>
-      </w:r>
-      <w:r>
-        <w:rPr>
-          <w:rStyle w:val="VerbatimChar"/>
-        </w:rPr>
-        <w:t xml:space="preserve">docs/FINAL_REPORT.md/.docx</w:t>
-      </w:r>
-      <w:r>
-        <w:t xml:space="preserve">。</w:t>
-      </w:r>
-    </w:p>
-    <w:bookmarkEnd w:id="38"/>
-    <w:bookmarkStart w:id="39" w:name="结论"/>
-    <w:p>
-      <w:pPr>
-        <w:pStyle w:val="Heading2"/>
-      </w:pPr>
-      <w:r>
-        <w:t xml:space="preserve">12. 结论</w:t>
-      </w:r>
-    </w:p>
-    <w:p>
-      <w:pPr>
-        <w:pStyle w:val="FirstParagraph"/>
-      </w:pPr>
-      <w:r>
-        <w:t xml:space="preserve">本项目已经将课程前期实验、期中 starjoin 和期末连接算法研究整合进 hashjoin 开源代码框架。实验结果表明：</w:t>
+        <w:t xml:space="preserve">按课程推进顺序，三个阶段形成了连续关系：</w:t>
       </w:r>
     </w:p>
     <w:p>
@@ -6057,7 +5722,7 @@
         <w:pStyle w:val="Compact"/>
       </w:pPr>
       <w:r>
-        <w:t xml:space="preserve">NUMA 对 NPO/PRO 影响显著。</w:t>
+        <w:t xml:space="preserve">平常实验说明硬件内存层次和 NUMA 对连接算法有实际影响，不能只看算法形式。</w:t>
       </w:r>
     </w:p>
     <w:p>
@@ -6069,7 +5734,7 @@
         <w:pStyle w:val="Compact"/>
       </w:pPr>
       <w:r>
-        <w:t xml:space="preserve">VJ 在主键连续、vector 工作集可缓存时性能最好。</w:t>
+        <w:t xml:space="preserve">期中 star join 把二表连接扩展到多表连接，证明在连续主键维表场景下，VJ 的数组访问可以显著减少时间和空间开销。</w:t>
       </w:r>
     </w:p>
     <w:p>
@@ -6081,31 +5746,838 @@
         <w:pStyle w:val="Compact"/>
       </w:pPr>
       <w:r>
-        <w:t xml:space="preserve">当 vector 工作集超过 L3 后，VJ 性能快速下降。</w:t>
+        <w:t xml:space="preserve">期末 full sweep 进一步说明 VJ 的优势有边界：工作集超过 cache/TLB 后性能下降，而 PRVJ 可以通过分区恢复局部性。</w:t>
+      </w:r>
+    </w:p>
+    <w:p>
+      <w:pPr>
+        <w:pStyle w:val="FirstParagraph"/>
+      </w:pPr>
+      <w:r>
+        <w:t xml:space="preserve">因此，本课程最终形成的算法理解是：NPO 简单但容易受 hash table 随机访问影响；PRO 通过分区改善局部性但空间和物化代价较高；VJ 在连续 key 和小工作集下最好；PRVJ 是对 VJ 大工作集问题的改进。</w:t>
+      </w:r>
+    </w:p>
+    <w:bookmarkEnd w:id="40"/>
+    <w:bookmarkStart w:id="41" w:name="复现方式"/>
+    <w:p>
+      <w:pPr>
+        <w:pStyle w:val="Heading2"/>
+      </w:pPr>
+      <w:r>
+        <w:t xml:space="preserve">11. 复现方式</w:t>
+      </w:r>
+    </w:p>
+    <w:p>
+      <w:pPr>
+        <w:pStyle w:val="FirstParagraph"/>
+      </w:pPr>
+      <w:r>
+        <w:t xml:space="preserve">完整自检：</w:t>
+      </w:r>
+    </w:p>
+    <w:p>
+      <w:pPr>
+        <w:pStyle w:val="SourceCode"/>
+      </w:pPr>
+      <w:r>
+        <w:rPr>
+          <w:rStyle w:val="ExtensionTok"/>
+        </w:rPr>
+        <w:t xml:space="preserve">scripts/self_check_assignment.sh</w:t>
+      </w:r>
+    </w:p>
+    <w:p>
+      <w:pPr>
+        <w:pStyle w:val="FirstParagraph"/>
+      </w:pPr>
+      <w:r>
+        <w:t xml:space="preserve">期末 full sweep：</w:t>
+      </w:r>
+    </w:p>
+    <w:p>
+      <w:pPr>
+        <w:pStyle w:val="SourceCode"/>
+      </w:pPr>
+      <w:r>
+        <w:rPr>
+          <w:rStyle w:val="ExtensionTok"/>
+        </w:rPr>
+        <w:t xml:space="preserve">scripts/run_extended_algo_comparison.sh</w:t>
+      </w:r>
+      <w:r>
+        <w:rPr>
+          <w:rStyle w:val="NormalTok"/>
+        </w:rPr>
+        <w:t xml:space="preserve"> </w:t>
+      </w:r>
+      <w:r>
+        <w:rPr>
+          <w:rStyle w:val="AttributeTok"/>
+        </w:rPr>
+        <w:t xml:space="preserve">--run</w:t>
+      </w:r>
+      <w:r>
+        <w:rPr>
+          <w:rStyle w:val="NormalTok"/>
+        </w:rPr>
+        <w:t xml:space="preserve"> </w:t>
+      </w:r>
+      <w:r>
+        <w:rPr>
+          <w:rStyle w:val="DataTypeTok"/>
+        </w:rPr>
+        <w:t xml:space="preserve">\</w:t>
+      </w:r>
+      <w:r>
+        <w:br/>
+      </w:r>
+      <w:r>
+        <w:rPr>
+          <w:rStyle w:val="NormalTok"/>
+        </w:rPr>
+        <w:t xml:space="preserve">  </w:t>
+      </w:r>
+      <w:r>
+        <w:rPr>
+          <w:rStyle w:val="AttributeTok"/>
+        </w:rPr>
+        <w:t xml:space="preserve">--threads</w:t>
+      </w:r>
+      <w:r>
+        <w:rPr>
+          <w:rStyle w:val="NormalTok"/>
+        </w:rPr>
+        <w:t xml:space="preserve"> 64 </w:t>
+      </w:r>
+      <w:r>
+        <w:rPr>
+          <w:rStyle w:val="DataTypeTok"/>
+        </w:rPr>
+        <w:t xml:space="preserve">\</w:t>
+      </w:r>
+      <w:r>
+        <w:br/>
+      </w:r>
+      <w:r>
+        <w:rPr>
+          <w:rStyle w:val="NormalTok"/>
+        </w:rPr>
+        <w:t xml:space="preserve">  </w:t>
+      </w:r>
+      <w:r>
+        <w:rPr>
+          <w:rStyle w:val="AttributeTok"/>
+        </w:rPr>
+        <w:t xml:space="preserve">--repeats</w:t>
+      </w:r>
+      <w:r>
+        <w:rPr>
+          <w:rStyle w:val="NormalTok"/>
+        </w:rPr>
+        <w:t xml:space="preserve"> 1 </w:t>
+      </w:r>
+      <w:r>
+        <w:rPr>
+          <w:rStyle w:val="DataTypeTok"/>
+        </w:rPr>
+        <w:t xml:space="preserve">\</w:t>
+      </w:r>
+      <w:r>
+        <w:br/>
+      </w:r>
+      <w:r>
+        <w:rPr>
+          <w:rStyle w:val="NormalTok"/>
+        </w:rPr>
+        <w:t xml:space="preserve">  </w:t>
+      </w:r>
+      <w:r>
+        <w:rPr>
+          <w:rStyle w:val="AttributeTok"/>
+        </w:rPr>
+        <w:t xml:space="preserve">--s-size</w:t>
+      </w:r>
+      <w:r>
+        <w:rPr>
+          <w:rStyle w:val="NormalTok"/>
+        </w:rPr>
+        <w:t xml:space="preserve"> 1073741824 </w:t>
+      </w:r>
+      <w:r>
+        <w:rPr>
+          <w:rStyle w:val="DataTypeTok"/>
+        </w:rPr>
+        <w:t xml:space="preserve">\</w:t>
+      </w:r>
+      <w:r>
+        <w:br/>
+      </w:r>
+      <w:r>
+        <w:rPr>
+          <w:rStyle w:val="NormalTok"/>
+        </w:rPr>
+        <w:t xml:space="preserve">  </w:t>
+      </w:r>
+      <w:r>
+        <w:rPr>
+          <w:rStyle w:val="AttributeTok"/>
+        </w:rPr>
+        <w:t xml:space="preserve">--r-exp-min</w:t>
+      </w:r>
+      <w:r>
+        <w:rPr>
+          <w:rStyle w:val="NormalTok"/>
+        </w:rPr>
+        <w:t xml:space="preserve"> 5 </w:t>
+      </w:r>
+      <w:r>
+        <w:rPr>
+          <w:rStyle w:val="DataTypeTok"/>
+        </w:rPr>
+        <w:t xml:space="preserve">\</w:t>
+      </w:r>
+      <w:r>
+        <w:br/>
+      </w:r>
+      <w:r>
+        <w:rPr>
+          <w:rStyle w:val="NormalTok"/>
+        </w:rPr>
+        <w:t xml:space="preserve">  </w:t>
+      </w:r>
+      <w:r>
+        <w:rPr>
+          <w:rStyle w:val="AttributeTok"/>
+        </w:rPr>
+        <w:t xml:space="preserve">--r-exp-max</w:t>
+      </w:r>
+      <w:r>
+        <w:rPr>
+          <w:rStyle w:val="NormalTok"/>
+        </w:rPr>
+        <w:t xml:space="preserve"> 30 </w:t>
+      </w:r>
+      <w:r>
+        <w:rPr>
+          <w:rStyle w:val="DataTypeTok"/>
+        </w:rPr>
+        <w:t xml:space="preserve">\</w:t>
+      </w:r>
+      <w:r>
+        <w:br/>
+      </w:r>
+      <w:r>
+        <w:rPr>
+          <w:rStyle w:val="NormalTok"/>
+        </w:rPr>
+        <w:t xml:space="preserve">  </w:t>
+      </w:r>
+      <w:r>
+        <w:rPr>
+          <w:rStyle w:val="AttributeTok"/>
+        </w:rPr>
+        <w:t xml:space="preserve">--algorithms</w:t>
+      </w:r>
+      <w:r>
+        <w:rPr>
+          <w:rStyle w:val="NormalTok"/>
+        </w:rPr>
+        <w:t xml:space="preserve"> </w:t>
+      </w:r>
+      <w:r>
+        <w:rPr>
+          <w:rStyle w:val="StringTok"/>
+        </w:rPr>
+        <w:t xml:space="preserve">"NPO PRO VJ_pw1 VJ_pw2 VJ_pw4 PRVJ_best"</w:t>
+      </w:r>
+      <w:r>
+        <w:rPr>
+          <w:rStyle w:val="NormalTok"/>
+        </w:rPr>
+        <w:t xml:space="preserve"> </w:t>
+      </w:r>
+      <w:r>
+        <w:rPr>
+          <w:rStyle w:val="DataTypeTok"/>
+        </w:rPr>
+        <w:t xml:space="preserve">\</w:t>
+      </w:r>
+      <w:r>
+        <w:br/>
+      </w:r>
+      <w:r>
+        <w:rPr>
+          <w:rStyle w:val="NormalTok"/>
+        </w:rPr>
+        <w:t xml:space="preserve">  </w:t>
+      </w:r>
+      <w:r>
+        <w:rPr>
+          <w:rStyle w:val="AttributeTok"/>
+        </w:rPr>
+        <w:t xml:space="preserve">--prvj-radix-bits</w:t>
+      </w:r>
+      <w:r>
+        <w:rPr>
+          <w:rStyle w:val="NormalTok"/>
+        </w:rPr>
+        <w:t xml:space="preserve"> 18 </w:t>
+      </w:r>
+      <w:r>
+        <w:rPr>
+          <w:rStyle w:val="DataTypeTok"/>
+        </w:rPr>
+        <w:t xml:space="preserve">\</w:t>
+      </w:r>
+      <w:r>
+        <w:br/>
+      </w:r>
+      <w:r>
+        <w:rPr>
+          <w:rStyle w:val="NormalTok"/>
+        </w:rPr>
+        <w:t xml:space="preserve">  </w:t>
+      </w:r>
+      <w:r>
+        <w:rPr>
+          <w:rStyle w:val="AttributeTok"/>
+        </w:rPr>
+        <w:t xml:space="preserve">--prvj-payload-width</w:t>
+      </w:r>
+      <w:r>
+        <w:rPr>
+          <w:rStyle w:val="NormalTok"/>
+        </w:rPr>
+        <w:t xml:space="preserve"> 4 </w:t>
+      </w:r>
+      <w:r>
+        <w:rPr>
+          <w:rStyle w:val="DataTypeTok"/>
+        </w:rPr>
+        <w:t xml:space="preserve">\</w:t>
+      </w:r>
+      <w:r>
+        <w:br/>
+      </w:r>
+      <w:r>
+        <w:rPr>
+          <w:rStyle w:val="NormalTok"/>
+        </w:rPr>
+        <w:t xml:space="preserve">  </w:t>
+      </w:r>
+      <w:r>
+        <w:rPr>
+          <w:rStyle w:val="AttributeTok"/>
+        </w:rPr>
+        <w:t xml:space="preserve">--timeout-seconds</w:t>
+      </w:r>
+      <w:r>
+        <w:rPr>
+          <w:rStyle w:val="NormalTok"/>
+        </w:rPr>
+        <w:t xml:space="preserve"> 3600 </w:t>
+      </w:r>
+      <w:r>
+        <w:rPr>
+          <w:rStyle w:val="DataTypeTok"/>
+        </w:rPr>
+        <w:t xml:space="preserve">\</w:t>
+      </w:r>
+      <w:r>
+        <w:br/>
+      </w:r>
+      <w:r>
+        <w:rPr>
+          <w:rStyle w:val="NormalTok"/>
+        </w:rPr>
+        <w:t xml:space="preserve">  </w:t>
+      </w:r>
+      <w:r>
+        <w:rPr>
+          <w:rStyle w:val="AttributeTok"/>
+        </w:rPr>
+        <w:t xml:space="preserve">--out-prefix</w:t>
+      </w:r>
+      <w:r>
+        <w:rPr>
+          <w:rStyle w:val="NormalTok"/>
+        </w:rPr>
+        <w:t xml:space="preserve"> final-full-main-s2e30</w:t>
+      </w:r>
+    </w:p>
+    <w:p>
+      <w:pPr>
+        <w:pStyle w:val="FirstParagraph"/>
+      </w:pPr>
+      <w:r>
+        <w:t xml:space="preserve">期中 star join：</w:t>
+      </w:r>
+    </w:p>
+    <w:p>
+      <w:pPr>
+        <w:pStyle w:val="SourceCode"/>
+      </w:pPr>
+      <w:r>
+        <w:rPr>
+          <w:rStyle w:val="ExtensionTok"/>
+        </w:rPr>
+        <w:t xml:space="preserve">scripts/run_starjoin_comparison.sh</w:t>
+      </w:r>
+      <w:r>
+        <w:rPr>
+          <w:rStyle w:val="NormalTok"/>
+        </w:rPr>
+        <w:t xml:space="preserve"> </w:t>
+      </w:r>
+      <w:r>
+        <w:rPr>
+          <w:rStyle w:val="AttributeTok"/>
+        </w:rPr>
+        <w:t xml:space="preserve">--run</w:t>
+      </w:r>
+      <w:r>
+        <w:rPr>
+          <w:rStyle w:val="NormalTok"/>
+        </w:rPr>
+        <w:t xml:space="preserve"> </w:t>
+      </w:r>
+      <w:r>
+        <w:rPr>
+          <w:rStyle w:val="DataTypeTok"/>
+        </w:rPr>
+        <w:t xml:space="preserve">\</w:t>
+      </w:r>
+      <w:r>
+        <w:br/>
+      </w:r>
+      <w:r>
+        <w:rPr>
+          <w:rStyle w:val="NormalTok"/>
+        </w:rPr>
+        <w:t xml:space="preserve">  </w:t>
+      </w:r>
+      <w:r>
+        <w:rPr>
+          <w:rStyle w:val="AttributeTok"/>
+        </w:rPr>
+        <w:t xml:space="preserve">--sf</w:t>
+      </w:r>
+      <w:r>
+        <w:rPr>
+          <w:rStyle w:val="NormalTok"/>
+        </w:rPr>
+        <w:t xml:space="preserve"> 100 </w:t>
+      </w:r>
+      <w:r>
+        <w:rPr>
+          <w:rStyle w:val="DataTypeTok"/>
+        </w:rPr>
+        <w:t xml:space="preserve">\</w:t>
+      </w:r>
+      <w:r>
+        <w:br/>
+      </w:r>
+      <w:r>
+        <w:rPr>
+          <w:rStyle w:val="NormalTok"/>
+        </w:rPr>
+        <w:t xml:space="preserve">  </w:t>
+      </w:r>
+      <w:r>
+        <w:rPr>
+          <w:rStyle w:val="AttributeTok"/>
+        </w:rPr>
+        <w:t xml:space="preserve">--threads-list</w:t>
+      </w:r>
+      <w:r>
+        <w:rPr>
+          <w:rStyle w:val="NormalTok"/>
+        </w:rPr>
+        <w:t xml:space="preserve"> </w:t>
+      </w:r>
+      <w:r>
+        <w:rPr>
+          <w:rStyle w:val="StringTok"/>
+        </w:rPr>
+        <w:t xml:space="preserve">"64"</w:t>
+      </w:r>
+      <w:r>
+        <w:rPr>
+          <w:rStyle w:val="NormalTok"/>
+        </w:rPr>
+        <w:t xml:space="preserve"> </w:t>
+      </w:r>
+      <w:r>
+        <w:rPr>
+          <w:rStyle w:val="DataTypeTok"/>
+        </w:rPr>
+        <w:t xml:space="preserve">\</w:t>
+      </w:r>
+      <w:r>
+        <w:br/>
+      </w:r>
+      <w:r>
+        <w:rPr>
+          <w:rStyle w:val="NormalTok"/>
+        </w:rPr>
+        <w:t xml:space="preserve">  </w:t>
+      </w:r>
+      <w:r>
+        <w:rPr>
+          <w:rStyle w:val="AttributeTok"/>
+        </w:rPr>
+        <w:t xml:space="preserve">--modes</w:t>
+      </w:r>
+      <w:r>
+        <w:rPr>
+          <w:rStyle w:val="NormalTok"/>
+        </w:rPr>
+        <w:t xml:space="preserve"> </w:t>
+      </w:r>
+      <w:r>
+        <w:rPr>
+          <w:rStyle w:val="StringTok"/>
+        </w:rPr>
+        <w:t xml:space="preserve">"npo pro vj"</w:t>
+      </w:r>
+      <w:r>
+        <w:rPr>
+          <w:rStyle w:val="NormalTok"/>
+        </w:rPr>
+        <w:t xml:space="preserve"> </w:t>
+      </w:r>
+      <w:r>
+        <w:rPr>
+          <w:rStyle w:val="DataTypeTok"/>
+        </w:rPr>
+        <w:t xml:space="preserve">\</w:t>
+      </w:r>
+      <w:r>
+        <w:br/>
+      </w:r>
+      <w:r>
+        <w:rPr>
+          <w:rStyle w:val="NormalTok"/>
+        </w:rPr>
+        <w:t xml:space="preserve">  </w:t>
+      </w:r>
+      <w:r>
+        <w:rPr>
+          <w:rStyle w:val="AttributeTok"/>
+        </w:rPr>
+        <w:t xml:space="preserve">--prefetch-distances</w:t>
+      </w:r>
+      <w:r>
+        <w:rPr>
+          <w:rStyle w:val="NormalTok"/>
+        </w:rPr>
+        <w:t xml:space="preserve"> </w:t>
+      </w:r>
+      <w:r>
+        <w:rPr>
+          <w:rStyle w:val="StringTok"/>
+        </w:rPr>
+        <w:t xml:space="preserve">"0"</w:t>
+      </w:r>
+      <w:r>
+        <w:rPr>
+          <w:rStyle w:val="NormalTok"/>
+        </w:rPr>
+        <w:t xml:space="preserve"> </w:t>
+      </w:r>
+      <w:r>
+        <w:rPr>
+          <w:rStyle w:val="DataTypeTok"/>
+        </w:rPr>
+        <w:t xml:space="preserve">\</w:t>
+      </w:r>
+      <w:r>
+        <w:br/>
+      </w:r>
+      <w:r>
+        <w:rPr>
+          <w:rStyle w:val="NormalTok"/>
+        </w:rPr>
+        <w:t xml:space="preserve">  </w:t>
+      </w:r>
+      <w:r>
+        <w:rPr>
+          <w:rStyle w:val="AttributeTok"/>
+        </w:rPr>
+        <w:t xml:space="preserve">--payload-width</w:t>
+      </w:r>
+      <w:r>
+        <w:rPr>
+          <w:rStyle w:val="NormalTok"/>
+        </w:rPr>
+        <w:t xml:space="preserve"> 1 </w:t>
+      </w:r>
+      <w:r>
+        <w:rPr>
+          <w:rStyle w:val="DataTypeTok"/>
+        </w:rPr>
+        <w:t xml:space="preserve">\</w:t>
+      </w:r>
+      <w:r>
+        <w:br/>
+      </w:r>
+      <w:r>
+        <w:rPr>
+          <w:rStyle w:val="NormalTok"/>
+        </w:rPr>
+        <w:t xml:space="preserve">  </w:t>
+      </w:r>
+      <w:r>
+        <w:rPr>
+          <w:rStyle w:val="AttributeTok"/>
+        </w:rPr>
+        <w:t xml:space="preserve">--timeout-seconds</w:t>
+      </w:r>
+      <w:r>
+        <w:rPr>
+          <w:rStyle w:val="NormalTok"/>
+        </w:rPr>
+        <w:t xml:space="preserve"> 3600</w:t>
+      </w:r>
+    </w:p>
+    <w:bookmarkEnd w:id="41"/>
+    <w:bookmarkStart w:id="42" w:name="自检结果"/>
+    <w:p>
+      <w:pPr>
+        <w:pStyle w:val="Heading2"/>
+      </w:pPr>
+      <w:r>
+        <w:t xml:space="preserve">12. 自检结果</w:t>
+      </w:r>
+    </w:p>
+    <w:p>
+      <w:pPr>
+        <w:pStyle w:val="FirstParagraph"/>
+      </w:pPr>
+      <w:r>
+        <w:t xml:space="preserve">已运行：</w:t>
+      </w:r>
+    </w:p>
+    <w:p>
+      <w:pPr>
+        <w:pStyle w:val="SourceCode"/>
+      </w:pPr>
+      <w:r>
+        <w:rPr>
+          <w:rStyle w:val="VerbatimChar"/>
+        </w:rPr>
+        <w:t xml:space="preserve">[PASS] assignment self-check passed</w:t>
+      </w:r>
+    </w:p>
+    <w:p>
+      <w:pPr>
+        <w:pStyle w:val="FirstParagraph"/>
+      </w:pPr>
+      <w:r>
+        <w:t xml:space="preserve">补充检查：</w:t>
       </w:r>
     </w:p>
     <w:p>
       <w:pPr>
         <w:numPr>
           <w:ilvl w:val="0"/>
-          <w:numId w:val="1006"/>
+          <w:numId w:val="1007"/>
         </w:numPr>
         <w:pStyle w:val="Compact"/>
       </w:pPr>
       <w:r>
-        <w:t xml:space="preserve">PRVJ 通过 radix partition 缩小局部工作集，在大 R 下明显优于直接 VJ。</w:t>
+        <w:rPr>
+          <w:rStyle w:val="VerbatimChar"/>
+        </w:rPr>
+        <w:t xml:space="preserve">git diff --check</w:t>
+      </w:r>
+      <w:r>
+        <w:t xml:space="preserve"> </w:t>
+      </w:r>
+      <w:r>
+        <w:t xml:space="preserve">通过。</w:t>
       </w:r>
     </w:p>
     <w:p>
       <w:pPr>
         <w:numPr>
           <w:ilvl w:val="0"/>
-          <w:numId w:val="1006"/>
+          <w:numId w:val="1007"/>
         </w:numPr>
         <w:pStyle w:val="Compact"/>
       </w:pPr>
       <w:r>
-        <w:t xml:space="preserve">starjoin 中 VJ 同时具有最好的性能和空间效率。</w:t>
+        <w:t xml:space="preserve">full sweep summary 中 7 个变体各 26 个点，bad=0。</w:t>
+      </w:r>
+    </w:p>
+    <w:p>
+      <w:pPr>
+        <w:numPr>
+          <w:ilvl w:val="0"/>
+          <w:numId w:val="1007"/>
+        </w:numPr>
+        <w:pStyle w:val="Compact"/>
+      </w:pPr>
+      <w:r>
+        <w:t xml:space="preserve">star join</w:t>
+      </w:r>
+      <w:r>
+        <w:t xml:space="preserve"> </w:t>
+      </w:r>
+      <w:r>
+        <w:rPr>
+          <w:rStyle w:val="VerbatimChar"/>
+        </w:rPr>
+        <w:t xml:space="preserve">sf=100</w:t>
+      </w:r>
+      <w:r>
+        <w:t xml:space="preserve"> </w:t>
+      </w:r>
+      <w:r>
+        <w:t xml:space="preserve">CSV 所有点 status=OK。</w:t>
+      </w:r>
+    </w:p>
+    <w:p>
+      <w:pPr>
+        <w:numPr>
+          <w:ilvl w:val="0"/>
+          <w:numId w:val="1007"/>
+        </w:numPr>
+        <w:pStyle w:val="Compact"/>
+      </w:pPr>
+      <w:r>
+        <w:rPr>
+          <w:rStyle w:val="VerbatimChar"/>
+        </w:rPr>
+        <w:t xml:space="preserve">docs/EXPERIMENT_REPORT.docx</w:t>
+      </w:r>
+      <w:r>
+        <w:t xml:space="preserve">、</w:t>
+      </w:r>
+      <w:r>
+        <w:rPr>
+          <w:rStyle w:val="VerbatimChar"/>
+        </w:rPr>
+        <w:t xml:space="preserve">docs/MIDTERM_REPORT.docx</w:t>
+      </w:r>
+      <w:r>
+        <w:t xml:space="preserve">、</w:t>
+      </w:r>
+      <w:r>
+        <w:rPr>
+          <w:rStyle w:val="VerbatimChar"/>
+        </w:rPr>
+        <w:t xml:space="preserve">docs/COURSE_REPORT.docx</w:t>
+      </w:r>
+      <w:r>
+        <w:t xml:space="preserve"> </w:t>
+      </w:r>
+      <w:r>
+        <w:t xml:space="preserve">已生成。</w:t>
+      </w:r>
+    </w:p>
+    <w:bookmarkEnd w:id="42"/>
+    <w:bookmarkStart w:id="43" w:name="局限"/>
+    <w:p>
+      <w:pPr>
+        <w:pStyle w:val="Heading2"/>
+      </w:pPr>
+      <w:r>
+        <w:t xml:space="preserve">13. 局限</w:t>
+      </w:r>
+    </w:p>
+    <w:p>
+      <w:pPr>
+        <w:numPr>
+          <w:ilvl w:val="0"/>
+          <w:numId w:val="1008"/>
+        </w:numPr>
+        <w:pStyle w:val="Compact"/>
+      </w:pPr>
+      <w:r>
+        <w:rPr>
+          <w:rStyle w:val="VerbatimChar"/>
+        </w:rPr>
+        <w:t xml:space="preserve">R=2^5</w:t>
+      </w:r>
+      <w:r>
+        <w:t xml:space="preserve"> </w:t>
+      </w:r>
+      <w:r>
+        <w:t xml:space="preserve">在 64 线程下触发原始生成器的极小 R 边界问题，因此该点用 32 线程补跑。</w:t>
+      </w:r>
+    </w:p>
+    <w:p>
+      <w:pPr>
+        <w:numPr>
+          <w:ilvl w:val="0"/>
+          <w:numId w:val="1008"/>
+        </w:numPr>
+        <w:pStyle w:val="Compact"/>
+      </w:pPr>
+      <w:r>
+        <w:t xml:space="preserve">PRO 当前未输出统一 extra-space 字段，空间表只比较已实现统计的算法。</w:t>
+      </w:r>
+    </w:p>
+    <w:p>
+      <w:pPr>
+        <w:numPr>
+          <w:ilvl w:val="0"/>
+          <w:numId w:val="1008"/>
+        </w:numPr>
+        <w:pStyle w:val="Compact"/>
+      </w:pPr>
+      <w:r>
+        <w:t xml:space="preserve">当前环境没有预留 hugetlb 大页；THP</w:t>
+      </w:r>
+      <w:r>
+        <w:t xml:space="preserve"> </w:t>
+      </w:r>
+      <w:r>
+        <w:rPr>
+          <w:rStyle w:val="VerbatimChar"/>
+        </w:rPr>
+        <w:t xml:space="preserve">madvise</w:t>
+      </w:r>
+      <w:r>
+        <w:t xml:space="preserve"> </w:t>
+      </w:r>
+      <w:r>
+        <w:t xml:space="preserve">路径已实现并测试，但没有稳定收益。</w:t>
+      </w:r>
+    </w:p>
+    <w:p>
+      <w:pPr>
+        <w:numPr>
+          <w:ilvl w:val="0"/>
+          <w:numId w:val="1008"/>
+        </w:numPr>
+        <w:pStyle w:val="Compact"/>
+      </w:pPr>
+      <w:r>
+        <w:t xml:space="preserve">GPU 端实验位于同一整合仓库根目录，最终报告为</w:t>
+      </w:r>
+      <w:r>
+        <w:t xml:space="preserve"> </w:t>
+      </w:r>
+      <w:r>
+        <w:rPr>
+          <w:rStyle w:val="VerbatimChar"/>
+        </w:rPr>
+        <w:t xml:space="preserve">docs/FINAL_REPORT.md/.docx</w:t>
+      </w:r>
+      <w:r>
+        <w:t xml:space="preserve">，不混入本 CPU hashjoin 主线报告的详细实验表。</w:t>
+      </w:r>
+    </w:p>
+    <w:bookmarkEnd w:id="43"/>
+    <w:bookmarkStart w:id="44" w:name="总结"/>
+    <w:p>
+      <w:pPr>
+        <w:pStyle w:val="Heading2"/>
+      </w:pPr>
+      <w:r>
+        <w:t xml:space="preserve">14. 总结</w:t>
       </w:r>
     </w:p>
     <w:p>
@@ -6113,11 +6585,19 @@
         <w:pStyle w:val="FirstParagraph"/>
       </w:pPr>
       <w:r>
-        <w:t xml:space="preserve">因此，最终可交付内容包括代码、统一课程报告、期中/期末报告、原始实验 CSV、图表和代码压缩包。</w:t>
-      </w:r>
-    </w:p>
-    <w:bookmarkEnd w:id="39"/>
-    <w:bookmarkEnd w:id="40"/>
+        <w:t xml:space="preserve">本项目已经把平常实验、期中 star join 和期末连接算法研究按发展顺序整合进 hashjoin 开源代码框架。平常实验建立硬件背景，期中实验验证多表连接中的 vector index 优势，期末实验进一步分析 VJ 的 cache/TLB 边界并引入 PRVJ 作为改进方案。</w:t>
+      </w:r>
+    </w:p>
+    <w:p>
+      <w:pPr>
+        <w:pStyle w:val="BodyText"/>
+      </w:pPr>
+      <w:r>
+        <w:t xml:space="preserve">最终交付内容包括代码、统一课程报告、期中报告、期末报告、原始实验 CSV、图表和代码压缩包。整个项目既保留了课程每个阶段的实验结果，也形成了从硬件观察到算法设计再到性能边界分析的完整研究链条。</w:t>
+      </w:r>
+    </w:p>
+    <w:bookmarkEnd w:id="44"/>
+    <w:bookmarkEnd w:id="45"/>
     <w:sectPr/>
   </w:body>
 </w:document>
@@ -6401,6 +6881,9 @@
     <w:abstractNumId w:val="991"/>
   </w:num>
   <w:num w:numId="1005">
+    <w:abstractNumId w:val="991"/>
+  </w:num>
+  <w:num w:numId="1006">
     <w:abstractNumId w:val="99411"/>
     <w:lvlOverride w:ilvl="0">
       <w:startOverride w:val="1"/>
@@ -6430,8 +6913,38 @@
       <w:startOverride w:val="1"/>
     </w:lvlOverride>
   </w:num>
-  <w:num w:numId="1006">
+  <w:num w:numId="1007">
     <w:abstractNumId w:val="991"/>
+  </w:num>
+  <w:num w:numId="1008">
+    <w:abstractNumId w:val="99411"/>
+    <w:lvlOverride w:ilvl="0">
+      <w:startOverride w:val="1"/>
+    </w:lvlOverride>
+    <w:lvlOverride w:ilvl="1">
+      <w:startOverride w:val="1"/>
+    </w:lvlOverride>
+    <w:lvlOverride w:ilvl="2">
+      <w:startOverride w:val="1"/>
+    </w:lvlOverride>
+    <w:lvlOverride w:ilvl="3">
+      <w:startOverride w:val="1"/>
+    </w:lvlOverride>
+    <w:lvlOverride w:ilvl="4">
+      <w:startOverride w:val="1"/>
+    </w:lvlOverride>
+    <w:lvlOverride w:ilvl="5">
+      <w:startOverride w:val="1"/>
+    </w:lvlOverride>
+    <w:lvlOverride w:ilvl="6">
+      <w:startOverride w:val="1"/>
+    </w:lvlOverride>
+    <w:lvlOverride w:ilvl="7">
+      <w:startOverride w:val="1"/>
+    </w:lvlOverride>
+    <w:lvlOverride w:ilvl="8">
+      <w:startOverride w:val="1"/>
+    </w:lvlOverride>
   </w:num>
 </w:numbering>
 </file>

--- a/hashjoin-cpu/docs/COURSE_REPORT.docx
+++ b/hashjoin-cpu/docs/COURSE_REPORT.docx
@@ -2,22 +2,22 @@
 <file path=word/document.xml><?xml version="1.0" encoding="utf-8"?>
 <w:document xmlns:w="http://schemas.openxmlformats.org/wordprocessingml/2006/main" xmlns:m="http://schemas.openxmlformats.org/officeDocument/2006/math" xmlns:r="http://schemas.openxmlformats.org/officeDocument/2006/relationships" xmlns:o="urn:schemas-microsoft-com:office:office" xmlns:v="urn:schemas-microsoft-com:vml" xmlns:w10="urn:schemas-microsoft-com:office:word" xmlns:a="http://schemas.openxmlformats.org/drawingml/2006/main" xmlns:pic="http://schemas.openxmlformats.org/drawingml/2006/picture" xmlns:wp="http://schemas.openxmlformats.org/drawingml/2006/wordprocessingDrawing">
   <w:body>
-    <w:bookmarkStart w:id="45" w:name="内存连接算法课程完整报告"/>
+    <w:bookmarkStart w:id="49" w:name="内存连接算法探索课程报告"/>
     <w:p>
       <w:pPr>
         <w:pStyle w:val="Heading1"/>
       </w:pPr>
       <w:r>
-        <w:t xml:space="preserve">内存连接算法课程完整报告</w:t>
-      </w:r>
-    </w:p>
-    <w:bookmarkStart w:id="20" w:name="摘要"/>
+        <w:t xml:space="preserve">内存连接算法探索课程报告</w:t>
+      </w:r>
+    </w:p>
+    <w:bookmarkStart w:id="20" w:name="报告说明"/>
     <w:p>
       <w:pPr>
         <w:pStyle w:val="Heading2"/>
       </w:pPr>
       <w:r>
-        <w:t xml:space="preserve">摘要</w:t>
+        <w:t xml:space="preserve">报告说明</w:t>
       </w:r>
     </w:p>
     <w:p>
@@ -25,7 +25,7 @@
         <w:pStyle w:val="FirstParagraph"/>
       </w:pPr>
       <w:r>
-        <w:t xml:space="preserve">本报告按照课程推进顺序整理本学期工作：先通过平常实验观察硬件内存层次和 NUMA 对连接算法的影响，再在期中阶段把二表连接扩展到三表 star join，最后在期末阶段系统比较 NPO、PRO、sort-merge、VJ 和 PRVJ 等连接算法在不同数据规模下的吞吐、空间开销和 cache/TLB 行为。</w:t>
+        <w:t xml:space="preserve">本报告是在前期《内存连接算法报告》的基础上整理形成的最终版。前期报告已经完成服务器硬件参数测试、开源连接算法研究和部分综合对比测试。本次最终版保留前期报告的写法和章节组织，同时对前期内容中不够准确或不够完整的实验数据进行修订，并在后续章节继续补充期中 Star Join 多表连接实验和期末 VJ/PRVJ 扩展算法实验。</w:t>
       </w:r>
     </w:p>
     <w:p>
@@ -33,7 +33,70 @@
         <w:pStyle w:val="BodyText"/>
       </w:pPr>
       <w:r>
-        <w:t xml:space="preserve">工程实现基于 ETH Zurich VLDB 2013 main-memory hash join 开源代码框架扩展。所有 CPU 端算法统一保留在</w:t>
+        <w:t xml:space="preserve">因此，本文不是重新写一个独立综述，而是按课程进度形成的连续报告：</w:t>
+      </w:r>
+    </w:p>
+    <w:p>
+      <w:pPr>
+        <w:numPr>
+          <w:ilvl w:val="0"/>
+          <w:numId w:val="1001"/>
+        </w:numPr>
+        <w:pStyle w:val="Compact"/>
+      </w:pPr>
+      <w:r>
+        <w:t xml:space="preserve">前期实验：硬件参数、NUMA、开源连接算法和基础综合测试。</w:t>
+      </w:r>
+    </w:p>
+    <w:p>
+      <w:pPr>
+        <w:numPr>
+          <w:ilvl w:val="0"/>
+          <w:numId w:val="1001"/>
+        </w:numPr>
+        <w:pStyle w:val="Compact"/>
+      </w:pPr>
+      <w:r>
+        <w:t xml:space="preserve">期中报告：基于 NPO/PRO/VJ 的 Star Join 多表连接实现与实验。</w:t>
+      </w:r>
+    </w:p>
+    <w:p>
+      <w:pPr>
+        <w:numPr>
+          <w:ilvl w:val="0"/>
+          <w:numId w:val="1001"/>
+        </w:numPr>
+        <w:pStyle w:val="Compact"/>
+      </w:pPr>
+      <w:r>
+        <w:t xml:space="preserve">期末报告：VJ、PRVJ 扩展算法、full sweep、工作集与 cache/TLB 分析。</w:t>
+      </w:r>
+    </w:p>
+    <w:p>
+      <w:pPr>
+        <w:pStyle w:val="FirstParagraph"/>
+      </w:pPr>
+      <w:r>
+        <w:t xml:space="preserve">开源项目链接：</w:t>
+      </w:r>
+    </w:p>
+    <w:p>
+      <w:pPr>
+        <w:pStyle w:val="SourceCode"/>
+      </w:pPr>
+      <w:r>
+        <w:rPr>
+          <w:rStyle w:val="VerbatimChar"/>
+        </w:rPr>
+        <w:t xml:space="preserve">https://github.com/zihuanxu/db-tpch-q5</w:t>
+      </w:r>
+    </w:p>
+    <w:p>
+      <w:pPr>
+        <w:pStyle w:val="FirstParagraph"/>
+      </w:pPr>
+      <w:r>
+        <w:t xml:space="preserve">CPU 端代码位于</w:t>
       </w:r>
       <w:r>
         <w:t xml:space="preserve"> </w:t>
@@ -48,7 +111,7 @@
         <w:t xml:space="preserve"> </w:t>
       </w:r>
       <w:r>
-        <w:t xml:space="preserve">目录下，通过命令行参数选择算法和实验配置。GPU 端 TPC-H Q5 实验作为同一 GitHub 仓库中的独立扩展项目提交，最终报告位于仓库根目录</w:t>
+        <w:t xml:space="preserve">子目录；GPU 端 TPC-H Q5 扩展实验位于仓库根目录和</w:t>
       </w:r>
       <w:r>
         <w:t xml:space="preserve"> </w:t>
@@ -60,34 +123,70 @@
         <w:t xml:space="preserve">docs/</w:t>
       </w:r>
       <w:r>
-        <w:t xml:space="preserve">。</w:t>
-      </w:r>
-    </w:p>
-    <w:p>
-      <w:pPr>
-        <w:pStyle w:val="BodyText"/>
-      </w:pPr>
-      <w:r>
-        <w:t xml:space="preserve">开源项目链接：</w:t>
-      </w:r>
-    </w:p>
-    <w:p>
-      <w:pPr>
-        <w:pStyle w:val="SourceCode"/>
-      </w:pPr>
+        <w:t xml:space="preserve"> </w:t>
+      </w:r>
+      <w:r>
+        <w:t xml:space="preserve">目录。</w:t>
+      </w:r>
+    </w:p>
+    <w:bookmarkEnd w:id="20"/>
+    <w:bookmarkStart w:id="25" w:name="通过测试工具了解服务器-cpu-关键硬件配置"/>
+    <w:p>
+      <w:pPr>
+        <w:pStyle w:val="Heading2"/>
+      </w:pPr>
+      <w:r>
+        <w:t xml:space="preserve">1 通过测试工具了解服务器 CPU 关键硬件配置</w:t>
+      </w:r>
+    </w:p>
+    <w:bookmarkStart w:id="21" w:name="实验环境"/>
+    <w:p>
+      <w:pPr>
+        <w:pStyle w:val="Heading3"/>
+      </w:pPr>
+      <w:r>
+        <w:t xml:space="preserve">1.1 实验环境</w:t>
+      </w:r>
+    </w:p>
+    <w:p>
+      <w:pPr>
+        <w:pStyle w:val="FirstParagraph"/>
+      </w:pPr>
+      <w:r>
+        <w:t xml:space="preserve">本实验在一台双路 Intel Xeon 服务器上完成，系统为 Linux。硬件与系统关键信息通过</w:t>
+      </w:r>
+      <w:r>
+        <w:t xml:space="preserve"> </w:t>
+      </w:r>
       <w:r>
         <w:rPr>
           <w:rStyle w:val="VerbatimChar"/>
         </w:rPr>
-        <w:t xml:space="preserve">https://github.com/zihuanxu/db-tpch-q5</w:t>
-      </w:r>
-    </w:p>
-    <w:p>
-      <w:pPr>
-        <w:pStyle w:val="FirstParagraph"/>
-      </w:pPr>
-      <w:r>
-        <w:t xml:space="preserve">本报告的定位是统一课程报告；单独的期中和期末详细报告作为附件保留：</w:t>
+        <w:t xml:space="preserve">lscpu</w:t>
+      </w:r>
+      <w:r>
+        <w:t xml:space="preserve">、</w:t>
+      </w:r>
+      <w:r>
+        <w:rPr>
+          <w:rStyle w:val="VerbatimChar"/>
+        </w:rPr>
+        <w:t xml:space="preserve">numactl --hardware</w:t>
+      </w:r>
+      <w:r>
+        <w:t xml:space="preserve">、</w:t>
+      </w:r>
+      <w:r>
+        <w:rPr>
+          <w:rStyle w:val="VerbatimChar"/>
+        </w:rPr>
+        <w:t xml:space="preserve">/sys/devices/system/cpu/cpu0/cache/*</w:t>
+      </w:r>
+      <w:r>
+        <w:t xml:space="preserve"> </w:t>
+      </w:r>
+      <w:r>
+        <w:t xml:space="preserve">和 Intel MLC v3.12 获取。</w:t>
       </w:r>
     </w:p>
     <w:tbl>
@@ -105,18 +204,18 @@
               <w:jc w:val="left"/>
             </w:pPr>
             <w:r>
-              <w:t xml:space="preserve">文档</w:t>
-            </w:r>
-          </w:p>
-        </w:tc>
-        <w:tc>
-          <w:p>
-            <w:pPr>
-              <w:pStyle w:val="Compact"/>
-              <w:jc w:val="left"/>
-            </w:pPr>
-            <w:r>
-              <w:t xml:space="preserve">位置</w:t>
+              <w:t xml:space="preserve">项目</w:t>
+            </w:r>
+          </w:p>
+        </w:tc>
+        <w:tc>
+          <w:p>
+            <w:pPr>
+              <w:pStyle w:val="Compact"/>
+              <w:jc w:val="right"/>
+            </w:pPr>
+            <w:r>
+              <w:t xml:space="preserve">实测结果</w:t>
             </w:r>
           </w:p>
         </w:tc>
@@ -129,21 +228,18 @@
               <w:jc w:val="left"/>
             </w:pPr>
             <w:r>
-              <w:t xml:space="preserve">统一课程报告</w:t>
-            </w:r>
-          </w:p>
-        </w:tc>
-        <w:tc>
-          <w:p>
-            <w:pPr>
-              <w:pStyle w:val="Compact"/>
-              <w:jc w:val="left"/>
-            </w:pPr>
-            <w:r>
-              <w:rPr>
-                <w:rStyle w:val="VerbatimChar"/>
-              </w:rPr>
-              <w:t xml:space="preserve">hashjoin-cpu/docs/COURSE_REPORT.md/.docx</w:t>
+              <w:t xml:space="preserve">CPU 型号</w:t>
+            </w:r>
+          </w:p>
+        </w:tc>
+        <w:tc>
+          <w:p>
+            <w:pPr>
+              <w:pStyle w:val="Compact"/>
+              <w:jc w:val="right"/>
+            </w:pPr>
+            <w:r>
+              <w:t xml:space="preserve">Intel Xeon Gold 5220 @ 2.20GHz</w:t>
             </w:r>
           </w:p>
         </w:tc>
@@ -156,21 +252,18 @@
               <w:jc w:val="left"/>
             </w:pPr>
             <w:r>
-              <w:t xml:space="preserve">期中 Star Join 报告</w:t>
-            </w:r>
-          </w:p>
-        </w:tc>
-        <w:tc>
-          <w:p>
-            <w:pPr>
-              <w:pStyle w:val="Compact"/>
-              <w:jc w:val="left"/>
-            </w:pPr>
-            <w:r>
-              <w:rPr>
-                <w:rStyle w:val="VerbatimChar"/>
-              </w:rPr>
-              <w:t xml:space="preserve">hashjoin-cpu/docs/MIDTERM_REPORT.md/.docx</w:t>
+              <w:t xml:space="preserve">Socket 数</w:t>
+            </w:r>
+          </w:p>
+        </w:tc>
+        <w:tc>
+          <w:p>
+            <w:pPr>
+              <w:pStyle w:val="Compact"/>
+              <w:jc w:val="right"/>
+            </w:pPr>
+            <w:r>
+              <w:t xml:space="preserve">2</w:t>
             </w:r>
           </w:p>
         </w:tc>
@@ -183,21 +276,18 @@
               <w:jc w:val="left"/>
             </w:pPr>
             <w:r>
-              <w:t xml:space="preserve">期末 CPU hashjoin 报告</w:t>
-            </w:r>
-          </w:p>
-        </w:tc>
-        <w:tc>
-          <w:p>
-            <w:pPr>
-              <w:pStyle w:val="Compact"/>
-              <w:jc w:val="left"/>
-            </w:pPr>
-            <w:r>
-              <w:rPr>
-                <w:rStyle w:val="VerbatimChar"/>
-              </w:rPr>
-              <w:t xml:space="preserve">hashjoin-cpu/docs/EXPERIMENT_REPORT.md/.docx</w:t>
+              <w:t xml:space="preserve">每路核心数</w:t>
+            </w:r>
+          </w:p>
+        </w:tc>
+        <w:tc>
+          <w:p>
+            <w:pPr>
+              <w:pStyle w:val="Compact"/>
+              <w:jc w:val="right"/>
+            </w:pPr>
+            <w:r>
+              <w:t xml:space="preserve">18</w:t>
             </w:r>
           </w:p>
         </w:tc>
@@ -210,10 +300,23 @@
               <w:jc w:val="left"/>
             </w:pPr>
             <w:r>
-              <w:t xml:space="preserve">TPC-H Q5/GPU 扩展报告</w:t>
-            </w:r>
-          </w:p>
-        </w:tc>
+              <w:t xml:space="preserve">SMT</w:t>
+            </w:r>
+          </w:p>
+        </w:tc>
+        <w:tc>
+          <w:p>
+            <w:pPr>
+              <w:pStyle w:val="Compact"/>
+              <w:jc w:val="right"/>
+            </w:pPr>
+            <w:r>
+              <w:t xml:space="preserve">2 线程/核</w:t>
+            </w:r>
+          </w:p>
+        </w:tc>
+      </w:tr>
+      <w:tr>
         <w:tc>
           <w:p>
             <w:pPr>
@@ -221,820 +324,242 @@
               <w:jc w:val="left"/>
             </w:pPr>
             <w:r>
-              <w:rPr>
-                <w:rStyle w:val="VerbatimChar"/>
-              </w:rPr>
-              <w:t xml:space="preserve">docs/FINAL_REPORT.md/.docx</w:t>
+              <w:t xml:space="preserve">总逻辑核数</w:t>
+            </w:r>
+          </w:p>
+        </w:tc>
+        <w:tc>
+          <w:p>
+            <w:pPr>
+              <w:pStyle w:val="Compact"/>
+              <w:jc w:val="right"/>
+            </w:pPr>
+            <w:r>
+              <w:t xml:space="preserve">72</w:t>
+            </w:r>
+          </w:p>
+        </w:tc>
+      </w:tr>
+      <w:tr>
+        <w:tc>
+          <w:p>
+            <w:pPr>
+              <w:pStyle w:val="Compact"/>
+              <w:jc w:val="left"/>
+            </w:pPr>
+            <w:r>
+              <w:t xml:space="preserve">NUMA 节点数</w:t>
+            </w:r>
+          </w:p>
+        </w:tc>
+        <w:tc>
+          <w:p>
+            <w:pPr>
+              <w:pStyle w:val="Compact"/>
+              <w:jc w:val="right"/>
+            </w:pPr>
+            <w:r>
+              <w:t xml:space="preserve">2</w:t>
+            </w:r>
+          </w:p>
+        </w:tc>
+      </w:tr>
+      <w:tr>
+        <w:tc>
+          <w:p>
+            <w:pPr>
+              <w:pStyle w:val="Compact"/>
+              <w:jc w:val="left"/>
+            </w:pPr>
+            <w:r>
+              <w:t xml:space="preserve">NUMA 距离</w:t>
+            </w:r>
+          </w:p>
+        </w:tc>
+        <w:tc>
+          <w:p>
+            <w:pPr>
+              <w:pStyle w:val="Compact"/>
+              <w:jc w:val="right"/>
+            </w:pPr>
+            <w:r>
+              <w:t xml:space="preserve">本地 10，远端 21</w:t>
+            </w:r>
+          </w:p>
+        </w:tc>
+      </w:tr>
+      <w:tr>
+        <w:tc>
+          <w:p>
+            <w:pPr>
+              <w:pStyle w:val="Compact"/>
+              <w:jc w:val="left"/>
+            </w:pPr>
+            <w:r>
+              <w:t xml:space="preserve">L1d cache</w:t>
+            </w:r>
+          </w:p>
+        </w:tc>
+        <w:tc>
+          <w:p>
+            <w:pPr>
+              <w:pStyle w:val="Compact"/>
+              <w:jc w:val="right"/>
+            </w:pPr>
+            <w:r>
+              <w:t xml:space="preserve">1.1 MiB, 36 instances</w:t>
+            </w:r>
+          </w:p>
+        </w:tc>
+      </w:tr>
+      <w:tr>
+        <w:tc>
+          <w:p>
+            <w:pPr>
+              <w:pStyle w:val="Compact"/>
+              <w:jc w:val="left"/>
+            </w:pPr>
+            <w:r>
+              <w:t xml:space="preserve">L2 cache</w:t>
+            </w:r>
+          </w:p>
+        </w:tc>
+        <w:tc>
+          <w:p>
+            <w:pPr>
+              <w:pStyle w:val="Compact"/>
+              <w:jc w:val="right"/>
+            </w:pPr>
+            <w:r>
+              <w:t xml:space="preserve">36 MiB, 36 instances</w:t>
+            </w:r>
+          </w:p>
+        </w:tc>
+      </w:tr>
+      <w:tr>
+        <w:tc>
+          <w:p>
+            <w:pPr>
+              <w:pStyle w:val="Compact"/>
+              <w:jc w:val="left"/>
+            </w:pPr>
+            <w:r>
+              <w:t xml:space="preserve">L3 cache</w:t>
+            </w:r>
+          </w:p>
+        </w:tc>
+        <w:tc>
+          <w:p>
+            <w:pPr>
+              <w:pStyle w:val="Compact"/>
+              <w:jc w:val="right"/>
+            </w:pPr>
+            <w:r>
+              <w:t xml:space="preserve">49.5 MiB, 2 instances</w:t>
+            </w:r>
+          </w:p>
+        </w:tc>
+      </w:tr>
+      <w:tr>
+        <w:tc>
+          <w:p>
+            <w:pPr>
+              <w:pStyle w:val="Compact"/>
+              <w:jc w:val="left"/>
+            </w:pPr>
+            <w:r>
+              <w:t xml:space="preserve">Memory</w:t>
+            </w:r>
+          </w:p>
+        </w:tc>
+        <w:tc>
+          <w:p>
+            <w:pPr>
+              <w:pStyle w:val="Compact"/>
+              <w:jc w:val="right"/>
+            </w:pPr>
+            <w:r>
+              <w:t xml:space="preserve">node0 128569 MB, node1 128963 MB</w:t>
             </w:r>
           </w:p>
         </w:tc>
       </w:tr>
     </w:tbl>
-    <w:bookmarkEnd w:id="20"/>
-    <w:bookmarkStart w:id="21" w:name="研究主线"/>
-    <w:p>
-      <w:pPr>
-        <w:pStyle w:val="Heading2"/>
-      </w:pPr>
-      <w:r>
-        <w:t xml:space="preserve">1. 研究主线</w:t>
-      </w:r>
-    </w:p>
-    <w:p>
-      <w:pPr>
-        <w:pStyle w:val="FirstParagraph"/>
-      </w:pPr>
-      <w:r>
-        <w:t xml:space="preserve">本学期实验围绕一个核心问题展开：内存数据库连接算法的性能瓶颈究竟来自哪里，算法设计应该如何适配现代多核 NUMA 机器的内存层次。</w:t>
-      </w:r>
-    </w:p>
     <w:p>
       <w:pPr>
         <w:pStyle w:val="BodyText"/>
       </w:pPr>
       <w:r>
-        <w:t xml:space="preserve">平常实验先从硬件出发。MLC 和 NUMA 对比表明，本地内存与远端内存的访问代价差异很大；同一个连接算法在不同内存放置策略下会有明显性能变化。这一阶段的结论是：连接算法不能只比较计算复杂度，还必须分析内存访问模式、数据放置和 cache locality。</w:t>
-      </w:r>
-    </w:p>
-    <w:p>
-      <w:pPr>
-        <w:pStyle w:val="BodyText"/>
-      </w:pPr>
-      <w:r>
-        <w:t xml:space="preserve">期中实验在这个基础上进一步扩展问题规模。二表连接只暴露一次 build/probe，而 star join 需要同时访问事实表和多个维表。该实验用于观察 pipeline hash join、partitioned/materialized join 和 vector index join 在多表连接中的差异。结果显示，当维表主键连续且范围可控时，VJ 能把 hash probe 变成数组访问，在性能和空间上都明显优于 NPO 和 PRO。</w:t>
-      </w:r>
-    </w:p>
-    <w:p>
-      <w:pPr>
-        <w:pStyle w:val="BodyText"/>
-      </w:pPr>
-      <w:r>
-        <w:t xml:space="preserve">期末实验继续追问 VJ 的边界。VJ 在小 key range 下很快，但它的 vector index 工作集会随</w:t>
-      </w:r>
-      <w:r>
-        <w:t xml:space="preserve"> </w:t>
-      </w:r>
-      <w:r>
-        <w:rPr>
-          <w:rStyle w:val="VerbatimChar"/>
-        </w:rPr>
-        <w:t xml:space="preserve">max_key</w:t>
-      </w:r>
-      <w:r>
-        <w:t xml:space="preserve"> </w:t>
-      </w:r>
-      <w:r>
-        <w:t xml:space="preserve">增大。当工作集超过 L3 cache 和 TLB 覆盖能力后，随机数组访问会退化，VJ 性能快速下降。因此期末阶段加入 full sweep、VJ cache-size sweep、perf 计数和 PRVJ 分区实验，最终形成结论：VJ 适合小范围连续 key；大范围场景下，PRVJ 通过 radix partition 缩小局部工作集，能恢复一部分局部性。</w:t>
-      </w:r>
-    </w:p>
-    <w:bookmarkEnd w:id="21"/>
-    <w:bookmarkStart w:id="25" w:name="工程整合"/>
-    <w:p>
-      <w:pPr>
-        <w:pStyle w:val="Heading2"/>
-      </w:pPr>
-      <w:r>
-        <w:t xml:space="preserve">2. 工程整合</w:t>
-      </w:r>
-    </w:p>
-    <w:bookmarkStart w:id="22" w:name="代码框架"/>
-    <w:p>
-      <w:pPr>
-        <w:pStyle w:val="Heading3"/>
-      </w:pPr>
-      <w:r>
-        <w:t xml:space="preserve">2.1 代码框架</w:t>
-      </w:r>
-    </w:p>
-    <w:p>
-      <w:pPr>
-        <w:pStyle w:val="FirstParagraph"/>
-      </w:pPr>
-      <w:r>
-        <w:t xml:space="preserve">CPU 端代码保留在原 hashjoin 框架中，并新增或扩展以下文件：</w:t>
+        <w:t xml:space="preserve">说明：</w:t>
       </w:r>
     </w:p>
     <w:p>
       <w:pPr>
         <w:numPr>
           <w:ilvl w:val="0"/>
-          <w:numId w:val="1001"/>
+          <w:numId w:val="1002"/>
         </w:numPr>
         <w:pStyle w:val="Compact"/>
       </w:pPr>
       <w:r>
-        <w:rPr>
-          <w:rStyle w:val="VerbatimChar"/>
-        </w:rPr>
-        <w:t xml:space="preserve">src/main.c</w:t>
+        <w:t xml:space="preserve">本机是典型双路 NUMA 多核平台。</w:t>
       </w:r>
     </w:p>
     <w:p>
       <w:pPr>
         <w:numPr>
           <w:ilvl w:val="0"/>
-          <w:numId w:val="1001"/>
+          <w:numId w:val="1002"/>
         </w:numPr>
         <w:pStyle w:val="Compact"/>
       </w:pPr>
       <w:r>
-        <w:rPr>
-          <w:rStyle w:val="VerbatimChar"/>
-        </w:rPr>
-        <w:t xml:space="preserve">src/no_partitioning_join.c</w:t>
+        <w:t xml:space="preserve">前期报告初版中使用 mbw 和 lmbench 进行近似测试；最终版补充了 Intel MLC v3.12 的延迟和带宽矩阵。</w:t>
       </w:r>
     </w:p>
     <w:p>
       <w:pPr>
         <w:numPr>
           <w:ilvl w:val="0"/>
-          <w:numId w:val="1001"/>
+          <w:numId w:val="1002"/>
         </w:numPr>
         <w:pStyle w:val="Compact"/>
       </w:pPr>
       <w:r>
+        <w:t xml:space="preserve">后续实验同时关注算法吞吐和空间开销，因为连接算法性能与工作集是否落在 cache/本地 NUMA 内存中直接相关。</w:t>
+      </w:r>
+    </w:p>
+    <w:bookmarkEnd w:id="21"/>
+    <w:bookmarkStart w:id="22" w:name="numa-延迟测试"/>
+    <w:p>
+      <w:pPr>
+        <w:pStyle w:val="Heading3"/>
+      </w:pPr>
+      <w:r>
+        <w:t xml:space="preserve">1.2 NUMA 延迟测试</w:t>
+      </w:r>
+    </w:p>
+    <w:p>
+      <w:pPr>
+        <w:pStyle w:val="FirstParagraph"/>
+      </w:pPr>
+      <w:r>
+        <w:t xml:space="preserve">使用 Intel MLC 的</w:t>
+      </w:r>
+      <w:r>
+        <w:t xml:space="preserve"> </w:t>
+      </w:r>
+      <w:r>
         <w:rPr>
           <w:rStyle w:val="VerbatimChar"/>
         </w:rPr>
-        <w:t xml:space="preserve">src/vector_join.c</w:t>
-      </w:r>
-    </w:p>
-    <w:p>
-      <w:pPr>
-        <w:numPr>
-          <w:ilvl w:val="0"/>
-          <w:numId w:val="1001"/>
-        </w:numPr>
-        <w:pStyle w:val="Compact"/>
-      </w:pPr>
-      <w:r>
-        <w:rPr>
-          <w:rStyle w:val="VerbatimChar"/>
-        </w:rPr>
-        <w:t xml:space="preserve">src/vector_join.h</w:t>
-      </w:r>
-    </w:p>
-    <w:p>
-      <w:pPr>
-        <w:numPr>
-          <w:ilvl w:val="0"/>
-          <w:numId w:val="1001"/>
-        </w:numPr>
-        <w:pStyle w:val="Compact"/>
-      </w:pPr>
-      <w:r>
-        <w:rPr>
-          <w:rStyle w:val="VerbatimChar"/>
-        </w:rPr>
-        <w:t xml:space="preserve">src/parallel_radix_join.c</w:t>
-      </w:r>
-    </w:p>
-    <w:p>
-      <w:pPr>
-        <w:numPr>
-          <w:ilvl w:val="0"/>
-          <w:numId w:val="1001"/>
-        </w:numPr>
-        <w:pStyle w:val="Compact"/>
-      </w:pPr>
-      <w:r>
-        <w:rPr>
-          <w:rStyle w:val="VerbatimChar"/>
-        </w:rPr>
-        <w:t xml:space="preserve">src/parallel_radix_join.h</w:t>
-      </w:r>
-    </w:p>
-    <w:p>
-      <w:pPr>
-        <w:numPr>
-          <w:ilvl w:val="0"/>
-          <w:numId w:val="1001"/>
-        </w:numPr>
-        <w:pStyle w:val="Compact"/>
-      </w:pPr>
-      <w:r>
-        <w:rPr>
-          <w:rStyle w:val="VerbatimChar"/>
-        </w:rPr>
-        <w:t xml:space="preserve">src/starjoin.c</w:t>
-      </w:r>
-    </w:p>
-    <w:p>
-      <w:pPr>
-        <w:numPr>
-          <w:ilvl w:val="0"/>
-          <w:numId w:val="1001"/>
-        </w:numPr>
-        <w:pStyle w:val="Compact"/>
-      </w:pPr>
-      <w:r>
-        <w:rPr>
-          <w:rStyle w:val="VerbatimChar"/>
-        </w:rPr>
-        <w:t xml:space="preserve">src/starjoin.h</w:t>
-      </w:r>
-    </w:p>
-    <w:p>
-      <w:pPr>
-        <w:pStyle w:val="FirstParagraph"/>
-      </w:pPr>
-      <w:r>
-        <w:t xml:space="preserve">算法通过统一命令行入口运行：</w:t>
-      </w:r>
-    </w:p>
-    <w:p>
-      <w:pPr>
-        <w:pStyle w:val="SourceCode"/>
-      </w:pPr>
-      <w:r>
-        <w:rPr>
-          <w:rStyle w:val="ExtensionTok"/>
-        </w:rPr>
-        <w:t xml:space="preserve">./src/mchashjoins</w:t>
-      </w:r>
-      <w:r>
-        <w:rPr>
-          <w:rStyle w:val="NormalTok"/>
-        </w:rPr>
+        <w:t xml:space="preserve">--latency_matrix</w:t>
+      </w:r>
+      <w:r>
         <w:t xml:space="preserve"> </w:t>
       </w:r>
       <w:r>
-        <w:rPr>
-          <w:rStyle w:val="AttributeTok"/>
-        </w:rPr>
-        <w:t xml:space="preserve">-a</w:t>
-      </w:r>
-      <w:r>
-        <w:rPr>
-          <w:rStyle w:val="NormalTok"/>
-        </w:rPr>
-        <w:t xml:space="preserve"> NPO</w:t>
-      </w:r>
-      <w:r>
-        <w:br/>
-      </w:r>
-      <w:r>
-        <w:rPr>
-          <w:rStyle w:val="ExtensionTok"/>
-        </w:rPr>
-        <w:t xml:space="preserve">./src/mchashjoins</w:t>
-      </w:r>
-      <w:r>
-        <w:rPr>
-          <w:rStyle w:val="NormalTok"/>
-        </w:rPr>
-        <w:t xml:space="preserve"> </w:t>
-      </w:r>
-      <w:r>
-        <w:rPr>
-          <w:rStyle w:val="AttributeTok"/>
-        </w:rPr>
-        <w:t xml:space="preserve">-a</w:t>
-      </w:r>
-      <w:r>
-        <w:rPr>
-          <w:rStyle w:val="NormalTok"/>
-        </w:rPr>
-        <w:t xml:space="preserve"> PRO</w:t>
-      </w:r>
-      <w:r>
-        <w:br/>
-      </w:r>
-      <w:r>
-        <w:rPr>
-          <w:rStyle w:val="ExtensionTok"/>
-        </w:rPr>
-        <w:t xml:space="preserve">./src/mchashjoins</w:t>
-      </w:r>
-      <w:r>
-        <w:rPr>
-          <w:rStyle w:val="NormalTok"/>
-        </w:rPr>
-        <w:t xml:space="preserve"> </w:t>
-      </w:r>
-      <w:r>
-        <w:rPr>
-          <w:rStyle w:val="AttributeTok"/>
-        </w:rPr>
-        <w:t xml:space="preserve">-a</w:t>
-      </w:r>
-      <w:r>
-        <w:rPr>
-          <w:rStyle w:val="NormalTok"/>
-        </w:rPr>
-        <w:t xml:space="preserve"> sort-merge</w:t>
-      </w:r>
-      <w:r>
-        <w:br/>
-      </w:r>
-      <w:r>
-        <w:rPr>
-          <w:rStyle w:val="ExtensionTok"/>
-        </w:rPr>
-        <w:t xml:space="preserve">./src/mchashjoins</w:t>
-      </w:r>
-      <w:r>
-        <w:rPr>
-          <w:rStyle w:val="NormalTok"/>
-        </w:rPr>
-        <w:t xml:space="preserve"> </w:t>
-      </w:r>
-      <w:r>
-        <w:rPr>
-          <w:rStyle w:val="AttributeTok"/>
-        </w:rPr>
-        <w:t xml:space="preserve">-a</w:t>
-      </w:r>
-      <w:r>
-        <w:rPr>
-          <w:rStyle w:val="NormalTok"/>
-        </w:rPr>
-        <w:t xml:space="preserve"> VJ </w:t>
-      </w:r>
-      <w:r>
-        <w:rPr>
-          <w:rStyle w:val="AttributeTok"/>
-        </w:rPr>
-        <w:t xml:space="preserve">--payload-width</w:t>
-      </w:r>
-      <w:r>
-        <w:rPr>
-          <w:rStyle w:val="OperatorTok"/>
-        </w:rPr>
-        <w:t xml:space="preserve">=</w:t>
-      </w:r>
-      <w:r>
-        <w:rPr>
-          <w:rStyle w:val="NormalTok"/>
-        </w:rPr>
-        <w:t xml:space="preserve">1</w:t>
-      </w:r>
-      <w:r>
-        <w:br/>
-      </w:r>
-      <w:r>
-        <w:rPr>
-          <w:rStyle w:val="ExtensionTok"/>
-        </w:rPr>
-        <w:t xml:space="preserve">./src/mchashjoins</w:t>
-      </w:r>
-      <w:r>
-        <w:rPr>
-          <w:rStyle w:val="NormalTok"/>
-        </w:rPr>
-        <w:t xml:space="preserve"> </w:t>
-      </w:r>
-      <w:r>
-        <w:rPr>
-          <w:rStyle w:val="AttributeTok"/>
-        </w:rPr>
-        <w:t xml:space="preserve">-a</w:t>
-      </w:r>
-      <w:r>
-        <w:rPr>
-          <w:rStyle w:val="NormalTok"/>
-        </w:rPr>
-        <w:t xml:space="preserve"> VJ </w:t>
-      </w:r>
-      <w:r>
-        <w:rPr>
-          <w:rStyle w:val="AttributeTok"/>
-        </w:rPr>
-        <w:t xml:space="preserve">--payload-width</w:t>
-      </w:r>
-      <w:r>
-        <w:rPr>
-          <w:rStyle w:val="OperatorTok"/>
-        </w:rPr>
-        <w:t xml:space="preserve">=</w:t>
-      </w:r>
-      <w:r>
-        <w:rPr>
-          <w:rStyle w:val="NormalTok"/>
-        </w:rPr>
-        <w:t xml:space="preserve">2</w:t>
-      </w:r>
-      <w:r>
-        <w:br/>
-      </w:r>
-      <w:r>
-        <w:rPr>
-          <w:rStyle w:val="ExtensionTok"/>
-        </w:rPr>
-        <w:t xml:space="preserve">./src/mchashjoins</w:t>
-      </w:r>
-      <w:r>
-        <w:rPr>
-          <w:rStyle w:val="NormalTok"/>
-        </w:rPr>
-        <w:t xml:space="preserve"> </w:t>
-      </w:r>
-      <w:r>
-        <w:rPr>
-          <w:rStyle w:val="AttributeTok"/>
-        </w:rPr>
-        <w:t xml:space="preserve">-a</w:t>
-      </w:r>
-      <w:r>
-        <w:rPr>
-          <w:rStyle w:val="NormalTok"/>
-        </w:rPr>
-        <w:t xml:space="preserve"> VJ </w:t>
-      </w:r>
-      <w:r>
-        <w:rPr>
-          <w:rStyle w:val="AttributeTok"/>
-        </w:rPr>
-        <w:t xml:space="preserve">--payload-width</w:t>
-      </w:r>
-      <w:r>
-        <w:rPr>
-          <w:rStyle w:val="OperatorTok"/>
-        </w:rPr>
-        <w:t xml:space="preserve">=</w:t>
-      </w:r>
-      <w:r>
-        <w:rPr>
-          <w:rStyle w:val="NormalTok"/>
-        </w:rPr>
-        <w:t xml:space="preserve">4</w:t>
-      </w:r>
-      <w:r>
-        <w:br/>
-      </w:r>
-      <w:r>
-        <w:rPr>
-          <w:rStyle w:val="ExtensionTok"/>
-        </w:rPr>
-        <w:t xml:space="preserve">./src/mchashjoins</w:t>
-      </w:r>
-      <w:r>
-        <w:rPr>
-          <w:rStyle w:val="NormalTok"/>
-        </w:rPr>
-        <w:t xml:space="preserve"> </w:t>
-      </w:r>
-      <w:r>
-        <w:rPr>
-          <w:rStyle w:val="AttributeTok"/>
-        </w:rPr>
-        <w:t xml:space="preserve">-a</w:t>
-      </w:r>
-      <w:r>
-        <w:rPr>
-          <w:rStyle w:val="NormalTok"/>
-        </w:rPr>
-        <w:t xml:space="preserve"> VJ </w:t>
-      </w:r>
-      <w:r>
-        <w:rPr>
-          <w:rStyle w:val="AttributeTok"/>
-        </w:rPr>
-        <w:t xml:space="preserve">--payload-width</w:t>
-      </w:r>
-      <w:r>
-        <w:rPr>
-          <w:rStyle w:val="OperatorTok"/>
-        </w:rPr>
-        <w:t xml:space="preserve">=</w:t>
-      </w:r>
-      <w:r>
-        <w:rPr>
-          <w:rStyle w:val="NormalTok"/>
-        </w:rPr>
-        <w:t xml:space="preserve">1 </w:t>
-      </w:r>
-      <w:r>
-        <w:rPr>
-          <w:rStyle w:val="AttributeTok"/>
-        </w:rPr>
-        <w:t xml:space="preserve">--vj-hugepage</w:t>
-      </w:r>
-      <w:r>
-        <w:br/>
-      </w:r>
-      <w:r>
-        <w:rPr>
-          <w:rStyle w:val="ExtensionTok"/>
-        </w:rPr>
-        <w:t xml:space="preserve">./src/mchashjoins</w:t>
-      </w:r>
-      <w:r>
-        <w:rPr>
-          <w:rStyle w:val="NormalTok"/>
-        </w:rPr>
-        <w:t xml:space="preserve"> </w:t>
-      </w:r>
-      <w:r>
-        <w:rPr>
-          <w:rStyle w:val="AttributeTok"/>
-        </w:rPr>
-        <w:t xml:space="preserve">-a</w:t>
-      </w:r>
-      <w:r>
-        <w:rPr>
-          <w:rStyle w:val="NormalTok"/>
-        </w:rPr>
-        <w:t xml:space="preserve"> PRVJ </w:t>
-      </w:r>
-      <w:r>
-        <w:rPr>
-          <w:rStyle w:val="AttributeTok"/>
-        </w:rPr>
-        <w:t xml:space="preserve">--payload-width</w:t>
-      </w:r>
-      <w:r>
-        <w:rPr>
-          <w:rStyle w:val="OperatorTok"/>
-        </w:rPr>
-        <w:t xml:space="preserve">=</w:t>
-      </w:r>
-      <w:r>
-        <w:rPr>
-          <w:rStyle w:val="NormalTok"/>
-        </w:rPr>
-        <w:t xml:space="preserve">4</w:t>
-      </w:r>
-      <w:r>
-        <w:br/>
-      </w:r>
-      <w:r>
-        <w:rPr>
-          <w:rStyle w:val="ExtensionTok"/>
-        </w:rPr>
-        <w:t xml:space="preserve">./src/mchashjoins</w:t>
-      </w:r>
-      <w:r>
-        <w:rPr>
-          <w:rStyle w:val="NormalTok"/>
-        </w:rPr>
-        <w:t xml:space="preserve"> </w:t>
-      </w:r>
-      <w:r>
-        <w:rPr>
-          <w:rStyle w:val="AttributeTok"/>
-        </w:rPr>
-        <w:t xml:space="preserve">--starjoin</w:t>
-      </w:r>
-      <w:r>
-        <w:rPr>
-          <w:rStyle w:val="OperatorTok"/>
-        </w:rPr>
-        <w:t xml:space="preserve">=</w:t>
-      </w:r>
-      <w:r>
-        <w:rPr>
-          <w:rStyle w:val="NormalTok"/>
-        </w:rPr>
-        <w:t xml:space="preserve">npo </w:t>
-      </w:r>
-      <w:r>
-        <w:rPr>
-          <w:rStyle w:val="AttributeTok"/>
-        </w:rPr>
-        <w:t xml:space="preserve">--sf</w:t>
-      </w:r>
-      <w:r>
-        <w:rPr>
-          <w:rStyle w:val="OperatorTok"/>
-        </w:rPr>
-        <w:t xml:space="preserve">=</w:t>
-      </w:r>
-      <w:r>
-        <w:rPr>
-          <w:rStyle w:val="NormalTok"/>
-        </w:rPr>
-        <w:t xml:space="preserve">100 </w:t>
-      </w:r>
-      <w:r>
-        <w:rPr>
-          <w:rStyle w:val="AttributeTok"/>
-        </w:rPr>
-        <w:t xml:space="preserve">-n</w:t>
-      </w:r>
-      <w:r>
-        <w:rPr>
-          <w:rStyle w:val="NormalTok"/>
-        </w:rPr>
-        <w:t xml:space="preserve"> 64</w:t>
-      </w:r>
-      <w:r>
-        <w:br/>
-      </w:r>
-      <w:r>
-        <w:rPr>
-          <w:rStyle w:val="ExtensionTok"/>
-        </w:rPr>
-        <w:t xml:space="preserve">./src/mchashjoins</w:t>
-      </w:r>
-      <w:r>
-        <w:rPr>
-          <w:rStyle w:val="NormalTok"/>
-        </w:rPr>
-        <w:t xml:space="preserve"> </w:t>
-      </w:r>
-      <w:r>
-        <w:rPr>
-          <w:rStyle w:val="AttributeTok"/>
-        </w:rPr>
-        <w:t xml:space="preserve">--starjoin</w:t>
-      </w:r>
-      <w:r>
-        <w:rPr>
-          <w:rStyle w:val="OperatorTok"/>
-        </w:rPr>
-        <w:t xml:space="preserve">=</w:t>
-      </w:r>
-      <w:r>
-        <w:rPr>
-          <w:rStyle w:val="NormalTok"/>
-        </w:rPr>
-        <w:t xml:space="preserve">pro </w:t>
-      </w:r>
-      <w:r>
-        <w:rPr>
-          <w:rStyle w:val="AttributeTok"/>
-        </w:rPr>
-        <w:t xml:space="preserve">--sf</w:t>
-      </w:r>
-      <w:r>
-        <w:rPr>
-          <w:rStyle w:val="OperatorTok"/>
-        </w:rPr>
-        <w:t xml:space="preserve">=</w:t>
-      </w:r>
-      <w:r>
-        <w:rPr>
-          <w:rStyle w:val="NormalTok"/>
-        </w:rPr>
-        <w:t xml:space="preserve">100 </w:t>
-      </w:r>
-      <w:r>
-        <w:rPr>
-          <w:rStyle w:val="AttributeTok"/>
-        </w:rPr>
-        <w:t xml:space="preserve">-n</w:t>
-      </w:r>
-      <w:r>
-        <w:rPr>
-          <w:rStyle w:val="NormalTok"/>
-        </w:rPr>
-        <w:t xml:space="preserve"> 64</w:t>
-      </w:r>
-      <w:r>
-        <w:br/>
-      </w:r>
-      <w:r>
-        <w:rPr>
-          <w:rStyle w:val="ExtensionTok"/>
-        </w:rPr>
-        <w:t xml:space="preserve">./src/mchashjoins</w:t>
-      </w:r>
-      <w:r>
-        <w:rPr>
-          <w:rStyle w:val="NormalTok"/>
-        </w:rPr>
-        <w:t xml:space="preserve"> </w:t>
-      </w:r>
-      <w:r>
-        <w:rPr>
-          <w:rStyle w:val="AttributeTok"/>
-        </w:rPr>
-        <w:t xml:space="preserve">--starjoin</w:t>
-      </w:r>
-      <w:r>
-        <w:rPr>
-          <w:rStyle w:val="OperatorTok"/>
-        </w:rPr>
-        <w:t xml:space="preserve">=</w:t>
-      </w:r>
-      <w:r>
-        <w:rPr>
-          <w:rStyle w:val="NormalTok"/>
-        </w:rPr>
-        <w:t xml:space="preserve">vj  </w:t>
-      </w:r>
-      <w:r>
-        <w:rPr>
-          <w:rStyle w:val="AttributeTok"/>
-        </w:rPr>
-        <w:t xml:space="preserve">--sf</w:t>
-      </w:r>
-      <w:r>
-        <w:rPr>
-          <w:rStyle w:val="OperatorTok"/>
-        </w:rPr>
-        <w:t xml:space="preserve">=</w:t>
-      </w:r>
-      <w:r>
-        <w:rPr>
-          <w:rStyle w:val="NormalTok"/>
-        </w:rPr>
-        <w:t xml:space="preserve">100 </w:t>
-      </w:r>
-      <w:r>
-        <w:rPr>
-          <w:rStyle w:val="AttributeTok"/>
-        </w:rPr>
-        <w:t xml:space="preserve">-n</w:t>
-      </w:r>
-      <w:r>
-        <w:rPr>
-          <w:rStyle w:val="NormalTok"/>
-        </w:rPr>
-        <w:t xml:space="preserve"> 64 </w:t>
-      </w:r>
-      <w:r>
-        <w:rPr>
-          <w:rStyle w:val="AttributeTok"/>
-        </w:rPr>
-        <w:t xml:space="preserve">--payload-width</w:t>
-      </w:r>
-      <w:r>
-        <w:rPr>
-          <w:rStyle w:val="OperatorTok"/>
-        </w:rPr>
-        <w:t xml:space="preserve">=</w:t>
-      </w:r>
-      <w:r>
-        <w:rPr>
-          <w:rStyle w:val="NormalTok"/>
-        </w:rPr>
-        <w:t xml:space="preserve">1</w:t>
-      </w:r>
-    </w:p>
-    <w:bookmarkEnd w:id="22"/>
-    <w:bookmarkStart w:id="23" w:name="统计输出"/>
-    <w:p>
-      <w:pPr>
-        <w:pStyle w:val="Heading3"/>
-      </w:pPr>
-      <w:r>
-        <w:t xml:space="preserve">2.2 统计输出</w:t>
-      </w:r>
-    </w:p>
-    <w:p>
-      <w:pPr>
-        <w:pStyle w:val="FirstParagraph"/>
-      </w:pPr>
-      <w:r>
-        <w:t xml:space="preserve">为了让不同算法可以统一汇总，实验中增加了吞吐和空间统计。</w:t>
-      </w:r>
-    </w:p>
-    <w:p>
-      <w:pPr>
-        <w:pStyle w:val="BodyText"/>
-      </w:pPr>
-      <w:r>
-        <w:t xml:space="preserve">NPO 输出 hash table 空间统计：</w:t>
-      </w:r>
-    </w:p>
-    <w:p>
-      <w:pPr>
-        <w:pStyle w:val="SourceCode"/>
-      </w:pPr>
-      <w:r>
-        <w:rPr>
-          <w:rStyle w:val="VerbatimChar"/>
-        </w:rPr>
-        <w:t xml:space="preserve">NPO_STATS_CSV_HEADER,hash_table_bytes,total_extra_space_bytes,primary_bucket_bytes,overflow_bucket_bytes</w:t>
-      </w:r>
-    </w:p>
-    <w:p>
-      <w:pPr>
-        <w:pStyle w:val="FirstParagraph"/>
-      </w:pPr>
-      <w:r>
-        <w:t xml:space="preserve">VJ 输出 vector index 空间统计：</w:t>
-      </w:r>
-    </w:p>
-    <w:p>
-      <w:pPr>
-        <w:pStyle w:val="SourceCode"/>
-      </w:pPr>
-      <w:r>
-        <w:rPr>
-          <w:rStyle w:val="VerbatimChar"/>
-        </w:rPr>
-        <w:t xml:space="preserve">VJ_STATS_CSV_HEADER,payload_width_bytes,vector_index_bytes,vector_total_bytes,total_extra_space_bytes</w:t>
-      </w:r>
-    </w:p>
-    <w:p>
-      <w:pPr>
-        <w:pStyle w:val="FirstParagraph"/>
-      </w:pPr>
-      <w:r>
-        <w:t xml:space="preserve">PRVJ 和 sort-merge 也接入统一统计脚本，用于生成最终报告中的吞吐曲线和空间开销曲线。</w:t>
-      </w:r>
-    </w:p>
-    <w:bookmarkEnd w:id="23"/>
-    <w:bookmarkStart w:id="24" w:name="作业要求对照"/>
-    <w:p>
-      <w:pPr>
-        <w:pStyle w:val="Heading3"/>
-      </w:pPr>
-      <w:r>
-        <w:t xml:space="preserve">2.3 作业要求对照</w:t>
+        <w:t xml:space="preserve">测得 idle random access 延迟如下，单位为 ns：</w:t>
       </w:r>
     </w:p>
     <w:tbl>
@@ -1049,32 +574,32 @@
           <w:p>
             <w:pPr>
               <w:pStyle w:val="Compact"/>
-              <w:jc w:val="left"/>
-            </w:pPr>
-            <w:r>
-              <w:t xml:space="preserve">要求</w:t>
-            </w:r>
-          </w:p>
-        </w:tc>
-        <w:tc>
-          <w:p>
-            <w:pPr>
-              <w:pStyle w:val="Compact"/>
-              <w:jc w:val="left"/>
-            </w:pPr>
-            <w:r>
-              <w:t xml:space="preserve">完成情况</w:t>
-            </w:r>
-          </w:p>
-        </w:tc>
-        <w:tc>
-          <w:p>
-            <w:pPr>
-              <w:pStyle w:val="Compact"/>
-              <w:jc w:val="left"/>
-            </w:pPr>
-            <w:r>
-              <w:t xml:space="preserve">位置</w:t>
+              <w:jc w:val="right"/>
+            </w:pPr>
+            <w:r>
+              <w:t xml:space="preserve">来源 NUMA node</w:t>
+            </w:r>
+          </w:p>
+        </w:tc>
+        <w:tc>
+          <w:p>
+            <w:pPr>
+              <w:pStyle w:val="Compact"/>
+              <w:jc w:val="right"/>
+            </w:pPr>
+            <w:r>
+              <w:t xml:space="preserve">目标 node 0</w:t>
+            </w:r>
+          </w:p>
+        </w:tc>
+        <w:tc>
+          <w:p>
+            <w:pPr>
+              <w:pStyle w:val="Compact"/>
+              <w:jc w:val="right"/>
+            </w:pPr>
+            <w:r>
+              <w:t xml:space="preserve">目标 node 1</w:t>
             </w:r>
           </w:p>
         </w:tc>
@@ -1084,44 +609,32 @@
           <w:p>
             <w:pPr>
               <w:pStyle w:val="Compact"/>
-              <w:jc w:val="left"/>
-            </w:pPr>
-            <w:r>
-              <w:t xml:space="preserve">扩展 hashjoin 开源框架</w:t>
-            </w:r>
-          </w:p>
-        </w:tc>
-        <w:tc>
-          <w:p>
-            <w:pPr>
-              <w:pStyle w:val="Compact"/>
-              <w:jc w:val="left"/>
-            </w:pPr>
-            <w:r>
-              <w:t xml:space="preserve">已完成</w:t>
-            </w:r>
-          </w:p>
-        </w:tc>
-        <w:tc>
-          <w:p>
-            <w:pPr>
-              <w:pStyle w:val="Compact"/>
-              <w:jc w:val="left"/>
-            </w:pPr>
-            <w:r>
-              <w:rPr>
-                <w:rStyle w:val="VerbatimChar"/>
-              </w:rPr>
-              <w:t xml:space="preserve">src/</w:t>
-            </w:r>
-            <w:r>
-              <w:t xml:space="preserve">、</w:t>
-            </w:r>
-            <w:r>
-              <w:rPr>
-                <w:rStyle w:val="VerbatimChar"/>
-              </w:rPr>
-              <w:t xml:space="preserve">scripts/</w:t>
+              <w:jc w:val="right"/>
+            </w:pPr>
+            <w:r>
+              <w:t xml:space="preserve">node 0</w:t>
+            </w:r>
+          </w:p>
+        </w:tc>
+        <w:tc>
+          <w:p>
+            <w:pPr>
+              <w:pStyle w:val="Compact"/>
+              <w:jc w:val="right"/>
+            </w:pPr>
+            <w:r>
+              <w:t xml:space="preserve">82.8</w:t>
+            </w:r>
+          </w:p>
+        </w:tc>
+        <w:tc>
+          <w:p>
+            <w:pPr>
+              <w:pStyle w:val="Compact"/>
+              <w:jc w:val="right"/>
+            </w:pPr>
+            <w:r>
+              <w:t xml:space="preserve">140.8</w:t>
             </w:r>
           </w:p>
         </w:tc>
@@ -1131,310 +644,89 @@
           <w:p>
             <w:pPr>
               <w:pStyle w:val="Compact"/>
-              <w:jc w:val="left"/>
-            </w:pPr>
-            <w:r>
-              <w:t xml:space="preserve">通过算法开关执行测试</w:t>
-            </w:r>
-          </w:p>
-        </w:tc>
-        <w:tc>
-          <w:p>
-            <w:pPr>
-              <w:pStyle w:val="Compact"/>
-              <w:jc w:val="left"/>
-            </w:pPr>
-            <w:r>
-              <w:t xml:space="preserve">已完成</w:t>
-            </w:r>
-          </w:p>
-        </w:tc>
-        <w:tc>
-          <w:p>
-            <w:pPr>
-              <w:pStyle w:val="Compact"/>
-              <w:jc w:val="left"/>
-            </w:pPr>
-            <w:r>
-              <w:rPr>
-                <w:rStyle w:val="VerbatimChar"/>
-              </w:rPr>
-              <w:t xml:space="preserve">-a VJ/PRVJ/sort-merge</w:t>
-            </w:r>
-            <w:r>
-              <w:t xml:space="preserve">、</w:t>
-            </w:r>
-            <w:r>
-              <w:rPr>
-                <w:rStyle w:val="VerbatimChar"/>
-              </w:rPr>
-              <w:t xml:space="preserve">--starjoin=...</w:t>
-            </w:r>
-          </w:p>
-        </w:tc>
-      </w:tr>
-      <w:tr>
-        <w:tc>
-          <w:p>
-            <w:pPr>
-              <w:pStyle w:val="Compact"/>
-              <w:jc w:val="left"/>
-            </w:pPr>
-            <w:r>
-              <w:t xml:space="preserve">平常硬件与 NUMA 实验</w:t>
-            </w:r>
-          </w:p>
-        </w:tc>
-        <w:tc>
-          <w:p>
-            <w:pPr>
-              <w:pStyle w:val="Compact"/>
-              <w:jc w:val="left"/>
-            </w:pPr>
-            <w:r>
-              <w:t xml:space="preserve">已完成</w:t>
-            </w:r>
-          </w:p>
-        </w:tc>
-        <w:tc>
-          <w:p>
-            <w:pPr>
-              <w:pStyle w:val="Compact"/>
-              <w:jc w:val="left"/>
-            </w:pPr>
-            <w:r>
-              <w:rPr>
-                <w:rStyle w:val="VerbatimChar"/>
-              </w:rPr>
-              <w:t xml:space="preserve">docs/data/mlc_*.txt</w:t>
-            </w:r>
-            <w:r>
-              <w:t xml:space="preserve">、</w:t>
-            </w:r>
-            <w:r>
-              <w:rPr>
-                <w:rStyle w:val="VerbatimChar"/>
-              </w:rPr>
-              <w:t xml:space="preserve">docs/data/numa_comparison.csv</w:t>
-            </w:r>
-          </w:p>
-        </w:tc>
-      </w:tr>
-      <w:tr>
-        <w:tc>
-          <w:p>
-            <w:pPr>
-              <w:pStyle w:val="Compact"/>
-              <w:jc w:val="left"/>
-            </w:pPr>
-            <w:r>
-              <w:t xml:space="preserve">期中 star join 实验与报告</w:t>
-            </w:r>
-          </w:p>
-        </w:tc>
-        <w:tc>
-          <w:p>
-            <w:pPr>
-              <w:pStyle w:val="Compact"/>
-              <w:jc w:val="left"/>
-            </w:pPr>
-            <w:r>
-              <w:t xml:space="preserve">已完成</w:t>
-            </w:r>
-          </w:p>
-        </w:tc>
-        <w:tc>
-          <w:p>
-            <w:pPr>
-              <w:pStyle w:val="Compact"/>
-              <w:jc w:val="left"/>
-            </w:pPr>
-            <w:r>
-              <w:rPr>
-                <w:rStyle w:val="VerbatimChar"/>
-              </w:rPr>
-              <w:t xml:space="preserve">docs/MIDTERM_REPORT.md/.docx</w:t>
-            </w:r>
-          </w:p>
-        </w:tc>
-      </w:tr>
-      <w:tr>
-        <w:tc>
-          <w:p>
-            <w:pPr>
-              <w:pStyle w:val="Compact"/>
-              <w:jc w:val="left"/>
-            </w:pPr>
-            <w:r>
-              <w:t xml:space="preserve">期末 full sweep 实验与报告</w:t>
-            </w:r>
-          </w:p>
-        </w:tc>
-        <w:tc>
-          <w:p>
-            <w:pPr>
-              <w:pStyle w:val="Compact"/>
-              <w:jc w:val="left"/>
-            </w:pPr>
-            <w:r>
-              <w:t xml:space="preserve">已完成</w:t>
-            </w:r>
-          </w:p>
-        </w:tc>
-        <w:tc>
-          <w:p>
-            <w:pPr>
-              <w:pStyle w:val="Compact"/>
-              <w:jc w:val="left"/>
-            </w:pPr>
-            <w:r>
-              <w:rPr>
-                <w:rStyle w:val="VerbatimChar"/>
-              </w:rPr>
-              <w:t xml:space="preserve">docs/EXPERIMENT_REPORT.md/.docx</w:t>
-            </w:r>
-          </w:p>
-        </w:tc>
-      </w:tr>
-      <w:tr>
-        <w:tc>
-          <w:p>
-            <w:pPr>
-              <w:pStyle w:val="Compact"/>
-              <w:jc w:val="left"/>
-            </w:pPr>
-            <w:r>
-              <w:t xml:space="preserve">统一课程报告</w:t>
-            </w:r>
-          </w:p>
-        </w:tc>
-        <w:tc>
-          <w:p>
-            <w:pPr>
-              <w:pStyle w:val="Compact"/>
-              <w:jc w:val="left"/>
-            </w:pPr>
-            <w:r>
-              <w:t xml:space="preserve">已完成</w:t>
-            </w:r>
-          </w:p>
-        </w:tc>
-        <w:tc>
-          <w:p>
-            <w:pPr>
-              <w:pStyle w:val="Compact"/>
-              <w:jc w:val="left"/>
-            </w:pPr>
-            <w:r>
-              <w:rPr>
-                <w:rStyle w:val="VerbatimChar"/>
-              </w:rPr>
-              <w:t xml:space="preserve">docs/COURSE_REPORT.md/.docx</w:t>
-            </w:r>
-          </w:p>
-        </w:tc>
-      </w:tr>
-      <w:tr>
-        <w:tc>
-          <w:p>
-            <w:pPr>
-              <w:pStyle w:val="Compact"/>
-              <w:jc w:val="left"/>
-            </w:pPr>
-            <w:r>
-              <w:t xml:space="preserve">原始数据和图表</w:t>
-            </w:r>
-          </w:p>
-        </w:tc>
-        <w:tc>
-          <w:p>
-            <w:pPr>
-              <w:pStyle w:val="Compact"/>
-              <w:jc w:val="left"/>
-            </w:pPr>
-            <w:r>
-              <w:t xml:space="preserve">已完成</w:t>
-            </w:r>
-          </w:p>
-        </w:tc>
-        <w:tc>
-          <w:p>
-            <w:pPr>
-              <w:pStyle w:val="Compact"/>
-              <w:jc w:val="left"/>
-            </w:pPr>
-            <w:r>
-              <w:rPr>
-                <w:rStyle w:val="VerbatimChar"/>
-              </w:rPr>
-              <w:t xml:space="preserve">docs/data/</w:t>
-            </w:r>
-            <w:r>
-              <w:t xml:space="preserve">、</w:t>
-            </w:r>
-            <w:r>
-              <w:rPr>
-                <w:rStyle w:val="VerbatimChar"/>
-              </w:rPr>
-              <w:t xml:space="preserve">docs/assets/</w:t>
-            </w:r>
-          </w:p>
-        </w:tc>
-      </w:tr>
-      <w:tr>
-        <w:tc>
-          <w:p>
-            <w:pPr>
-              <w:pStyle w:val="Compact"/>
-              <w:jc w:val="left"/>
-            </w:pPr>
-            <w:r>
-              <w:t xml:space="preserve">代码打包</w:t>
-            </w:r>
-          </w:p>
-        </w:tc>
-        <w:tc>
-          <w:p>
-            <w:pPr>
-              <w:pStyle w:val="Compact"/>
-              <w:jc w:val="left"/>
-            </w:pPr>
-            <w:r>
-              <w:t xml:space="preserve">已完成</w:t>
-            </w:r>
-          </w:p>
-        </w:tc>
-        <w:tc>
-          <w:p>
-            <w:pPr>
-              <w:pStyle w:val="Compact"/>
-              <w:jc w:val="left"/>
-            </w:pPr>
-            <w:r>
-              <w:t xml:space="preserve">仓库根目录</w:t>
-            </w:r>
-            <w:r>
-              <w:t xml:space="preserve"> </w:t>
-            </w:r>
-            <w:r>
-              <w:rPr>
-                <w:rStyle w:val="VerbatimChar"/>
-              </w:rPr>
-              <w:t xml:space="preserve">dist/memory-db-tpch-q5-final.tar.gz</w:t>
+              <w:jc w:val="right"/>
+            </w:pPr>
+            <w:r>
+              <w:t xml:space="preserve">node 1</w:t>
+            </w:r>
+          </w:p>
+        </w:tc>
+        <w:tc>
+          <w:p>
+            <w:pPr>
+              <w:pStyle w:val="Compact"/>
+              <w:jc w:val="right"/>
+            </w:pPr>
+            <w:r>
+              <w:t xml:space="preserve">155.6</w:t>
+            </w:r>
+          </w:p>
+        </w:tc>
+        <w:tc>
+          <w:p>
+            <w:pPr>
+              <w:pStyle w:val="Compact"/>
+              <w:jc w:val="right"/>
+            </w:pPr>
+            <w:r>
+              <w:t xml:space="preserve">81.5</w:t>
             </w:r>
           </w:p>
         </w:tc>
       </w:tr>
     </w:tbl>
-    <w:bookmarkEnd w:id="24"/>
-    <w:bookmarkEnd w:id="25"/>
-    <w:bookmarkStart w:id="26" w:name="实验环境"/>
-    <w:p>
-      <w:pPr>
-        <w:pStyle w:val="Heading2"/>
-      </w:pPr>
-      <w:r>
-        <w:t xml:space="preserve">3. 实验环境</w:t>
+    <w:p>
+      <w:pPr>
+        <w:pStyle w:val="BodyText"/>
+      </w:pPr>
+      <w:r>
+        <w:t xml:space="preserve">分析：</w:t>
+      </w:r>
+    </w:p>
+    <w:p>
+      <w:pPr>
+        <w:numPr>
+          <w:ilvl w:val="0"/>
+          <w:numId w:val="1003"/>
+        </w:numPr>
+        <w:pStyle w:val="Compact"/>
+      </w:pPr>
+      <w:r>
+        <w:t xml:space="preserve">本地 NUMA 访问约 81 到 83 ns。</w:t>
+      </w:r>
+    </w:p>
+    <w:p>
+      <w:pPr>
+        <w:numPr>
+          <w:ilvl w:val="0"/>
+          <w:numId w:val="1003"/>
+        </w:numPr>
+        <w:pStyle w:val="Compact"/>
+      </w:pPr>
+      <w:r>
+        <w:t xml:space="preserve">远端 NUMA 访问约 141 到 156 ns，约为本地访问的 1.7 到 1.9 倍。</w:t>
+      </w:r>
+    </w:p>
+    <w:p>
+      <w:pPr>
+        <w:numPr>
+          <w:ilvl w:val="0"/>
+          <w:numId w:val="1003"/>
+        </w:numPr>
+        <w:pStyle w:val="Compact"/>
+      </w:pPr>
+      <w:r>
+        <w:t xml:space="preserve">对 NPO/PRO 这类大量访问 hash table 或 partition buffer 的算法，线程与数据的 NUMA 放置会显著影响性能。</w:t>
+      </w:r>
+    </w:p>
+    <w:bookmarkEnd w:id="22"/>
+    <w:bookmarkStart w:id="23" w:name="numa-带宽测试"/>
+    <w:p>
+      <w:pPr>
+        <w:pStyle w:val="Heading3"/>
+      </w:pPr>
+      <w:r>
+        <w:t xml:space="preserve">1.3 NUMA 带宽测试</w:t>
       </w:r>
     </w:p>
     <w:p>
@@ -1442,7 +734,7 @@
         <w:pStyle w:val="FirstParagraph"/>
       </w:pPr>
       <w:r>
-        <w:t xml:space="preserve">硬件信息由</w:t>
+        <w:t xml:space="preserve">使用 Intel MLC 的</w:t>
       </w:r>
       <w:r>
         <w:t xml:space="preserve"> </w:t>
@@ -1451,22 +743,13 @@
         <w:rPr>
           <w:rStyle w:val="VerbatimChar"/>
         </w:rPr>
-        <w:t xml:space="preserve">lscpu</w:t>
-      </w:r>
-      <w:r>
-        <w:t xml:space="preserve">、</w:t>
-      </w:r>
-      <w:r>
-        <w:rPr>
-          <w:rStyle w:val="VerbatimChar"/>
-        </w:rPr>
-        <w:t xml:space="preserve">numactl --hardware</w:t>
+        <w:t xml:space="preserve">--bandwidth_matrix</w:t>
       </w:r>
       <w:r>
         <w:t xml:space="preserve"> </w:t>
       </w:r>
       <w:r>
-        <w:t xml:space="preserve">和 Intel MLC 获取。</w:t>
+        <w:t xml:space="preserve">测得 read-only bandwidth 如下，单位为 MB/s：</w:t>
       </w:r>
     </w:p>
     <w:tbl>
@@ -1481,21 +764,32 @@
           <w:p>
             <w:pPr>
               <w:pStyle w:val="Compact"/>
-              <w:jc w:val="left"/>
-            </w:pPr>
-            <w:r>
-              <w:t xml:space="preserve">项目</w:t>
-            </w:r>
-          </w:p>
-        </w:tc>
-        <w:tc>
-          <w:p>
-            <w:pPr>
-              <w:pStyle w:val="Compact"/>
-              <w:jc w:val="right"/>
-            </w:pPr>
-            <w:r>
-              <w:t xml:space="preserve">配置</w:t>
+              <w:jc w:val="right"/>
+            </w:pPr>
+            <w:r>
+              <w:t xml:space="preserve">来源 NUMA node</w:t>
+            </w:r>
+          </w:p>
+        </w:tc>
+        <w:tc>
+          <w:p>
+            <w:pPr>
+              <w:pStyle w:val="Compact"/>
+              <w:jc w:val="right"/>
+            </w:pPr>
+            <w:r>
+              <w:t xml:space="preserve">目标 node 0</w:t>
+            </w:r>
+          </w:p>
+        </w:tc>
+        <w:tc>
+          <w:p>
+            <w:pPr>
+              <w:pStyle w:val="Compact"/>
+              <w:jc w:val="right"/>
+            </w:pPr>
+            <w:r>
+              <w:t xml:space="preserve">目标 node 1</w:t>
             </w:r>
           </w:p>
         </w:tc>
@@ -1505,21 +799,32 @@
           <w:p>
             <w:pPr>
               <w:pStyle w:val="Compact"/>
-              <w:jc w:val="left"/>
-            </w:pPr>
-            <w:r>
-              <w:t xml:space="preserve">CPU</w:t>
-            </w:r>
-          </w:p>
-        </w:tc>
-        <w:tc>
-          <w:p>
-            <w:pPr>
-              <w:pStyle w:val="Compact"/>
-              <w:jc w:val="right"/>
-            </w:pPr>
-            <w:r>
-              <w:t xml:space="preserve">Intel Xeon Gold 5220 @ 2.20GHz</w:t>
+              <w:jc w:val="right"/>
+            </w:pPr>
+            <w:r>
+              <w:t xml:space="preserve">node 0</w:t>
+            </w:r>
+          </w:p>
+        </w:tc>
+        <w:tc>
+          <w:p>
+            <w:pPr>
+              <w:pStyle w:val="Compact"/>
+              <w:jc w:val="right"/>
+            </w:pPr>
+            <w:r>
+              <w:t xml:space="preserve">74078.8</w:t>
+            </w:r>
+          </w:p>
+        </w:tc>
+        <w:tc>
+          <w:p>
+            <w:pPr>
+              <w:pStyle w:val="Compact"/>
+              <w:jc w:val="right"/>
+            </w:pPr>
+            <w:r>
+              <w:t xml:space="preserve">34280.9</w:t>
             </w:r>
           </w:p>
         </w:tc>
@@ -1529,237 +834,32 @@
           <w:p>
             <w:pPr>
               <w:pStyle w:val="Compact"/>
-              <w:jc w:val="left"/>
-            </w:pPr>
-            <w:r>
-              <w:t xml:space="preserve">Socket</w:t>
-            </w:r>
-          </w:p>
-        </w:tc>
-        <w:tc>
-          <w:p>
-            <w:pPr>
-              <w:pStyle w:val="Compact"/>
-              <w:jc w:val="right"/>
-            </w:pPr>
-            <w:r>
-              <w:t xml:space="preserve">2</w:t>
-            </w:r>
-          </w:p>
-        </w:tc>
-      </w:tr>
-      <w:tr>
-        <w:tc>
-          <w:p>
-            <w:pPr>
-              <w:pStyle w:val="Compact"/>
-              <w:jc w:val="left"/>
-            </w:pPr>
-            <w:r>
-              <w:t xml:space="preserve">Core / socket</w:t>
-            </w:r>
-          </w:p>
-        </w:tc>
-        <w:tc>
-          <w:p>
-            <w:pPr>
-              <w:pStyle w:val="Compact"/>
-              <w:jc w:val="right"/>
-            </w:pPr>
-            <w:r>
-              <w:t xml:space="preserve">18</w:t>
-            </w:r>
-          </w:p>
-        </w:tc>
-      </w:tr>
-      <w:tr>
-        <w:tc>
-          <w:p>
-            <w:pPr>
-              <w:pStyle w:val="Compact"/>
-              <w:jc w:val="left"/>
-            </w:pPr>
-            <w:r>
-              <w:t xml:space="preserve">SMT</w:t>
-            </w:r>
-          </w:p>
-        </w:tc>
-        <w:tc>
-          <w:p>
-            <w:pPr>
-              <w:pStyle w:val="Compact"/>
-              <w:jc w:val="right"/>
-            </w:pPr>
-            <w:r>
-              <w:t xml:space="preserve">2</w:t>
-            </w:r>
-          </w:p>
-        </w:tc>
-      </w:tr>
-      <w:tr>
-        <w:tc>
-          <w:p>
-            <w:pPr>
-              <w:pStyle w:val="Compact"/>
-              <w:jc w:val="left"/>
-            </w:pPr>
-            <w:r>
-              <w:t xml:space="preserve">Logical CPUs</w:t>
-            </w:r>
-          </w:p>
-        </w:tc>
-        <w:tc>
-          <w:p>
-            <w:pPr>
-              <w:pStyle w:val="Compact"/>
-              <w:jc w:val="right"/>
-            </w:pPr>
-            <w:r>
-              <w:t xml:space="preserve">72</w:t>
-            </w:r>
-          </w:p>
-        </w:tc>
-      </w:tr>
-      <w:tr>
-        <w:tc>
-          <w:p>
-            <w:pPr>
-              <w:pStyle w:val="Compact"/>
-              <w:jc w:val="left"/>
-            </w:pPr>
-            <w:r>
-              <w:t xml:space="preserve">L1d cache</w:t>
-            </w:r>
-          </w:p>
-        </w:tc>
-        <w:tc>
-          <w:p>
-            <w:pPr>
-              <w:pStyle w:val="Compact"/>
-              <w:jc w:val="right"/>
-            </w:pPr>
-            <w:r>
-              <w:t xml:space="preserve">1.1 MiB, 36 instances</w:t>
-            </w:r>
-          </w:p>
-        </w:tc>
-      </w:tr>
-      <w:tr>
-        <w:tc>
-          <w:p>
-            <w:pPr>
-              <w:pStyle w:val="Compact"/>
-              <w:jc w:val="left"/>
-            </w:pPr>
-            <w:r>
-              <w:t xml:space="preserve">L2 cache</w:t>
-            </w:r>
-          </w:p>
-        </w:tc>
-        <w:tc>
-          <w:p>
-            <w:pPr>
-              <w:pStyle w:val="Compact"/>
-              <w:jc w:val="right"/>
-            </w:pPr>
-            <w:r>
-              <w:t xml:space="preserve">36 MiB, 36 instances</w:t>
-            </w:r>
-          </w:p>
-        </w:tc>
-      </w:tr>
-      <w:tr>
-        <w:tc>
-          <w:p>
-            <w:pPr>
-              <w:pStyle w:val="Compact"/>
-              <w:jc w:val="left"/>
-            </w:pPr>
-            <w:r>
-              <w:t xml:space="preserve">L3 cache</w:t>
-            </w:r>
-          </w:p>
-        </w:tc>
-        <w:tc>
-          <w:p>
-            <w:pPr>
-              <w:pStyle w:val="Compact"/>
-              <w:jc w:val="right"/>
-            </w:pPr>
-            <w:r>
-              <w:t xml:space="preserve">49.5 MiB, 2 instances</w:t>
-            </w:r>
-          </w:p>
-        </w:tc>
-      </w:tr>
-      <w:tr>
-        <w:tc>
-          <w:p>
-            <w:pPr>
-              <w:pStyle w:val="Compact"/>
-              <w:jc w:val="left"/>
-            </w:pPr>
-            <w:r>
-              <w:t xml:space="preserve">NUMA nodes</w:t>
-            </w:r>
-          </w:p>
-        </w:tc>
-        <w:tc>
-          <w:p>
-            <w:pPr>
-              <w:pStyle w:val="Compact"/>
-              <w:jc w:val="right"/>
-            </w:pPr>
-            <w:r>
-              <w:t xml:space="preserve">2</w:t>
-            </w:r>
-          </w:p>
-        </w:tc>
-      </w:tr>
-      <w:tr>
-        <w:tc>
-          <w:p>
-            <w:pPr>
-              <w:pStyle w:val="Compact"/>
-              <w:jc w:val="left"/>
-            </w:pPr>
-            <w:r>
-              <w:t xml:space="preserve">NUMA distance</w:t>
-            </w:r>
-          </w:p>
-        </w:tc>
-        <w:tc>
-          <w:p>
-            <w:pPr>
-              <w:pStyle w:val="Compact"/>
-              <w:jc w:val="right"/>
-            </w:pPr>
-            <w:r>
-              <w:t xml:space="preserve">local 10, remote 21</w:t>
-            </w:r>
-          </w:p>
-        </w:tc>
-      </w:tr>
-      <w:tr>
-        <w:tc>
-          <w:p>
-            <w:pPr>
-              <w:pStyle w:val="Compact"/>
-              <w:jc w:val="left"/>
-            </w:pPr>
-            <w:r>
-              <w:t xml:space="preserve">Memory</w:t>
-            </w:r>
-          </w:p>
-        </w:tc>
-        <w:tc>
-          <w:p>
-            <w:pPr>
-              <w:pStyle w:val="Compact"/>
-              <w:jc w:val="right"/>
-            </w:pPr>
-            <w:r>
-              <w:t xml:space="preserve">node0 128569 MB, node1 128963 MB</w:t>
+              <w:jc w:val="right"/>
+            </w:pPr>
+            <w:r>
+              <w:t xml:space="preserve">node 1</w:t>
+            </w:r>
+          </w:p>
+        </w:tc>
+        <w:tc>
+          <w:p>
+            <w:pPr>
+              <w:pStyle w:val="Compact"/>
+              <w:jc w:val="right"/>
+            </w:pPr>
+            <w:r>
+              <w:t xml:space="preserve">34360.1</w:t>
+            </w:r>
+          </w:p>
+        </w:tc>
+        <w:tc>
+          <w:p>
+            <w:pPr>
+              <w:pStyle w:val="Compact"/>
+              <w:jc w:val="right"/>
+            </w:pPr>
+            <w:r>
+              <w:t xml:space="preserve">74238.6</w:t>
             </w:r>
           </w:p>
         </w:tc>
@@ -1770,105 +870,85 @@
         <w:pStyle w:val="BodyText"/>
       </w:pPr>
       <w:r>
-        <w:t xml:space="preserve">Intel MLC v3.12 测得本地 NUMA 延迟约 81 到 83 ns，远端 NUMA 延迟约 141 到 156 ns。MLC read-only bandwidth 显示本地读带宽约 74 GB/s，远端读带宽约 34 GB/s。原始输出保存在：</w:t>
+        <w:t xml:space="preserve">结论：</w:t>
       </w:r>
     </w:p>
     <w:p>
       <w:pPr>
         <w:numPr>
           <w:ilvl w:val="0"/>
-          <w:numId w:val="1002"/>
+          <w:numId w:val="1004"/>
         </w:numPr>
         <w:pStyle w:val="Compact"/>
       </w:pPr>
       <w:r>
-        <w:rPr>
-          <w:rStyle w:val="VerbatimChar"/>
-        </w:rPr>
-        <w:t xml:space="preserve">docs/data/mlc_latency_matrix.txt</w:t>
+        <w:t xml:space="preserve">本地读带宽约 74 GB/s。</w:t>
       </w:r>
     </w:p>
     <w:p>
       <w:pPr>
         <w:numPr>
           <w:ilvl w:val="0"/>
-          <w:numId w:val="1002"/>
+          <w:numId w:val="1004"/>
         </w:numPr>
         <w:pStyle w:val="Compact"/>
       </w:pPr>
       <w:r>
-        <w:rPr>
-          <w:rStyle w:val="VerbatimChar"/>
-        </w:rPr>
-        <w:t xml:space="preserve">docs/data/mlc_bandwidth_matrix.txt</w:t>
+        <w:t xml:space="preserve">远端读带宽约 34 GB/s。</w:t>
       </w:r>
     </w:p>
     <w:p>
       <w:pPr>
         <w:numPr>
           <w:ilvl w:val="0"/>
-          <w:numId w:val="1002"/>
+          <w:numId w:val="1004"/>
         </w:numPr>
         <w:pStyle w:val="Compact"/>
       </w:pPr>
       <w:r>
-        <w:rPr>
-          <w:rStyle w:val="VerbatimChar"/>
-        </w:rPr>
-        <w:t xml:space="preserve">docs/data/mlc_idle_latency.txt</w:t>
+        <w:t xml:space="preserve">本地读带宽约为远端读带宽的 2.16 倍。</w:t>
       </w:r>
     </w:p>
     <w:p>
       <w:pPr>
         <w:numPr>
           <w:ilvl w:val="0"/>
-          <w:numId w:val="1002"/>
+          <w:numId w:val="1004"/>
         </w:numPr>
         <w:pStyle w:val="Compact"/>
       </w:pPr>
       <w:r>
+        <w:t xml:space="preserve">这说明硬件感知型连接算法不仅要减少计算，还要尽量减少远端访存和随机访存。</w:t>
+      </w:r>
+    </w:p>
+    <w:bookmarkEnd w:id="23"/>
+    <w:bookmarkStart w:id="24" w:name="前期-numa-对比实验"/>
+    <w:p>
+      <w:pPr>
+        <w:pStyle w:val="Heading3"/>
+      </w:pPr>
+      <w:r>
+        <w:t xml:space="preserve">1.4 前期 NUMA 对比实验</w:t>
+      </w:r>
+    </w:p>
+    <w:p>
+      <w:pPr>
+        <w:pStyle w:val="FirstParagraph"/>
+      </w:pPr>
+      <w:r>
+        <w:t xml:space="preserve">在</w:t>
+      </w:r>
+      <w:r>
+        <w:t xml:space="preserve"> </w:t>
+      </w:r>
+      <w:r>
         <w:rPr>
           <w:rStyle w:val="VerbatimChar"/>
         </w:rPr>
-        <w:t xml:space="preserve">docs/data/mlc_loaded_latency.txt</w:t>
-      </w:r>
-    </w:p>
-    <w:p>
-      <w:pPr>
-        <w:pStyle w:val="FirstParagraph"/>
-      </w:pPr>
-      <w:r>
-        <w:t xml:space="preserve">这些测量结果解释了后续连接实验中的一个基本现象：当算法访问模式导致大量跨 NUMA 访问或随机内存访问时，即使计算量不大，执行时间也会明显增加。</w:t>
-      </w:r>
-    </w:p>
-    <w:bookmarkEnd w:id="26"/>
-    <w:bookmarkStart w:id="27" w:name="平常实验numa-与内存层次"/>
-    <w:p>
-      <w:pPr>
-        <w:pStyle w:val="Heading2"/>
-      </w:pPr>
-      <w:r>
-        <w:t xml:space="preserve">4. 平常实验：NUMA 与内存层次</w:t>
-      </w:r>
-    </w:p>
-    <w:p>
-      <w:pPr>
-        <w:pStyle w:val="FirstParagraph"/>
-      </w:pPr>
-      <w:r>
-        <w:t xml:space="preserve">平常实验的目的不是比较所有算法的最终优劣，而是先建立对机器内存层次的认识。实验使用</w:t>
-      </w:r>
-      <w:r>
-        <w:t xml:space="preserve"> </w:t>
-      </w:r>
-      <w:r>
-        <w:rPr>
-          <w:rStyle w:val="VerbatimChar"/>
-        </w:rPr>
         <w:t xml:space="preserve">R=S=2^24</w:t>
       </w:r>
       <w:r>
-        <w:t xml:space="preserve">、16 线程，对 NPO、PRO、VJ 分别测试默认分配、</w:t>
+        <w:t xml:space="preserve">、16 线程下，对 NPO、PRO、VJ 分别测试默认分配、</w:t>
       </w:r>
       <w:r>
         <w:rPr>
@@ -2377,81 +1457,78 @@
         <w:pStyle w:val="BodyText"/>
       </w:pPr>
       <w:r>
-        <w:t xml:space="preserve">NPO 和 PRO 明显受益于 NUMA 优化。NPO 的 hash table probe 和 PRO 的分区访问都会受到内存放置影响；改善本地访问比例后，时间明显下降。VJ 在该点没有受益，原因是 vector index 较紧凑，主要瓶颈不在 NUMA 放置，而在后续更大 key range 下的随机数组访问。</w:t>
-      </w:r>
-    </w:p>
-    <w:p>
-      <w:pPr>
-        <w:pStyle w:val="BodyText"/>
-      </w:pPr>
-      <w:r>
-        <w:t xml:space="preserve">这一阶段得到的结论是：连接算法的比较必须同时看时间、空间和访存模式。这个结论直接引出了期中 star join 实验，因为多表连接会放大维表结构访问和中间结果物化的代价。</w:t>
-      </w:r>
-    </w:p>
-    <w:bookmarkEnd w:id="27"/>
-    <w:bookmarkStart w:id="28" w:name="从平常实验到期中实验"/>
-    <w:p>
-      <w:pPr>
-        <w:pStyle w:val="Heading2"/>
-      </w:pPr>
-      <w:r>
-        <w:t xml:space="preserve">5. 从平常实验到期中实验</w:t>
-      </w:r>
-    </w:p>
-    <w:p>
-      <w:pPr>
-        <w:pStyle w:val="FirstParagraph"/>
-      </w:pPr>
-      <w:r>
-        <w:t xml:space="preserve">平常实验关注的是二表连接和硬件局部性，期中实验则把问题推进到多表连接。Star join 是分析型数据库中常见形态：一个大事实表连接多个维表。它比二表 join 更能体现以下问题：</w:t>
+        <w:t xml:space="preserve">结果分析：</w:t>
       </w:r>
     </w:p>
     <w:p>
       <w:pPr>
         <w:numPr>
           <w:ilvl w:val="0"/>
-          <w:numId w:val="1003"/>
+          <w:numId w:val="1005"/>
         </w:numPr>
         <w:pStyle w:val="Compact"/>
       </w:pPr>
       <w:r>
-        <w:t xml:space="preserve">是否需要物化中间结果。</w:t>
+        <w:t xml:space="preserve">NPO 和 PRO 明显受益于 NUMA 优化。</w:t>
       </w:r>
     </w:p>
     <w:p>
       <w:pPr>
         <w:numPr>
           <w:ilvl w:val="0"/>
-          <w:numId w:val="1003"/>
+          <w:numId w:val="1005"/>
         </w:numPr>
         <w:pStyle w:val="Compact"/>
       </w:pPr>
       <w:r>
-        <w:t xml:space="preserve">维表结构是否可以常驻 cache。</w:t>
+        <w:t xml:space="preserve">PRO 的</w:t>
+      </w:r>
+      <w:r>
+        <w:t xml:space="preserve"> </w:t>
+      </w:r>
+      <w:r>
+        <w:rPr>
+          <w:rStyle w:val="VerbatimChar"/>
+        </w:rPr>
+        <w:t xml:space="preserve">--basic-numa</w:t>
+      </w:r>
+      <w:r>
+        <w:t xml:space="preserve"> </w:t>
+      </w:r>
+      <w:r>
+        <w:t xml:space="preserve">效果最好，说明 radix partition 之后的局部访问更容易从本地 NUMA 分配中受益。</w:t>
       </w:r>
     </w:p>
     <w:p>
       <w:pPr>
         <w:numPr>
           <w:ilvl w:val="0"/>
-          <w:numId w:val="1003"/>
+          <w:numId w:val="1005"/>
         </w:numPr>
         <w:pStyle w:val="Compact"/>
       </w:pPr>
       <w:r>
-        <w:t xml:space="preserve">hash probe 是否可以被更简单的数组下标访问替代。</w:t>
-      </w:r>
-    </w:p>
-    <w:p>
-      <w:pPr>
-        <w:numPr>
-          <w:ilvl w:val="0"/>
-          <w:numId w:val="1003"/>
-        </w:numPr>
-        <w:pStyle w:val="Compact"/>
-      </w:pPr>
-      <w:r>
-        <w:t xml:space="preserve">多表连接中的空间开销是否会随中间表快速放大。</w:t>
+        <w:t xml:space="preserve">VJ 在该点没有受益，说明当 vector index 较紧凑时，瓶颈不一定是 NUMA 放置，而可能是随机数组访问、cache/TLB 或后续更大工作集问题。</w:t>
+      </w:r>
+    </w:p>
+    <w:bookmarkEnd w:id="24"/>
+    <w:bookmarkEnd w:id="25"/>
+    <w:bookmarkStart w:id="29" w:name="开源连接算法研究"/>
+    <w:p>
+      <w:pPr>
+        <w:pStyle w:val="Heading2"/>
+      </w:pPr>
+      <w:r>
+        <w:t xml:space="preserve">2 开源连接算法研究</w:t>
+      </w:r>
+    </w:p>
+    <w:bookmarkStart w:id="26" w:name="研究对象与代码基线"/>
+    <w:p>
+      <w:pPr>
+        <w:pStyle w:val="Heading3"/>
+      </w:pPr>
+      <w:r>
+        <w:t xml:space="preserve">2.1 研究对象与代码基线</w:t>
       </w:r>
     </w:p>
     <w:p>
@@ -2459,34 +1536,7 @@
         <w:pStyle w:val="FirstParagraph"/>
       </w:pPr>
       <w:r>
-        <w:t xml:space="preserve">因此，期中阶段实现了三种 star join 模式：NPO pipeline、PRO materialized 和 VJ pipeline。三种模式共享同一数据生成器和结果校验方式，方便比较算法本身差异。</w:t>
-      </w:r>
-    </w:p>
-    <w:bookmarkEnd w:id="28"/>
-    <w:bookmarkStart w:id="33" w:name="期中实验star-join"/>
-    <w:p>
-      <w:pPr>
-        <w:pStyle w:val="Heading2"/>
-      </w:pPr>
-      <w:r>
-        <w:t xml:space="preserve">6. 期中实验：Star Join</w:t>
-      </w:r>
-    </w:p>
-    <w:bookmarkStart w:id="29" w:name="数据模型"/>
-    <w:p>
-      <w:pPr>
-        <w:pStyle w:val="Heading3"/>
-      </w:pPr>
-      <w:r>
-        <w:t xml:space="preserve">6.1 数据模型</w:t>
-      </w:r>
-    </w:p>
-    <w:p>
-      <w:pPr>
-        <w:pStyle w:val="FirstParagraph"/>
-      </w:pPr>
-      <w:r>
-        <w:t xml:space="preserve">期中任务要求实现三表 star join：</w:t>
+        <w:t xml:space="preserve">本实验基于 ETH Zurich VLDB 2013 main-memory hash join 开源代码框架进行扩展。最终统一关注以下代表算法：</w:t>
       </w:r>
     </w:p>
     <w:tbl>
@@ -2504,7 +1554,7 @@
               <w:jc w:val="left"/>
             </w:pPr>
             <w:r>
-              <w:t xml:space="preserve">表</w:t>
+              <w:t xml:space="preserve">算法</w:t>
             </w:r>
           </w:p>
         </w:tc>
@@ -2515,18 +1565,18 @@
               <w:jc w:val="left"/>
             </w:pPr>
             <w:r>
-              <w:t xml:space="preserve">结构</w:t>
-            </w:r>
-          </w:p>
-        </w:tc>
-        <w:tc>
-          <w:p>
-            <w:pPr>
-              <w:pStyle w:val="Compact"/>
-              <w:jc w:val="right"/>
-            </w:pPr>
-            <w:r>
-              <w:t xml:space="preserve">规模</w:t>
+              <w:t xml:space="preserve">类型</w:t>
+            </w:r>
+          </w:p>
+        </w:tc>
+        <w:tc>
+          <w:p>
+            <w:pPr>
+              <w:pStyle w:val="Compact"/>
+              <w:jc w:val="left"/>
+            </w:pPr>
+            <w:r>
+              <w:t xml:space="preserve">特点</w:t>
             </w:r>
           </w:p>
         </w:tc>
@@ -2539,7 +1589,7 @@
               <w:jc w:val="left"/>
             </w:pPr>
             <w:r>
-              <w:t xml:space="preserve">L</w:t>
+              <w:t xml:space="preserve">NPO</w:t>
             </w:r>
           </w:p>
         </w:tc>
@@ -2550,24 +1600,18 @@
               <w:jc w:val="left"/>
             </w:pPr>
             <w:r>
-              <w:rPr>
-                <w:rStyle w:val="VerbatimChar"/>
-              </w:rPr>
-              <w:t xml:space="preserve">&lt;FKO, FKPS, PAYLOAD&gt;</w:t>
-            </w:r>
-          </w:p>
-        </w:tc>
-        <w:tc>
-          <w:p>
-            <w:pPr>
-              <w:pStyle w:val="Compact"/>
-              <w:jc w:val="right"/>
-            </w:pPr>
-            <w:r>
-              <w:rPr>
-                <w:rStyle w:val="VerbatimChar"/>
-              </w:rPr>
-              <w:t xml:space="preserve">sf * 6000000</w:t>
+              <w:t xml:space="preserve">哈希连接</w:t>
+            </w:r>
+          </w:p>
+        </w:tc>
+        <w:tc>
+          <w:p>
+            <w:pPr>
+              <w:pStyle w:val="Compact"/>
+              <w:jc w:val="left"/>
+            </w:pPr>
+            <w:r>
+              <w:t xml:space="preserve">无分区，固定开销小，小数据下通常最快</w:t>
             </w:r>
           </w:p>
         </w:tc>
@@ -2580,7 +1624,7 @@
               <w:jc w:val="left"/>
             </w:pPr>
             <w:r>
-              <w:t xml:space="preserve">O</w:t>
+              <w:t xml:space="preserve">PRO</w:t>
             </w:r>
           </w:p>
         </w:tc>
@@ -2591,24 +1635,18 @@
               <w:jc w:val="left"/>
             </w:pPr>
             <w:r>
-              <w:rPr>
-                <w:rStyle w:val="VerbatimChar"/>
-              </w:rPr>
-              <w:t xml:space="preserve">&lt;PK, PAYLOAD&gt;</w:t>
-            </w:r>
-          </w:p>
-        </w:tc>
-        <w:tc>
-          <w:p>
-            <w:pPr>
-              <w:pStyle w:val="Compact"/>
-              <w:jc w:val="right"/>
-            </w:pPr>
-            <w:r>
-              <w:rPr>
-                <w:rStyle w:val="VerbatimChar"/>
-              </w:rPr>
-              <w:t xml:space="preserve">sf * 1500000</w:t>
+              <w:t xml:space="preserve">哈希连接</w:t>
+            </w:r>
+          </w:p>
+        </w:tc>
+        <w:tc>
+          <w:p>
+            <w:pPr>
+              <w:pStyle w:val="Compact"/>
+              <w:jc w:val="left"/>
+            </w:pPr>
+            <w:r>
+              <w:t xml:space="preserve">Parallel Radix Join，硬件感知型分区实现</w:t>
             </w:r>
           </w:p>
         </w:tc>
@@ -2621,7 +1659,7 @@
               <w:jc w:val="left"/>
             </w:pPr>
             <w:r>
-              <w:t xml:space="preserve">PS</w:t>
+              <w:t xml:space="preserve">sort-merge</w:t>
             </w:r>
           </w:p>
         </w:tc>
@@ -2632,24 +1670,88 @@
               <w:jc w:val="left"/>
             </w:pPr>
             <w:r>
-              <w:rPr>
-                <w:rStyle w:val="VerbatimChar"/>
-              </w:rPr>
-              <w:t xml:space="preserve">&lt;PK, PAYLOAD&gt;</w:t>
-            </w:r>
-          </w:p>
-        </w:tc>
-        <w:tc>
-          <w:p>
-            <w:pPr>
-              <w:pStyle w:val="Compact"/>
-              <w:jc w:val="right"/>
-            </w:pPr>
-            <w:r>
-              <w:rPr>
-                <w:rStyle w:val="VerbatimChar"/>
-              </w:rPr>
-              <w:t xml:space="preserve">sf * 800000</w:t>
+              <w:t xml:space="preserve">排序归并</w:t>
+            </w:r>
+          </w:p>
+        </w:tc>
+        <w:tc>
+          <w:p>
+            <w:pPr>
+              <w:pStyle w:val="Compact"/>
+              <w:jc w:val="left"/>
+            </w:pPr>
+            <w:r>
+              <w:t xml:space="preserve">作为排序归并代表实现</w:t>
+            </w:r>
+          </w:p>
+        </w:tc>
+      </w:tr>
+      <w:tr>
+        <w:tc>
+          <w:p>
+            <w:pPr>
+              <w:pStyle w:val="Compact"/>
+              <w:jc w:val="left"/>
+            </w:pPr>
+            <w:r>
+              <w:t xml:space="preserve">VJ</w:t>
+            </w:r>
+          </w:p>
+        </w:tc>
+        <w:tc>
+          <w:p>
+            <w:pPr>
+              <w:pStyle w:val="Compact"/>
+              <w:jc w:val="left"/>
+            </w:pPr>
+            <w:r>
+              <w:t xml:space="preserve">Vector Join</w:t>
+            </w:r>
+          </w:p>
+        </w:tc>
+        <w:tc>
+          <w:p>
+            <w:pPr>
+              <w:pStyle w:val="Compact"/>
+              <w:jc w:val="left"/>
+            </w:pPr>
+            <w:r>
+              <w:t xml:space="preserve">利用连续主键构造 vector index，用数组访问替代 hash probe</w:t>
+            </w:r>
+          </w:p>
+        </w:tc>
+      </w:tr>
+      <w:tr>
+        <w:tc>
+          <w:p>
+            <w:pPr>
+              <w:pStyle w:val="Compact"/>
+              <w:jc w:val="left"/>
+            </w:pPr>
+            <w:r>
+              <w:t xml:space="preserve">PRVJ</w:t>
+            </w:r>
+          </w:p>
+        </w:tc>
+        <w:tc>
+          <w:p>
+            <w:pPr>
+              <w:pStyle w:val="Compact"/>
+              <w:jc w:val="left"/>
+            </w:pPr>
+            <w:r>
+              <w:t xml:space="preserve">Partitioned Vector Join</w:t>
+            </w:r>
+          </w:p>
+        </w:tc>
+        <w:tc>
+          <w:p>
+            <w:pPr>
+              <w:pStyle w:val="Compact"/>
+              <w:jc w:val="left"/>
+            </w:pPr>
+            <w:r>
+              <w:t xml:space="preserve">将 radix partition 与 VJ 结合，缩小局部 vector 工作集</w:t>
             </w:r>
           </w:p>
         </w:tc>
@@ -2660,7 +1762,127 @@
         <w:pStyle w:val="BodyText"/>
       </w:pPr>
       <w:r>
-        <w:t xml:space="preserve">查询为：</w:t>
+        <w:t xml:space="preserve">前期报告初版主要比较 NPO、PRO 和排序归并代表实现。后续期末作业在同一代码框架中继续加入 VJ、PRVJ，并将所有算法放入同一 full sweep 中比较。</w:t>
+      </w:r>
+    </w:p>
+    <w:bookmarkEnd w:id="26"/>
+    <w:bookmarkStart w:id="27" w:name="代码增强与统计项补充"/>
+    <w:p>
+      <w:pPr>
+        <w:pStyle w:val="Heading3"/>
+      </w:pPr>
+      <w:r>
+        <w:t xml:space="preserve">2.2 代码增强与统计项补充</w:t>
+      </w:r>
+    </w:p>
+    <w:p>
+      <w:pPr>
+        <w:pStyle w:val="FirstParagraph"/>
+      </w:pPr>
+      <w:r>
+        <w:t xml:space="preserve">为了满足课程要求，源码做了以下增强：</w:t>
+      </w:r>
+    </w:p>
+    <w:p>
+      <w:pPr>
+        <w:numPr>
+          <w:ilvl w:val="0"/>
+          <w:numId w:val="1006"/>
+        </w:numPr>
+        <w:pStyle w:val="Compact"/>
+      </w:pPr>
+      <w:r>
+        <w:t xml:space="preserve">在</w:t>
+      </w:r>
+      <w:r>
+        <w:t xml:space="preserve"> </w:t>
+      </w:r>
+      <w:r>
+        <w:rPr>
+          <w:rStyle w:val="VerbatimChar"/>
+        </w:rPr>
+        <w:t xml:space="preserve">mchashjoins</w:t>
+      </w:r>
+      <w:r>
+        <w:t xml:space="preserve"> </w:t>
+      </w:r>
+      <w:r>
+        <w:t xml:space="preserve">中增加统一算法开关，支持</w:t>
+      </w:r>
+      <w:r>
+        <w:t xml:space="preserve"> </w:t>
+      </w:r>
+      <w:r>
+        <w:rPr>
+          <w:rStyle w:val="VerbatimChar"/>
+        </w:rPr>
+        <w:t xml:space="preserve">NPO</w:t>
+      </w:r>
+      <w:r>
+        <w:t xml:space="preserve">、</w:t>
+      </w:r>
+      <w:r>
+        <w:rPr>
+          <w:rStyle w:val="VerbatimChar"/>
+        </w:rPr>
+        <w:t xml:space="preserve">PRO</w:t>
+      </w:r>
+      <w:r>
+        <w:t xml:space="preserve">、</w:t>
+      </w:r>
+      <w:r>
+        <w:rPr>
+          <w:rStyle w:val="VerbatimChar"/>
+        </w:rPr>
+        <w:t xml:space="preserve">sort-merge</w:t>
+      </w:r>
+      <w:r>
+        <w:t xml:space="preserve">、</w:t>
+      </w:r>
+      <w:r>
+        <w:rPr>
+          <w:rStyle w:val="VerbatimChar"/>
+        </w:rPr>
+        <w:t xml:space="preserve">VJ</w:t>
+      </w:r>
+      <w:r>
+        <w:t xml:space="preserve">、</w:t>
+      </w:r>
+      <w:r>
+        <w:rPr>
+          <w:rStyle w:val="VerbatimChar"/>
+        </w:rPr>
+        <w:t xml:space="preserve">PRVJ</w:t>
+      </w:r>
+      <w:r>
+        <w:t xml:space="preserve"> </w:t>
+      </w:r>
+      <w:r>
+        <w:t xml:space="preserve">和</w:t>
+      </w:r>
+      <w:r>
+        <w:t xml:space="preserve"> </w:t>
+      </w:r>
+      <w:r>
+        <w:rPr>
+          <w:rStyle w:val="VerbatimChar"/>
+        </w:rPr>
+        <w:t xml:space="preserve">starjoin</w:t>
+      </w:r>
+      <w:r>
+        <w:t xml:space="preserve">。</w:t>
+      </w:r>
+    </w:p>
+    <w:p>
+      <w:pPr>
+        <w:numPr>
+          <w:ilvl w:val="0"/>
+          <w:numId w:val="1006"/>
+        </w:numPr>
+        <w:pStyle w:val="Compact"/>
+      </w:pPr>
+      <w:r>
+        <w:t xml:space="preserve">NPO 增加 hash table 空间统计：</w:t>
       </w:r>
     </w:p>
     <w:p>
@@ -2669,81 +1891,491 @@
       </w:pPr>
       <w:r>
         <w:rPr>
-          <w:rStyle w:val="KeywordTok"/>
-        </w:rPr>
-        <w:t xml:space="preserve">select</w:t>
-      </w:r>
-      <w:r>
-        <w:rPr>
-          <w:rStyle w:val="NormalTok"/>
-        </w:rPr>
+          <w:rStyle w:val="VerbatimChar"/>
+        </w:rPr>
+        <w:t xml:space="preserve">NPO_STATS_CSV_HEADER,hash_table_bytes,total_extra_space_bytes,primary_bucket_bytes,overflow_bucket_bytes</w:t>
+      </w:r>
+    </w:p>
+    <w:p>
+      <w:pPr>
+        <w:numPr>
+          <w:ilvl w:val="0"/>
+          <w:numId w:val="1007"/>
+        </w:numPr>
+        <w:pStyle w:val="Compact"/>
+      </w:pPr>
+      <w:r>
+        <w:t xml:space="preserve">VJ 增加 vector index 空间统计：</w:t>
+      </w:r>
+    </w:p>
+    <w:p>
+      <w:pPr>
+        <w:pStyle w:val="SourceCode"/>
+      </w:pPr>
+      <w:r>
+        <w:rPr>
+          <w:rStyle w:val="VerbatimChar"/>
+        </w:rPr>
+        <w:t xml:space="preserve">VJ_STATS_CSV_HEADER,payload_width_bytes,vector_index_bytes,vector_total_bytes,total_extra_space_bytes</w:t>
+      </w:r>
+    </w:p>
+    <w:p>
+      <w:pPr>
+        <w:numPr>
+          <w:ilvl w:val="0"/>
+          <w:numId w:val="1008"/>
+        </w:numPr>
+        <w:pStyle w:val="Compact"/>
+      </w:pPr>
+      <w:r>
+        <w:t xml:space="preserve">PRVJ 和 sort-merge 接入统一统计脚本，便于汇总吞吐率和空间开销。</w:t>
+      </w:r>
+    </w:p>
+    <w:p>
+      <w:pPr>
+        <w:numPr>
+          <w:ilvl w:val="0"/>
+          <w:numId w:val="1008"/>
+        </w:numPr>
+        <w:pStyle w:val="Compact"/>
+      </w:pPr>
+      <w:r>
+        <w:t xml:space="preserve">新增 Star Join 数据生成和执行路径，用于期中多表连接实验。</w:t>
+      </w:r>
+    </w:p>
+    <w:p>
+      <w:pPr>
+        <w:numPr>
+          <w:ilvl w:val="0"/>
+          <w:numId w:val="1008"/>
+        </w:numPr>
+        <w:pStyle w:val="Compact"/>
+      </w:pPr>
+      <w:r>
+        <w:t xml:space="preserve">新增</w:t>
+      </w:r>
+      <w:r>
         <w:t xml:space="preserve"> </w:t>
       </w:r>
       <w:r>
         <w:rPr>
-          <w:rStyle w:val="FunctionTok"/>
-        </w:rPr>
-        <w:t xml:space="preserve">sum</w:t>
-      </w:r>
-      <w:r>
-        <w:rPr>
-          <w:rStyle w:val="NormalTok"/>
-        </w:rPr>
-        <w:t xml:space="preserve">(O.PAYLOAD </w:t>
+          <w:rStyle w:val="VerbatimChar"/>
+        </w:rPr>
+        <w:t xml:space="preserve">scripts/self_check_assignment.sh</w:t>
+      </w:r>
+      <w:r>
+        <w:t xml:space="preserve">，用于构建和小规模正确性自检。</w:t>
+      </w:r>
+    </w:p>
+    <w:p>
+      <w:pPr>
+        <w:pStyle w:val="FirstParagraph"/>
+      </w:pPr>
+      <w:r>
+        <w:t xml:space="preserve">关键实现文件如下：</w:t>
+      </w:r>
+    </w:p>
+    <w:p>
+      <w:pPr>
+        <w:numPr>
+          <w:ilvl w:val="0"/>
+          <w:numId w:val="1009"/>
+        </w:numPr>
+        <w:pStyle w:val="Compact"/>
+      </w:pPr>
+      <w:r>
+        <w:rPr>
+          <w:rStyle w:val="VerbatimChar"/>
+        </w:rPr>
+        <w:t xml:space="preserve">src/main.c</w:t>
+      </w:r>
+    </w:p>
+    <w:p>
+      <w:pPr>
+        <w:numPr>
+          <w:ilvl w:val="0"/>
+          <w:numId w:val="1009"/>
+        </w:numPr>
+        <w:pStyle w:val="Compact"/>
+      </w:pPr>
+      <w:r>
+        <w:rPr>
+          <w:rStyle w:val="VerbatimChar"/>
+        </w:rPr>
+        <w:t xml:space="preserve">src/no_partitioning_join.c</w:t>
+      </w:r>
+    </w:p>
+    <w:p>
+      <w:pPr>
+        <w:numPr>
+          <w:ilvl w:val="0"/>
+          <w:numId w:val="1009"/>
+        </w:numPr>
+        <w:pStyle w:val="Compact"/>
+      </w:pPr>
+      <w:r>
+        <w:rPr>
+          <w:rStyle w:val="VerbatimChar"/>
+        </w:rPr>
+        <w:t xml:space="preserve">src/parallel_radix_join.c</w:t>
+      </w:r>
+    </w:p>
+    <w:p>
+      <w:pPr>
+        <w:numPr>
+          <w:ilvl w:val="0"/>
+          <w:numId w:val="1009"/>
+        </w:numPr>
+        <w:pStyle w:val="Compact"/>
+      </w:pPr>
+      <w:r>
+        <w:rPr>
+          <w:rStyle w:val="VerbatimChar"/>
+        </w:rPr>
+        <w:t xml:space="preserve">src/vector_join.c</w:t>
+      </w:r>
+    </w:p>
+    <w:p>
+      <w:pPr>
+        <w:numPr>
+          <w:ilvl w:val="0"/>
+          <w:numId w:val="1009"/>
+        </w:numPr>
+        <w:pStyle w:val="Compact"/>
+      </w:pPr>
+      <w:r>
+        <w:rPr>
+          <w:rStyle w:val="VerbatimChar"/>
+        </w:rPr>
+        <w:t xml:space="preserve">src/starjoin.c</w:t>
+      </w:r>
+    </w:p>
+    <w:p>
+      <w:pPr>
+        <w:numPr>
+          <w:ilvl w:val="0"/>
+          <w:numId w:val="1009"/>
+        </w:numPr>
+        <w:pStyle w:val="Compact"/>
+      </w:pPr>
+      <w:r>
+        <w:rPr>
+          <w:rStyle w:val="VerbatimChar"/>
+        </w:rPr>
+        <w:t xml:space="preserve">src/starjoin.h</w:t>
+      </w:r>
+    </w:p>
+    <w:p>
+      <w:pPr>
+        <w:pStyle w:val="FirstParagraph"/>
+      </w:pPr>
+      <w:r>
+        <w:t xml:space="preserve">这些改动使实验结果不仅能比较</w:t>
+      </w:r>
+      <w:r>
+        <w:t xml:space="preserve">“</w:t>
+      </w:r>
+      <w:r>
+        <w:t xml:space="preserve">谁更快</w:t>
+      </w:r>
+      <w:r>
+        <w:t xml:space="preserve">”</w:t>
+      </w:r>
+      <w:r>
+        <w:t xml:space="preserve">，还能比较</w:t>
+      </w:r>
+      <w:r>
+        <w:t xml:space="preserve">“</w:t>
+      </w:r>
+      <w:r>
+        <w:t xml:space="preserve">为什么快</w:t>
+      </w:r>
+      <w:r>
+        <w:t xml:space="preserve">”</w:t>
+      </w:r>
+      <w:r>
+        <w:t xml:space="preserve">和</w:t>
+      </w:r>
+      <w:r>
+        <w:t xml:space="preserve">“</w:t>
+      </w:r>
+      <w:r>
+        <w:t xml:space="preserve">空间代价是什么</w:t>
+      </w:r>
+      <w:r>
+        <w:t xml:space="preserve">”</w:t>
+      </w:r>
+      <w:r>
+        <w:t xml:space="preserve">。</w:t>
+      </w:r>
+    </w:p>
+    <w:bookmarkEnd w:id="27"/>
+    <w:bookmarkStart w:id="28" w:name="算法执行入口"/>
+    <w:p>
+      <w:pPr>
+        <w:pStyle w:val="Heading3"/>
+      </w:pPr>
+      <w:r>
+        <w:t xml:space="preserve">2.3 算法执行入口</w:t>
+      </w:r>
+    </w:p>
+    <w:p>
+      <w:pPr>
+        <w:pStyle w:val="FirstParagraph"/>
+      </w:pPr>
+      <w:r>
+        <w:t xml:space="preserve">典型命令如下：</w:t>
+      </w:r>
+    </w:p>
+    <w:p>
+      <w:pPr>
+        <w:pStyle w:val="SourceCode"/>
+      </w:pPr>
+      <w:r>
+        <w:rPr>
+          <w:rStyle w:val="ExtensionTok"/>
+        </w:rPr>
+        <w:t xml:space="preserve">./src/mchashjoins</w:t>
+      </w:r>
+      <w:r>
+        <w:rPr>
+          <w:rStyle w:val="NormalTok"/>
+        </w:rPr>
+        <w:t xml:space="preserve"> </w:t>
+      </w:r>
+      <w:r>
+        <w:rPr>
+          <w:rStyle w:val="AttributeTok"/>
+        </w:rPr>
+        <w:t xml:space="preserve">-a</w:t>
+      </w:r>
+      <w:r>
+        <w:rPr>
+          <w:rStyle w:val="NormalTok"/>
+        </w:rPr>
+        <w:t xml:space="preserve"> NPO</w:t>
+      </w:r>
+      <w:r>
+        <w:br/>
+      </w:r>
+      <w:r>
+        <w:rPr>
+          <w:rStyle w:val="ExtensionTok"/>
+        </w:rPr>
+        <w:t xml:space="preserve">./src/mchashjoins</w:t>
+      </w:r>
+      <w:r>
+        <w:rPr>
+          <w:rStyle w:val="NormalTok"/>
+        </w:rPr>
+        <w:t xml:space="preserve"> </w:t>
+      </w:r>
+      <w:r>
+        <w:rPr>
+          <w:rStyle w:val="AttributeTok"/>
+        </w:rPr>
+        <w:t xml:space="preserve">-a</w:t>
+      </w:r>
+      <w:r>
+        <w:rPr>
+          <w:rStyle w:val="NormalTok"/>
+        </w:rPr>
+        <w:t xml:space="preserve"> PRO</w:t>
+      </w:r>
+      <w:r>
+        <w:br/>
+      </w:r>
+      <w:r>
+        <w:rPr>
+          <w:rStyle w:val="ExtensionTok"/>
+        </w:rPr>
+        <w:t xml:space="preserve">./src/mchashjoins</w:t>
+      </w:r>
+      <w:r>
+        <w:rPr>
+          <w:rStyle w:val="NormalTok"/>
+        </w:rPr>
+        <w:t xml:space="preserve"> </w:t>
+      </w:r>
+      <w:r>
+        <w:rPr>
+          <w:rStyle w:val="AttributeTok"/>
+        </w:rPr>
+        <w:t xml:space="preserve">-a</w:t>
+      </w:r>
+      <w:r>
+        <w:rPr>
+          <w:rStyle w:val="NormalTok"/>
+        </w:rPr>
+        <w:t xml:space="preserve"> sort-merge</w:t>
+      </w:r>
+      <w:r>
+        <w:br/>
+      </w:r>
+      <w:r>
+        <w:rPr>
+          <w:rStyle w:val="ExtensionTok"/>
+        </w:rPr>
+        <w:t xml:space="preserve">./src/mchashjoins</w:t>
+      </w:r>
+      <w:r>
+        <w:rPr>
+          <w:rStyle w:val="NormalTok"/>
+        </w:rPr>
+        <w:t xml:space="preserve"> </w:t>
+      </w:r>
+      <w:r>
+        <w:rPr>
+          <w:rStyle w:val="AttributeTok"/>
+        </w:rPr>
+        <w:t xml:space="preserve">-a</w:t>
+      </w:r>
+      <w:r>
+        <w:rPr>
+          <w:rStyle w:val="NormalTok"/>
+        </w:rPr>
+        <w:t xml:space="preserve"> VJ </w:t>
+      </w:r>
+      <w:r>
+        <w:rPr>
+          <w:rStyle w:val="AttributeTok"/>
+        </w:rPr>
+        <w:t xml:space="preserve">--payload-width</w:t>
       </w:r>
       <w:r>
         <w:rPr>
           <w:rStyle w:val="OperatorTok"/>
         </w:rPr>
-        <w:t xml:space="preserve">-</w:t>
-      </w:r>
-      <w:r>
-        <w:rPr>
-          <w:rStyle w:val="NormalTok"/>
-        </w:rPr>
-        <w:t xml:space="preserve"> (L.PAYLOAD </w:t>
+        <w:t xml:space="preserve">=</w:t>
+      </w:r>
+      <w:r>
+        <w:rPr>
+          <w:rStyle w:val="NormalTok"/>
+        </w:rPr>
+        <w:t xml:space="preserve">1</w:t>
+      </w:r>
+      <w:r>
+        <w:br/>
+      </w:r>
+      <w:r>
+        <w:rPr>
+          <w:rStyle w:val="ExtensionTok"/>
+        </w:rPr>
+        <w:t xml:space="preserve">./src/mchashjoins</w:t>
+      </w:r>
+      <w:r>
+        <w:rPr>
+          <w:rStyle w:val="NormalTok"/>
+        </w:rPr>
+        <w:t xml:space="preserve"> </w:t>
+      </w:r>
+      <w:r>
+        <w:rPr>
+          <w:rStyle w:val="AttributeTok"/>
+        </w:rPr>
+        <w:t xml:space="preserve">-a</w:t>
+      </w:r>
+      <w:r>
+        <w:rPr>
+          <w:rStyle w:val="NormalTok"/>
+        </w:rPr>
+        <w:t xml:space="preserve"> VJ </w:t>
+      </w:r>
+      <w:r>
+        <w:rPr>
+          <w:rStyle w:val="AttributeTok"/>
+        </w:rPr>
+        <w:t xml:space="preserve">--payload-width</w:t>
       </w:r>
       <w:r>
         <w:rPr>
           <w:rStyle w:val="OperatorTok"/>
         </w:rPr>
-        <w:t xml:space="preserve">-</w:t>
-      </w:r>
-      <w:r>
-        <w:rPr>
-          <w:rStyle w:val="NormalTok"/>
-        </w:rPr>
-        <w:t xml:space="preserve"> PS.PAYLOAD))</w:t>
+        <w:t xml:space="preserve">=</w:t>
+      </w:r>
+      <w:r>
+        <w:rPr>
+          <w:rStyle w:val="NormalTok"/>
+        </w:rPr>
+        <w:t xml:space="preserve">2</w:t>
       </w:r>
       <w:r>
         <w:br/>
       </w:r>
       <w:r>
         <w:rPr>
-          <w:rStyle w:val="KeywordTok"/>
-        </w:rPr>
-        <w:t xml:space="preserve">from</w:t>
-      </w:r>
-      <w:r>
-        <w:rPr>
-          <w:rStyle w:val="NormalTok"/>
-        </w:rPr>
-        <w:t xml:space="preserve"> L, O, PS</w:t>
+          <w:rStyle w:val="ExtensionTok"/>
+        </w:rPr>
+        <w:t xml:space="preserve">./src/mchashjoins</w:t>
+      </w:r>
+      <w:r>
+        <w:rPr>
+          <w:rStyle w:val="NormalTok"/>
+        </w:rPr>
+        <w:t xml:space="preserve"> </w:t>
+      </w:r>
+      <w:r>
+        <w:rPr>
+          <w:rStyle w:val="AttributeTok"/>
+        </w:rPr>
+        <w:t xml:space="preserve">-a</w:t>
+      </w:r>
+      <w:r>
+        <w:rPr>
+          <w:rStyle w:val="NormalTok"/>
+        </w:rPr>
+        <w:t xml:space="preserve"> VJ </w:t>
+      </w:r>
+      <w:r>
+        <w:rPr>
+          <w:rStyle w:val="AttributeTok"/>
+        </w:rPr>
+        <w:t xml:space="preserve">--payload-width</w:t>
+      </w:r>
+      <w:r>
+        <w:rPr>
+          <w:rStyle w:val="OperatorTok"/>
+        </w:rPr>
+        <w:t xml:space="preserve">=</w:t>
+      </w:r>
+      <w:r>
+        <w:rPr>
+          <w:rStyle w:val="NormalTok"/>
+        </w:rPr>
+        <w:t xml:space="preserve">4</w:t>
       </w:r>
       <w:r>
         <w:br/>
       </w:r>
       <w:r>
         <w:rPr>
-          <w:rStyle w:val="KeywordTok"/>
-        </w:rPr>
-        <w:t xml:space="preserve">where</w:t>
-      </w:r>
-      <w:r>
-        <w:rPr>
-          <w:rStyle w:val="NormalTok"/>
-        </w:rPr>
-        <w:t xml:space="preserve"> L.FKO </w:t>
+          <w:rStyle w:val="ExtensionTok"/>
+        </w:rPr>
+        <w:t xml:space="preserve">./src/mchashjoins</w:t>
+      </w:r>
+      <w:r>
+        <w:rPr>
+          <w:rStyle w:val="NormalTok"/>
+        </w:rPr>
+        <w:t xml:space="preserve"> </w:t>
+      </w:r>
+      <w:r>
+        <w:rPr>
+          <w:rStyle w:val="AttributeTok"/>
+        </w:rPr>
+        <w:t xml:space="preserve">-a</w:t>
+      </w:r>
+      <w:r>
+        <w:rPr>
+          <w:rStyle w:val="NormalTok"/>
+        </w:rPr>
+        <w:t xml:space="preserve"> VJ </w:t>
+      </w:r>
+      <w:r>
+        <w:rPr>
+          <w:rStyle w:val="AttributeTok"/>
+        </w:rPr>
+        <w:t xml:space="preserve">--payload-width</w:t>
       </w:r>
       <w:r>
         <w:rPr>
@@ -2755,28 +2387,46 @@
         <w:rPr>
           <w:rStyle w:val="NormalTok"/>
         </w:rPr>
-        <w:t xml:space="preserve"> O.PK</w:t>
+        <w:t xml:space="preserve">1 </w:t>
+      </w:r>
+      <w:r>
+        <w:rPr>
+          <w:rStyle w:val="AttributeTok"/>
+        </w:rPr>
+        <w:t xml:space="preserve">--vj-hugepage</w:t>
       </w:r>
       <w:r>
         <w:br/>
       </w:r>
       <w:r>
         <w:rPr>
-          <w:rStyle w:val="NormalTok"/>
-        </w:rPr>
-        <w:t xml:space="preserve">  </w:t>
-      </w:r>
-      <w:r>
-        <w:rPr>
-          <w:rStyle w:val="KeywordTok"/>
-        </w:rPr>
-        <w:t xml:space="preserve">and</w:t>
-      </w:r>
-      <w:r>
-        <w:rPr>
-          <w:rStyle w:val="NormalTok"/>
-        </w:rPr>
-        <w:t xml:space="preserve"> L.FKPS </w:t>
+          <w:rStyle w:val="ExtensionTok"/>
+        </w:rPr>
+        <w:t xml:space="preserve">./src/mchashjoins</w:t>
+      </w:r>
+      <w:r>
+        <w:rPr>
+          <w:rStyle w:val="NormalTok"/>
+        </w:rPr>
+        <w:t xml:space="preserve"> </w:t>
+      </w:r>
+      <w:r>
+        <w:rPr>
+          <w:rStyle w:val="AttributeTok"/>
+        </w:rPr>
+        <w:t xml:space="preserve">-a</w:t>
+      </w:r>
+      <w:r>
+        <w:rPr>
+          <w:rStyle w:val="NormalTok"/>
+        </w:rPr>
+        <w:t xml:space="preserve"> PRVJ </w:t>
+      </w:r>
+      <w:r>
+        <w:rPr>
+          <w:rStyle w:val="AttributeTok"/>
+        </w:rPr>
+        <w:t xml:space="preserve">--payload-width</w:t>
       </w:r>
       <w:r>
         <w:rPr>
@@ -2788,7 +2438,234 @@
         <w:rPr>
           <w:rStyle w:val="NormalTok"/>
         </w:rPr>
-        <w:t xml:space="preserve"> PS.PK;</w:t>
+        <w:t xml:space="preserve">4</w:t>
+      </w:r>
+      <w:r>
+        <w:br/>
+      </w:r>
+      <w:r>
+        <w:rPr>
+          <w:rStyle w:val="ExtensionTok"/>
+        </w:rPr>
+        <w:t xml:space="preserve">./src/mchashjoins</w:t>
+      </w:r>
+      <w:r>
+        <w:rPr>
+          <w:rStyle w:val="NormalTok"/>
+        </w:rPr>
+        <w:t xml:space="preserve"> </w:t>
+      </w:r>
+      <w:r>
+        <w:rPr>
+          <w:rStyle w:val="AttributeTok"/>
+        </w:rPr>
+        <w:t xml:space="preserve">--starjoin</w:t>
+      </w:r>
+      <w:r>
+        <w:rPr>
+          <w:rStyle w:val="OperatorTok"/>
+        </w:rPr>
+        <w:t xml:space="preserve">=</w:t>
+      </w:r>
+      <w:r>
+        <w:rPr>
+          <w:rStyle w:val="NormalTok"/>
+        </w:rPr>
+        <w:t xml:space="preserve">npo </w:t>
+      </w:r>
+      <w:r>
+        <w:rPr>
+          <w:rStyle w:val="AttributeTok"/>
+        </w:rPr>
+        <w:t xml:space="preserve">--sf</w:t>
+      </w:r>
+      <w:r>
+        <w:rPr>
+          <w:rStyle w:val="OperatorTok"/>
+        </w:rPr>
+        <w:t xml:space="preserve">=</w:t>
+      </w:r>
+      <w:r>
+        <w:rPr>
+          <w:rStyle w:val="NormalTok"/>
+        </w:rPr>
+        <w:t xml:space="preserve">100 </w:t>
+      </w:r>
+      <w:r>
+        <w:rPr>
+          <w:rStyle w:val="AttributeTok"/>
+        </w:rPr>
+        <w:t xml:space="preserve">-n</w:t>
+      </w:r>
+      <w:r>
+        <w:rPr>
+          <w:rStyle w:val="NormalTok"/>
+        </w:rPr>
+        <w:t xml:space="preserve"> 64</w:t>
+      </w:r>
+      <w:r>
+        <w:br/>
+      </w:r>
+      <w:r>
+        <w:rPr>
+          <w:rStyle w:val="ExtensionTok"/>
+        </w:rPr>
+        <w:t xml:space="preserve">./src/mchashjoins</w:t>
+      </w:r>
+      <w:r>
+        <w:rPr>
+          <w:rStyle w:val="NormalTok"/>
+        </w:rPr>
+        <w:t xml:space="preserve"> </w:t>
+      </w:r>
+      <w:r>
+        <w:rPr>
+          <w:rStyle w:val="AttributeTok"/>
+        </w:rPr>
+        <w:t xml:space="preserve">--starjoin</w:t>
+      </w:r>
+      <w:r>
+        <w:rPr>
+          <w:rStyle w:val="OperatorTok"/>
+        </w:rPr>
+        <w:t xml:space="preserve">=</w:t>
+      </w:r>
+      <w:r>
+        <w:rPr>
+          <w:rStyle w:val="NormalTok"/>
+        </w:rPr>
+        <w:t xml:space="preserve">pro </w:t>
+      </w:r>
+      <w:r>
+        <w:rPr>
+          <w:rStyle w:val="AttributeTok"/>
+        </w:rPr>
+        <w:t xml:space="preserve">--sf</w:t>
+      </w:r>
+      <w:r>
+        <w:rPr>
+          <w:rStyle w:val="OperatorTok"/>
+        </w:rPr>
+        <w:t xml:space="preserve">=</w:t>
+      </w:r>
+      <w:r>
+        <w:rPr>
+          <w:rStyle w:val="NormalTok"/>
+        </w:rPr>
+        <w:t xml:space="preserve">100 </w:t>
+      </w:r>
+      <w:r>
+        <w:rPr>
+          <w:rStyle w:val="AttributeTok"/>
+        </w:rPr>
+        <w:t xml:space="preserve">-n</w:t>
+      </w:r>
+      <w:r>
+        <w:rPr>
+          <w:rStyle w:val="NormalTok"/>
+        </w:rPr>
+        <w:t xml:space="preserve"> 64</w:t>
+      </w:r>
+      <w:r>
+        <w:br/>
+      </w:r>
+      <w:r>
+        <w:rPr>
+          <w:rStyle w:val="ExtensionTok"/>
+        </w:rPr>
+        <w:t xml:space="preserve">./src/mchashjoins</w:t>
+      </w:r>
+      <w:r>
+        <w:rPr>
+          <w:rStyle w:val="NormalTok"/>
+        </w:rPr>
+        <w:t xml:space="preserve"> </w:t>
+      </w:r>
+      <w:r>
+        <w:rPr>
+          <w:rStyle w:val="AttributeTok"/>
+        </w:rPr>
+        <w:t xml:space="preserve">--starjoin</w:t>
+      </w:r>
+      <w:r>
+        <w:rPr>
+          <w:rStyle w:val="OperatorTok"/>
+        </w:rPr>
+        <w:t xml:space="preserve">=</w:t>
+      </w:r>
+      <w:r>
+        <w:rPr>
+          <w:rStyle w:val="NormalTok"/>
+        </w:rPr>
+        <w:t xml:space="preserve">vj  </w:t>
+      </w:r>
+      <w:r>
+        <w:rPr>
+          <w:rStyle w:val="AttributeTok"/>
+        </w:rPr>
+        <w:t xml:space="preserve">--sf</w:t>
+      </w:r>
+      <w:r>
+        <w:rPr>
+          <w:rStyle w:val="OperatorTok"/>
+        </w:rPr>
+        <w:t xml:space="preserve">=</w:t>
+      </w:r>
+      <w:r>
+        <w:rPr>
+          <w:rStyle w:val="NormalTok"/>
+        </w:rPr>
+        <w:t xml:space="preserve">100 </w:t>
+      </w:r>
+      <w:r>
+        <w:rPr>
+          <w:rStyle w:val="AttributeTok"/>
+        </w:rPr>
+        <w:t xml:space="preserve">-n</w:t>
+      </w:r>
+      <w:r>
+        <w:rPr>
+          <w:rStyle w:val="NormalTok"/>
+        </w:rPr>
+        <w:t xml:space="preserve"> 64 </w:t>
+      </w:r>
+      <w:r>
+        <w:rPr>
+          <w:rStyle w:val="AttributeTok"/>
+        </w:rPr>
+        <w:t xml:space="preserve">--payload-width</w:t>
+      </w:r>
+      <w:r>
+        <w:rPr>
+          <w:rStyle w:val="OperatorTok"/>
+        </w:rPr>
+        <w:t xml:space="preserve">=</w:t>
+      </w:r>
+      <w:r>
+        <w:rPr>
+          <w:rStyle w:val="NormalTok"/>
+        </w:rPr>
+        <w:t xml:space="preserve">1</w:t>
+      </w:r>
+    </w:p>
+    <w:bookmarkEnd w:id="28"/>
+    <w:bookmarkEnd w:id="29"/>
+    <w:bookmarkStart w:id="34" w:name="前期综合对比测试修订"/>
+    <w:p>
+      <w:pPr>
+        <w:pStyle w:val="Heading2"/>
+      </w:pPr>
+      <w:r>
+        <w:t xml:space="preserve">3 前期综合对比测试修订</w:t>
+      </w:r>
+    </w:p>
+    <w:bookmarkStart w:id="30" w:name="实验设计"/>
+    <w:p>
+      <w:pPr>
+        <w:pStyle w:val="Heading3"/>
+      </w:pPr>
+      <w:r>
+        <w:t xml:space="preserve">3.1 实验设计</w:t>
       </w:r>
     </w:p>
     <w:p>
@@ -2796,161 +2673,7 @@
         <w:pStyle w:val="FirstParagraph"/>
       </w:pPr>
       <w:r>
-        <w:t xml:space="preserve">PDF 中表达式结果与</w:t>
-      </w:r>
-      <w:r>
-        <w:t xml:space="preserve">“</w:t>
-      </w:r>
-      <w:r>
-        <w:t xml:space="preserve">结果等于记录数</w:t>
-      </w:r>
-      <w:r>
-        <w:t xml:space="preserve">”</w:t>
-      </w:r>
-      <w:r>
-        <w:t xml:space="preserve">的文字说明存在矛盾。按表达式和常量 O=3、L=1、PS=1，每行贡献为 3。因此实验使用</w:t>
-      </w:r>
-      <w:r>
-        <w:t xml:space="preserve"> </w:t>
-      </w:r>
-      <w:r>
-        <w:rPr>
-          <w:rStyle w:val="VerbatimChar"/>
-        </w:rPr>
-        <w:t xml:space="preserve">matches</w:t>
-      </w:r>
-      <w:r>
-        <w:t xml:space="preserve"> </w:t>
-      </w:r>
-      <w:r>
-        <w:t xml:space="preserve">验证连接基数，用</w:t>
-      </w:r>
-      <w:r>
-        <w:t xml:space="preserve"> </w:t>
-      </w:r>
-      <w:r>
-        <w:rPr>
-          <w:rStyle w:val="VerbatimChar"/>
-        </w:rPr>
-        <w:t xml:space="preserve">aggregate_sum</w:t>
-      </w:r>
-      <w:r>
-        <w:t xml:space="preserve"> </w:t>
-      </w:r>
-      <w:r>
-        <w:t xml:space="preserve">验证表达式计算。</w:t>
-      </w:r>
-    </w:p>
-    <w:bookmarkEnd w:id="29"/>
-    <w:bookmarkStart w:id="30" w:name="实现方式"/>
-    <w:p>
-      <w:pPr>
-        <w:pStyle w:val="Heading3"/>
-      </w:pPr>
-      <w:r>
-        <w:t xml:space="preserve">6.2 实现方式</w:t>
-      </w:r>
-    </w:p>
-    <w:p>
-      <w:pPr>
-        <w:pStyle w:val="FirstParagraph"/>
-      </w:pPr>
-      <w:r>
-        <w:t xml:space="preserve">NPO star join 先为 O 和 PS 构建 hash table，然后扫描 L 表并依次 probe 两个维表。它不物化中间表，逻辑简单，但每行需要两次 hash probe。</w:t>
-      </w:r>
-    </w:p>
-    <w:p>
-      <w:pPr>
-        <w:pStyle w:val="BodyText"/>
-      </w:pPr>
-      <w:r>
-        <w:t xml:space="preserve">PRO star join 使用分区和物化策略。它可以改善局部性，但 L 与 O/PS 的连接结果规模等于 L 表规模，物化中间结果会显著增加空间开销。</w:t>
-      </w:r>
-    </w:p>
-    <w:p>
-      <w:pPr>
-        <w:pStyle w:val="BodyText"/>
-      </w:pPr>
-      <w:r>
-        <w:t xml:space="preserve">VJ star join 利用 O 和 PS 的连续主键性质，为维表建立 vector index。扫描 L 表时，外键可以直接作为数组下标访问维表 payload，避免 hash 计算、链式访问和冲突处理。</w:t>
-      </w:r>
-    </w:p>
-    <w:bookmarkEnd w:id="30"/>
-    <w:bookmarkStart w:id="31" w:name="sf100-主结果"/>
-    <w:p>
-      <w:pPr>
-        <w:pStyle w:val="Heading3"/>
-      </w:pPr>
-      <w:r>
-        <w:t xml:space="preserve">6.3</w:t>
-      </w:r>
-      <w:r>
-        <w:t xml:space="preserve"> </w:t>
-      </w:r>
-      <w:r>
-        <w:rPr>
-          <w:rStyle w:val="VerbatimChar"/>
-        </w:rPr>
-        <w:t xml:space="preserve">sf=100</w:t>
-      </w:r>
-      <w:r>
-        <w:t xml:space="preserve"> </w:t>
-      </w:r>
-      <w:r>
-        <w:t xml:space="preserve">主结果</w:t>
-      </w:r>
-    </w:p>
-    <w:p>
-      <w:pPr>
-        <w:pStyle w:val="FirstParagraph"/>
-      </w:pPr>
-      <w:r>
-        <w:t xml:space="preserve">正式实验使用</w:t>
-      </w:r>
-      <w:r>
-        <w:t xml:space="preserve"> </w:t>
-      </w:r>
-      <w:r>
-        <w:rPr>
-          <w:rStyle w:val="VerbatimChar"/>
-        </w:rPr>
-        <w:t xml:space="preserve">sf=100</w:t>
-      </w:r>
-      <w:r>
-        <w:t xml:space="preserve">、64 线程、VJ</w:t>
-      </w:r>
-      <w:r>
-        <w:t xml:space="preserve"> </w:t>
-      </w:r>
-      <w:r>
-        <w:rPr>
-          <w:rStyle w:val="VerbatimChar"/>
-        </w:rPr>
-        <w:t xml:space="preserve">payload_width=1</w:t>
-      </w:r>
-      <w:r>
-        <w:t xml:space="preserve">。三种模式均输出</w:t>
-      </w:r>
-      <w:r>
-        <w:t xml:space="preserve"> </w:t>
-      </w:r>
-      <w:r>
-        <w:rPr>
-          <w:rStyle w:val="VerbatimChar"/>
-        </w:rPr>
-        <w:t xml:space="preserve">matches=600000000</w:t>
-      </w:r>
-      <w:r>
-        <w:t xml:space="preserve">、</w:t>
-      </w:r>
-      <w:r>
-        <w:rPr>
-          <w:rStyle w:val="VerbatimChar"/>
-        </w:rPr>
-        <w:t xml:space="preserve">aggregate_sum=1800000000</w:t>
-      </w:r>
-      <w:r>
-        <w:t xml:space="preserve">。</w:t>
+        <w:t xml:space="preserve">前期报告中按照老师要求做 full sweep 综合对比。最终版继续保留这一设计，并在期末扩展到 VJ/PRVJ。</w:t>
       </w:r>
     </w:p>
     <w:tbl>
@@ -2968,40 +2691,18 @@
               <w:jc w:val="left"/>
             </w:pPr>
             <w:r>
-              <w:t xml:space="preserve">mode</w:t>
-            </w:r>
-          </w:p>
-        </w:tc>
-        <w:tc>
-          <w:p>
-            <w:pPr>
-              <w:pStyle w:val="Compact"/>
-              <w:jc w:val="right"/>
-            </w:pPr>
-            <w:r>
-              <w:t xml:space="preserve">threads</w:t>
-            </w:r>
-          </w:p>
-        </w:tc>
-        <w:tc>
-          <w:p>
-            <w:pPr>
-              <w:pStyle w:val="Compact"/>
-              <w:jc w:val="right"/>
-            </w:pPr>
-            <w:r>
-              <w:t xml:space="preserve">time ms</w:t>
-            </w:r>
-          </w:p>
-        </w:tc>
-        <w:tc>
-          <w:p>
-            <w:pPr>
-              <w:pStyle w:val="Compact"/>
-              <w:jc w:val="right"/>
-            </w:pPr>
-            <w:r>
-              <w:t xml:space="preserve">aux/input</w:t>
+              <w:t xml:space="preserve">项目</w:t>
+            </w:r>
+          </w:p>
+        </w:tc>
+        <w:tc>
+          <w:p>
+            <w:pPr>
+              <w:pStyle w:val="Compact"/>
+              <w:jc w:val="left"/>
+            </w:pPr>
+            <w:r>
+              <w:t xml:space="preserve">取值</w:t>
             </w:r>
           </w:p>
         </w:tc>
@@ -3014,230 +2715,36 @@
               <w:jc w:val="left"/>
             </w:pPr>
             <w:r>
-              <w:t xml:space="preserve">npo</w:t>
-            </w:r>
-          </w:p>
-        </w:tc>
-        <w:tc>
-          <w:p>
-            <w:pPr>
-              <w:pStyle w:val="Compact"/>
-              <w:jc w:val="right"/>
-            </w:pPr>
-            <w:r>
-              <w:t xml:space="preserve">64</w:t>
-            </w:r>
-          </w:p>
-        </w:tc>
-        <w:tc>
-          <w:p>
-            <w:pPr>
-              <w:pStyle w:val="Compact"/>
-              <w:jc w:val="right"/>
-            </w:pPr>
-            <w:r>
-              <w:t xml:space="preserve">15552.289</w:t>
-            </w:r>
-          </w:p>
-        </w:tc>
-        <w:tc>
-          <w:p>
-            <w:pPr>
-              <w:pStyle w:val="Compact"/>
-              <w:jc w:val="right"/>
-            </w:pPr>
-            <w:r>
-              <w:t xml:space="preserve">1.455</w:t>
-            </w:r>
-          </w:p>
-        </w:tc>
-      </w:tr>
-      <w:tr>
-        <w:tc>
-          <w:p>
-            <w:pPr>
-              <w:pStyle w:val="Compact"/>
-              <w:jc w:val="left"/>
-            </w:pPr>
-            <w:r>
-              <w:t xml:space="preserve">pro</w:t>
-            </w:r>
-          </w:p>
-        </w:tc>
-        <w:tc>
-          <w:p>
-            <w:pPr>
-              <w:pStyle w:val="Compact"/>
-              <w:jc w:val="right"/>
-            </w:pPr>
-            <w:r>
-              <w:t xml:space="preserve">64</w:t>
-            </w:r>
-          </w:p>
-        </w:tc>
-        <w:tc>
-          <w:p>
-            <w:pPr>
-              <w:pStyle w:val="Compact"/>
-              <w:jc w:val="right"/>
-            </w:pPr>
-            <w:r>
-              <w:t xml:space="preserve">17355.132</w:t>
-            </w:r>
-          </w:p>
-        </w:tc>
-        <w:tc>
-          <w:p>
-            <w:pPr>
-              <w:pStyle w:val="Compact"/>
-              <w:jc w:val="right"/>
-            </w:pPr>
-            <w:r>
-              <w:t xml:space="preserve">2.178</w:t>
-            </w:r>
-          </w:p>
-        </w:tc>
-      </w:tr>
-      <w:tr>
-        <w:tc>
-          <w:p>
-            <w:pPr>
-              <w:pStyle w:val="Compact"/>
-              <w:jc w:val="left"/>
-            </w:pPr>
-            <w:r>
-              <w:t xml:space="preserve">vj</w:t>
-            </w:r>
-          </w:p>
-        </w:tc>
-        <w:tc>
-          <w:p>
-            <w:pPr>
-              <w:pStyle w:val="Compact"/>
-              <w:jc w:val="right"/>
-            </w:pPr>
-            <w:r>
-              <w:t xml:space="preserve">64</w:t>
-            </w:r>
-          </w:p>
-        </w:tc>
-        <w:tc>
-          <w:p>
-            <w:pPr>
-              <w:pStyle w:val="Compact"/>
-              <w:jc w:val="right"/>
-            </w:pPr>
-            <w:r>
-              <w:t xml:space="preserve">3645.527</w:t>
-            </w:r>
-          </w:p>
-        </w:tc>
-        <w:tc>
-          <w:p>
-            <w:pPr>
-              <w:pStyle w:val="Compact"/>
-              <w:jc w:val="right"/>
-            </w:pPr>
-            <w:r>
-              <w:t xml:space="preserve">0.069</w:t>
-            </w:r>
-          </w:p>
-        </w:tc>
-      </w:tr>
-    </w:tbl>
-    <w:p>
-      <w:pPr>
-        <w:pStyle w:val="BodyText"/>
-      </w:pPr>
-      <w:r>
-        <w:t xml:space="preserve">VJ 比 NPO 快约 4.27 倍，比 PRO 快约 4.76 倍。空间上，VJ 辅助空间约为输入的 6.9%，显著低于 NPO 和 PRO。</w:t>
-      </w:r>
-    </w:p>
-    <w:bookmarkEnd w:id="31"/>
-    <w:bookmarkStart w:id="32" w:name="numaprefetch-与-pro-顺序"/>
-    <w:p>
-      <w:pPr>
-        <w:pStyle w:val="Heading3"/>
-      </w:pPr>
-      <w:r>
-        <w:t xml:space="preserve">6.4 NUMA、Prefetch 与 PRO 顺序</w:t>
-      </w:r>
-    </w:p>
-    <w:p>
-      <w:pPr>
-        <w:pStyle w:val="FirstParagraph"/>
-      </w:pPr>
-      <w:r>
-        <w:rPr>
-          <w:rStyle w:val="VerbatimChar"/>
-        </w:rPr>
-        <w:t xml:space="preserve">--basic-numa</w:t>
-      </w:r>
-      <w:r>
-        <w:t xml:space="preserve"> </w:t>
-      </w:r>
-      <w:r>
-        <w:t xml:space="preserve">在 star join 上没有带来收益：</w:t>
-      </w:r>
-    </w:p>
-    <w:tbl>
-      <w:tblPr>
-        <w:tblStyle w:val="Table"/>
-        <w:tblW w:type="pct" w:w="0.0"/>
-        <w:tblLook w:firstRow="1" w:lastRow="0" w:firstColumn="0" w:lastColumn="0" w:noHBand="0" w:noVBand="0" w:val="0020"/>
-      </w:tblPr>
-      <w:tblGrid/>
-      <w:tr>
-        <w:tc>
-          <w:p>
-            <w:pPr>
-              <w:pStyle w:val="Compact"/>
-              <w:jc w:val="left"/>
-            </w:pPr>
-            <w:r>
-              <w:t xml:space="preserve">mode</w:t>
-            </w:r>
-          </w:p>
-        </w:tc>
-        <w:tc>
-          <w:p>
-            <w:pPr>
-              <w:pStyle w:val="Compact"/>
-              <w:jc w:val="right"/>
-            </w:pPr>
-            <w:r>
-              <w:t xml:space="preserve">non-NUMA ms</w:t>
-            </w:r>
-          </w:p>
-        </w:tc>
-        <w:tc>
-          <w:p>
-            <w:pPr>
-              <w:pStyle w:val="Compact"/>
-              <w:jc w:val="right"/>
-            </w:pPr>
+              <w:t xml:space="preserve">固定探测表</w:t>
+            </w:r>
+            <w:r>
+              <w:t xml:space="preserve"> </w:t>
+            </w:r>
             <w:r>
               <w:rPr>
                 <w:rStyle w:val="VerbatimChar"/>
               </w:rPr>
-              <w:t xml:space="preserve">--basic-numa</w:t>
+              <w:t xml:space="preserve">|S|</w:t>
+            </w:r>
+          </w:p>
+        </w:tc>
+        <w:tc>
+          <w:p>
+            <w:pPr>
+              <w:pStyle w:val="Compact"/>
+              <w:jc w:val="left"/>
+            </w:pPr>
+            <w:r>
+              <w:rPr>
+                <w:rStyle w:val="VerbatimChar"/>
+              </w:rPr>
+              <w:t xml:space="preserve">2^30</w:t>
             </w:r>
             <w:r>
               <w:t xml:space="preserve"> </w:t>
             </w:r>
             <w:r>
-              <w:t xml:space="preserve">ms</w:t>
-            </w:r>
-          </w:p>
-        </w:tc>
-        <w:tc>
-          <w:p>
-            <w:pPr>
-              <w:pStyle w:val="Compact"/>
-              <w:jc w:val="right"/>
-            </w:pPr>
-            <w:r>
-              <w:t xml:space="preserve">变化</w:t>
+              <w:t xml:space="preserve">tuples</w:t>
             </w:r>
           </w:p>
         </w:tc>
@@ -3250,40 +2757,33 @@
               <w:jc w:val="left"/>
             </w:pPr>
             <w:r>
-              <w:t xml:space="preserve">npo</w:t>
-            </w:r>
-          </w:p>
-        </w:tc>
-        <w:tc>
-          <w:p>
-            <w:pPr>
-              <w:pStyle w:val="Compact"/>
-              <w:jc w:val="right"/>
-            </w:pPr>
-            <w:r>
-              <w:t xml:space="preserve">15552.289</w:t>
-            </w:r>
-          </w:p>
-        </w:tc>
-        <w:tc>
-          <w:p>
-            <w:pPr>
-              <w:pStyle w:val="Compact"/>
-              <w:jc w:val="right"/>
-            </w:pPr>
-            <w:r>
-              <w:t xml:space="preserve">16666.803</w:t>
-            </w:r>
-          </w:p>
-        </w:tc>
-        <w:tc>
-          <w:p>
-            <w:pPr>
-              <w:pStyle w:val="Compact"/>
-              <w:jc w:val="right"/>
-            </w:pPr>
-            <w:r>
-              <w:t xml:space="preserve">+7.2%</w:t>
+              <w:t xml:space="preserve">构建表</w:t>
+            </w:r>
+            <w:r>
+              <w:t xml:space="preserve"> </w:t>
+            </w:r>
+            <w:r>
+              <w:rPr>
+                <w:rStyle w:val="VerbatimChar"/>
+              </w:rPr>
+              <w:t xml:space="preserve">|R|</w:t>
+            </w:r>
+          </w:p>
+        </w:tc>
+        <w:tc>
+          <w:p>
+            <w:pPr>
+              <w:pStyle w:val="Compact"/>
+              <w:jc w:val="left"/>
+            </w:pPr>
+            <w:r>
+              <w:rPr>
+                <w:rStyle w:val="VerbatimChar"/>
+              </w:rPr>
+              <w:t xml:space="preserve">2^5 ~ 2^30</w:t>
+            </w:r>
+            <w:r>
+              <w:t xml:space="preserve">，共 26 个点</w:t>
             </w:r>
           </w:p>
         </w:tc>
@@ -3296,40 +2796,18 @@
               <w:jc w:val="left"/>
             </w:pPr>
             <w:r>
-              <w:t xml:space="preserve">pro</w:t>
-            </w:r>
-          </w:p>
-        </w:tc>
-        <w:tc>
-          <w:p>
-            <w:pPr>
-              <w:pStyle w:val="Compact"/>
-              <w:jc w:val="right"/>
-            </w:pPr>
-            <w:r>
-              <w:t xml:space="preserve">17355.132</w:t>
-            </w:r>
-          </w:p>
-        </w:tc>
-        <w:tc>
-          <w:p>
-            <w:pPr>
-              <w:pStyle w:val="Compact"/>
-              <w:jc w:val="right"/>
-            </w:pPr>
-            <w:r>
-              <w:t xml:space="preserve">18066.061</w:t>
-            </w:r>
-          </w:p>
-        </w:tc>
-        <w:tc>
-          <w:p>
-            <w:pPr>
-              <w:pStyle w:val="Compact"/>
-              <w:jc w:val="right"/>
-            </w:pPr>
-            <w:r>
-              <w:t xml:space="preserve">+4.1%</w:t>
+              <w:t xml:space="preserve">哈希连接代表算法</w:t>
+            </w:r>
+          </w:p>
+        </w:tc>
+        <w:tc>
+          <w:p>
+            <w:pPr>
+              <w:pStyle w:val="Compact"/>
+              <w:jc w:val="left"/>
+            </w:pPr>
+            <w:r>
+              <w:t xml:space="preserve">NPO, PRO</w:t>
             </w:r>
           </w:p>
         </w:tc>
@@ -3342,40 +2820,90 @@
               <w:jc w:val="left"/>
             </w:pPr>
             <w:r>
-              <w:t xml:space="preserve">vj</w:t>
-            </w:r>
-          </w:p>
-        </w:tc>
-        <w:tc>
-          <w:p>
-            <w:pPr>
-              <w:pStyle w:val="Compact"/>
-              <w:jc w:val="right"/>
-            </w:pPr>
-            <w:r>
-              <w:t xml:space="preserve">3645.527</w:t>
-            </w:r>
-          </w:p>
-        </w:tc>
-        <w:tc>
-          <w:p>
-            <w:pPr>
-              <w:pStyle w:val="Compact"/>
-              <w:jc w:val="right"/>
-            </w:pPr>
-            <w:r>
-              <w:t xml:space="preserve">4354.036</w:t>
-            </w:r>
-          </w:p>
-        </w:tc>
-        <w:tc>
-          <w:p>
-            <w:pPr>
-              <w:pStyle w:val="Compact"/>
-              <w:jc w:val="right"/>
-            </w:pPr>
-            <w:r>
-              <w:t xml:space="preserve">+19.4%</w:t>
+              <w:t xml:space="preserve">排序归并代表算法</w:t>
+            </w:r>
+          </w:p>
+        </w:tc>
+        <w:tc>
+          <w:p>
+            <w:pPr>
+              <w:pStyle w:val="Compact"/>
+              <w:jc w:val="left"/>
+            </w:pPr>
+            <w:r>
+              <w:t xml:space="preserve">sort-merge</w:t>
+            </w:r>
+          </w:p>
+        </w:tc>
+      </w:tr>
+      <w:tr>
+        <w:tc>
+          <w:p>
+            <w:pPr>
+              <w:pStyle w:val="Compact"/>
+              <w:jc w:val="left"/>
+            </w:pPr>
+            <w:r>
+              <w:t xml:space="preserve">扩展算法</w:t>
+            </w:r>
+          </w:p>
+        </w:tc>
+        <w:tc>
+          <w:p>
+            <w:pPr>
+              <w:pStyle w:val="Compact"/>
+              <w:jc w:val="left"/>
+            </w:pPr>
+            <w:r>
+              <w:t xml:space="preserve">VJ-1B, VJ-2B, VJ-4B, PRVJ-4B</w:t>
+            </w:r>
+          </w:p>
+        </w:tc>
+      </w:tr>
+      <w:tr>
+        <w:tc>
+          <w:p>
+            <w:pPr>
+              <w:pStyle w:val="Compact"/>
+              <w:jc w:val="left"/>
+            </w:pPr>
+            <w:r>
+              <w:t xml:space="preserve">性能指标</w:t>
+            </w:r>
+          </w:p>
+        </w:tc>
+        <w:tc>
+          <w:p>
+            <w:pPr>
+              <w:pStyle w:val="Compact"/>
+              <w:jc w:val="left"/>
+            </w:pPr>
+            <w:r>
+              <w:t xml:space="preserve">吞吐率 MTuples/s</w:t>
+            </w:r>
+          </w:p>
+        </w:tc>
+      </w:tr>
+      <w:tr>
+        <w:tc>
+          <w:p>
+            <w:pPr>
+              <w:pStyle w:val="Compact"/>
+              <w:jc w:val="left"/>
+            </w:pPr>
+            <w:r>
+              <w:t xml:space="preserve">空间指标</w:t>
+            </w:r>
+          </w:p>
+        </w:tc>
+        <w:tc>
+          <w:p>
+            <w:pPr>
+              <w:pStyle w:val="Compact"/>
+              <w:jc w:val="left"/>
+            </w:pPr>
+            <w:r>
+              <w:t xml:space="preserve">extra space / input</w:t>
             </w:r>
           </w:p>
         </w:tc>
@@ -3386,510 +2914,147 @@
         <w:pStyle w:val="BodyText"/>
       </w:pPr>
       <w:r>
-        <w:t xml:space="preserve">原因是 star join 的维表结构会被所有线程共享访问，简单按线程本地分配并不能保证 probe 阶段都是本地访问，反而可能增加初始化和跨 socket 访问成本。</w:t>
-      </w:r>
-    </w:p>
-    <w:p>
-      <w:pPr>
-        <w:pStyle w:val="BodyText"/>
-      </w:pPr>
-      <w:r>
-        <w:t xml:space="preserve">prefetch distance 对 VJ 有小幅收益：</w:t>
-      </w:r>
-    </w:p>
-    <w:tbl>
-      <w:tblPr>
-        <w:tblStyle w:val="Table"/>
-        <w:tblW w:type="pct" w:w="0.0"/>
-        <w:tblLook w:firstRow="1" w:lastRow="0" w:firstColumn="0" w:lastColumn="0" w:noHBand="0" w:noVBand="0" w:val="0020"/>
-      </w:tblPr>
-      <w:tblGrid/>
-      <w:tr>
-        <w:tc>
-          <w:p>
-            <w:pPr>
-              <w:pStyle w:val="Compact"/>
-              <w:jc w:val="right"/>
-            </w:pPr>
-            <w:r>
-              <w:t xml:space="preserve">prefetch distance</w:t>
-            </w:r>
-          </w:p>
-        </w:tc>
-        <w:tc>
-          <w:p>
-            <w:pPr>
-              <w:pStyle w:val="Compact"/>
-              <w:jc w:val="right"/>
-            </w:pPr>
-            <w:r>
-              <w:t xml:space="preserve">npo ms</w:t>
-            </w:r>
-          </w:p>
-        </w:tc>
-        <w:tc>
-          <w:p>
-            <w:pPr>
-              <w:pStyle w:val="Compact"/>
-              <w:jc w:val="right"/>
-            </w:pPr>
-            <w:r>
-              <w:t xml:space="preserve">vj ms</w:t>
-            </w:r>
-          </w:p>
-        </w:tc>
-      </w:tr>
-      <w:tr>
-        <w:tc>
-          <w:p>
-            <w:pPr>
-              <w:pStyle w:val="Compact"/>
-              <w:jc w:val="right"/>
-            </w:pPr>
-            <w:r>
-              <w:t xml:space="preserve">0</w:t>
-            </w:r>
-          </w:p>
-        </w:tc>
-        <w:tc>
-          <w:p>
-            <w:pPr>
-              <w:pStyle w:val="Compact"/>
-              <w:jc w:val="right"/>
-            </w:pPr>
-            <w:r>
-              <w:t xml:space="preserve">15623.447</w:t>
-            </w:r>
-          </w:p>
-        </w:tc>
-        <w:tc>
-          <w:p>
-            <w:pPr>
-              <w:pStyle w:val="Compact"/>
-              <w:jc w:val="right"/>
-            </w:pPr>
-            <w:r>
-              <w:t xml:space="preserve">3729.132</w:t>
-            </w:r>
-          </w:p>
-        </w:tc>
-      </w:tr>
-      <w:tr>
-        <w:tc>
-          <w:p>
-            <w:pPr>
-              <w:pStyle w:val="Compact"/>
-              <w:jc w:val="right"/>
-            </w:pPr>
-            <w:r>
-              <w:t xml:space="preserve">8</w:t>
-            </w:r>
-          </w:p>
-        </w:tc>
-        <w:tc>
-          <w:p>
-            <w:pPr>
-              <w:pStyle w:val="Compact"/>
-              <w:jc w:val="right"/>
-            </w:pPr>
-            <w:r>
-              <w:t xml:space="preserve">15206.068</w:t>
-            </w:r>
-          </w:p>
-        </w:tc>
-        <w:tc>
-          <w:p>
-            <w:pPr>
-              <w:pStyle w:val="Compact"/>
-              <w:jc w:val="right"/>
-            </w:pPr>
-            <w:r>
-              <w:t xml:space="preserve">3602.398</w:t>
-            </w:r>
-          </w:p>
-        </w:tc>
-      </w:tr>
-      <w:tr>
-        <w:tc>
-          <w:p>
-            <w:pPr>
-              <w:pStyle w:val="Compact"/>
-              <w:jc w:val="right"/>
-            </w:pPr>
-            <w:r>
-              <w:t xml:space="preserve">32</w:t>
-            </w:r>
-          </w:p>
-        </w:tc>
-        <w:tc>
-          <w:p>
-            <w:pPr>
-              <w:pStyle w:val="Compact"/>
-              <w:jc w:val="right"/>
-            </w:pPr>
-            <w:r>
-              <w:t xml:space="preserve">15187.158</w:t>
-            </w:r>
-          </w:p>
-        </w:tc>
-        <w:tc>
-          <w:p>
-            <w:pPr>
-              <w:pStyle w:val="Compact"/>
-              <w:jc w:val="right"/>
-            </w:pPr>
-            <w:r>
-              <w:t xml:space="preserve">3441.220</w:t>
-            </w:r>
-          </w:p>
-        </w:tc>
-      </w:tr>
-    </w:tbl>
-    <w:p>
-      <w:pPr>
-        <w:pStyle w:val="BodyText"/>
-      </w:pPr>
-      <w:r>
-        <w:t xml:space="preserve">PRO 两种物化顺序都正确，order 0 略快：</w:t>
-      </w:r>
-    </w:p>
-    <w:tbl>
-      <w:tblPr>
-        <w:tblStyle w:val="Table"/>
-        <w:tblW w:type="pct" w:w="0.0"/>
-        <w:tblLook w:firstRow="1" w:lastRow="0" w:firstColumn="0" w:lastColumn="0" w:noHBand="0" w:noVBand="0" w:val="0020"/>
-      </w:tblPr>
-      <w:tblGrid/>
-      <w:tr>
-        <w:tc>
-          <w:p>
-            <w:pPr>
-              <w:pStyle w:val="Compact"/>
-              <w:jc w:val="right"/>
-            </w:pPr>
-            <w:r>
-              <w:t xml:space="preserve">pro order</w:t>
-            </w:r>
-          </w:p>
-        </w:tc>
-        <w:tc>
-          <w:p>
-            <w:pPr>
-              <w:pStyle w:val="Compact"/>
-              <w:jc w:val="right"/>
-            </w:pPr>
-            <w:r>
-              <w:t xml:space="preserve">time ms</w:t>
-            </w:r>
-          </w:p>
-        </w:tc>
-        <w:tc>
-          <w:p>
-            <w:pPr>
-              <w:pStyle w:val="Compact"/>
-              <w:jc w:val="right"/>
-            </w:pPr>
-            <w:r>
-              <w:t xml:space="preserve">matches</w:t>
-            </w:r>
-          </w:p>
-        </w:tc>
-      </w:tr>
-      <w:tr>
-        <w:tc>
-          <w:p>
-            <w:pPr>
-              <w:pStyle w:val="Compact"/>
-              <w:jc w:val="right"/>
-            </w:pPr>
-            <w:r>
-              <w:t xml:space="preserve">0</w:t>
-            </w:r>
-          </w:p>
-        </w:tc>
-        <w:tc>
-          <w:p>
-            <w:pPr>
-              <w:pStyle w:val="Compact"/>
-              <w:jc w:val="right"/>
-            </w:pPr>
-            <w:r>
-              <w:t xml:space="preserve">17205.709</w:t>
-            </w:r>
-          </w:p>
-        </w:tc>
-        <w:tc>
-          <w:p>
-            <w:pPr>
-              <w:pStyle w:val="Compact"/>
-              <w:jc w:val="right"/>
-            </w:pPr>
-            <w:r>
-              <w:t xml:space="preserve">600000000</w:t>
-            </w:r>
-          </w:p>
-        </w:tc>
-      </w:tr>
-      <w:tr>
-        <w:tc>
-          <w:p>
-            <w:pPr>
-              <w:pStyle w:val="Compact"/>
-              <w:jc w:val="right"/>
-            </w:pPr>
-            <w:r>
-              <w:t xml:space="preserve">1</w:t>
-            </w:r>
-          </w:p>
-        </w:tc>
-        <w:tc>
-          <w:p>
-            <w:pPr>
-              <w:pStyle w:val="Compact"/>
-              <w:jc w:val="right"/>
-            </w:pPr>
-            <w:r>
-              <w:t xml:space="preserve">17613.673</w:t>
-            </w:r>
-          </w:p>
-        </w:tc>
-        <w:tc>
-          <w:p>
-            <w:pPr>
-              <w:pStyle w:val="Compact"/>
-              <w:jc w:val="right"/>
-            </w:pPr>
-            <w:r>
-              <w:t xml:space="preserve">600000000</w:t>
-            </w:r>
-          </w:p>
-        </w:tc>
-      </w:tr>
-    </w:tbl>
-    <w:p>
-      <w:pPr>
-        <w:pStyle w:val="BodyText"/>
-      </w:pPr>
-      <w:r>
-        <w:t xml:space="preserve">期中实验的结论是：在维表主键连续、key range 可控的 star join 中，VJ 的数组访问模型明显优于 hash table 和物化分区方案。但这个结论也留下一个问题：如果 key range 继续扩大，vector index 工作集超过 cache/TLB 覆盖能力，VJ 是否还能保持优势。这正是期末实验继续研究的问题。</w:t>
-      </w:r>
-    </w:p>
-    <w:bookmarkEnd w:id="32"/>
-    <w:bookmarkEnd w:id="33"/>
-    <w:bookmarkStart w:id="34" w:name="从期中实验到期末实验"/>
-    <w:p>
-      <w:pPr>
-        <w:pStyle w:val="Heading2"/>
-      </w:pPr>
-      <w:r>
-        <w:t xml:space="preserve">7. 从期中实验到期末实验</w:t>
-      </w:r>
-    </w:p>
-    <w:p>
-      <w:pPr>
-        <w:pStyle w:val="FirstParagraph"/>
-      </w:pPr>
-      <w:r>
-        <w:t xml:space="preserve">期中结果说明 VJ 在 star join 中效果很好，但这个优势依赖一个前提：vector index 的工作集不能太大。平常实验已经说明内存层次会显著影响连接性能，因此期末实验不再只看一个固定规模点，而是固定</w:t>
-      </w:r>
-      <w:r>
-        <w:t xml:space="preserve"> </w:t>
-      </w:r>
-      <w:r>
-        <w:rPr>
-          <w:rStyle w:val="VerbatimChar"/>
-        </w:rPr>
-        <w:t xml:space="preserve">S</w:t>
-      </w:r>
-      <w:r>
-        <w:t xml:space="preserve"> </w:t>
-      </w:r>
-      <w:r>
-        <w:t xml:space="preserve">表为大表，系统扫描</w:t>
-      </w:r>
-      <w:r>
-        <w:t xml:space="preserve"> </w:t>
-      </w:r>
-      <w:r>
-        <w:rPr>
-          <w:rStyle w:val="VerbatimChar"/>
-        </w:rPr>
-        <w:t xml:space="preserve">R</w:t>
-      </w:r>
-      <w:r>
-        <w:t xml:space="preserve"> </w:t>
-      </w:r>
-      <w:r>
-        <w:t xml:space="preserve">表规模和 key range，观察算法性能随工作集扩大如何变化。</w:t>
-      </w:r>
-    </w:p>
-    <w:p>
-      <w:pPr>
-        <w:pStyle w:val="BodyText"/>
-      </w:pPr>
-      <w:r>
-        <w:t xml:space="preserve">期末阶段的核心问题包括：</w:t>
+        <w:t xml:space="preserve">说明：</w:t>
       </w:r>
     </w:p>
     <w:p>
       <w:pPr>
         <w:numPr>
           <w:ilvl w:val="0"/>
-          <w:numId w:val="1004"/>
+          <w:numId w:val="1010"/>
         </w:numPr>
         <w:pStyle w:val="Compact"/>
       </w:pPr>
       <w:r>
-        <w:t xml:space="preserve">VJ 在小 R 和大 R 下是否都快。</w:t>
+        <w:t xml:space="preserve">前期报告初版只展示 NPO、PRO 和排序归并代表实现。</w:t>
       </w:r>
     </w:p>
     <w:p>
       <w:pPr>
         <w:numPr>
           <w:ilvl w:val="0"/>
-          <w:numId w:val="1004"/>
+          <w:numId w:val="1010"/>
         </w:numPr>
         <w:pStyle w:val="Compact"/>
       </w:pPr>
       <w:r>
-        <w:t xml:space="preserve">payload width 增大后，vector index 空间和 cache miss 如何变化。</w:t>
+        <w:t xml:space="preserve">最终版将期末扩展算法纳入同一张 full sweep 表和图中，避免分散比较。</w:t>
       </w:r>
     </w:p>
     <w:p>
       <w:pPr>
         <w:numPr>
           <w:ilvl w:val="0"/>
-          <w:numId w:val="1004"/>
+          <w:numId w:val="1010"/>
         </w:numPr>
         <w:pStyle w:val="Compact"/>
       </w:pPr>
       <w:r>
-        <w:t xml:space="preserve">PRVJ 是否能通过分区缩小局部工作集。</w:t>
+        <w:t xml:space="preserve">原始 CSV 保存在</w:t>
+      </w:r>
+      <w:r>
+        <w:t xml:space="preserve"> </w:t>
+      </w:r>
+      <w:r>
+        <w:rPr>
+          <w:rStyle w:val="VerbatimChar"/>
+        </w:rPr>
+        <w:t xml:space="preserve">docs/data/final_full_all_s2e30_summary.csv</w:t>
+      </w:r>
+      <w:r>
+        <w:t xml:space="preserve"> </w:t>
+      </w:r>
+      <w:r>
+        <w:t xml:space="preserve">和对应 raw CSV 中。</w:t>
+      </w:r>
+    </w:p>
+    <w:bookmarkEnd w:id="30"/>
+    <w:bookmarkStart w:id="33" w:name="综合性能结果"/>
+    <w:p>
+      <w:pPr>
+        <w:pStyle w:val="Heading3"/>
+      </w:pPr>
+      <w:r>
+        <w:t xml:space="preserve">3.2 综合性能结果</w:t>
+      </w:r>
+    </w:p>
+    <w:p>
+      <w:pPr>
+        <w:pStyle w:val="FirstParagraph"/>
+      </w:pPr>
+      <w:r>
+        <w:t xml:space="preserve">合并后 7 个变体各 26 个点全部为</w:t>
+      </w:r>
+      <w:r>
+        <w:t xml:space="preserve"> </w:t>
+      </w:r>
+      <w:r>
+        <w:rPr>
+          <w:rStyle w:val="VerbatimChar"/>
+        </w:rPr>
+        <w:t xml:space="preserve">OK</w:t>
+      </w:r>
+      <w:r>
+        <w:t xml:space="preserve">：</w:t>
       </w:r>
     </w:p>
     <w:p>
       <w:pPr>
         <w:numPr>
           <w:ilvl w:val="0"/>
-          <w:numId w:val="1004"/>
+          <w:numId w:val="1011"/>
         </w:numPr>
         <w:pStyle w:val="Compact"/>
       </w:pPr>
       <w:r>
-        <w:t xml:space="preserve">PRO、NPO、sort-merge 在大规模点是否更稳定。</w:t>
+        <w:t xml:space="preserve">NPO</w:t>
       </w:r>
     </w:p>
     <w:p>
       <w:pPr>
         <w:numPr>
           <w:ilvl w:val="0"/>
-          <w:numId w:val="1004"/>
+          <w:numId w:val="1011"/>
         </w:numPr>
         <w:pStyle w:val="Compact"/>
       </w:pPr>
       <w:r>
-        <w:t xml:space="preserve">空间开销和吞吐之间如何权衡。</w:t>
-      </w:r>
-    </w:p>
-    <w:bookmarkEnd w:id="34"/>
-    <w:bookmarkStart w:id="37" w:name="期末实验full-sweep"/>
-    <w:p>
-      <w:pPr>
-        <w:pStyle w:val="Heading2"/>
-      </w:pPr>
-      <w:r>
-        <w:t xml:space="preserve">8. 期末实验：Full Sweep</w:t>
-      </w:r>
-    </w:p>
-    <w:p>
-      <w:pPr>
-        <w:pStyle w:val="FirstParagraph"/>
-      </w:pPr>
-      <w:r>
-        <w:t xml:space="preserve">期末主实验固定</w:t>
-      </w:r>
-      <w:r>
-        <w:t xml:space="preserve"> </w:t>
-      </w:r>
-      <w:r>
-        <w:rPr>
-          <w:rStyle w:val="VerbatimChar"/>
-        </w:rPr>
-        <w:t xml:space="preserve">|S|=2^30</w:t>
-      </w:r>
-      <w:r>
-        <w:t xml:space="preserve">，扫描</w:t>
-      </w:r>
-      <w:r>
-        <w:t xml:space="preserve"> </w:t>
-      </w:r>
-      <w:r>
-        <w:rPr>
-          <w:rStyle w:val="VerbatimChar"/>
-        </w:rPr>
-        <w:t xml:space="preserve">|R|=2^5..2^30</w:t>
-      </w:r>
-      <w:r>
-        <w:t xml:space="preserve">。最终覆盖 7 个算法变体：</w:t>
+        <w:t xml:space="preserve">PRO</w:t>
       </w:r>
     </w:p>
     <w:p>
       <w:pPr>
         <w:numPr>
           <w:ilvl w:val="0"/>
-          <w:numId w:val="1005"/>
+          <w:numId w:val="1011"/>
         </w:numPr>
         <w:pStyle w:val="Compact"/>
       </w:pPr>
       <w:r>
-        <w:t xml:space="preserve">NPO</w:t>
+        <w:t xml:space="preserve">sort-merge</w:t>
       </w:r>
     </w:p>
     <w:p>
       <w:pPr>
         <w:numPr>
           <w:ilvl w:val="0"/>
-          <w:numId w:val="1005"/>
+          <w:numId w:val="1011"/>
         </w:numPr>
         <w:pStyle w:val="Compact"/>
       </w:pPr>
       <w:r>
-        <w:t xml:space="preserve">PRO</w:t>
+        <w:t xml:space="preserve">VJ-1B、VJ-2B、VJ-4B</w:t>
       </w:r>
     </w:p>
     <w:p>
       <w:pPr>
         <w:numPr>
           <w:ilvl w:val="0"/>
-          <w:numId w:val="1005"/>
+          <w:numId w:val="1011"/>
         </w:numPr>
         <w:pStyle w:val="Compact"/>
       </w:pPr>
       <w:r>
-        <w:t xml:space="preserve">sort-merge</w:t>
-      </w:r>
-    </w:p>
-    <w:p>
-      <w:pPr>
-        <w:numPr>
-          <w:ilvl w:val="0"/>
-          <w:numId w:val="1005"/>
-        </w:numPr>
-        <w:pStyle w:val="Compact"/>
-      </w:pPr>
-      <w:r>
-        <w:t xml:space="preserve">VJ-1B、VJ-2B、VJ-4B</w:t>
-      </w:r>
-    </w:p>
-    <w:p>
-      <w:pPr>
-        <w:numPr>
-          <w:ilvl w:val="0"/>
-          <w:numId w:val="1005"/>
-        </w:numPr>
-        <w:pStyle w:val="Compact"/>
-      </w:pPr>
-      <w:r>
         <w:t xml:space="preserve">PRVJ-4B</w:t>
       </w:r>
     </w:p>
@@ -3898,39 +3063,7 @@
         <w:pStyle w:val="FirstParagraph"/>
       </w:pPr>
       <w:r>
-        <w:t xml:space="preserve">合并后 7 个变体各 26 个点全部为</w:t>
-      </w:r>
-      <w:r>
-        <w:t xml:space="preserve"> </w:t>
-      </w:r>
-      <w:r>
-        <w:rPr>
-          <w:rStyle w:val="VerbatimChar"/>
-        </w:rPr>
-        <w:t xml:space="preserve">OK</w:t>
-      </w:r>
-      <w:r>
-        <w:t xml:space="preserve">。</w:t>
-      </w:r>
-      <w:r>
-        <w:rPr>
-          <w:rStyle w:val="VerbatimChar"/>
-        </w:rPr>
-        <w:t xml:space="preserve">R=2^5</w:t>
-      </w:r>
-      <w:r>
-        <w:t xml:space="preserve"> </w:t>
-      </w:r>
-      <w:r>
-        <w:t xml:space="preserve">在 64 线程下触发原始生成器极小 R 边界问题，因此该点使用 32 线程补跑；其余 full sweep 点均为 64 线程。</w:t>
-      </w:r>
-    </w:p>
-    <w:p>
-      <w:pPr>
-        <w:pStyle w:val="BodyText"/>
-      </w:pPr>
-      <w:r>
-        <w:t xml:space="preserve">吞吐曲线：</w:t>
+        <w:t xml:space="preserve">吞吐曲线如下：</w:t>
       </w:r>
     </w:p>
     <w:p>
@@ -3953,7 +3086,7 @@
                     </pic:cNvPicPr>
                   </pic:nvPicPr>
                   <pic:blipFill>
-                    <a:blip r:embed="rId35"/>
+                    <a:blip r:embed="rId31"/>
                     <a:stretch>
                       <a:fillRect/>
                     </a:stretch>
@@ -3993,7 +3126,15 @@
         <w:pStyle w:val="BodyText"/>
       </w:pPr>
       <w:r>
-        <w:t xml:space="preserve">空间开销曲线：</w:t>
+        <w:t xml:space="preserve">图 3-1 Full sweep 吞吐率总览</w:t>
+      </w:r>
+    </w:p>
+    <w:p>
+      <w:pPr>
+        <w:pStyle w:val="BodyText"/>
+      </w:pPr>
+      <w:r>
+        <w:t xml:space="preserve">空间开销曲线如下：</w:t>
       </w:r>
     </w:p>
     <w:p>
@@ -4016,7 +3157,7 @@
                     </pic:cNvPicPr>
                   </pic:nvPicPr>
                   <pic:blipFill>
-                    <a:blip r:embed="rId36"/>
+                    <a:blip r:embed="rId32"/>
                     <a:stretch>
                       <a:fillRect/>
                     </a:stretch>
@@ -4056,7 +3197,15 @@
         <w:pStyle w:val="BodyText"/>
       </w:pPr>
       <w:r>
-        <w:t xml:space="preserve">关键吞吐结果如下，单位 MTuples/s：</w:t>
+        <w:t xml:space="preserve">图 3-2 Full sweep 空间开销对比</w:t>
+      </w:r>
+    </w:p>
+    <w:p>
+      <w:pPr>
+        <w:pStyle w:val="BodyText"/>
+      </w:pPr>
+      <w:r>
+        <w:t xml:space="preserve">选取关键点的吞吐率如下，单位 MTuples/s：</w:t>
       </w:r>
     </w:p>
     <w:tbl>
@@ -4612,7 +3761,7 @@
         <w:pStyle w:val="BodyText"/>
       </w:pPr>
       <w:r>
-        <w:t xml:space="preserve">关键空间开销比：</w:t>
+        <w:t xml:space="preserve">关键空间开销比如下：</w:t>
       </w:r>
     </w:p>
     <w:tbl>
@@ -4865,17 +4014,1681 @@
         <w:pStyle w:val="BodyText"/>
       </w:pPr>
       <w:r>
-        <w:t xml:space="preserve">实验结果表明，小 R 下直接 VJ 很快；当 vector working set 超过 L3 后，VJ 性能快速下降；PRVJ 能在大 R 下通过分区显著恢复性能；PRO 在最大规模点表现稳定。</w:t>
+        <w:t xml:space="preserve">结果分析：</w:t>
+      </w:r>
+    </w:p>
+    <w:p>
+      <w:pPr>
+        <w:numPr>
+          <w:ilvl w:val="0"/>
+          <w:numId w:val="1012"/>
+        </w:numPr>
+        <w:pStyle w:val="Compact"/>
+      </w:pPr>
+      <w:r>
+        <w:t xml:space="preserve">小 R 下，NPO 和直接 VJ 的固定开销低，吞吐最高。</w:t>
+      </w:r>
+    </w:p>
+    <w:p>
+      <w:pPr>
+        <w:numPr>
+          <w:ilvl w:val="0"/>
+          <w:numId w:val="1012"/>
+        </w:numPr>
+        <w:pStyle w:val="Compact"/>
+      </w:pPr>
+      <w:r>
+        <w:t xml:space="preserve">PRO 在大 R 下更稳定，说明 radix partition 能有效缓解大 hash table 的随机访存问题。</w:t>
+      </w:r>
+    </w:p>
+    <w:p>
+      <w:pPr>
+        <w:numPr>
+          <w:ilvl w:val="0"/>
+          <w:numId w:val="1012"/>
+        </w:numPr>
+        <w:pStyle w:val="Compact"/>
+      </w:pPr>
+      <w:r>
+        <w:t xml:space="preserve">sort-merge 在本实现中吞吐明显低于 hash/vector 方案，但空间开销可预测。</w:t>
+      </w:r>
+    </w:p>
+    <w:p>
+      <w:pPr>
+        <w:numPr>
+          <w:ilvl w:val="0"/>
+          <w:numId w:val="1012"/>
+        </w:numPr>
+        <w:pStyle w:val="Compact"/>
+      </w:pPr>
+      <w:r>
+        <w:t xml:space="preserve">VJ 在小工作集时很快，但当 vector index 工作集变大后吞吐快速下降。</w:t>
+      </w:r>
+    </w:p>
+    <w:p>
+      <w:pPr>
+        <w:numPr>
+          <w:ilvl w:val="0"/>
+          <w:numId w:val="1012"/>
+        </w:numPr>
+        <w:pStyle w:val="Compact"/>
+      </w:pPr>
+      <w:r>
+        <w:t xml:space="preserve">PRVJ 在大 R 下明显优于直接 VJ，说明分区可以恢复一部分局部性。</w:t>
+      </w:r>
+    </w:p>
+    <w:bookmarkEnd w:id="33"/>
+    <w:bookmarkEnd w:id="34"/>
+    <w:bookmarkStart w:id="40" w:name="期中课程报告star-join-多表连接"/>
+    <w:p>
+      <w:pPr>
+        <w:pStyle w:val="Heading2"/>
+      </w:pPr>
+      <w:r>
+        <w:t xml:space="preserve">4 期中课程报告：Star Join 多表连接</w:t>
+      </w:r>
+    </w:p>
+    <w:bookmarkStart w:id="35" w:name="任务要求"/>
+    <w:p>
+      <w:pPr>
+        <w:pStyle w:val="Heading3"/>
+      </w:pPr>
+      <w:r>
+        <w:t xml:space="preserve">4.1 任务要求</w:t>
+      </w:r>
+    </w:p>
+    <w:p>
+      <w:pPr>
+        <w:pStyle w:val="FirstParagraph"/>
+      </w:pPr>
+      <w:r>
+        <w:t xml:space="preserve">期中任务要求在原 hashjoin 框架中增加 star join 算法，支持基于</w:t>
+      </w:r>
+      <w:r>
+        <w:t xml:space="preserve"> </w:t>
+      </w:r>
+      <w:r>
+        <w:rPr>
+          <w:rStyle w:val="VerbatimChar"/>
+        </w:rPr>
+        <w:t xml:space="preserve">npo</w:t>
+      </w:r>
+      <w:r>
+        <w:t xml:space="preserve">、</w:t>
+      </w:r>
+      <w:r>
+        <w:rPr>
+          <w:rStyle w:val="VerbatimChar"/>
+        </w:rPr>
+        <w:t xml:space="preserve">pro</w:t>
+      </w:r>
+      <w:r>
+        <w:t xml:space="preserve">、</w:t>
+      </w:r>
+      <w:r>
+        <w:rPr>
+          <w:rStyle w:val="VerbatimChar"/>
+        </w:rPr>
+        <w:t xml:space="preserve">vj</w:t>
+      </w:r>
+      <w:r>
+        <w:t xml:space="preserve"> </w:t>
+      </w:r>
+      <w:r>
+        <w:t xml:space="preserve">的多表连接：</w:t>
+      </w:r>
+    </w:p>
+    <w:p>
+      <w:pPr>
+        <w:pStyle w:val="SourceCode"/>
+      </w:pPr>
+      <w:r>
+        <w:rPr>
+          <w:rStyle w:val="ExtensionTok"/>
+        </w:rPr>
+        <w:t xml:space="preserve">./src/mchashjoins</w:t>
+      </w:r>
+      <w:r>
+        <w:rPr>
+          <w:rStyle w:val="NormalTok"/>
+        </w:rPr>
+        <w:t xml:space="preserve"> </w:t>
+      </w:r>
+      <w:r>
+        <w:rPr>
+          <w:rStyle w:val="AttributeTok"/>
+        </w:rPr>
+        <w:t xml:space="preserve">--starjoin</w:t>
+      </w:r>
+      <w:r>
+        <w:rPr>
+          <w:rStyle w:val="OperatorTok"/>
+        </w:rPr>
+        <w:t xml:space="preserve">=</w:t>
+      </w:r>
+      <w:r>
+        <w:rPr>
+          <w:rStyle w:val="NormalTok"/>
+        </w:rPr>
+        <w:t xml:space="preserve">npo </w:t>
+      </w:r>
+      <w:r>
+        <w:rPr>
+          <w:rStyle w:val="AttributeTok"/>
+        </w:rPr>
+        <w:t xml:space="preserve">--sf</w:t>
+      </w:r>
+      <w:r>
+        <w:rPr>
+          <w:rStyle w:val="OperatorTok"/>
+        </w:rPr>
+        <w:t xml:space="preserve">=</w:t>
+      </w:r>
+      <w:r>
+        <w:rPr>
+          <w:rStyle w:val="NormalTok"/>
+        </w:rPr>
+        <w:t xml:space="preserve">100 </w:t>
+      </w:r>
+      <w:r>
+        <w:rPr>
+          <w:rStyle w:val="AttributeTok"/>
+        </w:rPr>
+        <w:t xml:space="preserve">-n</w:t>
+      </w:r>
+      <w:r>
+        <w:rPr>
+          <w:rStyle w:val="NormalTok"/>
+        </w:rPr>
+        <w:t xml:space="preserve"> </w:t>
+      </w:r>
+      <w:r>
+        <w:rPr>
+          <w:rStyle w:val="OperatorTok"/>
+        </w:rPr>
+        <w:t xml:space="preserve">&lt;</w:t>
+      </w:r>
+      <w:r>
+        <w:rPr>
+          <w:rStyle w:val="NormalTok"/>
+        </w:rPr>
+        <w:t xml:space="preserve">threads</w:t>
+      </w:r>
+      <w:r>
+        <w:rPr>
+          <w:rStyle w:val="OperatorTok"/>
+        </w:rPr>
+        <w:t xml:space="preserve">&gt;</w:t>
+      </w:r>
+      <w:r>
+        <w:br/>
+      </w:r>
+      <w:r>
+        <w:rPr>
+          <w:rStyle w:val="ExtensionTok"/>
+        </w:rPr>
+        <w:t xml:space="preserve">./src/mchashjoins</w:t>
+      </w:r>
+      <w:r>
+        <w:rPr>
+          <w:rStyle w:val="NormalTok"/>
+        </w:rPr>
+        <w:t xml:space="preserve"> </w:t>
+      </w:r>
+      <w:r>
+        <w:rPr>
+          <w:rStyle w:val="AttributeTok"/>
+        </w:rPr>
+        <w:t xml:space="preserve">--starjoin</w:t>
+      </w:r>
+      <w:r>
+        <w:rPr>
+          <w:rStyle w:val="OperatorTok"/>
+        </w:rPr>
+        <w:t xml:space="preserve">=</w:t>
+      </w:r>
+      <w:r>
+        <w:rPr>
+          <w:rStyle w:val="NormalTok"/>
+        </w:rPr>
+        <w:t xml:space="preserve">pro </w:t>
+      </w:r>
+      <w:r>
+        <w:rPr>
+          <w:rStyle w:val="AttributeTok"/>
+        </w:rPr>
+        <w:t xml:space="preserve">--sf</w:t>
+      </w:r>
+      <w:r>
+        <w:rPr>
+          <w:rStyle w:val="OperatorTok"/>
+        </w:rPr>
+        <w:t xml:space="preserve">=</w:t>
+      </w:r>
+      <w:r>
+        <w:rPr>
+          <w:rStyle w:val="NormalTok"/>
+        </w:rPr>
+        <w:t xml:space="preserve">100 </w:t>
+      </w:r>
+      <w:r>
+        <w:rPr>
+          <w:rStyle w:val="AttributeTok"/>
+        </w:rPr>
+        <w:t xml:space="preserve">-n</w:t>
+      </w:r>
+      <w:r>
+        <w:rPr>
+          <w:rStyle w:val="NormalTok"/>
+        </w:rPr>
+        <w:t xml:space="preserve"> </w:t>
+      </w:r>
+      <w:r>
+        <w:rPr>
+          <w:rStyle w:val="OperatorTok"/>
+        </w:rPr>
+        <w:t xml:space="preserve">&lt;</w:t>
+      </w:r>
+      <w:r>
+        <w:rPr>
+          <w:rStyle w:val="NormalTok"/>
+        </w:rPr>
+        <w:t xml:space="preserve">threads</w:t>
+      </w:r>
+      <w:r>
+        <w:rPr>
+          <w:rStyle w:val="OperatorTok"/>
+        </w:rPr>
+        <w:t xml:space="preserve">&gt;</w:t>
+      </w:r>
+      <w:r>
+        <w:br/>
+      </w:r>
+      <w:r>
+        <w:rPr>
+          <w:rStyle w:val="ExtensionTok"/>
+        </w:rPr>
+        <w:t xml:space="preserve">./src/mchashjoins</w:t>
+      </w:r>
+      <w:r>
+        <w:rPr>
+          <w:rStyle w:val="NormalTok"/>
+        </w:rPr>
+        <w:t xml:space="preserve"> </w:t>
+      </w:r>
+      <w:r>
+        <w:rPr>
+          <w:rStyle w:val="AttributeTok"/>
+        </w:rPr>
+        <w:t xml:space="preserve">--starjoin</w:t>
+      </w:r>
+      <w:r>
+        <w:rPr>
+          <w:rStyle w:val="OperatorTok"/>
+        </w:rPr>
+        <w:t xml:space="preserve">=</w:t>
+      </w:r>
+      <w:r>
+        <w:rPr>
+          <w:rStyle w:val="NormalTok"/>
+        </w:rPr>
+        <w:t xml:space="preserve">vj  </w:t>
+      </w:r>
+      <w:r>
+        <w:rPr>
+          <w:rStyle w:val="AttributeTok"/>
+        </w:rPr>
+        <w:t xml:space="preserve">--sf</w:t>
+      </w:r>
+      <w:r>
+        <w:rPr>
+          <w:rStyle w:val="OperatorTok"/>
+        </w:rPr>
+        <w:t xml:space="preserve">=</w:t>
+      </w:r>
+      <w:r>
+        <w:rPr>
+          <w:rStyle w:val="NormalTok"/>
+        </w:rPr>
+        <w:t xml:space="preserve">100 </w:t>
+      </w:r>
+      <w:r>
+        <w:rPr>
+          <w:rStyle w:val="AttributeTok"/>
+        </w:rPr>
+        <w:t xml:space="preserve">-n</w:t>
+      </w:r>
+      <w:r>
+        <w:rPr>
+          <w:rStyle w:val="NormalTok"/>
+        </w:rPr>
+        <w:t xml:space="preserve"> </w:t>
+      </w:r>
+      <w:r>
+        <w:rPr>
+          <w:rStyle w:val="OperatorTok"/>
+        </w:rPr>
+        <w:t xml:space="preserve">&lt;</w:t>
+      </w:r>
+      <w:r>
+        <w:rPr>
+          <w:rStyle w:val="NormalTok"/>
+        </w:rPr>
+        <w:t xml:space="preserve">threads</w:t>
+      </w:r>
+      <w:r>
+        <w:rPr>
+          <w:rStyle w:val="OperatorTok"/>
+        </w:rPr>
+        <w:t xml:space="preserve">&gt;</w:t>
+      </w:r>
+    </w:p>
+    <w:p>
+      <w:pPr>
+        <w:pStyle w:val="FirstParagraph"/>
+      </w:pPr>
+      <w:r>
+        <w:t xml:space="preserve">数据模型如下：</w:t>
+      </w:r>
+    </w:p>
+    <w:tbl>
+      <w:tblPr>
+        <w:tblStyle w:val="Table"/>
+        <w:tblW w:type="pct" w:w="0.0"/>
+        <w:tblLook w:firstRow="1" w:lastRow="0" w:firstColumn="0" w:lastColumn="0" w:noHBand="0" w:noVBand="0" w:val="0020"/>
+      </w:tblPr>
+      <w:tblGrid/>
+      <w:tr>
+        <w:tc>
+          <w:p>
+            <w:pPr>
+              <w:pStyle w:val="Compact"/>
+              <w:jc w:val="left"/>
+            </w:pPr>
+            <w:r>
+              <w:t xml:space="preserve">表</w:t>
+            </w:r>
+          </w:p>
+        </w:tc>
+        <w:tc>
+          <w:p>
+            <w:pPr>
+              <w:pStyle w:val="Compact"/>
+              <w:jc w:val="left"/>
+            </w:pPr>
+            <w:r>
+              <w:t xml:space="preserve">结构</w:t>
+            </w:r>
+          </w:p>
+        </w:tc>
+        <w:tc>
+          <w:p>
+            <w:pPr>
+              <w:pStyle w:val="Compact"/>
+              <w:jc w:val="right"/>
+            </w:pPr>
+            <w:r>
+              <w:t xml:space="preserve">规模</w:t>
+            </w:r>
+          </w:p>
+        </w:tc>
+      </w:tr>
+      <w:tr>
+        <w:tc>
+          <w:p>
+            <w:pPr>
+              <w:pStyle w:val="Compact"/>
+              <w:jc w:val="left"/>
+            </w:pPr>
+            <w:r>
+              <w:t xml:space="preserve">L</w:t>
+            </w:r>
+          </w:p>
+        </w:tc>
+        <w:tc>
+          <w:p>
+            <w:pPr>
+              <w:pStyle w:val="Compact"/>
+              <w:jc w:val="left"/>
+            </w:pPr>
+            <w:r>
+              <w:rPr>
+                <w:rStyle w:val="VerbatimChar"/>
+              </w:rPr>
+              <w:t xml:space="preserve">&lt;FKO, FKPS, PAYLOAD&gt;</w:t>
+            </w:r>
+          </w:p>
+        </w:tc>
+        <w:tc>
+          <w:p>
+            <w:pPr>
+              <w:pStyle w:val="Compact"/>
+              <w:jc w:val="right"/>
+            </w:pPr>
+            <w:r>
+              <w:rPr>
+                <w:rStyle w:val="VerbatimChar"/>
+              </w:rPr>
+              <w:t xml:space="preserve">sf * 6000000</w:t>
+            </w:r>
+          </w:p>
+        </w:tc>
+      </w:tr>
+      <w:tr>
+        <w:tc>
+          <w:p>
+            <w:pPr>
+              <w:pStyle w:val="Compact"/>
+              <w:jc w:val="left"/>
+            </w:pPr>
+            <w:r>
+              <w:t xml:space="preserve">O</w:t>
+            </w:r>
+          </w:p>
+        </w:tc>
+        <w:tc>
+          <w:p>
+            <w:pPr>
+              <w:pStyle w:val="Compact"/>
+              <w:jc w:val="left"/>
+            </w:pPr>
+            <w:r>
+              <w:rPr>
+                <w:rStyle w:val="VerbatimChar"/>
+              </w:rPr>
+              <w:t xml:space="preserve">&lt;PK, PAYLOAD&gt;</w:t>
+            </w:r>
+          </w:p>
+        </w:tc>
+        <w:tc>
+          <w:p>
+            <w:pPr>
+              <w:pStyle w:val="Compact"/>
+              <w:jc w:val="right"/>
+            </w:pPr>
+            <w:r>
+              <w:rPr>
+                <w:rStyle w:val="VerbatimChar"/>
+              </w:rPr>
+              <w:t xml:space="preserve">sf * 1500000</w:t>
+            </w:r>
+          </w:p>
+        </w:tc>
+      </w:tr>
+      <w:tr>
+        <w:tc>
+          <w:p>
+            <w:pPr>
+              <w:pStyle w:val="Compact"/>
+              <w:jc w:val="left"/>
+            </w:pPr>
+            <w:r>
+              <w:t xml:space="preserve">PS</w:t>
+            </w:r>
+          </w:p>
+        </w:tc>
+        <w:tc>
+          <w:p>
+            <w:pPr>
+              <w:pStyle w:val="Compact"/>
+              <w:jc w:val="left"/>
+            </w:pPr>
+            <w:r>
+              <w:rPr>
+                <w:rStyle w:val="VerbatimChar"/>
+              </w:rPr>
+              <w:t xml:space="preserve">&lt;PK, PAYLOAD&gt;</w:t>
+            </w:r>
+          </w:p>
+        </w:tc>
+        <w:tc>
+          <w:p>
+            <w:pPr>
+              <w:pStyle w:val="Compact"/>
+              <w:jc w:val="right"/>
+            </w:pPr>
+            <w:r>
+              <w:rPr>
+                <w:rStyle w:val="VerbatimChar"/>
+              </w:rPr>
+              <w:t xml:space="preserve">sf * 800000</w:t>
+            </w:r>
+          </w:p>
+        </w:tc>
+      </w:tr>
+    </w:tbl>
+    <w:p>
+      <w:pPr>
+        <w:pStyle w:val="BodyText"/>
+      </w:pPr>
+      <w:r>
+        <w:t xml:space="preserve">查询任务为：</w:t>
+      </w:r>
+    </w:p>
+    <w:p>
+      <w:pPr>
+        <w:pStyle w:val="SourceCode"/>
+      </w:pPr>
+      <w:r>
+        <w:rPr>
+          <w:rStyle w:val="KeywordTok"/>
+        </w:rPr>
+        <w:t xml:space="preserve">select</w:t>
+      </w:r>
+      <w:r>
+        <w:rPr>
+          <w:rStyle w:val="NormalTok"/>
+        </w:rPr>
+        <w:t xml:space="preserve"> </w:t>
+      </w:r>
+      <w:r>
+        <w:rPr>
+          <w:rStyle w:val="FunctionTok"/>
+        </w:rPr>
+        <w:t xml:space="preserve">sum</w:t>
+      </w:r>
+      <w:r>
+        <w:rPr>
+          <w:rStyle w:val="NormalTok"/>
+        </w:rPr>
+        <w:t xml:space="preserve">(O.PAYLOAD </w:t>
+      </w:r>
+      <w:r>
+        <w:rPr>
+          <w:rStyle w:val="OperatorTok"/>
+        </w:rPr>
+        <w:t xml:space="preserve">-</w:t>
+      </w:r>
+      <w:r>
+        <w:rPr>
+          <w:rStyle w:val="NormalTok"/>
+        </w:rPr>
+        <w:t xml:space="preserve"> (L.PAYLOAD </w:t>
+      </w:r>
+      <w:r>
+        <w:rPr>
+          <w:rStyle w:val="OperatorTok"/>
+        </w:rPr>
+        <w:t xml:space="preserve">-</w:t>
+      </w:r>
+      <w:r>
+        <w:rPr>
+          <w:rStyle w:val="NormalTok"/>
+        </w:rPr>
+        <w:t xml:space="preserve"> PS.PAYLOAD))</w:t>
+      </w:r>
+      <w:r>
+        <w:br/>
+      </w:r>
+      <w:r>
+        <w:rPr>
+          <w:rStyle w:val="KeywordTok"/>
+        </w:rPr>
+        <w:t xml:space="preserve">from</w:t>
+      </w:r>
+      <w:r>
+        <w:rPr>
+          <w:rStyle w:val="NormalTok"/>
+        </w:rPr>
+        <w:t xml:space="preserve"> L, O, PS</w:t>
+      </w:r>
+      <w:r>
+        <w:br/>
+      </w:r>
+      <w:r>
+        <w:rPr>
+          <w:rStyle w:val="KeywordTok"/>
+        </w:rPr>
+        <w:t xml:space="preserve">where</w:t>
+      </w:r>
+      <w:r>
+        <w:rPr>
+          <w:rStyle w:val="NormalTok"/>
+        </w:rPr>
+        <w:t xml:space="preserve"> L.FKO </w:t>
+      </w:r>
+      <w:r>
+        <w:rPr>
+          <w:rStyle w:val="OperatorTok"/>
+        </w:rPr>
+        <w:t xml:space="preserve">=</w:t>
+      </w:r>
+      <w:r>
+        <w:rPr>
+          <w:rStyle w:val="NormalTok"/>
+        </w:rPr>
+        <w:t xml:space="preserve"> O.PK</w:t>
+      </w:r>
+      <w:r>
+        <w:br/>
+      </w:r>
+      <w:r>
+        <w:rPr>
+          <w:rStyle w:val="NormalTok"/>
+        </w:rPr>
+        <w:t xml:space="preserve">  </w:t>
+      </w:r>
+      <w:r>
+        <w:rPr>
+          <w:rStyle w:val="KeywordTok"/>
+        </w:rPr>
+        <w:t xml:space="preserve">and</w:t>
+      </w:r>
+      <w:r>
+        <w:rPr>
+          <w:rStyle w:val="NormalTok"/>
+        </w:rPr>
+        <w:t xml:space="preserve"> L.FKPS </w:t>
+      </w:r>
+      <w:r>
+        <w:rPr>
+          <w:rStyle w:val="OperatorTok"/>
+        </w:rPr>
+        <w:t xml:space="preserve">=</w:t>
+      </w:r>
+      <w:r>
+        <w:rPr>
+          <w:rStyle w:val="NormalTok"/>
+        </w:rPr>
+        <w:t xml:space="preserve"> PS.PK;</w:t>
+      </w:r>
+    </w:p>
+    <w:p>
+      <w:pPr>
+        <w:pStyle w:val="FirstParagraph"/>
+      </w:pPr>
+      <w:r>
+        <w:t xml:space="preserve">PDF 中表达式结果与</w:t>
+      </w:r>
+      <w:r>
+        <w:t xml:space="preserve">“</w:t>
+      </w:r>
+      <w:r>
+        <w:t xml:space="preserve">结果等于记录数</w:t>
+      </w:r>
+      <w:r>
+        <w:t xml:space="preserve">”</w:t>
+      </w:r>
+      <w:r>
+        <w:t xml:space="preserve">的文字说明存在差异。按表达式和常量</w:t>
+      </w:r>
+      <w:r>
+        <w:t xml:space="preserve"> </w:t>
+      </w:r>
+      <w:r>
+        <w:rPr>
+          <w:rStyle w:val="VerbatimChar"/>
+        </w:rPr>
+        <w:t xml:space="preserve">O.PAYLOAD=3</w:t>
+      </w:r>
+      <w:r>
+        <w:t xml:space="preserve">、</w:t>
+      </w:r>
+      <w:r>
+        <w:rPr>
+          <w:rStyle w:val="VerbatimChar"/>
+        </w:rPr>
+        <w:t xml:space="preserve">L.PAYLOAD=1</w:t>
+      </w:r>
+      <w:r>
+        <w:t xml:space="preserve">、</w:t>
+      </w:r>
+      <w:r>
+        <w:rPr>
+          <w:rStyle w:val="VerbatimChar"/>
+        </w:rPr>
+        <w:t xml:space="preserve">PS.PAYLOAD=1</w:t>
+      </w:r>
+      <w:r>
+        <w:t xml:space="preserve">，每行贡献为 3。因此本实验使用</w:t>
+      </w:r>
+      <w:r>
+        <w:t xml:space="preserve"> </w:t>
+      </w:r>
+      <w:r>
+        <w:rPr>
+          <w:rStyle w:val="VerbatimChar"/>
+        </w:rPr>
+        <w:t xml:space="preserve">matches</w:t>
+      </w:r>
+      <w:r>
+        <w:t xml:space="preserve"> </w:t>
+      </w:r>
+      <w:r>
+        <w:t xml:space="preserve">验证连接基数，用</w:t>
+      </w:r>
+      <w:r>
+        <w:t xml:space="preserve"> </w:t>
+      </w:r>
+      <w:r>
+        <w:rPr>
+          <w:rStyle w:val="VerbatimChar"/>
+        </w:rPr>
+        <w:t xml:space="preserve">aggregate_sum</w:t>
+      </w:r>
+      <w:r>
+        <w:t xml:space="preserve"> </w:t>
+      </w:r>
+      <w:r>
+        <w:t xml:space="preserve">验证表达式计算。</w:t>
+      </w:r>
+    </w:p>
+    <w:bookmarkEnd w:id="35"/>
+    <w:bookmarkStart w:id="36" w:name="实现方式"/>
+    <w:p>
+      <w:pPr>
+        <w:pStyle w:val="Heading3"/>
+      </w:pPr>
+      <w:r>
+        <w:t xml:space="preserve">4.2 实现方式</w:t>
+      </w:r>
+    </w:p>
+    <w:p>
+      <w:pPr>
+        <w:pStyle w:val="FirstParagraph"/>
+      </w:pPr>
+      <w:r>
+        <w:t xml:space="preserve">NPO star join 采用 pipeline 方式，为 O 和 PS 构建 hash table，扫描 L 表时依次 probe 两个维表，不物化中间结果。</w:t>
+      </w:r>
+    </w:p>
+    <w:p>
+      <w:pPr>
+        <w:pStyle w:val="BodyText"/>
+      </w:pPr>
+      <w:r>
+        <w:t xml:space="preserve">PRO star join 采用物化方式，先执行 L 与 PS 的分区哈希连接，生成中间表，再与 O 表进行分区哈希连接。该方式有利于局部性，但空间开销较高。</w:t>
+      </w:r>
+    </w:p>
+    <w:p>
+      <w:pPr>
+        <w:pStyle w:val="BodyText"/>
+      </w:pPr>
+      <w:r>
+        <w:t xml:space="preserve">VJ star join 利用 O 和 PS 的连续主键，为两个维表建立 vector index。扫描 L 表时，外键直接映射到 vector index 下标，减少 hash probe 和链式访问。</w:t>
+      </w:r>
+    </w:p>
+    <w:bookmarkEnd w:id="36"/>
+    <w:bookmarkStart w:id="37" w:name="sf100-主实验"/>
+    <w:p>
+      <w:pPr>
+        <w:pStyle w:val="Heading3"/>
+      </w:pPr>
+      <w:r>
+        <w:t xml:space="preserve">4.3</w:t>
+      </w:r>
+      <w:r>
+        <w:t xml:space="preserve"> </w:t>
+      </w:r>
+      <w:r>
+        <w:rPr>
+          <w:rStyle w:val="VerbatimChar"/>
+        </w:rPr>
+        <w:t xml:space="preserve">sf=100</w:t>
+      </w:r>
+      <w:r>
+        <w:t xml:space="preserve"> </w:t>
+      </w:r>
+      <w:r>
+        <w:t xml:space="preserve">主实验</w:t>
+      </w:r>
+    </w:p>
+    <w:p>
+      <w:pPr>
+        <w:pStyle w:val="FirstParagraph"/>
+      </w:pPr>
+      <w:r>
+        <w:t xml:space="preserve">正式实验使用</w:t>
+      </w:r>
+      <w:r>
+        <w:t xml:space="preserve"> </w:t>
+      </w:r>
+      <w:r>
+        <w:rPr>
+          <w:rStyle w:val="VerbatimChar"/>
+        </w:rPr>
+        <w:t xml:space="preserve">sf=100</w:t>
+      </w:r>
+      <w:r>
+        <w:t xml:space="preserve">、64 线程、VJ</w:t>
+      </w:r>
+      <w:r>
+        <w:t xml:space="preserve"> </w:t>
+      </w:r>
+      <w:r>
+        <w:rPr>
+          <w:rStyle w:val="VerbatimChar"/>
+        </w:rPr>
+        <w:t xml:space="preserve">payload_width=1</w:t>
+      </w:r>
+      <w:r>
+        <w:t xml:space="preserve">。三种模式均输出：</w:t>
+      </w:r>
+    </w:p>
+    <w:p>
+      <w:pPr>
+        <w:pStyle w:val="SourceCode"/>
+      </w:pPr>
+      <w:r>
+        <w:rPr>
+          <w:rStyle w:val="VerbatimChar"/>
+        </w:rPr>
+        <w:t xml:space="preserve">matches=600000000</w:t>
+      </w:r>
+      <w:r>
+        <w:br/>
+      </w:r>
+      <w:r>
+        <w:rPr>
+          <w:rStyle w:val="VerbatimChar"/>
+        </w:rPr>
+        <w:t xml:space="preserve">aggregate_sum=1800000000</w:t>
+      </w:r>
+    </w:p>
+    <w:p>
+      <w:pPr>
+        <w:pStyle w:val="FirstParagraph"/>
+      </w:pPr>
+      <w:r>
+        <w:t xml:space="preserve">主结果如下：</w:t>
+      </w:r>
+    </w:p>
+    <w:tbl>
+      <w:tblPr>
+        <w:tblStyle w:val="Table"/>
+        <w:tblW w:type="pct" w:w="0.0"/>
+        <w:tblLook w:firstRow="1" w:lastRow="0" w:firstColumn="0" w:lastColumn="0" w:noHBand="0" w:noVBand="0" w:val="0020"/>
+      </w:tblPr>
+      <w:tblGrid/>
+      <w:tr>
+        <w:tc>
+          <w:p>
+            <w:pPr>
+              <w:pStyle w:val="Compact"/>
+              <w:jc w:val="left"/>
+            </w:pPr>
+            <w:r>
+              <w:t xml:space="preserve">mode</w:t>
+            </w:r>
+          </w:p>
+        </w:tc>
+        <w:tc>
+          <w:p>
+            <w:pPr>
+              <w:pStyle w:val="Compact"/>
+              <w:jc w:val="right"/>
+            </w:pPr>
+            <w:r>
+              <w:t xml:space="preserve">threads</w:t>
+            </w:r>
+          </w:p>
+        </w:tc>
+        <w:tc>
+          <w:p>
+            <w:pPr>
+              <w:pStyle w:val="Compact"/>
+              <w:jc w:val="right"/>
+            </w:pPr>
+            <w:r>
+              <w:t xml:space="preserve">time ms</w:t>
+            </w:r>
+          </w:p>
+        </w:tc>
+        <w:tc>
+          <w:p>
+            <w:pPr>
+              <w:pStyle w:val="Compact"/>
+              <w:jc w:val="right"/>
+            </w:pPr>
+            <w:r>
+              <w:t xml:space="preserve">aux/input</w:t>
+            </w:r>
+          </w:p>
+        </w:tc>
+      </w:tr>
+      <w:tr>
+        <w:tc>
+          <w:p>
+            <w:pPr>
+              <w:pStyle w:val="Compact"/>
+              <w:jc w:val="left"/>
+            </w:pPr>
+            <w:r>
+              <w:t xml:space="preserve">npo</w:t>
+            </w:r>
+          </w:p>
+        </w:tc>
+        <w:tc>
+          <w:p>
+            <w:pPr>
+              <w:pStyle w:val="Compact"/>
+              <w:jc w:val="right"/>
+            </w:pPr>
+            <w:r>
+              <w:t xml:space="preserve">64</w:t>
+            </w:r>
+          </w:p>
+        </w:tc>
+        <w:tc>
+          <w:p>
+            <w:pPr>
+              <w:pStyle w:val="Compact"/>
+              <w:jc w:val="right"/>
+            </w:pPr>
+            <w:r>
+              <w:t xml:space="preserve">15552.289</w:t>
+            </w:r>
+          </w:p>
+        </w:tc>
+        <w:tc>
+          <w:p>
+            <w:pPr>
+              <w:pStyle w:val="Compact"/>
+              <w:jc w:val="right"/>
+            </w:pPr>
+            <w:r>
+              <w:t xml:space="preserve">1.455</w:t>
+            </w:r>
+          </w:p>
+        </w:tc>
+      </w:tr>
+      <w:tr>
+        <w:tc>
+          <w:p>
+            <w:pPr>
+              <w:pStyle w:val="Compact"/>
+              <w:jc w:val="left"/>
+            </w:pPr>
+            <w:r>
+              <w:t xml:space="preserve">pro</w:t>
+            </w:r>
+          </w:p>
+        </w:tc>
+        <w:tc>
+          <w:p>
+            <w:pPr>
+              <w:pStyle w:val="Compact"/>
+              <w:jc w:val="right"/>
+            </w:pPr>
+            <w:r>
+              <w:t xml:space="preserve">64</w:t>
+            </w:r>
+          </w:p>
+        </w:tc>
+        <w:tc>
+          <w:p>
+            <w:pPr>
+              <w:pStyle w:val="Compact"/>
+              <w:jc w:val="right"/>
+            </w:pPr>
+            <w:r>
+              <w:t xml:space="preserve">17355.132</w:t>
+            </w:r>
+          </w:p>
+        </w:tc>
+        <w:tc>
+          <w:p>
+            <w:pPr>
+              <w:pStyle w:val="Compact"/>
+              <w:jc w:val="right"/>
+            </w:pPr>
+            <w:r>
+              <w:t xml:space="preserve">2.178</w:t>
+            </w:r>
+          </w:p>
+        </w:tc>
+      </w:tr>
+      <w:tr>
+        <w:tc>
+          <w:p>
+            <w:pPr>
+              <w:pStyle w:val="Compact"/>
+              <w:jc w:val="left"/>
+            </w:pPr>
+            <w:r>
+              <w:t xml:space="preserve">vj</w:t>
+            </w:r>
+          </w:p>
+        </w:tc>
+        <w:tc>
+          <w:p>
+            <w:pPr>
+              <w:pStyle w:val="Compact"/>
+              <w:jc w:val="right"/>
+            </w:pPr>
+            <w:r>
+              <w:t xml:space="preserve">64</w:t>
+            </w:r>
+          </w:p>
+        </w:tc>
+        <w:tc>
+          <w:p>
+            <w:pPr>
+              <w:pStyle w:val="Compact"/>
+              <w:jc w:val="right"/>
+            </w:pPr>
+            <w:r>
+              <w:t xml:space="preserve">3645.527</w:t>
+            </w:r>
+          </w:p>
+        </w:tc>
+        <w:tc>
+          <w:p>
+            <w:pPr>
+              <w:pStyle w:val="Compact"/>
+              <w:jc w:val="right"/>
+            </w:pPr>
+            <w:r>
+              <w:t xml:space="preserve">0.069</w:t>
+            </w:r>
+          </w:p>
+        </w:tc>
+      </w:tr>
+    </w:tbl>
+    <w:p>
+      <w:pPr>
+        <w:pStyle w:val="BodyText"/>
+      </w:pPr>
+      <w:r>
+        <w:t xml:space="preserve">分析：</w:t>
+      </w:r>
+    </w:p>
+    <w:p>
+      <w:pPr>
+        <w:numPr>
+          <w:ilvl w:val="0"/>
+          <w:numId w:val="1013"/>
+        </w:numPr>
+        <w:pStyle w:val="Compact"/>
+      </w:pPr>
+      <w:r>
+        <w:t xml:space="preserve">VJ 比 NPO 快约 4.27 倍，比 PRO 快约 4.76 倍。</w:t>
+      </w:r>
+    </w:p>
+    <w:p>
+      <w:pPr>
+        <w:numPr>
+          <w:ilvl w:val="0"/>
+          <w:numId w:val="1013"/>
+        </w:numPr>
+        <w:pStyle w:val="Compact"/>
+      </w:pPr>
+      <w:r>
+        <w:t xml:space="preserve">VJ 辅助空间约为输入的 6.9%，明显低于 NPO 和 PRO。</w:t>
+      </w:r>
+    </w:p>
+    <w:p>
+      <w:pPr>
+        <w:numPr>
+          <w:ilvl w:val="0"/>
+          <w:numId w:val="1013"/>
+        </w:numPr>
+        <w:pStyle w:val="Compact"/>
+      </w:pPr>
+      <w:r>
+        <w:t xml:space="preserve">Star join 中 O/PS 都是连续主键维表，正好符合 vector index 的假设。</w:t>
+      </w:r>
+    </w:p>
+    <w:p>
+      <w:pPr>
+        <w:numPr>
+          <w:ilvl w:val="0"/>
+          <w:numId w:val="1013"/>
+        </w:numPr>
+        <w:pStyle w:val="Compact"/>
+      </w:pPr>
+      <w:r>
+        <w:t xml:space="preserve">PRO 由于需要物化中间表，空间开销最高。</w:t>
       </w:r>
     </w:p>
     <w:bookmarkEnd w:id="37"/>
-    <w:bookmarkStart w:id="39" w:name="vj-工作集与-tlb-分析"/>
+    <w:bookmarkStart w:id="38" w:name="numaprefetch-与-pro-顺序对比"/>
+    <w:p>
+      <w:pPr>
+        <w:pStyle w:val="Heading3"/>
+      </w:pPr>
+      <w:r>
+        <w:t xml:space="preserve">4.4 NUMA、Prefetch 与 PRO 顺序对比</w:t>
+      </w:r>
+    </w:p>
+    <w:p>
+      <w:pPr>
+        <w:pStyle w:val="FirstParagraph"/>
+      </w:pPr>
+      <w:r>
+        <w:rPr>
+          <w:rStyle w:val="VerbatimChar"/>
+        </w:rPr>
+        <w:t xml:space="preserve">--basic-numa</w:t>
+      </w:r>
+      <w:r>
+        <w:t xml:space="preserve"> </w:t>
+      </w:r>
+      <w:r>
+        <w:t xml:space="preserve">对 star join 没有带来收益：</w:t>
+      </w:r>
+    </w:p>
+    <w:tbl>
+      <w:tblPr>
+        <w:tblStyle w:val="Table"/>
+        <w:tblW w:type="pct" w:w="0.0"/>
+        <w:tblLook w:firstRow="1" w:lastRow="0" w:firstColumn="0" w:lastColumn="0" w:noHBand="0" w:noVBand="0" w:val="0020"/>
+      </w:tblPr>
+      <w:tblGrid/>
+      <w:tr>
+        <w:tc>
+          <w:p>
+            <w:pPr>
+              <w:pStyle w:val="Compact"/>
+              <w:jc w:val="left"/>
+            </w:pPr>
+            <w:r>
+              <w:t xml:space="preserve">mode</w:t>
+            </w:r>
+          </w:p>
+        </w:tc>
+        <w:tc>
+          <w:p>
+            <w:pPr>
+              <w:pStyle w:val="Compact"/>
+              <w:jc w:val="right"/>
+            </w:pPr>
+            <w:r>
+              <w:t xml:space="preserve">non-NUMA ms</w:t>
+            </w:r>
+          </w:p>
+        </w:tc>
+        <w:tc>
+          <w:p>
+            <w:pPr>
+              <w:pStyle w:val="Compact"/>
+              <w:jc w:val="right"/>
+            </w:pPr>
+            <w:r>
+              <w:rPr>
+                <w:rStyle w:val="VerbatimChar"/>
+              </w:rPr>
+              <w:t xml:space="preserve">--basic-numa</w:t>
+            </w:r>
+            <w:r>
+              <w:t xml:space="preserve"> </w:t>
+            </w:r>
+            <w:r>
+              <w:t xml:space="preserve">ms</w:t>
+            </w:r>
+          </w:p>
+        </w:tc>
+        <w:tc>
+          <w:p>
+            <w:pPr>
+              <w:pStyle w:val="Compact"/>
+              <w:jc w:val="right"/>
+            </w:pPr>
+            <w:r>
+              <w:t xml:space="preserve">变化</w:t>
+            </w:r>
+          </w:p>
+        </w:tc>
+      </w:tr>
+      <w:tr>
+        <w:tc>
+          <w:p>
+            <w:pPr>
+              <w:pStyle w:val="Compact"/>
+              <w:jc w:val="left"/>
+            </w:pPr>
+            <w:r>
+              <w:t xml:space="preserve">npo</w:t>
+            </w:r>
+          </w:p>
+        </w:tc>
+        <w:tc>
+          <w:p>
+            <w:pPr>
+              <w:pStyle w:val="Compact"/>
+              <w:jc w:val="right"/>
+            </w:pPr>
+            <w:r>
+              <w:t xml:space="preserve">15552.289</w:t>
+            </w:r>
+          </w:p>
+        </w:tc>
+        <w:tc>
+          <w:p>
+            <w:pPr>
+              <w:pStyle w:val="Compact"/>
+              <w:jc w:val="right"/>
+            </w:pPr>
+            <w:r>
+              <w:t xml:space="preserve">16666.803</w:t>
+            </w:r>
+          </w:p>
+        </w:tc>
+        <w:tc>
+          <w:p>
+            <w:pPr>
+              <w:pStyle w:val="Compact"/>
+              <w:jc w:val="right"/>
+            </w:pPr>
+            <w:r>
+              <w:t xml:space="preserve">+7.2%</w:t>
+            </w:r>
+          </w:p>
+        </w:tc>
+      </w:tr>
+      <w:tr>
+        <w:tc>
+          <w:p>
+            <w:pPr>
+              <w:pStyle w:val="Compact"/>
+              <w:jc w:val="left"/>
+            </w:pPr>
+            <w:r>
+              <w:t xml:space="preserve">pro</w:t>
+            </w:r>
+          </w:p>
+        </w:tc>
+        <w:tc>
+          <w:p>
+            <w:pPr>
+              <w:pStyle w:val="Compact"/>
+              <w:jc w:val="right"/>
+            </w:pPr>
+            <w:r>
+              <w:t xml:space="preserve">17355.132</w:t>
+            </w:r>
+          </w:p>
+        </w:tc>
+        <w:tc>
+          <w:p>
+            <w:pPr>
+              <w:pStyle w:val="Compact"/>
+              <w:jc w:val="right"/>
+            </w:pPr>
+            <w:r>
+              <w:t xml:space="preserve">18066.061</w:t>
+            </w:r>
+          </w:p>
+        </w:tc>
+        <w:tc>
+          <w:p>
+            <w:pPr>
+              <w:pStyle w:val="Compact"/>
+              <w:jc w:val="right"/>
+            </w:pPr>
+            <w:r>
+              <w:t xml:space="preserve">+4.1%</w:t>
+            </w:r>
+          </w:p>
+        </w:tc>
+      </w:tr>
+      <w:tr>
+        <w:tc>
+          <w:p>
+            <w:pPr>
+              <w:pStyle w:val="Compact"/>
+              <w:jc w:val="left"/>
+            </w:pPr>
+            <w:r>
+              <w:t xml:space="preserve">vj</w:t>
+            </w:r>
+          </w:p>
+        </w:tc>
+        <w:tc>
+          <w:p>
+            <w:pPr>
+              <w:pStyle w:val="Compact"/>
+              <w:jc w:val="right"/>
+            </w:pPr>
+            <w:r>
+              <w:t xml:space="preserve">3645.527</w:t>
+            </w:r>
+          </w:p>
+        </w:tc>
+        <w:tc>
+          <w:p>
+            <w:pPr>
+              <w:pStyle w:val="Compact"/>
+              <w:jc w:val="right"/>
+            </w:pPr>
+            <w:r>
+              <w:t xml:space="preserve">4354.036</w:t>
+            </w:r>
+          </w:p>
+        </w:tc>
+        <w:tc>
+          <w:p>
+            <w:pPr>
+              <w:pStyle w:val="Compact"/>
+              <w:jc w:val="right"/>
+            </w:pPr>
+            <w:r>
+              <w:t xml:space="preserve">+19.4%</w:t>
+            </w:r>
+          </w:p>
+        </w:tc>
+      </w:tr>
+    </w:tbl>
+    <w:p>
+      <w:pPr>
+        <w:pStyle w:val="BodyText"/>
+      </w:pPr>
+      <w:r>
+        <w:t xml:space="preserve">原因是 star join 的维表结构会被所有线程共享访问，简单按线程本地分配不能保证 probe 阶段都是本地访问。</w:t>
+      </w:r>
+    </w:p>
+    <w:p>
+      <w:pPr>
+        <w:pStyle w:val="BodyText"/>
+      </w:pPr>
+      <w:r>
+        <w:t xml:space="preserve">prefetch distance 对 VJ 有小幅收益：</w:t>
+      </w:r>
+    </w:p>
+    <w:tbl>
+      <w:tblPr>
+        <w:tblStyle w:val="Table"/>
+        <w:tblW w:type="pct" w:w="0.0"/>
+        <w:tblLook w:firstRow="1" w:lastRow="0" w:firstColumn="0" w:lastColumn="0" w:noHBand="0" w:noVBand="0" w:val="0020"/>
+      </w:tblPr>
+      <w:tblGrid/>
+      <w:tr>
+        <w:tc>
+          <w:p>
+            <w:pPr>
+              <w:pStyle w:val="Compact"/>
+              <w:jc w:val="right"/>
+            </w:pPr>
+            <w:r>
+              <w:t xml:space="preserve">prefetch distance</w:t>
+            </w:r>
+          </w:p>
+        </w:tc>
+        <w:tc>
+          <w:p>
+            <w:pPr>
+              <w:pStyle w:val="Compact"/>
+              <w:jc w:val="right"/>
+            </w:pPr>
+            <w:r>
+              <w:t xml:space="preserve">npo ms</w:t>
+            </w:r>
+          </w:p>
+        </w:tc>
+        <w:tc>
+          <w:p>
+            <w:pPr>
+              <w:pStyle w:val="Compact"/>
+              <w:jc w:val="right"/>
+            </w:pPr>
+            <w:r>
+              <w:t xml:space="preserve">vj ms</w:t>
+            </w:r>
+          </w:p>
+        </w:tc>
+      </w:tr>
+      <w:tr>
+        <w:tc>
+          <w:p>
+            <w:pPr>
+              <w:pStyle w:val="Compact"/>
+              <w:jc w:val="right"/>
+            </w:pPr>
+            <w:r>
+              <w:t xml:space="preserve">0</w:t>
+            </w:r>
+          </w:p>
+        </w:tc>
+        <w:tc>
+          <w:p>
+            <w:pPr>
+              <w:pStyle w:val="Compact"/>
+              <w:jc w:val="right"/>
+            </w:pPr>
+            <w:r>
+              <w:t xml:space="preserve">15623.447</w:t>
+            </w:r>
+          </w:p>
+        </w:tc>
+        <w:tc>
+          <w:p>
+            <w:pPr>
+              <w:pStyle w:val="Compact"/>
+              <w:jc w:val="right"/>
+            </w:pPr>
+            <w:r>
+              <w:t xml:space="preserve">3729.132</w:t>
+            </w:r>
+          </w:p>
+        </w:tc>
+      </w:tr>
+      <w:tr>
+        <w:tc>
+          <w:p>
+            <w:pPr>
+              <w:pStyle w:val="Compact"/>
+              <w:jc w:val="right"/>
+            </w:pPr>
+            <w:r>
+              <w:t xml:space="preserve">8</w:t>
+            </w:r>
+          </w:p>
+        </w:tc>
+        <w:tc>
+          <w:p>
+            <w:pPr>
+              <w:pStyle w:val="Compact"/>
+              <w:jc w:val="right"/>
+            </w:pPr>
+            <w:r>
+              <w:t xml:space="preserve">15206.068</w:t>
+            </w:r>
+          </w:p>
+        </w:tc>
+        <w:tc>
+          <w:p>
+            <w:pPr>
+              <w:pStyle w:val="Compact"/>
+              <w:jc w:val="right"/>
+            </w:pPr>
+            <w:r>
+              <w:t xml:space="preserve">3602.398</w:t>
+            </w:r>
+          </w:p>
+        </w:tc>
+      </w:tr>
+      <w:tr>
+        <w:tc>
+          <w:p>
+            <w:pPr>
+              <w:pStyle w:val="Compact"/>
+              <w:jc w:val="right"/>
+            </w:pPr>
+            <w:r>
+              <w:t xml:space="preserve">32</w:t>
+            </w:r>
+          </w:p>
+        </w:tc>
+        <w:tc>
+          <w:p>
+            <w:pPr>
+              <w:pStyle w:val="Compact"/>
+              <w:jc w:val="right"/>
+            </w:pPr>
+            <w:r>
+              <w:t xml:space="preserve">15187.158</w:t>
+            </w:r>
+          </w:p>
+        </w:tc>
+        <w:tc>
+          <w:p>
+            <w:pPr>
+              <w:pStyle w:val="Compact"/>
+              <w:jc w:val="right"/>
+            </w:pPr>
+            <w:r>
+              <w:t xml:space="preserve">3441.220</w:t>
+            </w:r>
+          </w:p>
+        </w:tc>
+      </w:tr>
+    </w:tbl>
+    <w:p>
+      <w:pPr>
+        <w:pStyle w:val="BodyText"/>
+      </w:pPr>
+      <w:r>
+        <w:t xml:space="preserve">PRO 两种物化顺序都正确，order 0 略快：</w:t>
+      </w:r>
+    </w:p>
+    <w:tbl>
+      <w:tblPr>
+        <w:tblStyle w:val="Table"/>
+        <w:tblW w:type="pct" w:w="0.0"/>
+        <w:tblLook w:firstRow="1" w:lastRow="0" w:firstColumn="0" w:lastColumn="0" w:noHBand="0" w:noVBand="0" w:val="0020"/>
+      </w:tblPr>
+      <w:tblGrid/>
+      <w:tr>
+        <w:tc>
+          <w:p>
+            <w:pPr>
+              <w:pStyle w:val="Compact"/>
+              <w:jc w:val="right"/>
+            </w:pPr>
+            <w:r>
+              <w:t xml:space="preserve">pro order</w:t>
+            </w:r>
+          </w:p>
+        </w:tc>
+        <w:tc>
+          <w:p>
+            <w:pPr>
+              <w:pStyle w:val="Compact"/>
+              <w:jc w:val="right"/>
+            </w:pPr>
+            <w:r>
+              <w:t xml:space="preserve">time ms</w:t>
+            </w:r>
+          </w:p>
+        </w:tc>
+        <w:tc>
+          <w:p>
+            <w:pPr>
+              <w:pStyle w:val="Compact"/>
+              <w:jc w:val="right"/>
+            </w:pPr>
+            <w:r>
+              <w:t xml:space="preserve">matches</w:t>
+            </w:r>
+          </w:p>
+        </w:tc>
+      </w:tr>
+      <w:tr>
+        <w:tc>
+          <w:p>
+            <w:pPr>
+              <w:pStyle w:val="Compact"/>
+              <w:jc w:val="right"/>
+            </w:pPr>
+            <w:r>
+              <w:t xml:space="preserve">0</w:t>
+            </w:r>
+          </w:p>
+        </w:tc>
+        <w:tc>
+          <w:p>
+            <w:pPr>
+              <w:pStyle w:val="Compact"/>
+              <w:jc w:val="right"/>
+            </w:pPr>
+            <w:r>
+              <w:t xml:space="preserve">17205.709</w:t>
+            </w:r>
+          </w:p>
+        </w:tc>
+        <w:tc>
+          <w:p>
+            <w:pPr>
+              <w:pStyle w:val="Compact"/>
+              <w:jc w:val="right"/>
+            </w:pPr>
+            <w:r>
+              <w:t xml:space="preserve">600000000</w:t>
+            </w:r>
+          </w:p>
+        </w:tc>
+      </w:tr>
+      <w:tr>
+        <w:tc>
+          <w:p>
+            <w:pPr>
+              <w:pStyle w:val="Compact"/>
+              <w:jc w:val="right"/>
+            </w:pPr>
+            <w:r>
+              <w:t xml:space="preserve">1</w:t>
+            </w:r>
+          </w:p>
+        </w:tc>
+        <w:tc>
+          <w:p>
+            <w:pPr>
+              <w:pStyle w:val="Compact"/>
+              <w:jc w:val="right"/>
+            </w:pPr>
+            <w:r>
+              <w:t xml:space="preserve">17613.673</w:t>
+            </w:r>
+          </w:p>
+        </w:tc>
+        <w:tc>
+          <w:p>
+            <w:pPr>
+              <w:pStyle w:val="Compact"/>
+              <w:jc w:val="right"/>
+            </w:pPr>
+            <w:r>
+              <w:t xml:space="preserve">600000000</w:t>
+            </w:r>
+          </w:p>
+        </w:tc>
+      </w:tr>
+    </w:tbl>
+    <w:bookmarkEnd w:id="38"/>
+    <w:bookmarkStart w:id="39" w:name="期中小结"/>
+    <w:p>
+      <w:pPr>
+        <w:pStyle w:val="Heading3"/>
+      </w:pPr>
+      <w:r>
+        <w:t xml:space="preserve">4.5 期中小结</w:t>
+      </w:r>
+    </w:p>
+    <w:p>
+      <w:pPr>
+        <w:pStyle w:val="FirstParagraph"/>
+      </w:pPr>
+      <w:r>
+        <w:t xml:space="preserve">期中实验完成了 NPO、PRO、VJ 三种 star join 模式。结果说明，在维表主键连续且 key range 可控时，VJ 能将 hash probe 转换为数组下标访问，因此同时获得更好的性能和空间效率。但这个结论依赖 vector index 工作集不太大；如果 key range 继续增大，VJ 的数组随机访问会受到 cache/TLB 限制。这一问题在期末实验中继续分析。</w:t>
+      </w:r>
+    </w:p>
+    <w:bookmarkEnd w:id="39"/>
+    <w:bookmarkEnd w:id="40"/>
+    <w:bookmarkStart w:id="46" w:name="期末课程报告vj-prvj-扩展算法与性能分析"/>
     <w:p>
       <w:pPr>
         <w:pStyle w:val="Heading2"/>
       </w:pPr>
       <w:r>
-        <w:t xml:space="preserve">9. VJ 工作集与 TLB 分析</w:t>
+        <w:t xml:space="preserve">5 期末课程报告：VJ / PRVJ 扩展算法与性能分析</w:t>
+      </w:r>
+    </w:p>
+    <w:bookmarkStart w:id="41" w:name="vj-与-prvj-算法设计"/>
+    <w:p>
+      <w:pPr>
+        <w:pStyle w:val="Heading3"/>
+      </w:pPr>
+      <w:r>
+        <w:t xml:space="preserve">5.1 VJ 与 PRVJ 算法设计</w:t>
       </w:r>
     </w:p>
     <w:p>
@@ -4883,7 +5696,178 @@
         <w:pStyle w:val="FirstParagraph"/>
       </w:pPr>
       <w:r>
-        <w:t xml:space="preserve">为了验证 VJ 下降是否与工作集大小相关，期末进一步做了 cache-size sweep。实验固定</w:t>
+        <w:t xml:space="preserve">VJ 的核心思想是利用 R 表主键连续整数的特点，用 vector index 替代 hash table。构建阶段按 key 将 payload 写入 vector；probe 阶段用 S 表 key 直接作为 vector 下标访问。</w:t>
+      </w:r>
+    </w:p>
+    <w:p>
+      <w:pPr>
+        <w:pStyle w:val="BodyText"/>
+      </w:pPr>
+      <w:r>
+        <w:t xml:space="preserve">VJ 的优点是：</w:t>
+      </w:r>
+    </w:p>
+    <w:p>
+      <w:pPr>
+        <w:numPr>
+          <w:ilvl w:val="0"/>
+          <w:numId w:val="1014"/>
+        </w:numPr>
+        <w:pStyle w:val="Compact"/>
+      </w:pPr>
+      <w:r>
+        <w:t xml:space="preserve">避免 hash 计算。</w:t>
+      </w:r>
+    </w:p>
+    <w:p>
+      <w:pPr>
+        <w:numPr>
+          <w:ilvl w:val="0"/>
+          <w:numId w:val="1014"/>
+        </w:numPr>
+        <w:pStyle w:val="Compact"/>
+      </w:pPr>
+      <w:r>
+        <w:t xml:space="preserve">避免链式 bucket 访问和冲突处理。</w:t>
+      </w:r>
+    </w:p>
+    <w:p>
+      <w:pPr>
+        <w:numPr>
+          <w:ilvl w:val="0"/>
+          <w:numId w:val="1014"/>
+        </w:numPr>
+        <w:pStyle w:val="Compact"/>
+      </w:pPr>
+      <w:r>
+        <w:t xml:space="preserve">在 key range 小、vector index 可缓存时性能很高。</w:t>
+      </w:r>
+    </w:p>
+    <w:p>
+      <w:pPr>
+        <w:numPr>
+          <w:ilvl w:val="0"/>
+          <w:numId w:val="1014"/>
+        </w:numPr>
+        <w:pStyle w:val="Compact"/>
+      </w:pPr>
+      <w:r>
+        <w:t xml:space="preserve">可以通过</w:t>
+      </w:r>
+      <w:r>
+        <w:t xml:space="preserve"> </w:t>
+      </w:r>
+      <w:r>
+        <w:rPr>
+          <w:rStyle w:val="VerbatimChar"/>
+        </w:rPr>
+        <w:t xml:space="preserve">payload_width=1/2/4</w:t>
+      </w:r>
+      <w:r>
+        <w:t xml:space="preserve"> </w:t>
+      </w:r>
+      <w:r>
+        <w:t xml:space="preserve">模拟不同 payload 压缩率。</w:t>
+      </w:r>
+    </w:p>
+    <w:p>
+      <w:pPr>
+        <w:pStyle w:val="FirstParagraph"/>
+      </w:pPr>
+      <w:r>
+        <w:t xml:space="preserve">VJ 的问题是：</w:t>
+      </w:r>
+    </w:p>
+    <w:p>
+      <w:pPr>
+        <w:numPr>
+          <w:ilvl w:val="0"/>
+          <w:numId w:val="1015"/>
+        </w:numPr>
+        <w:pStyle w:val="Compact"/>
+      </w:pPr>
+      <w:r>
+        <w:t xml:space="preserve">vector index 大小由</w:t>
+      </w:r>
+      <w:r>
+        <w:t xml:space="preserve"> </w:t>
+      </w:r>
+      <w:r>
+        <w:rPr>
+          <w:rStyle w:val="VerbatimChar"/>
+        </w:rPr>
+        <w:t xml:space="preserve">max_key</w:t>
+      </w:r>
+      <w:r>
+        <w:t xml:space="preserve"> </w:t>
+      </w:r>
+      <w:r>
+        <w:t xml:space="preserve">决定，不只由</w:t>
+      </w:r>
+      <w:r>
+        <w:t xml:space="preserve"> </w:t>
+      </w:r>
+      <w:r>
+        <w:rPr>
+          <w:rStyle w:val="VerbatimChar"/>
+        </w:rPr>
+        <w:t xml:space="preserve">|R|</w:t>
+      </w:r>
+      <w:r>
+        <w:t xml:space="preserve"> </w:t>
+      </w:r>
+      <w:r>
+        <w:t xml:space="preserve">决定。</w:t>
+      </w:r>
+    </w:p>
+    <w:p>
+      <w:pPr>
+        <w:numPr>
+          <w:ilvl w:val="0"/>
+          <w:numId w:val="1015"/>
+        </w:numPr>
+        <w:pStyle w:val="Compact"/>
+      </w:pPr>
+      <w:r>
+        <w:t xml:space="preserve">key range 过大时，vector 工作集会超过 L3 cache 和 TLB 覆盖能力。</w:t>
+      </w:r>
+    </w:p>
+    <w:p>
+      <w:pPr>
+        <w:numPr>
+          <w:ilvl w:val="0"/>
+          <w:numId w:val="1015"/>
+        </w:numPr>
+        <w:pStyle w:val="Compact"/>
+      </w:pPr>
+      <w:r>
+        <w:t xml:space="preserve">probe 阶段退化为大量随机内存访问。</w:t>
+      </w:r>
+    </w:p>
+    <w:p>
+      <w:pPr>
+        <w:pStyle w:val="FirstParagraph"/>
+      </w:pPr>
+      <w:r>
+        <w:t xml:space="preserve">PRVJ 的设计目标是缓解这个问题。它先对数据进行 radix partition，使每个分区内的 key range 变小，再在分区内部使用 VJ，从而缩小局部 vector 工作集。</w:t>
+      </w:r>
+    </w:p>
+    <w:bookmarkEnd w:id="41"/>
+    <w:bookmarkStart w:id="43" w:name="vj-工作集实验"/>
+    <w:p>
+      <w:pPr>
+        <w:pStyle w:val="Heading3"/>
+      </w:pPr>
+      <w:r>
+        <w:t xml:space="preserve">5.2 VJ 工作集实验</w:t>
+      </w:r>
+    </w:p>
+    <w:p>
+      <w:pPr>
+        <w:pStyle w:val="FirstParagraph"/>
+      </w:pPr>
+      <w:r>
+        <w:t xml:space="preserve">VJ cache-size sweep 固定</w:t>
       </w:r>
       <w:r>
         <w:t xml:space="preserve"> </w:t>
@@ -4927,7 +5911,7 @@
                     </pic:cNvPicPr>
                   </pic:nvPicPr>
                   <pic:blipFill>
-                    <a:blip r:embed="rId38"/>
+                    <a:blip r:embed="rId42"/>
                     <a:stretch>
                       <a:fillRect/>
                     </a:stretch>
@@ -4962,6 +5946,22 @@
         <w:t xml:space="preserve">VJ cache sweep</w:t>
       </w:r>
     </w:p>
+    <w:p>
+      <w:pPr>
+        <w:pStyle w:val="BodyText"/>
+      </w:pPr>
+      <w:r>
+        <w:t xml:space="preserve">图 5-1 VJ vector 工作集大小与吞吐关系</w:t>
+      </w:r>
+    </w:p>
+    <w:p>
+      <w:pPr>
+        <w:pStyle w:val="BodyText"/>
+      </w:pPr>
+      <w:r>
+        <w:t xml:space="preserve">关键点如下：</w:t>
+      </w:r>
+    </w:p>
     <w:tbl>
       <w:tblPr>
         <w:tblStyle w:val="Table"/>
@@ -5317,7 +6317,25 @@
         <w:pStyle w:val="BodyText"/>
       </w:pPr>
       <w:r>
-        <w:t xml:space="preserve">简化代价模型：</w:t>
+        <w:t xml:space="preserve">可以看到，VJ 在工作集落入 cache 时吞吐很高；当 vector 工作集接近或超过 L3 后，性能迅速下降。</w:t>
+      </w:r>
+    </w:p>
+    <w:bookmarkEnd w:id="43"/>
+    <w:bookmarkStart w:id="44" w:name="性能模型与-perf-观察"/>
+    <w:p>
+      <w:pPr>
+        <w:pStyle w:val="Heading3"/>
+      </w:pPr>
+      <w:r>
+        <w:t xml:space="preserve">5.3 性能模型与 perf 观察</w:t>
+      </w:r>
+    </w:p>
+    <w:p>
+      <w:pPr>
+        <w:pStyle w:val="FirstParagraph"/>
+      </w:pPr>
+      <w:r>
+        <w:t xml:space="preserve">简化代价模型如下：</w:t>
       </w:r>
     </w:p>
     <w:p>
@@ -5345,7 +6363,37 @@
         <w:pStyle w:val="FirstParagraph"/>
       </w:pPr>
       <w:r>
-        <w:t xml:space="preserve">当工作集小于 cache/TLB 覆盖能力时，probe 是低延迟数组访问；当工作集接近或超过 L3 后，probe 退化为高比例随机内存访问。</w:t>
+        <w:t xml:space="preserve">其中</w:t>
+      </w:r>
+      <w:r>
+        <w:t xml:space="preserve"> </w:t>
+      </w:r>
+      <w:r>
+        <w:rPr>
+          <w:rStyle w:val="VerbatimChar"/>
+        </w:rPr>
+        <w:t xml:space="preserve">W</w:t>
+      </w:r>
+      <w:r>
+        <w:t xml:space="preserve"> </w:t>
+      </w:r>
+      <w:r>
+        <w:t xml:space="preserve">是 vector index 工作集大小。该模型强调：VJ 的性能不只由</w:t>
+      </w:r>
+      <w:r>
+        <w:t xml:space="preserve"> </w:t>
+      </w:r>
+      <w:r>
+        <w:rPr>
+          <w:rStyle w:val="VerbatimChar"/>
+        </w:rPr>
+        <w:t xml:space="preserve">|R|</w:t>
+      </w:r>
+      <w:r>
+        <w:t xml:space="preserve"> </w:t>
+      </w:r>
+      <w:r>
+        <w:t xml:space="preserve">决定，还由 key range 和 payload width 决定。</w:t>
       </w:r>
     </w:p>
     <w:p>
@@ -5353,7 +6401,7 @@
         <w:pStyle w:val="BodyText"/>
       </w:pPr>
       <w:r>
-        <w:t xml:space="preserve">perf 代表性计数：</w:t>
+        <w:t xml:space="preserve">perf 代表性计数如下：</w:t>
       </w:r>
     </w:p>
     <w:tbl>
@@ -5641,112 +6689,43 @@
         <w:pStyle w:val="BodyText"/>
       </w:pPr>
       <w:r>
-        <w:t xml:space="preserve">当前机器</w:t>
-      </w:r>
-      <w:r>
-        <w:t xml:space="preserve"> </w:t>
-      </w:r>
-      <w:r>
-        <w:rPr>
-          <w:rStyle w:val="VerbatimChar"/>
-        </w:rPr>
-        <w:t xml:space="preserve">HugePages_Total=0</w:t>
-      </w:r>
-      <w:r>
-        <w:t xml:space="preserve">，THP 为</w:t>
-      </w:r>
-      <w:r>
-        <w:t xml:space="preserve"> </w:t>
-      </w:r>
-      <w:r>
-        <w:rPr>
-          <w:rStyle w:val="VerbatimChar"/>
-        </w:rPr>
-        <w:t xml:space="preserve">madvise</w:t>
-      </w:r>
-      <w:r>
-        <w:t xml:space="preserve"> </w:t>
-      </w:r>
-      <w:r>
-        <w:t xml:space="preserve">模式。代码实现了</w:t>
-      </w:r>
-      <w:r>
-        <w:t xml:space="preserve"> </w:t>
-      </w:r>
-      <w:r>
-        <w:rPr>
-          <w:rStyle w:val="VerbatimChar"/>
-        </w:rPr>
-        <w:t xml:space="preserve">--vj-hugepage</w:t>
-      </w:r>
-      <w:r>
-        <w:t xml:space="preserve">，在 VJ vector 分配后调用</w:t>
-      </w:r>
-      <w:r>
-        <w:t xml:space="preserve"> </w:t>
-      </w:r>
-      <w:r>
-        <w:rPr>
-          <w:rStyle w:val="VerbatimChar"/>
-        </w:rPr>
-        <w:t xml:space="preserve">madvise(MADV_HUGEPAGE)</w:t>
-      </w:r>
-      <w:r>
-        <w:t xml:space="preserve">；实测中 dTLB miss rate 未出现稳定改善，因此报告将其作为大页尝试和环境限制记录。</w:t>
-      </w:r>
-    </w:p>
-    <w:bookmarkEnd w:id="39"/>
-    <w:bookmarkStart w:id="40" w:name="阶段性结论"/>
-    <w:p>
-      <w:pPr>
-        <w:pStyle w:val="Heading2"/>
-      </w:pPr>
-      <w:r>
-        <w:t xml:space="preserve">10. 阶段性结论</w:t>
-      </w:r>
-    </w:p>
-    <w:p>
-      <w:pPr>
-        <w:pStyle w:val="FirstParagraph"/>
-      </w:pPr>
-      <w:r>
-        <w:t xml:space="preserve">按课程推进顺序，三个阶段形成了连续关系：</w:t>
+        <w:t xml:space="preserve">分析：</w:t>
       </w:r>
     </w:p>
     <w:p>
       <w:pPr>
         <w:numPr>
           <w:ilvl w:val="0"/>
-          <w:numId w:val="1006"/>
+          <w:numId w:val="1016"/>
         </w:numPr>
         <w:pStyle w:val="Compact"/>
       </w:pPr>
       <w:r>
-        <w:t xml:space="preserve">平常实验说明硬件内存层次和 NUMA 对连接算法有实际影响，不能只看算法形式。</w:t>
+        <w:t xml:space="preserve">随着 vector bytes 增大，cache miss rate 上升。</w:t>
       </w:r>
     </w:p>
     <w:p>
       <w:pPr>
         <w:numPr>
           <w:ilvl w:val="0"/>
-          <w:numId w:val="1006"/>
+          <w:numId w:val="1016"/>
         </w:numPr>
         <w:pStyle w:val="Compact"/>
       </w:pPr>
       <w:r>
-        <w:t xml:space="preserve">期中 star join 把二表连接扩展到多表连接，证明在连续主键维表场景下，VJ 的数组访问可以显著减少时间和空间开销。</w:t>
+        <w:t xml:space="preserve">payload width 从 1 增加到 4 后，vector 工作集变大，执行时间进一步增加。</w:t>
       </w:r>
     </w:p>
     <w:p>
       <w:pPr>
         <w:numPr>
           <w:ilvl w:val="0"/>
-          <w:numId w:val="1006"/>
+          <w:numId w:val="1016"/>
         </w:numPr>
         <w:pStyle w:val="Compact"/>
       </w:pPr>
       <w:r>
-        <w:t xml:space="preserve">期末 full sweep 进一步说明 VJ 的优势有边界：工作集超过 cache/TLB 后性能下降，而 PRVJ 可以通过分区恢复局部性。</w:t>
+        <w:t xml:space="preserve">dTLB miss rate 也上升，说明大工作集下 TLB 覆盖能力是重要因素之一。</w:t>
       </w:r>
     </w:p>
     <w:p>
@@ -5754,17 +6733,68 @@
         <w:pStyle w:val="FirstParagraph"/>
       </w:pPr>
       <w:r>
-        <w:t xml:space="preserve">因此，本课程最终形成的算法理解是：NPO 简单但容易受 hash table 随机访问影响；PRO 通过分区改善局部性但空间和物化代价较高；VJ 在连续 key 和小工作集下最好；PRVJ 是对 VJ 大工作集问题的改进。</w:t>
-      </w:r>
-    </w:p>
-    <w:bookmarkEnd w:id="40"/>
-    <w:bookmarkStart w:id="41" w:name="复现方式"/>
-    <w:p>
-      <w:pPr>
-        <w:pStyle w:val="Heading2"/>
-      </w:pPr>
-      <w:r>
-        <w:t xml:space="preserve">11. 复现方式</w:t>
+        <w:t xml:space="preserve">当前机器</w:t>
+      </w:r>
+      <w:r>
+        <w:t xml:space="preserve"> </w:t>
+      </w:r>
+      <w:r>
+        <w:rPr>
+          <w:rStyle w:val="VerbatimChar"/>
+        </w:rPr>
+        <w:t xml:space="preserve">HugePages_Total=0</w:t>
+      </w:r>
+      <w:r>
+        <w:t xml:space="preserve">，THP 为</w:t>
+      </w:r>
+      <w:r>
+        <w:t xml:space="preserve"> </w:t>
+      </w:r>
+      <w:r>
+        <w:rPr>
+          <w:rStyle w:val="VerbatimChar"/>
+        </w:rPr>
+        <w:t xml:space="preserve">madvise</w:t>
+      </w:r>
+      <w:r>
+        <w:t xml:space="preserve"> </w:t>
+      </w:r>
+      <w:r>
+        <w:t xml:space="preserve">模式。代码实现了</w:t>
+      </w:r>
+      <w:r>
+        <w:t xml:space="preserve"> </w:t>
+      </w:r>
+      <w:r>
+        <w:rPr>
+          <w:rStyle w:val="VerbatimChar"/>
+        </w:rPr>
+        <w:t xml:space="preserve">--vj-hugepage</w:t>
+      </w:r>
+      <w:r>
+        <w:t xml:space="preserve">，在 VJ vector 分配后调用</w:t>
+      </w:r>
+      <w:r>
+        <w:t xml:space="preserve"> </w:t>
+      </w:r>
+      <w:r>
+        <w:rPr>
+          <w:rStyle w:val="VerbatimChar"/>
+        </w:rPr>
+        <w:t xml:space="preserve">madvise(MADV_HUGEPAGE)</w:t>
+      </w:r>
+      <w:r>
+        <w:t xml:space="preserve">；实测中 dTLB miss rate 未出现稳定改善，因此将其记录为大页尝试和环境限制。</w:t>
+      </w:r>
+    </w:p>
+    <w:bookmarkEnd w:id="44"/>
+    <w:bookmarkStart w:id="45" w:name="期末综合结论"/>
+    <w:p>
+      <w:pPr>
+        <w:pStyle w:val="Heading3"/>
+      </w:pPr>
+      <w:r>
+        <w:t xml:space="preserve">5.4 期末综合结论</w:t>
       </w:r>
     </w:p>
     <w:p>
@@ -5772,763 +6802,725 @@
         <w:pStyle w:val="FirstParagraph"/>
       </w:pPr>
       <w:r>
-        <w:t xml:space="preserve">完整自检：</w:t>
-      </w:r>
-    </w:p>
-    <w:p>
-      <w:pPr>
-        <w:pStyle w:val="SourceCode"/>
-      </w:pPr>
-      <w:r>
-        <w:rPr>
-          <w:rStyle w:val="ExtensionTok"/>
-        </w:rPr>
-        <w:t xml:space="preserve">scripts/self_check_assignment.sh</w:t>
-      </w:r>
-    </w:p>
-    <w:p>
-      <w:pPr>
-        <w:pStyle w:val="FirstParagraph"/>
-      </w:pPr>
-      <w:r>
-        <w:t xml:space="preserve">期末 full sweep：</w:t>
-      </w:r>
-    </w:p>
-    <w:p>
-      <w:pPr>
-        <w:pStyle w:val="SourceCode"/>
-      </w:pPr>
-      <w:r>
-        <w:rPr>
-          <w:rStyle w:val="ExtensionTok"/>
-        </w:rPr>
-        <w:t xml:space="preserve">scripts/run_extended_algo_comparison.sh</w:t>
-      </w:r>
-      <w:r>
-        <w:rPr>
-          <w:rStyle w:val="NormalTok"/>
-        </w:rPr>
-        <w:t xml:space="preserve"> </w:t>
-      </w:r>
-      <w:r>
-        <w:rPr>
-          <w:rStyle w:val="AttributeTok"/>
-        </w:rPr>
-        <w:t xml:space="preserve">--run</w:t>
-      </w:r>
-      <w:r>
-        <w:rPr>
-          <w:rStyle w:val="NormalTok"/>
-        </w:rPr>
-        <w:t xml:space="preserve"> </w:t>
-      </w:r>
-      <w:r>
-        <w:rPr>
-          <w:rStyle w:val="DataTypeTok"/>
-        </w:rPr>
-        <w:t xml:space="preserve">\</w:t>
-      </w:r>
-      <w:r>
-        <w:br/>
-      </w:r>
-      <w:r>
-        <w:rPr>
-          <w:rStyle w:val="NormalTok"/>
-        </w:rPr>
-        <w:t xml:space="preserve">  </w:t>
-      </w:r>
-      <w:r>
-        <w:rPr>
-          <w:rStyle w:val="AttributeTok"/>
-        </w:rPr>
-        <w:t xml:space="preserve">--threads</w:t>
-      </w:r>
-      <w:r>
-        <w:rPr>
-          <w:rStyle w:val="NormalTok"/>
-        </w:rPr>
-        <w:t xml:space="preserve"> 64 </w:t>
-      </w:r>
-      <w:r>
-        <w:rPr>
-          <w:rStyle w:val="DataTypeTok"/>
-        </w:rPr>
-        <w:t xml:space="preserve">\</w:t>
-      </w:r>
-      <w:r>
-        <w:br/>
-      </w:r>
-      <w:r>
-        <w:rPr>
-          <w:rStyle w:val="NormalTok"/>
-        </w:rPr>
-        <w:t xml:space="preserve">  </w:t>
-      </w:r>
-      <w:r>
-        <w:rPr>
-          <w:rStyle w:val="AttributeTok"/>
-        </w:rPr>
-        <w:t xml:space="preserve">--repeats</w:t>
-      </w:r>
-      <w:r>
-        <w:rPr>
-          <w:rStyle w:val="NormalTok"/>
-        </w:rPr>
-        <w:t xml:space="preserve"> 1 </w:t>
-      </w:r>
-      <w:r>
-        <w:rPr>
-          <w:rStyle w:val="DataTypeTok"/>
-        </w:rPr>
-        <w:t xml:space="preserve">\</w:t>
-      </w:r>
-      <w:r>
-        <w:br/>
-      </w:r>
-      <w:r>
-        <w:rPr>
-          <w:rStyle w:val="NormalTok"/>
-        </w:rPr>
-        <w:t xml:space="preserve">  </w:t>
-      </w:r>
-      <w:r>
-        <w:rPr>
-          <w:rStyle w:val="AttributeTok"/>
-        </w:rPr>
-        <w:t xml:space="preserve">--s-size</w:t>
-      </w:r>
-      <w:r>
-        <w:rPr>
-          <w:rStyle w:val="NormalTok"/>
-        </w:rPr>
-        <w:t xml:space="preserve"> 1073741824 </w:t>
-      </w:r>
-      <w:r>
-        <w:rPr>
-          <w:rStyle w:val="DataTypeTok"/>
-        </w:rPr>
-        <w:t xml:space="preserve">\</w:t>
-      </w:r>
-      <w:r>
-        <w:br/>
-      </w:r>
-      <w:r>
-        <w:rPr>
-          <w:rStyle w:val="NormalTok"/>
-        </w:rPr>
-        <w:t xml:space="preserve">  </w:t>
-      </w:r>
-      <w:r>
-        <w:rPr>
-          <w:rStyle w:val="AttributeTok"/>
-        </w:rPr>
-        <w:t xml:space="preserve">--r-exp-min</w:t>
-      </w:r>
-      <w:r>
-        <w:rPr>
-          <w:rStyle w:val="NormalTok"/>
-        </w:rPr>
-        <w:t xml:space="preserve"> 5 </w:t>
-      </w:r>
-      <w:r>
-        <w:rPr>
-          <w:rStyle w:val="DataTypeTok"/>
-        </w:rPr>
-        <w:t xml:space="preserve">\</w:t>
-      </w:r>
-      <w:r>
-        <w:br/>
-      </w:r>
-      <w:r>
-        <w:rPr>
-          <w:rStyle w:val="NormalTok"/>
-        </w:rPr>
-        <w:t xml:space="preserve">  </w:t>
-      </w:r>
-      <w:r>
-        <w:rPr>
-          <w:rStyle w:val="AttributeTok"/>
-        </w:rPr>
-        <w:t xml:space="preserve">--r-exp-max</w:t>
-      </w:r>
-      <w:r>
-        <w:rPr>
-          <w:rStyle w:val="NormalTok"/>
-        </w:rPr>
-        <w:t xml:space="preserve"> 30 </w:t>
-      </w:r>
-      <w:r>
-        <w:rPr>
-          <w:rStyle w:val="DataTypeTok"/>
-        </w:rPr>
-        <w:t xml:space="preserve">\</w:t>
-      </w:r>
-      <w:r>
-        <w:br/>
-      </w:r>
-      <w:r>
-        <w:rPr>
-          <w:rStyle w:val="NormalTok"/>
-        </w:rPr>
-        <w:t xml:space="preserve">  </w:t>
-      </w:r>
-      <w:r>
-        <w:rPr>
-          <w:rStyle w:val="AttributeTok"/>
-        </w:rPr>
-        <w:t xml:space="preserve">--algorithms</w:t>
-      </w:r>
-      <w:r>
-        <w:rPr>
-          <w:rStyle w:val="NormalTok"/>
-        </w:rPr>
-        <w:t xml:space="preserve"> </w:t>
-      </w:r>
-      <w:r>
-        <w:rPr>
-          <w:rStyle w:val="StringTok"/>
-        </w:rPr>
-        <w:t xml:space="preserve">"NPO PRO VJ_pw1 VJ_pw2 VJ_pw4 PRVJ_best"</w:t>
-      </w:r>
-      <w:r>
-        <w:rPr>
-          <w:rStyle w:val="NormalTok"/>
-        </w:rPr>
-        <w:t xml:space="preserve"> </w:t>
-      </w:r>
-      <w:r>
-        <w:rPr>
-          <w:rStyle w:val="DataTypeTok"/>
-        </w:rPr>
-        <w:t xml:space="preserve">\</w:t>
-      </w:r>
-      <w:r>
-        <w:br/>
-      </w:r>
-      <w:r>
-        <w:rPr>
-          <w:rStyle w:val="NormalTok"/>
-        </w:rPr>
-        <w:t xml:space="preserve">  </w:t>
-      </w:r>
-      <w:r>
-        <w:rPr>
-          <w:rStyle w:val="AttributeTok"/>
-        </w:rPr>
-        <w:t xml:space="preserve">--prvj-radix-bits</w:t>
-      </w:r>
-      <w:r>
-        <w:rPr>
-          <w:rStyle w:val="NormalTok"/>
-        </w:rPr>
-        <w:t xml:space="preserve"> 18 </w:t>
-      </w:r>
-      <w:r>
-        <w:rPr>
-          <w:rStyle w:val="DataTypeTok"/>
-        </w:rPr>
-        <w:t xml:space="preserve">\</w:t>
-      </w:r>
-      <w:r>
-        <w:br/>
-      </w:r>
-      <w:r>
-        <w:rPr>
-          <w:rStyle w:val="NormalTok"/>
-        </w:rPr>
-        <w:t xml:space="preserve">  </w:t>
-      </w:r>
-      <w:r>
-        <w:rPr>
-          <w:rStyle w:val="AttributeTok"/>
-        </w:rPr>
-        <w:t xml:space="preserve">--prvj-payload-width</w:t>
-      </w:r>
-      <w:r>
-        <w:rPr>
-          <w:rStyle w:val="NormalTok"/>
-        </w:rPr>
-        <w:t xml:space="preserve"> 4 </w:t>
-      </w:r>
-      <w:r>
-        <w:rPr>
-          <w:rStyle w:val="DataTypeTok"/>
-        </w:rPr>
-        <w:t xml:space="preserve">\</w:t>
-      </w:r>
-      <w:r>
-        <w:br/>
-      </w:r>
-      <w:r>
-        <w:rPr>
-          <w:rStyle w:val="NormalTok"/>
-        </w:rPr>
-        <w:t xml:space="preserve">  </w:t>
-      </w:r>
-      <w:r>
-        <w:rPr>
-          <w:rStyle w:val="AttributeTok"/>
-        </w:rPr>
-        <w:t xml:space="preserve">--timeout-seconds</w:t>
-      </w:r>
-      <w:r>
-        <w:rPr>
-          <w:rStyle w:val="NormalTok"/>
-        </w:rPr>
-        <w:t xml:space="preserve"> 3600 </w:t>
-      </w:r>
-      <w:r>
-        <w:rPr>
-          <w:rStyle w:val="DataTypeTok"/>
-        </w:rPr>
-        <w:t xml:space="preserve">\</w:t>
-      </w:r>
-      <w:r>
-        <w:br/>
-      </w:r>
-      <w:r>
-        <w:rPr>
-          <w:rStyle w:val="NormalTok"/>
-        </w:rPr>
-        <w:t xml:space="preserve">  </w:t>
-      </w:r>
-      <w:r>
-        <w:rPr>
-          <w:rStyle w:val="AttributeTok"/>
-        </w:rPr>
-        <w:t xml:space="preserve">--out-prefix</w:t>
-      </w:r>
-      <w:r>
-        <w:rPr>
-          <w:rStyle w:val="NormalTok"/>
-        </w:rPr>
-        <w:t xml:space="preserve"> final-full-main-s2e30</w:t>
-      </w:r>
-    </w:p>
-    <w:p>
-      <w:pPr>
-        <w:pStyle w:val="FirstParagraph"/>
-      </w:pPr>
-      <w:r>
-        <w:t xml:space="preserve">期中 star join：</w:t>
-      </w:r>
-    </w:p>
-    <w:p>
-      <w:pPr>
-        <w:pStyle w:val="SourceCode"/>
-      </w:pPr>
-      <w:r>
-        <w:rPr>
-          <w:rStyle w:val="ExtensionTok"/>
-        </w:rPr>
-        <w:t xml:space="preserve">scripts/run_starjoin_comparison.sh</w:t>
-      </w:r>
-      <w:r>
-        <w:rPr>
-          <w:rStyle w:val="NormalTok"/>
-        </w:rPr>
-        <w:t xml:space="preserve"> </w:t>
-      </w:r>
-      <w:r>
-        <w:rPr>
-          <w:rStyle w:val="AttributeTok"/>
-        </w:rPr>
-        <w:t xml:space="preserve">--run</w:t>
-      </w:r>
-      <w:r>
-        <w:rPr>
-          <w:rStyle w:val="NormalTok"/>
-        </w:rPr>
-        <w:t xml:space="preserve"> </w:t>
-      </w:r>
-      <w:r>
-        <w:rPr>
-          <w:rStyle w:val="DataTypeTok"/>
-        </w:rPr>
-        <w:t xml:space="preserve">\</w:t>
-      </w:r>
-      <w:r>
-        <w:br/>
-      </w:r>
-      <w:r>
-        <w:rPr>
-          <w:rStyle w:val="NormalTok"/>
-        </w:rPr>
-        <w:t xml:space="preserve">  </w:t>
-      </w:r>
-      <w:r>
-        <w:rPr>
-          <w:rStyle w:val="AttributeTok"/>
-        </w:rPr>
-        <w:t xml:space="preserve">--sf</w:t>
-      </w:r>
-      <w:r>
-        <w:rPr>
-          <w:rStyle w:val="NormalTok"/>
-        </w:rPr>
-        <w:t xml:space="preserve"> 100 </w:t>
-      </w:r>
-      <w:r>
-        <w:rPr>
-          <w:rStyle w:val="DataTypeTok"/>
-        </w:rPr>
-        <w:t xml:space="preserve">\</w:t>
-      </w:r>
-      <w:r>
-        <w:br/>
-      </w:r>
-      <w:r>
-        <w:rPr>
-          <w:rStyle w:val="NormalTok"/>
-        </w:rPr>
-        <w:t xml:space="preserve">  </w:t>
-      </w:r>
-      <w:r>
-        <w:rPr>
-          <w:rStyle w:val="AttributeTok"/>
-        </w:rPr>
-        <w:t xml:space="preserve">--threads-list</w:t>
-      </w:r>
-      <w:r>
-        <w:rPr>
-          <w:rStyle w:val="NormalTok"/>
-        </w:rPr>
-        <w:t xml:space="preserve"> </w:t>
-      </w:r>
-      <w:r>
-        <w:rPr>
-          <w:rStyle w:val="StringTok"/>
-        </w:rPr>
-        <w:t xml:space="preserve">"64"</w:t>
-      </w:r>
-      <w:r>
-        <w:rPr>
-          <w:rStyle w:val="NormalTok"/>
-        </w:rPr>
-        <w:t xml:space="preserve"> </w:t>
-      </w:r>
-      <w:r>
-        <w:rPr>
-          <w:rStyle w:val="DataTypeTok"/>
-        </w:rPr>
-        <w:t xml:space="preserve">\</w:t>
-      </w:r>
-      <w:r>
-        <w:br/>
-      </w:r>
-      <w:r>
-        <w:rPr>
-          <w:rStyle w:val="NormalTok"/>
-        </w:rPr>
-        <w:t xml:space="preserve">  </w:t>
-      </w:r>
-      <w:r>
-        <w:rPr>
-          <w:rStyle w:val="AttributeTok"/>
-        </w:rPr>
-        <w:t xml:space="preserve">--modes</w:t>
-      </w:r>
-      <w:r>
-        <w:rPr>
-          <w:rStyle w:val="NormalTok"/>
-        </w:rPr>
-        <w:t xml:space="preserve"> </w:t>
-      </w:r>
-      <w:r>
-        <w:rPr>
-          <w:rStyle w:val="StringTok"/>
-        </w:rPr>
-        <w:t xml:space="preserve">"npo pro vj"</w:t>
-      </w:r>
-      <w:r>
-        <w:rPr>
-          <w:rStyle w:val="NormalTok"/>
-        </w:rPr>
-        <w:t xml:space="preserve"> </w:t>
-      </w:r>
-      <w:r>
-        <w:rPr>
-          <w:rStyle w:val="DataTypeTok"/>
-        </w:rPr>
-        <w:t xml:space="preserve">\</w:t>
-      </w:r>
-      <w:r>
-        <w:br/>
-      </w:r>
-      <w:r>
-        <w:rPr>
-          <w:rStyle w:val="NormalTok"/>
-        </w:rPr>
-        <w:t xml:space="preserve">  </w:t>
-      </w:r>
-      <w:r>
-        <w:rPr>
-          <w:rStyle w:val="AttributeTok"/>
-        </w:rPr>
-        <w:t xml:space="preserve">--prefetch-distances</w:t>
-      </w:r>
-      <w:r>
-        <w:rPr>
-          <w:rStyle w:val="NormalTok"/>
-        </w:rPr>
-        <w:t xml:space="preserve"> </w:t>
-      </w:r>
-      <w:r>
-        <w:rPr>
-          <w:rStyle w:val="StringTok"/>
-        </w:rPr>
-        <w:t xml:space="preserve">"0"</w:t>
-      </w:r>
-      <w:r>
-        <w:rPr>
-          <w:rStyle w:val="NormalTok"/>
-        </w:rPr>
-        <w:t xml:space="preserve"> </w:t>
-      </w:r>
-      <w:r>
-        <w:rPr>
-          <w:rStyle w:val="DataTypeTok"/>
-        </w:rPr>
-        <w:t xml:space="preserve">\</w:t>
-      </w:r>
-      <w:r>
-        <w:br/>
-      </w:r>
-      <w:r>
-        <w:rPr>
-          <w:rStyle w:val="NormalTok"/>
-        </w:rPr>
-        <w:t xml:space="preserve">  </w:t>
-      </w:r>
-      <w:r>
-        <w:rPr>
-          <w:rStyle w:val="AttributeTok"/>
-        </w:rPr>
-        <w:t xml:space="preserve">--payload-width</w:t>
-      </w:r>
-      <w:r>
-        <w:rPr>
-          <w:rStyle w:val="NormalTok"/>
-        </w:rPr>
-        <w:t xml:space="preserve"> 1 </w:t>
-      </w:r>
-      <w:r>
-        <w:rPr>
-          <w:rStyle w:val="DataTypeTok"/>
-        </w:rPr>
-        <w:t xml:space="preserve">\</w:t>
-      </w:r>
-      <w:r>
-        <w:br/>
-      </w:r>
-      <w:r>
-        <w:rPr>
-          <w:rStyle w:val="NormalTok"/>
-        </w:rPr>
-        <w:t xml:space="preserve">  </w:t>
-      </w:r>
-      <w:r>
-        <w:rPr>
-          <w:rStyle w:val="AttributeTok"/>
-        </w:rPr>
-        <w:t xml:space="preserve">--timeout-seconds</w:t>
-      </w:r>
-      <w:r>
-        <w:rPr>
-          <w:rStyle w:val="NormalTok"/>
-        </w:rPr>
-        <w:t xml:space="preserve"> 3600</w:t>
-      </w:r>
-    </w:p>
-    <w:bookmarkEnd w:id="41"/>
-    <w:bookmarkStart w:id="42" w:name="自检结果"/>
-    <w:p>
-      <w:pPr>
-        <w:pStyle w:val="Heading2"/>
-      </w:pPr>
-      <w:r>
-        <w:t xml:space="preserve">12. 自检结果</w:t>
-      </w:r>
-    </w:p>
-    <w:p>
-      <w:pPr>
-        <w:pStyle w:val="FirstParagraph"/>
-      </w:pPr>
-      <w:r>
-        <w:t xml:space="preserve">已运行：</w:t>
-      </w:r>
-    </w:p>
-    <w:p>
-      <w:pPr>
-        <w:pStyle w:val="SourceCode"/>
-      </w:pPr>
-      <w:r>
-        <w:rPr>
-          <w:rStyle w:val="VerbatimChar"/>
-        </w:rPr>
-        <w:t xml:space="preserve">[PASS] assignment self-check passed</w:t>
-      </w:r>
-    </w:p>
-    <w:p>
-      <w:pPr>
-        <w:pStyle w:val="FirstParagraph"/>
-      </w:pPr>
-      <w:r>
-        <w:t xml:space="preserve">补充检查：</w:t>
+        <w:t xml:space="preserve">期末实验把 NPO、PRO、sort-merge、VJ、PRVJ 放到同一 full sweep 中比较，最终结论如下：</w:t>
       </w:r>
     </w:p>
     <w:p>
       <w:pPr>
         <w:numPr>
           <w:ilvl w:val="0"/>
-          <w:numId w:val="1007"/>
+          <w:numId w:val="1017"/>
         </w:numPr>
         <w:pStyle w:val="Compact"/>
       </w:pPr>
       <w:r>
-        <w:rPr>
-          <w:rStyle w:val="VerbatimChar"/>
-        </w:rPr>
-        <w:t xml:space="preserve">git diff --check</w:t>
-      </w:r>
-      <w:r>
-        <w:t xml:space="preserve"> </w:t>
-      </w:r>
-      <w:r>
-        <w:t xml:space="preserve">通过。</w:t>
+        <w:t xml:space="preserve">小 R 或小 key range 下，VJ/NPO 固定开销低，吞吐最高。</w:t>
       </w:r>
     </w:p>
     <w:p>
       <w:pPr>
         <w:numPr>
           <w:ilvl w:val="0"/>
-          <w:numId w:val="1007"/>
+          <w:numId w:val="1017"/>
         </w:numPr>
         <w:pStyle w:val="Compact"/>
       </w:pPr>
       <w:r>
-        <w:t xml:space="preserve">full sweep summary 中 7 个变体各 26 个点，bad=0。</w:t>
+        <w:t xml:space="preserve">当 vector index 工作集超过 cache/TLB 覆盖能力后，直接 VJ 性能明显下降。</w:t>
       </w:r>
     </w:p>
     <w:p>
       <w:pPr>
         <w:numPr>
           <w:ilvl w:val="0"/>
-          <w:numId w:val="1007"/>
+          <w:numId w:val="1017"/>
         </w:numPr>
         <w:pStyle w:val="Compact"/>
       </w:pPr>
       <w:r>
-        <w:t xml:space="preserve">star join</w:t>
-      </w:r>
-      <w:r>
-        <w:t xml:space="preserve"> </w:t>
-      </w:r>
-      <w:r>
-        <w:rPr>
-          <w:rStyle w:val="VerbatimChar"/>
-        </w:rPr>
-        <w:t xml:space="preserve">sf=100</w:t>
-      </w:r>
-      <w:r>
-        <w:t xml:space="preserve"> </w:t>
-      </w:r>
-      <w:r>
-        <w:t xml:space="preserve">CSV 所有点 status=OK。</w:t>
+        <w:t xml:space="preserve">PRVJ 通过 radix partition 缩小局部 vector 工作集，在大 R 下显著优于直接 VJ。</w:t>
       </w:r>
     </w:p>
     <w:p>
       <w:pPr>
         <w:numPr>
           <w:ilvl w:val="0"/>
-          <w:numId w:val="1007"/>
+          <w:numId w:val="1017"/>
         </w:numPr>
         <w:pStyle w:val="Compact"/>
       </w:pPr>
       <w:r>
-        <w:rPr>
-          <w:rStyle w:val="VerbatimChar"/>
-        </w:rPr>
-        <w:t xml:space="preserve">docs/EXPERIMENT_REPORT.docx</w:t>
-      </w:r>
-      <w:r>
-        <w:t xml:space="preserve">、</w:t>
-      </w:r>
-      <w:r>
-        <w:rPr>
-          <w:rStyle w:val="VerbatimChar"/>
-        </w:rPr>
-        <w:t xml:space="preserve">docs/MIDTERM_REPORT.docx</w:t>
-      </w:r>
-      <w:r>
-        <w:t xml:space="preserve">、</w:t>
-      </w:r>
-      <w:r>
-        <w:rPr>
-          <w:rStyle w:val="VerbatimChar"/>
-        </w:rPr>
-        <w:t xml:space="preserve">docs/COURSE_REPORT.docx</w:t>
-      </w:r>
-      <w:r>
-        <w:t xml:space="preserve"> </w:t>
-      </w:r>
-      <w:r>
-        <w:t xml:space="preserve">已生成。</w:t>
-      </w:r>
-    </w:p>
-    <w:bookmarkEnd w:id="42"/>
-    <w:bookmarkStart w:id="43" w:name="局限"/>
-    <w:p>
-      <w:pPr>
-        <w:pStyle w:val="Heading2"/>
-      </w:pPr>
-      <w:r>
-        <w:t xml:space="preserve">13. 局限</w:t>
+        <w:t xml:space="preserve">PRO 在大规模区间保持稳定，是较稳健的通用选择。</w:t>
       </w:r>
     </w:p>
     <w:p>
       <w:pPr>
         <w:numPr>
           <w:ilvl w:val="0"/>
-          <w:numId w:val="1008"/>
+          <w:numId w:val="1017"/>
         </w:numPr>
         <w:pStyle w:val="Compact"/>
       </w:pPr>
       <w:r>
+        <w:t xml:space="preserve">sort-merge 空间和性能模式可预测，但在本实现和本实验配置下不是最快方案。</w:t>
+      </w:r>
+    </w:p>
+    <w:p>
+      <w:pPr>
+        <w:pStyle w:val="FirstParagraph"/>
+      </w:pPr>
+      <w:r>
+        <w:t xml:space="preserve">因此，期末阶段对前期报告的补充不是简单增加一个算法，而是进一步说明了 hardware-conscious join 的核心规律：算法性能取决于工作集与 cache、TLB、NUMA 的匹配关系。</w:t>
+      </w:r>
+    </w:p>
+    <w:bookmarkEnd w:id="45"/>
+    <w:bookmarkEnd w:id="46"/>
+    <w:bookmarkStart w:id="47" w:name="复现方式与自检"/>
+    <w:p>
+      <w:pPr>
+        <w:pStyle w:val="Heading2"/>
+      </w:pPr>
+      <w:r>
+        <w:t xml:space="preserve">6 复现方式与自检</w:t>
+      </w:r>
+    </w:p>
+    <w:p>
+      <w:pPr>
+        <w:pStyle w:val="FirstParagraph"/>
+      </w:pPr>
+      <w:r>
+        <w:t xml:space="preserve">完整自检：</w:t>
+      </w:r>
+    </w:p>
+    <w:p>
+      <w:pPr>
+        <w:pStyle w:val="SourceCode"/>
+      </w:pPr>
+      <w:r>
+        <w:rPr>
+          <w:rStyle w:val="BuiltInTok"/>
+        </w:rPr>
+        <w:t xml:space="preserve">cd</w:t>
+      </w:r>
+      <w:r>
+        <w:rPr>
+          <w:rStyle w:val="NormalTok"/>
+        </w:rPr>
+        <w:t xml:space="preserve"> hashjoin-cpu</w:t>
+      </w:r>
+      <w:r>
+        <w:br/>
+      </w:r>
+      <w:r>
+        <w:rPr>
+          <w:rStyle w:val="ExtensionTok"/>
+        </w:rPr>
+        <w:t xml:space="preserve">scripts/self_check_assignment.sh</w:t>
+      </w:r>
+    </w:p>
+    <w:p>
+      <w:pPr>
+        <w:pStyle w:val="FirstParagraph"/>
+      </w:pPr>
+      <w:r>
+        <w:t xml:space="preserve">期中 star join 复现：</w:t>
+      </w:r>
+    </w:p>
+    <w:p>
+      <w:pPr>
+        <w:pStyle w:val="SourceCode"/>
+      </w:pPr>
+      <w:r>
+        <w:rPr>
+          <w:rStyle w:val="ExtensionTok"/>
+        </w:rPr>
+        <w:t xml:space="preserve">scripts/run_starjoin_comparison.sh</w:t>
+      </w:r>
+      <w:r>
+        <w:rPr>
+          <w:rStyle w:val="NormalTok"/>
+        </w:rPr>
+        <w:t xml:space="preserve"> </w:t>
+      </w:r>
+      <w:r>
+        <w:rPr>
+          <w:rStyle w:val="AttributeTok"/>
+        </w:rPr>
+        <w:t xml:space="preserve">--run</w:t>
+      </w:r>
+      <w:r>
+        <w:rPr>
+          <w:rStyle w:val="NormalTok"/>
+        </w:rPr>
+        <w:t xml:space="preserve"> </w:t>
+      </w:r>
+      <w:r>
+        <w:rPr>
+          <w:rStyle w:val="DataTypeTok"/>
+        </w:rPr>
+        <w:t xml:space="preserve">\</w:t>
+      </w:r>
+      <w:r>
+        <w:br/>
+      </w:r>
+      <w:r>
+        <w:rPr>
+          <w:rStyle w:val="NormalTok"/>
+        </w:rPr>
+        <w:t xml:space="preserve">  </w:t>
+      </w:r>
+      <w:r>
+        <w:rPr>
+          <w:rStyle w:val="AttributeTok"/>
+        </w:rPr>
+        <w:t xml:space="preserve">--sf</w:t>
+      </w:r>
+      <w:r>
+        <w:rPr>
+          <w:rStyle w:val="NormalTok"/>
+        </w:rPr>
+        <w:t xml:space="preserve"> 100 </w:t>
+      </w:r>
+      <w:r>
+        <w:rPr>
+          <w:rStyle w:val="DataTypeTok"/>
+        </w:rPr>
+        <w:t xml:space="preserve">\</w:t>
+      </w:r>
+      <w:r>
+        <w:br/>
+      </w:r>
+      <w:r>
+        <w:rPr>
+          <w:rStyle w:val="NormalTok"/>
+        </w:rPr>
+        <w:t xml:space="preserve">  </w:t>
+      </w:r>
+      <w:r>
+        <w:rPr>
+          <w:rStyle w:val="AttributeTok"/>
+        </w:rPr>
+        <w:t xml:space="preserve">--threads-list</w:t>
+      </w:r>
+      <w:r>
+        <w:rPr>
+          <w:rStyle w:val="NormalTok"/>
+        </w:rPr>
+        <w:t xml:space="preserve"> </w:t>
+      </w:r>
+      <w:r>
+        <w:rPr>
+          <w:rStyle w:val="StringTok"/>
+        </w:rPr>
+        <w:t xml:space="preserve">"64"</w:t>
+      </w:r>
+      <w:r>
+        <w:rPr>
+          <w:rStyle w:val="NormalTok"/>
+        </w:rPr>
+        <w:t xml:space="preserve"> </w:t>
+      </w:r>
+      <w:r>
+        <w:rPr>
+          <w:rStyle w:val="DataTypeTok"/>
+        </w:rPr>
+        <w:t xml:space="preserve">\</w:t>
+      </w:r>
+      <w:r>
+        <w:br/>
+      </w:r>
+      <w:r>
+        <w:rPr>
+          <w:rStyle w:val="NormalTok"/>
+        </w:rPr>
+        <w:t xml:space="preserve">  </w:t>
+      </w:r>
+      <w:r>
+        <w:rPr>
+          <w:rStyle w:val="AttributeTok"/>
+        </w:rPr>
+        <w:t xml:space="preserve">--modes</w:t>
+      </w:r>
+      <w:r>
+        <w:rPr>
+          <w:rStyle w:val="NormalTok"/>
+        </w:rPr>
+        <w:t xml:space="preserve"> </w:t>
+      </w:r>
+      <w:r>
+        <w:rPr>
+          <w:rStyle w:val="StringTok"/>
+        </w:rPr>
+        <w:t xml:space="preserve">"npo pro vj"</w:t>
+      </w:r>
+      <w:r>
+        <w:rPr>
+          <w:rStyle w:val="NormalTok"/>
+        </w:rPr>
+        <w:t xml:space="preserve"> </w:t>
+      </w:r>
+      <w:r>
+        <w:rPr>
+          <w:rStyle w:val="DataTypeTok"/>
+        </w:rPr>
+        <w:t xml:space="preserve">\</w:t>
+      </w:r>
+      <w:r>
+        <w:br/>
+      </w:r>
+      <w:r>
+        <w:rPr>
+          <w:rStyle w:val="NormalTok"/>
+        </w:rPr>
+        <w:t xml:space="preserve">  </w:t>
+      </w:r>
+      <w:r>
+        <w:rPr>
+          <w:rStyle w:val="AttributeTok"/>
+        </w:rPr>
+        <w:t xml:space="preserve">--prefetch-distances</w:t>
+      </w:r>
+      <w:r>
+        <w:rPr>
+          <w:rStyle w:val="NormalTok"/>
+        </w:rPr>
+        <w:t xml:space="preserve"> </w:t>
+      </w:r>
+      <w:r>
+        <w:rPr>
+          <w:rStyle w:val="StringTok"/>
+        </w:rPr>
+        <w:t xml:space="preserve">"0"</w:t>
+      </w:r>
+      <w:r>
+        <w:rPr>
+          <w:rStyle w:val="NormalTok"/>
+        </w:rPr>
+        <w:t xml:space="preserve"> </w:t>
+      </w:r>
+      <w:r>
+        <w:rPr>
+          <w:rStyle w:val="DataTypeTok"/>
+        </w:rPr>
+        <w:t xml:space="preserve">\</w:t>
+      </w:r>
+      <w:r>
+        <w:br/>
+      </w:r>
+      <w:r>
+        <w:rPr>
+          <w:rStyle w:val="NormalTok"/>
+        </w:rPr>
+        <w:t xml:space="preserve">  </w:t>
+      </w:r>
+      <w:r>
+        <w:rPr>
+          <w:rStyle w:val="AttributeTok"/>
+        </w:rPr>
+        <w:t xml:space="preserve">--payload-width</w:t>
+      </w:r>
+      <w:r>
+        <w:rPr>
+          <w:rStyle w:val="NormalTok"/>
+        </w:rPr>
+        <w:t xml:space="preserve"> 1 </w:t>
+      </w:r>
+      <w:r>
+        <w:rPr>
+          <w:rStyle w:val="DataTypeTok"/>
+        </w:rPr>
+        <w:t xml:space="preserve">\</w:t>
+      </w:r>
+      <w:r>
+        <w:br/>
+      </w:r>
+      <w:r>
+        <w:rPr>
+          <w:rStyle w:val="NormalTok"/>
+        </w:rPr>
+        <w:t xml:space="preserve">  </w:t>
+      </w:r>
+      <w:r>
+        <w:rPr>
+          <w:rStyle w:val="AttributeTok"/>
+        </w:rPr>
+        <w:t xml:space="preserve">--timeout-seconds</w:t>
+      </w:r>
+      <w:r>
+        <w:rPr>
+          <w:rStyle w:val="NormalTok"/>
+        </w:rPr>
+        <w:t xml:space="preserve"> 3600</w:t>
+      </w:r>
+    </w:p>
+    <w:p>
+      <w:pPr>
+        <w:pStyle w:val="FirstParagraph"/>
+      </w:pPr>
+      <w:r>
+        <w:t xml:space="preserve">期末 full sweep 复现：</w:t>
+      </w:r>
+    </w:p>
+    <w:p>
+      <w:pPr>
+        <w:pStyle w:val="SourceCode"/>
+      </w:pPr>
+      <w:r>
+        <w:rPr>
+          <w:rStyle w:val="ExtensionTok"/>
+        </w:rPr>
+        <w:t xml:space="preserve">scripts/run_extended_algo_comparison.sh</w:t>
+      </w:r>
+      <w:r>
+        <w:rPr>
+          <w:rStyle w:val="NormalTok"/>
+        </w:rPr>
+        <w:t xml:space="preserve"> </w:t>
+      </w:r>
+      <w:r>
+        <w:rPr>
+          <w:rStyle w:val="AttributeTok"/>
+        </w:rPr>
+        <w:t xml:space="preserve">--run</w:t>
+      </w:r>
+      <w:r>
+        <w:rPr>
+          <w:rStyle w:val="NormalTok"/>
+        </w:rPr>
+        <w:t xml:space="preserve"> </w:t>
+      </w:r>
+      <w:r>
+        <w:rPr>
+          <w:rStyle w:val="DataTypeTok"/>
+        </w:rPr>
+        <w:t xml:space="preserve">\</w:t>
+      </w:r>
+      <w:r>
+        <w:br/>
+      </w:r>
+      <w:r>
+        <w:rPr>
+          <w:rStyle w:val="NormalTok"/>
+        </w:rPr>
+        <w:t xml:space="preserve">  </w:t>
+      </w:r>
+      <w:r>
+        <w:rPr>
+          <w:rStyle w:val="AttributeTok"/>
+        </w:rPr>
+        <w:t xml:space="preserve">--threads</w:t>
+      </w:r>
+      <w:r>
+        <w:rPr>
+          <w:rStyle w:val="NormalTok"/>
+        </w:rPr>
+        <w:t xml:space="preserve"> 64 </w:t>
+      </w:r>
+      <w:r>
+        <w:rPr>
+          <w:rStyle w:val="DataTypeTok"/>
+        </w:rPr>
+        <w:t xml:space="preserve">\</w:t>
+      </w:r>
+      <w:r>
+        <w:br/>
+      </w:r>
+      <w:r>
+        <w:rPr>
+          <w:rStyle w:val="NormalTok"/>
+        </w:rPr>
+        <w:t xml:space="preserve">  </w:t>
+      </w:r>
+      <w:r>
+        <w:rPr>
+          <w:rStyle w:val="AttributeTok"/>
+        </w:rPr>
+        <w:t xml:space="preserve">--repeats</w:t>
+      </w:r>
+      <w:r>
+        <w:rPr>
+          <w:rStyle w:val="NormalTok"/>
+        </w:rPr>
+        <w:t xml:space="preserve"> 1 </w:t>
+      </w:r>
+      <w:r>
+        <w:rPr>
+          <w:rStyle w:val="DataTypeTok"/>
+        </w:rPr>
+        <w:t xml:space="preserve">\</w:t>
+      </w:r>
+      <w:r>
+        <w:br/>
+      </w:r>
+      <w:r>
+        <w:rPr>
+          <w:rStyle w:val="NormalTok"/>
+        </w:rPr>
+        <w:t xml:space="preserve">  </w:t>
+      </w:r>
+      <w:r>
+        <w:rPr>
+          <w:rStyle w:val="AttributeTok"/>
+        </w:rPr>
+        <w:t xml:space="preserve">--s-size</w:t>
+      </w:r>
+      <w:r>
+        <w:rPr>
+          <w:rStyle w:val="NormalTok"/>
+        </w:rPr>
+        <w:t xml:space="preserve"> 1073741824 </w:t>
+      </w:r>
+      <w:r>
+        <w:rPr>
+          <w:rStyle w:val="DataTypeTok"/>
+        </w:rPr>
+        <w:t xml:space="preserve">\</w:t>
+      </w:r>
+      <w:r>
+        <w:br/>
+      </w:r>
+      <w:r>
+        <w:rPr>
+          <w:rStyle w:val="NormalTok"/>
+        </w:rPr>
+        <w:t xml:space="preserve">  </w:t>
+      </w:r>
+      <w:r>
+        <w:rPr>
+          <w:rStyle w:val="AttributeTok"/>
+        </w:rPr>
+        <w:t xml:space="preserve">--r-exp-min</w:t>
+      </w:r>
+      <w:r>
+        <w:rPr>
+          <w:rStyle w:val="NormalTok"/>
+        </w:rPr>
+        <w:t xml:space="preserve"> 5 </w:t>
+      </w:r>
+      <w:r>
+        <w:rPr>
+          <w:rStyle w:val="DataTypeTok"/>
+        </w:rPr>
+        <w:t xml:space="preserve">\</w:t>
+      </w:r>
+      <w:r>
+        <w:br/>
+      </w:r>
+      <w:r>
+        <w:rPr>
+          <w:rStyle w:val="NormalTok"/>
+        </w:rPr>
+        <w:t xml:space="preserve">  </w:t>
+      </w:r>
+      <w:r>
+        <w:rPr>
+          <w:rStyle w:val="AttributeTok"/>
+        </w:rPr>
+        <w:t xml:space="preserve">--r-exp-max</w:t>
+      </w:r>
+      <w:r>
+        <w:rPr>
+          <w:rStyle w:val="NormalTok"/>
+        </w:rPr>
+        <w:t xml:space="preserve"> 30 </w:t>
+      </w:r>
+      <w:r>
+        <w:rPr>
+          <w:rStyle w:val="DataTypeTok"/>
+        </w:rPr>
+        <w:t xml:space="preserve">\</w:t>
+      </w:r>
+      <w:r>
+        <w:br/>
+      </w:r>
+      <w:r>
+        <w:rPr>
+          <w:rStyle w:val="NormalTok"/>
+        </w:rPr>
+        <w:t xml:space="preserve">  </w:t>
+      </w:r>
+      <w:r>
+        <w:rPr>
+          <w:rStyle w:val="AttributeTok"/>
+        </w:rPr>
+        <w:t xml:space="preserve">--algorithms</w:t>
+      </w:r>
+      <w:r>
+        <w:rPr>
+          <w:rStyle w:val="NormalTok"/>
+        </w:rPr>
+        <w:t xml:space="preserve"> </w:t>
+      </w:r>
+      <w:r>
+        <w:rPr>
+          <w:rStyle w:val="StringTok"/>
+        </w:rPr>
+        <w:t xml:space="preserve">"NPO PRO VJ_pw1 VJ_pw2 VJ_pw4 PRVJ_best"</w:t>
+      </w:r>
+      <w:r>
+        <w:rPr>
+          <w:rStyle w:val="NormalTok"/>
+        </w:rPr>
+        <w:t xml:space="preserve"> </w:t>
+      </w:r>
+      <w:r>
+        <w:rPr>
+          <w:rStyle w:val="DataTypeTok"/>
+        </w:rPr>
+        <w:t xml:space="preserve">\</w:t>
+      </w:r>
+      <w:r>
+        <w:br/>
+      </w:r>
+      <w:r>
+        <w:rPr>
+          <w:rStyle w:val="NormalTok"/>
+        </w:rPr>
+        <w:t xml:space="preserve">  </w:t>
+      </w:r>
+      <w:r>
+        <w:rPr>
+          <w:rStyle w:val="AttributeTok"/>
+        </w:rPr>
+        <w:t xml:space="preserve">--prvj-radix-bits</w:t>
+      </w:r>
+      <w:r>
+        <w:rPr>
+          <w:rStyle w:val="NormalTok"/>
+        </w:rPr>
+        <w:t xml:space="preserve"> 18 </w:t>
+      </w:r>
+      <w:r>
+        <w:rPr>
+          <w:rStyle w:val="DataTypeTok"/>
+        </w:rPr>
+        <w:t xml:space="preserve">\</w:t>
+      </w:r>
+      <w:r>
+        <w:br/>
+      </w:r>
+      <w:r>
+        <w:rPr>
+          <w:rStyle w:val="NormalTok"/>
+        </w:rPr>
+        <w:t xml:space="preserve">  </w:t>
+      </w:r>
+      <w:r>
+        <w:rPr>
+          <w:rStyle w:val="AttributeTok"/>
+        </w:rPr>
+        <w:t xml:space="preserve">--prvj-payload-width</w:t>
+      </w:r>
+      <w:r>
+        <w:rPr>
+          <w:rStyle w:val="NormalTok"/>
+        </w:rPr>
+        <w:t xml:space="preserve"> 4 </w:t>
+      </w:r>
+      <w:r>
+        <w:rPr>
+          <w:rStyle w:val="DataTypeTok"/>
+        </w:rPr>
+        <w:t xml:space="preserve">\</w:t>
+      </w:r>
+      <w:r>
+        <w:br/>
+      </w:r>
+      <w:r>
+        <w:rPr>
+          <w:rStyle w:val="NormalTok"/>
+        </w:rPr>
+        <w:t xml:space="preserve">  </w:t>
+      </w:r>
+      <w:r>
+        <w:rPr>
+          <w:rStyle w:val="AttributeTok"/>
+        </w:rPr>
+        <w:t xml:space="preserve">--timeout-seconds</w:t>
+      </w:r>
+      <w:r>
+        <w:rPr>
+          <w:rStyle w:val="NormalTok"/>
+        </w:rPr>
+        <w:t xml:space="preserve"> 3600 </w:t>
+      </w:r>
+      <w:r>
+        <w:rPr>
+          <w:rStyle w:val="DataTypeTok"/>
+        </w:rPr>
+        <w:t xml:space="preserve">\</w:t>
+      </w:r>
+      <w:r>
+        <w:br/>
+      </w:r>
+      <w:r>
+        <w:rPr>
+          <w:rStyle w:val="NormalTok"/>
+        </w:rPr>
+        <w:t xml:space="preserve">  </w:t>
+      </w:r>
+      <w:r>
+        <w:rPr>
+          <w:rStyle w:val="AttributeTok"/>
+        </w:rPr>
+        <w:t xml:space="preserve">--out-prefix</w:t>
+      </w:r>
+      <w:r>
+        <w:rPr>
+          <w:rStyle w:val="NormalTok"/>
+        </w:rPr>
+        <w:t xml:space="preserve"> final-full-main-s2e30</w:t>
+      </w:r>
+    </w:p>
+    <w:p>
+      <w:pPr>
+        <w:pStyle w:val="FirstParagraph"/>
+      </w:pPr>
+      <w:r>
+        <w:t xml:space="preserve">已完成的检查：</w:t>
+      </w:r>
+    </w:p>
+    <w:p>
+      <w:pPr>
+        <w:pStyle w:val="SourceCode"/>
+      </w:pPr>
+      <w:r>
         <w:rPr>
           <w:rStyle w:val="VerbatimChar"/>
         </w:rPr>
-        <w:t xml:space="preserve">R=2^5</w:t>
-      </w:r>
-      <w:r>
-        <w:t xml:space="preserve"> </w:t>
-      </w:r>
-      <w:r>
-        <w:t xml:space="preserve">在 64 线程下触发原始生成器的极小 R 边界问题，因此该点用 32 线程补跑。</w:t>
+        <w:t xml:space="preserve">[PASS] assignment self-check passed</w:t>
+      </w:r>
+    </w:p>
+    <w:p>
+      <w:pPr>
+        <w:pStyle w:val="FirstParagraph"/>
+      </w:pPr>
+      <w:r>
+        <w:t xml:space="preserve">补充检查：</w:t>
       </w:r>
     </w:p>
     <w:p>
       <w:pPr>
         <w:numPr>
           <w:ilvl w:val="0"/>
-          <w:numId w:val="1008"/>
+          <w:numId w:val="1018"/>
         </w:numPr>
         <w:pStyle w:val="Compact"/>
       </w:pPr>
       <w:r>
-        <w:t xml:space="preserve">PRO 当前未输出统一 extra-space 字段，空间表只比较已实现统计的算法。</w:t>
+        <w:t xml:space="preserve">full sweep summary 中 7 个变体各 26 个点，bad=0。</w:t>
       </w:r>
     </w:p>
     <w:p>
       <w:pPr>
         <w:numPr>
           <w:ilvl w:val="0"/>
-          <w:numId w:val="1008"/>
+          <w:numId w:val="1018"/>
         </w:numPr>
         <w:pStyle w:val="Compact"/>
       </w:pPr>
       <w:r>
-        <w:t xml:space="preserve">当前环境没有预留 hugetlb 大页；THP</w:t>
+        <w:t xml:space="preserve">star join</w:t>
       </w:r>
       <w:r>
         <w:t xml:space="preserve"> </w:t>
@@ -6537,47 +7529,86 @@
         <w:rPr>
           <w:rStyle w:val="VerbatimChar"/>
         </w:rPr>
-        <w:t xml:space="preserve">madvise</w:t>
+        <w:t xml:space="preserve">sf=100</w:t>
       </w:r>
       <w:r>
         <w:t xml:space="preserve"> </w:t>
       </w:r>
       <w:r>
-        <w:t xml:space="preserve">路径已实现并测试，但没有稳定收益。</w:t>
+        <w:t xml:space="preserve">CSV 所有点 status=OK。</w:t>
       </w:r>
     </w:p>
     <w:p>
       <w:pPr>
         <w:numPr>
           <w:ilvl w:val="0"/>
-          <w:numId w:val="1008"/>
+          <w:numId w:val="1018"/>
         </w:numPr>
         <w:pStyle w:val="Compact"/>
       </w:pPr>
       <w:r>
-        <w:t xml:space="preserve">GPU 端实验位于同一整合仓库根目录，最终报告为</w:t>
+        <w:rPr>
+          <w:rStyle w:val="VerbatimChar"/>
+        </w:rPr>
+        <w:t xml:space="preserve">COURSE_REPORT.docx</w:t>
+      </w:r>
+      <w:r>
+        <w:t xml:space="preserve">、</w:t>
+      </w:r>
+      <w:r>
+        <w:rPr>
+          <w:rStyle w:val="VerbatimChar"/>
+        </w:rPr>
+        <w:t xml:space="preserve">MIDTERM_REPORT.docx</w:t>
+      </w:r>
+      <w:r>
+        <w:t xml:space="preserve">、</w:t>
+      </w:r>
+      <w:r>
+        <w:rPr>
+          <w:rStyle w:val="VerbatimChar"/>
+        </w:rPr>
+        <w:t xml:space="preserve">EXPERIMENT_REPORT.docx</w:t>
       </w:r>
       <w:r>
         <w:t xml:space="preserve"> </w:t>
       </w:r>
       <w:r>
+        <w:t xml:space="preserve">已生成。</w:t>
+      </w:r>
+    </w:p>
+    <w:p>
+      <w:pPr>
+        <w:numPr>
+          <w:ilvl w:val="0"/>
+          <w:numId w:val="1018"/>
+        </w:numPr>
+        <w:pStyle w:val="Compact"/>
+      </w:pPr>
+      <w:r>
+        <w:t xml:space="preserve">最终代码包已生成在仓库根目录</w:t>
+      </w:r>
+      <w:r>
+        <w:t xml:space="preserve"> </w:t>
+      </w:r>
+      <w:r>
         <w:rPr>
           <w:rStyle w:val="VerbatimChar"/>
         </w:rPr>
-        <w:t xml:space="preserve">docs/FINAL_REPORT.md/.docx</w:t>
-      </w:r>
-      <w:r>
-        <w:t xml:space="preserve">，不混入本 CPU hashjoin 主线报告的详细实验表。</w:t>
-      </w:r>
-    </w:p>
-    <w:bookmarkEnd w:id="43"/>
-    <w:bookmarkStart w:id="44" w:name="总结"/>
+        <w:t xml:space="preserve">dist/memory-db-tpch-q5-final.tar.gz</w:t>
+      </w:r>
+      <w:r>
+        <w:t xml:space="preserve">。</w:t>
+      </w:r>
+    </w:p>
+    <w:bookmarkEnd w:id="47"/>
+    <w:bookmarkStart w:id="48" w:name="总结"/>
     <w:p>
       <w:pPr>
         <w:pStyle w:val="Heading2"/>
       </w:pPr>
       <w:r>
-        <w:t xml:space="preserve">14. 总结</w:t>
+        <w:t xml:space="preserve">7 总结</w:t>
       </w:r>
     </w:p>
     <w:p>
@@ -6585,19 +7616,94 @@
         <w:pStyle w:val="FirstParagraph"/>
       </w:pPr>
       <w:r>
-        <w:t xml:space="preserve">本项目已经把平常实验、期中 star join 和期末连接算法研究按发展顺序整合进 hashjoin 开源代码框架。平常实验建立硬件背景，期中实验验证多表连接中的 vector index 优势，期末实验进一步分析 VJ 的 cache/TLB 边界并引入 PRVJ 作为改进方案。</w:t>
-      </w:r>
-    </w:p>
-    <w:p>
-      <w:pPr>
-        <w:pStyle w:val="BodyText"/>
-      </w:pPr>
-      <w:r>
-        <w:t xml:space="preserve">最终交付内容包括代码、统一课程报告、期中报告、期末报告、原始实验 CSV、图表和代码压缩包。整个项目既保留了课程每个阶段的实验结果，也形成了从硬件观察到算法设计再到性能边界分析的完整研究链条。</w:t>
-      </w:r>
-    </w:p>
-    <w:bookmarkEnd w:id="44"/>
-    <w:bookmarkEnd w:id="45"/>
+        <w:t xml:space="preserve">本报告沿用前期《内存连接算法报告》的写法，并在其后续写期中和期末大作业内容。最终完成情况如下：</w:t>
+      </w:r>
+    </w:p>
+    <w:p>
+      <w:pPr>
+        <w:numPr>
+          <w:ilvl w:val="0"/>
+          <w:numId w:val="1019"/>
+        </w:numPr>
+        <w:pStyle w:val="Compact"/>
+      </w:pPr>
+      <w:r>
+        <w:t xml:space="preserve">前期实验修订了 CPU/NUMA/MLC 硬件测试结果，并保留 NPO、PRO、sort-merge 的基础综合对比。</w:t>
+      </w:r>
+    </w:p>
+    <w:p>
+      <w:pPr>
+        <w:numPr>
+          <w:ilvl w:val="0"/>
+          <w:numId w:val="1019"/>
+        </w:numPr>
+        <w:pStyle w:val="Compact"/>
+      </w:pPr>
+      <w:r>
+        <w:t xml:space="preserve">期中实验实现了 NPO、PRO、VJ 三种 Star Join，多表连接在</w:t>
+      </w:r>
+      <w:r>
+        <w:t xml:space="preserve"> </w:t>
+      </w:r>
+      <w:r>
+        <w:rPr>
+          <w:rStyle w:val="VerbatimChar"/>
+        </w:rPr>
+        <w:t xml:space="preserve">sf=100</w:t>
+      </w:r>
+      <w:r>
+        <w:t xml:space="preserve"> </w:t>
+      </w:r>
+      <w:r>
+        <w:t xml:space="preserve">下全部正确，VJ 在性能和空间上明显占优。</w:t>
+      </w:r>
+    </w:p>
+    <w:p>
+      <w:pPr>
+        <w:numPr>
+          <w:ilvl w:val="0"/>
+          <w:numId w:val="1019"/>
+        </w:numPr>
+        <w:pStyle w:val="Compact"/>
+      </w:pPr>
+      <w:r>
+        <w:t xml:space="preserve">期末实验实现并分析了 VJ 和 PRVJ，把 NPO、PRO、sort-merge、VJ、PRVJ 放入同一 full sweep 中比较。</w:t>
+      </w:r>
+    </w:p>
+    <w:p>
+      <w:pPr>
+        <w:numPr>
+          <w:ilvl w:val="0"/>
+          <w:numId w:val="1019"/>
+        </w:numPr>
+        <w:pStyle w:val="Compact"/>
+      </w:pPr>
+      <w:r>
+        <w:t xml:space="preserve">VJ 的优势来自数组访问和低空间开销，但其边界来自 vector index 工作集超过 cache/TLB 后的随机访存。</w:t>
+      </w:r>
+    </w:p>
+    <w:p>
+      <w:pPr>
+        <w:numPr>
+          <w:ilvl w:val="0"/>
+          <w:numId w:val="1019"/>
+        </w:numPr>
+        <w:pStyle w:val="Compact"/>
+      </w:pPr>
+      <w:r>
+        <w:t xml:space="preserve">PRVJ 通过分区恢复局部性，是对直接 VJ 的有效扩展。</w:t>
+      </w:r>
+    </w:p>
+    <w:p>
+      <w:pPr>
+        <w:pStyle w:val="FirstParagraph"/>
+      </w:pPr>
+      <w:r>
+        <w:t xml:space="preserve">总体规律可以概括为：小范围连续 key 场景下优先考虑 VJ；大范围工作集下直接 VJ 会退化，需要 PRVJ 或 PRO 这样的分区方案；排序归并作为代表实现可以提供稳定但不占优的参考曲线。最终代码、实验脚本、原始 CSV、图表和报告已经整合到同一开源仓库中。</w:t>
+      </w:r>
+    </w:p>
+    <w:bookmarkEnd w:id="48"/>
+    <w:bookmarkEnd w:id="49"/>
     <w:sectPr/>
   </w:body>
 </w:document>
@@ -6704,84 +7810,8 @@
       </w:pPr>
     </w:lvl>
   </w:abstractNum>
-  <w:abstractNum w:abstractNumId="991">
+  <w:abstractNum w:abstractNumId="99411">
     <w:nsid w:val="ea454b4c"/>
-    <w:multiLevelType w:val="multilevel"/>
-    <w:lvl w:ilvl="0">
-      <w:numFmt w:val="bullet"/>
-      <w:lvlText w:val="•"/>
-      <w:lvlJc w:val="left"/>
-      <w:pPr>
-        <w:ind w:left="720" w:hanging="480"/>
-      </w:pPr>
-    </w:lvl>
-    <w:lvl w:ilvl="1">
-      <w:numFmt w:val="bullet"/>
-      <w:lvlText w:val="–"/>
-      <w:lvlJc w:val="left"/>
-      <w:pPr>
-        <w:ind w:left="1440" w:hanging="480"/>
-      </w:pPr>
-    </w:lvl>
-    <w:lvl w:ilvl="2">
-      <w:numFmt w:val="bullet"/>
-      <w:lvlText w:val="•"/>
-      <w:lvlJc w:val="left"/>
-      <w:pPr>
-        <w:ind w:left="2160" w:hanging="480"/>
-      </w:pPr>
-    </w:lvl>
-    <w:lvl w:ilvl="3">
-      <w:numFmt w:val="bullet"/>
-      <w:lvlText w:val="–"/>
-      <w:lvlJc w:val="left"/>
-      <w:pPr>
-        <w:ind w:left="2880" w:hanging="480"/>
-      </w:pPr>
-    </w:lvl>
-    <w:lvl w:ilvl="4">
-      <w:numFmt w:val="bullet"/>
-      <w:lvlText w:val="•"/>
-      <w:lvlJc w:val="left"/>
-      <w:pPr>
-        <w:ind w:left="3600" w:hanging="480"/>
-      </w:pPr>
-    </w:lvl>
-    <w:lvl w:ilvl="5">
-      <w:numFmt w:val="bullet"/>
-      <w:lvlText w:val="–"/>
-      <w:lvlJc w:val="left"/>
-      <w:pPr>
-        <w:ind w:left="4320" w:hanging="480"/>
-      </w:pPr>
-    </w:lvl>
-    <w:lvl w:ilvl="6">
-      <w:numFmt w:val="bullet"/>
-      <w:lvlText w:val="•"/>
-      <w:lvlJc w:val="left"/>
-      <w:pPr>
-        <w:ind w:left="5040" w:hanging="480"/>
-      </w:pPr>
-    </w:lvl>
-    <w:lvl w:ilvl="7">
-      <w:numFmt w:val="bullet"/>
-      <w:lvlText w:val="–"/>
-      <w:lvlJc w:val="left"/>
-      <w:pPr>
-        <w:ind w:left="5760" w:hanging="480"/>
-      </w:pPr>
-    </w:lvl>
-    <w:lvl w:ilvl="8">
-      <w:numFmt w:val="bullet"/>
-      <w:lvlText w:val="•"/>
-      <w:lvlJc w:val="left"/>
-      <w:pPr>
-        <w:ind w:left="6480" w:hanging="480"/>
-      </w:pPr>
-    </w:lvl>
-  </w:abstractNum>
-  <w:abstractNum w:abstractNumId="99411">
-    <w:nsid w:val="71315dca"/>
     <w:multiLevelType w:val="multilevel"/>
     <w:lvl w:ilvl="0">
       <w:start w:val="1"/>
@@ -6865,23 +7895,404 @@
       </w:pPr>
     </w:lvl>
   </w:abstractNum>
+  <w:abstractNum w:abstractNumId="99413">
+    <w:nsid w:val="71315dca"/>
+    <w:multiLevelType w:val="multilevel"/>
+    <w:lvl w:ilvl="0">
+      <w:start w:val="3"/>
+      <w:numFmt w:val="decimal"/>
+      <w:lvlText w:val="%1."/>
+      <w:lvlJc w:val="left"/>
+      <w:pPr>
+        <w:ind w:left="720" w:hanging="480"/>
+      </w:pPr>
+    </w:lvl>
+    <w:lvl w:ilvl="1">
+      <w:start w:val="3"/>
+      <w:numFmt w:val="decimal"/>
+      <w:lvlText w:val="%2."/>
+      <w:lvlJc w:val="left"/>
+      <w:pPr>
+        <w:ind w:left="1440" w:hanging="480"/>
+      </w:pPr>
+    </w:lvl>
+    <w:lvl w:ilvl="2">
+      <w:start w:val="3"/>
+      <w:numFmt w:val="decimal"/>
+      <w:lvlText w:val="%3."/>
+      <w:lvlJc w:val="left"/>
+      <w:pPr>
+        <w:ind w:left="2160" w:hanging="480"/>
+      </w:pPr>
+    </w:lvl>
+    <w:lvl w:ilvl="3">
+      <w:start w:val="3"/>
+      <w:numFmt w:val="decimal"/>
+      <w:lvlText w:val="%4."/>
+      <w:lvlJc w:val="left"/>
+      <w:pPr>
+        <w:ind w:left="2880" w:hanging="480"/>
+      </w:pPr>
+    </w:lvl>
+    <w:lvl w:ilvl="4">
+      <w:start w:val="3"/>
+      <w:numFmt w:val="decimal"/>
+      <w:lvlText w:val="%5."/>
+      <w:lvlJc w:val="left"/>
+      <w:pPr>
+        <w:ind w:left="3600" w:hanging="480"/>
+      </w:pPr>
+    </w:lvl>
+    <w:lvl w:ilvl="5">
+      <w:start w:val="3"/>
+      <w:numFmt w:val="decimal"/>
+      <w:lvlText w:val="%6."/>
+      <w:lvlJc w:val="left"/>
+      <w:pPr>
+        <w:ind w:left="4320" w:hanging="480"/>
+      </w:pPr>
+    </w:lvl>
+    <w:lvl w:ilvl="6">
+      <w:start w:val="3"/>
+      <w:numFmt w:val="decimal"/>
+      <w:lvlText w:val="%7."/>
+      <w:lvlJc w:val="left"/>
+      <w:pPr>
+        <w:ind w:left="5040" w:hanging="480"/>
+      </w:pPr>
+    </w:lvl>
+    <w:lvl w:ilvl="7">
+      <w:start w:val="3"/>
+      <w:numFmt w:val="decimal"/>
+      <w:lvlText w:val="%8."/>
+      <w:lvlJc w:val="left"/>
+      <w:pPr>
+        <w:ind w:left="5760" w:hanging="480"/>
+      </w:pPr>
+    </w:lvl>
+    <w:lvl w:ilvl="8">
+      <w:start w:val="3"/>
+      <w:numFmt w:val="decimal"/>
+      <w:lvlText w:val="%9."/>
+      <w:lvlJc w:val="left"/>
+      <w:pPr>
+        <w:ind w:left="6480" w:hanging="480"/>
+      </w:pPr>
+    </w:lvl>
+  </w:abstractNum>
+  <w:abstractNum w:abstractNumId="99414">
+    <w:nsid w:val="47261bad"/>
+    <w:multiLevelType w:val="multilevel"/>
+    <w:lvl w:ilvl="0">
+      <w:start w:val="4"/>
+      <w:numFmt w:val="decimal"/>
+      <w:lvlText w:val="%1."/>
+      <w:lvlJc w:val="left"/>
+      <w:pPr>
+        <w:ind w:left="720" w:hanging="480"/>
+      </w:pPr>
+    </w:lvl>
+    <w:lvl w:ilvl="1">
+      <w:start w:val="4"/>
+      <w:numFmt w:val="decimal"/>
+      <w:lvlText w:val="%2."/>
+      <w:lvlJc w:val="left"/>
+      <w:pPr>
+        <w:ind w:left="1440" w:hanging="480"/>
+      </w:pPr>
+    </w:lvl>
+    <w:lvl w:ilvl="2">
+      <w:start w:val="4"/>
+      <w:numFmt w:val="decimal"/>
+      <w:lvlText w:val="%3."/>
+      <w:lvlJc w:val="left"/>
+      <w:pPr>
+        <w:ind w:left="2160" w:hanging="480"/>
+      </w:pPr>
+    </w:lvl>
+    <w:lvl w:ilvl="3">
+      <w:start w:val="4"/>
+      <w:numFmt w:val="decimal"/>
+      <w:lvlText w:val="%4."/>
+      <w:lvlJc w:val="left"/>
+      <w:pPr>
+        <w:ind w:left="2880" w:hanging="480"/>
+      </w:pPr>
+    </w:lvl>
+    <w:lvl w:ilvl="4">
+      <w:start w:val="4"/>
+      <w:numFmt w:val="decimal"/>
+      <w:lvlText w:val="%5."/>
+      <w:lvlJc w:val="left"/>
+      <w:pPr>
+        <w:ind w:left="3600" w:hanging="480"/>
+      </w:pPr>
+    </w:lvl>
+    <w:lvl w:ilvl="5">
+      <w:start w:val="4"/>
+      <w:numFmt w:val="decimal"/>
+      <w:lvlText w:val="%6."/>
+      <w:lvlJc w:val="left"/>
+      <w:pPr>
+        <w:ind w:left="4320" w:hanging="480"/>
+      </w:pPr>
+    </w:lvl>
+    <w:lvl w:ilvl="6">
+      <w:start w:val="4"/>
+      <w:numFmt w:val="decimal"/>
+      <w:lvlText w:val="%7."/>
+      <w:lvlJc w:val="left"/>
+      <w:pPr>
+        <w:ind w:left="5040" w:hanging="480"/>
+      </w:pPr>
+    </w:lvl>
+    <w:lvl w:ilvl="7">
+      <w:start w:val="4"/>
+      <w:numFmt w:val="decimal"/>
+      <w:lvlText w:val="%8."/>
+      <w:lvlJc w:val="left"/>
+      <w:pPr>
+        <w:ind w:left="5760" w:hanging="480"/>
+      </w:pPr>
+    </w:lvl>
+    <w:lvl w:ilvl="8">
+      <w:start w:val="4"/>
+      <w:numFmt w:val="decimal"/>
+      <w:lvlText w:val="%9."/>
+      <w:lvlJc w:val="left"/>
+      <w:pPr>
+        <w:ind w:left="6480" w:hanging="480"/>
+      </w:pPr>
+    </w:lvl>
+  </w:abstractNum>
+  <w:abstractNum w:abstractNumId="991">
+    <w:nsid w:val="b3cbbdee"/>
+    <w:multiLevelType w:val="multilevel"/>
+    <w:lvl w:ilvl="0">
+      <w:numFmt w:val="bullet"/>
+      <w:lvlText w:val="•"/>
+      <w:lvlJc w:val="left"/>
+      <w:pPr>
+        <w:ind w:left="720" w:hanging="480"/>
+      </w:pPr>
+    </w:lvl>
+    <w:lvl w:ilvl="1">
+      <w:numFmt w:val="bullet"/>
+      <w:lvlText w:val="–"/>
+      <w:lvlJc w:val="left"/>
+      <w:pPr>
+        <w:ind w:left="1440" w:hanging="480"/>
+      </w:pPr>
+    </w:lvl>
+    <w:lvl w:ilvl="2">
+      <w:numFmt w:val="bullet"/>
+      <w:lvlText w:val="•"/>
+      <w:lvlJc w:val="left"/>
+      <w:pPr>
+        <w:ind w:left="2160" w:hanging="480"/>
+      </w:pPr>
+    </w:lvl>
+    <w:lvl w:ilvl="3">
+      <w:numFmt w:val="bullet"/>
+      <w:lvlText w:val="–"/>
+      <w:lvlJc w:val="left"/>
+      <w:pPr>
+        <w:ind w:left="2880" w:hanging="480"/>
+      </w:pPr>
+    </w:lvl>
+    <w:lvl w:ilvl="4">
+      <w:numFmt w:val="bullet"/>
+      <w:lvlText w:val="•"/>
+      <w:lvlJc w:val="left"/>
+      <w:pPr>
+        <w:ind w:left="3600" w:hanging="480"/>
+      </w:pPr>
+    </w:lvl>
+    <w:lvl w:ilvl="5">
+      <w:numFmt w:val="bullet"/>
+      <w:lvlText w:val="–"/>
+      <w:lvlJc w:val="left"/>
+      <w:pPr>
+        <w:ind w:left="4320" w:hanging="480"/>
+      </w:pPr>
+    </w:lvl>
+    <w:lvl w:ilvl="6">
+      <w:numFmt w:val="bullet"/>
+      <w:lvlText w:val="•"/>
+      <w:lvlJc w:val="left"/>
+      <w:pPr>
+        <w:ind w:left="5040" w:hanging="480"/>
+      </w:pPr>
+    </w:lvl>
+    <w:lvl w:ilvl="7">
+      <w:numFmt w:val="bullet"/>
+      <w:lvlText w:val="–"/>
+      <w:lvlJc w:val="left"/>
+      <w:pPr>
+        <w:ind w:left="5760" w:hanging="480"/>
+      </w:pPr>
+    </w:lvl>
+    <w:lvl w:ilvl="8">
+      <w:numFmt w:val="bullet"/>
+      <w:lvlText w:val="•"/>
+      <w:lvlJc w:val="left"/>
+      <w:pPr>
+        <w:ind w:left="6480" w:hanging="480"/>
+      </w:pPr>
+    </w:lvl>
+  </w:abstractNum>
   <w:num w:numId="1000">
     <w:abstractNumId w:val="990"/>
   </w:num>
   <w:num w:numId="1001">
-    <w:abstractNumId w:val="991"/>
+    <w:abstractNumId w:val="99411"/>
+    <w:lvlOverride w:ilvl="0">
+      <w:startOverride w:val="1"/>
+    </w:lvlOverride>
+    <w:lvlOverride w:ilvl="1">
+      <w:startOverride w:val="1"/>
+    </w:lvlOverride>
+    <w:lvlOverride w:ilvl="2">
+      <w:startOverride w:val="1"/>
+    </w:lvlOverride>
+    <w:lvlOverride w:ilvl="3">
+      <w:startOverride w:val="1"/>
+    </w:lvlOverride>
+    <w:lvlOverride w:ilvl="4">
+      <w:startOverride w:val="1"/>
+    </w:lvlOverride>
+    <w:lvlOverride w:ilvl="5">
+      <w:startOverride w:val="1"/>
+    </w:lvlOverride>
+    <w:lvlOverride w:ilvl="6">
+      <w:startOverride w:val="1"/>
+    </w:lvlOverride>
+    <w:lvlOverride w:ilvl="7">
+      <w:startOverride w:val="1"/>
+    </w:lvlOverride>
+    <w:lvlOverride w:ilvl="8">
+      <w:startOverride w:val="1"/>
+    </w:lvlOverride>
   </w:num>
   <w:num w:numId="1002">
-    <w:abstractNumId w:val="991"/>
+    <w:abstractNumId w:val="99411"/>
+    <w:lvlOverride w:ilvl="0">
+      <w:startOverride w:val="1"/>
+    </w:lvlOverride>
+    <w:lvlOverride w:ilvl="1">
+      <w:startOverride w:val="1"/>
+    </w:lvlOverride>
+    <w:lvlOverride w:ilvl="2">
+      <w:startOverride w:val="1"/>
+    </w:lvlOverride>
+    <w:lvlOverride w:ilvl="3">
+      <w:startOverride w:val="1"/>
+    </w:lvlOverride>
+    <w:lvlOverride w:ilvl="4">
+      <w:startOverride w:val="1"/>
+    </w:lvlOverride>
+    <w:lvlOverride w:ilvl="5">
+      <w:startOverride w:val="1"/>
+    </w:lvlOverride>
+    <w:lvlOverride w:ilvl="6">
+      <w:startOverride w:val="1"/>
+    </w:lvlOverride>
+    <w:lvlOverride w:ilvl="7">
+      <w:startOverride w:val="1"/>
+    </w:lvlOverride>
+    <w:lvlOverride w:ilvl="8">
+      <w:startOverride w:val="1"/>
+    </w:lvlOverride>
   </w:num>
   <w:num w:numId="1003">
-    <w:abstractNumId w:val="991"/>
+    <w:abstractNumId w:val="99411"/>
+    <w:lvlOverride w:ilvl="0">
+      <w:startOverride w:val="1"/>
+    </w:lvlOverride>
+    <w:lvlOverride w:ilvl="1">
+      <w:startOverride w:val="1"/>
+    </w:lvlOverride>
+    <w:lvlOverride w:ilvl="2">
+      <w:startOverride w:val="1"/>
+    </w:lvlOverride>
+    <w:lvlOverride w:ilvl="3">
+      <w:startOverride w:val="1"/>
+    </w:lvlOverride>
+    <w:lvlOverride w:ilvl="4">
+      <w:startOverride w:val="1"/>
+    </w:lvlOverride>
+    <w:lvlOverride w:ilvl="5">
+      <w:startOverride w:val="1"/>
+    </w:lvlOverride>
+    <w:lvlOverride w:ilvl="6">
+      <w:startOverride w:val="1"/>
+    </w:lvlOverride>
+    <w:lvlOverride w:ilvl="7">
+      <w:startOverride w:val="1"/>
+    </w:lvlOverride>
+    <w:lvlOverride w:ilvl="8">
+      <w:startOverride w:val="1"/>
+    </w:lvlOverride>
   </w:num>
   <w:num w:numId="1004">
-    <w:abstractNumId w:val="991"/>
+    <w:abstractNumId w:val="99411"/>
+    <w:lvlOverride w:ilvl="0">
+      <w:startOverride w:val="1"/>
+    </w:lvlOverride>
+    <w:lvlOverride w:ilvl="1">
+      <w:startOverride w:val="1"/>
+    </w:lvlOverride>
+    <w:lvlOverride w:ilvl="2">
+      <w:startOverride w:val="1"/>
+    </w:lvlOverride>
+    <w:lvlOverride w:ilvl="3">
+      <w:startOverride w:val="1"/>
+    </w:lvlOverride>
+    <w:lvlOverride w:ilvl="4">
+      <w:startOverride w:val="1"/>
+    </w:lvlOverride>
+    <w:lvlOverride w:ilvl="5">
+      <w:startOverride w:val="1"/>
+    </w:lvlOverride>
+    <w:lvlOverride w:ilvl="6">
+      <w:startOverride w:val="1"/>
+    </w:lvlOverride>
+    <w:lvlOverride w:ilvl="7">
+      <w:startOverride w:val="1"/>
+    </w:lvlOverride>
+    <w:lvlOverride w:ilvl="8">
+      <w:startOverride w:val="1"/>
+    </w:lvlOverride>
   </w:num>
   <w:num w:numId="1005">
-    <w:abstractNumId w:val="991"/>
+    <w:abstractNumId w:val="99411"/>
+    <w:lvlOverride w:ilvl="0">
+      <w:startOverride w:val="1"/>
+    </w:lvlOverride>
+    <w:lvlOverride w:ilvl="1">
+      <w:startOverride w:val="1"/>
+    </w:lvlOverride>
+    <w:lvlOverride w:ilvl="2">
+      <w:startOverride w:val="1"/>
+    </w:lvlOverride>
+    <w:lvlOverride w:ilvl="3">
+      <w:startOverride w:val="1"/>
+    </w:lvlOverride>
+    <w:lvlOverride w:ilvl="4">
+      <w:startOverride w:val="1"/>
+    </w:lvlOverride>
+    <w:lvlOverride w:ilvl="5">
+      <w:startOverride w:val="1"/>
+    </w:lvlOverride>
+    <w:lvlOverride w:ilvl="6">
+      <w:startOverride w:val="1"/>
+    </w:lvlOverride>
+    <w:lvlOverride w:ilvl="7">
+      <w:startOverride w:val="1"/>
+    </w:lvlOverride>
+    <w:lvlOverride w:ilvl="8">
+      <w:startOverride w:val="1"/>
+    </w:lvlOverride>
   </w:num>
   <w:num w:numId="1006">
     <w:abstractNumId w:val="99411"/>
@@ -6914,9 +8325,312 @@
     </w:lvlOverride>
   </w:num>
   <w:num w:numId="1007">
+    <w:abstractNumId w:val="99413"/>
+    <w:lvlOverride w:ilvl="0">
+      <w:startOverride w:val="3"/>
+    </w:lvlOverride>
+    <w:lvlOverride w:ilvl="1">
+      <w:startOverride w:val="3"/>
+    </w:lvlOverride>
+    <w:lvlOverride w:ilvl="2">
+      <w:startOverride w:val="3"/>
+    </w:lvlOverride>
+    <w:lvlOverride w:ilvl="3">
+      <w:startOverride w:val="3"/>
+    </w:lvlOverride>
+    <w:lvlOverride w:ilvl="4">
+      <w:startOverride w:val="3"/>
+    </w:lvlOverride>
+    <w:lvlOverride w:ilvl="5">
+      <w:startOverride w:val="3"/>
+    </w:lvlOverride>
+    <w:lvlOverride w:ilvl="6">
+      <w:startOverride w:val="3"/>
+    </w:lvlOverride>
+    <w:lvlOverride w:ilvl="7">
+      <w:startOverride w:val="3"/>
+    </w:lvlOverride>
+    <w:lvlOverride w:ilvl="8">
+      <w:startOverride w:val="3"/>
+    </w:lvlOverride>
+  </w:num>
+  <w:num w:numId="1008">
+    <w:abstractNumId w:val="99414"/>
+    <w:lvlOverride w:ilvl="0">
+      <w:startOverride w:val="4"/>
+    </w:lvlOverride>
+    <w:lvlOverride w:ilvl="1">
+      <w:startOverride w:val="4"/>
+    </w:lvlOverride>
+    <w:lvlOverride w:ilvl="2">
+      <w:startOverride w:val="4"/>
+    </w:lvlOverride>
+    <w:lvlOverride w:ilvl="3">
+      <w:startOverride w:val="4"/>
+    </w:lvlOverride>
+    <w:lvlOverride w:ilvl="4">
+      <w:startOverride w:val="4"/>
+    </w:lvlOverride>
+    <w:lvlOverride w:ilvl="5">
+      <w:startOverride w:val="4"/>
+    </w:lvlOverride>
+    <w:lvlOverride w:ilvl="6">
+      <w:startOverride w:val="4"/>
+    </w:lvlOverride>
+    <w:lvlOverride w:ilvl="7">
+      <w:startOverride w:val="4"/>
+    </w:lvlOverride>
+    <w:lvlOverride w:ilvl="8">
+      <w:startOverride w:val="4"/>
+    </w:lvlOverride>
+  </w:num>
+  <w:num w:numId="1009">
     <w:abstractNumId w:val="991"/>
   </w:num>
-  <w:num w:numId="1008">
+  <w:num w:numId="1010">
+    <w:abstractNumId w:val="99411"/>
+    <w:lvlOverride w:ilvl="0">
+      <w:startOverride w:val="1"/>
+    </w:lvlOverride>
+    <w:lvlOverride w:ilvl="1">
+      <w:startOverride w:val="1"/>
+    </w:lvlOverride>
+    <w:lvlOverride w:ilvl="2">
+      <w:startOverride w:val="1"/>
+    </w:lvlOverride>
+    <w:lvlOverride w:ilvl="3">
+      <w:startOverride w:val="1"/>
+    </w:lvlOverride>
+    <w:lvlOverride w:ilvl="4">
+      <w:startOverride w:val="1"/>
+    </w:lvlOverride>
+    <w:lvlOverride w:ilvl="5">
+      <w:startOverride w:val="1"/>
+    </w:lvlOverride>
+    <w:lvlOverride w:ilvl="6">
+      <w:startOverride w:val="1"/>
+    </w:lvlOverride>
+    <w:lvlOverride w:ilvl="7">
+      <w:startOverride w:val="1"/>
+    </w:lvlOverride>
+    <w:lvlOverride w:ilvl="8">
+      <w:startOverride w:val="1"/>
+    </w:lvlOverride>
+  </w:num>
+  <w:num w:numId="1011">
+    <w:abstractNumId w:val="991"/>
+  </w:num>
+  <w:num w:numId="1012">
+    <w:abstractNumId w:val="99411"/>
+    <w:lvlOverride w:ilvl="0">
+      <w:startOverride w:val="1"/>
+    </w:lvlOverride>
+    <w:lvlOverride w:ilvl="1">
+      <w:startOverride w:val="1"/>
+    </w:lvlOverride>
+    <w:lvlOverride w:ilvl="2">
+      <w:startOverride w:val="1"/>
+    </w:lvlOverride>
+    <w:lvlOverride w:ilvl="3">
+      <w:startOverride w:val="1"/>
+    </w:lvlOverride>
+    <w:lvlOverride w:ilvl="4">
+      <w:startOverride w:val="1"/>
+    </w:lvlOverride>
+    <w:lvlOverride w:ilvl="5">
+      <w:startOverride w:val="1"/>
+    </w:lvlOverride>
+    <w:lvlOverride w:ilvl="6">
+      <w:startOverride w:val="1"/>
+    </w:lvlOverride>
+    <w:lvlOverride w:ilvl="7">
+      <w:startOverride w:val="1"/>
+    </w:lvlOverride>
+    <w:lvlOverride w:ilvl="8">
+      <w:startOverride w:val="1"/>
+    </w:lvlOverride>
+  </w:num>
+  <w:num w:numId="1013">
+    <w:abstractNumId w:val="99411"/>
+    <w:lvlOverride w:ilvl="0">
+      <w:startOverride w:val="1"/>
+    </w:lvlOverride>
+    <w:lvlOverride w:ilvl="1">
+      <w:startOverride w:val="1"/>
+    </w:lvlOverride>
+    <w:lvlOverride w:ilvl="2">
+      <w:startOverride w:val="1"/>
+    </w:lvlOverride>
+    <w:lvlOverride w:ilvl="3">
+      <w:startOverride w:val="1"/>
+    </w:lvlOverride>
+    <w:lvlOverride w:ilvl="4">
+      <w:startOverride w:val="1"/>
+    </w:lvlOverride>
+    <w:lvlOverride w:ilvl="5">
+      <w:startOverride w:val="1"/>
+    </w:lvlOverride>
+    <w:lvlOverride w:ilvl="6">
+      <w:startOverride w:val="1"/>
+    </w:lvlOverride>
+    <w:lvlOverride w:ilvl="7">
+      <w:startOverride w:val="1"/>
+    </w:lvlOverride>
+    <w:lvlOverride w:ilvl="8">
+      <w:startOverride w:val="1"/>
+    </w:lvlOverride>
+  </w:num>
+  <w:num w:numId="1014">
+    <w:abstractNumId w:val="99411"/>
+    <w:lvlOverride w:ilvl="0">
+      <w:startOverride w:val="1"/>
+    </w:lvlOverride>
+    <w:lvlOverride w:ilvl="1">
+      <w:startOverride w:val="1"/>
+    </w:lvlOverride>
+    <w:lvlOverride w:ilvl="2">
+      <w:startOverride w:val="1"/>
+    </w:lvlOverride>
+    <w:lvlOverride w:ilvl="3">
+      <w:startOverride w:val="1"/>
+    </w:lvlOverride>
+    <w:lvlOverride w:ilvl="4">
+      <w:startOverride w:val="1"/>
+    </w:lvlOverride>
+    <w:lvlOverride w:ilvl="5">
+      <w:startOverride w:val="1"/>
+    </w:lvlOverride>
+    <w:lvlOverride w:ilvl="6">
+      <w:startOverride w:val="1"/>
+    </w:lvlOverride>
+    <w:lvlOverride w:ilvl="7">
+      <w:startOverride w:val="1"/>
+    </w:lvlOverride>
+    <w:lvlOverride w:ilvl="8">
+      <w:startOverride w:val="1"/>
+    </w:lvlOverride>
+  </w:num>
+  <w:num w:numId="1015">
+    <w:abstractNumId w:val="99411"/>
+    <w:lvlOverride w:ilvl="0">
+      <w:startOverride w:val="1"/>
+    </w:lvlOverride>
+    <w:lvlOverride w:ilvl="1">
+      <w:startOverride w:val="1"/>
+    </w:lvlOverride>
+    <w:lvlOverride w:ilvl="2">
+      <w:startOverride w:val="1"/>
+    </w:lvlOverride>
+    <w:lvlOverride w:ilvl="3">
+      <w:startOverride w:val="1"/>
+    </w:lvlOverride>
+    <w:lvlOverride w:ilvl="4">
+      <w:startOverride w:val="1"/>
+    </w:lvlOverride>
+    <w:lvlOverride w:ilvl="5">
+      <w:startOverride w:val="1"/>
+    </w:lvlOverride>
+    <w:lvlOverride w:ilvl="6">
+      <w:startOverride w:val="1"/>
+    </w:lvlOverride>
+    <w:lvlOverride w:ilvl="7">
+      <w:startOverride w:val="1"/>
+    </w:lvlOverride>
+    <w:lvlOverride w:ilvl="8">
+      <w:startOverride w:val="1"/>
+    </w:lvlOverride>
+  </w:num>
+  <w:num w:numId="1016">
+    <w:abstractNumId w:val="99411"/>
+    <w:lvlOverride w:ilvl="0">
+      <w:startOverride w:val="1"/>
+    </w:lvlOverride>
+    <w:lvlOverride w:ilvl="1">
+      <w:startOverride w:val="1"/>
+    </w:lvlOverride>
+    <w:lvlOverride w:ilvl="2">
+      <w:startOverride w:val="1"/>
+    </w:lvlOverride>
+    <w:lvlOverride w:ilvl="3">
+      <w:startOverride w:val="1"/>
+    </w:lvlOverride>
+    <w:lvlOverride w:ilvl="4">
+      <w:startOverride w:val="1"/>
+    </w:lvlOverride>
+    <w:lvlOverride w:ilvl="5">
+      <w:startOverride w:val="1"/>
+    </w:lvlOverride>
+    <w:lvlOverride w:ilvl="6">
+      <w:startOverride w:val="1"/>
+    </w:lvlOverride>
+    <w:lvlOverride w:ilvl="7">
+      <w:startOverride w:val="1"/>
+    </w:lvlOverride>
+    <w:lvlOverride w:ilvl="8">
+      <w:startOverride w:val="1"/>
+    </w:lvlOverride>
+  </w:num>
+  <w:num w:numId="1017">
+    <w:abstractNumId w:val="99411"/>
+    <w:lvlOverride w:ilvl="0">
+      <w:startOverride w:val="1"/>
+    </w:lvlOverride>
+    <w:lvlOverride w:ilvl="1">
+      <w:startOverride w:val="1"/>
+    </w:lvlOverride>
+    <w:lvlOverride w:ilvl="2">
+      <w:startOverride w:val="1"/>
+    </w:lvlOverride>
+    <w:lvlOverride w:ilvl="3">
+      <w:startOverride w:val="1"/>
+    </w:lvlOverride>
+    <w:lvlOverride w:ilvl="4">
+      <w:startOverride w:val="1"/>
+    </w:lvlOverride>
+    <w:lvlOverride w:ilvl="5">
+      <w:startOverride w:val="1"/>
+    </w:lvlOverride>
+    <w:lvlOverride w:ilvl="6">
+      <w:startOverride w:val="1"/>
+    </w:lvlOverride>
+    <w:lvlOverride w:ilvl="7">
+      <w:startOverride w:val="1"/>
+    </w:lvlOverride>
+    <w:lvlOverride w:ilvl="8">
+      <w:startOverride w:val="1"/>
+    </w:lvlOverride>
+  </w:num>
+  <w:num w:numId="1018">
+    <w:abstractNumId w:val="99411"/>
+    <w:lvlOverride w:ilvl="0">
+      <w:startOverride w:val="1"/>
+    </w:lvlOverride>
+    <w:lvlOverride w:ilvl="1">
+      <w:startOverride w:val="1"/>
+    </w:lvlOverride>
+    <w:lvlOverride w:ilvl="2">
+      <w:startOverride w:val="1"/>
+    </w:lvlOverride>
+    <w:lvlOverride w:ilvl="3">
+      <w:startOverride w:val="1"/>
+    </w:lvlOverride>
+    <w:lvlOverride w:ilvl="4">
+      <w:startOverride w:val="1"/>
+    </w:lvlOverride>
+    <w:lvlOverride w:ilvl="5">
+      <w:startOverride w:val="1"/>
+    </w:lvlOverride>
+    <w:lvlOverride w:ilvl="6">
+      <w:startOverride w:val="1"/>
+    </w:lvlOverride>
+    <w:lvlOverride w:ilvl="7">
+      <w:startOverride w:val="1"/>
+    </w:lvlOverride>
+    <w:lvlOverride w:ilvl="8">
+      <w:startOverride w:val="1"/>
+    </w:lvlOverride>
+  </w:num>
+  <w:num w:numId="1019">
     <w:abstractNumId w:val="99411"/>
     <w:lvlOverride w:ilvl="0">
       <w:startOverride w:val="1"/>

--- a/hashjoin-cpu/docs/COURSE_REPORT.docx
+++ b/hashjoin-cpu/docs/COURSE_REPORT.docx
@@ -2,7 +2,7 @@
 <file path=word/document.xml><?xml version="1.0" encoding="utf-8"?>
 <w:document xmlns:w="http://schemas.openxmlformats.org/wordprocessingml/2006/main" xmlns:m="http://schemas.openxmlformats.org/officeDocument/2006/math" xmlns:r="http://schemas.openxmlformats.org/officeDocument/2006/relationships" xmlns:o="urn:schemas-microsoft-com:office:office" xmlns:v="urn:schemas-microsoft-com:vml" xmlns:w10="urn:schemas-microsoft-com:office:word" xmlns:a="http://schemas.openxmlformats.org/drawingml/2006/main" xmlns:pic="http://schemas.openxmlformats.org/drawingml/2006/picture" xmlns:wp="http://schemas.openxmlformats.org/drawingml/2006/wordprocessingDrawing">
   <w:body>
-    <w:bookmarkStart w:id="49" w:name="内存连接算法探索课程报告"/>
+    <w:bookmarkStart w:id="53" w:name="内存连接算法探索课程报告"/>
     <w:p>
       <w:pPr>
         <w:pStyle w:val="Heading1"/>
@@ -25,7 +25,31 @@
         <w:pStyle w:val="FirstParagraph"/>
       </w:pPr>
       <w:r>
-        <w:t xml:space="preserve">本报告是在前期《内存连接算法报告》的基础上整理形成的最终版。前期报告已经完成服务器硬件参数测试、开源连接算法研究和部分综合对比测试。本次最终版保留前期报告的写法和章节组织，同时对前期内容中不够准确或不够完整的实验数据进行修订，并在后续章节继续补充期中 Star Join 多表连接实验和期末 VJ/PRVJ 扩展算法实验。</w:t>
+        <w:t xml:space="preserve">本报告按照</w:t>
+      </w:r>
+      <w:r>
+        <w:t xml:space="preserve"> </w:t>
+      </w:r>
+      <w:r>
+        <w:rPr>
+          <w:rStyle w:val="VerbatimChar"/>
+        </w:rPr>
+        <w:t xml:space="preserve">/home/xuzihuan/内存连接算法探索.pdf</w:t>
+      </w:r>
+      <w:r>
+        <w:t xml:space="preserve"> </w:t>
+      </w:r>
+      <w:r>
+        <w:t xml:space="preserve">的课程要求重新整理。该要求文档中第 1 到第 5 项对应前期实验与扩展算法探索，第 6 项对应期中 Star Join 多表连接实验；本课程的期末报告则是另一个独立项目：</w:t>
+      </w:r>
+      <w:r>
+        <w:rPr>
+          <w:rStyle w:val="VerbatimChar"/>
+        </w:rPr>
+        <w:t xml:space="preserve">db-tpch-q5</w:t>
+      </w:r>
+      <w:r>
+        <w:t xml:space="preserve">，即 TPC-H Q5 CPU/GPU 异构执行实验。</w:t>
       </w:r>
     </w:p>
     <w:p>
@@ -33,7 +57,7 @@
         <w:pStyle w:val="BodyText"/>
       </w:pPr>
       <w:r>
-        <w:t xml:space="preserve">因此，本文不是重新写一个独立综述，而是按课程进度形成的连续报告：</w:t>
+        <w:t xml:space="preserve">因此，本报告的组织方式如下：</w:t>
       </w:r>
     </w:p>
     <w:p>
@@ -45,7 +69,7 @@
         <w:pStyle w:val="Compact"/>
       </w:pPr>
       <w:r>
-        <w:t xml:space="preserve">前期实验：硬件参数、NUMA、开源连接算法和基础综合测试。</w:t>
+        <w:t xml:space="preserve">第 1 到第 5 章：前期实验与扩展算法探索，包括硬件参数测试、NPO/PRO/sort-merge 综合对比、VJ/PRVJ、VJ 工作集与 cache/TLB 分析。</w:t>
       </w:r>
     </w:p>
     <w:p>
@@ -57,7 +81,7 @@
         <w:pStyle w:val="Compact"/>
       </w:pPr>
       <w:r>
-        <w:t xml:space="preserve">期中报告：基于 NPO/PRO/VJ 的 Star Join 多表连接实现与实验。</w:t>
+        <w:t xml:space="preserve">第 6 章：期中 Star Join 多表连接实验。</w:t>
       </w:r>
     </w:p>
     <w:p>
@@ -69,7 +93,22 @@
         <w:pStyle w:val="Compact"/>
       </w:pPr>
       <w:r>
-        <w:t xml:space="preserve">期末报告：VJ、PRVJ 扩展算法、full sweep、工作集与 cache/TLB 分析。</w:t>
+        <w:t xml:space="preserve">第 7 章：期末</w:t>
+      </w:r>
+      <w:r>
+        <w:t xml:space="preserve"> </w:t>
+      </w:r>
+      <w:r>
+        <w:rPr>
+          <w:rStyle w:val="VerbatimChar"/>
+        </w:rPr>
+        <w:t xml:space="preserve">db-tpch-q5</w:t>
+      </w:r>
+      <w:r>
+        <w:t xml:space="preserve"> </w:t>
+      </w:r>
+      <w:r>
+        <w:t xml:space="preserve">项目，即 TPC-H Q5 CPU/GPU 查询引擎实验。</w:t>
       </w:r>
     </w:p>
     <w:p>
@@ -96,7 +135,7 @@
         <w:pStyle w:val="FirstParagraph"/>
       </w:pPr>
       <w:r>
-        <w:t xml:space="preserve">CPU 端代码位于</w:t>
+        <w:t xml:space="preserve">其中 CPU hashjoin 前期与期中代码位于</w:t>
       </w:r>
       <w:r>
         <w:t xml:space="preserve"> </w:t>
@@ -111,7 +150,7 @@
         <w:t xml:space="preserve"> </w:t>
       </w:r>
       <w:r>
-        <w:t xml:space="preserve">子目录；GPU 端 TPC-H Q5 扩展实验位于仓库根目录和</w:t>
+        <w:t xml:space="preserve">子目录；期末 TPC-H Q5/GPU 代码位于仓库根目录，详细报告为</w:t>
       </w:r>
       <w:r>
         <w:t xml:space="preserve"> </w:t>
@@ -120,17 +159,14 @@
         <w:rPr>
           <w:rStyle w:val="VerbatimChar"/>
         </w:rPr>
-        <w:t xml:space="preserve">docs/</w:t>
-      </w:r>
-      <w:r>
-        <w:t xml:space="preserve"> </w:t>
-      </w:r>
-      <w:r>
-        <w:t xml:space="preserve">目录。</w:t>
+        <w:t xml:space="preserve">docs/FINAL_REPORT.md/.docx</w:t>
+      </w:r>
+      <w:r>
+        <w:t xml:space="preserve">。</w:t>
       </w:r>
     </w:p>
     <w:bookmarkEnd w:id="20"/>
-    <w:bookmarkStart w:id="25" w:name="通过测试工具了解服务器-cpu-关键硬件配置"/>
+    <w:bookmarkStart w:id="24" w:name="通过测试工具了解服务器-cpu-关键硬件配置"/>
     <w:p>
       <w:pPr>
         <w:pStyle w:val="Heading2"/>
@@ -490,53 +526,17 @@
         <w:pStyle w:val="BodyText"/>
       </w:pPr>
       <w:r>
-        <w:t xml:space="preserve">说明：</w:t>
-      </w:r>
-    </w:p>
-    <w:p>
-      <w:pPr>
-        <w:numPr>
-          <w:ilvl w:val="0"/>
-          <w:numId w:val="1002"/>
-        </w:numPr>
-        <w:pStyle w:val="Compact"/>
-      </w:pPr>
-      <w:r>
-        <w:t xml:space="preserve">本机是典型双路 NUMA 多核平台。</w:t>
-      </w:r>
-    </w:p>
-    <w:p>
-      <w:pPr>
-        <w:numPr>
-          <w:ilvl w:val="0"/>
-          <w:numId w:val="1002"/>
-        </w:numPr>
-        <w:pStyle w:val="Compact"/>
-      </w:pPr>
-      <w:r>
-        <w:t xml:space="preserve">前期报告初版中使用 mbw 和 lmbench 进行近似测试；最终版补充了 Intel MLC v3.12 的延迟和带宽矩阵。</w:t>
-      </w:r>
-    </w:p>
-    <w:p>
-      <w:pPr>
-        <w:numPr>
-          <w:ilvl w:val="0"/>
-          <w:numId w:val="1002"/>
-        </w:numPr>
-        <w:pStyle w:val="Compact"/>
-      </w:pPr>
-      <w:r>
-        <w:t xml:space="preserve">后续实验同时关注算法吞吐和空间开销，因为连接算法性能与工作集是否落在 cache/本地 NUMA 内存中直接相关。</w:t>
+        <w:t xml:space="preserve">前期报告初版中使用 mbw 和 lmbench 做近似测量。最终版补充 Intel MLC v3.12 的延迟和带宽矩阵，使硬件参数与后续算法性能分析的对应关系更明确。</w:t>
       </w:r>
     </w:p>
     <w:bookmarkEnd w:id="21"/>
-    <w:bookmarkStart w:id="22" w:name="numa-延迟测试"/>
+    <w:bookmarkStart w:id="22" w:name="numa-延迟与带宽"/>
     <w:p>
       <w:pPr>
         <w:pStyle w:val="Heading3"/>
       </w:pPr>
       <w:r>
-        <w:t xml:space="preserve">1.2 NUMA 延迟测试</w:t>
+        <w:t xml:space="preserve">1.2 NUMA 延迟与带宽</w:t>
       </w:r>
     </w:p>
     <w:p>
@@ -544,22 +544,7 @@
         <w:pStyle w:val="FirstParagraph"/>
       </w:pPr>
       <w:r>
-        <w:t xml:space="preserve">使用 Intel MLC 的</w:t>
-      </w:r>
-      <w:r>
-        <w:t xml:space="preserve"> </w:t>
-      </w:r>
-      <w:r>
-        <w:rPr>
-          <w:rStyle w:val="VerbatimChar"/>
-        </w:rPr>
-        <w:t xml:space="preserve">--latency_matrix</w:t>
-      </w:r>
-      <w:r>
-        <w:t xml:space="preserve"> </w:t>
-      </w:r>
-      <w:r>
-        <w:t xml:space="preserve">测得 idle random access 延迟如下，单位为 ns：</w:t>
+        <w:t xml:space="preserve">MLC latency matrix，单位 ns：</w:t>
       </w:r>
     </w:p>
     <w:tbl>
@@ -680,76 +665,7 @@
         <w:pStyle w:val="BodyText"/>
       </w:pPr>
       <w:r>
-        <w:t xml:space="preserve">分析：</w:t>
-      </w:r>
-    </w:p>
-    <w:p>
-      <w:pPr>
-        <w:numPr>
-          <w:ilvl w:val="0"/>
-          <w:numId w:val="1003"/>
-        </w:numPr>
-        <w:pStyle w:val="Compact"/>
-      </w:pPr>
-      <w:r>
-        <w:t xml:space="preserve">本地 NUMA 访问约 81 到 83 ns。</w:t>
-      </w:r>
-    </w:p>
-    <w:p>
-      <w:pPr>
-        <w:numPr>
-          <w:ilvl w:val="0"/>
-          <w:numId w:val="1003"/>
-        </w:numPr>
-        <w:pStyle w:val="Compact"/>
-      </w:pPr>
-      <w:r>
-        <w:t xml:space="preserve">远端 NUMA 访问约 141 到 156 ns，约为本地访问的 1.7 到 1.9 倍。</w:t>
-      </w:r>
-    </w:p>
-    <w:p>
-      <w:pPr>
-        <w:numPr>
-          <w:ilvl w:val="0"/>
-          <w:numId w:val="1003"/>
-        </w:numPr>
-        <w:pStyle w:val="Compact"/>
-      </w:pPr>
-      <w:r>
-        <w:t xml:space="preserve">对 NPO/PRO 这类大量访问 hash table 或 partition buffer 的算法，线程与数据的 NUMA 放置会显著影响性能。</w:t>
-      </w:r>
-    </w:p>
-    <w:bookmarkEnd w:id="22"/>
-    <w:bookmarkStart w:id="23" w:name="numa-带宽测试"/>
-    <w:p>
-      <w:pPr>
-        <w:pStyle w:val="Heading3"/>
-      </w:pPr>
-      <w:r>
-        <w:t xml:space="preserve">1.3 NUMA 带宽测试</w:t>
-      </w:r>
-    </w:p>
-    <w:p>
-      <w:pPr>
-        <w:pStyle w:val="FirstParagraph"/>
-      </w:pPr>
-      <w:r>
-        <w:t xml:space="preserve">使用 Intel MLC 的</w:t>
-      </w:r>
-      <w:r>
-        <w:t xml:space="preserve"> </w:t>
-      </w:r>
-      <w:r>
-        <w:rPr>
-          <w:rStyle w:val="VerbatimChar"/>
-        </w:rPr>
-        <w:t xml:space="preserve">--bandwidth_matrix</w:t>
-      </w:r>
-      <w:r>
-        <w:t xml:space="preserve"> </w:t>
-      </w:r>
-      <w:r>
-        <w:t xml:space="preserve">测得 read-only bandwidth 如下，单位为 MB/s：</w:t>
+        <w:t xml:space="preserve">MLC read-only bandwidth matrix，单位 MB/s：</w:t>
       </w:r>
     </w:p>
     <w:tbl>
@@ -877,58 +793,46 @@
       <w:pPr>
         <w:numPr>
           <w:ilvl w:val="0"/>
-          <w:numId w:val="1004"/>
+          <w:numId w:val="1002"/>
         </w:numPr>
         <w:pStyle w:val="Compact"/>
       </w:pPr>
       <w:r>
-        <w:t xml:space="preserve">本地读带宽约 74 GB/s。</w:t>
+        <w:t xml:space="preserve">本地 NUMA 访问延迟约 81 到 83 ns，远端 NUMA 访问延迟约 141 到 156 ns。</w:t>
       </w:r>
     </w:p>
     <w:p>
       <w:pPr>
         <w:numPr>
           <w:ilvl w:val="0"/>
-          <w:numId w:val="1004"/>
+          <w:numId w:val="1002"/>
         </w:numPr>
         <w:pStyle w:val="Compact"/>
       </w:pPr>
       <w:r>
-        <w:t xml:space="preserve">远端读带宽约 34 GB/s。</w:t>
+        <w:t xml:space="preserve">本地读带宽约 74 GB/s，远端读带宽约 34 GB/s。</w:t>
       </w:r>
     </w:p>
     <w:p>
       <w:pPr>
         <w:numPr>
           <w:ilvl w:val="0"/>
-          <w:numId w:val="1004"/>
+          <w:numId w:val="1002"/>
         </w:numPr>
         <w:pStyle w:val="Compact"/>
       </w:pPr>
       <w:r>
-        <w:t xml:space="preserve">本地读带宽约为远端读带宽的 2.16 倍。</w:t>
-      </w:r>
-    </w:p>
-    <w:p>
-      <w:pPr>
-        <w:numPr>
-          <w:ilvl w:val="0"/>
-          <w:numId w:val="1004"/>
-        </w:numPr>
-        <w:pStyle w:val="Compact"/>
-      </w:pPr>
-      <w:r>
-        <w:t xml:space="preserve">这说明硬件感知型连接算法不仅要减少计算，还要尽量减少远端访存和随机访存。</w:t>
-      </w:r>
-    </w:p>
-    <w:bookmarkEnd w:id="23"/>
-    <w:bookmarkStart w:id="24" w:name="前期-numa-对比实验"/>
+        <w:t xml:space="preserve">连接算法中大量 hash table、partition buffer 或 vector index 访问都会受到 NUMA 和 cache 层次影响。</w:t>
+      </w:r>
+    </w:p>
+    <w:bookmarkEnd w:id="22"/>
+    <w:bookmarkStart w:id="23" w:name="numa-对比实验"/>
     <w:p>
       <w:pPr>
         <w:pStyle w:val="Heading3"/>
       </w:pPr>
       <w:r>
-        <w:t xml:space="preserve">1.4 前期 NUMA 对比实验</w:t>
+        <w:t xml:space="preserve">1.3 NUMA 对比实验</w:t>
       </w:r>
     </w:p>
     <w:p>
@@ -1464,7 +1368,7 @@
       <w:pPr>
         <w:numPr>
           <w:ilvl w:val="0"/>
-          <w:numId w:val="1005"/>
+          <w:numId w:val="1003"/>
         </w:numPr>
         <w:pStyle w:val="Compact"/>
       </w:pPr>
@@ -1476,7 +1380,7 @@
       <w:pPr>
         <w:numPr>
           <w:ilvl w:val="0"/>
-          <w:numId w:val="1005"/>
+          <w:numId w:val="1003"/>
         </w:numPr>
         <w:pStyle w:val="Compact"/>
       </w:pPr>
@@ -1496,14 +1400,14 @@
         <w:t xml:space="preserve"> </w:t>
       </w:r>
       <w:r>
-        <w:t xml:space="preserve">效果最好，说明 radix partition 之后的局部访问更容易从本地 NUMA 分配中受益。</w:t>
+        <w:t xml:space="preserve">效果最好，说明 radix partition 后的局部访问更容易从本地 NUMA 分配中受益。</w:t>
       </w:r>
     </w:p>
     <w:p>
       <w:pPr>
         <w:numPr>
           <w:ilvl w:val="0"/>
-          <w:numId w:val="1005"/>
+          <w:numId w:val="1003"/>
         </w:numPr>
         <w:pStyle w:val="Compact"/>
       </w:pPr>
@@ -1511,9 +1415,9 @@
         <w:t xml:space="preserve">VJ 在该点没有受益，说明当 vector index 较紧凑时，瓶颈不一定是 NUMA 放置，而可能是随机数组访问、cache/TLB 或后续更大工作集问题。</w:t>
       </w:r>
     </w:p>
+    <w:bookmarkEnd w:id="23"/>
     <w:bookmarkEnd w:id="24"/>
-    <w:bookmarkEnd w:id="25"/>
-    <w:bookmarkStart w:id="29" w:name="开源连接算法研究"/>
+    <w:bookmarkStart w:id="28" w:name="开源连接算法研究"/>
     <w:p>
       <w:pPr>
         <w:pStyle w:val="Heading2"/>
@@ -1522,7 +1426,7 @@
         <w:t xml:space="preserve">2 开源连接算法研究</w:t>
       </w:r>
     </w:p>
-    <w:bookmarkStart w:id="26" w:name="研究对象与代码基线"/>
+    <w:bookmarkStart w:id="25" w:name="研究对象与代码基线"/>
     <w:p>
       <w:pPr>
         <w:pStyle w:val="Heading3"/>
@@ -1536,7 +1440,7 @@
         <w:pStyle w:val="FirstParagraph"/>
       </w:pPr>
       <w:r>
-        <w:t xml:space="preserve">本实验基于 ETH Zurich VLDB 2013 main-memory hash join 开源代码框架进行扩展。最终统一关注以下代表算法：</w:t>
+        <w:t xml:space="preserve">本实验基于 ETH Zurich VLDB 2013 main-memory hash join 开源代码框架进行扩展。最终关注以下代表算法：</w:t>
       </w:r>
     </w:p>
     <w:tbl>
@@ -1757,16 +1661,8 @@
         </w:tc>
       </w:tr>
     </w:tbl>
-    <w:p>
-      <w:pPr>
-        <w:pStyle w:val="BodyText"/>
-      </w:pPr>
-      <w:r>
-        <w:t xml:space="preserve">前期报告初版主要比较 NPO、PRO 和排序归并代表实现。后续期末作业在同一代码框架中继续加入 VJ、PRVJ，并将所有算法放入同一 full sweep 中比较。</w:t>
-      </w:r>
-    </w:p>
-    <w:bookmarkEnd w:id="26"/>
-    <w:bookmarkStart w:id="27" w:name="代码增强与统计项补充"/>
+    <w:bookmarkEnd w:id="25"/>
+    <w:bookmarkStart w:id="26" w:name="代码增强与统计项补充"/>
     <w:p>
       <w:pPr>
         <w:pStyle w:val="Heading3"/>
@@ -1781,6 +1677,142 @@
       </w:pPr>
       <w:r>
         <w:t xml:space="preserve">为了满足课程要求，源码做了以下增强：</w:t>
+      </w:r>
+    </w:p>
+    <w:p>
+      <w:pPr>
+        <w:numPr>
+          <w:ilvl w:val="0"/>
+          <w:numId w:val="1004"/>
+        </w:numPr>
+        <w:pStyle w:val="Compact"/>
+      </w:pPr>
+      <w:r>
+        <w:t xml:space="preserve">在</w:t>
+      </w:r>
+      <w:r>
+        <w:t xml:space="preserve"> </w:t>
+      </w:r>
+      <w:r>
+        <w:rPr>
+          <w:rStyle w:val="VerbatimChar"/>
+        </w:rPr>
+        <w:t xml:space="preserve">mchashjoins</w:t>
+      </w:r>
+      <w:r>
+        <w:t xml:space="preserve"> </w:t>
+      </w:r>
+      <w:r>
+        <w:t xml:space="preserve">中增加统一算法开关，支持</w:t>
+      </w:r>
+      <w:r>
+        <w:t xml:space="preserve"> </w:t>
+      </w:r>
+      <w:r>
+        <w:rPr>
+          <w:rStyle w:val="VerbatimChar"/>
+        </w:rPr>
+        <w:t xml:space="preserve">NPO</w:t>
+      </w:r>
+      <w:r>
+        <w:t xml:space="preserve">、</w:t>
+      </w:r>
+      <w:r>
+        <w:rPr>
+          <w:rStyle w:val="VerbatimChar"/>
+        </w:rPr>
+        <w:t xml:space="preserve">PRO</w:t>
+      </w:r>
+      <w:r>
+        <w:t xml:space="preserve">、</w:t>
+      </w:r>
+      <w:r>
+        <w:rPr>
+          <w:rStyle w:val="VerbatimChar"/>
+        </w:rPr>
+        <w:t xml:space="preserve">sort-merge</w:t>
+      </w:r>
+      <w:r>
+        <w:t xml:space="preserve">、</w:t>
+      </w:r>
+      <w:r>
+        <w:rPr>
+          <w:rStyle w:val="VerbatimChar"/>
+        </w:rPr>
+        <w:t xml:space="preserve">VJ</w:t>
+      </w:r>
+      <w:r>
+        <w:t xml:space="preserve">、</w:t>
+      </w:r>
+      <w:r>
+        <w:rPr>
+          <w:rStyle w:val="VerbatimChar"/>
+        </w:rPr>
+        <w:t xml:space="preserve">PRVJ</w:t>
+      </w:r>
+      <w:r>
+        <w:t xml:space="preserve"> </w:t>
+      </w:r>
+      <w:r>
+        <w:t xml:space="preserve">和</w:t>
+      </w:r>
+      <w:r>
+        <w:t xml:space="preserve"> </w:t>
+      </w:r>
+      <w:r>
+        <w:rPr>
+          <w:rStyle w:val="VerbatimChar"/>
+        </w:rPr>
+        <w:t xml:space="preserve">starjoin</w:t>
+      </w:r>
+      <w:r>
+        <w:t xml:space="preserve">。</w:t>
+      </w:r>
+    </w:p>
+    <w:p>
+      <w:pPr>
+        <w:numPr>
+          <w:ilvl w:val="0"/>
+          <w:numId w:val="1004"/>
+        </w:numPr>
+        <w:pStyle w:val="Compact"/>
+      </w:pPr>
+      <w:r>
+        <w:t xml:space="preserve">NPO 增加 hash table 空间统计：</w:t>
+      </w:r>
+    </w:p>
+    <w:p>
+      <w:pPr>
+        <w:pStyle w:val="SourceCode"/>
+      </w:pPr>
+      <w:r>
+        <w:rPr>
+          <w:rStyle w:val="VerbatimChar"/>
+        </w:rPr>
+        <w:t xml:space="preserve">NPO_STATS_CSV_HEADER,hash_table_bytes,total_extra_space_bytes,primary_bucket_bytes,overflow_bucket_bytes</w:t>
+      </w:r>
+    </w:p>
+    <w:p>
+      <w:pPr>
+        <w:numPr>
+          <w:ilvl w:val="0"/>
+          <w:numId w:val="1005"/>
+        </w:numPr>
+        <w:pStyle w:val="Compact"/>
+      </w:pPr>
+      <w:r>
+        <w:t xml:space="preserve">VJ 增加 vector index 空间统计：</w:t>
+      </w:r>
+    </w:p>
+    <w:p>
+      <w:pPr>
+        <w:pStyle w:val="SourceCode"/>
+      </w:pPr>
+      <w:r>
+        <w:rPr>
+          <w:rStyle w:val="VerbatimChar"/>
+        </w:rPr>
+        <w:t xml:space="preserve">VJ_STATS_CSV_HEADER,payload_width_bytes,vector_index_bytes,vector_total_bytes,total_extra_space_bytes</w:t>
       </w:r>
     </w:p>
     <w:p>
@@ -1792,85 +1824,7 @@
         <w:pStyle w:val="Compact"/>
       </w:pPr>
       <w:r>
-        <w:t xml:space="preserve">在</w:t>
-      </w:r>
-      <w:r>
-        <w:t xml:space="preserve"> </w:t>
-      </w:r>
-      <w:r>
-        <w:rPr>
-          <w:rStyle w:val="VerbatimChar"/>
-        </w:rPr>
-        <w:t xml:space="preserve">mchashjoins</w:t>
-      </w:r>
-      <w:r>
-        <w:t xml:space="preserve"> </w:t>
-      </w:r>
-      <w:r>
-        <w:t xml:space="preserve">中增加统一算法开关，支持</w:t>
-      </w:r>
-      <w:r>
-        <w:t xml:space="preserve"> </w:t>
-      </w:r>
-      <w:r>
-        <w:rPr>
-          <w:rStyle w:val="VerbatimChar"/>
-        </w:rPr>
-        <w:t xml:space="preserve">NPO</w:t>
-      </w:r>
-      <w:r>
-        <w:t xml:space="preserve">、</w:t>
-      </w:r>
-      <w:r>
-        <w:rPr>
-          <w:rStyle w:val="VerbatimChar"/>
-        </w:rPr>
-        <w:t xml:space="preserve">PRO</w:t>
-      </w:r>
-      <w:r>
-        <w:t xml:space="preserve">、</w:t>
-      </w:r>
-      <w:r>
-        <w:rPr>
-          <w:rStyle w:val="VerbatimChar"/>
-        </w:rPr>
-        <w:t xml:space="preserve">sort-merge</w:t>
-      </w:r>
-      <w:r>
-        <w:t xml:space="preserve">、</w:t>
-      </w:r>
-      <w:r>
-        <w:rPr>
-          <w:rStyle w:val="VerbatimChar"/>
-        </w:rPr>
-        <w:t xml:space="preserve">VJ</w:t>
-      </w:r>
-      <w:r>
-        <w:t xml:space="preserve">、</w:t>
-      </w:r>
-      <w:r>
-        <w:rPr>
-          <w:rStyle w:val="VerbatimChar"/>
-        </w:rPr>
-        <w:t xml:space="preserve">PRVJ</w:t>
-      </w:r>
-      <w:r>
-        <w:t xml:space="preserve"> </w:t>
-      </w:r>
-      <w:r>
-        <w:t xml:space="preserve">和</w:t>
-      </w:r>
-      <w:r>
-        <w:t xml:space="preserve"> </w:t>
-      </w:r>
-      <w:r>
-        <w:rPr>
-          <w:rStyle w:val="VerbatimChar"/>
-        </w:rPr>
-        <w:t xml:space="preserve">starjoin</w:t>
-      </w:r>
-      <w:r>
-        <w:t xml:space="preserve">。</w:t>
+        <w:t xml:space="preserve">PRVJ 和 sort-merge 接入统一统计脚本，便于汇总吞吐率和空间开销。</w:t>
       </w:r>
     </w:p>
     <w:p>
@@ -1882,18 +1836,39 @@
         <w:pStyle w:val="Compact"/>
       </w:pPr>
       <w:r>
-        <w:t xml:space="preserve">NPO 增加 hash table 空间统计：</w:t>
-      </w:r>
-    </w:p>
-    <w:p>
-      <w:pPr>
-        <w:pStyle w:val="SourceCode"/>
-      </w:pPr>
+        <w:t xml:space="preserve">新增 Star Join 数据生成和执行路径，用于期中多表连接实验。</w:t>
+      </w:r>
+    </w:p>
+    <w:p>
+      <w:pPr>
+        <w:numPr>
+          <w:ilvl w:val="0"/>
+          <w:numId w:val="1006"/>
+        </w:numPr>
+        <w:pStyle w:val="Compact"/>
+      </w:pPr>
+      <w:r>
+        <w:t xml:space="preserve">新增</w:t>
+      </w:r>
+      <w:r>
+        <w:t xml:space="preserve"> </w:t>
+      </w:r>
       <w:r>
         <w:rPr>
           <w:rStyle w:val="VerbatimChar"/>
         </w:rPr>
-        <w:t xml:space="preserve">NPO_STATS_CSV_HEADER,hash_table_bytes,total_extra_space_bytes,primary_bucket_bytes,overflow_bucket_bytes</w:t>
+        <w:t xml:space="preserve">scripts/self_check_assignment.sh</w:t>
+      </w:r>
+      <w:r>
+        <w:t xml:space="preserve">，用于构建和小规模正确性自检。</w:t>
+      </w:r>
+    </w:p>
+    <w:p>
+      <w:pPr>
+        <w:pStyle w:val="FirstParagraph"/>
+      </w:pPr>
+      <w:r>
+        <w:t xml:space="preserve">关键实现文件如下：</w:t>
       </w:r>
     </w:p>
     <w:p>
@@ -1905,81 +1880,62 @@
         <w:pStyle w:val="Compact"/>
       </w:pPr>
       <w:r>
-        <w:t xml:space="preserve">VJ 增加 vector index 空间统计：</w:t>
-      </w:r>
-    </w:p>
-    <w:p>
-      <w:pPr>
-        <w:pStyle w:val="SourceCode"/>
-      </w:pPr>
-      <w:r>
         <w:rPr>
           <w:rStyle w:val="VerbatimChar"/>
         </w:rPr>
-        <w:t xml:space="preserve">VJ_STATS_CSV_HEADER,payload_width_bytes,vector_index_bytes,vector_total_bytes,total_extra_space_bytes</w:t>
+        <w:t xml:space="preserve">src/main.c</w:t>
       </w:r>
     </w:p>
     <w:p>
       <w:pPr>
         <w:numPr>
           <w:ilvl w:val="0"/>
-          <w:numId w:val="1008"/>
+          <w:numId w:val="1007"/>
         </w:numPr>
         <w:pStyle w:val="Compact"/>
       </w:pPr>
       <w:r>
-        <w:t xml:space="preserve">PRVJ 和 sort-merge 接入统一统计脚本，便于汇总吞吐率和空间开销。</w:t>
+        <w:rPr>
+          <w:rStyle w:val="VerbatimChar"/>
+        </w:rPr>
+        <w:t xml:space="preserve">src/no_partitioning_join.c</w:t>
       </w:r>
     </w:p>
     <w:p>
       <w:pPr>
         <w:numPr>
           <w:ilvl w:val="0"/>
-          <w:numId w:val="1008"/>
+          <w:numId w:val="1007"/>
         </w:numPr>
         <w:pStyle w:val="Compact"/>
       </w:pPr>
       <w:r>
-        <w:t xml:space="preserve">新增 Star Join 数据生成和执行路径，用于期中多表连接实验。</w:t>
+        <w:rPr>
+          <w:rStyle w:val="VerbatimChar"/>
+        </w:rPr>
+        <w:t xml:space="preserve">src/parallel_radix_join.c</w:t>
       </w:r>
     </w:p>
     <w:p>
       <w:pPr>
         <w:numPr>
           <w:ilvl w:val="0"/>
-          <w:numId w:val="1008"/>
+          <w:numId w:val="1007"/>
         </w:numPr>
         <w:pStyle w:val="Compact"/>
       </w:pPr>
       <w:r>
-        <w:t xml:space="preserve">新增</w:t>
-      </w:r>
-      <w:r>
-        <w:t xml:space="preserve"> </w:t>
-      </w:r>
-      <w:r>
         <w:rPr>
           <w:rStyle w:val="VerbatimChar"/>
         </w:rPr>
-        <w:t xml:space="preserve">scripts/self_check_assignment.sh</w:t>
-      </w:r>
-      <w:r>
-        <w:t xml:space="preserve">，用于构建和小规模正确性自检。</w:t>
-      </w:r>
-    </w:p>
-    <w:p>
-      <w:pPr>
-        <w:pStyle w:val="FirstParagraph"/>
-      </w:pPr>
-      <w:r>
-        <w:t xml:space="preserve">关键实现文件如下：</w:t>
+        <w:t xml:space="preserve">src/vector_join.c</w:t>
       </w:r>
     </w:p>
     <w:p>
       <w:pPr>
         <w:numPr>
           <w:ilvl w:val="0"/>
-          <w:numId w:val="1009"/>
+          <w:numId w:val="1007"/>
         </w:numPr>
         <w:pStyle w:val="Compact"/>
       </w:pPr>
@@ -1987,14 +1943,14 @@
         <w:rPr>
           <w:rStyle w:val="VerbatimChar"/>
         </w:rPr>
-        <w:t xml:space="preserve">src/main.c</w:t>
+        <w:t xml:space="preserve">src/starjoin.c</w:t>
       </w:r>
     </w:p>
     <w:p>
       <w:pPr>
         <w:numPr>
           <w:ilvl w:val="0"/>
-          <w:numId w:val="1009"/>
+          <w:numId w:val="1007"/>
         </w:numPr>
         <w:pStyle w:val="Compact"/>
       </w:pPr>
@@ -2002,121 +1958,566 @@
         <w:rPr>
           <w:rStyle w:val="VerbatimChar"/>
         </w:rPr>
-        <w:t xml:space="preserve">src/no_partitioning_join.c</w:t>
-      </w:r>
-    </w:p>
-    <w:p>
-      <w:pPr>
-        <w:numPr>
-          <w:ilvl w:val="0"/>
-          <w:numId w:val="1009"/>
-        </w:numPr>
-        <w:pStyle w:val="Compact"/>
-      </w:pPr>
-      <w:r>
-        <w:rPr>
-          <w:rStyle w:val="VerbatimChar"/>
-        </w:rPr>
-        <w:t xml:space="preserve">src/parallel_radix_join.c</w:t>
-      </w:r>
-    </w:p>
-    <w:p>
-      <w:pPr>
-        <w:numPr>
-          <w:ilvl w:val="0"/>
-          <w:numId w:val="1009"/>
-        </w:numPr>
-        <w:pStyle w:val="Compact"/>
-      </w:pPr>
-      <w:r>
-        <w:rPr>
-          <w:rStyle w:val="VerbatimChar"/>
-        </w:rPr>
-        <w:t xml:space="preserve">src/vector_join.c</w:t>
-      </w:r>
-    </w:p>
-    <w:p>
-      <w:pPr>
-        <w:numPr>
-          <w:ilvl w:val="0"/>
-          <w:numId w:val="1009"/>
-        </w:numPr>
-        <w:pStyle w:val="Compact"/>
-      </w:pPr>
-      <w:r>
-        <w:rPr>
-          <w:rStyle w:val="VerbatimChar"/>
-        </w:rPr>
-        <w:t xml:space="preserve">src/starjoin.c</w:t>
-      </w:r>
-    </w:p>
-    <w:p>
-      <w:pPr>
-        <w:numPr>
-          <w:ilvl w:val="0"/>
-          <w:numId w:val="1009"/>
-        </w:numPr>
-        <w:pStyle w:val="Compact"/>
-      </w:pPr>
-      <w:r>
-        <w:rPr>
-          <w:rStyle w:val="VerbatimChar"/>
-        </w:rPr>
         <w:t xml:space="preserve">src/starjoin.h</w:t>
       </w:r>
     </w:p>
+    <w:bookmarkEnd w:id="26"/>
+    <w:bookmarkStart w:id="27" w:name="算法执行入口"/>
+    <w:p>
+      <w:pPr>
+        <w:pStyle w:val="Heading3"/>
+      </w:pPr>
+      <w:r>
+        <w:t xml:space="preserve">2.3 算法执行入口</w:t>
+      </w:r>
+    </w:p>
     <w:p>
       <w:pPr>
         <w:pStyle w:val="FirstParagraph"/>
       </w:pPr>
       <w:r>
-        <w:t xml:space="preserve">这些改动使实验结果不仅能比较</w:t>
-      </w:r>
-      <w:r>
-        <w:t xml:space="preserve">“</w:t>
-      </w:r>
-      <w:r>
-        <w:t xml:space="preserve">谁更快</w:t>
-      </w:r>
-      <w:r>
-        <w:t xml:space="preserve">”</w:t>
-      </w:r>
-      <w:r>
-        <w:t xml:space="preserve">，还能比较</w:t>
-      </w:r>
-      <w:r>
-        <w:t xml:space="preserve">“</w:t>
-      </w:r>
-      <w:r>
-        <w:t xml:space="preserve">为什么快</w:t>
-      </w:r>
-      <w:r>
-        <w:t xml:space="preserve">”</w:t>
-      </w:r>
-      <w:r>
-        <w:t xml:space="preserve">和</w:t>
-      </w:r>
-      <w:r>
-        <w:t xml:space="preserve">“</w:t>
-      </w:r>
-      <w:r>
-        <w:t xml:space="preserve">空间代价是什么</w:t>
-      </w:r>
-      <w:r>
-        <w:t xml:space="preserve">”</w:t>
-      </w:r>
-      <w:r>
-        <w:t xml:space="preserve">。</w:t>
+        <w:t xml:space="preserve">典型命令如下：</w:t>
+      </w:r>
+    </w:p>
+    <w:p>
+      <w:pPr>
+        <w:pStyle w:val="SourceCode"/>
+      </w:pPr>
+      <w:r>
+        <w:rPr>
+          <w:rStyle w:val="ExtensionTok"/>
+        </w:rPr>
+        <w:t xml:space="preserve">./src/mchashjoins</w:t>
+      </w:r>
+      <w:r>
+        <w:rPr>
+          <w:rStyle w:val="NormalTok"/>
+        </w:rPr>
+        <w:t xml:space="preserve"> </w:t>
+      </w:r>
+      <w:r>
+        <w:rPr>
+          <w:rStyle w:val="AttributeTok"/>
+        </w:rPr>
+        <w:t xml:space="preserve">-a</w:t>
+      </w:r>
+      <w:r>
+        <w:rPr>
+          <w:rStyle w:val="NormalTok"/>
+        </w:rPr>
+        <w:t xml:space="preserve"> NPO</w:t>
+      </w:r>
+      <w:r>
+        <w:br/>
+      </w:r>
+      <w:r>
+        <w:rPr>
+          <w:rStyle w:val="ExtensionTok"/>
+        </w:rPr>
+        <w:t xml:space="preserve">./src/mchashjoins</w:t>
+      </w:r>
+      <w:r>
+        <w:rPr>
+          <w:rStyle w:val="NormalTok"/>
+        </w:rPr>
+        <w:t xml:space="preserve"> </w:t>
+      </w:r>
+      <w:r>
+        <w:rPr>
+          <w:rStyle w:val="AttributeTok"/>
+        </w:rPr>
+        <w:t xml:space="preserve">-a</w:t>
+      </w:r>
+      <w:r>
+        <w:rPr>
+          <w:rStyle w:val="NormalTok"/>
+        </w:rPr>
+        <w:t xml:space="preserve"> PRO</w:t>
+      </w:r>
+      <w:r>
+        <w:br/>
+      </w:r>
+      <w:r>
+        <w:rPr>
+          <w:rStyle w:val="ExtensionTok"/>
+        </w:rPr>
+        <w:t xml:space="preserve">./src/mchashjoins</w:t>
+      </w:r>
+      <w:r>
+        <w:rPr>
+          <w:rStyle w:val="NormalTok"/>
+        </w:rPr>
+        <w:t xml:space="preserve"> </w:t>
+      </w:r>
+      <w:r>
+        <w:rPr>
+          <w:rStyle w:val="AttributeTok"/>
+        </w:rPr>
+        <w:t xml:space="preserve">-a</w:t>
+      </w:r>
+      <w:r>
+        <w:rPr>
+          <w:rStyle w:val="NormalTok"/>
+        </w:rPr>
+        <w:t xml:space="preserve"> sort-merge</w:t>
+      </w:r>
+      <w:r>
+        <w:br/>
+      </w:r>
+      <w:r>
+        <w:rPr>
+          <w:rStyle w:val="ExtensionTok"/>
+        </w:rPr>
+        <w:t xml:space="preserve">./src/mchashjoins</w:t>
+      </w:r>
+      <w:r>
+        <w:rPr>
+          <w:rStyle w:val="NormalTok"/>
+        </w:rPr>
+        <w:t xml:space="preserve"> </w:t>
+      </w:r>
+      <w:r>
+        <w:rPr>
+          <w:rStyle w:val="AttributeTok"/>
+        </w:rPr>
+        <w:t xml:space="preserve">-a</w:t>
+      </w:r>
+      <w:r>
+        <w:rPr>
+          <w:rStyle w:val="NormalTok"/>
+        </w:rPr>
+        <w:t xml:space="preserve"> VJ </w:t>
+      </w:r>
+      <w:r>
+        <w:rPr>
+          <w:rStyle w:val="AttributeTok"/>
+        </w:rPr>
+        <w:t xml:space="preserve">--payload-width</w:t>
+      </w:r>
+      <w:r>
+        <w:rPr>
+          <w:rStyle w:val="OperatorTok"/>
+        </w:rPr>
+        <w:t xml:space="preserve">=</w:t>
+      </w:r>
+      <w:r>
+        <w:rPr>
+          <w:rStyle w:val="NormalTok"/>
+        </w:rPr>
+        <w:t xml:space="preserve">1</w:t>
+      </w:r>
+      <w:r>
+        <w:br/>
+      </w:r>
+      <w:r>
+        <w:rPr>
+          <w:rStyle w:val="ExtensionTok"/>
+        </w:rPr>
+        <w:t xml:space="preserve">./src/mchashjoins</w:t>
+      </w:r>
+      <w:r>
+        <w:rPr>
+          <w:rStyle w:val="NormalTok"/>
+        </w:rPr>
+        <w:t xml:space="preserve"> </w:t>
+      </w:r>
+      <w:r>
+        <w:rPr>
+          <w:rStyle w:val="AttributeTok"/>
+        </w:rPr>
+        <w:t xml:space="preserve">-a</w:t>
+      </w:r>
+      <w:r>
+        <w:rPr>
+          <w:rStyle w:val="NormalTok"/>
+        </w:rPr>
+        <w:t xml:space="preserve"> VJ </w:t>
+      </w:r>
+      <w:r>
+        <w:rPr>
+          <w:rStyle w:val="AttributeTok"/>
+        </w:rPr>
+        <w:t xml:space="preserve">--payload-width</w:t>
+      </w:r>
+      <w:r>
+        <w:rPr>
+          <w:rStyle w:val="OperatorTok"/>
+        </w:rPr>
+        <w:t xml:space="preserve">=</w:t>
+      </w:r>
+      <w:r>
+        <w:rPr>
+          <w:rStyle w:val="NormalTok"/>
+        </w:rPr>
+        <w:t xml:space="preserve">2</w:t>
+      </w:r>
+      <w:r>
+        <w:br/>
+      </w:r>
+      <w:r>
+        <w:rPr>
+          <w:rStyle w:val="ExtensionTok"/>
+        </w:rPr>
+        <w:t xml:space="preserve">./src/mchashjoins</w:t>
+      </w:r>
+      <w:r>
+        <w:rPr>
+          <w:rStyle w:val="NormalTok"/>
+        </w:rPr>
+        <w:t xml:space="preserve"> </w:t>
+      </w:r>
+      <w:r>
+        <w:rPr>
+          <w:rStyle w:val="AttributeTok"/>
+        </w:rPr>
+        <w:t xml:space="preserve">-a</w:t>
+      </w:r>
+      <w:r>
+        <w:rPr>
+          <w:rStyle w:val="NormalTok"/>
+        </w:rPr>
+        <w:t xml:space="preserve"> VJ </w:t>
+      </w:r>
+      <w:r>
+        <w:rPr>
+          <w:rStyle w:val="AttributeTok"/>
+        </w:rPr>
+        <w:t xml:space="preserve">--payload-width</w:t>
+      </w:r>
+      <w:r>
+        <w:rPr>
+          <w:rStyle w:val="OperatorTok"/>
+        </w:rPr>
+        <w:t xml:space="preserve">=</w:t>
+      </w:r>
+      <w:r>
+        <w:rPr>
+          <w:rStyle w:val="NormalTok"/>
+        </w:rPr>
+        <w:t xml:space="preserve">4</w:t>
+      </w:r>
+      <w:r>
+        <w:br/>
+      </w:r>
+      <w:r>
+        <w:rPr>
+          <w:rStyle w:val="ExtensionTok"/>
+        </w:rPr>
+        <w:t xml:space="preserve">./src/mchashjoins</w:t>
+      </w:r>
+      <w:r>
+        <w:rPr>
+          <w:rStyle w:val="NormalTok"/>
+        </w:rPr>
+        <w:t xml:space="preserve"> </w:t>
+      </w:r>
+      <w:r>
+        <w:rPr>
+          <w:rStyle w:val="AttributeTok"/>
+        </w:rPr>
+        <w:t xml:space="preserve">-a</w:t>
+      </w:r>
+      <w:r>
+        <w:rPr>
+          <w:rStyle w:val="NormalTok"/>
+        </w:rPr>
+        <w:t xml:space="preserve"> VJ </w:t>
+      </w:r>
+      <w:r>
+        <w:rPr>
+          <w:rStyle w:val="AttributeTok"/>
+        </w:rPr>
+        <w:t xml:space="preserve">--payload-width</w:t>
+      </w:r>
+      <w:r>
+        <w:rPr>
+          <w:rStyle w:val="OperatorTok"/>
+        </w:rPr>
+        <w:t xml:space="preserve">=</w:t>
+      </w:r>
+      <w:r>
+        <w:rPr>
+          <w:rStyle w:val="NormalTok"/>
+        </w:rPr>
+        <w:t xml:space="preserve">1 </w:t>
+      </w:r>
+      <w:r>
+        <w:rPr>
+          <w:rStyle w:val="AttributeTok"/>
+        </w:rPr>
+        <w:t xml:space="preserve">--vj-hugepage</w:t>
+      </w:r>
+      <w:r>
+        <w:br/>
+      </w:r>
+      <w:r>
+        <w:rPr>
+          <w:rStyle w:val="ExtensionTok"/>
+        </w:rPr>
+        <w:t xml:space="preserve">./src/mchashjoins</w:t>
+      </w:r>
+      <w:r>
+        <w:rPr>
+          <w:rStyle w:val="NormalTok"/>
+        </w:rPr>
+        <w:t xml:space="preserve"> </w:t>
+      </w:r>
+      <w:r>
+        <w:rPr>
+          <w:rStyle w:val="AttributeTok"/>
+        </w:rPr>
+        <w:t xml:space="preserve">-a</w:t>
+      </w:r>
+      <w:r>
+        <w:rPr>
+          <w:rStyle w:val="NormalTok"/>
+        </w:rPr>
+        <w:t xml:space="preserve"> PRVJ </w:t>
+      </w:r>
+      <w:r>
+        <w:rPr>
+          <w:rStyle w:val="AttributeTok"/>
+        </w:rPr>
+        <w:t xml:space="preserve">--payload-width</w:t>
+      </w:r>
+      <w:r>
+        <w:rPr>
+          <w:rStyle w:val="OperatorTok"/>
+        </w:rPr>
+        <w:t xml:space="preserve">=</w:t>
+      </w:r>
+      <w:r>
+        <w:rPr>
+          <w:rStyle w:val="NormalTok"/>
+        </w:rPr>
+        <w:t xml:space="preserve">4</w:t>
+      </w:r>
+      <w:r>
+        <w:br/>
+      </w:r>
+      <w:r>
+        <w:rPr>
+          <w:rStyle w:val="ExtensionTok"/>
+        </w:rPr>
+        <w:t xml:space="preserve">./src/mchashjoins</w:t>
+      </w:r>
+      <w:r>
+        <w:rPr>
+          <w:rStyle w:val="NormalTok"/>
+        </w:rPr>
+        <w:t xml:space="preserve"> </w:t>
+      </w:r>
+      <w:r>
+        <w:rPr>
+          <w:rStyle w:val="AttributeTok"/>
+        </w:rPr>
+        <w:t xml:space="preserve">--starjoin</w:t>
+      </w:r>
+      <w:r>
+        <w:rPr>
+          <w:rStyle w:val="OperatorTok"/>
+        </w:rPr>
+        <w:t xml:space="preserve">=</w:t>
+      </w:r>
+      <w:r>
+        <w:rPr>
+          <w:rStyle w:val="NormalTok"/>
+        </w:rPr>
+        <w:t xml:space="preserve">npo </w:t>
+      </w:r>
+      <w:r>
+        <w:rPr>
+          <w:rStyle w:val="AttributeTok"/>
+        </w:rPr>
+        <w:t xml:space="preserve">--sf</w:t>
+      </w:r>
+      <w:r>
+        <w:rPr>
+          <w:rStyle w:val="OperatorTok"/>
+        </w:rPr>
+        <w:t xml:space="preserve">=</w:t>
+      </w:r>
+      <w:r>
+        <w:rPr>
+          <w:rStyle w:val="NormalTok"/>
+        </w:rPr>
+        <w:t xml:space="preserve">100 </w:t>
+      </w:r>
+      <w:r>
+        <w:rPr>
+          <w:rStyle w:val="AttributeTok"/>
+        </w:rPr>
+        <w:t xml:space="preserve">-n</w:t>
+      </w:r>
+      <w:r>
+        <w:rPr>
+          <w:rStyle w:val="NormalTok"/>
+        </w:rPr>
+        <w:t xml:space="preserve"> 64</w:t>
+      </w:r>
+      <w:r>
+        <w:br/>
+      </w:r>
+      <w:r>
+        <w:rPr>
+          <w:rStyle w:val="ExtensionTok"/>
+        </w:rPr>
+        <w:t xml:space="preserve">./src/mchashjoins</w:t>
+      </w:r>
+      <w:r>
+        <w:rPr>
+          <w:rStyle w:val="NormalTok"/>
+        </w:rPr>
+        <w:t xml:space="preserve"> </w:t>
+      </w:r>
+      <w:r>
+        <w:rPr>
+          <w:rStyle w:val="AttributeTok"/>
+        </w:rPr>
+        <w:t xml:space="preserve">--starjoin</w:t>
+      </w:r>
+      <w:r>
+        <w:rPr>
+          <w:rStyle w:val="OperatorTok"/>
+        </w:rPr>
+        <w:t xml:space="preserve">=</w:t>
+      </w:r>
+      <w:r>
+        <w:rPr>
+          <w:rStyle w:val="NormalTok"/>
+        </w:rPr>
+        <w:t xml:space="preserve">pro </w:t>
+      </w:r>
+      <w:r>
+        <w:rPr>
+          <w:rStyle w:val="AttributeTok"/>
+        </w:rPr>
+        <w:t xml:space="preserve">--sf</w:t>
+      </w:r>
+      <w:r>
+        <w:rPr>
+          <w:rStyle w:val="OperatorTok"/>
+        </w:rPr>
+        <w:t xml:space="preserve">=</w:t>
+      </w:r>
+      <w:r>
+        <w:rPr>
+          <w:rStyle w:val="NormalTok"/>
+        </w:rPr>
+        <w:t xml:space="preserve">100 </w:t>
+      </w:r>
+      <w:r>
+        <w:rPr>
+          <w:rStyle w:val="AttributeTok"/>
+        </w:rPr>
+        <w:t xml:space="preserve">-n</w:t>
+      </w:r>
+      <w:r>
+        <w:rPr>
+          <w:rStyle w:val="NormalTok"/>
+        </w:rPr>
+        <w:t xml:space="preserve"> 64</w:t>
+      </w:r>
+      <w:r>
+        <w:br/>
+      </w:r>
+      <w:r>
+        <w:rPr>
+          <w:rStyle w:val="ExtensionTok"/>
+        </w:rPr>
+        <w:t xml:space="preserve">./src/mchashjoins</w:t>
+      </w:r>
+      <w:r>
+        <w:rPr>
+          <w:rStyle w:val="NormalTok"/>
+        </w:rPr>
+        <w:t xml:space="preserve"> </w:t>
+      </w:r>
+      <w:r>
+        <w:rPr>
+          <w:rStyle w:val="AttributeTok"/>
+        </w:rPr>
+        <w:t xml:space="preserve">--starjoin</w:t>
+      </w:r>
+      <w:r>
+        <w:rPr>
+          <w:rStyle w:val="OperatorTok"/>
+        </w:rPr>
+        <w:t xml:space="preserve">=</w:t>
+      </w:r>
+      <w:r>
+        <w:rPr>
+          <w:rStyle w:val="NormalTok"/>
+        </w:rPr>
+        <w:t xml:space="preserve">vj  </w:t>
+      </w:r>
+      <w:r>
+        <w:rPr>
+          <w:rStyle w:val="AttributeTok"/>
+        </w:rPr>
+        <w:t xml:space="preserve">--sf</w:t>
+      </w:r>
+      <w:r>
+        <w:rPr>
+          <w:rStyle w:val="OperatorTok"/>
+        </w:rPr>
+        <w:t xml:space="preserve">=</w:t>
+      </w:r>
+      <w:r>
+        <w:rPr>
+          <w:rStyle w:val="NormalTok"/>
+        </w:rPr>
+        <w:t xml:space="preserve">100 </w:t>
+      </w:r>
+      <w:r>
+        <w:rPr>
+          <w:rStyle w:val="AttributeTok"/>
+        </w:rPr>
+        <w:t xml:space="preserve">-n</w:t>
+      </w:r>
+      <w:r>
+        <w:rPr>
+          <w:rStyle w:val="NormalTok"/>
+        </w:rPr>
+        <w:t xml:space="preserve"> 64 </w:t>
+      </w:r>
+      <w:r>
+        <w:rPr>
+          <w:rStyle w:val="AttributeTok"/>
+        </w:rPr>
+        <w:t xml:space="preserve">--payload-width</w:t>
+      </w:r>
+      <w:r>
+        <w:rPr>
+          <w:rStyle w:val="OperatorTok"/>
+        </w:rPr>
+        <w:t xml:space="preserve">=</w:t>
+      </w:r>
+      <w:r>
+        <w:rPr>
+          <w:rStyle w:val="NormalTok"/>
+        </w:rPr>
+        <w:t xml:space="preserve">1</w:t>
       </w:r>
     </w:p>
     <w:bookmarkEnd w:id="27"/>
-    <w:bookmarkStart w:id="28" w:name="算法执行入口"/>
+    <w:bookmarkEnd w:id="28"/>
+    <w:bookmarkStart w:id="33" w:name="综合对比测试与扩展算法测试"/>
+    <w:p>
+      <w:pPr>
+        <w:pStyle w:val="Heading2"/>
+      </w:pPr>
+      <w:r>
+        <w:t xml:space="preserve">3 综合对比测试与扩展算法测试</w:t>
+      </w:r>
+    </w:p>
+    <w:bookmarkStart w:id="29" w:name="实验设计"/>
     <w:p>
       <w:pPr>
         <w:pStyle w:val="Heading3"/>
       </w:pPr>
       <w:r>
-        <w:t xml:space="preserve">2.3 算法执行入口</w:t>
+        <w:t xml:space="preserve">3.1 实验设计</w:t>
       </w:r>
     </w:p>
     <w:p>
@@ -2124,556 +2525,7 @@
         <w:pStyle w:val="FirstParagraph"/>
       </w:pPr>
       <w:r>
-        <w:t xml:space="preserve">典型命令如下：</w:t>
-      </w:r>
-    </w:p>
-    <w:p>
-      <w:pPr>
-        <w:pStyle w:val="SourceCode"/>
-      </w:pPr>
-      <w:r>
-        <w:rPr>
-          <w:rStyle w:val="ExtensionTok"/>
-        </w:rPr>
-        <w:t xml:space="preserve">./src/mchashjoins</w:t>
-      </w:r>
-      <w:r>
-        <w:rPr>
-          <w:rStyle w:val="NormalTok"/>
-        </w:rPr>
-        <w:t xml:space="preserve"> </w:t>
-      </w:r>
-      <w:r>
-        <w:rPr>
-          <w:rStyle w:val="AttributeTok"/>
-        </w:rPr>
-        <w:t xml:space="preserve">-a</w:t>
-      </w:r>
-      <w:r>
-        <w:rPr>
-          <w:rStyle w:val="NormalTok"/>
-        </w:rPr>
-        <w:t xml:space="preserve"> NPO</w:t>
-      </w:r>
-      <w:r>
-        <w:br/>
-      </w:r>
-      <w:r>
-        <w:rPr>
-          <w:rStyle w:val="ExtensionTok"/>
-        </w:rPr>
-        <w:t xml:space="preserve">./src/mchashjoins</w:t>
-      </w:r>
-      <w:r>
-        <w:rPr>
-          <w:rStyle w:val="NormalTok"/>
-        </w:rPr>
-        <w:t xml:space="preserve"> </w:t>
-      </w:r>
-      <w:r>
-        <w:rPr>
-          <w:rStyle w:val="AttributeTok"/>
-        </w:rPr>
-        <w:t xml:space="preserve">-a</w:t>
-      </w:r>
-      <w:r>
-        <w:rPr>
-          <w:rStyle w:val="NormalTok"/>
-        </w:rPr>
-        <w:t xml:space="preserve"> PRO</w:t>
-      </w:r>
-      <w:r>
-        <w:br/>
-      </w:r>
-      <w:r>
-        <w:rPr>
-          <w:rStyle w:val="ExtensionTok"/>
-        </w:rPr>
-        <w:t xml:space="preserve">./src/mchashjoins</w:t>
-      </w:r>
-      <w:r>
-        <w:rPr>
-          <w:rStyle w:val="NormalTok"/>
-        </w:rPr>
-        <w:t xml:space="preserve"> </w:t>
-      </w:r>
-      <w:r>
-        <w:rPr>
-          <w:rStyle w:val="AttributeTok"/>
-        </w:rPr>
-        <w:t xml:space="preserve">-a</w:t>
-      </w:r>
-      <w:r>
-        <w:rPr>
-          <w:rStyle w:val="NormalTok"/>
-        </w:rPr>
-        <w:t xml:space="preserve"> sort-merge</w:t>
-      </w:r>
-      <w:r>
-        <w:br/>
-      </w:r>
-      <w:r>
-        <w:rPr>
-          <w:rStyle w:val="ExtensionTok"/>
-        </w:rPr>
-        <w:t xml:space="preserve">./src/mchashjoins</w:t>
-      </w:r>
-      <w:r>
-        <w:rPr>
-          <w:rStyle w:val="NormalTok"/>
-        </w:rPr>
-        <w:t xml:space="preserve"> </w:t>
-      </w:r>
-      <w:r>
-        <w:rPr>
-          <w:rStyle w:val="AttributeTok"/>
-        </w:rPr>
-        <w:t xml:space="preserve">-a</w:t>
-      </w:r>
-      <w:r>
-        <w:rPr>
-          <w:rStyle w:val="NormalTok"/>
-        </w:rPr>
-        <w:t xml:space="preserve"> VJ </w:t>
-      </w:r>
-      <w:r>
-        <w:rPr>
-          <w:rStyle w:val="AttributeTok"/>
-        </w:rPr>
-        <w:t xml:space="preserve">--payload-width</w:t>
-      </w:r>
-      <w:r>
-        <w:rPr>
-          <w:rStyle w:val="OperatorTok"/>
-        </w:rPr>
-        <w:t xml:space="preserve">=</w:t>
-      </w:r>
-      <w:r>
-        <w:rPr>
-          <w:rStyle w:val="NormalTok"/>
-        </w:rPr>
-        <w:t xml:space="preserve">1</w:t>
-      </w:r>
-      <w:r>
-        <w:br/>
-      </w:r>
-      <w:r>
-        <w:rPr>
-          <w:rStyle w:val="ExtensionTok"/>
-        </w:rPr>
-        <w:t xml:space="preserve">./src/mchashjoins</w:t>
-      </w:r>
-      <w:r>
-        <w:rPr>
-          <w:rStyle w:val="NormalTok"/>
-        </w:rPr>
-        <w:t xml:space="preserve"> </w:t>
-      </w:r>
-      <w:r>
-        <w:rPr>
-          <w:rStyle w:val="AttributeTok"/>
-        </w:rPr>
-        <w:t xml:space="preserve">-a</w:t>
-      </w:r>
-      <w:r>
-        <w:rPr>
-          <w:rStyle w:val="NormalTok"/>
-        </w:rPr>
-        <w:t xml:space="preserve"> VJ </w:t>
-      </w:r>
-      <w:r>
-        <w:rPr>
-          <w:rStyle w:val="AttributeTok"/>
-        </w:rPr>
-        <w:t xml:space="preserve">--payload-width</w:t>
-      </w:r>
-      <w:r>
-        <w:rPr>
-          <w:rStyle w:val="OperatorTok"/>
-        </w:rPr>
-        <w:t xml:space="preserve">=</w:t>
-      </w:r>
-      <w:r>
-        <w:rPr>
-          <w:rStyle w:val="NormalTok"/>
-        </w:rPr>
-        <w:t xml:space="preserve">2</w:t>
-      </w:r>
-      <w:r>
-        <w:br/>
-      </w:r>
-      <w:r>
-        <w:rPr>
-          <w:rStyle w:val="ExtensionTok"/>
-        </w:rPr>
-        <w:t xml:space="preserve">./src/mchashjoins</w:t>
-      </w:r>
-      <w:r>
-        <w:rPr>
-          <w:rStyle w:val="NormalTok"/>
-        </w:rPr>
-        <w:t xml:space="preserve"> </w:t>
-      </w:r>
-      <w:r>
-        <w:rPr>
-          <w:rStyle w:val="AttributeTok"/>
-        </w:rPr>
-        <w:t xml:space="preserve">-a</w:t>
-      </w:r>
-      <w:r>
-        <w:rPr>
-          <w:rStyle w:val="NormalTok"/>
-        </w:rPr>
-        <w:t xml:space="preserve"> VJ </w:t>
-      </w:r>
-      <w:r>
-        <w:rPr>
-          <w:rStyle w:val="AttributeTok"/>
-        </w:rPr>
-        <w:t xml:space="preserve">--payload-width</w:t>
-      </w:r>
-      <w:r>
-        <w:rPr>
-          <w:rStyle w:val="OperatorTok"/>
-        </w:rPr>
-        <w:t xml:space="preserve">=</w:t>
-      </w:r>
-      <w:r>
-        <w:rPr>
-          <w:rStyle w:val="NormalTok"/>
-        </w:rPr>
-        <w:t xml:space="preserve">4</w:t>
-      </w:r>
-      <w:r>
-        <w:br/>
-      </w:r>
-      <w:r>
-        <w:rPr>
-          <w:rStyle w:val="ExtensionTok"/>
-        </w:rPr>
-        <w:t xml:space="preserve">./src/mchashjoins</w:t>
-      </w:r>
-      <w:r>
-        <w:rPr>
-          <w:rStyle w:val="NormalTok"/>
-        </w:rPr>
-        <w:t xml:space="preserve"> </w:t>
-      </w:r>
-      <w:r>
-        <w:rPr>
-          <w:rStyle w:val="AttributeTok"/>
-        </w:rPr>
-        <w:t xml:space="preserve">-a</w:t>
-      </w:r>
-      <w:r>
-        <w:rPr>
-          <w:rStyle w:val="NormalTok"/>
-        </w:rPr>
-        <w:t xml:space="preserve"> VJ </w:t>
-      </w:r>
-      <w:r>
-        <w:rPr>
-          <w:rStyle w:val="AttributeTok"/>
-        </w:rPr>
-        <w:t xml:space="preserve">--payload-width</w:t>
-      </w:r>
-      <w:r>
-        <w:rPr>
-          <w:rStyle w:val="OperatorTok"/>
-        </w:rPr>
-        <w:t xml:space="preserve">=</w:t>
-      </w:r>
-      <w:r>
-        <w:rPr>
-          <w:rStyle w:val="NormalTok"/>
-        </w:rPr>
-        <w:t xml:space="preserve">1 </w:t>
-      </w:r>
-      <w:r>
-        <w:rPr>
-          <w:rStyle w:val="AttributeTok"/>
-        </w:rPr>
-        <w:t xml:space="preserve">--vj-hugepage</w:t>
-      </w:r>
-      <w:r>
-        <w:br/>
-      </w:r>
-      <w:r>
-        <w:rPr>
-          <w:rStyle w:val="ExtensionTok"/>
-        </w:rPr>
-        <w:t xml:space="preserve">./src/mchashjoins</w:t>
-      </w:r>
-      <w:r>
-        <w:rPr>
-          <w:rStyle w:val="NormalTok"/>
-        </w:rPr>
-        <w:t xml:space="preserve"> </w:t>
-      </w:r>
-      <w:r>
-        <w:rPr>
-          <w:rStyle w:val="AttributeTok"/>
-        </w:rPr>
-        <w:t xml:space="preserve">-a</w:t>
-      </w:r>
-      <w:r>
-        <w:rPr>
-          <w:rStyle w:val="NormalTok"/>
-        </w:rPr>
-        <w:t xml:space="preserve"> PRVJ </w:t>
-      </w:r>
-      <w:r>
-        <w:rPr>
-          <w:rStyle w:val="AttributeTok"/>
-        </w:rPr>
-        <w:t xml:space="preserve">--payload-width</w:t>
-      </w:r>
-      <w:r>
-        <w:rPr>
-          <w:rStyle w:val="OperatorTok"/>
-        </w:rPr>
-        <w:t xml:space="preserve">=</w:t>
-      </w:r>
-      <w:r>
-        <w:rPr>
-          <w:rStyle w:val="NormalTok"/>
-        </w:rPr>
-        <w:t xml:space="preserve">4</w:t>
-      </w:r>
-      <w:r>
-        <w:br/>
-      </w:r>
-      <w:r>
-        <w:rPr>
-          <w:rStyle w:val="ExtensionTok"/>
-        </w:rPr>
-        <w:t xml:space="preserve">./src/mchashjoins</w:t>
-      </w:r>
-      <w:r>
-        <w:rPr>
-          <w:rStyle w:val="NormalTok"/>
-        </w:rPr>
-        <w:t xml:space="preserve"> </w:t>
-      </w:r>
-      <w:r>
-        <w:rPr>
-          <w:rStyle w:val="AttributeTok"/>
-        </w:rPr>
-        <w:t xml:space="preserve">--starjoin</w:t>
-      </w:r>
-      <w:r>
-        <w:rPr>
-          <w:rStyle w:val="OperatorTok"/>
-        </w:rPr>
-        <w:t xml:space="preserve">=</w:t>
-      </w:r>
-      <w:r>
-        <w:rPr>
-          <w:rStyle w:val="NormalTok"/>
-        </w:rPr>
-        <w:t xml:space="preserve">npo </w:t>
-      </w:r>
-      <w:r>
-        <w:rPr>
-          <w:rStyle w:val="AttributeTok"/>
-        </w:rPr>
-        <w:t xml:space="preserve">--sf</w:t>
-      </w:r>
-      <w:r>
-        <w:rPr>
-          <w:rStyle w:val="OperatorTok"/>
-        </w:rPr>
-        <w:t xml:space="preserve">=</w:t>
-      </w:r>
-      <w:r>
-        <w:rPr>
-          <w:rStyle w:val="NormalTok"/>
-        </w:rPr>
-        <w:t xml:space="preserve">100 </w:t>
-      </w:r>
-      <w:r>
-        <w:rPr>
-          <w:rStyle w:val="AttributeTok"/>
-        </w:rPr>
-        <w:t xml:space="preserve">-n</w:t>
-      </w:r>
-      <w:r>
-        <w:rPr>
-          <w:rStyle w:val="NormalTok"/>
-        </w:rPr>
-        <w:t xml:space="preserve"> 64</w:t>
-      </w:r>
-      <w:r>
-        <w:br/>
-      </w:r>
-      <w:r>
-        <w:rPr>
-          <w:rStyle w:val="ExtensionTok"/>
-        </w:rPr>
-        <w:t xml:space="preserve">./src/mchashjoins</w:t>
-      </w:r>
-      <w:r>
-        <w:rPr>
-          <w:rStyle w:val="NormalTok"/>
-        </w:rPr>
-        <w:t xml:space="preserve"> </w:t>
-      </w:r>
-      <w:r>
-        <w:rPr>
-          <w:rStyle w:val="AttributeTok"/>
-        </w:rPr>
-        <w:t xml:space="preserve">--starjoin</w:t>
-      </w:r>
-      <w:r>
-        <w:rPr>
-          <w:rStyle w:val="OperatorTok"/>
-        </w:rPr>
-        <w:t xml:space="preserve">=</w:t>
-      </w:r>
-      <w:r>
-        <w:rPr>
-          <w:rStyle w:val="NormalTok"/>
-        </w:rPr>
-        <w:t xml:space="preserve">pro </w:t>
-      </w:r>
-      <w:r>
-        <w:rPr>
-          <w:rStyle w:val="AttributeTok"/>
-        </w:rPr>
-        <w:t xml:space="preserve">--sf</w:t>
-      </w:r>
-      <w:r>
-        <w:rPr>
-          <w:rStyle w:val="OperatorTok"/>
-        </w:rPr>
-        <w:t xml:space="preserve">=</w:t>
-      </w:r>
-      <w:r>
-        <w:rPr>
-          <w:rStyle w:val="NormalTok"/>
-        </w:rPr>
-        <w:t xml:space="preserve">100 </w:t>
-      </w:r>
-      <w:r>
-        <w:rPr>
-          <w:rStyle w:val="AttributeTok"/>
-        </w:rPr>
-        <w:t xml:space="preserve">-n</w:t>
-      </w:r>
-      <w:r>
-        <w:rPr>
-          <w:rStyle w:val="NormalTok"/>
-        </w:rPr>
-        <w:t xml:space="preserve"> 64</w:t>
-      </w:r>
-      <w:r>
-        <w:br/>
-      </w:r>
-      <w:r>
-        <w:rPr>
-          <w:rStyle w:val="ExtensionTok"/>
-        </w:rPr>
-        <w:t xml:space="preserve">./src/mchashjoins</w:t>
-      </w:r>
-      <w:r>
-        <w:rPr>
-          <w:rStyle w:val="NormalTok"/>
-        </w:rPr>
-        <w:t xml:space="preserve"> </w:t>
-      </w:r>
-      <w:r>
-        <w:rPr>
-          <w:rStyle w:val="AttributeTok"/>
-        </w:rPr>
-        <w:t xml:space="preserve">--starjoin</w:t>
-      </w:r>
-      <w:r>
-        <w:rPr>
-          <w:rStyle w:val="OperatorTok"/>
-        </w:rPr>
-        <w:t xml:space="preserve">=</w:t>
-      </w:r>
-      <w:r>
-        <w:rPr>
-          <w:rStyle w:val="NormalTok"/>
-        </w:rPr>
-        <w:t xml:space="preserve">vj  </w:t>
-      </w:r>
-      <w:r>
-        <w:rPr>
-          <w:rStyle w:val="AttributeTok"/>
-        </w:rPr>
-        <w:t xml:space="preserve">--sf</w:t>
-      </w:r>
-      <w:r>
-        <w:rPr>
-          <w:rStyle w:val="OperatorTok"/>
-        </w:rPr>
-        <w:t xml:space="preserve">=</w:t>
-      </w:r>
-      <w:r>
-        <w:rPr>
-          <w:rStyle w:val="NormalTok"/>
-        </w:rPr>
-        <w:t xml:space="preserve">100 </w:t>
-      </w:r>
-      <w:r>
-        <w:rPr>
-          <w:rStyle w:val="AttributeTok"/>
-        </w:rPr>
-        <w:t xml:space="preserve">-n</w:t>
-      </w:r>
-      <w:r>
-        <w:rPr>
-          <w:rStyle w:val="NormalTok"/>
-        </w:rPr>
-        <w:t xml:space="preserve"> 64 </w:t>
-      </w:r>
-      <w:r>
-        <w:rPr>
-          <w:rStyle w:val="AttributeTok"/>
-        </w:rPr>
-        <w:t xml:space="preserve">--payload-width</w:t>
-      </w:r>
-      <w:r>
-        <w:rPr>
-          <w:rStyle w:val="OperatorTok"/>
-        </w:rPr>
-        <w:t xml:space="preserve">=</w:t>
-      </w:r>
-      <w:r>
-        <w:rPr>
-          <w:rStyle w:val="NormalTok"/>
-        </w:rPr>
-        <w:t xml:space="preserve">1</w:t>
-      </w:r>
-    </w:p>
-    <w:bookmarkEnd w:id="28"/>
-    <w:bookmarkEnd w:id="29"/>
-    <w:bookmarkStart w:id="34" w:name="前期综合对比测试修订"/>
-    <w:p>
-      <w:pPr>
-        <w:pStyle w:val="Heading2"/>
-      </w:pPr>
-      <w:r>
-        <w:t xml:space="preserve">3 前期综合对比测试修订</w:t>
-      </w:r>
-    </w:p>
-    <w:bookmarkStart w:id="30" w:name="实验设计"/>
-    <w:p>
-      <w:pPr>
-        <w:pStyle w:val="Heading3"/>
-      </w:pPr>
-      <w:r>
-        <w:t xml:space="preserve">3.1 实验设计</w:t>
-      </w:r>
-    </w:p>
-    <w:p>
-      <w:pPr>
-        <w:pStyle w:val="FirstParagraph"/>
-      </w:pPr>
-      <w:r>
-        <w:t xml:space="preserve">前期报告中按照老师要求做 full sweep 综合对比。最终版继续保留这一设计，并在期末扩展到 VJ/PRVJ。</w:t>
+        <w:t xml:space="preserve">PDF 第 3 项要求进行 full sweep，第 4 项要求加入 VJ 和 PRVJ 后继续统一比较。因此这里将 NPO、PRO、sort-merge、VJ 和 PRVJ 放入同一组前期综合实验中。</w:t>
       </w:r>
     </w:p>
     <w:tbl>
@@ -2796,18 +2648,18 @@
               <w:jc w:val="left"/>
             </w:pPr>
             <w:r>
-              <w:t xml:space="preserve">哈希连接代表算法</w:t>
-            </w:r>
-          </w:p>
-        </w:tc>
-        <w:tc>
-          <w:p>
-            <w:pPr>
-              <w:pStyle w:val="Compact"/>
-              <w:jc w:val="left"/>
-            </w:pPr>
-            <w:r>
-              <w:t xml:space="preserve">NPO, PRO</w:t>
+              <w:t xml:space="preserve">基线算法</w:t>
+            </w:r>
+          </w:p>
+        </w:tc>
+        <w:tc>
+          <w:p>
+            <w:pPr>
+              <w:pStyle w:val="Compact"/>
+              <w:jc w:val="left"/>
+            </w:pPr>
+            <w:r>
+              <w:t xml:space="preserve">NPO, PRO, sort-merge</w:t>
             </w:r>
           </w:p>
         </w:tc>
@@ -2820,18 +2672,18 @@
               <w:jc w:val="left"/>
             </w:pPr>
             <w:r>
-              <w:t xml:space="preserve">排序归并代表算法</w:t>
-            </w:r>
-          </w:p>
-        </w:tc>
-        <w:tc>
-          <w:p>
-            <w:pPr>
-              <w:pStyle w:val="Compact"/>
-              <w:jc w:val="left"/>
-            </w:pPr>
-            <w:r>
-              <w:t xml:space="preserve">sort-merge</w:t>
+              <w:t xml:space="preserve">扩展算法</w:t>
+            </w:r>
+          </w:p>
+        </w:tc>
+        <w:tc>
+          <w:p>
+            <w:pPr>
+              <w:pStyle w:val="Compact"/>
+              <w:jc w:val="left"/>
+            </w:pPr>
+            <w:r>
+              <w:t xml:space="preserve">VJ-1B, VJ-2B, VJ-4B, PRVJ-4B</w:t>
             </w:r>
           </w:p>
         </w:tc>
@@ -2844,18 +2696,18 @@
               <w:jc w:val="left"/>
             </w:pPr>
             <w:r>
-              <w:t xml:space="preserve">扩展算法</w:t>
-            </w:r>
-          </w:p>
-        </w:tc>
-        <w:tc>
-          <w:p>
-            <w:pPr>
-              <w:pStyle w:val="Compact"/>
-              <w:jc w:val="left"/>
-            </w:pPr>
-            <w:r>
-              <w:t xml:space="preserve">VJ-1B, VJ-2B, VJ-4B, PRVJ-4B</w:t>
+              <w:t xml:space="preserve">性能指标</w:t>
+            </w:r>
+          </w:p>
+        </w:tc>
+        <w:tc>
+          <w:p>
+            <w:pPr>
+              <w:pStyle w:val="Compact"/>
+              <w:jc w:val="left"/>
+            </w:pPr>
+            <w:r>
+              <w:t xml:space="preserve">吞吐率 MTuples/s</w:t>
             </w:r>
           </w:p>
         </w:tc>
@@ -2868,30 +2720,6 @@
               <w:jc w:val="left"/>
             </w:pPr>
             <w:r>
-              <w:t xml:space="preserve">性能指标</w:t>
-            </w:r>
-          </w:p>
-        </w:tc>
-        <w:tc>
-          <w:p>
-            <w:pPr>
-              <w:pStyle w:val="Compact"/>
-              <w:jc w:val="left"/>
-            </w:pPr>
-            <w:r>
-              <w:t xml:space="preserve">吞吐率 MTuples/s</w:t>
-            </w:r>
-          </w:p>
-        </w:tc>
-      </w:tr>
-      <w:tr>
-        <w:tc>
-          <w:p>
-            <w:pPr>
-              <w:pStyle w:val="Compact"/>
-              <w:jc w:val="left"/>
-            </w:pPr>
-            <w:r>
               <w:t xml:space="preserve">空间指标</w:t>
             </w:r>
           </w:p>
@@ -2914,143 +2742,122 @@
         <w:pStyle w:val="BodyText"/>
       </w:pPr>
       <w:r>
-        <w:t xml:space="preserve">说明：</w:t>
+        <w:t xml:space="preserve">原始 CSV 保存在：</w:t>
       </w:r>
     </w:p>
     <w:p>
       <w:pPr>
         <w:numPr>
           <w:ilvl w:val="0"/>
-          <w:numId w:val="1010"/>
+          <w:numId w:val="1008"/>
         </w:numPr>
         <w:pStyle w:val="Compact"/>
       </w:pPr>
       <w:r>
-        <w:t xml:space="preserve">前期报告初版只展示 NPO、PRO 和排序归并代表实现。</w:t>
+        <w:rPr>
+          <w:rStyle w:val="VerbatimChar"/>
+        </w:rPr>
+        <w:t xml:space="preserve">docs/data/final_full_all_s2e30_summary.csv</w:t>
       </w:r>
     </w:p>
     <w:p>
       <w:pPr>
         <w:numPr>
           <w:ilvl w:val="0"/>
-          <w:numId w:val="1010"/>
+          <w:numId w:val="1008"/>
         </w:numPr>
         <w:pStyle w:val="Compact"/>
       </w:pPr>
       <w:r>
-        <w:t xml:space="preserve">最终版将期末扩展算法纳入同一张 full sweep 表和图中，避免分散比较。</w:t>
+        <w:rPr>
+          <w:rStyle w:val="VerbatimChar"/>
+        </w:rPr>
+        <w:t xml:space="preserve">docs/data/final_full_all_s2e30_raw.csv</w:t>
+      </w:r>
+    </w:p>
+    <w:bookmarkEnd w:id="29"/>
+    <w:bookmarkStart w:id="32" w:name="综合性能结果"/>
+    <w:p>
+      <w:pPr>
+        <w:pStyle w:val="Heading3"/>
+      </w:pPr>
+      <w:r>
+        <w:t xml:space="preserve">3.2 综合性能结果</w:t>
+      </w:r>
+    </w:p>
+    <w:p>
+      <w:pPr>
+        <w:pStyle w:val="FirstParagraph"/>
+      </w:pPr>
+      <w:r>
+        <w:t xml:space="preserve">合并后 7 个变体各 26 个点全部为</w:t>
+      </w:r>
+      <w:r>
+        <w:t xml:space="preserve"> </w:t>
+      </w:r>
+      <w:r>
+        <w:rPr>
+          <w:rStyle w:val="VerbatimChar"/>
+        </w:rPr>
+        <w:t xml:space="preserve">OK</w:t>
+      </w:r>
+      <w:r>
+        <w:t xml:space="preserve">：</w:t>
       </w:r>
     </w:p>
     <w:p>
       <w:pPr>
         <w:numPr>
           <w:ilvl w:val="0"/>
-          <w:numId w:val="1010"/>
+          <w:numId w:val="1009"/>
         </w:numPr>
         <w:pStyle w:val="Compact"/>
       </w:pPr>
       <w:r>
-        <w:t xml:space="preserve">原始 CSV 保存在</w:t>
-      </w:r>
-      <w:r>
-        <w:t xml:space="preserve"> </w:t>
-      </w:r>
-      <w:r>
-        <w:rPr>
-          <w:rStyle w:val="VerbatimChar"/>
-        </w:rPr>
-        <w:t xml:space="preserve">docs/data/final_full_all_s2e30_summary.csv</w:t>
-      </w:r>
-      <w:r>
-        <w:t xml:space="preserve"> </w:t>
-      </w:r>
-      <w:r>
-        <w:t xml:space="preserve">和对应 raw CSV 中。</w:t>
-      </w:r>
-    </w:p>
-    <w:bookmarkEnd w:id="30"/>
-    <w:bookmarkStart w:id="33" w:name="综合性能结果"/>
-    <w:p>
-      <w:pPr>
-        <w:pStyle w:val="Heading3"/>
-      </w:pPr>
-      <w:r>
-        <w:t xml:space="preserve">3.2 综合性能结果</w:t>
-      </w:r>
-    </w:p>
-    <w:p>
-      <w:pPr>
-        <w:pStyle w:val="FirstParagraph"/>
-      </w:pPr>
-      <w:r>
-        <w:t xml:space="preserve">合并后 7 个变体各 26 个点全部为</w:t>
-      </w:r>
-      <w:r>
-        <w:t xml:space="preserve"> </w:t>
-      </w:r>
-      <w:r>
-        <w:rPr>
-          <w:rStyle w:val="VerbatimChar"/>
-        </w:rPr>
-        <w:t xml:space="preserve">OK</w:t>
-      </w:r>
-      <w:r>
-        <w:t xml:space="preserve">：</w:t>
+        <w:t xml:space="preserve">NPO</w:t>
       </w:r>
     </w:p>
     <w:p>
       <w:pPr>
         <w:numPr>
           <w:ilvl w:val="0"/>
-          <w:numId w:val="1011"/>
+          <w:numId w:val="1009"/>
         </w:numPr>
         <w:pStyle w:val="Compact"/>
       </w:pPr>
       <w:r>
-        <w:t xml:space="preserve">NPO</w:t>
+        <w:t xml:space="preserve">PRO</w:t>
       </w:r>
     </w:p>
     <w:p>
       <w:pPr>
         <w:numPr>
           <w:ilvl w:val="0"/>
-          <w:numId w:val="1011"/>
+          <w:numId w:val="1009"/>
         </w:numPr>
         <w:pStyle w:val="Compact"/>
       </w:pPr>
       <w:r>
-        <w:t xml:space="preserve">PRO</w:t>
+        <w:t xml:space="preserve">sort-merge</w:t>
       </w:r>
     </w:p>
     <w:p>
       <w:pPr>
         <w:numPr>
           <w:ilvl w:val="0"/>
-          <w:numId w:val="1011"/>
+          <w:numId w:val="1009"/>
         </w:numPr>
         <w:pStyle w:val="Compact"/>
       </w:pPr>
       <w:r>
-        <w:t xml:space="preserve">sort-merge</w:t>
+        <w:t xml:space="preserve">VJ-1B、VJ-2B、VJ-4B</w:t>
       </w:r>
     </w:p>
     <w:p>
       <w:pPr>
         <w:numPr>
           <w:ilvl w:val="0"/>
-          <w:numId w:val="1011"/>
-        </w:numPr>
-        <w:pStyle w:val="Compact"/>
-      </w:pPr>
-      <w:r>
-        <w:t xml:space="preserve">VJ-1B、VJ-2B、VJ-4B</w:t>
-      </w:r>
-    </w:p>
-    <w:p>
-      <w:pPr>
-        <w:numPr>
-          <w:ilvl w:val="0"/>
-          <w:numId w:val="1011"/>
+          <w:numId w:val="1009"/>
         </w:numPr>
         <w:pStyle w:val="Compact"/>
       </w:pPr>
@@ -3081,6 +2888,77 @@
                 <pic:pic>
                   <pic:nvPicPr>
                     <pic:cNvPr descr="assets/final-full-all-s2e30_throughput.svg" id="0" name="Picture"/>
+                    <pic:cNvPicPr>
+                      <a:picLocks noChangeArrowheads="1" noChangeAspect="1"/>
+                    </pic:cNvPicPr>
+                  </pic:nvPicPr>
+                  <pic:blipFill>
+                    <a:blip r:embed="rId30"/>
+                    <a:stretch>
+                      <a:fillRect/>
+                    </a:stretch>
+                  </pic:blipFill>
+                  <pic:spPr bwMode="auto">
+                    <a:xfrm>
+                      <a:off x="0" y="0"/>
+                      <a:ext cx="5334000" cy="3111500"/>
+                    </a:xfrm>
+                    <a:prstGeom prst="rect">
+                      <a:avLst/>
+                    </a:prstGeom>
+                    <a:noFill/>
+                    <a:ln w="9525">
+                      <a:noFill/>
+                      <a:headEnd/>
+                      <a:tailEnd/>
+                    </a:ln>
+                  </pic:spPr>
+                </pic:pic>
+              </a:graphicData>
+            </a:graphic>
+          </wp:inline>
+        </w:drawing>
+      </w:r>
+    </w:p>
+    <w:p>
+      <w:pPr>
+        <w:pStyle w:val="ImageCaption"/>
+      </w:pPr>
+      <w:r>
+        <w:t xml:space="preserve">final full throughput</w:t>
+      </w:r>
+    </w:p>
+    <w:p>
+      <w:pPr>
+        <w:pStyle w:val="BodyText"/>
+      </w:pPr>
+      <w:r>
+        <w:t xml:space="preserve">图 3-1 Full sweep 吞吐率总览</w:t>
+      </w:r>
+    </w:p>
+    <w:p>
+      <w:pPr>
+        <w:pStyle w:val="BodyText"/>
+      </w:pPr>
+      <w:r>
+        <w:t xml:space="preserve">空间开销曲线如下：</w:t>
+      </w:r>
+    </w:p>
+    <w:p>
+      <w:pPr>
+        <w:pStyle w:val="CaptionedFigure"/>
+      </w:pPr>
+      <w:r>
+        <w:drawing>
+          <wp:inline>
+            <wp:extent cx="5334000" cy="3111500"/>
+            <wp:effectExtent b="0" l="0" r="0" t="0"/>
+            <wp:docPr descr="final full space" title="" id="1" name="Picture"/>
+            <a:graphic>
+              <a:graphicData uri="http://schemas.openxmlformats.org/drawingml/2006/picture">
+                <pic:pic>
+                  <pic:nvPicPr>
+                    <pic:cNvPr descr="assets/final-full-all-s2e30_space.svg" id="0" name="Picture"/>
                     <pic:cNvPicPr>
                       <a:picLocks noChangeArrowheads="1" noChangeAspect="1"/>
                     </pic:cNvPicPr>
@@ -3118,7 +2996,7 @@
         <w:pStyle w:val="ImageCaption"/>
       </w:pPr>
       <w:r>
-        <w:t xml:space="preserve">final full throughput</w:t>
+        <w:t xml:space="preserve">final full space</w:t>
       </w:r>
     </w:p>
     <w:p>
@@ -3126,7 +3004,7 @@
         <w:pStyle w:val="BodyText"/>
       </w:pPr>
       <w:r>
-        <w:t xml:space="preserve">图 3-1 Full sweep 吞吐率总览</w:t>
+        <w:t xml:space="preserve">图 3-2 Full sweep 空间开销对比</w:t>
       </w:r>
     </w:p>
     <w:p>
@@ -3134,7 +3012,1104 @@
         <w:pStyle w:val="BodyText"/>
       </w:pPr>
       <w:r>
-        <w:t xml:space="preserve">空间开销曲线如下：</w:t>
+        <w:t xml:space="preserve">选取关键点的吞吐率如下，单位 MTuples/s：</w:t>
+      </w:r>
+    </w:p>
+    <w:tbl>
+      <w:tblPr>
+        <w:tblStyle w:val="Table"/>
+        <w:tblW w:type="pct" w:w="0.0"/>
+        <w:tblLook w:firstRow="1" w:lastRow="0" w:firstColumn="0" w:lastColumn="0" w:noHBand="0" w:noVBand="0" w:val="0020"/>
+      </w:tblPr>
+      <w:tblGrid/>
+      <w:tr>
+        <w:tc>
+          <w:p>
+            <w:pPr>
+              <w:pStyle w:val="Compact"/>
+              <w:jc w:val="right"/>
+            </w:pPr>
+            <w:r>
+              <w:t xml:space="preserve">log2(</w:t>
+            </w:r>
+          </w:p>
+        </w:tc>
+        <w:tc>
+          <w:p>
+            <w:pPr>
+              <w:pStyle w:val="Compact"/>
+              <w:jc w:val="right"/>
+            </w:pPr>
+            <w:r>
+              <w:t xml:space="preserve">R</w:t>
+            </w:r>
+          </w:p>
+        </w:tc>
+        <w:tc>
+          <w:p>
+            <w:pPr>
+              <w:pStyle w:val="Compact"/>
+              <w:jc w:val="right"/>
+            </w:pPr>
+            <w:r>
+              <w:t xml:space="preserve">)</w:t>
+            </w:r>
+          </w:p>
+        </w:tc>
+        <w:tc>
+          <w:p>
+            <w:pPr>
+              <w:pStyle w:val="Compact"/>
+              <w:jc w:val="right"/>
+            </w:pPr>
+            <w:r>
+              <w:t xml:space="preserve">NPO</w:t>
+            </w:r>
+          </w:p>
+        </w:tc>
+        <w:tc>
+          <w:p>
+            <w:pPr>
+              <w:pStyle w:val="Compact"/>
+              <w:jc w:val="right"/>
+            </w:pPr>
+            <w:r>
+              <w:t xml:space="preserve">PRO</w:t>
+            </w:r>
+          </w:p>
+        </w:tc>
+        <w:tc>
+          <w:p>
+            <w:pPr>
+              <w:pStyle w:val="Compact"/>
+              <w:jc w:val="right"/>
+            </w:pPr>
+            <w:r>
+              <w:t xml:space="preserve">sort-merge</w:t>
+            </w:r>
+          </w:p>
+        </w:tc>
+        <w:tc>
+          <w:p>
+            <w:pPr>
+              <w:pStyle w:val="Compact"/>
+              <w:jc w:val="right"/>
+            </w:pPr>
+            <w:r>
+              <w:t xml:space="preserve">VJ-1B</w:t>
+            </w:r>
+          </w:p>
+        </w:tc>
+        <w:tc>
+          <w:p>
+            <w:pPr>
+              <w:pStyle w:val="Compact"/>
+              <w:jc w:val="right"/>
+            </w:pPr>
+            <w:r>
+              <w:t xml:space="preserve">VJ-2B</w:t>
+            </w:r>
+          </w:p>
+        </w:tc>
+      </w:tr>
+      <w:tr>
+        <w:tc>
+          <w:p>
+            <w:pPr>
+              <w:pStyle w:val="Compact"/>
+              <w:jc w:val="right"/>
+            </w:pPr>
+            <w:r>
+              <w:t xml:space="preserve">5</w:t>
+            </w:r>
+          </w:p>
+        </w:tc>
+        <w:tc>
+          <w:p>
+            <w:pPr>
+              <w:pStyle w:val="Compact"/>
+              <w:jc w:val="right"/>
+            </w:pPr>
+            <w:r>
+              <w:t xml:space="preserve">6686.06</w:t>
+            </w:r>
+          </w:p>
+        </w:tc>
+        <w:tc>
+          <w:p>
+            <w:pPr>
+              <w:pStyle w:val="Compact"/>
+              <w:jc w:val="right"/>
+            </w:pPr>
+            <w:r>
+              <w:t xml:space="preserve">1266.16</w:t>
+            </w:r>
+          </w:p>
+        </w:tc>
+        <w:tc>
+          <w:p>
+            <w:pPr>
+              <w:pStyle w:val="Compact"/>
+              <w:jc w:val="right"/>
+            </w:pPr>
+            <w:r>
+              <w:t xml:space="preserve">9.24</w:t>
+            </w:r>
+          </w:p>
+        </w:tc>
+        <w:tc>
+          <w:p>
+            <w:pPr>
+              <w:pStyle w:val="Compact"/>
+              <w:jc w:val="right"/>
+            </w:pPr>
+            <w:r>
+              <w:t xml:space="preserve">6944.26</w:t>
+            </w:r>
+          </w:p>
+        </w:tc>
+        <w:tc>
+          <w:p>
+            <w:pPr>
+              <w:pStyle w:val="Compact"/>
+              <w:jc w:val="right"/>
+            </w:pPr>
+            <w:r>
+              <w:t xml:space="preserve">5351.32</w:t>
+            </w:r>
+          </w:p>
+        </w:tc>
+        <w:tc>
+          <w:p>
+            <w:pPr>
+              <w:pStyle w:val="Compact"/>
+              <w:jc w:val="right"/>
+            </w:pPr>
+            <w:r>
+              <w:t xml:space="preserve">7605.43</w:t>
+            </w:r>
+          </w:p>
+        </w:tc>
+        <w:tc>
+          <w:p>
+            <w:pPr>
+              <w:pStyle w:val="Compact"/>
+              <w:jc w:val="right"/>
+            </w:pPr>
+            <w:r>
+              <w:t xml:space="preserve">1165.40</w:t>
+            </w:r>
+          </w:p>
+        </w:tc>
+      </w:tr>
+      <w:tr>
+        <w:tc>
+          <w:p>
+            <w:pPr>
+              <w:pStyle w:val="Compact"/>
+              <w:jc w:val="right"/>
+            </w:pPr>
+            <w:r>
+              <w:t xml:space="preserve">20</w:t>
+            </w:r>
+          </w:p>
+        </w:tc>
+        <w:tc>
+          <w:p>
+            <w:pPr>
+              <w:pStyle w:val="Compact"/>
+              <w:jc w:val="right"/>
+            </w:pPr>
+            <w:r>
+              <w:t xml:space="preserve">3690.51</w:t>
+            </w:r>
+          </w:p>
+        </w:tc>
+        <w:tc>
+          <w:p>
+            <w:pPr>
+              <w:pStyle w:val="Compact"/>
+              <w:jc w:val="right"/>
+            </w:pPr>
+            <w:r>
+              <w:t xml:space="preserve">1062.53</w:t>
+            </w:r>
+          </w:p>
+        </w:tc>
+        <w:tc>
+          <w:p>
+            <w:pPr>
+              <w:pStyle w:val="Compact"/>
+              <w:jc w:val="right"/>
+            </w:pPr>
+            <w:r>
+              <w:t xml:space="preserve">6.43</w:t>
+            </w:r>
+          </w:p>
+        </w:tc>
+        <w:tc>
+          <w:p>
+            <w:pPr>
+              <w:pStyle w:val="Compact"/>
+              <w:jc w:val="right"/>
+            </w:pPr>
+            <w:r>
+              <w:t xml:space="preserve">4535.82</w:t>
+            </w:r>
+          </w:p>
+        </w:tc>
+        <w:tc>
+          <w:p>
+            <w:pPr>
+              <w:pStyle w:val="Compact"/>
+              <w:jc w:val="right"/>
+            </w:pPr>
+            <w:r>
+              <w:t xml:space="preserve">4653.81</w:t>
+            </w:r>
+          </w:p>
+        </w:tc>
+        <w:tc>
+          <w:p>
+            <w:pPr>
+              <w:pStyle w:val="Compact"/>
+              <w:jc w:val="right"/>
+            </w:pPr>
+            <w:r>
+              <w:t xml:space="preserve">4178.67</w:t>
+            </w:r>
+          </w:p>
+        </w:tc>
+        <w:tc>
+          <w:p>
+            <w:pPr>
+              <w:pStyle w:val="Compact"/>
+              <w:jc w:val="right"/>
+            </w:pPr>
+            <w:r>
+              <w:t xml:space="preserve">1075.71</w:t>
+            </w:r>
+          </w:p>
+        </w:tc>
+      </w:tr>
+      <w:tr>
+        <w:tc>
+          <w:p>
+            <w:pPr>
+              <w:pStyle w:val="Compact"/>
+              <w:jc w:val="right"/>
+            </w:pPr>
+            <w:r>
+              <w:t xml:space="preserve">24</w:t>
+            </w:r>
+          </w:p>
+        </w:tc>
+        <w:tc>
+          <w:p>
+            <w:pPr>
+              <w:pStyle w:val="Compact"/>
+              <w:jc w:val="right"/>
+            </w:pPr>
+            <w:r>
+              <w:t xml:space="preserve">784.09</w:t>
+            </w:r>
+          </w:p>
+        </w:tc>
+        <w:tc>
+          <w:p>
+            <w:pPr>
+              <w:pStyle w:val="Compact"/>
+              <w:jc w:val="right"/>
+            </w:pPr>
+            <w:r>
+              <w:t xml:space="preserve">1126.27</w:t>
+            </w:r>
+          </w:p>
+        </w:tc>
+        <w:tc>
+          <w:p>
+            <w:pPr>
+              <w:pStyle w:val="Compact"/>
+              <w:jc w:val="right"/>
+            </w:pPr>
+            <w:r>
+              <w:t xml:space="preserve">5.86</w:t>
+            </w:r>
+          </w:p>
+        </w:tc>
+        <w:tc>
+          <w:p>
+            <w:pPr>
+              <w:pStyle w:val="Compact"/>
+              <w:jc w:val="right"/>
+            </w:pPr>
+            <w:r>
+              <w:t xml:space="preserve">1035.26</w:t>
+            </w:r>
+          </w:p>
+        </w:tc>
+        <w:tc>
+          <w:p>
+            <w:pPr>
+              <w:pStyle w:val="Compact"/>
+              <w:jc w:val="right"/>
+            </w:pPr>
+            <w:r>
+              <w:t xml:space="preserve">716.63</w:t>
+            </w:r>
+          </w:p>
+        </w:tc>
+        <w:tc>
+          <w:p>
+            <w:pPr>
+              <w:pStyle w:val="Compact"/>
+              <w:jc w:val="right"/>
+            </w:pPr>
+            <w:r>
+              <w:t xml:space="preserve">606.64</w:t>
+            </w:r>
+          </w:p>
+        </w:tc>
+        <w:tc>
+          <w:p>
+            <w:pPr>
+              <w:pStyle w:val="Compact"/>
+              <w:jc w:val="right"/>
+            </w:pPr>
+            <w:r>
+              <w:t xml:space="preserve">1077.05</w:t>
+            </w:r>
+          </w:p>
+        </w:tc>
+      </w:tr>
+      <w:tr>
+        <w:tc>
+          <w:p>
+            <w:pPr>
+              <w:pStyle w:val="Compact"/>
+              <w:jc w:val="right"/>
+            </w:pPr>
+            <w:r>
+              <w:t xml:space="preserve">28</w:t>
+            </w:r>
+          </w:p>
+        </w:tc>
+        <w:tc>
+          <w:p>
+            <w:pPr>
+              <w:pStyle w:val="Compact"/>
+              <w:jc w:val="right"/>
+            </w:pPr>
+            <w:r>
+              <w:t xml:space="preserve">373.69</w:t>
+            </w:r>
+          </w:p>
+        </w:tc>
+        <w:tc>
+          <w:p>
+            <w:pPr>
+              <w:pStyle w:val="Compact"/>
+              <w:jc w:val="right"/>
+            </w:pPr>
+            <w:r>
+              <w:t xml:space="preserve">772.47</w:t>
+            </w:r>
+          </w:p>
+        </w:tc>
+        <w:tc>
+          <w:p>
+            <w:pPr>
+              <w:pStyle w:val="Compact"/>
+              <w:jc w:val="right"/>
+            </w:pPr>
+            <w:r>
+              <w:t xml:space="preserve">4.60</w:t>
+            </w:r>
+          </w:p>
+        </w:tc>
+        <w:tc>
+          <w:p>
+            <w:pPr>
+              <w:pStyle w:val="Compact"/>
+              <w:jc w:val="right"/>
+            </w:pPr>
+            <w:r>
+              <w:t xml:space="preserve">89.43</w:t>
+            </w:r>
+          </w:p>
+        </w:tc>
+        <w:tc>
+          <w:p>
+            <w:pPr>
+              <w:pStyle w:val="Compact"/>
+              <w:jc w:val="right"/>
+            </w:pPr>
+            <w:r>
+              <w:t xml:space="preserve">73.70</w:t>
+            </w:r>
+          </w:p>
+        </w:tc>
+        <w:tc>
+          <w:p>
+            <w:pPr>
+              <w:pStyle w:val="Compact"/>
+              <w:jc w:val="right"/>
+            </w:pPr>
+            <w:r>
+              <w:t xml:space="preserve">71.69</w:t>
+            </w:r>
+          </w:p>
+        </w:tc>
+        <w:tc>
+          <w:p>
+            <w:pPr>
+              <w:pStyle w:val="Compact"/>
+              <w:jc w:val="right"/>
+            </w:pPr>
+            <w:r>
+              <w:t xml:space="preserve">842.03</w:t>
+            </w:r>
+          </w:p>
+        </w:tc>
+      </w:tr>
+      <w:tr>
+        <w:tc>
+          <w:p>
+            <w:pPr>
+              <w:pStyle w:val="Compact"/>
+              <w:jc w:val="right"/>
+            </w:pPr>
+            <w:r>
+              <w:t xml:space="preserve">30</w:t>
+            </w:r>
+          </w:p>
+        </w:tc>
+        <w:tc>
+          <w:p>
+            <w:pPr>
+              <w:pStyle w:val="Compact"/>
+              <w:jc w:val="right"/>
+            </w:pPr>
+            <w:r>
+              <w:t xml:space="preserve">136.19</w:t>
+            </w:r>
+          </w:p>
+        </w:tc>
+        <w:tc>
+          <w:p>
+            <w:pPr>
+              <w:pStyle w:val="Compact"/>
+              <w:jc w:val="right"/>
+            </w:pPr>
+            <w:r>
+              <w:t xml:space="preserve">516.02</w:t>
+            </w:r>
+          </w:p>
+        </w:tc>
+        <w:tc>
+          <w:p>
+            <w:pPr>
+              <w:pStyle w:val="Compact"/>
+              <w:jc w:val="right"/>
+            </w:pPr>
+            <w:r>
+              <w:t xml:space="preserve">2.79</w:t>
+            </w:r>
+          </w:p>
+        </w:tc>
+        <w:tc>
+          <w:p>
+            <w:pPr>
+              <w:pStyle w:val="Compact"/>
+              <w:jc w:val="right"/>
+            </w:pPr>
+            <w:r>
+              <w:t xml:space="preserve">23.26</w:t>
+            </w:r>
+          </w:p>
+        </w:tc>
+        <w:tc>
+          <w:p>
+            <w:pPr>
+              <w:pStyle w:val="Compact"/>
+              <w:jc w:val="right"/>
+            </w:pPr>
+            <w:r>
+              <w:t xml:space="preserve">20.40</w:t>
+            </w:r>
+          </w:p>
+        </w:tc>
+        <w:tc>
+          <w:p>
+            <w:pPr>
+              <w:pStyle w:val="Compact"/>
+              <w:jc w:val="right"/>
+            </w:pPr>
+            <w:r>
+              <w:t xml:space="preserve">19.20</w:t>
+            </w:r>
+          </w:p>
+        </w:tc>
+        <w:tc>
+          <w:p>
+            <w:pPr>
+              <w:pStyle w:val="Compact"/>
+              <w:jc w:val="right"/>
+            </w:pPr>
+            <w:r>
+              <w:t xml:space="preserve">476.67</w:t>
+            </w:r>
+          </w:p>
+        </w:tc>
+      </w:tr>
+    </w:tbl>
+    <w:p>
+      <w:pPr>
+        <w:pStyle w:val="BodyText"/>
+      </w:pPr>
+      <w:r>
+        <w:t xml:space="preserve">关键空间开销比如下：</w:t>
+      </w:r>
+    </w:p>
+    <w:tbl>
+      <w:tblPr>
+        <w:tblStyle w:val="Table"/>
+        <w:tblW w:type="pct" w:w="0.0"/>
+        <w:tblLook w:firstRow="1" w:lastRow="0" w:firstColumn="0" w:lastColumn="0" w:noHBand="0" w:noVBand="0" w:val="0020"/>
+      </w:tblPr>
+      <w:tblGrid/>
+      <w:tr>
+        <w:tc>
+          <w:p>
+            <w:pPr>
+              <w:pStyle w:val="Compact"/>
+              <w:jc w:val="right"/>
+            </w:pPr>
+            <w:r>
+              <w:t xml:space="preserve">log2(</w:t>
+            </w:r>
+          </w:p>
+        </w:tc>
+        <w:tc>
+          <w:p>
+            <w:pPr>
+              <w:pStyle w:val="Compact"/>
+              <w:jc w:val="right"/>
+            </w:pPr>
+            <w:r>
+              <w:t xml:space="preserve">R</w:t>
+            </w:r>
+          </w:p>
+        </w:tc>
+        <w:tc>
+          <w:p>
+            <w:pPr>
+              <w:pStyle w:val="Compact"/>
+              <w:jc w:val="right"/>
+            </w:pPr>
+            <w:r>
+              <w:t xml:space="preserve">)</w:t>
+            </w:r>
+          </w:p>
+        </w:tc>
+        <w:tc>
+          <w:p>
+            <w:pPr>
+              <w:pStyle w:val="Compact"/>
+              <w:jc w:val="right"/>
+            </w:pPr>
+            <w:r>
+              <w:t xml:space="preserve">NPO</w:t>
+            </w:r>
+          </w:p>
+        </w:tc>
+        <w:tc>
+          <w:p>
+            <w:pPr>
+              <w:pStyle w:val="Compact"/>
+              <w:jc w:val="right"/>
+            </w:pPr>
+            <w:r>
+              <w:t xml:space="preserve">sort-merge</w:t>
+            </w:r>
+          </w:p>
+        </w:tc>
+        <w:tc>
+          <w:p>
+            <w:pPr>
+              <w:pStyle w:val="Compact"/>
+              <w:jc w:val="right"/>
+            </w:pPr>
+            <w:r>
+              <w:t xml:space="preserve">VJ-1B</w:t>
+            </w:r>
+          </w:p>
+        </w:tc>
+        <w:tc>
+          <w:p>
+            <w:pPr>
+              <w:pStyle w:val="Compact"/>
+              <w:jc w:val="right"/>
+            </w:pPr>
+            <w:r>
+              <w:t xml:space="preserve">VJ-2B</w:t>
+            </w:r>
+          </w:p>
+        </w:tc>
+      </w:tr>
+      <w:tr>
+        <w:tc>
+          <w:p>
+            <w:pPr>
+              <w:pStyle w:val="Compact"/>
+              <w:jc w:val="right"/>
+            </w:pPr>
+            <w:r>
+              <w:t xml:space="preserve">24</w:t>
+            </w:r>
+          </w:p>
+        </w:tc>
+        <w:tc>
+          <w:p>
+            <w:pPr>
+              <w:pStyle w:val="Compact"/>
+              <w:jc w:val="right"/>
+            </w:pPr>
+            <w:r>
+              <w:t xml:space="preserve">0.031010</w:t>
+            </w:r>
+          </w:p>
+        </w:tc>
+        <w:tc>
+          <w:p>
+            <w:pPr>
+              <w:pStyle w:val="Compact"/>
+              <w:jc w:val="right"/>
+            </w:pPr>
+            <w:r>
+              <w:t xml:space="preserve">1.000000</w:t>
+            </w:r>
+          </w:p>
+        </w:tc>
+        <w:tc>
+          <w:p>
+            <w:pPr>
+              <w:pStyle w:val="Compact"/>
+              <w:jc w:val="right"/>
+            </w:pPr>
+            <w:r>
+              <w:t xml:space="preserve">0.003846</w:t>
+            </w:r>
+          </w:p>
+        </w:tc>
+        <w:tc>
+          <w:p>
+            <w:pPr>
+              <w:pStyle w:val="Compact"/>
+              <w:jc w:val="right"/>
+            </w:pPr>
+            <w:r>
+              <w:t xml:space="preserve">0.005769</w:t>
+            </w:r>
+          </w:p>
+        </w:tc>
+        <w:tc>
+          <w:p>
+            <w:pPr>
+              <w:pStyle w:val="Compact"/>
+              <w:jc w:val="right"/>
+            </w:pPr>
+            <w:r>
+              <w:t xml:space="preserve">0.009615</w:t>
+            </w:r>
+          </w:p>
+        </w:tc>
+        <w:tc>
+          <w:p>
+            <w:pPr>
+              <w:pStyle w:val="Compact"/>
+              <w:jc w:val="right"/>
+            </w:pPr>
+            <w:r>
+              <w:t xml:space="preserve">0.009615</w:t>
+            </w:r>
+          </w:p>
+        </w:tc>
+      </w:tr>
+      <w:tr>
+        <w:tc>
+          <w:p>
+            <w:pPr>
+              <w:pStyle w:val="Compact"/>
+              <w:jc w:val="right"/>
+            </w:pPr>
+            <w:r>
+              <w:t xml:space="preserve">30</w:t>
+            </w:r>
+          </w:p>
+        </w:tc>
+        <w:tc>
+          <w:p>
+            <w:pPr>
+              <w:pStyle w:val="Compact"/>
+              <w:jc w:val="right"/>
+            </w:pPr>
+            <w:r>
+              <w:t xml:space="preserve">1.000122</w:t>
+            </w:r>
+          </w:p>
+        </w:tc>
+        <w:tc>
+          <w:p>
+            <w:pPr>
+              <w:pStyle w:val="Compact"/>
+              <w:jc w:val="right"/>
+            </w:pPr>
+            <w:r>
+              <w:t xml:space="preserve">1.000000</w:t>
+            </w:r>
+          </w:p>
+        </w:tc>
+        <w:tc>
+          <w:p>
+            <w:pPr>
+              <w:pStyle w:val="Compact"/>
+              <w:jc w:val="right"/>
+            </w:pPr>
+            <w:r>
+              <w:t xml:space="preserve">0.125000</w:t>
+            </w:r>
+          </w:p>
+        </w:tc>
+        <w:tc>
+          <w:p>
+            <w:pPr>
+              <w:pStyle w:val="Compact"/>
+              <w:jc w:val="right"/>
+            </w:pPr>
+            <w:r>
+              <w:t xml:space="preserve">0.187500</w:t>
+            </w:r>
+          </w:p>
+        </w:tc>
+        <w:tc>
+          <w:p>
+            <w:pPr>
+              <w:pStyle w:val="Compact"/>
+              <w:jc w:val="right"/>
+            </w:pPr>
+            <w:r>
+              <w:t xml:space="preserve">0.312500</w:t>
+            </w:r>
+          </w:p>
+        </w:tc>
+        <w:tc>
+          <w:p>
+            <w:pPr>
+              <w:pStyle w:val="Compact"/>
+              <w:jc w:val="right"/>
+            </w:pPr>
+            <w:r>
+              <w:t xml:space="preserve">0.312500</w:t>
+            </w:r>
+          </w:p>
+        </w:tc>
+      </w:tr>
+    </w:tbl>
+    <w:p>
+      <w:pPr>
+        <w:pStyle w:val="BodyText"/>
+      </w:pPr>
+      <w:r>
+        <w:t xml:space="preserve">结果分析：</w:t>
+      </w:r>
+    </w:p>
+    <w:p>
+      <w:pPr>
+        <w:numPr>
+          <w:ilvl w:val="0"/>
+          <w:numId w:val="1010"/>
+        </w:numPr>
+        <w:pStyle w:val="Compact"/>
+      </w:pPr>
+      <w:r>
+        <w:t xml:space="preserve">小 R 下，NPO 和直接 VJ 的固定开销低，吞吐最高。</w:t>
+      </w:r>
+    </w:p>
+    <w:p>
+      <w:pPr>
+        <w:numPr>
+          <w:ilvl w:val="0"/>
+          <w:numId w:val="1010"/>
+        </w:numPr>
+        <w:pStyle w:val="Compact"/>
+      </w:pPr>
+      <w:r>
+        <w:t xml:space="preserve">PRO 在大 R 下更稳定，说明 radix partition 能有效缓解大 hash table 的随机访存问题。</w:t>
+      </w:r>
+    </w:p>
+    <w:p>
+      <w:pPr>
+        <w:numPr>
+          <w:ilvl w:val="0"/>
+          <w:numId w:val="1010"/>
+        </w:numPr>
+        <w:pStyle w:val="Compact"/>
+      </w:pPr>
+      <w:r>
+        <w:t xml:space="preserve">sort-merge 在本实现中吞吐明显低于 hash/vector 方案，但空间开销可预测。</w:t>
+      </w:r>
+    </w:p>
+    <w:p>
+      <w:pPr>
+        <w:numPr>
+          <w:ilvl w:val="0"/>
+          <w:numId w:val="1010"/>
+        </w:numPr>
+        <w:pStyle w:val="Compact"/>
+      </w:pPr>
+      <w:r>
+        <w:t xml:space="preserve">VJ 在小工作集时很快，但当 vector index 工作集变大后吞吐快速下降。</w:t>
+      </w:r>
+    </w:p>
+    <w:p>
+      <w:pPr>
+        <w:numPr>
+          <w:ilvl w:val="0"/>
+          <w:numId w:val="1010"/>
+        </w:numPr>
+        <w:pStyle w:val="Compact"/>
+      </w:pPr>
+      <w:r>
+        <w:t xml:space="preserve">PRVJ 在大 R 下明显优于直接 VJ，说明分区可以恢复一部分局部性。</w:t>
+      </w:r>
+    </w:p>
+    <w:bookmarkEnd w:id="32"/>
+    <w:bookmarkEnd w:id="33"/>
+    <w:bookmarkStart w:id="39" w:name="vj-算法性能分析研究"/>
+    <w:p>
+      <w:pPr>
+        <w:pStyle w:val="Heading2"/>
+      </w:pPr>
+      <w:r>
+        <w:t xml:space="preserve">4 VJ 算法性能分析研究</w:t>
+      </w:r>
+    </w:p>
+    <w:p>
+      <w:pPr>
+        <w:pStyle w:val="FirstParagraph"/>
+      </w:pPr>
+      <w:r>
+        <w:t xml:space="preserve">PDF 第 5 项要求继续以 VJ 为例探索内存连接算法性能决定性因素，包括性能估算、cache 拐点、TLB 影响和大页面尝试。</w:t>
+      </w:r>
+    </w:p>
+    <w:bookmarkStart w:id="34" w:name="vj-与-prvj-算法设计"/>
+    <w:p>
+      <w:pPr>
+        <w:pStyle w:val="Heading3"/>
+      </w:pPr>
+      <w:r>
+        <w:t xml:space="preserve">4.1 VJ 与 PRVJ 算法设计</w:t>
+      </w:r>
+    </w:p>
+    <w:p>
+      <w:pPr>
+        <w:pStyle w:val="FirstParagraph"/>
+      </w:pPr>
+      <w:r>
+        <w:t xml:space="preserve">VJ 的核心思想是利用 R 表主键连续整数的特点，用 vector index 替代 hash table。构建阶段按 key 将 payload 写入 vector；probe 阶段用 S 表 key 直接作为 vector 下标访问。</w:t>
+      </w:r>
+    </w:p>
+    <w:p>
+      <w:pPr>
+        <w:pStyle w:val="BodyText"/>
+      </w:pPr>
+      <w:r>
+        <w:t xml:space="preserve">VJ 的优点是：</w:t>
+      </w:r>
+    </w:p>
+    <w:p>
+      <w:pPr>
+        <w:numPr>
+          <w:ilvl w:val="0"/>
+          <w:numId w:val="1011"/>
+        </w:numPr>
+        <w:pStyle w:val="Compact"/>
+      </w:pPr>
+      <w:r>
+        <w:t xml:space="preserve">避免 hash 计算。</w:t>
+      </w:r>
+    </w:p>
+    <w:p>
+      <w:pPr>
+        <w:numPr>
+          <w:ilvl w:val="0"/>
+          <w:numId w:val="1011"/>
+        </w:numPr>
+        <w:pStyle w:val="Compact"/>
+      </w:pPr>
+      <w:r>
+        <w:t xml:space="preserve">避免链式 bucket 访问和冲突处理。</w:t>
+      </w:r>
+    </w:p>
+    <w:p>
+      <w:pPr>
+        <w:numPr>
+          <w:ilvl w:val="0"/>
+          <w:numId w:val="1011"/>
+        </w:numPr>
+        <w:pStyle w:val="Compact"/>
+      </w:pPr>
+      <w:r>
+        <w:t xml:space="preserve">在 key range 小、vector index 可缓存时性能很高。</w:t>
+      </w:r>
+    </w:p>
+    <w:p>
+      <w:pPr>
+        <w:numPr>
+          <w:ilvl w:val="0"/>
+          <w:numId w:val="1011"/>
+        </w:numPr>
+        <w:pStyle w:val="Compact"/>
+      </w:pPr>
+      <w:r>
+        <w:t xml:space="preserve">可以通过</w:t>
+      </w:r>
+      <w:r>
+        <w:t xml:space="preserve"> </w:t>
+      </w:r>
+      <w:r>
+        <w:rPr>
+          <w:rStyle w:val="VerbatimChar"/>
+        </w:rPr>
+        <w:t xml:space="preserve">payload_width=1/2/4</w:t>
+      </w:r>
+      <w:r>
+        <w:t xml:space="preserve"> </w:t>
+      </w:r>
+      <w:r>
+        <w:t xml:space="preserve">模拟不同 payload 压缩率。</w:t>
+      </w:r>
+    </w:p>
+    <w:p>
+      <w:pPr>
+        <w:pStyle w:val="FirstParagraph"/>
+      </w:pPr>
+      <w:r>
+        <w:t xml:space="preserve">VJ 的问题是：</w:t>
+      </w:r>
+    </w:p>
+    <w:p>
+      <w:pPr>
+        <w:numPr>
+          <w:ilvl w:val="0"/>
+          <w:numId w:val="1012"/>
+        </w:numPr>
+        <w:pStyle w:val="Compact"/>
+      </w:pPr>
+      <w:r>
+        <w:t xml:space="preserve">vector index 大小由</w:t>
+      </w:r>
+      <w:r>
+        <w:t xml:space="preserve"> </w:t>
+      </w:r>
+      <w:r>
+        <w:rPr>
+          <w:rStyle w:val="VerbatimChar"/>
+        </w:rPr>
+        <w:t xml:space="preserve">max_key</w:t>
+      </w:r>
+      <w:r>
+        <w:t xml:space="preserve"> </w:t>
+      </w:r>
+      <w:r>
+        <w:t xml:space="preserve">决定，不只由</w:t>
+      </w:r>
+      <w:r>
+        <w:t xml:space="preserve"> </w:t>
+      </w:r>
+      <w:r>
+        <w:rPr>
+          <w:rStyle w:val="VerbatimChar"/>
+        </w:rPr>
+        <w:t xml:space="preserve">|R|</w:t>
+      </w:r>
+      <w:r>
+        <w:t xml:space="preserve"> </w:t>
+      </w:r>
+      <w:r>
+        <w:t xml:space="preserve">决定。</w:t>
+      </w:r>
+    </w:p>
+    <w:p>
+      <w:pPr>
+        <w:numPr>
+          <w:ilvl w:val="0"/>
+          <w:numId w:val="1012"/>
+        </w:numPr>
+        <w:pStyle w:val="Compact"/>
+      </w:pPr>
+      <w:r>
+        <w:t xml:space="preserve">key range 过大时，vector 工作集会超过 L3 cache 和 TLB 覆盖能力。</w:t>
+      </w:r>
+    </w:p>
+    <w:p>
+      <w:pPr>
+        <w:numPr>
+          <w:ilvl w:val="0"/>
+          <w:numId w:val="1012"/>
+        </w:numPr>
+        <w:pStyle w:val="Compact"/>
+      </w:pPr>
+      <w:r>
+        <w:t xml:space="preserve">probe 阶段退化为大量随机内存访问。</w:t>
+      </w:r>
+    </w:p>
+    <w:p>
+      <w:pPr>
+        <w:pStyle w:val="FirstParagraph"/>
+      </w:pPr>
+      <w:r>
+        <w:t xml:space="preserve">PRVJ 的设计目标是缓解这个问题。它先对数据进行 radix partition，使每个分区内的 key range 变小，再在分区内部使用 VJ，从而缩小局部 vector 工作集。</w:t>
+      </w:r>
+    </w:p>
+    <w:bookmarkEnd w:id="34"/>
+    <w:bookmarkStart w:id="36" w:name="vj-工作集实验"/>
+    <w:p>
+      <w:pPr>
+        <w:pStyle w:val="Heading3"/>
+      </w:pPr>
+      <w:r>
+        <w:t xml:space="preserve">4.2 VJ 工作集实验</w:t>
+      </w:r>
+    </w:p>
+    <w:p>
+      <w:pPr>
+        <w:pStyle w:val="FirstParagraph"/>
+      </w:pPr>
+      <w:r>
+        <w:t xml:space="preserve">VJ cache-size sweep 固定</w:t>
+      </w:r>
+      <w:r>
+        <w:t xml:space="preserve"> </w:t>
+      </w:r>
+      <w:r>
+        <w:rPr>
+          <w:rStyle w:val="VerbatimChar"/>
+        </w:rPr>
+        <w:t xml:space="preserve">S=2^30</w:t>
+      </w:r>
+      <w:r>
+        <w:t xml:space="preserve">、64 线程、</w:t>
+      </w:r>
+      <w:r>
+        <w:rPr>
+          <w:rStyle w:val="VerbatimChar"/>
+        </w:rPr>
+        <w:t xml:space="preserve">payload_width=1</w:t>
+      </w:r>
+      <w:r>
+        <w:t xml:space="preserve">，让 vector index 大小覆盖 L1/L2/L3 的 10% 到 150%，并继续扩展到 L3 的 10 倍。</w:t>
       </w:r>
     </w:p>
     <w:p>
@@ -3146,18 +4121,18 @@
           <wp:inline>
             <wp:extent cx="5334000" cy="3111500"/>
             <wp:effectExtent b="0" l="0" r="0" t="0"/>
-            <wp:docPr descr="final full space" title="" id="1" name="Picture"/>
+            <wp:docPr descr="VJ cache sweep" title="" id="1" name="Picture"/>
             <a:graphic>
               <a:graphicData uri="http://schemas.openxmlformats.org/drawingml/2006/picture">
                 <pic:pic>
                   <pic:nvPicPr>
-                    <pic:cNvPr descr="assets/final-full-all-s2e30_space.svg" id="0" name="Picture"/>
+                    <pic:cNvPr descr="assets/vj-cache-sweep-s2e30.svg" id="0" name="Picture"/>
                     <pic:cNvPicPr>
                       <a:picLocks noChangeArrowheads="1" noChangeAspect="1"/>
                     </pic:cNvPicPr>
                   </pic:nvPicPr>
                   <pic:blipFill>
-                    <a:blip r:embed="rId32"/>
+                    <a:blip r:embed="rId35"/>
                     <a:stretch>
                       <a:fillRect/>
                     </a:stretch>
@@ -3189,7 +4164,7 @@
         <w:pStyle w:val="ImageCaption"/>
       </w:pPr>
       <w:r>
-        <w:t xml:space="preserve">final full space</w:t>
+        <w:t xml:space="preserve">VJ cache sweep</w:t>
       </w:r>
     </w:p>
     <w:p>
@@ -3197,7 +4172,7 @@
         <w:pStyle w:val="BodyText"/>
       </w:pPr>
       <w:r>
-        <w:t xml:space="preserve">图 3-2 Full sweep 空间开销对比</w:t>
+        <w:t xml:space="preserve">图 4-1 VJ vector 工作集大小与吞吐关系</w:t>
       </w:r>
     </w:p>
     <w:p>
@@ -3205,7 +4180,7 @@
         <w:pStyle w:val="BodyText"/>
       </w:pPr>
       <w:r>
-        <w:t xml:space="preserve">选取关键点的吞吐率如下，单位 MTuples/s：</w:t>
+        <w:t xml:space="preserve">关键点如下：</w:t>
       </w:r>
     </w:p>
     <w:tbl>
@@ -3220,87 +4195,54 @@
           <w:p>
             <w:pPr>
               <w:pStyle w:val="Compact"/>
-              <w:jc w:val="right"/>
-            </w:pPr>
-            <w:r>
-              <w:t xml:space="preserve">log2(</w:t>
-            </w:r>
-          </w:p>
-        </w:tc>
-        <w:tc>
-          <w:p>
-            <w:pPr>
-              <w:pStyle w:val="Compact"/>
-              <w:jc w:val="right"/>
-            </w:pPr>
-            <w:r>
-              <w:t xml:space="preserve">R</w:t>
-            </w:r>
-          </w:p>
-        </w:tc>
-        <w:tc>
-          <w:p>
-            <w:pPr>
-              <w:pStyle w:val="Compact"/>
-              <w:jc w:val="right"/>
-            </w:pPr>
-            <w:r>
-              <w:t xml:space="preserve">)</w:t>
-            </w:r>
-          </w:p>
-        </w:tc>
-        <w:tc>
-          <w:p>
-            <w:pPr>
-              <w:pStyle w:val="Compact"/>
-              <w:jc w:val="right"/>
-            </w:pPr>
-            <w:r>
-              <w:t xml:space="preserve">NPO</w:t>
-            </w:r>
-          </w:p>
-        </w:tc>
-        <w:tc>
-          <w:p>
-            <w:pPr>
-              <w:pStyle w:val="Compact"/>
-              <w:jc w:val="right"/>
-            </w:pPr>
-            <w:r>
-              <w:t xml:space="preserve">PRO</w:t>
-            </w:r>
-          </w:p>
-        </w:tc>
-        <w:tc>
-          <w:p>
-            <w:pPr>
-              <w:pStyle w:val="Compact"/>
-              <w:jc w:val="right"/>
-            </w:pPr>
-            <w:r>
-              <w:t xml:space="preserve">sort-merge</w:t>
-            </w:r>
-          </w:p>
-        </w:tc>
-        <w:tc>
-          <w:p>
-            <w:pPr>
-              <w:pStyle w:val="Compact"/>
-              <w:jc w:val="right"/>
-            </w:pPr>
-            <w:r>
-              <w:t xml:space="preserve">VJ-1B</w:t>
-            </w:r>
-          </w:p>
-        </w:tc>
-        <w:tc>
-          <w:p>
-            <w:pPr>
-              <w:pStyle w:val="Compact"/>
-              <w:jc w:val="right"/>
-            </w:pPr>
-            <w:r>
-              <w:t xml:space="preserve">VJ-2B</w:t>
+              <w:jc w:val="left"/>
+            </w:pPr>
+            <w:r>
+              <w:t xml:space="preserve">label</w:t>
+            </w:r>
+          </w:p>
+        </w:tc>
+        <w:tc>
+          <w:p>
+            <w:pPr>
+              <w:pStyle w:val="Compact"/>
+              <w:jc w:val="right"/>
+            </w:pPr>
+            <w:r>
+              <w:t xml:space="preserve">vector bytes</w:t>
+            </w:r>
+          </w:p>
+        </w:tc>
+        <w:tc>
+          <w:p>
+            <w:pPr>
+              <w:pStyle w:val="Compact"/>
+              <w:jc w:val="right"/>
+            </w:pPr>
+            <w:r>
+              <w:t xml:space="preserve">cache ratio</w:t>
+            </w:r>
+          </w:p>
+        </w:tc>
+        <w:tc>
+          <w:p>
+            <w:pPr>
+              <w:pStyle w:val="Compact"/>
+              <w:jc w:val="right"/>
+            </w:pPr>
+            <w:r>
+              <w:t xml:space="preserve">time ms</w:t>
+            </w:r>
+          </w:p>
+        </w:tc>
+        <w:tc>
+          <w:p>
+            <w:pPr>
+              <w:pStyle w:val="Compact"/>
+              <w:jc w:val="right"/>
+            </w:pPr>
+            <w:r>
+              <w:t xml:space="preserve">throughput MT/s</w:t>
             </w:r>
           </w:p>
         </w:tc>
@@ -3310,87 +4252,54 @@
           <w:p>
             <w:pPr>
               <w:pStyle w:val="Compact"/>
-              <w:jc w:val="right"/>
-            </w:pPr>
-            <w:r>
-              <w:t xml:space="preserve">5</w:t>
-            </w:r>
-          </w:p>
-        </w:tc>
-        <w:tc>
-          <w:p>
-            <w:pPr>
-              <w:pStyle w:val="Compact"/>
-              <w:jc w:val="right"/>
-            </w:pPr>
-            <w:r>
-              <w:t xml:space="preserve">6686.06</w:t>
-            </w:r>
-          </w:p>
-        </w:tc>
-        <w:tc>
-          <w:p>
-            <w:pPr>
-              <w:pStyle w:val="Compact"/>
-              <w:jc w:val="right"/>
-            </w:pPr>
-            <w:r>
-              <w:t xml:space="preserve">1266.16</w:t>
-            </w:r>
-          </w:p>
-        </w:tc>
-        <w:tc>
-          <w:p>
-            <w:pPr>
-              <w:pStyle w:val="Compact"/>
-              <w:jc w:val="right"/>
-            </w:pPr>
-            <w:r>
-              <w:t xml:space="preserve">9.24</w:t>
-            </w:r>
-          </w:p>
-        </w:tc>
-        <w:tc>
-          <w:p>
-            <w:pPr>
-              <w:pStyle w:val="Compact"/>
-              <w:jc w:val="right"/>
-            </w:pPr>
-            <w:r>
-              <w:t xml:space="preserve">6944.26</w:t>
-            </w:r>
-          </w:p>
-        </w:tc>
-        <w:tc>
-          <w:p>
-            <w:pPr>
-              <w:pStyle w:val="Compact"/>
-              <w:jc w:val="right"/>
-            </w:pPr>
-            <w:r>
-              <w:t xml:space="preserve">5351.32</w:t>
-            </w:r>
-          </w:p>
-        </w:tc>
-        <w:tc>
-          <w:p>
-            <w:pPr>
-              <w:pStyle w:val="Compact"/>
-              <w:jc w:val="right"/>
-            </w:pPr>
-            <w:r>
-              <w:t xml:space="preserve">7605.43</w:t>
-            </w:r>
-          </w:p>
-        </w:tc>
-        <w:tc>
-          <w:p>
-            <w:pPr>
-              <w:pStyle w:val="Compact"/>
-              <w:jc w:val="right"/>
-            </w:pPr>
-            <w:r>
-              <w:t xml:space="preserve">1165.40</w:t>
+              <w:jc w:val="left"/>
+            </w:pPr>
+            <w:r>
+              <w:t xml:space="preserve">L1_10</w:t>
+            </w:r>
+          </w:p>
+        </w:tc>
+        <w:tc>
+          <w:p>
+            <w:pPr>
+              <w:pStyle w:val="Compact"/>
+              <w:jc w:val="right"/>
+            </w:pPr>
+            <w:r>
+              <w:t xml:space="preserve">3,278</w:t>
+            </w:r>
+          </w:p>
+        </w:tc>
+        <w:tc>
+          <w:p>
+            <w:pPr>
+              <w:pStyle w:val="Compact"/>
+              <w:jc w:val="right"/>
+            </w:pPr>
+            <w:r>
+              <w:t xml:space="preserve">0.10</w:t>
+            </w:r>
+          </w:p>
+        </w:tc>
+        <w:tc>
+          <w:p>
+            <w:pPr>
+              <w:pStyle w:val="Compact"/>
+              <w:jc w:val="right"/>
+            </w:pPr>
+            <w:r>
+              <w:t xml:space="preserve">137.894</w:t>
+            </w:r>
+          </w:p>
+        </w:tc>
+        <w:tc>
+          <w:p>
+            <w:pPr>
+              <w:pStyle w:val="Compact"/>
+              <w:jc w:val="right"/>
+            </w:pPr>
+            <w:r>
+              <w:t xml:space="preserve">7786.72</w:t>
             </w:r>
           </w:p>
         </w:tc>
@@ -3400,87 +4309,54 @@
           <w:p>
             <w:pPr>
               <w:pStyle w:val="Compact"/>
-              <w:jc w:val="right"/>
-            </w:pPr>
-            <w:r>
-              <w:t xml:space="preserve">20</w:t>
-            </w:r>
-          </w:p>
-        </w:tc>
-        <w:tc>
-          <w:p>
-            <w:pPr>
-              <w:pStyle w:val="Compact"/>
-              <w:jc w:val="right"/>
-            </w:pPr>
-            <w:r>
-              <w:t xml:space="preserve">3690.51</w:t>
-            </w:r>
-          </w:p>
-        </w:tc>
-        <w:tc>
-          <w:p>
-            <w:pPr>
-              <w:pStyle w:val="Compact"/>
-              <w:jc w:val="right"/>
-            </w:pPr>
-            <w:r>
-              <w:t xml:space="preserve">1062.53</w:t>
-            </w:r>
-          </w:p>
-        </w:tc>
-        <w:tc>
-          <w:p>
-            <w:pPr>
-              <w:pStyle w:val="Compact"/>
-              <w:jc w:val="right"/>
-            </w:pPr>
-            <w:r>
-              <w:t xml:space="preserve">6.43</w:t>
-            </w:r>
-          </w:p>
-        </w:tc>
-        <w:tc>
-          <w:p>
-            <w:pPr>
-              <w:pStyle w:val="Compact"/>
-              <w:jc w:val="right"/>
-            </w:pPr>
-            <w:r>
-              <w:t xml:space="preserve">4535.82</w:t>
-            </w:r>
-          </w:p>
-        </w:tc>
-        <w:tc>
-          <w:p>
-            <w:pPr>
-              <w:pStyle w:val="Compact"/>
-              <w:jc w:val="right"/>
-            </w:pPr>
-            <w:r>
-              <w:t xml:space="preserve">4653.81</w:t>
-            </w:r>
-          </w:p>
-        </w:tc>
-        <w:tc>
-          <w:p>
-            <w:pPr>
-              <w:pStyle w:val="Compact"/>
-              <w:jc w:val="right"/>
-            </w:pPr>
-            <w:r>
-              <w:t xml:space="preserve">4178.67</w:t>
-            </w:r>
-          </w:p>
-        </w:tc>
-        <w:tc>
-          <w:p>
-            <w:pPr>
-              <w:pStyle w:val="Compact"/>
-              <w:jc w:val="right"/>
-            </w:pPr>
-            <w:r>
-              <w:t xml:space="preserve">1075.71</w:t>
+              <w:jc w:val="left"/>
+            </w:pPr>
+            <w:r>
+              <w:t xml:space="preserve">L2_50</w:t>
+            </w:r>
+          </w:p>
+        </w:tc>
+        <w:tc>
+          <w:p>
+            <w:pPr>
+              <w:pStyle w:val="Compact"/>
+              <w:jc w:val="right"/>
+            </w:pPr>
+            <w:r>
+              <w:t xml:space="preserve">524,290</w:t>
+            </w:r>
+          </w:p>
+        </w:tc>
+        <w:tc>
+          <w:p>
+            <w:pPr>
+              <w:pStyle w:val="Compact"/>
+              <w:jc w:val="right"/>
+            </w:pPr>
+            <w:r>
+              <w:t xml:space="preserve">0.50</w:t>
+            </w:r>
+          </w:p>
+        </w:tc>
+        <w:tc>
+          <w:p>
+            <w:pPr>
+              <w:pStyle w:val="Compact"/>
+              <w:jc w:val="right"/>
+            </w:pPr>
+            <w:r>
+              <w:t xml:space="preserve">131.454</w:t>
+            </w:r>
+          </w:p>
+        </w:tc>
+        <w:tc>
+          <w:p>
+            <w:pPr>
+              <w:pStyle w:val="Compact"/>
+              <w:jc w:val="right"/>
+            </w:pPr>
+            <w:r>
+              <w:t xml:space="preserve">8168.19</w:t>
             </w:r>
           </w:p>
         </w:tc>
@@ -3490,87 +4366,54 @@
           <w:p>
             <w:pPr>
               <w:pStyle w:val="Compact"/>
-              <w:jc w:val="right"/>
-            </w:pPr>
-            <w:r>
-              <w:t xml:space="preserve">24</w:t>
-            </w:r>
-          </w:p>
-        </w:tc>
-        <w:tc>
-          <w:p>
-            <w:pPr>
-              <w:pStyle w:val="Compact"/>
-              <w:jc w:val="right"/>
-            </w:pPr>
-            <w:r>
-              <w:t xml:space="preserve">784.09</w:t>
-            </w:r>
-          </w:p>
-        </w:tc>
-        <w:tc>
-          <w:p>
-            <w:pPr>
-              <w:pStyle w:val="Compact"/>
-              <w:jc w:val="right"/>
-            </w:pPr>
-            <w:r>
-              <w:t xml:space="preserve">1126.27</w:t>
-            </w:r>
-          </w:p>
-        </w:tc>
-        <w:tc>
-          <w:p>
-            <w:pPr>
-              <w:pStyle w:val="Compact"/>
-              <w:jc w:val="right"/>
-            </w:pPr>
-            <w:r>
-              <w:t xml:space="preserve">5.86</w:t>
-            </w:r>
-          </w:p>
-        </w:tc>
-        <w:tc>
-          <w:p>
-            <w:pPr>
-              <w:pStyle w:val="Compact"/>
-              <w:jc w:val="right"/>
-            </w:pPr>
-            <w:r>
-              <w:t xml:space="preserve">1035.26</w:t>
-            </w:r>
-          </w:p>
-        </w:tc>
-        <w:tc>
-          <w:p>
-            <w:pPr>
-              <w:pStyle w:val="Compact"/>
-              <w:jc w:val="right"/>
-            </w:pPr>
-            <w:r>
-              <w:t xml:space="preserve">716.63</w:t>
-            </w:r>
-          </w:p>
-        </w:tc>
-        <w:tc>
-          <w:p>
-            <w:pPr>
-              <w:pStyle w:val="Compact"/>
-              <w:jc w:val="right"/>
-            </w:pPr>
-            <w:r>
-              <w:t xml:space="preserve">606.64</w:t>
-            </w:r>
-          </w:p>
-        </w:tc>
-        <w:tc>
-          <w:p>
-            <w:pPr>
-              <w:pStyle w:val="Compact"/>
-              <w:jc w:val="right"/>
-            </w:pPr>
-            <w:r>
-              <w:t xml:space="preserve">1077.05</w:t>
+              <w:jc w:val="left"/>
+            </w:pPr>
+            <w:r>
+              <w:t xml:space="preserve">L2_150</w:t>
+            </w:r>
+          </w:p>
+        </w:tc>
+        <w:tc>
+          <w:p>
+            <w:pPr>
+              <w:pStyle w:val="Compact"/>
+              <w:jc w:val="right"/>
+            </w:pPr>
+            <w:r>
+              <w:t xml:space="preserve">1,572,866</w:t>
+            </w:r>
+          </w:p>
+        </w:tc>
+        <w:tc>
+          <w:p>
+            <w:pPr>
+              <w:pStyle w:val="Compact"/>
+              <w:jc w:val="right"/>
+            </w:pPr>
+            <w:r>
+              <w:t xml:space="preserve">1.50</w:t>
+            </w:r>
+          </w:p>
+        </w:tc>
+        <w:tc>
+          <w:p>
+            <w:pPr>
+              <w:pStyle w:val="Compact"/>
+              <w:jc w:val="right"/>
+            </w:pPr>
+            <w:r>
+              <w:t xml:space="preserve">205.453</w:t>
+            </w:r>
+          </w:p>
+        </w:tc>
+        <w:tc>
+          <w:p>
+            <w:pPr>
+              <w:pStyle w:val="Compact"/>
+              <w:jc w:val="right"/>
+            </w:pPr>
+            <w:r>
+              <w:t xml:space="preserve">5226.22</w:t>
             </w:r>
           </w:p>
         </w:tc>
@@ -3580,87 +4423,54 @@
           <w:p>
             <w:pPr>
               <w:pStyle w:val="Compact"/>
-              <w:jc w:val="right"/>
-            </w:pPr>
-            <w:r>
-              <w:t xml:space="preserve">28</w:t>
-            </w:r>
-          </w:p>
-        </w:tc>
-        <w:tc>
-          <w:p>
-            <w:pPr>
-              <w:pStyle w:val="Compact"/>
-              <w:jc w:val="right"/>
-            </w:pPr>
-            <w:r>
-              <w:t xml:space="preserve">373.69</w:t>
-            </w:r>
-          </w:p>
-        </w:tc>
-        <w:tc>
-          <w:p>
-            <w:pPr>
-              <w:pStyle w:val="Compact"/>
-              <w:jc w:val="right"/>
-            </w:pPr>
-            <w:r>
-              <w:t xml:space="preserve">772.47</w:t>
-            </w:r>
-          </w:p>
-        </w:tc>
-        <w:tc>
-          <w:p>
-            <w:pPr>
-              <w:pStyle w:val="Compact"/>
-              <w:jc w:val="right"/>
-            </w:pPr>
-            <w:r>
-              <w:t xml:space="preserve">4.60</w:t>
-            </w:r>
-          </w:p>
-        </w:tc>
-        <w:tc>
-          <w:p>
-            <w:pPr>
-              <w:pStyle w:val="Compact"/>
-              <w:jc w:val="right"/>
-            </w:pPr>
-            <w:r>
-              <w:t xml:space="preserve">89.43</w:t>
-            </w:r>
-          </w:p>
-        </w:tc>
-        <w:tc>
-          <w:p>
-            <w:pPr>
-              <w:pStyle w:val="Compact"/>
-              <w:jc w:val="right"/>
-            </w:pPr>
-            <w:r>
-              <w:t xml:space="preserve">73.70</w:t>
-            </w:r>
-          </w:p>
-        </w:tc>
-        <w:tc>
-          <w:p>
-            <w:pPr>
-              <w:pStyle w:val="Compact"/>
-              <w:jc w:val="right"/>
-            </w:pPr>
-            <w:r>
-              <w:t xml:space="preserve">71.69</w:t>
-            </w:r>
-          </w:p>
-        </w:tc>
-        <w:tc>
-          <w:p>
-            <w:pPr>
-              <w:pStyle w:val="Compact"/>
-              <w:jc w:val="right"/>
-            </w:pPr>
-            <w:r>
-              <w:t xml:space="preserve">842.03</w:t>
+              <w:jc w:val="left"/>
+            </w:pPr>
+            <w:r>
+              <w:t xml:space="preserve">L3_100</w:t>
+            </w:r>
+          </w:p>
+        </w:tc>
+        <w:tc>
+          <w:p>
+            <w:pPr>
+              <w:pStyle w:val="Compact"/>
+              <w:jc w:val="right"/>
+            </w:pPr>
+            <w:r>
+              <w:t xml:space="preserve">51,904,514</w:t>
+            </w:r>
+          </w:p>
+        </w:tc>
+        <w:tc>
+          <w:p>
+            <w:pPr>
+              <w:pStyle w:val="Compact"/>
+              <w:jc w:val="right"/>
+            </w:pPr>
+            <w:r>
+              <w:t xml:space="preserve">1.00</w:t>
+            </w:r>
+          </w:p>
+        </w:tc>
+        <w:tc>
+          <w:p>
+            <w:pPr>
+              <w:pStyle w:val="Compact"/>
+              <w:jc w:val="right"/>
+            </w:pPr>
+            <w:r>
+              <w:t xml:space="preserve">1861.238</w:t>
+            </w:r>
+          </w:p>
+        </w:tc>
+        <w:tc>
+          <w:p>
+            <w:pPr>
+              <w:pStyle w:val="Compact"/>
+              <w:jc w:val="right"/>
+            </w:pPr>
+            <w:r>
+              <w:t xml:space="preserve">576.90</w:t>
             </w:r>
           </w:p>
         </w:tc>
@@ -3670,87 +4480,54 @@
           <w:p>
             <w:pPr>
               <w:pStyle w:val="Compact"/>
-              <w:jc w:val="right"/>
-            </w:pPr>
-            <w:r>
-              <w:t xml:space="preserve">30</w:t>
-            </w:r>
-          </w:p>
-        </w:tc>
-        <w:tc>
-          <w:p>
-            <w:pPr>
-              <w:pStyle w:val="Compact"/>
-              <w:jc w:val="right"/>
-            </w:pPr>
-            <w:r>
-              <w:t xml:space="preserve">136.19</w:t>
-            </w:r>
-          </w:p>
-        </w:tc>
-        <w:tc>
-          <w:p>
-            <w:pPr>
-              <w:pStyle w:val="Compact"/>
-              <w:jc w:val="right"/>
-            </w:pPr>
-            <w:r>
-              <w:t xml:space="preserve">516.02</w:t>
-            </w:r>
-          </w:p>
-        </w:tc>
-        <w:tc>
-          <w:p>
-            <w:pPr>
-              <w:pStyle w:val="Compact"/>
-              <w:jc w:val="right"/>
-            </w:pPr>
-            <w:r>
-              <w:t xml:space="preserve">2.79</w:t>
-            </w:r>
-          </w:p>
-        </w:tc>
-        <w:tc>
-          <w:p>
-            <w:pPr>
-              <w:pStyle w:val="Compact"/>
-              <w:jc w:val="right"/>
-            </w:pPr>
-            <w:r>
-              <w:t xml:space="preserve">23.26</w:t>
-            </w:r>
-          </w:p>
-        </w:tc>
-        <w:tc>
-          <w:p>
-            <w:pPr>
-              <w:pStyle w:val="Compact"/>
-              <w:jc w:val="right"/>
-            </w:pPr>
-            <w:r>
-              <w:t xml:space="preserve">20.40</w:t>
-            </w:r>
-          </w:p>
-        </w:tc>
-        <w:tc>
-          <w:p>
-            <w:pPr>
-              <w:pStyle w:val="Compact"/>
-              <w:jc w:val="right"/>
-            </w:pPr>
-            <w:r>
-              <w:t xml:space="preserve">19.20</w:t>
-            </w:r>
-          </w:p>
-        </w:tc>
-        <w:tc>
-          <w:p>
-            <w:pPr>
-              <w:pStyle w:val="Compact"/>
-              <w:jc w:val="right"/>
-            </w:pPr>
-            <w:r>
-              <w:t xml:space="preserve">476.67</w:t>
+              <w:jc w:val="left"/>
+            </w:pPr>
+            <w:r>
+              <w:t xml:space="preserve">L3_10x</w:t>
+            </w:r>
+          </w:p>
+        </w:tc>
+        <w:tc>
+          <w:p>
+            <w:pPr>
+              <w:pStyle w:val="Compact"/>
+              <w:jc w:val="right"/>
+            </w:pPr>
+            <w:r>
+              <w:t xml:space="preserve">519,045,122</w:t>
+            </w:r>
+          </w:p>
+        </w:tc>
+        <w:tc>
+          <w:p>
+            <w:pPr>
+              <w:pStyle w:val="Compact"/>
+              <w:jc w:val="right"/>
+            </w:pPr>
+            <w:r>
+              <w:t xml:space="preserve">10.00</w:t>
+            </w:r>
+          </w:p>
+        </w:tc>
+        <w:tc>
+          <w:p>
+            <w:pPr>
+              <w:pStyle w:val="Compact"/>
+              <w:jc w:val="right"/>
+            </w:pPr>
+            <w:r>
+              <w:t xml:space="preserve">12352.788</w:t>
+            </w:r>
+          </w:p>
+        </w:tc>
+        <w:tc>
+          <w:p>
+            <w:pPr>
+              <w:pStyle w:val="Compact"/>
+              <w:jc w:val="right"/>
+            </w:pPr>
+            <w:r>
+              <w:t xml:space="preserve">86.92</w:t>
             </w:r>
           </w:p>
         </w:tc>
@@ -3761,7 +4538,91 @@
         <w:pStyle w:val="BodyText"/>
       </w:pPr>
       <w:r>
-        <w:t xml:space="preserve">关键空间开销比如下：</w:t>
+        <w:t xml:space="preserve">可以看到，VJ 在工作集落入 cache 时吞吐很高；当 vector 工作集接近或超过 L3 后，性能迅速下降。</w:t>
+      </w:r>
+    </w:p>
+    <w:bookmarkEnd w:id="36"/>
+    <w:bookmarkStart w:id="37" w:name="性能模型与-perf-观察"/>
+    <w:p>
+      <w:pPr>
+        <w:pStyle w:val="Heading3"/>
+      </w:pPr>
+      <w:r>
+        <w:t xml:space="preserve">4.3 性能模型与 perf 观察</w:t>
+      </w:r>
+    </w:p>
+    <w:p>
+      <w:pPr>
+        <w:pStyle w:val="FirstParagraph"/>
+      </w:pPr>
+      <w:r>
+        <w:t xml:space="preserve">简化代价模型如下：</w:t>
+      </w:r>
+    </w:p>
+    <w:p>
+      <w:pPr>
+        <w:pStyle w:val="SourceCode"/>
+      </w:pPr>
+      <w:r>
+        <w:rPr>
+          <w:rStyle w:val="VerbatimChar"/>
+        </w:rPr>
+        <w:t xml:space="preserve">T ~= T_build_vector(R, W) + T_probe(S, W)</w:t>
+      </w:r>
+      <w:r>
+        <w:br/>
+      </w:r>
+      <w:r>
+        <w:rPr>
+          <w:rStyle w:val="VerbatimChar"/>
+        </w:rPr>
+        <w:t xml:space="preserve">W ~= max_key(R) * (present_bytes + payload_width)</w:t>
+      </w:r>
+    </w:p>
+    <w:p>
+      <w:pPr>
+        <w:pStyle w:val="FirstParagraph"/>
+      </w:pPr>
+      <w:r>
+        <w:t xml:space="preserve">其中</w:t>
+      </w:r>
+      <w:r>
+        <w:t xml:space="preserve"> </w:t>
+      </w:r>
+      <w:r>
+        <w:rPr>
+          <w:rStyle w:val="VerbatimChar"/>
+        </w:rPr>
+        <w:t xml:space="preserve">W</w:t>
+      </w:r>
+      <w:r>
+        <w:t xml:space="preserve"> </w:t>
+      </w:r>
+      <w:r>
+        <w:t xml:space="preserve">是 vector index 工作集大小。该模型强调：VJ 的性能不只由</w:t>
+      </w:r>
+      <w:r>
+        <w:t xml:space="preserve"> </w:t>
+      </w:r>
+      <w:r>
+        <w:rPr>
+          <w:rStyle w:val="VerbatimChar"/>
+        </w:rPr>
+        <w:t xml:space="preserve">|R|</w:t>
+      </w:r>
+      <w:r>
+        <w:t xml:space="preserve"> </w:t>
+      </w:r>
+      <w:r>
+        <w:t xml:space="preserve">决定，还由 key range 和 payload width 决定。</w:t>
+      </w:r>
+    </w:p>
+    <w:p>
+      <w:pPr>
+        <w:pStyle w:val="BodyText"/>
+      </w:pPr>
+      <w:r>
+        <w:t xml:space="preserve">perf 代表性计数如下：</w:t>
       </w:r>
     </w:p>
     <w:tbl>
@@ -3779,6 +4640,17 @@
               <w:jc w:val="right"/>
             </w:pPr>
             <w:r>
+              <w:t xml:space="preserve">payload width</w:t>
+            </w:r>
+          </w:p>
+        </w:tc>
+        <w:tc>
+          <w:p>
+            <w:pPr>
+              <w:pStyle w:val="Compact"/>
+              <w:jc w:val="right"/>
+            </w:pPr>
+            <w:r>
               <w:t xml:space="preserve">log2(</w:t>
             </w:r>
           </w:p>
@@ -3812,40 +4684,18 @@
               <w:jc w:val="right"/>
             </w:pPr>
             <w:r>
-              <w:t xml:space="preserve">NPO</w:t>
-            </w:r>
-          </w:p>
-        </w:tc>
-        <w:tc>
-          <w:p>
-            <w:pPr>
-              <w:pStyle w:val="Compact"/>
-              <w:jc w:val="right"/>
-            </w:pPr>
-            <w:r>
-              <w:t xml:space="preserve">sort-merge</w:t>
-            </w:r>
-          </w:p>
-        </w:tc>
-        <w:tc>
-          <w:p>
-            <w:pPr>
-              <w:pStyle w:val="Compact"/>
-              <w:jc w:val="right"/>
-            </w:pPr>
-            <w:r>
-              <w:t xml:space="preserve">VJ-1B</w:t>
-            </w:r>
-          </w:p>
-        </w:tc>
-        <w:tc>
-          <w:p>
-            <w:pPr>
-              <w:pStyle w:val="Compact"/>
-              <w:jc w:val="right"/>
-            </w:pPr>
-            <w:r>
-              <w:t xml:space="preserve">VJ-2B</w:t>
+              <w:t xml:space="preserve">vector bytes</w:t>
+            </w:r>
+          </w:p>
+        </w:tc>
+        <w:tc>
+          <w:p>
+            <w:pPr>
+              <w:pStyle w:val="Compact"/>
+              <w:jc w:val="right"/>
+            </w:pPr>
+            <w:r>
+              <w:t xml:space="preserve">time ms</w:t>
             </w:r>
           </w:p>
         </w:tc>
@@ -3858,73 +4708,62 @@
               <w:jc w:val="right"/>
             </w:pPr>
             <w:r>
-              <w:t xml:space="preserve">24</w:t>
-            </w:r>
-          </w:p>
-        </w:tc>
-        <w:tc>
-          <w:p>
-            <w:pPr>
-              <w:pStyle w:val="Compact"/>
-              <w:jc w:val="right"/>
-            </w:pPr>
-            <w:r>
-              <w:t xml:space="preserve">0.031010</w:t>
-            </w:r>
-          </w:p>
-        </w:tc>
-        <w:tc>
-          <w:p>
-            <w:pPr>
-              <w:pStyle w:val="Compact"/>
-              <w:jc w:val="right"/>
-            </w:pPr>
-            <w:r>
-              <w:t xml:space="preserve">1.000000</w:t>
-            </w:r>
-          </w:p>
-        </w:tc>
-        <w:tc>
-          <w:p>
-            <w:pPr>
-              <w:pStyle w:val="Compact"/>
-              <w:jc w:val="right"/>
-            </w:pPr>
-            <w:r>
-              <w:t xml:space="preserve">0.003846</w:t>
-            </w:r>
-          </w:p>
-        </w:tc>
-        <w:tc>
-          <w:p>
-            <w:pPr>
-              <w:pStyle w:val="Compact"/>
-              <w:jc w:val="right"/>
-            </w:pPr>
-            <w:r>
-              <w:t xml:space="preserve">0.005769</w:t>
-            </w:r>
-          </w:p>
-        </w:tc>
-        <w:tc>
-          <w:p>
-            <w:pPr>
-              <w:pStyle w:val="Compact"/>
-              <w:jc w:val="right"/>
-            </w:pPr>
-            <w:r>
-              <w:t xml:space="preserve">0.009615</w:t>
-            </w:r>
-          </w:p>
-        </w:tc>
-        <w:tc>
-          <w:p>
-            <w:pPr>
-              <w:pStyle w:val="Compact"/>
-              <w:jc w:val="right"/>
-            </w:pPr>
-            <w:r>
-              <w:t xml:space="preserve">0.009615</w:t>
+              <w:t xml:space="preserve">1</w:t>
+            </w:r>
+          </w:p>
+        </w:tc>
+        <w:tc>
+          <w:p>
+            <w:pPr>
+              <w:pStyle w:val="Compact"/>
+              <w:jc w:val="right"/>
+            </w:pPr>
+            <w:r>
+              <w:t xml:space="preserve">20</w:t>
+            </w:r>
+          </w:p>
+        </w:tc>
+        <w:tc>
+          <w:p>
+            <w:pPr>
+              <w:pStyle w:val="Compact"/>
+              <w:jc w:val="right"/>
+            </w:pPr>
+            <w:r>
+              <w:t xml:space="preserve">2,097,154</w:t>
+            </w:r>
+          </w:p>
+        </w:tc>
+        <w:tc>
+          <w:p>
+            <w:pPr>
+              <w:pStyle w:val="Compact"/>
+              <w:jc w:val="right"/>
+            </w:pPr>
+            <w:r>
+              <w:t xml:space="preserve">24.214</w:t>
+            </w:r>
+          </w:p>
+        </w:tc>
+        <w:tc>
+          <w:p>
+            <w:pPr>
+              <w:pStyle w:val="Compact"/>
+              <w:jc w:val="right"/>
+            </w:pPr>
+            <w:r>
+              <w:t xml:space="preserve">46.36%</w:t>
+            </w:r>
+          </w:p>
+        </w:tc>
+        <w:tc>
+          <w:p>
+            <w:pPr>
+              <w:pStyle w:val="Compact"/>
+              <w:jc w:val="right"/>
+            </w:pPr>
+            <w:r>
+              <w:t xml:space="preserve">4.03%</w:t>
             </w:r>
           </w:p>
         </w:tc>
@@ -3937,73 +4776,130 @@
               <w:jc w:val="right"/>
             </w:pPr>
             <w:r>
-              <w:t xml:space="preserve">30</w:t>
-            </w:r>
-          </w:p>
-        </w:tc>
-        <w:tc>
-          <w:p>
-            <w:pPr>
-              <w:pStyle w:val="Compact"/>
-              <w:jc w:val="right"/>
-            </w:pPr>
-            <w:r>
-              <w:t xml:space="preserve">1.000122</w:t>
-            </w:r>
-          </w:p>
-        </w:tc>
-        <w:tc>
-          <w:p>
-            <w:pPr>
-              <w:pStyle w:val="Compact"/>
-              <w:jc w:val="right"/>
-            </w:pPr>
-            <w:r>
-              <w:t xml:space="preserve">1.000000</w:t>
-            </w:r>
-          </w:p>
-        </w:tc>
-        <w:tc>
-          <w:p>
-            <w:pPr>
-              <w:pStyle w:val="Compact"/>
-              <w:jc w:val="right"/>
-            </w:pPr>
-            <w:r>
-              <w:t xml:space="preserve">0.125000</w:t>
-            </w:r>
-          </w:p>
-        </w:tc>
-        <w:tc>
-          <w:p>
-            <w:pPr>
-              <w:pStyle w:val="Compact"/>
-              <w:jc w:val="right"/>
-            </w:pPr>
-            <w:r>
-              <w:t xml:space="preserve">0.187500</w:t>
-            </w:r>
-          </w:p>
-        </w:tc>
-        <w:tc>
-          <w:p>
-            <w:pPr>
-              <w:pStyle w:val="Compact"/>
-              <w:jc w:val="right"/>
-            </w:pPr>
-            <w:r>
-              <w:t xml:space="preserve">0.312500</w:t>
-            </w:r>
-          </w:p>
-        </w:tc>
-        <w:tc>
-          <w:p>
-            <w:pPr>
-              <w:pStyle w:val="Compact"/>
-              <w:jc w:val="right"/>
-            </w:pPr>
-            <w:r>
-              <w:t xml:space="preserve">0.312500</w:t>
+              <w:t xml:space="preserve">1</w:t>
+            </w:r>
+          </w:p>
+        </w:tc>
+        <w:tc>
+          <w:p>
+            <w:pPr>
+              <w:pStyle w:val="Compact"/>
+              <w:jc w:val="right"/>
+            </w:pPr>
+            <w:r>
+              <w:t xml:space="preserve">24</w:t>
+            </w:r>
+          </w:p>
+        </w:tc>
+        <w:tc>
+          <w:p>
+            <w:pPr>
+              <w:pStyle w:val="Compact"/>
+              <w:jc w:val="right"/>
+            </w:pPr>
+            <w:r>
+              <w:t xml:space="preserve">33,554,434</w:t>
+            </w:r>
+          </w:p>
+        </w:tc>
+        <w:tc>
+          <w:p>
+            <w:pPr>
+              <w:pStyle w:val="Compact"/>
+              <w:jc w:val="right"/>
+            </w:pPr>
+            <w:r>
+              <w:t xml:space="preserve">466.315</w:t>
+            </w:r>
+          </w:p>
+        </w:tc>
+        <w:tc>
+          <w:p>
+            <w:pPr>
+              <w:pStyle w:val="Compact"/>
+              <w:jc w:val="right"/>
+            </w:pPr>
+            <w:r>
+              <w:t xml:space="preserve">52.33%</w:t>
+            </w:r>
+          </w:p>
+        </w:tc>
+        <w:tc>
+          <w:p>
+            <w:pPr>
+              <w:pStyle w:val="Compact"/>
+              <w:jc w:val="right"/>
+            </w:pPr>
+            <w:r>
+              <w:t xml:space="preserve">7.68%</w:t>
+            </w:r>
+          </w:p>
+        </w:tc>
+      </w:tr>
+      <w:tr>
+        <w:tc>
+          <w:p>
+            <w:pPr>
+              <w:pStyle w:val="Compact"/>
+              <w:jc w:val="right"/>
+            </w:pPr>
+            <w:r>
+              <w:t xml:space="preserve">4</w:t>
+            </w:r>
+          </w:p>
+        </w:tc>
+        <w:tc>
+          <w:p>
+            <w:pPr>
+              <w:pStyle w:val="Compact"/>
+              <w:jc w:val="right"/>
+            </w:pPr>
+            <w:r>
+              <w:t xml:space="preserve">24</w:t>
+            </w:r>
+          </w:p>
+        </w:tc>
+        <w:tc>
+          <w:p>
+            <w:pPr>
+              <w:pStyle w:val="Compact"/>
+              <w:jc w:val="right"/>
+            </w:pPr>
+            <w:r>
+              <w:t xml:space="preserve">83,886,085</w:t>
+            </w:r>
+          </w:p>
+        </w:tc>
+        <w:tc>
+          <w:p>
+            <w:pPr>
+              <w:pStyle w:val="Compact"/>
+              <w:jc w:val="right"/>
+            </w:pPr>
+            <w:r>
+              <w:t xml:space="preserve">595.599</w:t>
+            </w:r>
+          </w:p>
+        </w:tc>
+        <w:tc>
+          <w:p>
+            <w:pPr>
+              <w:pStyle w:val="Compact"/>
+              <w:jc w:val="right"/>
+            </w:pPr>
+            <w:r>
+              <w:t xml:space="preserve">63.02%</w:t>
+            </w:r>
+          </w:p>
+        </w:tc>
+        <w:tc>
+          <w:p>
+            <w:pPr>
+              <w:pStyle w:val="Compact"/>
+              <w:jc w:val="right"/>
+            </w:pPr>
+            <w:r>
+              <w:t xml:space="preserve">8.03%</w:t>
             </w:r>
           </w:p>
         </w:tc>
@@ -4014,87 +4910,144 @@
         <w:pStyle w:val="BodyText"/>
       </w:pPr>
       <w:r>
-        <w:t xml:space="preserve">结果分析：</w:t>
+        <w:t xml:space="preserve">当前机器</w:t>
+      </w:r>
+      <w:r>
+        <w:t xml:space="preserve"> </w:t>
+      </w:r>
+      <w:r>
+        <w:rPr>
+          <w:rStyle w:val="VerbatimChar"/>
+        </w:rPr>
+        <w:t xml:space="preserve">HugePages_Total=0</w:t>
+      </w:r>
+      <w:r>
+        <w:t xml:space="preserve">，THP 为</w:t>
+      </w:r>
+      <w:r>
+        <w:t xml:space="preserve"> </w:t>
+      </w:r>
+      <w:r>
+        <w:rPr>
+          <w:rStyle w:val="VerbatimChar"/>
+        </w:rPr>
+        <w:t xml:space="preserve">madvise</w:t>
+      </w:r>
+      <w:r>
+        <w:t xml:space="preserve"> </w:t>
+      </w:r>
+      <w:r>
+        <w:t xml:space="preserve">模式。代码实现了</w:t>
+      </w:r>
+      <w:r>
+        <w:t xml:space="preserve"> </w:t>
+      </w:r>
+      <w:r>
+        <w:rPr>
+          <w:rStyle w:val="VerbatimChar"/>
+        </w:rPr>
+        <w:t xml:space="preserve">--vj-hugepage</w:t>
+      </w:r>
+      <w:r>
+        <w:t xml:space="preserve">，在 VJ vector 分配后调用</w:t>
+      </w:r>
+      <w:r>
+        <w:t xml:space="preserve"> </w:t>
+      </w:r>
+      <w:r>
+        <w:rPr>
+          <w:rStyle w:val="VerbatimChar"/>
+        </w:rPr>
+        <w:t xml:space="preserve">madvise(MADV_HUGEPAGE)</w:t>
+      </w:r>
+      <w:r>
+        <w:t xml:space="preserve">；实测中 dTLB miss rate 未出现稳定改善，因此将其记录为大页尝试和环境限制。</w:t>
+      </w:r>
+    </w:p>
+    <w:bookmarkEnd w:id="37"/>
+    <w:bookmarkStart w:id="38" w:name="前期扩展算法小结"/>
+    <w:p>
+      <w:pPr>
+        <w:pStyle w:val="Heading3"/>
+      </w:pPr>
+      <w:r>
+        <w:t xml:space="preserve">4.4 前期扩展算法小结</w:t>
+      </w:r>
+    </w:p>
+    <w:p>
+      <w:pPr>
+        <w:pStyle w:val="FirstParagraph"/>
+      </w:pPr>
+      <w:r>
+        <w:t xml:space="preserve">VJ/PRVJ 实验是前期报告的扩展算法部分，不是期末项目。该阶段结论是：</w:t>
       </w:r>
     </w:p>
     <w:p>
       <w:pPr>
         <w:numPr>
           <w:ilvl w:val="0"/>
-          <w:numId w:val="1012"/>
+          <w:numId w:val="1013"/>
         </w:numPr>
         <w:pStyle w:val="Compact"/>
       </w:pPr>
       <w:r>
-        <w:t xml:space="preserve">小 R 下，NPO 和直接 VJ 的固定开销低，吞吐最高。</w:t>
+        <w:t xml:space="preserve">小范围连续 key 场景下，VJ 可以用低空间开销获得高吞吐。</w:t>
       </w:r>
     </w:p>
     <w:p>
       <w:pPr>
         <w:numPr>
           <w:ilvl w:val="0"/>
-          <w:numId w:val="1012"/>
+          <w:numId w:val="1013"/>
         </w:numPr>
         <w:pStyle w:val="Compact"/>
       </w:pPr>
       <w:r>
-        <w:t xml:space="preserve">PRO 在大 R 下更稳定，说明 radix partition 能有效缓解大 hash table 的随机访存问题。</w:t>
+        <w:t xml:space="preserve">直接 VJ 的主要限制是 vector index 工作集超过 cache/TLB 覆盖能力。</w:t>
       </w:r>
     </w:p>
     <w:p>
       <w:pPr>
         <w:numPr>
           <w:ilvl w:val="0"/>
-          <w:numId w:val="1012"/>
+          <w:numId w:val="1013"/>
         </w:numPr>
         <w:pStyle w:val="Compact"/>
       </w:pPr>
       <w:r>
-        <w:t xml:space="preserve">sort-merge 在本实现中吞吐明显低于 hash/vector 方案，但空间开销可预测。</w:t>
+        <w:t xml:space="preserve">PRVJ 通过分区恢复局部性，在大 R 下显著优于直接 VJ。</w:t>
       </w:r>
     </w:p>
     <w:p>
       <w:pPr>
         <w:numPr>
           <w:ilvl w:val="0"/>
-          <w:numId w:val="1012"/>
+          <w:numId w:val="1013"/>
         </w:numPr>
         <w:pStyle w:val="Compact"/>
       </w:pPr>
       <w:r>
-        <w:t xml:space="preserve">VJ 在小工作集时很快，但当 vector index 工作集变大后吞吐快速下降。</w:t>
-      </w:r>
-    </w:p>
-    <w:p>
-      <w:pPr>
-        <w:numPr>
-          <w:ilvl w:val="0"/>
-          <w:numId w:val="1012"/>
-        </w:numPr>
-        <w:pStyle w:val="Compact"/>
-      </w:pPr>
-      <w:r>
-        <w:t xml:space="preserve">PRVJ 在大 R 下明显优于直接 VJ，说明分区可以恢复一部分局部性。</w:t>
-      </w:r>
-    </w:p>
-    <w:bookmarkEnd w:id="33"/>
-    <w:bookmarkEnd w:id="34"/>
-    <w:bookmarkStart w:id="40" w:name="期中课程报告star-join-多表连接"/>
+        <w:t xml:space="preserve">hardware-conscious join 的关键不是算法名，而是工作集与 cache、TLB、NUMA 的匹配关系。</w:t>
+      </w:r>
+    </w:p>
+    <w:bookmarkEnd w:id="38"/>
+    <w:bookmarkEnd w:id="39"/>
+    <w:bookmarkStart w:id="45" w:name="期中课程报告star-join-多表连接"/>
     <w:p>
       <w:pPr>
         <w:pStyle w:val="Heading2"/>
       </w:pPr>
       <w:r>
-        <w:t xml:space="preserve">4 期中课程报告：Star Join 多表连接</w:t>
-      </w:r>
-    </w:p>
-    <w:bookmarkStart w:id="35" w:name="任务要求"/>
+        <w:t xml:space="preserve">5 期中课程报告：Star Join 多表连接</w:t>
+      </w:r>
+    </w:p>
+    <w:bookmarkStart w:id="40" w:name="任务要求"/>
     <w:p>
       <w:pPr>
         <w:pStyle w:val="Heading3"/>
       </w:pPr>
       <w:r>
-        <w:t xml:space="preserve">4.1 任务要求</w:t>
+        <w:t xml:space="preserve">5.1 任务要求</w:t>
       </w:r>
     </w:p>
     <w:p>
@@ -4102,7 +5055,7 @@
         <w:pStyle w:val="FirstParagraph"/>
       </w:pPr>
       <w:r>
-        <w:t xml:space="preserve">期中任务要求在原 hashjoin 框架中增加 star join 算法，支持基于</w:t>
+        <w:t xml:space="preserve">PDF 第 6 项要求探索不同算法的多表连接性能，基于</w:t>
       </w:r>
       <w:r>
         <w:t xml:space="preserve"> </w:t>
@@ -4135,7 +5088,7 @@
         <w:t xml:space="preserve"> </w:t>
       </w:r>
       <w:r>
-        <w:t xml:space="preserve">的多表连接：</w:t>
+        <w:t xml:space="preserve">实现 star join：</w:t>
       </w:r>
     </w:p>
     <w:p>
@@ -4698,19 +5651,7 @@
         <w:pStyle w:val="FirstParagraph"/>
       </w:pPr>
       <w:r>
-        <w:t xml:space="preserve">PDF 中表达式结果与</w:t>
-      </w:r>
-      <w:r>
-        <w:t xml:space="preserve">“</w:t>
-      </w:r>
-      <w:r>
-        <w:t xml:space="preserve">结果等于记录数</w:t>
-      </w:r>
-      <w:r>
-        <w:t xml:space="preserve">”</w:t>
-      </w:r>
-      <w:r>
-        <w:t xml:space="preserve">的文字说明存在差异。按表达式和常量</w:t>
+        <w:t xml:space="preserve">按表达式和常量</w:t>
       </w:r>
       <w:r>
         <w:t xml:space="preserve"> </w:t>
@@ -4773,14 +5714,14 @@
         <w:t xml:space="preserve">验证表达式计算。</w:t>
       </w:r>
     </w:p>
-    <w:bookmarkEnd w:id="35"/>
-    <w:bookmarkStart w:id="36" w:name="实现方式"/>
+    <w:bookmarkEnd w:id="40"/>
+    <w:bookmarkStart w:id="41" w:name="实现方式"/>
     <w:p>
       <w:pPr>
         <w:pStyle w:val="Heading3"/>
       </w:pPr>
       <w:r>
-        <w:t xml:space="preserve">4.2 实现方式</w:t>
+        <w:t xml:space="preserve">5.2 实现方式</w:t>
       </w:r>
     </w:p>
     <w:p>
@@ -4807,14 +5748,14 @@
         <w:t xml:space="preserve">VJ star join 利用 O 和 PS 的连续主键，为两个维表建立 vector index。扫描 L 表时，外键直接映射到 vector index 下标，减少 hash probe 和链式访问。</w:t>
       </w:r>
     </w:p>
-    <w:bookmarkEnd w:id="36"/>
-    <w:bookmarkStart w:id="37" w:name="sf100-主实验"/>
+    <w:bookmarkEnd w:id="41"/>
+    <w:bookmarkStart w:id="42" w:name="sf100-主实验"/>
     <w:p>
       <w:pPr>
         <w:pStyle w:val="Heading3"/>
       </w:pPr>
       <w:r>
-        <w:t xml:space="preserve">4.3</w:t>
+        <w:t xml:space="preserve">5.3</w:t>
       </w:r>
       <w:r>
         <w:t xml:space="preserve"> </w:t>
@@ -5096,7 +6037,7 @@
       <w:pPr>
         <w:numPr>
           <w:ilvl w:val="0"/>
-          <w:numId w:val="1013"/>
+          <w:numId w:val="1014"/>
         </w:numPr>
         <w:pStyle w:val="Compact"/>
       </w:pPr>
@@ -5108,7 +6049,7 @@
       <w:pPr>
         <w:numPr>
           <w:ilvl w:val="0"/>
-          <w:numId w:val="1013"/>
+          <w:numId w:val="1014"/>
         </w:numPr>
         <w:pStyle w:val="Compact"/>
       </w:pPr>
@@ -5120,7 +6061,7 @@
       <w:pPr>
         <w:numPr>
           <w:ilvl w:val="0"/>
-          <w:numId w:val="1013"/>
+          <w:numId w:val="1014"/>
         </w:numPr>
         <w:pStyle w:val="Compact"/>
       </w:pPr>
@@ -5132,7 +6073,7 @@
       <w:pPr>
         <w:numPr>
           <w:ilvl w:val="0"/>
-          <w:numId w:val="1013"/>
+          <w:numId w:val="1014"/>
         </w:numPr>
         <w:pStyle w:val="Compact"/>
       </w:pPr>
@@ -5140,14 +6081,14 @@
         <w:t xml:space="preserve">PRO 由于需要物化中间表，空间开销最高。</w:t>
       </w:r>
     </w:p>
-    <w:bookmarkEnd w:id="37"/>
-    <w:bookmarkStart w:id="38" w:name="numaprefetch-与-pro-顺序对比"/>
+    <w:bookmarkEnd w:id="42"/>
+    <w:bookmarkStart w:id="43" w:name="numaprefetch-与-pro-顺序对比"/>
     <w:p>
       <w:pPr>
         <w:pStyle w:val="Heading3"/>
       </w:pPr>
       <w:r>
-        <w:t xml:space="preserve">4.4 NUMA、Prefetch 与 PRO 顺序对比</w:t>
+        <w:t xml:space="preserve">5.4 NUMA、Prefetch 与 PRO 顺序对比</w:t>
       </w:r>
     </w:p>
     <w:p>
@@ -5373,14 +6314,6 @@
         <w:pStyle w:val="BodyText"/>
       </w:pPr>
       <w:r>
-        <w:t xml:space="preserve">原因是 star join 的维表结构会被所有线程共享访问，简单按线程本地分配不能保证 probe 阶段都是本地访问。</w:t>
-      </w:r>
-    </w:p>
-    <w:p>
-      <w:pPr>
-        <w:pStyle w:val="BodyText"/>
-      </w:pPr>
-      <w:r>
         <w:t xml:space="preserve">prefetch distance 对 VJ 有小幅收益：</w:t>
       </w:r>
     </w:p>
@@ -5653,14 +6586,14 @@
         </w:tc>
       </w:tr>
     </w:tbl>
-    <w:bookmarkEnd w:id="38"/>
-    <w:bookmarkStart w:id="39" w:name="期中小结"/>
+    <w:bookmarkEnd w:id="43"/>
+    <w:bookmarkStart w:id="44" w:name="期中小结"/>
     <w:p>
       <w:pPr>
         <w:pStyle w:val="Heading3"/>
       </w:pPr>
       <w:r>
-        <w:t xml:space="preserve">4.5 期中小结</w:t>
+        <w:t xml:space="preserve">5.5 期中小结</w:t>
       </w:r>
     </w:p>
     <w:p>
@@ -5668,27 +6601,18 @@
         <w:pStyle w:val="FirstParagraph"/>
       </w:pPr>
       <w:r>
-        <w:t xml:space="preserve">期中实验完成了 NPO、PRO、VJ 三种 star join 模式。结果说明，在维表主键连续且 key range 可控时，VJ 能将 hash probe 转换为数组下标访问，因此同时获得更好的性能和空间效率。但这个结论依赖 vector index 工作集不太大；如果 key range 继续增大，VJ 的数组随机访问会受到 cache/TLB 限制。这一问题在期末实验中继续分析。</w:t>
-      </w:r>
-    </w:p>
-    <w:bookmarkEnd w:id="39"/>
-    <w:bookmarkEnd w:id="40"/>
-    <w:bookmarkStart w:id="46" w:name="期末课程报告vj-prvj-扩展算法与性能分析"/>
+        <w:t xml:space="preserve">期中实验完成了 NPO、PRO、VJ 三种 star join 模式。结果说明，在维表主键连续且 key range 可控时，VJ 能将 hash probe 转换为数组下标访问，因此同时获得更好的性能和空间效率。</w:t>
+      </w:r>
+    </w:p>
+    <w:bookmarkEnd w:id="44"/>
+    <w:bookmarkEnd w:id="45"/>
+    <w:bookmarkStart w:id="50" w:name="期末课程报告tpc-h-q5-cpugpu-查询引擎"/>
     <w:p>
       <w:pPr>
         <w:pStyle w:val="Heading2"/>
       </w:pPr>
       <w:r>
-        <w:t xml:space="preserve">5 期末课程报告：VJ / PRVJ 扩展算法与性能分析</w:t>
-      </w:r>
-    </w:p>
-    <w:bookmarkStart w:id="41" w:name="vj-与-prvj-算法设计"/>
-    <w:p>
-      <w:pPr>
-        <w:pStyle w:val="Heading3"/>
-      </w:pPr>
-      <w:r>
-        <w:t xml:space="preserve">5.1 VJ 与 PRVJ 算法设计</w:t>
+        <w:t xml:space="preserve">6 期末课程报告：TPC-H Q5 CPU/GPU 查询引擎</w:t>
       </w:r>
     </w:p>
     <w:p>
@@ -5696,7 +6620,22 @@
         <w:pStyle w:val="FirstParagraph"/>
       </w:pPr>
       <w:r>
-        <w:t xml:space="preserve">VJ 的核心思想是利用 R 表主键连续整数的特点，用 vector index 替代 hash table。构建阶段按 key 将 payload 写入 vector；probe 阶段用 S 表 key 直接作为 vector 下标访问。</w:t>
+        <w:t xml:space="preserve">期末报告不是 CPU hashjoin 的 VJ/PRVJ 部分，而是仓库根目录的</w:t>
+      </w:r>
+      <w:r>
+        <w:t xml:space="preserve"> </w:t>
+      </w:r>
+      <w:r>
+        <w:rPr>
+          <w:rStyle w:val="VerbatimChar"/>
+        </w:rPr>
+        <w:t xml:space="preserve">db-tpch-q5</w:t>
+      </w:r>
+      <w:r>
+        <w:t xml:space="preserve"> </w:t>
+      </w:r>
+      <w:r>
+        <w:t xml:space="preserve">项目。该项目面向 TPC-H Q5，实现一个小型内存列式查询引擎，并比较 CPU、手写 CUDA、不同 GPU 内存模式和 cuDF baseline。</w:t>
       </w:r>
     </w:p>
     <w:p>
@@ -5704,78 +6643,7 @@
         <w:pStyle w:val="BodyText"/>
       </w:pPr>
       <w:r>
-        <w:t xml:space="preserve">VJ 的优点是：</w:t>
-      </w:r>
-    </w:p>
-    <w:p>
-      <w:pPr>
-        <w:numPr>
-          <w:ilvl w:val="0"/>
-          <w:numId w:val="1014"/>
-        </w:numPr>
-        <w:pStyle w:val="Compact"/>
-      </w:pPr>
-      <w:r>
-        <w:t xml:space="preserve">避免 hash 计算。</w:t>
-      </w:r>
-    </w:p>
-    <w:p>
-      <w:pPr>
-        <w:numPr>
-          <w:ilvl w:val="0"/>
-          <w:numId w:val="1014"/>
-        </w:numPr>
-        <w:pStyle w:val="Compact"/>
-      </w:pPr>
-      <w:r>
-        <w:t xml:space="preserve">避免链式 bucket 访问和冲突处理。</w:t>
-      </w:r>
-    </w:p>
-    <w:p>
-      <w:pPr>
-        <w:numPr>
-          <w:ilvl w:val="0"/>
-          <w:numId w:val="1014"/>
-        </w:numPr>
-        <w:pStyle w:val="Compact"/>
-      </w:pPr>
-      <w:r>
-        <w:t xml:space="preserve">在 key range 小、vector index 可缓存时性能很高。</w:t>
-      </w:r>
-    </w:p>
-    <w:p>
-      <w:pPr>
-        <w:numPr>
-          <w:ilvl w:val="0"/>
-          <w:numId w:val="1014"/>
-        </w:numPr>
-        <w:pStyle w:val="Compact"/>
-      </w:pPr>
-      <w:r>
-        <w:t xml:space="preserve">可以通过</w:t>
-      </w:r>
-      <w:r>
-        <w:t xml:space="preserve"> </w:t>
-      </w:r>
-      <w:r>
-        <w:rPr>
-          <w:rStyle w:val="VerbatimChar"/>
-        </w:rPr>
-        <w:t xml:space="preserve">payload_width=1/2/4</w:t>
-      </w:r>
-      <w:r>
-        <w:t xml:space="preserve"> </w:t>
-      </w:r>
-      <w:r>
-        <w:t xml:space="preserve">模拟不同 payload 压缩率。</w:t>
-      </w:r>
-    </w:p>
-    <w:p>
-      <w:pPr>
-        <w:pStyle w:val="FirstParagraph"/>
-      </w:pPr>
-      <w:r>
-        <w:t xml:space="preserve">VJ 的问题是：</w:t>
+        <w:t xml:space="preserve">详细报告位于：</w:t>
       </w:r>
     </w:p>
     <w:p>
@@ -5787,37 +6655,10 @@
         <w:pStyle w:val="Compact"/>
       </w:pPr>
       <w:r>
-        <w:t xml:space="preserve">vector index 大小由</w:t>
-      </w:r>
-      <w:r>
-        <w:t xml:space="preserve"> </w:t>
-      </w:r>
-      <w:r>
         <w:rPr>
           <w:rStyle w:val="VerbatimChar"/>
         </w:rPr>
-        <w:t xml:space="preserve">max_key</w:t>
-      </w:r>
-      <w:r>
-        <w:t xml:space="preserve"> </w:t>
-      </w:r>
-      <w:r>
-        <w:t xml:space="preserve">决定，不只由</w:t>
-      </w:r>
-      <w:r>
-        <w:t xml:space="preserve"> </w:t>
-      </w:r>
-      <w:r>
-        <w:rPr>
-          <w:rStyle w:val="VerbatimChar"/>
-        </w:rPr>
-        <w:t xml:space="preserve">|R|</w:t>
-      </w:r>
-      <w:r>
-        <w:t xml:space="preserve"> </w:t>
-      </w:r>
-      <w:r>
-        <w:t xml:space="preserve">决定。</w:t>
+        <w:t xml:space="preserve">docs/FINAL_REPORT.md</w:t>
       </w:r>
     </w:p>
     <w:p>
@@ -5829,19 +6670,148 @@
         <w:pStyle w:val="Compact"/>
       </w:pPr>
       <w:r>
-        <w:t xml:space="preserve">key range 过大时，vector 工作集会超过 L3 cache 和 TLB 覆盖能力。</w:t>
+        <w:rPr>
+          <w:rStyle w:val="VerbatimChar"/>
+        </w:rPr>
+        <w:t xml:space="preserve">docs/FINAL_REPORT.docx</w:t>
+      </w:r>
+    </w:p>
+    <w:bookmarkStart w:id="46" w:name="项目目标"/>
+    <w:p>
+      <w:pPr>
+        <w:pStyle w:val="Heading3"/>
+      </w:pPr>
+      <w:r>
+        <w:t xml:space="preserve">6.1 项目目标</w:t>
+      </w:r>
+    </w:p>
+    <w:p>
+      <w:pPr>
+        <w:pStyle w:val="FirstParagraph"/>
+      </w:pPr>
+      <w:r>
+        <w:t xml:space="preserve">TPC-H Q5 是一个多表分析查询，需要连接</w:t>
+      </w:r>
+      <w:r>
+        <w:t xml:space="preserve"> </w:t>
+      </w:r>
+      <w:r>
+        <w:rPr>
+          <w:rStyle w:val="VerbatimChar"/>
+        </w:rPr>
+        <w:t xml:space="preserve">region</w:t>
+      </w:r>
+      <w:r>
+        <w:t xml:space="preserve">、</w:t>
+      </w:r>
+      <w:r>
+        <w:rPr>
+          <w:rStyle w:val="VerbatimChar"/>
+        </w:rPr>
+        <w:t xml:space="preserve">nation</w:t>
+      </w:r>
+      <w:r>
+        <w:t xml:space="preserve">、</w:t>
+      </w:r>
+      <w:r>
+        <w:rPr>
+          <w:rStyle w:val="VerbatimChar"/>
+        </w:rPr>
+        <w:t xml:space="preserve">supplier</w:t>
+      </w:r>
+      <w:r>
+        <w:t xml:space="preserve">、</w:t>
+      </w:r>
+      <w:r>
+        <w:rPr>
+          <w:rStyle w:val="VerbatimChar"/>
+        </w:rPr>
+        <w:t xml:space="preserve">customer</w:t>
+      </w:r>
+      <w:r>
+        <w:t xml:space="preserve">、</w:t>
+      </w:r>
+      <w:r>
+        <w:rPr>
+          <w:rStyle w:val="VerbatimChar"/>
+        </w:rPr>
+        <w:t xml:space="preserve">orders</w:t>
+      </w:r>
+      <w:r>
+        <w:t xml:space="preserve"> </w:t>
+      </w:r>
+      <w:r>
+        <w:t xml:space="preserve">和</w:t>
+      </w:r>
+      <w:r>
+        <w:t xml:space="preserve"> </w:t>
+      </w:r>
+      <w:r>
+        <w:rPr>
+          <w:rStyle w:val="VerbatimChar"/>
+        </w:rPr>
+        <w:t xml:space="preserve">lineitem</w:t>
+      </w:r>
+      <w:r>
+        <w:t xml:space="preserve">，并按国家聚合 revenue。本项目不实现完整 SQL 数据库，而是直接实现 Q5 的物理执行计划，用于研究：</w:t>
       </w:r>
     </w:p>
     <w:p>
       <w:pPr>
         <w:numPr>
           <w:ilvl w:val="0"/>
-          <w:numId w:val="1015"/>
+          <w:numId w:val="1016"/>
         </w:numPr>
         <w:pStyle w:val="Compact"/>
       </w:pPr>
       <w:r>
-        <w:t xml:space="preserve">probe 阶段退化为大量随机内存访问。</w:t>
+        <w:t xml:space="preserve">CPU 多线程执行与 GPU 执行的差异。</w:t>
+      </w:r>
+    </w:p>
+    <w:p>
+      <w:pPr>
+        <w:numPr>
+          <w:ilvl w:val="0"/>
+          <w:numId w:val="1016"/>
+        </w:numPr>
+        <w:pStyle w:val="Compact"/>
+      </w:pPr>
+      <w:r>
+        <w:t xml:space="preserve">显式 H2D/D2H 拷贝、managed memory、mapped pinned host memory 的代价。</w:t>
+      </w:r>
+    </w:p>
+    <w:p>
+      <w:pPr>
+        <w:numPr>
+          <w:ilvl w:val="0"/>
+          <w:numId w:val="1016"/>
+        </w:numPr>
+        <w:pStyle w:val="Compact"/>
+      </w:pPr>
+      <w:r>
+        <w:t xml:space="preserve">手写 CUDA 专用查询 kernel 与 RAPIDS/cuDF 通用 GPU DataFrame 路径的差异。</w:t>
+      </w:r>
+    </w:p>
+    <w:p>
+      <w:pPr>
+        <w:numPr>
+          <w:ilvl w:val="0"/>
+          <w:numId w:val="1016"/>
+        </w:numPr>
+        <w:pStyle w:val="Compact"/>
+      </w:pPr>
+      <w:r>
+        <w:t xml:space="preserve">官方 TPC-H SF1 数据上的正确性和性能表现。</w:t>
+      </w:r>
+    </w:p>
+    <w:bookmarkEnd w:id="46"/>
+    <w:bookmarkStart w:id="47" w:name="实现内容"/>
+    <w:p>
+      <w:pPr>
+        <w:pStyle w:val="Heading3"/>
+      </w:pPr>
+      <w:r>
+        <w:t xml:space="preserve">6.2 实现内容</w:t>
       </w:r>
     </w:p>
     <w:p>
@@ -5849,117 +6819,7 @@
         <w:pStyle w:val="FirstParagraph"/>
       </w:pPr>
       <w:r>
-        <w:t xml:space="preserve">PRVJ 的设计目标是缓解这个问题。它先对数据进行 radix partition，使每个分区内的 key range 变小，再在分区内部使用 VJ，从而缩小局部 vector 工作集。</w:t>
-      </w:r>
-    </w:p>
-    <w:bookmarkEnd w:id="41"/>
-    <w:bookmarkStart w:id="43" w:name="vj-工作集实验"/>
-    <w:p>
-      <w:pPr>
-        <w:pStyle w:val="Heading3"/>
-      </w:pPr>
-      <w:r>
-        <w:t xml:space="preserve">5.2 VJ 工作集实验</w:t>
-      </w:r>
-    </w:p>
-    <w:p>
-      <w:pPr>
-        <w:pStyle w:val="FirstParagraph"/>
-      </w:pPr>
-      <w:r>
-        <w:t xml:space="preserve">VJ cache-size sweep 固定</w:t>
-      </w:r>
-      <w:r>
-        <w:t xml:space="preserve"> </w:t>
-      </w:r>
-      <w:r>
-        <w:rPr>
-          <w:rStyle w:val="VerbatimChar"/>
-        </w:rPr>
-        <w:t xml:space="preserve">S=2^30</w:t>
-      </w:r>
-      <w:r>
-        <w:t xml:space="preserve">、64 线程、</w:t>
-      </w:r>
-      <w:r>
-        <w:rPr>
-          <w:rStyle w:val="VerbatimChar"/>
-        </w:rPr>
-        <w:t xml:space="preserve">payload_width=1</w:t>
-      </w:r>
-      <w:r>
-        <w:t xml:space="preserve">，让 vector index 大小覆盖 L1/L2/L3 的 10% 到 150%，并继续扩展到 L3 的 10 倍。</w:t>
-      </w:r>
-    </w:p>
-    <w:p>
-      <w:pPr>
-        <w:pStyle w:val="CaptionedFigure"/>
-      </w:pPr>
-      <w:r>
-        <w:drawing>
-          <wp:inline>
-            <wp:extent cx="5334000" cy="3111500"/>
-            <wp:effectExtent b="0" l="0" r="0" t="0"/>
-            <wp:docPr descr="VJ cache sweep" title="" id="1" name="Picture"/>
-            <a:graphic>
-              <a:graphicData uri="http://schemas.openxmlformats.org/drawingml/2006/picture">
-                <pic:pic>
-                  <pic:nvPicPr>
-                    <pic:cNvPr descr="assets/vj-cache-sweep-s2e30.svg" id="0" name="Picture"/>
-                    <pic:cNvPicPr>
-                      <a:picLocks noChangeArrowheads="1" noChangeAspect="1"/>
-                    </pic:cNvPicPr>
-                  </pic:nvPicPr>
-                  <pic:blipFill>
-                    <a:blip r:embed="rId42"/>
-                    <a:stretch>
-                      <a:fillRect/>
-                    </a:stretch>
-                  </pic:blipFill>
-                  <pic:spPr bwMode="auto">
-                    <a:xfrm>
-                      <a:off x="0" y="0"/>
-                      <a:ext cx="5334000" cy="3111500"/>
-                    </a:xfrm>
-                    <a:prstGeom prst="rect">
-                      <a:avLst/>
-                    </a:prstGeom>
-                    <a:noFill/>
-                    <a:ln w="9525">
-                      <a:noFill/>
-                      <a:headEnd/>
-                      <a:tailEnd/>
-                    </a:ln>
-                  </pic:spPr>
-                </pic:pic>
-              </a:graphicData>
-            </a:graphic>
-          </wp:inline>
-        </w:drawing>
-      </w:r>
-    </w:p>
-    <w:p>
-      <w:pPr>
-        <w:pStyle w:val="ImageCaption"/>
-      </w:pPr>
-      <w:r>
-        <w:t xml:space="preserve">VJ cache sweep</w:t>
-      </w:r>
-    </w:p>
-    <w:p>
-      <w:pPr>
-        <w:pStyle w:val="BodyText"/>
-      </w:pPr>
-      <w:r>
-        <w:t xml:space="preserve">图 5-1 VJ vector 工作集大小与吞吐关系</w:t>
-      </w:r>
-    </w:p>
-    <w:p>
-      <w:pPr>
-        <w:pStyle w:val="BodyText"/>
-      </w:pPr>
-      <w:r>
-        <w:t xml:space="preserve">关键点如下：</w:t>
+        <w:t xml:space="preserve">期末项目实现内容如下：</w:t>
       </w:r>
     </w:p>
     <w:tbl>
@@ -5977,51 +6837,18 @@
               <w:jc w:val="left"/>
             </w:pPr>
             <w:r>
-              <w:t xml:space="preserve">label</w:t>
-            </w:r>
-          </w:p>
-        </w:tc>
-        <w:tc>
-          <w:p>
-            <w:pPr>
-              <w:pStyle w:val="Compact"/>
-              <w:jc w:val="right"/>
-            </w:pPr>
-            <w:r>
-              <w:t xml:space="preserve">vector bytes</w:t>
-            </w:r>
-          </w:p>
-        </w:tc>
-        <w:tc>
-          <w:p>
-            <w:pPr>
-              <w:pStyle w:val="Compact"/>
-              <w:jc w:val="right"/>
-            </w:pPr>
-            <w:r>
-              <w:t xml:space="preserve">cache ratio</w:t>
-            </w:r>
-          </w:p>
-        </w:tc>
-        <w:tc>
-          <w:p>
-            <w:pPr>
-              <w:pStyle w:val="Compact"/>
-              <w:jc w:val="right"/>
-            </w:pPr>
-            <w:r>
-              <w:t xml:space="preserve">time ms</w:t>
-            </w:r>
-          </w:p>
-        </w:tc>
-        <w:tc>
-          <w:p>
-            <w:pPr>
-              <w:pStyle w:val="Compact"/>
-              <w:jc w:val="right"/>
-            </w:pPr>
-            <w:r>
-              <w:t xml:space="preserve">throughput MT/s</w:t>
+              <w:t xml:space="preserve">模块</w:t>
+            </w:r>
+          </w:p>
+        </w:tc>
+        <w:tc>
+          <w:p>
+            <w:pPr>
+              <w:pStyle w:val="Compact"/>
+              <w:jc w:val="left"/>
+            </w:pPr>
+            <w:r>
+              <w:t xml:space="preserve">内容</w:t>
             </w:r>
           </w:p>
         </w:tc>
@@ -6034,51 +6861,18 @@
               <w:jc w:val="left"/>
             </w:pPr>
             <w:r>
-              <w:t xml:space="preserve">L1_10</w:t>
-            </w:r>
-          </w:p>
-        </w:tc>
-        <w:tc>
-          <w:p>
-            <w:pPr>
-              <w:pStyle w:val="Compact"/>
-              <w:jc w:val="right"/>
-            </w:pPr>
-            <w:r>
-              <w:t xml:space="preserve">3,278</w:t>
-            </w:r>
-          </w:p>
-        </w:tc>
-        <w:tc>
-          <w:p>
-            <w:pPr>
-              <w:pStyle w:val="Compact"/>
-              <w:jc w:val="right"/>
-            </w:pPr>
-            <w:r>
-              <w:t xml:space="preserve">0.10</w:t>
-            </w:r>
-          </w:p>
-        </w:tc>
-        <w:tc>
-          <w:p>
-            <w:pPr>
-              <w:pStyle w:val="Compact"/>
-              <w:jc w:val="right"/>
-            </w:pPr>
-            <w:r>
-              <w:t xml:space="preserve">137.894</w:t>
-            </w:r>
-          </w:p>
-        </w:tc>
-        <w:tc>
-          <w:p>
-            <w:pPr>
-              <w:pStyle w:val="Compact"/>
-              <w:jc w:val="right"/>
-            </w:pPr>
-            <w:r>
-              <w:t xml:space="preserve">7786.72</w:t>
+              <w:t xml:space="preserve">列式存储</w:t>
+            </w:r>
+          </w:p>
+        </w:tc>
+        <w:tc>
+          <w:p>
+            <w:pPr>
+              <w:pStyle w:val="Compact"/>
+              <w:jc w:val="left"/>
+            </w:pPr>
+            <w:r>
+              <w:t xml:space="preserve">只加载 Q5 所需列，使用定长数组、整数日期、fixed-point revenue</w:t>
             </w:r>
           </w:p>
         </w:tc>
@@ -6091,51 +6885,27 @@
               <w:jc w:val="left"/>
             </w:pPr>
             <w:r>
-              <w:t xml:space="preserve">L2_50</w:t>
-            </w:r>
-          </w:p>
-        </w:tc>
-        <w:tc>
-          <w:p>
-            <w:pPr>
-              <w:pStyle w:val="Compact"/>
-              <w:jc w:val="right"/>
-            </w:pPr>
-            <w:r>
-              <w:t xml:space="preserve">524,290</w:t>
-            </w:r>
-          </w:p>
-        </w:tc>
-        <w:tc>
-          <w:p>
-            <w:pPr>
-              <w:pStyle w:val="Compact"/>
-              <w:jc w:val="right"/>
-            </w:pPr>
-            <w:r>
-              <w:t xml:space="preserve">0.50</w:t>
-            </w:r>
-          </w:p>
-        </w:tc>
-        <w:tc>
-          <w:p>
-            <w:pPr>
-              <w:pStyle w:val="Compact"/>
-              <w:jc w:val="right"/>
-            </w:pPr>
-            <w:r>
-              <w:t xml:space="preserve">131.454</w:t>
-            </w:r>
-          </w:p>
-        </w:tc>
-        <w:tc>
-          <w:p>
-            <w:pPr>
-              <w:pStyle w:val="Compact"/>
-              <w:jc w:val="right"/>
-            </w:pPr>
-            <w:r>
-              <w:t xml:space="preserve">8168.19</w:t>
+              <w:t xml:space="preserve">CPU engine</w:t>
+            </w:r>
+          </w:p>
+        </w:tc>
+        <w:tc>
+          <w:p>
+            <w:pPr>
+              <w:pStyle w:val="Compact"/>
+              <w:jc w:val="left"/>
+            </w:pPr>
+            <w:r>
+              <w:t xml:space="preserve">构造 filter propagation map，多线程扫描</w:t>
+            </w:r>
+            <w:r>
+              <w:t xml:space="preserve"> </w:t>
+            </w:r>
+            <w:r>
+              <w:rPr>
+                <w:rStyle w:val="VerbatimChar"/>
+              </w:rPr>
+              <w:t xml:space="preserve">lineitem</w:t>
             </w:r>
           </w:p>
         </w:tc>
@@ -6148,51 +6918,36 @@
               <w:jc w:val="left"/>
             </w:pPr>
             <w:r>
-              <w:t xml:space="preserve">L2_150</w:t>
-            </w:r>
-          </w:p>
-        </w:tc>
-        <w:tc>
-          <w:p>
-            <w:pPr>
-              <w:pStyle w:val="Compact"/>
-              <w:jc w:val="right"/>
-            </w:pPr>
-            <w:r>
-              <w:t xml:space="preserve">1,572,866</w:t>
-            </w:r>
-          </w:p>
-        </w:tc>
-        <w:tc>
-          <w:p>
-            <w:pPr>
-              <w:pStyle w:val="Compact"/>
-              <w:jc w:val="right"/>
-            </w:pPr>
-            <w:r>
-              <w:t xml:space="preserve">1.50</w:t>
-            </w:r>
-          </w:p>
-        </w:tc>
-        <w:tc>
-          <w:p>
-            <w:pPr>
-              <w:pStyle w:val="Compact"/>
-              <w:jc w:val="right"/>
-            </w:pPr>
-            <w:r>
-              <w:t xml:space="preserve">205.453</w:t>
-            </w:r>
-          </w:p>
-        </w:tc>
-        <w:tc>
-          <w:p>
-            <w:pPr>
-              <w:pStyle w:val="Compact"/>
-              <w:jc w:val="right"/>
-            </w:pPr>
-            <w:r>
-              <w:t xml:space="preserve">5226.22</w:t>
+              <w:rPr>
+                <w:rStyle w:val="VerbatimChar"/>
+              </w:rPr>
+              <w:t xml:space="preserve">gpu-copy</w:t>
+            </w:r>
+          </w:p>
+        </w:tc>
+        <w:tc>
+          <w:p>
+            <w:pPr>
+              <w:pStyle w:val="Compact"/>
+              <w:jc w:val="left"/>
+            </w:pPr>
+            <w:r>
+              <w:t xml:space="preserve">显式</w:t>
+            </w:r>
+            <w:r>
+              <w:t xml:space="preserve"> </w:t>
+            </w:r>
+            <w:r>
+              <w:rPr>
+                <w:rStyle w:val="VerbatimChar"/>
+              </w:rPr>
+              <w:t xml:space="preserve">cudaMemcpy</w:t>
+            </w:r>
+            <w:r>
+              <w:t xml:space="preserve"> </w:t>
+            </w:r>
+            <w:r>
+              <w:t xml:space="preserve">H2D，执行 CUDA kernel，再 D2H 拷回结果</w:t>
             </w:r>
           </w:p>
         </w:tc>
@@ -6205,51 +6960,45 @@
               <w:jc w:val="left"/>
             </w:pPr>
             <w:r>
-              <w:t xml:space="preserve">L3_100</w:t>
-            </w:r>
-          </w:p>
-        </w:tc>
-        <w:tc>
-          <w:p>
-            <w:pPr>
-              <w:pStyle w:val="Compact"/>
-              <w:jc w:val="right"/>
-            </w:pPr>
-            <w:r>
-              <w:t xml:space="preserve">51,904,514</w:t>
-            </w:r>
-          </w:p>
-        </w:tc>
-        <w:tc>
-          <w:p>
-            <w:pPr>
-              <w:pStyle w:val="Compact"/>
-              <w:jc w:val="right"/>
-            </w:pPr>
-            <w:r>
-              <w:t xml:space="preserve">1.00</w:t>
-            </w:r>
-          </w:p>
-        </w:tc>
-        <w:tc>
-          <w:p>
-            <w:pPr>
-              <w:pStyle w:val="Compact"/>
-              <w:jc w:val="right"/>
-            </w:pPr>
-            <w:r>
-              <w:t xml:space="preserve">1861.238</w:t>
-            </w:r>
-          </w:p>
-        </w:tc>
-        <w:tc>
-          <w:p>
-            <w:pPr>
-              <w:pStyle w:val="Compact"/>
-              <w:jc w:val="right"/>
-            </w:pPr>
-            <w:r>
-              <w:t xml:space="preserve">576.90</w:t>
+              <w:rPr>
+                <w:rStyle w:val="VerbatimChar"/>
+              </w:rPr>
+              <w:t xml:space="preserve">gpu-managed</w:t>
+            </w:r>
+          </w:p>
+        </w:tc>
+        <w:tc>
+          <w:p>
+            <w:pPr>
+              <w:pStyle w:val="Compact"/>
+              <w:jc w:val="left"/>
+            </w:pPr>
+            <w:r>
+              <w:t xml:space="preserve">使用</w:t>
+            </w:r>
+            <w:r>
+              <w:t xml:space="preserve"> </w:t>
+            </w:r>
+            <w:r>
+              <w:rPr>
+                <w:rStyle w:val="VerbatimChar"/>
+              </w:rPr>
+              <w:t xml:space="preserve">cudaMallocManaged</w:t>
+            </w:r>
+            <w:r>
+              <w:t xml:space="preserve"> </w:t>
+            </w:r>
+            <w:r>
+              <w:t xml:space="preserve">和</w:t>
+            </w:r>
+            <w:r>
+              <w:t xml:space="preserve"> </w:t>
+            </w:r>
+            <w:r>
+              <w:rPr>
+                <w:rStyle w:val="VerbatimChar"/>
+              </w:rPr>
+              <w:t xml:space="preserve">cudaMemPrefetchAsync</w:t>
             </w:r>
           </w:p>
         </w:tc>
@@ -6262,51 +7011,69 @@
               <w:jc w:val="left"/>
             </w:pPr>
             <w:r>
-              <w:t xml:space="preserve">L3_10x</w:t>
-            </w:r>
-          </w:p>
-        </w:tc>
-        <w:tc>
-          <w:p>
-            <w:pPr>
-              <w:pStyle w:val="Compact"/>
-              <w:jc w:val="right"/>
-            </w:pPr>
-            <w:r>
-              <w:t xml:space="preserve">519,045,122</w:t>
-            </w:r>
-          </w:p>
-        </w:tc>
-        <w:tc>
-          <w:p>
-            <w:pPr>
-              <w:pStyle w:val="Compact"/>
-              <w:jc w:val="right"/>
-            </w:pPr>
-            <w:r>
-              <w:t xml:space="preserve">10.00</w:t>
-            </w:r>
-          </w:p>
-        </w:tc>
-        <w:tc>
-          <w:p>
-            <w:pPr>
-              <w:pStyle w:val="Compact"/>
-              <w:jc w:val="right"/>
-            </w:pPr>
-            <w:r>
-              <w:t xml:space="preserve">12352.788</w:t>
-            </w:r>
-          </w:p>
-        </w:tc>
-        <w:tc>
-          <w:p>
-            <w:pPr>
-              <w:pStyle w:val="Compact"/>
-              <w:jc w:val="right"/>
-            </w:pPr>
-            <w:r>
-              <w:t xml:space="preserve">86.92</w:t>
+              <w:rPr>
+                <w:rStyle w:val="VerbatimChar"/>
+              </w:rPr>
+              <w:t xml:space="preserve">gpu-mapped</w:t>
+            </w:r>
+          </w:p>
+        </w:tc>
+        <w:tc>
+          <w:p>
+            <w:pPr>
+              <w:pStyle w:val="Compact"/>
+              <w:jc w:val="left"/>
+            </w:pPr>
+            <w:r>
+              <w:t xml:space="preserve">使用 mapped pinned host memory</w:t>
+            </w:r>
+          </w:p>
+        </w:tc>
+      </w:tr>
+      <w:tr>
+        <w:tc>
+          <w:p>
+            <w:pPr>
+              <w:pStyle w:val="Compact"/>
+              <w:jc w:val="left"/>
+            </w:pPr>
+            <w:r>
+              <w:t xml:space="preserve">baseline</w:t>
+            </w:r>
+          </w:p>
+        </w:tc>
+        <w:tc>
+          <w:p>
+            <w:pPr>
+              <w:pStyle w:val="Compact"/>
+              <w:jc w:val="left"/>
+            </w:pPr>
+            <w:r>
+              <w:t xml:space="preserve">Python、DuckDB、RAPIDS cuDF</w:t>
+            </w:r>
+          </w:p>
+        </w:tc>
+      </w:tr>
+      <w:tr>
+        <w:tc>
+          <w:p>
+            <w:pPr>
+              <w:pStyle w:val="Compact"/>
+              <w:jc w:val="left"/>
+            </w:pPr>
+            <w:r>
+              <w:t xml:space="preserve">校验</w:t>
+            </w:r>
+          </w:p>
+        </w:tc>
+        <w:tc>
+          <w:p>
+            <w:pPr>
+              <w:pStyle w:val="Compact"/>
+              <w:jc w:val="left"/>
+            </w:pPr>
+            <w:r>
+              <w:t xml:space="preserve">result hash 验证 CPU/GPU/Python/cuDF 输出一致</w:t>
             </w:r>
           </w:p>
         </w:tc>
@@ -6317,17 +7084,107 @@
         <w:pStyle w:val="BodyText"/>
       </w:pPr>
       <w:r>
-        <w:t xml:space="preserve">可以看到，VJ 在工作集落入 cache 时吞吐很高；当 vector 工作集接近或超过 L3 后，性能迅速下降。</w:t>
-      </w:r>
-    </w:p>
-    <w:bookmarkEnd w:id="43"/>
-    <w:bookmarkStart w:id="44" w:name="性能模型与-perf-观察"/>
+        <w:t xml:space="preserve">主要代码位于仓库根目录：</w:t>
+      </w:r>
+    </w:p>
+    <w:p>
+      <w:pPr>
+        <w:numPr>
+          <w:ilvl w:val="0"/>
+          <w:numId w:val="1017"/>
+        </w:numPr>
+        <w:pStyle w:val="Compact"/>
+      </w:pPr>
+      <w:r>
+        <w:rPr>
+          <w:rStyle w:val="VerbatimChar"/>
+        </w:rPr>
+        <w:t xml:space="preserve">src/engine/q5_plan.cpp</w:t>
+      </w:r>
+    </w:p>
+    <w:p>
+      <w:pPr>
+        <w:numPr>
+          <w:ilvl w:val="0"/>
+          <w:numId w:val="1017"/>
+        </w:numPr>
+        <w:pStyle w:val="Compact"/>
+      </w:pPr>
+      <w:r>
+        <w:rPr>
+          <w:rStyle w:val="VerbatimChar"/>
+        </w:rPr>
+        <w:t xml:space="preserve">src/cpu/q5_cpu.cpp</w:t>
+      </w:r>
+    </w:p>
+    <w:p>
+      <w:pPr>
+        <w:numPr>
+          <w:ilvl w:val="0"/>
+          <w:numId w:val="1017"/>
+        </w:numPr>
+        <w:pStyle w:val="Compact"/>
+      </w:pPr>
+      <w:r>
+        <w:rPr>
+          <w:rStyle w:val="VerbatimChar"/>
+        </w:rPr>
+        <w:t xml:space="preserve">src/cuda/q5_cuda.cu</w:t>
+      </w:r>
+    </w:p>
+    <w:p>
+      <w:pPr>
+        <w:numPr>
+          <w:ilvl w:val="0"/>
+          <w:numId w:val="1017"/>
+        </w:numPr>
+        <w:pStyle w:val="Compact"/>
+      </w:pPr>
+      <w:r>
+        <w:rPr>
+          <w:rStyle w:val="VerbatimChar"/>
+        </w:rPr>
+        <w:t xml:space="preserve">src/io/tpch_loader.cpp</w:t>
+      </w:r>
+    </w:p>
+    <w:p>
+      <w:pPr>
+        <w:numPr>
+          <w:ilvl w:val="0"/>
+          <w:numId w:val="1017"/>
+        </w:numPr>
+        <w:pStyle w:val="Compact"/>
+      </w:pPr>
+      <w:r>
+        <w:rPr>
+          <w:rStyle w:val="VerbatimChar"/>
+        </w:rPr>
+        <w:t xml:space="preserve">baselines/cudf_q5.py</w:t>
+      </w:r>
+    </w:p>
+    <w:p>
+      <w:pPr>
+        <w:numPr>
+          <w:ilvl w:val="0"/>
+          <w:numId w:val="1017"/>
+        </w:numPr>
+        <w:pStyle w:val="Compact"/>
+      </w:pPr>
+      <w:r>
+        <w:rPr>
+          <w:rStyle w:val="VerbatimChar"/>
+        </w:rPr>
+        <w:t xml:space="preserve">scripts/run_experiment_pipeline.py</w:t>
+      </w:r>
+    </w:p>
+    <w:bookmarkEnd w:id="47"/>
+    <w:bookmarkStart w:id="48" w:name="gpu-服务器与官方-sf1-实验"/>
     <w:p>
       <w:pPr>
         <w:pStyle w:val="Heading3"/>
       </w:pPr>
       <w:r>
-        <w:t xml:space="preserve">5.3 性能模型与 perf 观察</w:t>
+        <w:t xml:space="preserve">6.3 GPU 服务器与官方 SF1 实验</w:t>
       </w:r>
     </w:p>
     <w:p>
@@ -6335,7 +7192,19 @@
         <w:pStyle w:val="FirstParagraph"/>
       </w:pPr>
       <w:r>
-        <w:t xml:space="preserve">简化代价模型如下：</w:t>
+        <w:t xml:space="preserve">GPU 服务器验证在 2026-07-01 完成，使用</w:t>
+      </w:r>
+      <w:r>
+        <w:t xml:space="preserve"> </w:t>
+      </w:r>
+      <w:r>
+        <w:rPr>
+          <w:rStyle w:val="VerbatimChar"/>
+        </w:rPr>
+        <w:t xml:space="preserve">CUDA_VISIBLE_DEVICES=0</w:t>
+      </w:r>
+      <w:r>
+        <w:t xml:space="preserve">，实际测试 GPU 为 RTX 4090，compute capability 8.9。CUDA build 使用：</w:t>
       </w:r>
     </w:p>
     <w:p>
@@ -6344,56 +7213,245 @@
       </w:pPr>
       <w:r>
         <w:rPr>
+          <w:rStyle w:val="FunctionTok"/>
+        </w:rPr>
+        <w:t xml:space="preserve">cmake</w:t>
+      </w:r>
+      <w:r>
+        <w:rPr>
+          <w:rStyle w:val="NormalTok"/>
+        </w:rPr>
+        <w:t xml:space="preserve"> </w:t>
+      </w:r>
+      <w:r>
+        <w:rPr>
+          <w:rStyle w:val="AttributeTok"/>
+        </w:rPr>
+        <w:t xml:space="preserve">-S</w:t>
+      </w:r>
+      <w:r>
+        <w:rPr>
+          <w:rStyle w:val="NormalTok"/>
+        </w:rPr>
+        <w:t xml:space="preserve"> . </w:t>
+      </w:r>
+      <w:r>
+        <w:rPr>
+          <w:rStyle w:val="AttributeTok"/>
+        </w:rPr>
+        <w:t xml:space="preserve">-B</w:t>
+      </w:r>
+      <w:r>
+        <w:rPr>
+          <w:rStyle w:val="NormalTok"/>
+        </w:rPr>
+        <w:t xml:space="preserve"> build-cuda </w:t>
+      </w:r>
+      <w:r>
+        <w:rPr>
+          <w:rStyle w:val="DataTypeTok"/>
+        </w:rPr>
+        <w:t xml:space="preserve">\</w:t>
+      </w:r>
+      <w:r>
+        <w:br/>
+      </w:r>
+      <w:r>
+        <w:rPr>
+          <w:rStyle w:val="NormalTok"/>
+        </w:rPr>
+        <w:t xml:space="preserve">  </w:t>
+      </w:r>
+      <w:r>
+        <w:rPr>
+          <w:rStyle w:val="AttributeTok"/>
+        </w:rPr>
+        <w:t xml:space="preserve">-DMEMQ5_ENABLE_CUDA</w:t>
+      </w:r>
+      <w:r>
+        <w:rPr>
+          <w:rStyle w:val="OperatorTok"/>
+        </w:rPr>
+        <w:t xml:space="preserve">=</w:t>
+      </w:r>
+      <w:r>
+        <w:rPr>
+          <w:rStyle w:val="NormalTok"/>
+        </w:rPr>
+        <w:t xml:space="preserve">ON </w:t>
+      </w:r>
+      <w:r>
+        <w:rPr>
+          <w:rStyle w:val="DataTypeTok"/>
+        </w:rPr>
+        <w:t xml:space="preserve">\</w:t>
+      </w:r>
+      <w:r>
+        <w:br/>
+      </w:r>
+      <w:r>
+        <w:rPr>
+          <w:rStyle w:val="NormalTok"/>
+        </w:rPr>
+        <w:t xml:space="preserve">  </w:t>
+      </w:r>
+      <w:r>
+        <w:rPr>
+          <w:rStyle w:val="AttributeTok"/>
+        </w:rPr>
+        <w:t xml:space="preserve">-DMEMQ5_ENABLE_TESTS</w:t>
+      </w:r>
+      <w:r>
+        <w:rPr>
+          <w:rStyle w:val="OperatorTok"/>
+        </w:rPr>
+        <w:t xml:space="preserve">=</w:t>
+      </w:r>
+      <w:r>
+        <w:rPr>
+          <w:rStyle w:val="NormalTok"/>
+        </w:rPr>
+        <w:t xml:space="preserve">ON </w:t>
+      </w:r>
+      <w:r>
+        <w:rPr>
+          <w:rStyle w:val="DataTypeTok"/>
+        </w:rPr>
+        <w:t xml:space="preserve">\</w:t>
+      </w:r>
+      <w:r>
+        <w:br/>
+      </w:r>
+      <w:r>
+        <w:rPr>
+          <w:rStyle w:val="NormalTok"/>
+        </w:rPr>
+        <w:t xml:space="preserve">  </w:t>
+      </w:r>
+      <w:r>
+        <w:rPr>
+          <w:rStyle w:val="AttributeTok"/>
+        </w:rPr>
+        <w:t xml:space="preserve">-DCMAKE_CUDA_ARCHITECTURES</w:t>
+      </w:r>
+      <w:r>
+        <w:rPr>
+          <w:rStyle w:val="OperatorTok"/>
+        </w:rPr>
+        <w:t xml:space="preserve">=</w:t>
+      </w:r>
+      <w:r>
+        <w:rPr>
+          <w:rStyle w:val="NormalTok"/>
+        </w:rPr>
+        <w:t xml:space="preserve">89</w:t>
+      </w:r>
+      <w:r>
+        <w:br/>
+      </w:r>
+      <w:r>
+        <w:rPr>
+          <w:rStyle w:val="FunctionTok"/>
+        </w:rPr>
+        <w:t xml:space="preserve">cmake</w:t>
+      </w:r>
+      <w:r>
+        <w:rPr>
+          <w:rStyle w:val="NormalTok"/>
+        </w:rPr>
+        <w:t xml:space="preserve"> </w:t>
+      </w:r>
+      <w:r>
+        <w:rPr>
+          <w:rStyle w:val="AttributeTok"/>
+        </w:rPr>
+        <w:t xml:space="preserve">--build</w:t>
+      </w:r>
+      <w:r>
+        <w:rPr>
+          <w:rStyle w:val="NormalTok"/>
+        </w:rPr>
+        <w:t xml:space="preserve"> build-cuda</w:t>
+      </w:r>
+      <w:r>
+        <w:br/>
+      </w:r>
+      <w:r>
+        <w:rPr>
+          <w:rStyle w:val="VariableTok"/>
+        </w:rPr>
+        <w:t xml:space="preserve">CUDA_VISIBLE_DEVICES</w:t>
+      </w:r>
+      <w:r>
+        <w:rPr>
+          <w:rStyle w:val="OperatorTok"/>
+        </w:rPr>
+        <w:t xml:space="preserve">=</w:t>
+      </w:r>
+      <w:r>
+        <w:rPr>
+          <w:rStyle w:val="NormalTok"/>
+        </w:rPr>
+        <w:t xml:space="preserve">0 </w:t>
+      </w:r>
+      <w:r>
+        <w:rPr>
+          <w:rStyle w:val="ExtensionTok"/>
+        </w:rPr>
+        <w:t xml:space="preserve">ctest</w:t>
+      </w:r>
+      <w:r>
+        <w:rPr>
+          <w:rStyle w:val="NormalTok"/>
+        </w:rPr>
+        <w:t xml:space="preserve"> </w:t>
+      </w:r>
+      <w:r>
+        <w:rPr>
+          <w:rStyle w:val="AttributeTok"/>
+        </w:rPr>
+        <w:t xml:space="preserve">--test-dir</w:t>
+      </w:r>
+      <w:r>
+        <w:rPr>
+          <w:rStyle w:val="NormalTok"/>
+        </w:rPr>
+        <w:t xml:space="preserve"> build-cuda </w:t>
+      </w:r>
+      <w:r>
+        <w:rPr>
+          <w:rStyle w:val="AttributeTok"/>
+        </w:rPr>
+        <w:t xml:space="preserve">--output-on-failure</w:t>
+      </w:r>
+    </w:p>
+    <w:p>
+      <w:pPr>
+        <w:pStyle w:val="FirstParagraph"/>
+      </w:pPr>
+      <w:r>
+        <w:rPr>
           <w:rStyle w:val="VerbatimChar"/>
         </w:rPr>
-        <w:t xml:space="preserve">T ~= T_build_vector(R, W) + T_probe(S, W)</w:t>
-      </w:r>
-      <w:r>
-        <w:br/>
+        <w:t xml:space="preserve">ctest</w:t>
+      </w:r>
+      <w:r>
+        <w:t xml:space="preserve"> </w:t>
+      </w:r>
+      <w:r>
+        <w:t xml:space="preserve">共 6 个测试全部通过，</w:t>
       </w:r>
       <w:r>
         <w:rPr>
           <w:rStyle w:val="VerbatimChar"/>
         </w:rPr>
-        <w:t xml:space="preserve">W ~= max_key(R) * (present_bytes + payload_width)</w:t>
-      </w:r>
-    </w:p>
-    <w:p>
-      <w:pPr>
-        <w:pStyle w:val="FirstParagraph"/>
-      </w:pPr>
-      <w:r>
-        <w:t xml:space="preserve">其中</w:t>
+        <w:t xml:space="preserve">test_q5_cuda</w:t>
       </w:r>
       <w:r>
         <w:t xml:space="preserve"> </w:t>
       </w:r>
       <w:r>
-        <w:rPr>
-          <w:rStyle w:val="VerbatimChar"/>
-        </w:rPr>
-        <w:t xml:space="preserve">W</w:t>
-      </w:r>
-      <w:r>
-        <w:t xml:space="preserve"> </w:t>
-      </w:r>
-      <w:r>
-        <w:t xml:space="preserve">是 vector index 工作集大小。该模型强调：VJ 的性能不只由</w:t>
-      </w:r>
-      <w:r>
-        <w:t xml:space="preserve"> </w:t>
-      </w:r>
-      <w:r>
-        <w:rPr>
-          <w:rStyle w:val="VerbatimChar"/>
-        </w:rPr>
-        <w:t xml:space="preserve">|R|</w:t>
-      </w:r>
-      <w:r>
-        <w:t xml:space="preserve"> </w:t>
-      </w:r>
-      <w:r>
-        <w:t xml:space="preserve">决定，还由 key range 和 payload width 决定。</w:t>
+        <w:t xml:space="preserve">在真实 NVIDIA GPU 上运行并通过。</w:t>
       </w:r>
     </w:p>
     <w:p>
@@ -6401,7 +7459,7 @@
         <w:pStyle w:val="BodyText"/>
       </w:pPr>
       <w:r>
-        <w:t xml:space="preserve">perf 代表性计数如下：</w:t>
+        <w:t xml:space="preserve">官方 TPC-H SF1 数据通过 TPC-H V3.0.1 tools 生成。Q5 数据规模如下：</w:t>
       </w:r>
     </w:p>
     <w:tbl>
@@ -6416,65 +7474,21 @@
           <w:p>
             <w:pPr>
               <w:pStyle w:val="Compact"/>
-              <w:jc w:val="right"/>
-            </w:pPr>
-            <w:r>
-              <w:t xml:space="preserve">payload width</w:t>
-            </w:r>
-          </w:p>
-        </w:tc>
-        <w:tc>
-          <w:p>
-            <w:pPr>
-              <w:pStyle w:val="Compact"/>
-              <w:jc w:val="right"/>
-            </w:pPr>
-            <w:r>
-              <w:t xml:space="preserve">log2(</w:t>
-            </w:r>
-          </w:p>
-        </w:tc>
-        <w:tc>
-          <w:p>
-            <w:pPr>
-              <w:pStyle w:val="Compact"/>
-              <w:jc w:val="right"/>
-            </w:pPr>
-            <w:r>
-              <w:t xml:space="preserve">R</w:t>
-            </w:r>
-          </w:p>
-        </w:tc>
-        <w:tc>
-          <w:p>
-            <w:pPr>
-              <w:pStyle w:val="Compact"/>
-              <w:jc w:val="right"/>
-            </w:pPr>
-            <w:r>
-              <w:t xml:space="preserve">)</w:t>
-            </w:r>
-          </w:p>
-        </w:tc>
-        <w:tc>
-          <w:p>
-            <w:pPr>
-              <w:pStyle w:val="Compact"/>
-              <w:jc w:val="right"/>
-            </w:pPr>
-            <w:r>
-              <w:t xml:space="preserve">vector bytes</w:t>
-            </w:r>
-          </w:p>
-        </w:tc>
-        <w:tc>
-          <w:p>
-            <w:pPr>
-              <w:pStyle w:val="Compact"/>
-              <w:jc w:val="right"/>
-            </w:pPr>
-            <w:r>
-              <w:t xml:space="preserve">time ms</w:t>
+              <w:jc w:val="left"/>
+            </w:pPr>
+            <w:r>
+              <w:t xml:space="preserve">文件</w:t>
+            </w:r>
+          </w:p>
+        </w:tc>
+        <w:tc>
+          <w:p>
+            <w:pPr>
+              <w:pStyle w:val="Compact"/>
+              <w:jc w:val="right"/>
+            </w:pPr>
+            <w:r>
+              <w:t xml:space="preserve">行数</w:t>
             </w:r>
           </w:p>
         </w:tc>
@@ -6484,65 +7498,24 @@
           <w:p>
             <w:pPr>
               <w:pStyle w:val="Compact"/>
-              <w:jc w:val="right"/>
-            </w:pPr>
-            <w:r>
-              <w:t xml:space="preserve">1</w:t>
-            </w:r>
-          </w:p>
-        </w:tc>
-        <w:tc>
-          <w:p>
-            <w:pPr>
-              <w:pStyle w:val="Compact"/>
-              <w:jc w:val="right"/>
-            </w:pPr>
-            <w:r>
-              <w:t xml:space="preserve">20</w:t>
-            </w:r>
-          </w:p>
-        </w:tc>
-        <w:tc>
-          <w:p>
-            <w:pPr>
-              <w:pStyle w:val="Compact"/>
-              <w:jc w:val="right"/>
-            </w:pPr>
-            <w:r>
-              <w:t xml:space="preserve">2,097,154</w:t>
-            </w:r>
-          </w:p>
-        </w:tc>
-        <w:tc>
-          <w:p>
-            <w:pPr>
-              <w:pStyle w:val="Compact"/>
-              <w:jc w:val="right"/>
-            </w:pPr>
-            <w:r>
-              <w:t xml:space="preserve">24.214</w:t>
-            </w:r>
-          </w:p>
-        </w:tc>
-        <w:tc>
-          <w:p>
-            <w:pPr>
-              <w:pStyle w:val="Compact"/>
-              <w:jc w:val="right"/>
-            </w:pPr>
-            <w:r>
-              <w:t xml:space="preserve">46.36%</w:t>
-            </w:r>
-          </w:p>
-        </w:tc>
-        <w:tc>
-          <w:p>
-            <w:pPr>
-              <w:pStyle w:val="Compact"/>
-              <w:jc w:val="right"/>
-            </w:pPr>
-            <w:r>
-              <w:t xml:space="preserve">4.03%</w:t>
+              <w:jc w:val="left"/>
+            </w:pPr>
+            <w:r>
+              <w:rPr>
+                <w:rStyle w:val="VerbatimChar"/>
+              </w:rPr>
+              <w:t xml:space="preserve">region.tbl</w:t>
+            </w:r>
+          </w:p>
+        </w:tc>
+        <w:tc>
+          <w:p>
+            <w:pPr>
+              <w:pStyle w:val="Compact"/>
+              <w:jc w:val="right"/>
+            </w:pPr>
+            <w:r>
+              <w:t xml:space="preserve">5</w:t>
             </w:r>
           </w:p>
         </w:tc>
@@ -6552,65 +7525,24 @@
           <w:p>
             <w:pPr>
               <w:pStyle w:val="Compact"/>
-              <w:jc w:val="right"/>
-            </w:pPr>
-            <w:r>
-              <w:t xml:space="preserve">1</w:t>
-            </w:r>
-          </w:p>
-        </w:tc>
-        <w:tc>
-          <w:p>
-            <w:pPr>
-              <w:pStyle w:val="Compact"/>
-              <w:jc w:val="right"/>
-            </w:pPr>
-            <w:r>
-              <w:t xml:space="preserve">24</w:t>
-            </w:r>
-          </w:p>
-        </w:tc>
-        <w:tc>
-          <w:p>
-            <w:pPr>
-              <w:pStyle w:val="Compact"/>
-              <w:jc w:val="right"/>
-            </w:pPr>
-            <w:r>
-              <w:t xml:space="preserve">33,554,434</w:t>
-            </w:r>
-          </w:p>
-        </w:tc>
-        <w:tc>
-          <w:p>
-            <w:pPr>
-              <w:pStyle w:val="Compact"/>
-              <w:jc w:val="right"/>
-            </w:pPr>
-            <w:r>
-              <w:t xml:space="preserve">466.315</w:t>
-            </w:r>
-          </w:p>
-        </w:tc>
-        <w:tc>
-          <w:p>
-            <w:pPr>
-              <w:pStyle w:val="Compact"/>
-              <w:jc w:val="right"/>
-            </w:pPr>
-            <w:r>
-              <w:t xml:space="preserve">52.33%</w:t>
-            </w:r>
-          </w:p>
-        </w:tc>
-        <w:tc>
-          <w:p>
-            <w:pPr>
-              <w:pStyle w:val="Compact"/>
-              <w:jc w:val="right"/>
-            </w:pPr>
-            <w:r>
-              <w:t xml:space="preserve">7.68%</w:t>
+              <w:jc w:val="left"/>
+            </w:pPr>
+            <w:r>
+              <w:rPr>
+                <w:rStyle w:val="VerbatimChar"/>
+              </w:rPr>
+              <w:t xml:space="preserve">nation.tbl</w:t>
+            </w:r>
+          </w:p>
+        </w:tc>
+        <w:tc>
+          <w:p>
+            <w:pPr>
+              <w:pStyle w:val="Compact"/>
+              <w:jc w:val="right"/>
+            </w:pPr>
+            <w:r>
+              <w:t xml:space="preserve">25</w:t>
             </w:r>
           </w:p>
         </w:tc>
@@ -6620,65 +7552,129 @@
           <w:p>
             <w:pPr>
               <w:pStyle w:val="Compact"/>
-              <w:jc w:val="right"/>
-            </w:pPr>
-            <w:r>
-              <w:t xml:space="preserve">4</w:t>
-            </w:r>
-          </w:p>
-        </w:tc>
-        <w:tc>
-          <w:p>
-            <w:pPr>
-              <w:pStyle w:val="Compact"/>
-              <w:jc w:val="right"/>
-            </w:pPr>
-            <w:r>
-              <w:t xml:space="preserve">24</w:t>
-            </w:r>
-          </w:p>
-        </w:tc>
-        <w:tc>
-          <w:p>
-            <w:pPr>
-              <w:pStyle w:val="Compact"/>
-              <w:jc w:val="right"/>
-            </w:pPr>
-            <w:r>
-              <w:t xml:space="preserve">83,886,085</w:t>
-            </w:r>
-          </w:p>
-        </w:tc>
-        <w:tc>
-          <w:p>
-            <w:pPr>
-              <w:pStyle w:val="Compact"/>
-              <w:jc w:val="right"/>
-            </w:pPr>
-            <w:r>
-              <w:t xml:space="preserve">595.599</w:t>
-            </w:r>
-          </w:p>
-        </w:tc>
-        <w:tc>
-          <w:p>
-            <w:pPr>
-              <w:pStyle w:val="Compact"/>
-              <w:jc w:val="right"/>
-            </w:pPr>
-            <w:r>
-              <w:t xml:space="preserve">63.02%</w:t>
-            </w:r>
-          </w:p>
-        </w:tc>
-        <w:tc>
-          <w:p>
-            <w:pPr>
-              <w:pStyle w:val="Compact"/>
-              <w:jc w:val="right"/>
-            </w:pPr>
-            <w:r>
-              <w:t xml:space="preserve">8.03%</w:t>
+              <w:jc w:val="left"/>
+            </w:pPr>
+            <w:r>
+              <w:rPr>
+                <w:rStyle w:val="VerbatimChar"/>
+              </w:rPr>
+              <w:t xml:space="preserve">supplier.tbl</w:t>
+            </w:r>
+          </w:p>
+        </w:tc>
+        <w:tc>
+          <w:p>
+            <w:pPr>
+              <w:pStyle w:val="Compact"/>
+              <w:jc w:val="right"/>
+            </w:pPr>
+            <w:r>
+              <w:t xml:space="preserve">10,000</w:t>
+            </w:r>
+          </w:p>
+        </w:tc>
+      </w:tr>
+      <w:tr>
+        <w:tc>
+          <w:p>
+            <w:pPr>
+              <w:pStyle w:val="Compact"/>
+              <w:jc w:val="left"/>
+            </w:pPr>
+            <w:r>
+              <w:rPr>
+                <w:rStyle w:val="VerbatimChar"/>
+              </w:rPr>
+              <w:t xml:space="preserve">customer.tbl</w:t>
+            </w:r>
+          </w:p>
+        </w:tc>
+        <w:tc>
+          <w:p>
+            <w:pPr>
+              <w:pStyle w:val="Compact"/>
+              <w:jc w:val="right"/>
+            </w:pPr>
+            <w:r>
+              <w:t xml:space="preserve">150,000</w:t>
+            </w:r>
+          </w:p>
+        </w:tc>
+      </w:tr>
+      <w:tr>
+        <w:tc>
+          <w:p>
+            <w:pPr>
+              <w:pStyle w:val="Compact"/>
+              <w:jc w:val="left"/>
+            </w:pPr>
+            <w:r>
+              <w:rPr>
+                <w:rStyle w:val="VerbatimChar"/>
+              </w:rPr>
+              <w:t xml:space="preserve">orders.tbl</w:t>
+            </w:r>
+          </w:p>
+        </w:tc>
+        <w:tc>
+          <w:p>
+            <w:pPr>
+              <w:pStyle w:val="Compact"/>
+              <w:jc w:val="right"/>
+            </w:pPr>
+            <w:r>
+              <w:t xml:space="preserve">1,500,000</w:t>
+            </w:r>
+          </w:p>
+        </w:tc>
+      </w:tr>
+      <w:tr>
+        <w:tc>
+          <w:p>
+            <w:pPr>
+              <w:pStyle w:val="Compact"/>
+              <w:jc w:val="left"/>
+            </w:pPr>
+            <w:r>
+              <w:rPr>
+                <w:rStyle w:val="VerbatimChar"/>
+              </w:rPr>
+              <w:t xml:space="preserve">lineitem.tbl</w:t>
+            </w:r>
+          </w:p>
+        </w:tc>
+        <w:tc>
+          <w:p>
+            <w:pPr>
+              <w:pStyle w:val="Compact"/>
+              <w:jc w:val="right"/>
+            </w:pPr>
+            <w:r>
+              <w:t xml:space="preserve">6,001,215</w:t>
+            </w:r>
+          </w:p>
+        </w:tc>
+      </w:tr>
+      <w:tr>
+        <w:tc>
+          <w:p>
+            <w:pPr>
+              <w:pStyle w:val="Compact"/>
+              <w:jc w:val="left"/>
+            </w:pPr>
+            <w:r>
+              <w:t xml:space="preserve">1994 日期窗口订单</w:t>
+            </w:r>
+          </w:p>
+        </w:tc>
+        <w:tc>
+          <w:p>
+            <w:pPr>
+              <w:pStyle w:val="Compact"/>
+              <w:jc w:val="right"/>
+            </w:pPr>
+            <w:r>
+              <w:t xml:space="preserve">227,597</w:t>
             </w:r>
           </w:p>
         </w:tc>
@@ -6689,43 +7685,18 @@
         <w:pStyle w:val="BodyText"/>
       </w:pPr>
       <w:r>
-        <w:t xml:space="preserve">分析：</w:t>
-      </w:r>
-    </w:p>
-    <w:p>
-      <w:pPr>
-        <w:numPr>
-          <w:ilvl w:val="0"/>
-          <w:numId w:val="1016"/>
-        </w:numPr>
-        <w:pStyle w:val="Compact"/>
-      </w:pPr>
-      <w:r>
-        <w:t xml:space="preserve">随着 vector bytes 增大，cache miss rate 上升。</w:t>
-      </w:r>
-    </w:p>
-    <w:p>
-      <w:pPr>
-        <w:numPr>
-          <w:ilvl w:val="0"/>
-          <w:numId w:val="1016"/>
-        </w:numPr>
-        <w:pStyle w:val="Compact"/>
-      </w:pPr>
-      <w:r>
-        <w:t xml:space="preserve">payload width 从 1 增加到 4 后，vector 工作集变大，执行时间进一步增加。</w:t>
-      </w:r>
-    </w:p>
-    <w:p>
-      <w:pPr>
-        <w:numPr>
-          <w:ilvl w:val="0"/>
-          <w:numId w:val="1016"/>
-        </w:numPr>
-        <w:pStyle w:val="Compact"/>
-      </w:pPr>
-      <w:r>
-        <w:t xml:space="preserve">dTLB miss rate 也上升，说明大工作集下 TLB 覆盖能力是重要因素之一。</w:t>
+        <w:t xml:space="preserve">官方 SF1 hash 校验：</w:t>
+      </w:r>
+    </w:p>
+    <w:p>
+      <w:pPr>
+        <w:pStyle w:val="SourceCode"/>
+      </w:pPr>
+      <w:r>
+        <w:rPr>
+          <w:rStyle w:val="VerbatimChar"/>
+        </w:rPr>
+        <w:t xml:space="preserve">ok ASIA 1994-01-01 hash=9f1f5f7578dd816e engines=cpu,gpu-copy,gpu-managed,gpu-mapped,cudf</w:t>
       </w:r>
     </w:p>
     <w:p>
@@ -6733,7 +7704,682 @@
         <w:pStyle w:val="FirstParagraph"/>
       </w:pPr>
       <w:r>
-        <w:t xml:space="preserve">当前机器</w:t>
+        <w:t xml:space="preserve">CPU 8 线程输出结果：</w:t>
+      </w:r>
+    </w:p>
+    <w:tbl>
+      <w:tblPr>
+        <w:tblStyle w:val="Table"/>
+        <w:tblW w:type="pct" w:w="0.0"/>
+        <w:tblLook w:firstRow="1" w:lastRow="0" w:firstColumn="0" w:lastColumn="0" w:noHBand="0" w:noVBand="0" w:val="0020"/>
+      </w:tblPr>
+      <w:tblGrid/>
+      <w:tr>
+        <w:tc>
+          <w:p>
+            <w:pPr>
+              <w:pStyle w:val="Compact"/>
+              <w:jc w:val="left"/>
+            </w:pPr>
+            <w:r>
+              <w:t xml:space="preserve">nation</w:t>
+            </w:r>
+          </w:p>
+        </w:tc>
+        <w:tc>
+          <w:p>
+            <w:pPr>
+              <w:pStyle w:val="Compact"/>
+              <w:jc w:val="right"/>
+            </w:pPr>
+            <w:r>
+              <w:t xml:space="preserve">revenue</w:t>
+            </w:r>
+          </w:p>
+        </w:tc>
+      </w:tr>
+      <w:tr>
+        <w:tc>
+          <w:p>
+            <w:pPr>
+              <w:pStyle w:val="Compact"/>
+              <w:jc w:val="left"/>
+            </w:pPr>
+            <w:r>
+              <w:t xml:space="preserve">INDONESIA</w:t>
+            </w:r>
+          </w:p>
+        </w:tc>
+        <w:tc>
+          <w:p>
+            <w:pPr>
+              <w:pStyle w:val="Compact"/>
+              <w:jc w:val="right"/>
+            </w:pPr>
+            <w:r>
+              <w:t xml:space="preserve">55502035.06</w:t>
+            </w:r>
+          </w:p>
+        </w:tc>
+      </w:tr>
+      <w:tr>
+        <w:tc>
+          <w:p>
+            <w:pPr>
+              <w:pStyle w:val="Compact"/>
+              <w:jc w:val="left"/>
+            </w:pPr>
+            <w:r>
+              <w:t xml:space="preserve">VIETNAM</w:t>
+            </w:r>
+          </w:p>
+        </w:tc>
+        <w:tc>
+          <w:p>
+            <w:pPr>
+              <w:pStyle w:val="Compact"/>
+              <w:jc w:val="right"/>
+            </w:pPr>
+            <w:r>
+              <w:t xml:space="preserve">55295080.65</w:t>
+            </w:r>
+          </w:p>
+        </w:tc>
+      </w:tr>
+      <w:tr>
+        <w:tc>
+          <w:p>
+            <w:pPr>
+              <w:pStyle w:val="Compact"/>
+              <w:jc w:val="left"/>
+            </w:pPr>
+            <w:r>
+              <w:t xml:space="preserve">CHINA</w:t>
+            </w:r>
+          </w:p>
+        </w:tc>
+        <w:tc>
+          <w:p>
+            <w:pPr>
+              <w:pStyle w:val="Compact"/>
+              <w:jc w:val="right"/>
+            </w:pPr>
+            <w:r>
+              <w:t xml:space="preserve">53724488.13</w:t>
+            </w:r>
+          </w:p>
+        </w:tc>
+      </w:tr>
+      <w:tr>
+        <w:tc>
+          <w:p>
+            <w:pPr>
+              <w:pStyle w:val="Compact"/>
+              <w:jc w:val="left"/>
+            </w:pPr>
+            <w:r>
+              <w:t xml:space="preserve">INDIA</w:t>
+            </w:r>
+          </w:p>
+        </w:tc>
+        <w:tc>
+          <w:p>
+            <w:pPr>
+              <w:pStyle w:val="Compact"/>
+              <w:jc w:val="right"/>
+            </w:pPr>
+            <w:r>
+              <w:t xml:space="preserve">52035506.17</w:t>
+            </w:r>
+          </w:p>
+        </w:tc>
+      </w:tr>
+      <w:tr>
+        <w:tc>
+          <w:p>
+            <w:pPr>
+              <w:pStyle w:val="Compact"/>
+              <w:jc w:val="left"/>
+            </w:pPr>
+            <w:r>
+              <w:t xml:space="preserve">JAPAN</w:t>
+            </w:r>
+          </w:p>
+        </w:tc>
+        <w:tc>
+          <w:p>
+            <w:pPr>
+              <w:pStyle w:val="Compact"/>
+              <w:jc w:val="right"/>
+            </w:pPr>
+            <w:r>
+              <w:t xml:space="preserve">45410170.55</w:t>
+            </w:r>
+          </w:p>
+        </w:tc>
+      </w:tr>
+    </w:tbl>
+    <w:p>
+      <w:pPr>
+        <w:pStyle w:val="BodyText"/>
+      </w:pPr>
+      <w:r>
+        <w:t xml:space="preserve">关键性能结果如下，单位 ms：</w:t>
+      </w:r>
+    </w:p>
+    <w:tbl>
+      <w:tblPr>
+        <w:tblStyle w:val="Table"/>
+        <w:tblW w:type="pct" w:w="0.0"/>
+        <w:tblLook w:firstRow="1" w:lastRow="0" w:firstColumn="0" w:lastColumn="0" w:noHBand="0" w:noVBand="0" w:val="0020"/>
+      </w:tblPr>
+      <w:tblGrid/>
+      <w:tr>
+        <w:tc>
+          <w:p>
+            <w:pPr>
+              <w:pStyle w:val="Compact"/>
+              <w:jc w:val="left"/>
+            </w:pPr>
+            <w:r>
+              <w:t xml:space="preserve">engine</w:t>
+            </w:r>
+          </w:p>
+        </w:tc>
+        <w:tc>
+          <w:p>
+            <w:pPr>
+              <w:pStyle w:val="Compact"/>
+              <w:jc w:val="right"/>
+            </w:pPr>
+            <w:r>
+              <w:t xml:space="preserve">threads</w:t>
+            </w:r>
+          </w:p>
+        </w:tc>
+        <w:tc>
+          <w:p>
+            <w:pPr>
+              <w:pStyle w:val="Compact"/>
+              <w:jc w:val="right"/>
+            </w:pPr>
+            <w:r>
+              <w:t xml:space="preserve">total_ms</w:t>
+            </w:r>
+          </w:p>
+        </w:tc>
+        <w:tc>
+          <w:p>
+            <w:pPr>
+              <w:pStyle w:val="Compact"/>
+              <w:jc w:val="right"/>
+            </w:pPr>
+            <w:r>
+              <w:t xml:space="preserve">scan_ms</w:t>
+            </w:r>
+          </w:p>
+        </w:tc>
+        <w:tc>
+          <w:p>
+            <w:pPr>
+              <w:pStyle w:val="Compact"/>
+              <w:jc w:val="right"/>
+            </w:pPr>
+            <w:r>
+              <w:t xml:space="preserve">h2d_ms</w:t>
+            </w:r>
+          </w:p>
+        </w:tc>
+        <w:tc>
+          <w:p>
+            <w:pPr>
+              <w:pStyle w:val="Compact"/>
+              <w:jc w:val="right"/>
+            </w:pPr>
+            <w:r>
+              <w:t xml:space="preserve">kernel_ms</w:t>
+            </w:r>
+          </w:p>
+        </w:tc>
+        <w:tc>
+          <w:p>
+            <w:pPr>
+              <w:pStyle w:val="Compact"/>
+              <w:jc w:val="left"/>
+            </w:pPr>
+            <w:r>
+              <w:t xml:space="preserve">hash</w:t>
+            </w:r>
+          </w:p>
+        </w:tc>
+      </w:tr>
+      <w:tr>
+        <w:tc>
+          <w:p>
+            <w:pPr>
+              <w:pStyle w:val="Compact"/>
+              <w:jc w:val="left"/>
+            </w:pPr>
+            <w:r>
+              <w:t xml:space="preserve">cpu</w:t>
+            </w:r>
+          </w:p>
+        </w:tc>
+        <w:tc>
+          <w:p>
+            <w:pPr>
+              <w:pStyle w:val="Compact"/>
+              <w:jc w:val="right"/>
+            </w:pPr>
+            <w:r>
+              <w:t xml:space="preserve">8</w:t>
+            </w:r>
+          </w:p>
+        </w:tc>
+        <w:tc>
+          <w:p>
+            <w:pPr>
+              <w:pStyle w:val="Compact"/>
+              <w:jc w:val="right"/>
+            </w:pPr>
+            <w:r>
+              <w:t xml:space="preserve">75.372400</w:t>
+            </w:r>
+          </w:p>
+        </w:tc>
+        <w:tc>
+          <w:p>
+            <w:pPr>
+              <w:pStyle w:val="Compact"/>
+              <w:jc w:val="right"/>
+            </w:pPr>
+            <w:r>
+              <w:t xml:space="preserve">12.585000</w:t>
+            </w:r>
+          </w:p>
+        </w:tc>
+        <w:tc>
+          <w:p>
+            <w:pPr>
+              <w:pStyle w:val="Compact"/>
+              <w:jc w:val="right"/>
+            </w:pPr>
+            <w:r>
+              <w:t xml:space="preserve">0.000000</w:t>
+            </w:r>
+          </w:p>
+        </w:tc>
+        <w:tc>
+          <w:p>
+            <w:pPr>
+              <w:pStyle w:val="Compact"/>
+              <w:jc w:val="right"/>
+            </w:pPr>
+            <w:r>
+              <w:t xml:space="preserve">0.000000</w:t>
+            </w:r>
+          </w:p>
+        </w:tc>
+        <w:tc>
+          <w:p>
+            <w:pPr>
+              <w:pStyle w:val="Compact"/>
+              <w:jc w:val="left"/>
+            </w:pPr>
+            <w:r>
+              <w:rPr>
+                <w:rStyle w:val="VerbatimChar"/>
+              </w:rPr>
+              <w:t xml:space="preserve">9f1f5f7578dd816e</w:t>
+            </w:r>
+          </w:p>
+        </w:tc>
+      </w:tr>
+      <w:tr>
+        <w:tc>
+          <w:p>
+            <w:pPr>
+              <w:pStyle w:val="Compact"/>
+              <w:jc w:val="left"/>
+            </w:pPr>
+            <w:r>
+              <w:t xml:space="preserve">gpu-copy</w:t>
+            </w:r>
+          </w:p>
+        </w:tc>
+        <w:tc>
+          <w:p>
+            <w:pPr>
+              <w:pStyle w:val="Compact"/>
+              <w:jc w:val="right"/>
+            </w:pPr>
+            <w:r>
+              <w:t xml:space="preserve">8</w:t>
+            </w:r>
+          </w:p>
+        </w:tc>
+        <w:tc>
+          <w:p>
+            <w:pPr>
+              <w:pStyle w:val="Compact"/>
+              <w:jc w:val="right"/>
+            </w:pPr>
+            <w:r>
+              <w:t xml:space="preserve">268.804000</w:t>
+            </w:r>
+          </w:p>
+        </w:tc>
+        <w:tc>
+          <w:p>
+            <w:pPr>
+              <w:pStyle w:val="Compact"/>
+              <w:jc w:val="right"/>
+            </w:pPr>
+            <w:r>
+              <w:t xml:space="preserve">6.769600</w:t>
+            </w:r>
+          </w:p>
+        </w:tc>
+        <w:tc>
+          <w:p>
+            <w:pPr>
+              <w:pStyle w:val="Compact"/>
+              <w:jc w:val="right"/>
+            </w:pPr>
+            <w:r>
+              <w:t xml:space="preserve">6.515580</w:t>
+            </w:r>
+          </w:p>
+        </w:tc>
+        <w:tc>
+          <w:p>
+            <w:pPr>
+              <w:pStyle w:val="Compact"/>
+              <w:jc w:val="right"/>
+            </w:pPr>
+            <w:r>
+              <w:t xml:space="preserve">0.204800</w:t>
+            </w:r>
+          </w:p>
+        </w:tc>
+        <w:tc>
+          <w:p>
+            <w:pPr>
+              <w:pStyle w:val="Compact"/>
+              <w:jc w:val="left"/>
+            </w:pPr>
+            <w:r>
+              <w:rPr>
+                <w:rStyle w:val="VerbatimChar"/>
+              </w:rPr>
+              <w:t xml:space="preserve">9f1f5f7578dd816e</w:t>
+            </w:r>
+          </w:p>
+        </w:tc>
+      </w:tr>
+      <w:tr>
+        <w:tc>
+          <w:p>
+            <w:pPr>
+              <w:pStyle w:val="Compact"/>
+              <w:jc w:val="left"/>
+            </w:pPr>
+            <w:r>
+              <w:t xml:space="preserve">gpu-managed</w:t>
+            </w:r>
+          </w:p>
+        </w:tc>
+        <w:tc>
+          <w:p>
+            <w:pPr>
+              <w:pStyle w:val="Compact"/>
+              <w:jc w:val="right"/>
+            </w:pPr>
+            <w:r>
+              <w:t xml:space="preserve">8</w:t>
+            </w:r>
+          </w:p>
+        </w:tc>
+        <w:tc>
+          <w:p>
+            <w:pPr>
+              <w:pStyle w:val="Compact"/>
+              <w:jc w:val="right"/>
+            </w:pPr>
+            <w:r>
+              <w:t xml:space="preserve">309.007000</w:t>
+            </w:r>
+          </w:p>
+        </w:tc>
+        <w:tc>
+          <w:p>
+            <w:pPr>
+              <w:pStyle w:val="Compact"/>
+              <w:jc w:val="right"/>
+            </w:pPr>
+            <w:r>
+              <w:t xml:space="preserve">6.618240</w:t>
+            </w:r>
+          </w:p>
+        </w:tc>
+        <w:tc>
+          <w:p>
+            <w:pPr>
+              <w:pStyle w:val="Compact"/>
+              <w:jc w:val="right"/>
+            </w:pPr>
+            <w:r>
+              <w:t xml:space="preserve">6.295740</w:t>
+            </w:r>
+          </w:p>
+        </w:tc>
+        <w:tc>
+          <w:p>
+            <w:pPr>
+              <w:pStyle w:val="Compact"/>
+              <w:jc w:val="right"/>
+            </w:pPr>
+            <w:r>
+              <w:t xml:space="preserve">0.219104</w:t>
+            </w:r>
+          </w:p>
+        </w:tc>
+        <w:tc>
+          <w:p>
+            <w:pPr>
+              <w:pStyle w:val="Compact"/>
+              <w:jc w:val="left"/>
+            </w:pPr>
+            <w:r>
+              <w:rPr>
+                <w:rStyle w:val="VerbatimChar"/>
+              </w:rPr>
+              <w:t xml:space="preserve">9f1f5f7578dd816e</w:t>
+            </w:r>
+          </w:p>
+        </w:tc>
+      </w:tr>
+      <w:tr>
+        <w:tc>
+          <w:p>
+            <w:pPr>
+              <w:pStyle w:val="Compact"/>
+              <w:jc w:val="left"/>
+            </w:pPr>
+            <w:r>
+              <w:t xml:space="preserve">gpu-mapped</w:t>
+            </w:r>
+          </w:p>
+        </w:tc>
+        <w:tc>
+          <w:p>
+            <w:pPr>
+              <w:pStyle w:val="Compact"/>
+              <w:jc w:val="right"/>
+            </w:pPr>
+            <w:r>
+              <w:t xml:space="preserve">8</w:t>
+            </w:r>
+          </w:p>
+        </w:tc>
+        <w:tc>
+          <w:p>
+            <w:pPr>
+              <w:pStyle w:val="Compact"/>
+              <w:jc w:val="right"/>
+            </w:pPr>
+            <w:r>
+              <w:t xml:space="preserve">352.668000</w:t>
+            </w:r>
+          </w:p>
+        </w:tc>
+        <w:tc>
+          <w:p>
+            <w:pPr>
+              <w:pStyle w:val="Compact"/>
+              <w:jc w:val="right"/>
+            </w:pPr>
+            <w:r>
+              <w:t xml:space="preserve">2.725440</w:t>
+            </w:r>
+          </w:p>
+        </w:tc>
+        <w:tc>
+          <w:p>
+            <w:pPr>
+              <w:pStyle w:val="Compact"/>
+              <w:jc w:val="right"/>
+            </w:pPr>
+            <w:r>
+              <w:t xml:space="preserve">0.015392</w:t>
+            </w:r>
+          </w:p>
+        </w:tc>
+        <w:tc>
+          <w:p>
+            <w:pPr>
+              <w:pStyle w:val="Compact"/>
+              <w:jc w:val="right"/>
+            </w:pPr>
+            <w:r>
+              <w:t xml:space="preserve">2.678500</w:t>
+            </w:r>
+          </w:p>
+        </w:tc>
+        <w:tc>
+          <w:p>
+            <w:pPr>
+              <w:pStyle w:val="Compact"/>
+              <w:jc w:val="left"/>
+            </w:pPr>
+            <w:r>
+              <w:rPr>
+                <w:rStyle w:val="VerbatimChar"/>
+              </w:rPr>
+              <w:t xml:space="preserve">9f1f5f7578dd816e</w:t>
+            </w:r>
+          </w:p>
+        </w:tc>
+      </w:tr>
+      <w:tr>
+        <w:tc>
+          <w:p>
+            <w:pPr>
+              <w:pStyle w:val="Compact"/>
+              <w:jc w:val="left"/>
+            </w:pPr>
+            <w:r>
+              <w:t xml:space="preserve">cudf</w:t>
+            </w:r>
+          </w:p>
+        </w:tc>
+        <w:tc>
+          <w:p>
+            <w:pPr>
+              <w:pStyle w:val="Compact"/>
+              <w:jc w:val="right"/>
+            </w:pPr>
+            <w:r>
+              <w:t xml:space="preserve">1</w:t>
+            </w:r>
+          </w:p>
+        </w:tc>
+        <w:tc>
+          <w:p>
+            <w:pPr>
+              <w:pStyle w:val="Compact"/>
+              <w:jc w:val="right"/>
+            </w:pPr>
+            <w:r>
+              <w:t xml:space="preserve">4962.784182</w:t>
+            </w:r>
+          </w:p>
+        </w:tc>
+        <w:tc>
+          <w:p>
+            <w:pPr>
+              <w:pStyle w:val="Compact"/>
+              <w:jc w:val="right"/>
+            </w:pPr>
+            <w:r>
+              <w:t xml:space="preserve">4962.784182</w:t>
+            </w:r>
+          </w:p>
+        </w:tc>
+        <w:tc>
+          <w:p>
+            <w:pPr>
+              <w:pStyle w:val="Compact"/>
+              <w:jc w:val="right"/>
+            </w:pPr>
+            <w:r>
+              <w:t xml:space="preserve">0.000000</w:t>
+            </w:r>
+          </w:p>
+        </w:tc>
+        <w:tc>
+          <w:p>
+            <w:pPr>
+              <w:pStyle w:val="Compact"/>
+              <w:jc w:val="right"/>
+            </w:pPr>
+            <w:r>
+              <w:t xml:space="preserve">0.000000</w:t>
+            </w:r>
+          </w:p>
+        </w:tc>
+        <w:tc>
+          <w:p>
+            <w:pPr>
+              <w:pStyle w:val="Compact"/>
+              <w:jc w:val="left"/>
+            </w:pPr>
+            <w:r>
+              <w:rPr>
+                <w:rStyle w:val="VerbatimChar"/>
+              </w:rPr>
+              <w:t xml:space="preserve">9f1f5f7578dd816e</w:t>
+            </w:r>
+          </w:p>
+        </w:tc>
+      </w:tr>
+    </w:tbl>
+    <w:bookmarkEnd w:id="48"/>
+    <w:bookmarkStart w:id="49" w:name="期末小结"/>
+    <w:p>
+      <w:pPr>
+        <w:pStyle w:val="Heading3"/>
+      </w:pPr>
+      <w:r>
+        <w:t xml:space="preserve">6.4 期末小结</w:t>
+      </w:r>
+    </w:p>
+    <w:p>
+      <w:pPr>
+        <w:pStyle w:val="FirstParagraph"/>
+      </w:pPr>
+      <w:r>
+        <w:t xml:space="preserve">期末</w:t>
       </w:r>
       <w:r>
         <w:t xml:space="preserve"> </w:t>
@@ -6742,59 +8388,316 @@
         <w:rPr>
           <w:rStyle w:val="VerbatimChar"/>
         </w:rPr>
-        <w:t xml:space="preserve">HugePages_Total=0</w:t>
-      </w:r>
-      <w:r>
-        <w:t xml:space="preserve">，THP 为</w:t>
+        <w:t xml:space="preserve">db-tpch-q5</w:t>
       </w:r>
       <w:r>
         <w:t xml:space="preserve"> </w:t>
       </w:r>
       <w:r>
+        <w:t xml:space="preserve">项目完成了 CPU/GPU 双路径实现和官方 TPC-H SF1 实测。所有 CPU、手写 CUDA、Python 和 cuDF 路径在相同数据集上输出一致 hash，说明正确性闭合。</w:t>
+      </w:r>
+    </w:p>
+    <w:p>
+      <w:pPr>
+        <w:pStyle w:val="BodyText"/>
+      </w:pPr>
+      <w:r>
+        <w:t xml:space="preserve">性能结论是混合的：GPU kernel 本身很快，例如 SF1 上</w:t>
+      </w:r>
+      <w:r>
+        <w:t xml:space="preserve"> </w:t>
+      </w:r>
+      <w:r>
         <w:rPr>
           <w:rStyle w:val="VerbatimChar"/>
         </w:rPr>
-        <w:t xml:space="preserve">madvise</w:t>
+        <w:t xml:space="preserve">gpu-copy</w:t>
       </w:r>
       <w:r>
         <w:t xml:space="preserve"> </w:t>
       </w:r>
       <w:r>
-        <w:t xml:space="preserve">模式。代码实现了</w:t>
-      </w:r>
-      <w:r>
+        <w:t xml:space="preserve">kernel 约 0.20 ms，但完整 GPU 路径仍慢于 8 线程 CPU。原因是当前实现仍在 CPU 上构造 Q5 filter propagation map，并且每次进程级查询都承担 CUDA setup、allocation 和 synchronization 开销。这个结果符合课程讨论中的判断：GPU 不一定在所有规模上端到端胜出，只有当数据常驻、传输和初始化成本被摊薄后，GPU 才更可能体现优势。</w:t>
+      </w:r>
+    </w:p>
+    <w:bookmarkEnd w:id="49"/>
+    <w:bookmarkEnd w:id="50"/>
+    <w:bookmarkStart w:id="51" w:name="复现方式与自检"/>
+    <w:p>
+      <w:pPr>
+        <w:pStyle w:val="Heading2"/>
+      </w:pPr>
+      <w:r>
+        <w:t xml:space="preserve">7 复现方式与自检</w:t>
+      </w:r>
+    </w:p>
+    <w:p>
+      <w:pPr>
+        <w:pStyle w:val="FirstParagraph"/>
+      </w:pPr>
+      <w:r>
+        <w:t xml:space="preserve">CPU hashjoin 前期与期中自检：</w:t>
+      </w:r>
+    </w:p>
+    <w:p>
+      <w:pPr>
+        <w:pStyle w:val="SourceCode"/>
+      </w:pPr>
+      <w:r>
+        <w:rPr>
+          <w:rStyle w:val="BuiltInTok"/>
+        </w:rPr>
+        <w:t xml:space="preserve">cd</w:t>
+      </w:r>
+      <w:r>
+        <w:rPr>
+          <w:rStyle w:val="NormalTok"/>
+        </w:rPr>
+        <w:t xml:space="preserve"> hashjoin-cpu</w:t>
+      </w:r>
+      <w:r>
+        <w:br/>
+      </w:r>
+      <w:r>
+        <w:rPr>
+          <w:rStyle w:val="ExtensionTok"/>
+        </w:rPr>
+        <w:t xml:space="preserve">scripts/self_check_assignment.sh</w:t>
+      </w:r>
+    </w:p>
+    <w:p>
+      <w:pPr>
+        <w:pStyle w:val="FirstParagraph"/>
+      </w:pPr>
+      <w:r>
+        <w:t xml:space="preserve">期中 star join 复现：</w:t>
+      </w:r>
+    </w:p>
+    <w:p>
+      <w:pPr>
+        <w:pStyle w:val="SourceCode"/>
+      </w:pPr>
+      <w:r>
+        <w:rPr>
+          <w:rStyle w:val="ExtensionTok"/>
+        </w:rPr>
+        <w:t xml:space="preserve">scripts/run_starjoin_comparison.sh</w:t>
+      </w:r>
+      <w:r>
+        <w:rPr>
+          <w:rStyle w:val="NormalTok"/>
+        </w:rPr>
         <w:t xml:space="preserve"> </w:t>
       </w:r>
       <w:r>
         <w:rPr>
-          <w:rStyle w:val="VerbatimChar"/>
-        </w:rPr>
-        <w:t xml:space="preserve">--vj-hugepage</w:t>
-      </w:r>
-      <w:r>
-        <w:t xml:space="preserve">，在 VJ vector 分配后调用</w:t>
-      </w:r>
-      <w:r>
+          <w:rStyle w:val="AttributeTok"/>
+        </w:rPr>
+        <w:t xml:space="preserve">--run</w:t>
+      </w:r>
+      <w:r>
+        <w:rPr>
+          <w:rStyle w:val="NormalTok"/>
+        </w:rPr>
         <w:t xml:space="preserve"> </w:t>
       </w:r>
       <w:r>
         <w:rPr>
-          <w:rStyle w:val="VerbatimChar"/>
-        </w:rPr>
-        <w:t xml:space="preserve">madvise(MADV_HUGEPAGE)</w:t>
-      </w:r>
-      <w:r>
-        <w:t xml:space="preserve">；实测中 dTLB miss rate 未出现稳定改善，因此将其记录为大页尝试和环境限制。</w:t>
-      </w:r>
-    </w:p>
-    <w:bookmarkEnd w:id="44"/>
-    <w:bookmarkStart w:id="45" w:name="期末综合结论"/>
-    <w:p>
-      <w:pPr>
-        <w:pStyle w:val="Heading3"/>
-      </w:pPr>
-      <w:r>
-        <w:t xml:space="preserve">5.4 期末综合结论</w:t>
+          <w:rStyle w:val="DataTypeTok"/>
+        </w:rPr>
+        <w:t xml:space="preserve">\</w:t>
+      </w:r>
+      <w:r>
+        <w:br/>
+      </w:r>
+      <w:r>
+        <w:rPr>
+          <w:rStyle w:val="NormalTok"/>
+        </w:rPr>
+        <w:t xml:space="preserve">  </w:t>
+      </w:r>
+      <w:r>
+        <w:rPr>
+          <w:rStyle w:val="AttributeTok"/>
+        </w:rPr>
+        <w:t xml:space="preserve">--sf</w:t>
+      </w:r>
+      <w:r>
+        <w:rPr>
+          <w:rStyle w:val="NormalTok"/>
+        </w:rPr>
+        <w:t xml:space="preserve"> 100 </w:t>
+      </w:r>
+      <w:r>
+        <w:rPr>
+          <w:rStyle w:val="DataTypeTok"/>
+        </w:rPr>
+        <w:t xml:space="preserve">\</w:t>
+      </w:r>
+      <w:r>
+        <w:br/>
+      </w:r>
+      <w:r>
+        <w:rPr>
+          <w:rStyle w:val="NormalTok"/>
+        </w:rPr>
+        <w:t xml:space="preserve">  </w:t>
+      </w:r>
+      <w:r>
+        <w:rPr>
+          <w:rStyle w:val="AttributeTok"/>
+        </w:rPr>
+        <w:t xml:space="preserve">--threads-list</w:t>
+      </w:r>
+      <w:r>
+        <w:rPr>
+          <w:rStyle w:val="NormalTok"/>
+        </w:rPr>
+        <w:t xml:space="preserve"> </w:t>
+      </w:r>
+      <w:r>
+        <w:rPr>
+          <w:rStyle w:val="StringTok"/>
+        </w:rPr>
+        <w:t xml:space="preserve">"64"</w:t>
+      </w:r>
+      <w:r>
+        <w:rPr>
+          <w:rStyle w:val="NormalTok"/>
+        </w:rPr>
+        <w:t xml:space="preserve"> </w:t>
+      </w:r>
+      <w:r>
+        <w:rPr>
+          <w:rStyle w:val="DataTypeTok"/>
+        </w:rPr>
+        <w:t xml:space="preserve">\</w:t>
+      </w:r>
+      <w:r>
+        <w:br/>
+      </w:r>
+      <w:r>
+        <w:rPr>
+          <w:rStyle w:val="NormalTok"/>
+        </w:rPr>
+        <w:t xml:space="preserve">  </w:t>
+      </w:r>
+      <w:r>
+        <w:rPr>
+          <w:rStyle w:val="AttributeTok"/>
+        </w:rPr>
+        <w:t xml:space="preserve">--modes</w:t>
+      </w:r>
+      <w:r>
+        <w:rPr>
+          <w:rStyle w:val="NormalTok"/>
+        </w:rPr>
+        <w:t xml:space="preserve"> </w:t>
+      </w:r>
+      <w:r>
+        <w:rPr>
+          <w:rStyle w:val="StringTok"/>
+        </w:rPr>
+        <w:t xml:space="preserve">"npo pro vj"</w:t>
+      </w:r>
+      <w:r>
+        <w:rPr>
+          <w:rStyle w:val="NormalTok"/>
+        </w:rPr>
+        <w:t xml:space="preserve"> </w:t>
+      </w:r>
+      <w:r>
+        <w:rPr>
+          <w:rStyle w:val="DataTypeTok"/>
+        </w:rPr>
+        <w:t xml:space="preserve">\</w:t>
+      </w:r>
+      <w:r>
+        <w:br/>
+      </w:r>
+      <w:r>
+        <w:rPr>
+          <w:rStyle w:val="NormalTok"/>
+        </w:rPr>
+        <w:t xml:space="preserve">  </w:t>
+      </w:r>
+      <w:r>
+        <w:rPr>
+          <w:rStyle w:val="AttributeTok"/>
+        </w:rPr>
+        <w:t xml:space="preserve">--prefetch-distances</w:t>
+      </w:r>
+      <w:r>
+        <w:rPr>
+          <w:rStyle w:val="NormalTok"/>
+        </w:rPr>
+        <w:t xml:space="preserve"> </w:t>
+      </w:r>
+      <w:r>
+        <w:rPr>
+          <w:rStyle w:val="StringTok"/>
+        </w:rPr>
+        <w:t xml:space="preserve">"0"</w:t>
+      </w:r>
+      <w:r>
+        <w:rPr>
+          <w:rStyle w:val="NormalTok"/>
+        </w:rPr>
+        <w:t xml:space="preserve"> </w:t>
+      </w:r>
+      <w:r>
+        <w:rPr>
+          <w:rStyle w:val="DataTypeTok"/>
+        </w:rPr>
+        <w:t xml:space="preserve">\</w:t>
+      </w:r>
+      <w:r>
+        <w:br/>
+      </w:r>
+      <w:r>
+        <w:rPr>
+          <w:rStyle w:val="NormalTok"/>
+        </w:rPr>
+        <w:t xml:space="preserve">  </w:t>
+      </w:r>
+      <w:r>
+        <w:rPr>
+          <w:rStyle w:val="AttributeTok"/>
+        </w:rPr>
+        <w:t xml:space="preserve">--payload-width</w:t>
+      </w:r>
+      <w:r>
+        <w:rPr>
+          <w:rStyle w:val="NormalTok"/>
+        </w:rPr>
+        <w:t xml:space="preserve"> 1 </w:t>
+      </w:r>
+      <w:r>
+        <w:rPr>
+          <w:rStyle w:val="DataTypeTok"/>
+        </w:rPr>
+        <w:t xml:space="preserve">\</w:t>
+      </w:r>
+      <w:r>
+        <w:br/>
+      </w:r>
+      <w:r>
+        <w:rPr>
+          <w:rStyle w:val="NormalTok"/>
+        </w:rPr>
+        <w:t xml:space="preserve">  </w:t>
+      </w:r>
+      <w:r>
+        <w:rPr>
+          <w:rStyle w:val="AttributeTok"/>
+        </w:rPr>
+        <w:t xml:space="preserve">--timeout-seconds</w:t>
+      </w:r>
+      <w:r>
+        <w:rPr>
+          <w:rStyle w:val="NormalTok"/>
+        </w:rPr>
+        <w:t xml:space="preserve"> 3600</w:t>
       </w:r>
     </w:p>
     <w:p>
@@ -6802,67 +8705,318 @@
         <w:pStyle w:val="FirstParagraph"/>
       </w:pPr>
       <w:r>
-        <w:t xml:space="preserve">期末实验把 NPO、PRO、sort-merge、VJ、PRVJ 放到同一 full sweep 中比较，最终结论如下：</w:t>
-      </w:r>
-    </w:p>
-    <w:p>
-      <w:pPr>
-        <w:numPr>
-          <w:ilvl w:val="0"/>
-          <w:numId w:val="1017"/>
-        </w:numPr>
-        <w:pStyle w:val="Compact"/>
-      </w:pPr>
-      <w:r>
-        <w:t xml:space="preserve">小 R 或小 key range 下，VJ/NPO 固定开销低，吞吐最高。</w:t>
-      </w:r>
-    </w:p>
-    <w:p>
-      <w:pPr>
-        <w:numPr>
-          <w:ilvl w:val="0"/>
-          <w:numId w:val="1017"/>
-        </w:numPr>
-        <w:pStyle w:val="Compact"/>
-      </w:pPr>
-      <w:r>
-        <w:t xml:space="preserve">当 vector index 工作集超过 cache/TLB 覆盖能力后，直接 VJ 性能明显下降。</w:t>
-      </w:r>
-    </w:p>
-    <w:p>
-      <w:pPr>
-        <w:numPr>
-          <w:ilvl w:val="0"/>
-          <w:numId w:val="1017"/>
-        </w:numPr>
-        <w:pStyle w:val="Compact"/>
-      </w:pPr>
-      <w:r>
-        <w:t xml:space="preserve">PRVJ 通过 radix partition 缩小局部 vector 工作集，在大 R 下显著优于直接 VJ。</w:t>
-      </w:r>
-    </w:p>
-    <w:p>
-      <w:pPr>
-        <w:numPr>
-          <w:ilvl w:val="0"/>
-          <w:numId w:val="1017"/>
-        </w:numPr>
-        <w:pStyle w:val="Compact"/>
-      </w:pPr>
-      <w:r>
-        <w:t xml:space="preserve">PRO 在大规模区间保持稳定，是较稳健的通用选择。</w:t>
-      </w:r>
-    </w:p>
-    <w:p>
-      <w:pPr>
-        <w:numPr>
-          <w:ilvl w:val="0"/>
-          <w:numId w:val="1017"/>
-        </w:numPr>
-        <w:pStyle w:val="Compact"/>
-      </w:pPr>
-      <w:r>
-        <w:t xml:space="preserve">sort-merge 空间和性能模式可预测，但在本实现和本实验配置下不是最快方案。</w:t>
+        <w:t xml:space="preserve">前期 full sweep 复现：</w:t>
+      </w:r>
+    </w:p>
+    <w:p>
+      <w:pPr>
+        <w:pStyle w:val="SourceCode"/>
+      </w:pPr>
+      <w:r>
+        <w:rPr>
+          <w:rStyle w:val="ExtensionTok"/>
+        </w:rPr>
+        <w:t xml:space="preserve">scripts/run_extended_algo_comparison.sh</w:t>
+      </w:r>
+      <w:r>
+        <w:rPr>
+          <w:rStyle w:val="NormalTok"/>
+        </w:rPr>
+        <w:t xml:space="preserve"> </w:t>
+      </w:r>
+      <w:r>
+        <w:rPr>
+          <w:rStyle w:val="AttributeTok"/>
+        </w:rPr>
+        <w:t xml:space="preserve">--run</w:t>
+      </w:r>
+      <w:r>
+        <w:rPr>
+          <w:rStyle w:val="NormalTok"/>
+        </w:rPr>
+        <w:t xml:space="preserve"> </w:t>
+      </w:r>
+      <w:r>
+        <w:rPr>
+          <w:rStyle w:val="DataTypeTok"/>
+        </w:rPr>
+        <w:t xml:space="preserve">\</w:t>
+      </w:r>
+      <w:r>
+        <w:br/>
+      </w:r>
+      <w:r>
+        <w:rPr>
+          <w:rStyle w:val="NormalTok"/>
+        </w:rPr>
+        <w:t xml:space="preserve">  </w:t>
+      </w:r>
+      <w:r>
+        <w:rPr>
+          <w:rStyle w:val="AttributeTok"/>
+        </w:rPr>
+        <w:t xml:space="preserve">--threads</w:t>
+      </w:r>
+      <w:r>
+        <w:rPr>
+          <w:rStyle w:val="NormalTok"/>
+        </w:rPr>
+        <w:t xml:space="preserve"> 64 </w:t>
+      </w:r>
+      <w:r>
+        <w:rPr>
+          <w:rStyle w:val="DataTypeTok"/>
+        </w:rPr>
+        <w:t xml:space="preserve">\</w:t>
+      </w:r>
+      <w:r>
+        <w:br/>
+      </w:r>
+      <w:r>
+        <w:rPr>
+          <w:rStyle w:val="NormalTok"/>
+        </w:rPr>
+        <w:t xml:space="preserve">  </w:t>
+      </w:r>
+      <w:r>
+        <w:rPr>
+          <w:rStyle w:val="AttributeTok"/>
+        </w:rPr>
+        <w:t xml:space="preserve">--repeats</w:t>
+      </w:r>
+      <w:r>
+        <w:rPr>
+          <w:rStyle w:val="NormalTok"/>
+        </w:rPr>
+        <w:t xml:space="preserve"> 1 </w:t>
+      </w:r>
+      <w:r>
+        <w:rPr>
+          <w:rStyle w:val="DataTypeTok"/>
+        </w:rPr>
+        <w:t xml:space="preserve">\</w:t>
+      </w:r>
+      <w:r>
+        <w:br/>
+      </w:r>
+      <w:r>
+        <w:rPr>
+          <w:rStyle w:val="NormalTok"/>
+        </w:rPr>
+        <w:t xml:space="preserve">  </w:t>
+      </w:r>
+      <w:r>
+        <w:rPr>
+          <w:rStyle w:val="AttributeTok"/>
+        </w:rPr>
+        <w:t xml:space="preserve">--s-size</w:t>
+      </w:r>
+      <w:r>
+        <w:rPr>
+          <w:rStyle w:val="NormalTok"/>
+        </w:rPr>
+        <w:t xml:space="preserve"> 1073741824 </w:t>
+      </w:r>
+      <w:r>
+        <w:rPr>
+          <w:rStyle w:val="DataTypeTok"/>
+        </w:rPr>
+        <w:t xml:space="preserve">\</w:t>
+      </w:r>
+      <w:r>
+        <w:br/>
+      </w:r>
+      <w:r>
+        <w:rPr>
+          <w:rStyle w:val="NormalTok"/>
+        </w:rPr>
+        <w:t xml:space="preserve">  </w:t>
+      </w:r>
+      <w:r>
+        <w:rPr>
+          <w:rStyle w:val="AttributeTok"/>
+        </w:rPr>
+        <w:t xml:space="preserve">--r-exp-min</w:t>
+      </w:r>
+      <w:r>
+        <w:rPr>
+          <w:rStyle w:val="NormalTok"/>
+        </w:rPr>
+        <w:t xml:space="preserve"> 5 </w:t>
+      </w:r>
+      <w:r>
+        <w:rPr>
+          <w:rStyle w:val="DataTypeTok"/>
+        </w:rPr>
+        <w:t xml:space="preserve">\</w:t>
+      </w:r>
+      <w:r>
+        <w:br/>
+      </w:r>
+      <w:r>
+        <w:rPr>
+          <w:rStyle w:val="NormalTok"/>
+        </w:rPr>
+        <w:t xml:space="preserve">  </w:t>
+      </w:r>
+      <w:r>
+        <w:rPr>
+          <w:rStyle w:val="AttributeTok"/>
+        </w:rPr>
+        <w:t xml:space="preserve">--r-exp-max</w:t>
+      </w:r>
+      <w:r>
+        <w:rPr>
+          <w:rStyle w:val="NormalTok"/>
+        </w:rPr>
+        <w:t xml:space="preserve"> 30 </w:t>
+      </w:r>
+      <w:r>
+        <w:rPr>
+          <w:rStyle w:val="DataTypeTok"/>
+        </w:rPr>
+        <w:t xml:space="preserve">\</w:t>
+      </w:r>
+      <w:r>
+        <w:br/>
+      </w:r>
+      <w:r>
+        <w:rPr>
+          <w:rStyle w:val="NormalTok"/>
+        </w:rPr>
+        <w:t xml:space="preserve">  </w:t>
+      </w:r>
+      <w:r>
+        <w:rPr>
+          <w:rStyle w:val="AttributeTok"/>
+        </w:rPr>
+        <w:t xml:space="preserve">--algorithms</w:t>
+      </w:r>
+      <w:r>
+        <w:rPr>
+          <w:rStyle w:val="NormalTok"/>
+        </w:rPr>
+        <w:t xml:space="preserve"> </w:t>
+      </w:r>
+      <w:r>
+        <w:rPr>
+          <w:rStyle w:val="StringTok"/>
+        </w:rPr>
+        <w:t xml:space="preserve">"NPO PRO VJ_pw1 VJ_pw2 VJ_pw4 PRVJ_best"</w:t>
+      </w:r>
+      <w:r>
+        <w:rPr>
+          <w:rStyle w:val="NormalTok"/>
+        </w:rPr>
+        <w:t xml:space="preserve"> </w:t>
+      </w:r>
+      <w:r>
+        <w:rPr>
+          <w:rStyle w:val="DataTypeTok"/>
+        </w:rPr>
+        <w:t xml:space="preserve">\</w:t>
+      </w:r>
+      <w:r>
+        <w:br/>
+      </w:r>
+      <w:r>
+        <w:rPr>
+          <w:rStyle w:val="NormalTok"/>
+        </w:rPr>
+        <w:t xml:space="preserve">  </w:t>
+      </w:r>
+      <w:r>
+        <w:rPr>
+          <w:rStyle w:val="AttributeTok"/>
+        </w:rPr>
+        <w:t xml:space="preserve">--prvj-radix-bits</w:t>
+      </w:r>
+      <w:r>
+        <w:rPr>
+          <w:rStyle w:val="NormalTok"/>
+        </w:rPr>
+        <w:t xml:space="preserve"> 18 </w:t>
+      </w:r>
+      <w:r>
+        <w:rPr>
+          <w:rStyle w:val="DataTypeTok"/>
+        </w:rPr>
+        <w:t xml:space="preserve">\</w:t>
+      </w:r>
+      <w:r>
+        <w:br/>
+      </w:r>
+      <w:r>
+        <w:rPr>
+          <w:rStyle w:val="NormalTok"/>
+        </w:rPr>
+        <w:t xml:space="preserve">  </w:t>
+      </w:r>
+      <w:r>
+        <w:rPr>
+          <w:rStyle w:val="AttributeTok"/>
+        </w:rPr>
+        <w:t xml:space="preserve">--prvj-payload-width</w:t>
+      </w:r>
+      <w:r>
+        <w:rPr>
+          <w:rStyle w:val="NormalTok"/>
+        </w:rPr>
+        <w:t xml:space="preserve"> 4 </w:t>
+      </w:r>
+      <w:r>
+        <w:rPr>
+          <w:rStyle w:val="DataTypeTok"/>
+        </w:rPr>
+        <w:t xml:space="preserve">\</w:t>
+      </w:r>
+      <w:r>
+        <w:br/>
+      </w:r>
+      <w:r>
+        <w:rPr>
+          <w:rStyle w:val="NormalTok"/>
+        </w:rPr>
+        <w:t xml:space="preserve">  </w:t>
+      </w:r>
+      <w:r>
+        <w:rPr>
+          <w:rStyle w:val="AttributeTok"/>
+        </w:rPr>
+        <w:t xml:space="preserve">--timeout-seconds</w:t>
+      </w:r>
+      <w:r>
+        <w:rPr>
+          <w:rStyle w:val="NormalTok"/>
+        </w:rPr>
+        <w:t xml:space="preserve"> 3600 </w:t>
+      </w:r>
+      <w:r>
+        <w:rPr>
+          <w:rStyle w:val="DataTypeTok"/>
+        </w:rPr>
+        <w:t xml:space="preserve">\</w:t>
+      </w:r>
+      <w:r>
+        <w:br/>
+      </w:r>
+      <w:r>
+        <w:rPr>
+          <w:rStyle w:val="NormalTok"/>
+        </w:rPr>
+        <w:t xml:space="preserve">  </w:t>
+      </w:r>
+      <w:r>
+        <w:rPr>
+          <w:rStyle w:val="AttributeTok"/>
+        </w:rPr>
+        <w:t xml:space="preserve">--out-prefix</w:t>
+      </w:r>
+      <w:r>
+        <w:rPr>
+          <w:rStyle w:val="NormalTok"/>
+        </w:rPr>
+        <w:t xml:space="preserve"> final-full-main-s2e30</w:t>
       </w:r>
     </w:p>
     <w:p>
@@ -6870,26 +9024,7 @@
         <w:pStyle w:val="FirstParagraph"/>
       </w:pPr>
       <w:r>
-        <w:t xml:space="preserve">因此，期末阶段对前期报告的补充不是简单增加一个算法，而是进一步说明了 hardware-conscious join 的核心规律：算法性能取决于工作集与 cache、TLB、NUMA 的匹配关系。</w:t>
-      </w:r>
-    </w:p>
-    <w:bookmarkEnd w:id="45"/>
-    <w:bookmarkEnd w:id="46"/>
-    <w:bookmarkStart w:id="47" w:name="复现方式与自检"/>
-    <w:p>
-      <w:pPr>
-        <w:pStyle w:val="Heading2"/>
-      </w:pPr>
-      <w:r>
-        <w:t xml:space="preserve">6 复现方式与自检</w:t>
-      </w:r>
-    </w:p>
-    <w:p>
-      <w:pPr>
-        <w:pStyle w:val="FirstParagraph"/>
-      </w:pPr>
-      <w:r>
-        <w:t xml:space="preserve">完整自检：</w:t>
+        <w:t xml:space="preserve">期末 TPC-H Q5 自检：</w:t>
       </w:r>
     </w:p>
     <w:p>
@@ -6898,578 +9033,15 @@
       </w:pPr>
       <w:r>
         <w:rPr>
-          <w:rStyle w:val="BuiltInTok"/>
-        </w:rPr>
-        <w:t xml:space="preserve">cd</w:t>
-      </w:r>
-      <w:r>
-        <w:rPr>
-          <w:rStyle w:val="NormalTok"/>
-        </w:rPr>
-        <w:t xml:space="preserve"> hashjoin-cpu</w:t>
-      </w:r>
-      <w:r>
-        <w:br/>
-      </w:r>
-      <w:r>
-        <w:rPr>
           <w:rStyle w:val="ExtensionTok"/>
         </w:rPr>
-        <w:t xml:space="preserve">scripts/self_check_assignment.sh</w:t>
-      </w:r>
-    </w:p>
-    <w:p>
-      <w:pPr>
-        <w:pStyle w:val="FirstParagraph"/>
-      </w:pPr>
-      <w:r>
-        <w:t xml:space="preserve">期中 star join 复现：</w:t>
-      </w:r>
-    </w:p>
-    <w:p>
-      <w:pPr>
-        <w:pStyle w:val="SourceCode"/>
-      </w:pPr>
-      <w:r>
-        <w:rPr>
-          <w:rStyle w:val="ExtensionTok"/>
-        </w:rPr>
-        <w:t xml:space="preserve">scripts/run_starjoin_comparison.sh</w:t>
-      </w:r>
-      <w:r>
-        <w:rPr>
-          <w:rStyle w:val="NormalTok"/>
-        </w:rPr>
-        <w:t xml:space="preserve"> </w:t>
-      </w:r>
-      <w:r>
-        <w:rPr>
-          <w:rStyle w:val="AttributeTok"/>
-        </w:rPr>
-        <w:t xml:space="preserve">--run</w:t>
-      </w:r>
-      <w:r>
-        <w:rPr>
-          <w:rStyle w:val="NormalTok"/>
-        </w:rPr>
-        <w:t xml:space="preserve"> </w:t>
-      </w:r>
-      <w:r>
-        <w:rPr>
-          <w:rStyle w:val="DataTypeTok"/>
-        </w:rPr>
-        <w:t xml:space="preserve">\</w:t>
-      </w:r>
-      <w:r>
-        <w:br/>
-      </w:r>
-      <w:r>
-        <w:rPr>
-          <w:rStyle w:val="NormalTok"/>
-        </w:rPr>
-        <w:t xml:space="preserve">  </w:t>
-      </w:r>
-      <w:r>
-        <w:rPr>
-          <w:rStyle w:val="AttributeTok"/>
-        </w:rPr>
-        <w:t xml:space="preserve">--sf</w:t>
-      </w:r>
-      <w:r>
-        <w:rPr>
-          <w:rStyle w:val="NormalTok"/>
-        </w:rPr>
-        <w:t xml:space="preserve"> 100 </w:t>
-      </w:r>
-      <w:r>
-        <w:rPr>
-          <w:rStyle w:val="DataTypeTok"/>
-        </w:rPr>
-        <w:t xml:space="preserve">\</w:t>
-      </w:r>
-      <w:r>
-        <w:br/>
-      </w:r>
-      <w:r>
-        <w:rPr>
-          <w:rStyle w:val="NormalTok"/>
-        </w:rPr>
-        <w:t xml:space="preserve">  </w:t>
-      </w:r>
-      <w:r>
-        <w:rPr>
-          <w:rStyle w:val="AttributeTok"/>
-        </w:rPr>
-        <w:t xml:space="preserve">--threads-list</w:t>
-      </w:r>
-      <w:r>
-        <w:rPr>
-          <w:rStyle w:val="NormalTok"/>
-        </w:rPr>
-        <w:t xml:space="preserve"> </w:t>
-      </w:r>
-      <w:r>
-        <w:rPr>
-          <w:rStyle w:val="StringTok"/>
-        </w:rPr>
-        <w:t xml:space="preserve">"64"</w:t>
-      </w:r>
-      <w:r>
-        <w:rPr>
-          <w:rStyle w:val="NormalTok"/>
-        </w:rPr>
-        <w:t xml:space="preserve"> </w:t>
-      </w:r>
-      <w:r>
-        <w:rPr>
-          <w:rStyle w:val="DataTypeTok"/>
-        </w:rPr>
-        <w:t xml:space="preserve">\</w:t>
-      </w:r>
-      <w:r>
-        <w:br/>
-      </w:r>
-      <w:r>
-        <w:rPr>
-          <w:rStyle w:val="NormalTok"/>
-        </w:rPr>
-        <w:t xml:space="preserve">  </w:t>
-      </w:r>
-      <w:r>
-        <w:rPr>
-          <w:rStyle w:val="AttributeTok"/>
-        </w:rPr>
-        <w:t xml:space="preserve">--modes</w:t>
-      </w:r>
-      <w:r>
-        <w:rPr>
-          <w:rStyle w:val="NormalTok"/>
-        </w:rPr>
-        <w:t xml:space="preserve"> </w:t>
-      </w:r>
-      <w:r>
-        <w:rPr>
-          <w:rStyle w:val="StringTok"/>
-        </w:rPr>
-        <w:t xml:space="preserve">"npo pro vj"</w:t>
-      </w:r>
-      <w:r>
-        <w:rPr>
-          <w:rStyle w:val="NormalTok"/>
-        </w:rPr>
-        <w:t xml:space="preserve"> </w:t>
-      </w:r>
-      <w:r>
-        <w:rPr>
-          <w:rStyle w:val="DataTypeTok"/>
-        </w:rPr>
-        <w:t xml:space="preserve">\</w:t>
-      </w:r>
-      <w:r>
-        <w:br/>
-      </w:r>
-      <w:r>
-        <w:rPr>
-          <w:rStyle w:val="NormalTok"/>
-        </w:rPr>
-        <w:t xml:space="preserve">  </w:t>
-      </w:r>
-      <w:r>
-        <w:rPr>
-          <w:rStyle w:val="AttributeTok"/>
-        </w:rPr>
-        <w:t xml:space="preserve">--prefetch-distances</w:t>
-      </w:r>
-      <w:r>
-        <w:rPr>
-          <w:rStyle w:val="NormalTok"/>
-        </w:rPr>
-        <w:t xml:space="preserve"> </w:t>
-      </w:r>
-      <w:r>
-        <w:rPr>
-          <w:rStyle w:val="StringTok"/>
-        </w:rPr>
-        <w:t xml:space="preserve">"0"</w:t>
-      </w:r>
-      <w:r>
-        <w:rPr>
-          <w:rStyle w:val="NormalTok"/>
-        </w:rPr>
-        <w:t xml:space="preserve"> </w:t>
-      </w:r>
-      <w:r>
-        <w:rPr>
-          <w:rStyle w:val="DataTypeTok"/>
-        </w:rPr>
-        <w:t xml:space="preserve">\</w:t>
-      </w:r>
-      <w:r>
-        <w:br/>
-      </w:r>
-      <w:r>
-        <w:rPr>
-          <w:rStyle w:val="NormalTok"/>
-        </w:rPr>
-        <w:t xml:space="preserve">  </w:t>
-      </w:r>
-      <w:r>
-        <w:rPr>
-          <w:rStyle w:val="AttributeTok"/>
-        </w:rPr>
-        <w:t xml:space="preserve">--payload-width</w:t>
-      </w:r>
-      <w:r>
-        <w:rPr>
-          <w:rStyle w:val="NormalTok"/>
-        </w:rPr>
-        <w:t xml:space="preserve"> 1 </w:t>
-      </w:r>
-      <w:r>
-        <w:rPr>
-          <w:rStyle w:val="DataTypeTok"/>
-        </w:rPr>
-        <w:t xml:space="preserve">\</w:t>
-      </w:r>
-      <w:r>
-        <w:br/>
-      </w:r>
-      <w:r>
-        <w:rPr>
-          <w:rStyle w:val="NormalTok"/>
-        </w:rPr>
-        <w:t xml:space="preserve">  </w:t>
-      </w:r>
-      <w:r>
-        <w:rPr>
-          <w:rStyle w:val="AttributeTok"/>
-        </w:rPr>
-        <w:t xml:space="preserve">--timeout-seconds</w:t>
-      </w:r>
-      <w:r>
-        <w:rPr>
-          <w:rStyle w:val="NormalTok"/>
-        </w:rPr>
-        <w:t xml:space="preserve"> 3600</w:t>
-      </w:r>
-    </w:p>
-    <w:p>
-      <w:pPr>
-        <w:pStyle w:val="FirstParagraph"/>
-      </w:pPr>
-      <w:r>
-        <w:t xml:space="preserve">期末 full sweep 复现：</w:t>
-      </w:r>
-    </w:p>
-    <w:p>
-      <w:pPr>
-        <w:pStyle w:val="SourceCode"/>
-      </w:pPr>
-      <w:r>
-        <w:rPr>
-          <w:rStyle w:val="ExtensionTok"/>
-        </w:rPr>
-        <w:t xml:space="preserve">scripts/run_extended_algo_comparison.sh</w:t>
-      </w:r>
-      <w:r>
-        <w:rPr>
-          <w:rStyle w:val="NormalTok"/>
-        </w:rPr>
-        <w:t xml:space="preserve"> </w:t>
-      </w:r>
-      <w:r>
-        <w:rPr>
-          <w:rStyle w:val="AttributeTok"/>
-        </w:rPr>
-        <w:t xml:space="preserve">--run</w:t>
-      </w:r>
-      <w:r>
-        <w:rPr>
-          <w:rStyle w:val="NormalTok"/>
-        </w:rPr>
-        <w:t xml:space="preserve"> </w:t>
-      </w:r>
-      <w:r>
-        <w:rPr>
-          <w:rStyle w:val="DataTypeTok"/>
-        </w:rPr>
-        <w:t xml:space="preserve">\</w:t>
-      </w:r>
-      <w:r>
-        <w:br/>
-      </w:r>
-      <w:r>
-        <w:rPr>
-          <w:rStyle w:val="NormalTok"/>
-        </w:rPr>
-        <w:t xml:space="preserve">  </w:t>
-      </w:r>
-      <w:r>
-        <w:rPr>
-          <w:rStyle w:val="AttributeTok"/>
-        </w:rPr>
-        <w:t xml:space="preserve">--threads</w:t>
-      </w:r>
-      <w:r>
-        <w:rPr>
-          <w:rStyle w:val="NormalTok"/>
-        </w:rPr>
-        <w:t xml:space="preserve"> 64 </w:t>
-      </w:r>
-      <w:r>
-        <w:rPr>
-          <w:rStyle w:val="DataTypeTok"/>
-        </w:rPr>
-        <w:t xml:space="preserve">\</w:t>
-      </w:r>
-      <w:r>
-        <w:br/>
-      </w:r>
-      <w:r>
-        <w:rPr>
-          <w:rStyle w:val="NormalTok"/>
-        </w:rPr>
-        <w:t xml:space="preserve">  </w:t>
-      </w:r>
-      <w:r>
-        <w:rPr>
-          <w:rStyle w:val="AttributeTok"/>
-        </w:rPr>
-        <w:t xml:space="preserve">--repeats</w:t>
-      </w:r>
-      <w:r>
-        <w:rPr>
-          <w:rStyle w:val="NormalTok"/>
-        </w:rPr>
-        <w:t xml:space="preserve"> 1 </w:t>
-      </w:r>
-      <w:r>
-        <w:rPr>
-          <w:rStyle w:val="DataTypeTok"/>
-        </w:rPr>
-        <w:t xml:space="preserve">\</w:t>
-      </w:r>
-      <w:r>
-        <w:br/>
-      </w:r>
-      <w:r>
-        <w:rPr>
-          <w:rStyle w:val="NormalTok"/>
-        </w:rPr>
-        <w:t xml:space="preserve">  </w:t>
-      </w:r>
-      <w:r>
-        <w:rPr>
-          <w:rStyle w:val="AttributeTok"/>
-        </w:rPr>
-        <w:t xml:space="preserve">--s-size</w:t>
-      </w:r>
-      <w:r>
-        <w:rPr>
-          <w:rStyle w:val="NormalTok"/>
-        </w:rPr>
-        <w:t xml:space="preserve"> 1073741824 </w:t>
-      </w:r>
-      <w:r>
-        <w:rPr>
-          <w:rStyle w:val="DataTypeTok"/>
-        </w:rPr>
-        <w:t xml:space="preserve">\</w:t>
-      </w:r>
-      <w:r>
-        <w:br/>
-      </w:r>
-      <w:r>
-        <w:rPr>
-          <w:rStyle w:val="NormalTok"/>
-        </w:rPr>
-        <w:t xml:space="preserve">  </w:t>
-      </w:r>
-      <w:r>
-        <w:rPr>
-          <w:rStyle w:val="AttributeTok"/>
-        </w:rPr>
-        <w:t xml:space="preserve">--r-exp-min</w:t>
-      </w:r>
-      <w:r>
-        <w:rPr>
-          <w:rStyle w:val="NormalTok"/>
-        </w:rPr>
-        <w:t xml:space="preserve"> 5 </w:t>
-      </w:r>
-      <w:r>
-        <w:rPr>
-          <w:rStyle w:val="DataTypeTok"/>
-        </w:rPr>
-        <w:t xml:space="preserve">\</w:t>
-      </w:r>
-      <w:r>
-        <w:br/>
-      </w:r>
-      <w:r>
-        <w:rPr>
-          <w:rStyle w:val="NormalTok"/>
-        </w:rPr>
-        <w:t xml:space="preserve">  </w:t>
-      </w:r>
-      <w:r>
-        <w:rPr>
-          <w:rStyle w:val="AttributeTok"/>
-        </w:rPr>
-        <w:t xml:space="preserve">--r-exp-max</w:t>
-      </w:r>
-      <w:r>
-        <w:rPr>
-          <w:rStyle w:val="NormalTok"/>
-        </w:rPr>
-        <w:t xml:space="preserve"> 30 </w:t>
-      </w:r>
-      <w:r>
-        <w:rPr>
-          <w:rStyle w:val="DataTypeTok"/>
-        </w:rPr>
-        <w:t xml:space="preserve">\</w:t>
-      </w:r>
-      <w:r>
-        <w:br/>
-      </w:r>
-      <w:r>
-        <w:rPr>
-          <w:rStyle w:val="NormalTok"/>
-        </w:rPr>
-        <w:t xml:space="preserve">  </w:t>
-      </w:r>
-      <w:r>
-        <w:rPr>
-          <w:rStyle w:val="AttributeTok"/>
-        </w:rPr>
-        <w:t xml:space="preserve">--algorithms</w:t>
-      </w:r>
-      <w:r>
-        <w:rPr>
-          <w:rStyle w:val="NormalTok"/>
-        </w:rPr>
-        <w:t xml:space="preserve"> </w:t>
-      </w:r>
-      <w:r>
-        <w:rPr>
-          <w:rStyle w:val="StringTok"/>
-        </w:rPr>
-        <w:t xml:space="preserve">"NPO PRO VJ_pw1 VJ_pw2 VJ_pw4 PRVJ_best"</w:t>
-      </w:r>
-      <w:r>
-        <w:rPr>
-          <w:rStyle w:val="NormalTok"/>
-        </w:rPr>
-        <w:t xml:space="preserve"> </w:t>
-      </w:r>
-      <w:r>
-        <w:rPr>
-          <w:rStyle w:val="DataTypeTok"/>
-        </w:rPr>
-        <w:t xml:space="preserve">\</w:t>
-      </w:r>
-      <w:r>
-        <w:br/>
-      </w:r>
-      <w:r>
-        <w:rPr>
-          <w:rStyle w:val="NormalTok"/>
-        </w:rPr>
-        <w:t xml:space="preserve">  </w:t>
-      </w:r>
-      <w:r>
-        <w:rPr>
-          <w:rStyle w:val="AttributeTok"/>
-        </w:rPr>
-        <w:t xml:space="preserve">--prvj-radix-bits</w:t>
-      </w:r>
-      <w:r>
-        <w:rPr>
-          <w:rStyle w:val="NormalTok"/>
-        </w:rPr>
-        <w:t xml:space="preserve"> 18 </w:t>
-      </w:r>
-      <w:r>
-        <w:rPr>
-          <w:rStyle w:val="DataTypeTok"/>
-        </w:rPr>
-        <w:t xml:space="preserve">\</w:t>
-      </w:r>
-      <w:r>
-        <w:br/>
-      </w:r>
-      <w:r>
-        <w:rPr>
-          <w:rStyle w:val="NormalTok"/>
-        </w:rPr>
-        <w:t xml:space="preserve">  </w:t>
-      </w:r>
-      <w:r>
-        <w:rPr>
-          <w:rStyle w:val="AttributeTok"/>
-        </w:rPr>
-        <w:t xml:space="preserve">--prvj-payload-width</w:t>
-      </w:r>
-      <w:r>
-        <w:rPr>
-          <w:rStyle w:val="NormalTok"/>
-        </w:rPr>
-        <w:t xml:space="preserve"> 4 </w:t>
-      </w:r>
-      <w:r>
-        <w:rPr>
-          <w:rStyle w:val="DataTypeTok"/>
-        </w:rPr>
-        <w:t xml:space="preserve">\</w:t>
-      </w:r>
-      <w:r>
-        <w:br/>
-      </w:r>
-      <w:r>
-        <w:rPr>
-          <w:rStyle w:val="NormalTok"/>
-        </w:rPr>
-        <w:t xml:space="preserve">  </w:t>
-      </w:r>
-      <w:r>
-        <w:rPr>
-          <w:rStyle w:val="AttributeTok"/>
-        </w:rPr>
-        <w:t xml:space="preserve">--timeout-seconds</w:t>
-      </w:r>
-      <w:r>
-        <w:rPr>
-          <w:rStyle w:val="NormalTok"/>
-        </w:rPr>
-        <w:t xml:space="preserve"> 3600 </w:t>
-      </w:r>
-      <w:r>
-        <w:rPr>
-          <w:rStyle w:val="DataTypeTok"/>
-        </w:rPr>
-        <w:t xml:space="preserve">\</w:t>
-      </w:r>
-      <w:r>
-        <w:br/>
-      </w:r>
-      <w:r>
-        <w:rPr>
-          <w:rStyle w:val="NormalTok"/>
-        </w:rPr>
-        <w:t xml:space="preserve">  </w:t>
-      </w:r>
-      <w:r>
-        <w:rPr>
-          <w:rStyle w:val="AttributeTok"/>
-        </w:rPr>
-        <w:t xml:space="preserve">--out-prefix</w:t>
-      </w:r>
-      <w:r>
-        <w:rPr>
-          <w:rStyle w:val="NormalTok"/>
-        </w:rPr>
-        <w:t xml:space="preserve"> final-full-main-s2e30</w:t>
+        <w:t xml:space="preserve">python3</w:t>
+      </w:r>
+      <w:r>
+        <w:rPr>
+          <w:rStyle w:val="NormalTok"/>
+        </w:rPr>
+        <w:t xml:space="preserve"> scripts/self_check.py</w:t>
       </w:r>
     </w:p>
     <w:p>
@@ -7508,7 +9080,7 @@
         <w:pStyle w:val="Compact"/>
       </w:pPr>
       <w:r>
-        <w:t xml:space="preserve">full sweep summary 中 7 个变体各 26 个点，bad=0。</w:t>
+        <w:t xml:space="preserve">CPU hashjoin full sweep summary 中 7 个变体各 26 个点，bad=0。</w:t>
       </w:r>
     </w:p>
     <w:p>
@@ -7520,7 +9092,7 @@
         <w:pStyle w:val="Compact"/>
       </w:pPr>
       <w:r>
-        <w:t xml:space="preserve">star join</w:t>
+        <w:t xml:space="preserve">Star join</w:t>
       </w:r>
       <w:r>
         <w:t xml:space="preserve"> </w:t>
@@ -7547,34 +9119,7 @@
         <w:pStyle w:val="Compact"/>
       </w:pPr>
       <w:r>
-        <w:rPr>
-          <w:rStyle w:val="VerbatimChar"/>
-        </w:rPr>
-        <w:t xml:space="preserve">COURSE_REPORT.docx</w:t>
-      </w:r>
-      <w:r>
-        <w:t xml:space="preserve">、</w:t>
-      </w:r>
-      <w:r>
-        <w:rPr>
-          <w:rStyle w:val="VerbatimChar"/>
-        </w:rPr>
-        <w:t xml:space="preserve">MIDTERM_REPORT.docx</w:t>
-      </w:r>
-      <w:r>
-        <w:t xml:space="preserve">、</w:t>
-      </w:r>
-      <w:r>
-        <w:rPr>
-          <w:rStyle w:val="VerbatimChar"/>
-        </w:rPr>
-        <w:t xml:space="preserve">EXPERIMENT_REPORT.docx</w:t>
-      </w:r>
-      <w:r>
-        <w:t xml:space="preserve"> </w:t>
-      </w:r>
-      <w:r>
-        <w:t xml:space="preserve">已生成。</w:t>
+        <w:t xml:space="preserve">TPC-H Q5 根项目 self-check 通过。</w:t>
       </w:r>
     </w:p>
     <w:p>
@@ -7586,6 +9131,54 @@
         <w:pStyle w:val="Compact"/>
       </w:pPr>
       <w:r>
+        <w:rPr>
+          <w:rStyle w:val="VerbatimChar"/>
+        </w:rPr>
+        <w:t xml:space="preserve">COURSE_REPORT.docx</w:t>
+      </w:r>
+      <w:r>
+        <w:t xml:space="preserve">、</w:t>
+      </w:r>
+      <w:r>
+        <w:rPr>
+          <w:rStyle w:val="VerbatimChar"/>
+        </w:rPr>
+        <w:t xml:space="preserve">MIDTERM_REPORT.docx</w:t>
+      </w:r>
+      <w:r>
+        <w:t xml:space="preserve">、</w:t>
+      </w:r>
+      <w:r>
+        <w:rPr>
+          <w:rStyle w:val="VerbatimChar"/>
+        </w:rPr>
+        <w:t xml:space="preserve">EXPERIMENT_REPORT.docx</w:t>
+      </w:r>
+      <w:r>
+        <w:t xml:space="preserve">、</w:t>
+      </w:r>
+      <w:r>
+        <w:rPr>
+          <w:rStyle w:val="VerbatimChar"/>
+        </w:rPr>
+        <w:t xml:space="preserve">docs/FINAL_REPORT.docx</w:t>
+      </w:r>
+      <w:r>
+        <w:t xml:space="preserve"> </w:t>
+      </w:r>
+      <w:r>
+        <w:t xml:space="preserve">已生成。</w:t>
+      </w:r>
+    </w:p>
+    <w:p>
+      <w:pPr>
+        <w:numPr>
+          <w:ilvl w:val="0"/>
+          <w:numId w:val="1018"/>
+        </w:numPr>
+        <w:pStyle w:val="Compact"/>
+      </w:pPr>
+      <w:r>
         <w:t xml:space="preserve">最终代码包已生成在仓库根目录</w:t>
       </w:r>
       <w:r>
@@ -7601,14 +9194,14 @@
         <w:t xml:space="preserve">。</w:t>
       </w:r>
     </w:p>
-    <w:bookmarkEnd w:id="47"/>
-    <w:bookmarkStart w:id="48" w:name="总结"/>
+    <w:bookmarkEnd w:id="51"/>
+    <w:bookmarkStart w:id="52" w:name="总结"/>
     <w:p>
       <w:pPr>
         <w:pStyle w:val="Heading2"/>
       </w:pPr>
       <w:r>
-        <w:t xml:space="preserve">7 总结</w:t>
+        <w:t xml:space="preserve">8 总结</w:t>
       </w:r>
     </w:p>
     <w:p>
@@ -7616,7 +9209,7 @@
         <w:pStyle w:val="FirstParagraph"/>
       </w:pPr>
       <w:r>
-        <w:t xml:space="preserve">本报告沿用前期《内存连接算法报告》的写法，并在其后续写期中和期末大作业内容。最终完成情况如下：</w:t>
+        <w:t xml:space="preserve">本报告按课程要求重新区分了前期、期中和期末工作：</w:t>
       </w:r>
     </w:p>
     <w:p>
@@ -7628,7 +9221,7 @@
         <w:pStyle w:val="Compact"/>
       </w:pPr>
       <w:r>
-        <w:t xml:space="preserve">前期实验修订了 CPU/NUMA/MLC 硬件测试结果，并保留 NPO、PRO、sort-merge 的基础综合对比。</w:t>
+        <w:t xml:space="preserve">PDF 第 1 到第 5 项属于前期实验与扩展算法探索，已经完成硬件参数测试、NPO/PRO/sort-merge 综合对比、VJ/PRVJ 实现、VJ 工作集与 cache/TLB 分析。</w:t>
       </w:r>
     </w:p>
     <w:p>
@@ -7640,7 +9233,7 @@
         <w:pStyle w:val="Compact"/>
       </w:pPr>
       <w:r>
-        <w:t xml:space="preserve">期中实验实现了 NPO、PRO、VJ 三种 Star Join，多表连接在</w:t>
+        <w:t xml:space="preserve">PDF 第 6 项属于期中报告，已经完成 NPO、PRO、VJ 三种 Star Join，多表连接在</w:t>
       </w:r>
       <w:r>
         <w:t xml:space="preserve"> </w:t>
@@ -7667,31 +9260,22 @@
         <w:pStyle w:val="Compact"/>
       </w:pPr>
       <w:r>
-        <w:t xml:space="preserve">期末实验实现并分析了 VJ 和 PRVJ，把 NPO、PRO、sort-merge、VJ、PRVJ 放入同一 full sweep 中比较。</w:t>
-      </w:r>
-    </w:p>
-    <w:p>
-      <w:pPr>
-        <w:numPr>
-          <w:ilvl w:val="0"/>
-          <w:numId w:val="1019"/>
-        </w:numPr>
-        <w:pStyle w:val="Compact"/>
-      </w:pPr>
-      <w:r>
-        <w:t xml:space="preserve">VJ 的优势来自数组访问和低空间开销，但其边界来自 vector index 工作集超过 cache/TLB 后的随机访存。</w:t>
-      </w:r>
-    </w:p>
-    <w:p>
-      <w:pPr>
-        <w:numPr>
-          <w:ilvl w:val="0"/>
-          <w:numId w:val="1019"/>
-        </w:numPr>
-        <w:pStyle w:val="Compact"/>
-      </w:pPr>
-      <w:r>
-        <w:t xml:space="preserve">PRVJ 通过分区恢复局部性，是对直接 VJ 的有效扩展。</w:t>
+        <w:t xml:space="preserve">期末报告是</w:t>
+      </w:r>
+      <w:r>
+        <w:t xml:space="preserve"> </w:t>
+      </w:r>
+      <w:r>
+        <w:rPr>
+          <w:rStyle w:val="VerbatimChar"/>
+        </w:rPr>
+        <w:t xml:space="preserve">db-tpch-q5</w:t>
+      </w:r>
+      <w:r>
+        <w:t xml:space="preserve"> </w:t>
+      </w:r>
+      <w:r>
+        <w:t xml:space="preserve">项目，已经完成 TPC-H Q5 CPU/GPU 查询引擎、官方 SF1 实验和 cuDF baseline 对比。</w:t>
       </w:r>
     </w:p>
     <w:p>
@@ -7699,11 +9283,11 @@
         <w:pStyle w:val="FirstParagraph"/>
       </w:pPr>
       <w:r>
-        <w:t xml:space="preserve">总体规律可以概括为：小范围连续 key 场景下优先考虑 VJ；大范围工作集下直接 VJ 会退化，需要 PRVJ 或 PRO 这样的分区方案；排序归并作为代表实现可以提供稳定但不占优的参考曲线。最终代码、实验脚本、原始 CSV、图表和报告已经整合到同一开源仓库中。</w:t>
-      </w:r>
-    </w:p>
-    <w:bookmarkEnd w:id="48"/>
-    <w:bookmarkEnd w:id="49"/>
+        <w:t xml:space="preserve">最终交付内容包括同一 GitHub 仓库中的 CPU hashjoin 前期/期中代码、TPC-H Q5 期末项目代码、统一课程报告、单独期中报告、期末 TPC-H Q5 报告、原始 CSV、图表和最终源码压缩包。</w:t>
+      </w:r>
+    </w:p>
+    <w:bookmarkEnd w:id="52"/>
+    <w:bookmarkEnd w:id="53"/>
     <w:sectPr/>
   </w:body>
 </w:document>
@@ -8265,66 +9849,6 @@
     </w:lvlOverride>
   </w:num>
   <w:num w:numId="1005">
-    <w:abstractNumId w:val="99411"/>
-    <w:lvlOverride w:ilvl="0">
-      <w:startOverride w:val="1"/>
-    </w:lvlOverride>
-    <w:lvlOverride w:ilvl="1">
-      <w:startOverride w:val="1"/>
-    </w:lvlOverride>
-    <w:lvlOverride w:ilvl="2">
-      <w:startOverride w:val="1"/>
-    </w:lvlOverride>
-    <w:lvlOverride w:ilvl="3">
-      <w:startOverride w:val="1"/>
-    </w:lvlOverride>
-    <w:lvlOverride w:ilvl="4">
-      <w:startOverride w:val="1"/>
-    </w:lvlOverride>
-    <w:lvlOverride w:ilvl="5">
-      <w:startOverride w:val="1"/>
-    </w:lvlOverride>
-    <w:lvlOverride w:ilvl="6">
-      <w:startOverride w:val="1"/>
-    </w:lvlOverride>
-    <w:lvlOverride w:ilvl="7">
-      <w:startOverride w:val="1"/>
-    </w:lvlOverride>
-    <w:lvlOverride w:ilvl="8">
-      <w:startOverride w:val="1"/>
-    </w:lvlOverride>
-  </w:num>
-  <w:num w:numId="1006">
-    <w:abstractNumId w:val="99411"/>
-    <w:lvlOverride w:ilvl="0">
-      <w:startOverride w:val="1"/>
-    </w:lvlOverride>
-    <w:lvlOverride w:ilvl="1">
-      <w:startOverride w:val="1"/>
-    </w:lvlOverride>
-    <w:lvlOverride w:ilvl="2">
-      <w:startOverride w:val="1"/>
-    </w:lvlOverride>
-    <w:lvlOverride w:ilvl="3">
-      <w:startOverride w:val="1"/>
-    </w:lvlOverride>
-    <w:lvlOverride w:ilvl="4">
-      <w:startOverride w:val="1"/>
-    </w:lvlOverride>
-    <w:lvlOverride w:ilvl="5">
-      <w:startOverride w:val="1"/>
-    </w:lvlOverride>
-    <w:lvlOverride w:ilvl="6">
-      <w:startOverride w:val="1"/>
-    </w:lvlOverride>
-    <w:lvlOverride w:ilvl="7">
-      <w:startOverride w:val="1"/>
-    </w:lvlOverride>
-    <w:lvlOverride w:ilvl="8">
-      <w:startOverride w:val="1"/>
-    </w:lvlOverride>
-  </w:num>
-  <w:num w:numId="1007">
     <w:abstractNumId w:val="99413"/>
     <w:lvlOverride w:ilvl="0">
       <w:startOverride w:val="3"/>
@@ -8354,7 +9878,7 @@
       <w:startOverride w:val="3"/>
     </w:lvlOverride>
   </w:num>
-  <w:num w:numId="1008">
+  <w:num w:numId="1006">
     <w:abstractNumId w:val="99414"/>
     <w:lvlOverride w:ilvl="0">
       <w:startOverride w:val="4"/>
@@ -8383,6 +9907,12 @@
     <w:lvlOverride w:ilvl="8">
       <w:startOverride w:val="4"/>
     </w:lvlOverride>
+  </w:num>
+  <w:num w:numId="1007">
+    <w:abstractNumId w:val="991"/>
+  </w:num>
+  <w:num w:numId="1008">
+    <w:abstractNumId w:val="991"/>
   </w:num>
   <w:num w:numId="1009">
     <w:abstractNumId w:val="991"/>
@@ -8418,7 +9948,34 @@
     </w:lvlOverride>
   </w:num>
   <w:num w:numId="1011">
-    <w:abstractNumId w:val="991"/>
+    <w:abstractNumId w:val="99411"/>
+    <w:lvlOverride w:ilvl="0">
+      <w:startOverride w:val="1"/>
+    </w:lvlOverride>
+    <w:lvlOverride w:ilvl="1">
+      <w:startOverride w:val="1"/>
+    </w:lvlOverride>
+    <w:lvlOverride w:ilvl="2">
+      <w:startOverride w:val="1"/>
+    </w:lvlOverride>
+    <w:lvlOverride w:ilvl="3">
+      <w:startOverride w:val="1"/>
+    </w:lvlOverride>
+    <w:lvlOverride w:ilvl="4">
+      <w:startOverride w:val="1"/>
+    </w:lvlOverride>
+    <w:lvlOverride w:ilvl="5">
+      <w:startOverride w:val="1"/>
+    </w:lvlOverride>
+    <w:lvlOverride w:ilvl="6">
+      <w:startOverride w:val="1"/>
+    </w:lvlOverride>
+    <w:lvlOverride w:ilvl="7">
+      <w:startOverride w:val="1"/>
+    </w:lvlOverride>
+    <w:lvlOverride w:ilvl="8">
+      <w:startOverride w:val="1"/>
+    </w:lvlOverride>
   </w:num>
   <w:num w:numId="1012">
     <w:abstractNumId w:val="99411"/>
@@ -8511,34 +10068,7 @@
     </w:lvlOverride>
   </w:num>
   <w:num w:numId="1015">
-    <w:abstractNumId w:val="99411"/>
-    <w:lvlOverride w:ilvl="0">
-      <w:startOverride w:val="1"/>
-    </w:lvlOverride>
-    <w:lvlOverride w:ilvl="1">
-      <w:startOverride w:val="1"/>
-    </w:lvlOverride>
-    <w:lvlOverride w:ilvl="2">
-      <w:startOverride w:val="1"/>
-    </w:lvlOverride>
-    <w:lvlOverride w:ilvl="3">
-      <w:startOverride w:val="1"/>
-    </w:lvlOverride>
-    <w:lvlOverride w:ilvl="4">
-      <w:startOverride w:val="1"/>
-    </w:lvlOverride>
-    <w:lvlOverride w:ilvl="5">
-      <w:startOverride w:val="1"/>
-    </w:lvlOverride>
-    <w:lvlOverride w:ilvl="6">
-      <w:startOverride w:val="1"/>
-    </w:lvlOverride>
-    <w:lvlOverride w:ilvl="7">
-      <w:startOverride w:val="1"/>
-    </w:lvlOverride>
-    <w:lvlOverride w:ilvl="8">
-      <w:startOverride w:val="1"/>
-    </w:lvlOverride>
+    <w:abstractNumId w:val="991"/>
   </w:num>
   <w:num w:numId="1016">
     <w:abstractNumId w:val="99411"/>
@@ -8571,34 +10101,7 @@
     </w:lvlOverride>
   </w:num>
   <w:num w:numId="1017">
-    <w:abstractNumId w:val="99411"/>
-    <w:lvlOverride w:ilvl="0">
-      <w:startOverride w:val="1"/>
-    </w:lvlOverride>
-    <w:lvlOverride w:ilvl="1">
-      <w:startOverride w:val="1"/>
-    </w:lvlOverride>
-    <w:lvlOverride w:ilvl="2">
-      <w:startOverride w:val="1"/>
-    </w:lvlOverride>
-    <w:lvlOverride w:ilvl="3">
-      <w:startOverride w:val="1"/>
-    </w:lvlOverride>
-    <w:lvlOverride w:ilvl="4">
-      <w:startOverride w:val="1"/>
-    </w:lvlOverride>
-    <w:lvlOverride w:ilvl="5">
-      <w:startOverride w:val="1"/>
-    </w:lvlOverride>
-    <w:lvlOverride w:ilvl="6">
-      <w:startOverride w:val="1"/>
-    </w:lvlOverride>
-    <w:lvlOverride w:ilvl="7">
-      <w:startOverride w:val="1"/>
-    </w:lvlOverride>
-    <w:lvlOverride w:ilvl="8">
-      <w:startOverride w:val="1"/>
-    </w:lvlOverride>
+    <w:abstractNumId w:val="991"/>
   </w:num>
   <w:num w:numId="1018">
     <w:abstractNumId w:val="99411"/>
